--- a/DOCS/2024 10 23 -- Plantilla Memoria Proyecto (1).docx
+++ b/DOCS/2024 10 23 -- Plantilla Memoria Proyecto (1).docx
@@ -8195,7 +8195,21 @@
         <w:rPr>
           <w:rFonts w:ascii="Tahoma" w:hAnsi="Tahoma" w:cs="Tahoma"/>
         </w:rPr>
-        <w:t>El proyecto sigue principios de arquitectura limpia, separando el código en capas (Presentación, Dominio, Datos) para asegurar que la lógica de negocio sea independiente de la interfaz de usuario y de los frameworks externos, facilitando las pruebas y el mantenimiento.</w:t>
+        <w:t xml:space="preserve">El proyecto sigue principios de arquitectura limpia, separando el código en capas (Presentación, Dominio, Datos) para asegurar que la lógica de negocio sea independiente de la interfaz de usuario y de los </w:t>
+      </w:r>
+      <w:proofErr w:type="spellStart"/>
+      <w:r>
+        <w:rPr>
+          <w:rFonts w:ascii="Tahoma" w:hAnsi="Tahoma" w:cs="Tahoma"/>
+        </w:rPr>
+        <w:t>frameworks</w:t>
+      </w:r>
+      <w:proofErr w:type="spellEnd"/>
+      <w:r>
+        <w:rPr>
+          <w:rFonts w:ascii="Tahoma" w:hAnsi="Tahoma" w:cs="Tahoma"/>
+        </w:rPr>
+        <w:t xml:space="preserve"> externos, facilitando las pruebas y el mantenimiento.</w:t>
       </w:r>
     </w:p>
     <w:p>
@@ -8512,7 +8526,21 @@
         <w:rPr>
           <w:rFonts w:ascii="Tahoma" w:hAnsi="Tahoma" w:cs="Tahoma"/>
         </w:rPr>
-        <w:t>RF 7: Dashboards diferenciados por rol (Empresa y Candidato).</w:t>
+        <w:t xml:space="preserve">RF 7: </w:t>
+      </w:r>
+      <w:proofErr w:type="spellStart"/>
+      <w:r>
+        <w:rPr>
+          <w:rFonts w:ascii="Tahoma" w:hAnsi="Tahoma" w:cs="Tahoma"/>
+        </w:rPr>
+        <w:t>Dashboards</w:t>
+      </w:r>
+      <w:proofErr w:type="spellEnd"/>
+      <w:r>
+        <w:rPr>
+          <w:rFonts w:ascii="Tahoma" w:hAnsi="Tahoma" w:cs="Tahoma"/>
+        </w:rPr>
+        <w:t xml:space="preserve"> diferenciados por rol (Empresa y Candidato).</w:t>
       </w:r>
     </w:p>
     <w:p>
@@ -8526,7 +8554,21 @@
         <w:rPr>
           <w:rFonts w:ascii="Tahoma" w:hAnsi="Tahoma" w:cs="Tahoma"/>
         </w:rPr>
-        <w:t>RF 8: Navegación entre página principal y dashboards según autenticación.</w:t>
+        <w:t xml:space="preserve">RF 8: Navegación entre página principal y </w:t>
+      </w:r>
+      <w:proofErr w:type="spellStart"/>
+      <w:r>
+        <w:rPr>
+          <w:rFonts w:ascii="Tahoma" w:hAnsi="Tahoma" w:cs="Tahoma"/>
+        </w:rPr>
+        <w:t>dashboards</w:t>
+      </w:r>
+      <w:proofErr w:type="spellEnd"/>
+      <w:r>
+        <w:rPr>
+          <w:rFonts w:ascii="Tahoma" w:hAnsi="Tahoma" w:cs="Tahoma"/>
+        </w:rPr>
+        <w:t xml:space="preserve"> según autenticación.</w:t>
       </w:r>
     </w:p>
     <w:p>
@@ -8867,7 +8909,25 @@
                 <w:color w:val="000000"/>
                 <w:lang w:eastAsia="es-ES"/>
               </w:rPr>
-              <w:t>Todas las contraseñas almacenadas en la base de datos deben estar encriptadas utilizando algoritmos seguros (por ejemplo, bcrypt) para garantizar la protección de credenciales.</w:t>
+              <w:t xml:space="preserve">Todas las contraseñas almacenadas en la base de datos deben estar encriptadas utilizando algoritmos seguros (por ejemplo, </w:t>
+            </w:r>
+            <w:proofErr w:type="spellStart"/>
+            <w:r>
+              <w:rPr>
+                <w:rFonts w:ascii="Tahoma" w:eastAsia="Times New Roman" w:hAnsi="Tahoma" w:cs="Tahoma"/>
+                <w:color w:val="000000"/>
+                <w:lang w:eastAsia="es-ES"/>
+              </w:rPr>
+              <w:t>bcrypt</w:t>
+            </w:r>
+            <w:proofErr w:type="spellEnd"/>
+            <w:r>
+              <w:rPr>
+                <w:rFonts w:ascii="Tahoma" w:eastAsia="Times New Roman" w:hAnsi="Tahoma" w:cs="Tahoma"/>
+                <w:color w:val="000000"/>
+                <w:lang w:eastAsia="es-ES"/>
+              </w:rPr>
+              <w:t>) para garantizar la protección de credenciales.</w:t>
             </w:r>
           </w:p>
         </w:tc>
@@ -13142,83 +13202,12 @@
           <w:rFonts w:ascii="Tahoma" w:hAnsi="Tahoma" w:cs="Tahoma"/>
         </w:rPr>
       </w:pPr>
-    </w:p>
-    <w:p>
-      <w:pPr>
-        <w:pStyle w:val="Heading3"/>
-        <w:rPr>
-          <w:rFonts w:ascii="Tahoma" w:hAnsi="Tahoma" w:cs="Tahoma"/>
-        </w:rPr>
-      </w:pPr>
-      <w:bookmarkStart w:id="58" w:name="_Toc180586170"/>
-      <w:r>
-        <w:rPr>
-          <w:rFonts w:ascii="Tahoma" w:hAnsi="Tahoma" w:cs="Tahoma"/>
-        </w:rPr>
-        <w:t xml:space="preserve">Integración del SGBD en </w:t>
-      </w:r>
-      <w:r>
-        <w:rPr>
-          <w:rFonts w:ascii="Tahoma" w:hAnsi="Tahoma" w:cs="Tahoma"/>
-        </w:rPr>
-        <w:t>n</w:t>
-      </w:r>
-      <w:r>
-        <w:rPr>
-          <w:rFonts w:ascii="Tahoma" w:hAnsi="Tahoma" w:cs="Tahoma"/>
-        </w:rPr>
-        <w:t>uestro</w:t>
-      </w:r>
-      <w:r>
-        <w:rPr>
-          <w:rFonts w:ascii="Tahoma" w:hAnsi="Tahoma" w:cs="Tahoma"/>
-        </w:rPr>
-        <w:t xml:space="preserve"> </w:t>
-      </w:r>
-      <w:r>
-        <w:rPr>
-          <w:rFonts w:ascii="Tahoma" w:hAnsi="Tahoma" w:cs="Tahoma"/>
-        </w:rPr>
-        <w:t>s</w:t>
-      </w:r>
-      <w:r>
-        <w:rPr>
-          <w:rFonts w:ascii="Tahoma" w:hAnsi="Tahoma" w:cs="Tahoma"/>
-        </w:rPr>
-        <w:t>istema</w:t>
-      </w:r>
-      <w:bookmarkEnd w:id="58"/>
-    </w:p>
-    <w:p>
-      <w:pPr>
-        <w:rPr>
-          <w:rFonts w:ascii="Tahoma" w:hAnsi="Tahoma" w:cs="Tahoma"/>
-        </w:rPr>
-      </w:pPr>
-    </w:p>
-    <w:p>
-      <w:pPr>
-        <w:pStyle w:val="Heading3"/>
-        <w:rPr>
-          <w:rFonts w:ascii="Tahoma" w:hAnsi="Tahoma" w:cs="Tahoma"/>
-        </w:rPr>
-      </w:pPr>
-      <w:bookmarkStart w:id="59" w:name="_Toc180586171"/>
-      <w:r>
-        <w:rPr>
-          <w:rFonts w:ascii="Tahoma" w:hAnsi="Tahoma" w:cs="Tahoma"/>
-        </w:rPr>
-        <w:t>Diagrama E-R</w:t>
-      </w:r>
-      <w:bookmarkEnd w:id="59"/>
-    </w:p>
-    <w:p>
       <w:r>
         <w:rPr>
           <w:noProof/>
         </w:rPr>
         <w:drawing>
-          <wp:inline distT="0" distB="0" distL="0" distR="0" wp14:anchorId="5566167E" wp14:editId="5C48C5B1">
+          <wp:inline distT="0" distB="0" distL="0" distR="0" wp14:anchorId="19CFA31C" wp14:editId="03FF0391">
             <wp:extent cx="5400040" cy="4260850"/>
             <wp:effectExtent l="0" t="0" r="0" b="0"/>
             <wp:docPr id="1506435904" name="Imagen 1" descr="Pantalla de computadora con números&#10;&#10;El contenido generado por IA puede ser incorrecto."/>
@@ -13256,6 +13245,76 @@
     </w:p>
     <w:p>
       <w:pPr>
+        <w:pStyle w:val="Heading3"/>
+        <w:rPr>
+          <w:rFonts w:ascii="Tahoma" w:hAnsi="Tahoma" w:cs="Tahoma"/>
+        </w:rPr>
+      </w:pPr>
+      <w:bookmarkStart w:id="58" w:name="_Toc180586170"/>
+      <w:r>
+        <w:rPr>
+          <w:rFonts w:ascii="Tahoma" w:hAnsi="Tahoma" w:cs="Tahoma"/>
+        </w:rPr>
+        <w:t xml:space="preserve">Integración del SGBD en </w:t>
+      </w:r>
+      <w:r>
+        <w:rPr>
+          <w:rFonts w:ascii="Tahoma" w:hAnsi="Tahoma" w:cs="Tahoma"/>
+        </w:rPr>
+        <w:t>n</w:t>
+      </w:r>
+      <w:r>
+        <w:rPr>
+          <w:rFonts w:ascii="Tahoma" w:hAnsi="Tahoma" w:cs="Tahoma"/>
+        </w:rPr>
+        <w:t>uestro</w:t>
+      </w:r>
+      <w:r>
+        <w:rPr>
+          <w:rFonts w:ascii="Tahoma" w:hAnsi="Tahoma" w:cs="Tahoma"/>
+        </w:rPr>
+        <w:t xml:space="preserve"> </w:t>
+      </w:r>
+      <w:r>
+        <w:rPr>
+          <w:rFonts w:ascii="Tahoma" w:hAnsi="Tahoma" w:cs="Tahoma"/>
+        </w:rPr>
+        <w:t>s</w:t>
+      </w:r>
+      <w:r>
+        <w:rPr>
+          <w:rFonts w:ascii="Tahoma" w:hAnsi="Tahoma" w:cs="Tahoma"/>
+        </w:rPr>
+        <w:t>istema</w:t>
+      </w:r>
+      <w:bookmarkEnd w:id="58"/>
+    </w:p>
+    <w:p>
+      <w:pPr>
+        <w:rPr>
+          <w:rFonts w:ascii="Tahoma" w:hAnsi="Tahoma" w:cs="Tahoma"/>
+        </w:rPr>
+      </w:pPr>
+    </w:p>
+    <w:p>
+      <w:pPr>
+        <w:pStyle w:val="Heading3"/>
+        <w:rPr>
+          <w:rFonts w:ascii="Tahoma" w:hAnsi="Tahoma" w:cs="Tahoma"/>
+        </w:rPr>
+      </w:pPr>
+      <w:bookmarkStart w:id="59" w:name="_Toc180586171"/>
+      <w:r>
+        <w:rPr>
+          <w:rFonts w:ascii="Tahoma" w:hAnsi="Tahoma" w:cs="Tahoma"/>
+        </w:rPr>
+        <w:t>Diagrama E-R</w:t>
+      </w:r>
+      <w:bookmarkEnd w:id="59"/>
+    </w:p>
+    <w:p/>
+    <w:p>
+      <w:pPr>
         <w:jc w:val="left"/>
         <w:rPr>
           <w:rFonts w:ascii="Tahoma" w:hAnsi="Tahoma" w:cs="Tahoma"/>
@@ -13459,7 +13518,35 @@
         <w:rPr>
           <w:rFonts w:ascii="Tahoma" w:hAnsi="Tahoma" w:cs="Tahoma"/>
         </w:rPr>
-        <w:t>Clean Architecture: Separación en capas (Core, Data, Presentation).</w:t>
+        <w:t xml:space="preserve">Clean </w:t>
+      </w:r>
+      <w:proofErr w:type="spellStart"/>
+      <w:r>
+        <w:rPr>
+          <w:rFonts w:ascii="Tahoma" w:hAnsi="Tahoma" w:cs="Tahoma"/>
+        </w:rPr>
+        <w:t>Architecture</w:t>
+      </w:r>
+      <w:proofErr w:type="spellEnd"/>
+      <w:r>
+        <w:rPr>
+          <w:rFonts w:ascii="Tahoma" w:hAnsi="Tahoma" w:cs="Tahoma"/>
+        </w:rPr>
+        <w:t xml:space="preserve">: Separación en capas (Core, Data, </w:t>
+      </w:r>
+      <w:proofErr w:type="spellStart"/>
+      <w:r>
+        <w:rPr>
+          <w:rFonts w:ascii="Tahoma" w:hAnsi="Tahoma" w:cs="Tahoma"/>
+        </w:rPr>
+        <w:t>Presentation</w:t>
+      </w:r>
+      <w:proofErr w:type="spellEnd"/>
+      <w:r>
+        <w:rPr>
+          <w:rFonts w:ascii="Tahoma" w:hAnsi="Tahoma" w:cs="Tahoma"/>
+        </w:rPr>
+        <w:t>).</w:t>
       </w:r>
     </w:p>
     <w:p>
@@ -13469,11 +13556,61 @@
           <w:rFonts w:ascii="Tahoma" w:hAnsi="Tahoma" w:cs="Tahoma"/>
         </w:rPr>
       </w:pPr>
-      <w:r>
-        <w:rPr>
-          <w:rFonts w:ascii="Tahoma" w:hAnsi="Tahoma" w:cs="Tahoma"/>
-        </w:rPr>
-        <w:t>Provider Pattern: Gestión de estado con Provider para ViewModels.</w:t>
+      <w:proofErr w:type="spellStart"/>
+      <w:r>
+        <w:rPr>
+          <w:rFonts w:ascii="Tahoma" w:hAnsi="Tahoma" w:cs="Tahoma"/>
+        </w:rPr>
+        <w:t>Provider</w:t>
+      </w:r>
+      <w:proofErr w:type="spellEnd"/>
+      <w:r>
+        <w:rPr>
+          <w:rFonts w:ascii="Tahoma" w:hAnsi="Tahoma" w:cs="Tahoma"/>
+        </w:rPr>
+        <w:t xml:space="preserve"> </w:t>
+      </w:r>
+      <w:proofErr w:type="spellStart"/>
+      <w:r>
+        <w:rPr>
+          <w:rFonts w:ascii="Tahoma" w:hAnsi="Tahoma" w:cs="Tahoma"/>
+        </w:rPr>
+        <w:t>Pattern</w:t>
+      </w:r>
+      <w:proofErr w:type="spellEnd"/>
+      <w:r>
+        <w:rPr>
+          <w:rFonts w:ascii="Tahoma" w:hAnsi="Tahoma" w:cs="Tahoma"/>
+        </w:rPr>
+        <w:t xml:space="preserve">: Gestión de estado con </w:t>
+      </w:r>
+      <w:proofErr w:type="spellStart"/>
+      <w:r>
+        <w:rPr>
+          <w:rFonts w:ascii="Tahoma" w:hAnsi="Tahoma" w:cs="Tahoma"/>
+        </w:rPr>
+        <w:t>Provider</w:t>
+      </w:r>
+      <w:proofErr w:type="spellEnd"/>
+      <w:r>
+        <w:rPr>
+          <w:rFonts w:ascii="Tahoma" w:hAnsi="Tahoma" w:cs="Tahoma"/>
+        </w:rPr>
+        <w:t xml:space="preserve"> para </w:t>
+      </w:r>
+      <w:proofErr w:type="spellStart"/>
+      <w:r>
+        <w:rPr>
+          <w:rFonts w:ascii="Tahoma" w:hAnsi="Tahoma" w:cs="Tahoma"/>
+        </w:rPr>
+        <w:t>ViewModels</w:t>
+      </w:r>
+      <w:proofErr w:type="spellEnd"/>
+      <w:r>
+        <w:rPr>
+          <w:rFonts w:ascii="Tahoma" w:hAnsi="Tahoma" w:cs="Tahoma"/>
+        </w:rPr>
+        <w:t>.</w:t>
       </w:r>
     </w:p>
     <w:p>
@@ -13488,11 +13625,33 @@
           <w:szCs w:val="26"/>
         </w:rPr>
       </w:pPr>
-      <w:r>
-        <w:rPr>
-          <w:rFonts w:ascii="Tahoma" w:hAnsi="Tahoma" w:cs="Tahoma"/>
-        </w:rPr>
-        <w:t>Repository Pattern: Abstracción del acceso a datos.</w:t>
+      <w:proofErr w:type="spellStart"/>
+      <w:r>
+        <w:rPr>
+          <w:rFonts w:ascii="Tahoma" w:hAnsi="Tahoma" w:cs="Tahoma"/>
+        </w:rPr>
+        <w:t>Repository</w:t>
+      </w:r>
+      <w:proofErr w:type="spellEnd"/>
+      <w:r>
+        <w:rPr>
+          <w:rFonts w:ascii="Tahoma" w:hAnsi="Tahoma" w:cs="Tahoma"/>
+        </w:rPr>
+        <w:t xml:space="preserve"> </w:t>
+      </w:r>
+      <w:proofErr w:type="spellStart"/>
+      <w:r>
+        <w:rPr>
+          <w:rFonts w:ascii="Tahoma" w:hAnsi="Tahoma" w:cs="Tahoma"/>
+        </w:rPr>
+        <w:t>Pattern</w:t>
+      </w:r>
+      <w:proofErr w:type="spellEnd"/>
+      <w:r>
+        <w:rPr>
+          <w:rFonts w:ascii="Tahoma" w:hAnsi="Tahoma" w:cs="Tahoma"/>
+        </w:rPr>
+        <w:t>: Abstracción del acceso a datos.</w:t>
       </w:r>
       <w:r>
         <w:rPr>
@@ -13637,7 +13796,21 @@
         <w:rPr>
           <w:rFonts w:ascii="Tahoma" w:hAnsi="Tahoma" w:cs="Tahoma"/>
         </w:rPr>
-        <w:t>Se utiliza en el frontend para construir la interfaz de usuario y gestionar la lógica de presentación.</w:t>
+        <w:t xml:space="preserve">Se utiliza en el </w:t>
+      </w:r>
+      <w:proofErr w:type="spellStart"/>
+      <w:r>
+        <w:rPr>
+          <w:rFonts w:ascii="Tahoma" w:hAnsi="Tahoma" w:cs="Tahoma"/>
+        </w:rPr>
+        <w:t>frontend</w:t>
+      </w:r>
+      <w:proofErr w:type="spellEnd"/>
+      <w:r>
+        <w:rPr>
+          <w:rFonts w:ascii="Tahoma" w:hAnsi="Tahoma" w:cs="Tahoma"/>
+        </w:rPr>
+        <w:t xml:space="preserve"> para construir la interfaz de usuario y gestionar la lógica de presentación.</w:t>
       </w:r>
     </w:p>
     <w:p>
@@ -13677,7 +13850,23 @@
           <w:rFonts w:ascii="Tahoma" w:hAnsi="Tahoma" w:cs="Tahoma"/>
           <w:lang w:val="en-GB"/>
         </w:rPr>
-        <w:t>Flutter SDK (framework principal para UI).</w:t>
+        <w:t xml:space="preserve">Flutter SDK (framework principal </w:t>
+      </w:r>
+      <w:proofErr w:type="gramStart"/>
+      <w:r>
+        <w:rPr>
+          <w:rFonts w:ascii="Tahoma" w:hAnsi="Tahoma" w:cs="Tahoma"/>
+          <w:lang w:val="en-GB"/>
+        </w:rPr>
+        <w:t>para UI</w:t>
+      </w:r>
+      <w:proofErr w:type="gramEnd"/>
+      <w:r>
+        <w:rPr>
+          <w:rFonts w:ascii="Tahoma" w:hAnsi="Tahoma" w:cs="Tahoma"/>
+          <w:lang w:val="en-GB"/>
+        </w:rPr>
+        <w:t>).</w:t>
       </w:r>
     </w:p>
     <w:p>
@@ -13718,11 +13907,19 @@
           <w:rFonts w:ascii="Tahoma" w:hAnsi="Tahoma" w:cs="Tahoma"/>
         </w:rPr>
       </w:pPr>
-      <w:r>
-        <w:rPr>
-          <w:rFonts w:ascii="Tahoma" w:hAnsi="Tahoma" w:cs="Tahoma"/>
-        </w:rPr>
-        <w:t>supabase_flutter (para conexión con Supabase).</w:t>
+      <w:proofErr w:type="spellStart"/>
+      <w:r>
+        <w:rPr>
+          <w:rFonts w:ascii="Tahoma" w:hAnsi="Tahoma" w:cs="Tahoma"/>
+        </w:rPr>
+        <w:t>supabase_flutter</w:t>
+      </w:r>
+      <w:proofErr w:type="spellEnd"/>
+      <w:r>
+        <w:rPr>
+          <w:rFonts w:ascii="Tahoma" w:hAnsi="Tahoma" w:cs="Tahoma"/>
+        </w:rPr>
+        <w:t xml:space="preserve"> (para conexión con Supabase).</w:t>
       </w:r>
     </w:p>
     <w:p>
@@ -13733,11 +13930,33 @@
           <w:rFonts w:ascii="Tahoma" w:hAnsi="Tahoma" w:cs="Tahoma"/>
         </w:rPr>
       </w:pPr>
-      <w:r>
-        <w:rPr>
-          <w:rFonts w:ascii="Tahoma" w:hAnsi="Tahoma" w:cs="Tahoma"/>
-        </w:rPr>
-        <w:t>provider o riverpod (para gestión de estado).</w:t>
+      <w:proofErr w:type="spellStart"/>
+      <w:r>
+        <w:rPr>
+          <w:rFonts w:ascii="Tahoma" w:hAnsi="Tahoma" w:cs="Tahoma"/>
+        </w:rPr>
+        <w:t>provider</w:t>
+      </w:r>
+      <w:proofErr w:type="spellEnd"/>
+      <w:r>
+        <w:rPr>
+          <w:rFonts w:ascii="Tahoma" w:hAnsi="Tahoma" w:cs="Tahoma"/>
+        </w:rPr>
+        <w:t xml:space="preserve"> o </w:t>
+      </w:r>
+      <w:proofErr w:type="spellStart"/>
+      <w:r>
+        <w:rPr>
+          <w:rFonts w:ascii="Tahoma" w:hAnsi="Tahoma" w:cs="Tahoma"/>
+        </w:rPr>
+        <w:t>riverpod</w:t>
+      </w:r>
+      <w:proofErr w:type="spellEnd"/>
+      <w:r>
+        <w:rPr>
+          <w:rFonts w:ascii="Tahoma" w:hAnsi="Tahoma" w:cs="Tahoma"/>
+        </w:rPr>
+        <w:t xml:space="preserve"> (para gestión de estado).</w:t>
       </w:r>
     </w:p>
     <w:p>
@@ -13748,11 +13967,19 @@
           <w:rFonts w:ascii="Tahoma" w:hAnsi="Tahoma" w:cs="Tahoma"/>
         </w:rPr>
       </w:pPr>
-      <w:r>
-        <w:rPr>
-          <w:rFonts w:ascii="Tahoma" w:hAnsi="Tahoma" w:cs="Tahoma"/>
-        </w:rPr>
-        <w:t>flutter_secure_storage (para almacenamiento seguro de tokens).</w:t>
+      <w:proofErr w:type="spellStart"/>
+      <w:r>
+        <w:rPr>
+          <w:rFonts w:ascii="Tahoma" w:hAnsi="Tahoma" w:cs="Tahoma"/>
+        </w:rPr>
+        <w:t>flutter_secure_storage</w:t>
+      </w:r>
+      <w:proofErr w:type="spellEnd"/>
+      <w:r>
+        <w:rPr>
+          <w:rFonts w:ascii="Tahoma" w:hAnsi="Tahoma" w:cs="Tahoma"/>
+        </w:rPr>
+        <w:t xml:space="preserve"> (para almacenamiento seguro de tokens).</w:t>
       </w:r>
     </w:p>
     <w:p>
@@ -13763,11 +13990,19 @@
           <w:rFonts w:ascii="Tahoma" w:hAnsi="Tahoma" w:cs="Tahoma"/>
         </w:rPr>
       </w:pPr>
-      <w:r>
-        <w:rPr>
-          <w:rFonts w:ascii="Tahoma" w:hAnsi="Tahoma" w:cs="Tahoma"/>
-        </w:rPr>
-        <w:t>intl (para internacionalización).</w:t>
+      <w:proofErr w:type="spellStart"/>
+      <w:r>
+        <w:rPr>
+          <w:rFonts w:ascii="Tahoma" w:hAnsi="Tahoma" w:cs="Tahoma"/>
+        </w:rPr>
+        <w:t>intl</w:t>
+      </w:r>
+      <w:proofErr w:type="spellEnd"/>
+      <w:r>
+        <w:rPr>
+          <w:rFonts w:ascii="Tahoma" w:hAnsi="Tahoma" w:cs="Tahoma"/>
+        </w:rPr>
+        <w:t xml:space="preserve"> (para internacionalización).</w:t>
       </w:r>
     </w:p>
     <w:p>
@@ -13837,7 +14072,21 @@
         <w:rPr>
           <w:rFonts w:ascii="Tahoma" w:hAnsi="Tahoma" w:cs="Tahoma"/>
         </w:rPr>
-        <w:t>TypeScript es un lenguaje que extiende JavaScript añadiendo tipado estático, lo que mejora la robustez y mantenibilidad del código. NestJS es un framework basado en TypeScript que sigue una arquitectura modular y orientada a controladores, ideal para APIs escalables.</w:t>
+        <w:t xml:space="preserve">TypeScript es un lenguaje que extiende JavaScript añadiendo tipado estático, lo que mejora la robustez y mantenibilidad del código. NestJS es un framework basado en TypeScript que sigue una arquitectura modular y orientada a controladores, ideal para </w:t>
+      </w:r>
+      <w:proofErr w:type="spellStart"/>
+      <w:r>
+        <w:rPr>
+          <w:rFonts w:ascii="Tahoma" w:hAnsi="Tahoma" w:cs="Tahoma"/>
+        </w:rPr>
+        <w:t>APIs</w:t>
+      </w:r>
+      <w:proofErr w:type="spellEnd"/>
+      <w:r>
+        <w:rPr>
+          <w:rFonts w:ascii="Tahoma" w:hAnsi="Tahoma" w:cs="Tahoma"/>
+        </w:rPr>
+        <w:t xml:space="preserve"> escalables.</w:t>
       </w:r>
     </w:p>
     <w:p>
@@ -13866,7 +14115,21 @@
         <w:rPr>
           <w:rFonts w:ascii="Tahoma" w:hAnsi="Tahoma" w:cs="Tahoma"/>
         </w:rPr>
-        <w:t>Se utiliza en el backend para implementar la lógica del negocio, c</w:t>
+        <w:t xml:space="preserve">Se utiliza en el </w:t>
+      </w:r>
+      <w:proofErr w:type="spellStart"/>
+      <w:r>
+        <w:rPr>
+          <w:rFonts w:ascii="Tahoma" w:hAnsi="Tahoma" w:cs="Tahoma"/>
+        </w:rPr>
+        <w:t>backend</w:t>
+      </w:r>
+      <w:proofErr w:type="spellEnd"/>
+      <w:r>
+        <w:rPr>
+          <w:rFonts w:ascii="Tahoma" w:hAnsi="Tahoma" w:cs="Tahoma"/>
+        </w:rPr>
+        <w:t xml:space="preserve"> para implementar la lógica del negocio, c</w:t>
       </w:r>
       <w:r>
         <w:rPr>
@@ -13874,11 +14137,19 @@
         </w:rPr>
         <w:tab/>
       </w:r>
-      <w:r>
-        <w:rPr>
-          <w:rFonts w:ascii="Tahoma" w:hAnsi="Tahoma" w:cs="Tahoma"/>
-        </w:rPr>
-        <w:t>ontroladores, servicios y conexión con la base de datos (</w:t>
+      <w:proofErr w:type="spellStart"/>
+      <w:r>
+        <w:rPr>
+          <w:rFonts w:ascii="Tahoma" w:hAnsi="Tahoma" w:cs="Tahoma"/>
+        </w:rPr>
+        <w:t>ontroladores</w:t>
+      </w:r>
+      <w:proofErr w:type="spellEnd"/>
+      <w:r>
+        <w:rPr>
+          <w:rFonts w:ascii="Tahoma" w:hAnsi="Tahoma" w:cs="Tahoma"/>
+        </w:rPr>
+        <w:t>, servicios y conexión con la base de datos (</w:t>
       </w:r>
       <w:r>
         <w:rPr>
@@ -13949,7 +14220,21 @@
         <w:rPr>
           <w:rFonts w:ascii="Tahoma" w:hAnsi="Tahoma" w:cs="Tahoma"/>
         </w:rPr>
-        <w:t>@nestjs/jwt y passport (autenticación con JWT).</w:t>
+        <w:t xml:space="preserve">@nestjs/jwt y </w:t>
+      </w:r>
+      <w:proofErr w:type="spellStart"/>
+      <w:r>
+        <w:rPr>
+          <w:rFonts w:ascii="Tahoma" w:hAnsi="Tahoma" w:cs="Tahoma"/>
+        </w:rPr>
+        <w:t>passport</w:t>
+      </w:r>
+      <w:proofErr w:type="spellEnd"/>
+      <w:r>
+        <w:rPr>
+          <w:rFonts w:ascii="Tahoma" w:hAnsi="Tahoma" w:cs="Tahoma"/>
+        </w:rPr>
+        <w:t xml:space="preserve"> (autenticación con JWT).</w:t>
       </w:r>
     </w:p>
     <w:p>
@@ -13976,11 +14261,33 @@
           <w:rFonts w:ascii="Tahoma" w:hAnsi="Tahoma" w:cs="Tahoma"/>
         </w:rPr>
       </w:pPr>
-      <w:r>
-        <w:rPr>
-          <w:rFonts w:ascii="Tahoma" w:hAnsi="Tahoma" w:cs="Tahoma"/>
-        </w:rPr>
-        <w:t>class-validator y class-transformer (validación y transformación de datos).</w:t>
+      <w:proofErr w:type="spellStart"/>
+      <w:r>
+        <w:rPr>
+          <w:rFonts w:ascii="Tahoma" w:hAnsi="Tahoma" w:cs="Tahoma"/>
+        </w:rPr>
+        <w:t>class-validator</w:t>
+      </w:r>
+      <w:proofErr w:type="spellEnd"/>
+      <w:r>
+        <w:rPr>
+          <w:rFonts w:ascii="Tahoma" w:hAnsi="Tahoma" w:cs="Tahoma"/>
+        </w:rPr>
+        <w:t xml:space="preserve"> y </w:t>
+      </w:r>
+      <w:proofErr w:type="spellStart"/>
+      <w:r>
+        <w:rPr>
+          <w:rFonts w:ascii="Tahoma" w:hAnsi="Tahoma" w:cs="Tahoma"/>
+        </w:rPr>
+        <w:t>class-transformer</w:t>
+      </w:r>
+      <w:proofErr w:type="spellEnd"/>
+      <w:r>
+        <w:rPr>
+          <w:rFonts w:ascii="Tahoma" w:hAnsi="Tahoma" w:cs="Tahoma"/>
+        </w:rPr>
+        <w:t xml:space="preserve"> (validación y transformación de datos).</w:t>
       </w:r>
     </w:p>
     <w:p>
@@ -13991,11 +14298,19 @@
           <w:rFonts w:ascii="Tahoma" w:hAnsi="Tahoma" w:cs="Tahoma"/>
         </w:rPr>
       </w:pPr>
-      <w:r>
-        <w:rPr>
-          <w:rFonts w:ascii="Tahoma" w:hAnsi="Tahoma" w:cs="Tahoma"/>
-        </w:rPr>
-        <w:t>dotenv (carga de variables de entorno).</w:t>
+      <w:proofErr w:type="spellStart"/>
+      <w:r>
+        <w:rPr>
+          <w:rFonts w:ascii="Tahoma" w:hAnsi="Tahoma" w:cs="Tahoma"/>
+        </w:rPr>
+        <w:t>dotenv</w:t>
+      </w:r>
+      <w:proofErr w:type="spellEnd"/>
+      <w:r>
+        <w:rPr>
+          <w:rFonts w:ascii="Tahoma" w:hAnsi="Tahoma" w:cs="Tahoma"/>
+        </w:rPr>
+        <w:t xml:space="preserve"> (carga de variables de entorno).</w:t>
       </w:r>
     </w:p>
     <w:p>
@@ -14051,7 +14366,49 @@
         <w:rPr>
           <w:rFonts w:ascii="Tahoma" w:hAnsi="Tahoma" w:cs="Tahoma"/>
         </w:rPr>
-        <w:t>El frontend (Flutter/Dart) se comunica con el backend (NestJS/TypeScript) mediante API REST o GraphQL, usando peticiones HTTP seguras (HTTPS).</w:t>
+        <w:t xml:space="preserve">El </w:t>
+      </w:r>
+      <w:proofErr w:type="spellStart"/>
+      <w:r>
+        <w:rPr>
+          <w:rFonts w:ascii="Tahoma" w:hAnsi="Tahoma" w:cs="Tahoma"/>
+        </w:rPr>
+        <w:t>frontend</w:t>
+      </w:r>
+      <w:proofErr w:type="spellEnd"/>
+      <w:r>
+        <w:rPr>
+          <w:rFonts w:ascii="Tahoma" w:hAnsi="Tahoma" w:cs="Tahoma"/>
+        </w:rPr>
+        <w:t xml:space="preserve"> (Flutter/Dart) se comunica con el </w:t>
+      </w:r>
+      <w:proofErr w:type="spellStart"/>
+      <w:r>
+        <w:rPr>
+          <w:rFonts w:ascii="Tahoma" w:hAnsi="Tahoma" w:cs="Tahoma"/>
+        </w:rPr>
+        <w:t>backend</w:t>
+      </w:r>
+      <w:proofErr w:type="spellEnd"/>
+      <w:r>
+        <w:rPr>
+          <w:rFonts w:ascii="Tahoma" w:hAnsi="Tahoma" w:cs="Tahoma"/>
+        </w:rPr>
+        <w:t xml:space="preserve"> (NestJS/TypeScript) mediante API REST o </w:t>
+      </w:r>
+      <w:proofErr w:type="spellStart"/>
+      <w:r>
+        <w:rPr>
+          <w:rFonts w:ascii="Tahoma" w:hAnsi="Tahoma" w:cs="Tahoma"/>
+        </w:rPr>
+        <w:t>GraphQL</w:t>
+      </w:r>
+      <w:proofErr w:type="spellEnd"/>
+      <w:r>
+        <w:rPr>
+          <w:rFonts w:ascii="Tahoma" w:hAnsi="Tahoma" w:cs="Tahoma"/>
+        </w:rPr>
+        <w:t>, usando peticiones HTTP seguras (HTTPS).</w:t>
       </w:r>
     </w:p>
     <w:p>
@@ -14086,7 +14443,35 @@
         <w:rPr>
           <w:rFonts w:ascii="Tahoma" w:hAnsi="Tahoma" w:cs="Tahoma"/>
         </w:rPr>
-        <w:t>Implementada con JWT, gestionada en el backend y almacenada de forma segura en el frontend.</w:t>
+        <w:t xml:space="preserve">Implementada con JWT, gestionada en el </w:t>
+      </w:r>
+      <w:proofErr w:type="spellStart"/>
+      <w:r>
+        <w:rPr>
+          <w:rFonts w:ascii="Tahoma" w:hAnsi="Tahoma" w:cs="Tahoma"/>
+        </w:rPr>
+        <w:t>backend</w:t>
+      </w:r>
+      <w:proofErr w:type="spellEnd"/>
+      <w:r>
+        <w:rPr>
+          <w:rFonts w:ascii="Tahoma" w:hAnsi="Tahoma" w:cs="Tahoma"/>
+        </w:rPr>
+        <w:t xml:space="preserve"> y almacenada de forma segura en el </w:t>
+      </w:r>
+      <w:proofErr w:type="spellStart"/>
+      <w:r>
+        <w:rPr>
+          <w:rFonts w:ascii="Tahoma" w:hAnsi="Tahoma" w:cs="Tahoma"/>
+        </w:rPr>
+        <w:t>frontend</w:t>
+      </w:r>
+      <w:proofErr w:type="spellEnd"/>
+      <w:r>
+        <w:rPr>
+          <w:rFonts w:ascii="Tahoma" w:hAnsi="Tahoma" w:cs="Tahoma"/>
+        </w:rPr>
+        <w:t>.</w:t>
       </w:r>
       <w:r>
         <w:rPr>
@@ -14158,27 +14543,51 @@
         <w:rPr>
           <w:rFonts w:ascii="Tahoma" w:hAnsi="Tahoma" w:cs="Tahoma"/>
         </w:rPr>
-        <w:t>Visual Studio Code: IDE principal.</w:t>
-      </w:r>
-    </w:p>
-    <w:p>
-      <w:pPr>
-        <w:rPr>
-          <w:rFonts w:ascii="Tahoma" w:hAnsi="Tahoma" w:cs="Tahoma"/>
-        </w:rPr>
-      </w:pPr>
-      <w:r>
-        <w:rPr>
-          <w:rFonts w:ascii="Tahoma" w:hAnsi="Tahoma" w:cs="Tahoma"/>
-        </w:rPr>
-        <w:t>Postman/</w:t>
-      </w:r>
+        <w:t xml:space="preserve">Visual Studio </w:t>
+      </w:r>
+      <w:proofErr w:type="spellStart"/>
+      <w:r>
+        <w:rPr>
+          <w:rFonts w:ascii="Tahoma" w:hAnsi="Tahoma" w:cs="Tahoma"/>
+        </w:rPr>
+        <w:t>Code</w:t>
+      </w:r>
+      <w:proofErr w:type="spellEnd"/>
+      <w:r>
+        <w:rPr>
+          <w:rFonts w:ascii="Tahoma" w:hAnsi="Tahoma" w:cs="Tahoma"/>
+        </w:rPr>
+        <w:t>: IDE principal.</w:t>
+      </w:r>
+    </w:p>
+    <w:p>
+      <w:pPr>
+        <w:rPr>
+          <w:rFonts w:ascii="Tahoma" w:hAnsi="Tahoma" w:cs="Tahoma"/>
+        </w:rPr>
+      </w:pPr>
+      <w:proofErr w:type="spellStart"/>
+      <w:r>
+        <w:rPr>
+          <w:rFonts w:ascii="Tahoma" w:hAnsi="Tahoma" w:cs="Tahoma"/>
+        </w:rPr>
+        <w:t>Postman</w:t>
+      </w:r>
+      <w:proofErr w:type="spellEnd"/>
+      <w:r>
+        <w:rPr>
+          <w:rFonts w:ascii="Tahoma" w:hAnsi="Tahoma" w:cs="Tahoma"/>
+        </w:rPr>
+        <w:t>/</w:t>
+      </w:r>
+      <w:proofErr w:type="spellStart"/>
       <w:r>
         <w:rPr>
           <w:rFonts w:ascii="Tahoma" w:hAnsi="Tahoma" w:cs="Tahoma"/>
         </w:rPr>
         <w:t>DBbeaver</w:t>
       </w:r>
+      <w:proofErr w:type="spellEnd"/>
       <w:r>
         <w:rPr>
           <w:rFonts w:ascii="Tahoma" w:hAnsi="Tahoma" w:cs="Tahoma"/>
@@ -14209,7 +14618,21 @@
         <w:rPr>
           <w:rFonts w:ascii="Tahoma" w:hAnsi="Tahoma" w:cs="Tahoma"/>
         </w:rPr>
-        <w:t>Flutter DevTools: Depuración y análisis de rendimiento.</w:t>
+        <w:t xml:space="preserve">Flutter </w:t>
+      </w:r>
+      <w:proofErr w:type="spellStart"/>
+      <w:r>
+        <w:rPr>
+          <w:rFonts w:ascii="Tahoma" w:hAnsi="Tahoma" w:cs="Tahoma"/>
+        </w:rPr>
+        <w:t>DevTools</w:t>
+      </w:r>
+      <w:proofErr w:type="spellEnd"/>
+      <w:r>
+        <w:rPr>
+          <w:rFonts w:ascii="Tahoma" w:hAnsi="Tahoma" w:cs="Tahoma"/>
+        </w:rPr>
+        <w:t>: Depuración y análisis de rendimiento.</w:t>
       </w:r>
     </w:p>
     <w:p>
@@ -14632,7 +15055,21 @@
         <w:rPr>
           <w:rFonts w:ascii="Tahoma" w:hAnsi="Tahoma" w:cs="Tahoma"/>
         </w:rPr>
-        <w:t xml:space="preserve"> (para ejecutar el backend)</w:t>
+        <w:t xml:space="preserve"> (para ejecutar el </w:t>
+      </w:r>
+      <w:proofErr w:type="spellStart"/>
+      <w:r>
+        <w:rPr>
+          <w:rFonts w:ascii="Tahoma" w:hAnsi="Tahoma" w:cs="Tahoma"/>
+        </w:rPr>
+        <w:t>backend</w:t>
+      </w:r>
+      <w:proofErr w:type="spellEnd"/>
+      <w:r>
+        <w:rPr>
+          <w:rFonts w:ascii="Tahoma" w:hAnsi="Tahoma" w:cs="Tahoma"/>
+        </w:rPr>
+        <w:t>)</w:t>
       </w:r>
       <w:r>
         <w:rPr>
@@ -14662,7 +15099,21 @@
         <w:rPr>
           <w:rFonts w:ascii="Tahoma" w:hAnsi="Tahoma" w:cs="Tahoma"/>
         </w:rPr>
-        <w:t xml:space="preserve"> (para ejecutar el frontend)</w:t>
+        <w:t xml:space="preserve"> (para ejecutar el </w:t>
+      </w:r>
+      <w:proofErr w:type="spellStart"/>
+      <w:r>
+        <w:rPr>
+          <w:rFonts w:ascii="Tahoma" w:hAnsi="Tahoma" w:cs="Tahoma"/>
+        </w:rPr>
+        <w:t>frontend</w:t>
+      </w:r>
+      <w:proofErr w:type="spellEnd"/>
+      <w:r>
+        <w:rPr>
+          <w:rFonts w:ascii="Tahoma" w:hAnsi="Tahoma" w:cs="Tahoma"/>
+        </w:rPr>
+        <w:t>)</w:t>
       </w:r>
       <w:r>
         <w:rPr>
@@ -14698,14 +15149,36 @@
         <w:rPr>
           <w:rFonts w:ascii="Tahoma" w:hAnsi="Tahoma" w:cs="Tahoma"/>
         </w:rPr>
-        <w:t xml:space="preserve">Cualquier IDE (en mi caso he usado : </w:t>
-      </w:r>
-      <w:r>
-        <w:rPr>
-          <w:rFonts w:ascii="Tahoma" w:hAnsi="Tahoma" w:cs="Tahoma"/>
-        </w:rPr>
-        <w:t>Visual Studio Code</w:t>
-      </w:r>
+        <w:t xml:space="preserve">Cualquier IDE (en mi caso he </w:t>
+      </w:r>
+      <w:proofErr w:type="gramStart"/>
+      <w:r>
+        <w:rPr>
+          <w:rFonts w:ascii="Tahoma" w:hAnsi="Tahoma" w:cs="Tahoma"/>
+        </w:rPr>
+        <w:t>usado :</w:t>
+      </w:r>
+      <w:proofErr w:type="gramEnd"/>
+      <w:r>
+        <w:rPr>
+          <w:rFonts w:ascii="Tahoma" w:hAnsi="Tahoma" w:cs="Tahoma"/>
+        </w:rPr>
+        <w:t xml:space="preserve"> </w:t>
+      </w:r>
+      <w:r>
+        <w:rPr>
+          <w:rFonts w:ascii="Tahoma" w:hAnsi="Tahoma" w:cs="Tahoma"/>
+        </w:rPr>
+        <w:t xml:space="preserve">Visual Studio </w:t>
+      </w:r>
+      <w:proofErr w:type="spellStart"/>
+      <w:r>
+        <w:rPr>
+          <w:rFonts w:ascii="Tahoma" w:hAnsi="Tahoma" w:cs="Tahoma"/>
+        </w:rPr>
+        <w:t>Code</w:t>
+      </w:r>
+      <w:proofErr w:type="spellEnd"/>
       <w:r>
         <w:rPr>
           <w:rFonts w:ascii="Tahoma" w:hAnsi="Tahoma" w:cs="Tahoma"/>
@@ -14717,8 +15190,16 @@
           <w:rFonts w:ascii="Tahoma" w:hAnsi="Tahoma" w:cs="Tahoma"/>
         </w:rPr>
         <w:br/>
-        <w:t>Descargar VS Code</w:t>
-      </w:r>
+        <w:t xml:space="preserve">Descargar VS </w:t>
+      </w:r>
+      <w:proofErr w:type="spellStart"/>
+      <w:r>
+        <w:rPr>
+          <w:rFonts w:ascii="Tahoma" w:hAnsi="Tahoma" w:cs="Tahoma"/>
+        </w:rPr>
+        <w:t>Code</w:t>
+      </w:r>
+      <w:proofErr w:type="spellEnd"/>
     </w:p>
     <w:p>
       <w:pPr>
@@ -14776,7 +15257,25 @@
           <w:i/>
           <w:iCs/>
         </w:rPr>
-        <w:t>: git clone</w:t>
+        <w:t xml:space="preserve">: </w:t>
+      </w:r>
+      <w:proofErr w:type="spellStart"/>
+      <w:r>
+        <w:rPr>
+          <w:rFonts w:ascii="Tahoma" w:hAnsi="Tahoma" w:cs="Tahoma"/>
+          <w:i/>
+          <w:iCs/>
+        </w:rPr>
+        <w:t>git</w:t>
+      </w:r>
+      <w:proofErr w:type="spellEnd"/>
+      <w:r>
+        <w:rPr>
+          <w:rFonts w:ascii="Tahoma" w:hAnsi="Tahoma" w:cs="Tahoma"/>
+          <w:i/>
+          <w:iCs/>
+        </w:rPr>
+        <w:t xml:space="preserve"> clone</w:t>
       </w:r>
       <w:r>
         <w:rPr>
@@ -14848,8 +15347,18 @@
           <w:i/>
           <w:iCs/>
         </w:rPr>
-        <w:t>cd bolsaEmpleo_BE</w:t>
-      </w:r>
+        <w:t xml:space="preserve">cd </w:t>
+      </w:r>
+      <w:proofErr w:type="spellStart"/>
+      <w:r>
+        <w:rPr>
+          <w:rFonts w:ascii="Tahoma" w:hAnsi="Tahoma" w:cs="Tahoma"/>
+          <w:i/>
+          <w:iCs/>
+        </w:rPr>
+        <w:t>bolsaEmpleo_BE</w:t>
+      </w:r>
+      <w:proofErr w:type="spellEnd"/>
     </w:p>
     <w:p>
       <w:pPr>
@@ -14861,14 +15370,34 @@
           <w:iCs/>
         </w:rPr>
       </w:pPr>
+      <w:proofErr w:type="spellStart"/>
       <w:r>
         <w:rPr>
           <w:rFonts w:ascii="Tahoma" w:hAnsi="Tahoma" w:cs="Tahoma"/>
           <w:i/>
           <w:iCs/>
         </w:rPr>
-        <w:t>npm install</w:t>
-      </w:r>
+        <w:t>npm</w:t>
+      </w:r>
+      <w:proofErr w:type="spellEnd"/>
+      <w:r>
+        <w:rPr>
+          <w:rFonts w:ascii="Tahoma" w:hAnsi="Tahoma" w:cs="Tahoma"/>
+          <w:i/>
+          <w:iCs/>
+        </w:rPr>
+        <w:t xml:space="preserve"> </w:t>
+      </w:r>
+      <w:proofErr w:type="spellStart"/>
+      <w:r>
+        <w:rPr>
+          <w:rFonts w:ascii="Tahoma" w:hAnsi="Tahoma" w:cs="Tahoma"/>
+          <w:i/>
+          <w:iCs/>
+        </w:rPr>
+        <w:t>install</w:t>
+      </w:r>
+      <w:proofErr w:type="spellEnd"/>
     </w:p>
     <w:p>
       <w:pPr>
@@ -14882,7 +15411,21 @@
         <w:rPr>
           <w:rFonts w:ascii="Tahoma" w:hAnsi="Tahoma" w:cs="Tahoma"/>
         </w:rPr>
-        <w:t>Configura el archivo .env con:</w:t>
+        <w:t>Configura el archivo .</w:t>
+      </w:r>
+      <w:proofErr w:type="spellStart"/>
+      <w:r>
+        <w:rPr>
+          <w:rFonts w:ascii="Tahoma" w:hAnsi="Tahoma" w:cs="Tahoma"/>
+        </w:rPr>
+        <w:t>env</w:t>
+      </w:r>
+      <w:proofErr w:type="spellEnd"/>
+      <w:r>
+        <w:rPr>
+          <w:rFonts w:ascii="Tahoma" w:hAnsi="Tahoma" w:cs="Tahoma"/>
+        </w:rPr>
+        <w:t xml:space="preserve"> con:</w:t>
       </w:r>
     </w:p>
     <w:p>
@@ -14920,7 +15463,39 @@
           <w:rFonts w:ascii="Tahoma" w:hAnsi="Tahoma" w:cs="Tahoma"/>
           <w:lang w:val="en-GB"/>
         </w:rPr>
-        <w:t>SUPABASE_KEY=&lt;tu-api-key&gt;</w:t>
+        <w:t>SUPABASE_KEY=&lt;</w:t>
+      </w:r>
+      <w:proofErr w:type="spellStart"/>
+      <w:r>
+        <w:rPr>
+          <w:rFonts w:ascii="Tahoma" w:hAnsi="Tahoma" w:cs="Tahoma"/>
+          <w:lang w:val="en-GB"/>
+        </w:rPr>
+        <w:t>tu</w:t>
+      </w:r>
+      <w:proofErr w:type="spellEnd"/>
+      <w:r>
+        <w:rPr>
+          <w:rFonts w:ascii="Tahoma" w:hAnsi="Tahoma" w:cs="Tahoma"/>
+          <w:lang w:val="en-GB"/>
+        </w:rPr>
+        <w:t>-</w:t>
+      </w:r>
+      <w:proofErr w:type="spellStart"/>
+      <w:r>
+        <w:rPr>
+          <w:rFonts w:ascii="Tahoma" w:hAnsi="Tahoma" w:cs="Tahoma"/>
+          <w:lang w:val="en-GB"/>
+        </w:rPr>
+        <w:t>api</w:t>
+      </w:r>
+      <w:proofErr w:type="spellEnd"/>
+      <w:r>
+        <w:rPr>
+          <w:rFonts w:ascii="Tahoma" w:hAnsi="Tahoma" w:cs="Tahoma"/>
+          <w:lang w:val="en-GB"/>
+        </w:rPr>
+        <w:t>-key&gt;</w:t>
       </w:r>
     </w:p>
     <w:p>
@@ -14942,8 +15517,16 @@
         <w:rPr>
           <w:rFonts w:ascii="Tahoma" w:hAnsi="Tahoma" w:cs="Tahoma"/>
         </w:rPr>
-        <w:t>JWT_SECRET=tuClaveSecreta</w:t>
-      </w:r>
+        <w:t>JWT_SECRET=</w:t>
+      </w:r>
+      <w:proofErr w:type="spellStart"/>
+      <w:r>
+        <w:rPr>
+          <w:rFonts w:ascii="Tahoma" w:hAnsi="Tahoma" w:cs="Tahoma"/>
+        </w:rPr>
+        <w:t>tuClaveSecreta</w:t>
+      </w:r>
+      <w:proofErr w:type="spellEnd"/>
     </w:p>
     <w:p>
       <w:pPr>
@@ -14961,14 +15544,36 @@
         </w:rPr>
         <w:t xml:space="preserve">Inicia el servidor: </w:t>
       </w:r>
+      <w:proofErr w:type="spellStart"/>
       <w:r>
         <w:rPr>
           <w:rFonts w:ascii="Tahoma" w:hAnsi="Tahoma" w:cs="Tahoma"/>
           <w:i/>
           <w:iCs/>
         </w:rPr>
-        <w:t>npm run start:dev</w:t>
-      </w:r>
+        <w:t>npm</w:t>
+      </w:r>
+      <w:proofErr w:type="spellEnd"/>
+      <w:r>
+        <w:rPr>
+          <w:rFonts w:ascii="Tahoma" w:hAnsi="Tahoma" w:cs="Tahoma"/>
+          <w:i/>
+          <w:iCs/>
+        </w:rPr>
+        <w:t xml:space="preserve"> run </w:t>
+      </w:r>
+      <w:proofErr w:type="spellStart"/>
+      <w:proofErr w:type="gramStart"/>
+      <w:r>
+        <w:rPr>
+          <w:rFonts w:ascii="Tahoma" w:hAnsi="Tahoma" w:cs="Tahoma"/>
+          <w:i/>
+          <w:iCs/>
+        </w:rPr>
+        <w:t>start:dev</w:t>
+      </w:r>
+      <w:proofErr w:type="spellEnd"/>
+      <w:proofErr w:type="gramEnd"/>
     </w:p>
     <w:p>
       <w:pPr>
@@ -15047,8 +15652,18 @@
           <w:i/>
           <w:iCs/>
         </w:rPr>
-        <w:t>cd bolsaEmpleo_FE</w:t>
-      </w:r>
+        <w:t xml:space="preserve">cd </w:t>
+      </w:r>
+      <w:proofErr w:type="spellStart"/>
+      <w:r>
+        <w:rPr>
+          <w:rFonts w:ascii="Tahoma" w:hAnsi="Tahoma" w:cs="Tahoma"/>
+          <w:i/>
+          <w:iCs/>
+        </w:rPr>
+        <w:t>bolsaEmpleo_FE</w:t>
+      </w:r>
+      <w:proofErr w:type="spellEnd"/>
     </w:p>
     <w:p>
       <w:pPr>
@@ -15060,14 +15675,34 @@
           <w:iCs/>
         </w:rPr>
       </w:pPr>
+      <w:proofErr w:type="spellStart"/>
       <w:r>
         <w:rPr>
           <w:rFonts w:ascii="Tahoma" w:hAnsi="Tahoma" w:cs="Tahoma"/>
           <w:i/>
           <w:iCs/>
         </w:rPr>
-        <w:t>flutter pub get</w:t>
-      </w:r>
+        <w:t>flutter</w:t>
+      </w:r>
+      <w:proofErr w:type="spellEnd"/>
+      <w:r>
+        <w:rPr>
+          <w:rFonts w:ascii="Tahoma" w:hAnsi="Tahoma" w:cs="Tahoma"/>
+          <w:i/>
+          <w:iCs/>
+        </w:rPr>
+        <w:t xml:space="preserve"> pub </w:t>
+      </w:r>
+      <w:proofErr w:type="spellStart"/>
+      <w:r>
+        <w:rPr>
+          <w:rFonts w:ascii="Tahoma" w:hAnsi="Tahoma" w:cs="Tahoma"/>
+          <w:i/>
+          <w:iCs/>
+        </w:rPr>
+        <w:t>get</w:t>
+      </w:r>
+      <w:proofErr w:type="spellEnd"/>
     </w:p>
     <w:p>
       <w:pPr>
@@ -15081,7 +15716,21 @@
         <w:rPr>
           <w:rFonts w:ascii="Tahoma" w:hAnsi="Tahoma" w:cs="Tahoma"/>
         </w:rPr>
-        <w:t>Ejecuta la aplicación: flutter run</w:t>
+        <w:t xml:space="preserve">Ejecuta la aplicación: </w:t>
+      </w:r>
+      <w:proofErr w:type="spellStart"/>
+      <w:r>
+        <w:rPr>
+          <w:rFonts w:ascii="Tahoma" w:hAnsi="Tahoma" w:cs="Tahoma"/>
+        </w:rPr>
+        <w:t>flutter</w:t>
+      </w:r>
+      <w:proofErr w:type="spellEnd"/>
+      <w:r>
+        <w:rPr>
+          <w:rFonts w:ascii="Tahoma" w:hAnsi="Tahoma" w:cs="Tahoma"/>
+        </w:rPr>
+        <w:t xml:space="preserve"> run</w:t>
       </w:r>
     </w:p>
     <w:p>
@@ -15114,7 +15763,21 @@
         <w:rPr>
           <w:rFonts w:ascii="Tahoma" w:hAnsi="Tahoma" w:cs="Tahoma"/>
         </w:rPr>
-        <w:t>Accede a la URL del backend (http://localhost:3000)</w:t>
+        <w:t xml:space="preserve">Accede a la URL del </w:t>
+      </w:r>
+      <w:proofErr w:type="spellStart"/>
+      <w:r>
+        <w:rPr>
+          <w:rFonts w:ascii="Tahoma" w:hAnsi="Tahoma" w:cs="Tahoma"/>
+        </w:rPr>
+        <w:t>backend</w:t>
+      </w:r>
+      <w:proofErr w:type="spellEnd"/>
+      <w:r>
+        <w:rPr>
+          <w:rFonts w:ascii="Tahoma" w:hAnsi="Tahoma" w:cs="Tahoma"/>
+        </w:rPr>
+        <w:t xml:space="preserve"> (http://localhost:3000)</w:t>
       </w:r>
     </w:p>
     <w:p>
@@ -15403,7 +16066,21 @@
         <w:rPr>
           <w:rFonts w:ascii="Tahoma" w:hAnsi="Tahoma" w:cs="Tahoma"/>
         </w:rPr>
-        <w:t>El sistema te redirigirá automáticamente al Dashboard de Candidato.</w:t>
+        <w:t xml:space="preserve">El sistema te redirigirá automáticamente al </w:t>
+      </w:r>
+      <w:proofErr w:type="spellStart"/>
+      <w:r>
+        <w:rPr>
+          <w:rFonts w:ascii="Tahoma" w:hAnsi="Tahoma" w:cs="Tahoma"/>
+        </w:rPr>
+        <w:t>Dashboard</w:t>
+      </w:r>
+      <w:proofErr w:type="spellEnd"/>
+      <w:r>
+        <w:rPr>
+          <w:rFonts w:ascii="Tahoma" w:hAnsi="Tahoma" w:cs="Tahoma"/>
+        </w:rPr>
+        <w:t xml:space="preserve"> de Candidato.</w:t>
       </w:r>
     </w:p>
     <w:p>
@@ -15436,7 +16113,21 @@
         <w:rPr>
           <w:rFonts w:ascii="Tahoma" w:hAnsi="Tahoma" w:cs="Tahoma"/>
         </w:rPr>
-        <w:t>Desde el Dashboard o la página principal, navega por la lista de ofertas disponibles.</w:t>
+        <w:t xml:space="preserve">Desde el </w:t>
+      </w:r>
+      <w:proofErr w:type="spellStart"/>
+      <w:r>
+        <w:rPr>
+          <w:rFonts w:ascii="Tahoma" w:hAnsi="Tahoma" w:cs="Tahoma"/>
+        </w:rPr>
+        <w:t>Dashboard</w:t>
+      </w:r>
+      <w:proofErr w:type="spellEnd"/>
+      <w:r>
+        <w:rPr>
+          <w:rFonts w:ascii="Tahoma" w:hAnsi="Tahoma" w:cs="Tahoma"/>
+        </w:rPr>
+        <w:t xml:space="preserve"> o la página principal, navega por la lista de ofertas disponibles.</w:t>
       </w:r>
     </w:p>
     <w:p>
@@ -15571,7 +16262,21 @@
         <w:rPr>
           <w:rFonts w:ascii="Tahoma" w:hAnsi="Tahoma" w:cs="Tahoma"/>
         </w:rPr>
-        <w:t>Desde el Dashboard, accede a la sección "Perfil".</w:t>
+        <w:t xml:space="preserve">Desde el </w:t>
+      </w:r>
+      <w:proofErr w:type="spellStart"/>
+      <w:r>
+        <w:rPr>
+          <w:rFonts w:ascii="Tahoma" w:hAnsi="Tahoma" w:cs="Tahoma"/>
+        </w:rPr>
+        <w:t>Dashboard</w:t>
+      </w:r>
+      <w:proofErr w:type="spellEnd"/>
+      <w:r>
+        <w:rPr>
+          <w:rFonts w:ascii="Tahoma" w:hAnsi="Tahoma" w:cs="Tahoma"/>
+        </w:rPr>
+        <w:t>, accede a la sección "Perfil".</w:t>
       </w:r>
     </w:p>
     <w:p>
@@ -15642,7 +16347,21 @@
         <w:rPr>
           <w:rFonts w:ascii="Tahoma" w:hAnsi="Tahoma" w:cs="Tahoma"/>
         </w:rPr>
-        <w:t>En el Dashboard, accede a la sección "Mis Aplicaciones".</w:t>
+        <w:t xml:space="preserve">En el </w:t>
+      </w:r>
+      <w:proofErr w:type="spellStart"/>
+      <w:r>
+        <w:rPr>
+          <w:rFonts w:ascii="Tahoma" w:hAnsi="Tahoma" w:cs="Tahoma"/>
+        </w:rPr>
+        <w:t>Dashboard</w:t>
+      </w:r>
+      <w:proofErr w:type="spellEnd"/>
+      <w:r>
+        <w:rPr>
+          <w:rFonts w:ascii="Tahoma" w:hAnsi="Tahoma" w:cs="Tahoma"/>
+        </w:rPr>
+        <w:t>, accede a la sección "Mis Aplicaciones".</w:t>
       </w:r>
     </w:p>
     <w:p>
@@ -15680,7 +16399,21 @@
         <w:rPr>
           <w:rFonts w:ascii="Tahoma" w:hAnsi="Tahoma" w:cs="Tahoma"/>
         </w:rPr>
-        <w:t>Esta información se modificara cuando la empresa la actualice.</w:t>
+        <w:t xml:space="preserve">Esta información se </w:t>
+      </w:r>
+      <w:proofErr w:type="gramStart"/>
+      <w:r>
+        <w:rPr>
+          <w:rFonts w:ascii="Tahoma" w:hAnsi="Tahoma" w:cs="Tahoma"/>
+        </w:rPr>
+        <w:t>modificara</w:t>
+      </w:r>
+      <w:proofErr w:type="gramEnd"/>
+      <w:r>
+        <w:rPr>
+          <w:rFonts w:ascii="Tahoma" w:hAnsi="Tahoma" w:cs="Tahoma"/>
+        </w:rPr>
+        <w:t xml:space="preserve"> cuando la empresa la actualice.</w:t>
       </w:r>
     </w:p>
     <w:p>
@@ -15892,7 +16625,21 @@
         <w:rPr>
           <w:rFonts w:ascii="Tahoma" w:hAnsi="Tahoma" w:cs="Tahoma"/>
         </w:rPr>
-        <w:t>El sistema te redirigirá automáticamente al Dashboard de Empresa.</w:t>
+        <w:t xml:space="preserve">El sistema te redirigirá automáticamente al </w:t>
+      </w:r>
+      <w:proofErr w:type="spellStart"/>
+      <w:r>
+        <w:rPr>
+          <w:rFonts w:ascii="Tahoma" w:hAnsi="Tahoma" w:cs="Tahoma"/>
+        </w:rPr>
+        <w:t>Dashboard</w:t>
+      </w:r>
+      <w:proofErr w:type="spellEnd"/>
+      <w:r>
+        <w:rPr>
+          <w:rFonts w:ascii="Tahoma" w:hAnsi="Tahoma" w:cs="Tahoma"/>
+        </w:rPr>
+        <w:t xml:space="preserve"> de Empresa.</w:t>
       </w:r>
     </w:p>
     <w:p>
@@ -15925,7 +16672,21 @@
         <w:rPr>
           <w:rFonts w:ascii="Tahoma" w:hAnsi="Tahoma" w:cs="Tahoma"/>
         </w:rPr>
-        <w:t>En el Dashboard, selecciona la opción "Crear Oferta".</w:t>
+        <w:t xml:space="preserve">En el </w:t>
+      </w:r>
+      <w:proofErr w:type="spellStart"/>
+      <w:r>
+        <w:rPr>
+          <w:rFonts w:ascii="Tahoma" w:hAnsi="Tahoma" w:cs="Tahoma"/>
+        </w:rPr>
+        <w:t>Dashboard</w:t>
+      </w:r>
+      <w:proofErr w:type="spellEnd"/>
+      <w:r>
+        <w:rPr>
+          <w:rFonts w:ascii="Tahoma" w:hAnsi="Tahoma" w:cs="Tahoma"/>
+        </w:rPr>
+        <w:t>, selecciona la opción "Crear Oferta".</w:t>
       </w:r>
     </w:p>
     <w:p>
@@ -15982,7 +16743,35 @@
         <w:rPr>
           <w:rFonts w:ascii="Tahoma" w:hAnsi="Tahoma" w:cs="Tahoma"/>
         </w:rPr>
-        <w:t>Una vez creada se actualizará en tu feed del dashboard.</w:t>
+        <w:t xml:space="preserve">Una vez creada se actualizará en tu </w:t>
+      </w:r>
+      <w:proofErr w:type="spellStart"/>
+      <w:r>
+        <w:rPr>
+          <w:rFonts w:ascii="Tahoma" w:hAnsi="Tahoma" w:cs="Tahoma"/>
+        </w:rPr>
+        <w:t>feed</w:t>
+      </w:r>
+      <w:proofErr w:type="spellEnd"/>
+      <w:r>
+        <w:rPr>
+          <w:rFonts w:ascii="Tahoma" w:hAnsi="Tahoma" w:cs="Tahoma"/>
+        </w:rPr>
+        <w:t xml:space="preserve"> del </w:t>
+      </w:r>
+      <w:proofErr w:type="spellStart"/>
+      <w:r>
+        <w:rPr>
+          <w:rFonts w:ascii="Tahoma" w:hAnsi="Tahoma" w:cs="Tahoma"/>
+        </w:rPr>
+        <w:t>dashboard</w:t>
+      </w:r>
+      <w:proofErr w:type="spellEnd"/>
+      <w:r>
+        <w:rPr>
+          <w:rFonts w:ascii="Tahoma" w:hAnsi="Tahoma" w:cs="Tahoma"/>
+        </w:rPr>
+        <w:t>.</w:t>
       </w:r>
     </w:p>
     <w:p>
@@ -16015,7 +16804,21 @@
         <w:rPr>
           <w:rFonts w:ascii="Tahoma" w:hAnsi="Tahoma" w:cs="Tahoma"/>
         </w:rPr>
-        <w:t>Desde el Dashboard, accede a la sección "Mis Ofertas".</w:t>
+        <w:t xml:space="preserve">Desde el </w:t>
+      </w:r>
+      <w:proofErr w:type="spellStart"/>
+      <w:r>
+        <w:rPr>
+          <w:rFonts w:ascii="Tahoma" w:hAnsi="Tahoma" w:cs="Tahoma"/>
+        </w:rPr>
+        <w:t>Dashboard</w:t>
+      </w:r>
+      <w:proofErr w:type="spellEnd"/>
+      <w:r>
+        <w:rPr>
+          <w:rFonts w:ascii="Tahoma" w:hAnsi="Tahoma" w:cs="Tahoma"/>
+        </w:rPr>
+        <w:t>, accede a la sección "Mis Ofertas".</w:t>
       </w:r>
     </w:p>
     <w:p>
@@ -16124,7 +16927,21 @@
         <w:rPr>
           <w:rFonts w:ascii="Tahoma" w:hAnsi="Tahoma" w:cs="Tahoma"/>
         </w:rPr>
-        <w:t>Consulta sus perfiles y CVs.</w:t>
+        <w:t xml:space="preserve">Consulta sus perfiles y </w:t>
+      </w:r>
+      <w:proofErr w:type="spellStart"/>
+      <w:r>
+        <w:rPr>
+          <w:rFonts w:ascii="Tahoma" w:hAnsi="Tahoma" w:cs="Tahoma"/>
+        </w:rPr>
+        <w:t>CVs</w:t>
+      </w:r>
+      <w:proofErr w:type="spellEnd"/>
+      <w:r>
+        <w:rPr>
+          <w:rFonts w:ascii="Tahoma" w:hAnsi="Tahoma" w:cs="Tahoma"/>
+        </w:rPr>
+        <w:t>.</w:t>
       </w:r>
     </w:p>
     <w:p>
@@ -16176,7 +16993,21 @@
         <w:rPr>
           <w:rFonts w:ascii="Tahoma" w:hAnsi="Tahoma" w:cs="Tahoma"/>
         </w:rPr>
-        <w:t>Desde el Dashboard, accede a la sección "Perfil de Empresa".</w:t>
+        <w:t xml:space="preserve">Desde el </w:t>
+      </w:r>
+      <w:proofErr w:type="spellStart"/>
+      <w:r>
+        <w:rPr>
+          <w:rFonts w:ascii="Tahoma" w:hAnsi="Tahoma" w:cs="Tahoma"/>
+        </w:rPr>
+        <w:t>Dashboard</w:t>
+      </w:r>
+      <w:proofErr w:type="spellEnd"/>
+      <w:r>
+        <w:rPr>
+          <w:rFonts w:ascii="Tahoma" w:hAnsi="Tahoma" w:cs="Tahoma"/>
+        </w:rPr>
+        <w:t>, accede a la sección "Perfil de Empresa".</w:t>
       </w:r>
     </w:p>
     <w:p>
@@ -16276,6 +17107,7 @@
           <w:lang w:val="en-GB"/>
         </w:rPr>
       </w:pPr>
+      <w:proofErr w:type="spellStart"/>
       <w:r>
         <w:rPr>
           <w:rFonts w:ascii="Tahoma" w:hAnsi="Tahoma" w:cs="Tahoma"/>
@@ -16288,8 +17120,41 @@
           <w:rFonts w:ascii="Tahoma" w:hAnsi="Tahoma" w:cs="Tahoma"/>
           <w:lang w:val="en-GB"/>
         </w:rPr>
-        <w:t>ton conexion/desconexion</w:t>
-      </w:r>
+        <w:t>ton</w:t>
+      </w:r>
+      <w:proofErr w:type="spellEnd"/>
+      <w:r>
+        <w:rPr>
+          <w:rFonts w:ascii="Tahoma" w:hAnsi="Tahoma" w:cs="Tahoma"/>
+          <w:lang w:val="en-GB"/>
+        </w:rPr>
+        <w:t xml:space="preserve"> </w:t>
+      </w:r>
+      <w:proofErr w:type="spellStart"/>
+      <w:r>
+        <w:rPr>
+          <w:rFonts w:ascii="Tahoma" w:hAnsi="Tahoma" w:cs="Tahoma"/>
+          <w:lang w:val="en-GB"/>
+        </w:rPr>
+        <w:t>conexion</w:t>
+      </w:r>
+      <w:proofErr w:type="spellEnd"/>
+      <w:r>
+        <w:rPr>
+          <w:rFonts w:ascii="Tahoma" w:hAnsi="Tahoma" w:cs="Tahoma"/>
+          <w:lang w:val="en-GB"/>
+        </w:rPr>
+        <w:t>/</w:t>
+      </w:r>
+      <w:proofErr w:type="spellStart"/>
+      <w:r>
+        <w:rPr>
+          <w:rFonts w:ascii="Tahoma" w:hAnsi="Tahoma" w:cs="Tahoma"/>
+          <w:lang w:val="en-GB"/>
+        </w:rPr>
+        <w:t>desconexion</w:t>
+      </w:r>
+      <w:proofErr w:type="spellEnd"/>
     </w:p>
     <w:p>
       <w:pPr>
@@ -16345,7 +17210,21 @@
         <w:rPr>
           <w:rFonts w:ascii="Tahoma" w:hAnsi="Tahoma" w:cs="Tahoma"/>
         </w:rPr>
-        <w:t>Si el usuario no esta autenticado te envía a la pagina de Login.</w:t>
+        <w:t xml:space="preserve">Si el usuario no esta autenticado te envía a la pagina de </w:t>
+      </w:r>
+      <w:proofErr w:type="spellStart"/>
+      <w:r>
+        <w:rPr>
+          <w:rFonts w:ascii="Tahoma" w:hAnsi="Tahoma" w:cs="Tahoma"/>
+        </w:rPr>
+        <w:t>Login</w:t>
+      </w:r>
+      <w:proofErr w:type="spellEnd"/>
+      <w:r>
+        <w:rPr>
+          <w:rFonts w:ascii="Tahoma" w:hAnsi="Tahoma" w:cs="Tahoma"/>
+        </w:rPr>
+        <w:t>.</w:t>
       </w:r>
     </w:p>
     <w:p>
@@ -16356,12 +17235,21 @@
           <w:lang w:val="en-GB"/>
         </w:rPr>
       </w:pPr>
+      <w:proofErr w:type="spellStart"/>
       <w:r>
         <w:rPr>
           <w:rFonts w:ascii="Tahoma" w:hAnsi="Tahoma" w:cs="Tahoma"/>
           <w:lang w:val="en-GB"/>
         </w:rPr>
-        <w:t>Botón "Go to Dashboard"</w:t>
+        <w:t>Botón</w:t>
+      </w:r>
+      <w:proofErr w:type="spellEnd"/>
+      <w:r>
+        <w:rPr>
+          <w:rFonts w:ascii="Tahoma" w:hAnsi="Tahoma" w:cs="Tahoma"/>
+          <w:lang w:val="en-GB"/>
+        </w:rPr>
+        <w:t xml:space="preserve"> "Go to Dashboard"</w:t>
       </w:r>
     </w:p>
     <w:p>
@@ -16399,7 +17287,21 @@
         <w:rPr>
           <w:rFonts w:ascii="Tahoma" w:hAnsi="Tahoma" w:cs="Tahoma"/>
         </w:rPr>
-        <w:t>Permite volver al Dashboard correspondiente según el rol (Candidato o Empresa).</w:t>
+        <w:t xml:space="preserve">Permite volver al </w:t>
+      </w:r>
+      <w:proofErr w:type="spellStart"/>
+      <w:r>
+        <w:rPr>
+          <w:rFonts w:ascii="Tahoma" w:hAnsi="Tahoma" w:cs="Tahoma"/>
+        </w:rPr>
+        <w:t>Dashboard</w:t>
+      </w:r>
+      <w:proofErr w:type="spellEnd"/>
+      <w:r>
+        <w:rPr>
+          <w:rFonts w:ascii="Tahoma" w:hAnsi="Tahoma" w:cs="Tahoma"/>
+        </w:rPr>
+        <w:t xml:space="preserve"> correspondiente según el rol (Candidato o Empresa).</w:t>
       </w:r>
     </w:p>
     <w:p>
@@ -16428,11 +17330,19 @@
           <w:rFonts w:ascii="Tahoma" w:hAnsi="Tahoma" w:cs="Tahoma"/>
         </w:rPr>
       </w:pPr>
-      <w:r>
-        <w:rPr>
-          <w:rFonts w:ascii="Tahoma" w:hAnsi="Tahoma" w:cs="Tahoma"/>
-        </w:rPr>
-        <w:t>Toggle disponible en la interfaz para cambiar el tema visual.</w:t>
+      <w:proofErr w:type="spellStart"/>
+      <w:r>
+        <w:rPr>
+          <w:rFonts w:ascii="Tahoma" w:hAnsi="Tahoma" w:cs="Tahoma"/>
+        </w:rPr>
+        <w:t>Toggle</w:t>
+      </w:r>
+      <w:proofErr w:type="spellEnd"/>
+      <w:r>
+        <w:rPr>
+          <w:rFonts w:ascii="Tahoma" w:hAnsi="Tahoma" w:cs="Tahoma"/>
+        </w:rPr>
+        <w:t xml:space="preserve"> disponible en la interfaz para cambiar el tema visual.</w:t>
       </w:r>
     </w:p>
     <w:p>
@@ -16724,8 +17634,18 @@
           <w:b/>
           <w:bCs/>
         </w:rPr>
-        <w:t>Notificaciones Push</w:t>
-      </w:r>
+        <w:t xml:space="preserve">Notificaciones </w:t>
+      </w:r>
+      <w:proofErr w:type="spellStart"/>
+      <w:r>
+        <w:rPr>
+          <w:rFonts w:ascii="Tahoma" w:hAnsi="Tahoma" w:cs="Tahoma"/>
+          <w:b/>
+          <w:bCs/>
+        </w:rPr>
+        <w:t>Push</w:t>
+      </w:r>
+      <w:proofErr w:type="spellEnd"/>
     </w:p>
     <w:p>
       <w:pPr>
@@ -16798,7 +17718,21 @@
         <w:rPr>
           <w:rFonts w:ascii="Tahoma" w:hAnsi="Tahoma" w:cs="Tahoma"/>
         </w:rPr>
-        <w:t>Ventajas: Mayor engagement y experiencia más dinámica.</w:t>
+        <w:t xml:space="preserve">Ventajas: Mayor </w:t>
+      </w:r>
+      <w:proofErr w:type="spellStart"/>
+      <w:r>
+        <w:rPr>
+          <w:rFonts w:ascii="Tahoma" w:hAnsi="Tahoma" w:cs="Tahoma"/>
+        </w:rPr>
+        <w:t>engagement</w:t>
+      </w:r>
+      <w:proofErr w:type="spellEnd"/>
+      <w:r>
+        <w:rPr>
+          <w:rFonts w:ascii="Tahoma" w:hAnsi="Tahoma" w:cs="Tahoma"/>
+        </w:rPr>
+        <w:t xml:space="preserve"> y experiencia más dinámica.</w:t>
       </w:r>
     </w:p>
     <w:p>
@@ -17276,7 +18210,21 @@
         <w:rPr>
           <w:rFonts w:ascii="Tahoma" w:hAnsi="Tahoma" w:cs="Tahoma"/>
         </w:rPr>
-        <w:t>Requiere desarrollo de modelos de machine learning y procesamiento de datos, lo que excede el alcance inicial.</w:t>
+        <w:t xml:space="preserve">Requiere desarrollo de modelos de machine </w:t>
+      </w:r>
+      <w:proofErr w:type="spellStart"/>
+      <w:r>
+        <w:rPr>
+          <w:rFonts w:ascii="Tahoma" w:hAnsi="Tahoma" w:cs="Tahoma"/>
+        </w:rPr>
+        <w:t>learning</w:t>
+      </w:r>
+      <w:proofErr w:type="spellEnd"/>
+      <w:r>
+        <w:rPr>
+          <w:rFonts w:ascii="Tahoma" w:hAnsi="Tahoma" w:cs="Tahoma"/>
+        </w:rPr>
+        <w:t xml:space="preserve"> y procesamiento de datos, lo que excede el alcance inicial.</w:t>
       </w:r>
       <w:r>
         <w:rPr>

--- a/DOCS/2024 10 23 -- Plantilla Memoria Proyecto (1).docx
+++ b/DOCS/2024 10 23 -- Plantilla Memoria Proyecto (1).docx
@@ -307,7 +307,7 @@
               <w:txbxContent>
                 <w:tbl>
                   <w:tblPr>
-                    <w:tblStyle w:val="TableGrid"/>
+                    <w:tblStyle w:val="Tablaconcuadrcula"/>
                     <w:tblW w:w="10343" w:type="dxa"/>
                     <w:tblBorders>
                       <w:top w:val="single" w:sz="8" w:space="0" w:color="F8F8F8" w:themeColor="background2"/>
@@ -814,7 +814,7 @@
     </w:p>
     <w:p>
       <w:pPr>
-        <w:pStyle w:val="Title"/>
+        <w:pStyle w:val="Ttulo"/>
         <w:rPr>
           <w:rFonts w:ascii="Tahoma" w:hAnsi="Tahoma" w:cs="Tahoma"/>
           <w:i/>
@@ -927,7 +927,7 @@
     </w:p>
     <w:p>
       <w:pPr>
-        <w:pStyle w:val="Title"/>
+        <w:pStyle w:val="Ttulo"/>
         <w:rPr>
           <w:rFonts w:ascii="Tahoma" w:hAnsi="Tahoma" w:cs="Tahoma"/>
           <w:sz w:val="40"/>
@@ -1230,7 +1230,7 @@
     </w:p>
     <w:p>
       <w:pPr>
-        <w:pStyle w:val="Title"/>
+        <w:pStyle w:val="Ttulo"/>
         <w:rPr>
           <w:rFonts w:ascii="Tahoma" w:hAnsi="Tahoma" w:cs="Tahoma"/>
           <w:i/>
@@ -1404,7 +1404,7 @@
     </w:p>
     <w:p>
       <w:pPr>
-        <w:pStyle w:val="Title"/>
+        <w:pStyle w:val="Ttulo"/>
         <w:rPr>
           <w:rFonts w:ascii="Tahoma" w:hAnsi="Tahoma" w:cs="Tahoma"/>
           <w:sz w:val="40"/>
@@ -1423,7 +1423,7 @@
     </w:p>
     <w:p>
       <w:pPr>
-        <w:pStyle w:val="TOC1"/>
+        <w:pStyle w:val="TDC1"/>
         <w:tabs>
           <w:tab w:val="left" w:pos="1540"/>
           <w:tab w:val="right" w:leader="dot" w:pos="8494"/>
@@ -1465,7 +1465,7 @@
       <w:hyperlink w:anchor="_Toc180586128" w:history="1">
         <w:r>
           <w:rPr>
-            <w:rStyle w:val="Hyperlink"/>
+            <w:rStyle w:val="Hipervnculo"/>
             <w:rFonts w:ascii="Tahoma" w:hAnsi="Tahoma" w:cs="Tahoma"/>
             <w:noProof/>
           </w:rPr>
@@ -1488,7 +1488,7 @@
         </w:r>
         <w:r>
           <w:rPr>
-            <w:rStyle w:val="Hyperlink"/>
+            <w:rStyle w:val="Hipervnculo"/>
             <w:rFonts w:ascii="Tahoma" w:hAnsi="Tahoma" w:cs="Tahoma"/>
             <w:noProof/>
           </w:rPr>
@@ -1546,7 +1546,7 @@
     </w:p>
     <w:p>
       <w:pPr>
-        <w:pStyle w:val="TOC2"/>
+        <w:pStyle w:val="TDC2"/>
         <w:rPr>
           <w:rFonts w:eastAsiaTheme="minorEastAsia"/>
           <w:smallCaps w:val="0"/>
@@ -1561,7 +1561,7 @@
       <w:hyperlink w:anchor="_Toc180586129" w:history="1">
         <w:r>
           <w:rPr>
-            <w:rStyle w:val="Hyperlink"/>
+            <w:rStyle w:val="Hipervnculo"/>
             <w:rFonts w:ascii="Tahoma" w:hAnsi="Tahoma" w:cs="Tahoma"/>
             <w:noProof/>
           </w:rPr>
@@ -1582,7 +1582,7 @@
         </w:r>
         <w:r>
           <w:rPr>
-            <w:rStyle w:val="Hyperlink"/>
+            <w:rStyle w:val="Hipervnculo"/>
             <w:rFonts w:ascii="Tahoma" w:hAnsi="Tahoma" w:cs="Tahoma"/>
             <w:noProof/>
           </w:rPr>
@@ -1640,7 +1640,7 @@
     </w:p>
     <w:p>
       <w:pPr>
-        <w:pStyle w:val="TOC2"/>
+        <w:pStyle w:val="TDC2"/>
         <w:rPr>
           <w:rFonts w:eastAsiaTheme="minorEastAsia"/>
           <w:smallCaps w:val="0"/>
@@ -1655,7 +1655,7 @@
       <w:hyperlink w:anchor="_Toc180586130" w:history="1">
         <w:r>
           <w:rPr>
-            <w:rStyle w:val="Hyperlink"/>
+            <w:rStyle w:val="Hipervnculo"/>
             <w:rFonts w:ascii="Tahoma" w:hAnsi="Tahoma" w:cs="Tahoma"/>
             <w:noProof/>
           </w:rPr>
@@ -1676,7 +1676,7 @@
         </w:r>
         <w:r>
           <w:rPr>
-            <w:rStyle w:val="Hyperlink"/>
+            <w:rStyle w:val="Hipervnculo"/>
             <w:rFonts w:ascii="Tahoma" w:hAnsi="Tahoma" w:cs="Tahoma"/>
             <w:noProof/>
           </w:rPr>
@@ -1734,7 +1734,7 @@
     </w:p>
     <w:p>
       <w:pPr>
-        <w:pStyle w:val="TOC1"/>
+        <w:pStyle w:val="TDC1"/>
         <w:tabs>
           <w:tab w:val="left" w:pos="1540"/>
           <w:tab w:val="right" w:leader="dot" w:pos="8494"/>
@@ -1755,7 +1755,7 @@
       <w:hyperlink w:anchor="_Toc180586131" w:history="1">
         <w:r>
           <w:rPr>
-            <w:rStyle w:val="Hyperlink"/>
+            <w:rStyle w:val="Hipervnculo"/>
             <w:rFonts w:ascii="Tahoma" w:hAnsi="Tahoma" w:cs="Tahoma"/>
             <w:noProof/>
           </w:rPr>
@@ -1778,7 +1778,7 @@
         </w:r>
         <w:r>
           <w:rPr>
-            <w:rStyle w:val="Hyperlink"/>
+            <w:rStyle w:val="Hipervnculo"/>
             <w:rFonts w:ascii="Tahoma" w:hAnsi="Tahoma" w:cs="Tahoma"/>
             <w:noProof/>
           </w:rPr>
@@ -1836,7 +1836,7 @@
     </w:p>
     <w:p>
       <w:pPr>
-        <w:pStyle w:val="TOC2"/>
+        <w:pStyle w:val="TDC2"/>
         <w:rPr>
           <w:rFonts w:eastAsiaTheme="minorEastAsia"/>
           <w:smallCaps w:val="0"/>
@@ -1851,7 +1851,7 @@
       <w:hyperlink w:anchor="_Toc180586132" w:history="1">
         <w:r>
           <w:rPr>
-            <w:rStyle w:val="Hyperlink"/>
+            <w:rStyle w:val="Hipervnculo"/>
             <w:rFonts w:ascii="Tahoma" w:hAnsi="Tahoma" w:cs="Tahoma"/>
             <w:noProof/>
           </w:rPr>
@@ -1872,7 +1872,7 @@
         </w:r>
         <w:r>
           <w:rPr>
-            <w:rStyle w:val="Hyperlink"/>
+            <w:rStyle w:val="Hipervnculo"/>
             <w:rFonts w:ascii="Tahoma" w:hAnsi="Tahoma" w:cs="Tahoma"/>
             <w:noProof/>
           </w:rPr>
@@ -1930,7 +1930,7 @@
     </w:p>
     <w:p>
       <w:pPr>
-        <w:pStyle w:val="TOC2"/>
+        <w:pStyle w:val="TDC2"/>
         <w:rPr>
           <w:rFonts w:eastAsiaTheme="minorEastAsia"/>
           <w:smallCaps w:val="0"/>
@@ -1945,7 +1945,7 @@
       <w:hyperlink w:anchor="_Toc180586133" w:history="1">
         <w:r>
           <w:rPr>
-            <w:rStyle w:val="Hyperlink"/>
+            <w:rStyle w:val="Hipervnculo"/>
             <w:rFonts w:ascii="Tahoma" w:hAnsi="Tahoma" w:cs="Tahoma"/>
             <w:noProof/>
           </w:rPr>
@@ -1966,7 +1966,7 @@
         </w:r>
         <w:r>
           <w:rPr>
-            <w:rStyle w:val="Hyperlink"/>
+            <w:rStyle w:val="Hipervnculo"/>
             <w:rFonts w:ascii="Tahoma" w:hAnsi="Tahoma" w:cs="Tahoma"/>
             <w:noProof/>
           </w:rPr>
@@ -2024,7 +2024,7 @@
     </w:p>
     <w:p>
       <w:pPr>
-        <w:pStyle w:val="TOC1"/>
+        <w:pStyle w:val="TDC1"/>
         <w:tabs>
           <w:tab w:val="left" w:pos="1540"/>
           <w:tab w:val="right" w:leader="dot" w:pos="8494"/>
@@ -2045,7 +2045,7 @@
       <w:hyperlink w:anchor="_Toc180586134" w:history="1">
         <w:r>
           <w:rPr>
-            <w:rStyle w:val="Hyperlink"/>
+            <w:rStyle w:val="Hipervnculo"/>
             <w:rFonts w:ascii="Tahoma" w:hAnsi="Tahoma" w:cs="Tahoma"/>
             <w:noProof/>
           </w:rPr>
@@ -2068,7 +2068,7 @@
         </w:r>
         <w:r>
           <w:rPr>
-            <w:rStyle w:val="Hyperlink"/>
+            <w:rStyle w:val="Hipervnculo"/>
             <w:rFonts w:ascii="Tahoma" w:hAnsi="Tahoma" w:cs="Tahoma"/>
             <w:noProof/>
           </w:rPr>
@@ -2126,7 +2126,7 @@
     </w:p>
     <w:p>
       <w:pPr>
-        <w:pStyle w:val="TOC2"/>
+        <w:pStyle w:val="TDC2"/>
         <w:rPr>
           <w:rFonts w:eastAsiaTheme="minorEastAsia"/>
           <w:smallCaps w:val="0"/>
@@ -2141,7 +2141,7 @@
       <w:hyperlink w:anchor="_Toc180586135" w:history="1">
         <w:r>
           <w:rPr>
-            <w:rStyle w:val="Hyperlink"/>
+            <w:rStyle w:val="Hipervnculo"/>
             <w:rFonts w:ascii="Tahoma" w:hAnsi="Tahoma" w:cs="Tahoma"/>
             <w:noProof/>
           </w:rPr>
@@ -2162,7 +2162,7 @@
         </w:r>
         <w:r>
           <w:rPr>
-            <w:rStyle w:val="Hyperlink"/>
+            <w:rStyle w:val="Hipervnculo"/>
             <w:rFonts w:ascii="Tahoma" w:hAnsi="Tahoma" w:cs="Tahoma"/>
             <w:noProof/>
           </w:rPr>
@@ -2220,7 +2220,7 @@
     </w:p>
     <w:p>
       <w:pPr>
-        <w:pStyle w:val="TOC2"/>
+        <w:pStyle w:val="TDC2"/>
         <w:rPr>
           <w:rFonts w:eastAsiaTheme="minorEastAsia"/>
           <w:smallCaps w:val="0"/>
@@ -2235,7 +2235,7 @@
       <w:hyperlink w:anchor="_Toc180586136" w:history="1">
         <w:r>
           <w:rPr>
-            <w:rStyle w:val="Hyperlink"/>
+            <w:rStyle w:val="Hipervnculo"/>
             <w:rFonts w:ascii="Tahoma" w:hAnsi="Tahoma" w:cs="Tahoma"/>
             <w:noProof/>
           </w:rPr>
@@ -2256,7 +2256,7 @@
         </w:r>
         <w:r>
           <w:rPr>
-            <w:rStyle w:val="Hyperlink"/>
+            <w:rStyle w:val="Hipervnculo"/>
             <w:rFonts w:ascii="Tahoma" w:hAnsi="Tahoma" w:cs="Tahoma"/>
             <w:noProof/>
           </w:rPr>
@@ -2314,7 +2314,7 @@
     </w:p>
     <w:p>
       <w:pPr>
-        <w:pStyle w:val="TOC1"/>
+        <w:pStyle w:val="TDC1"/>
         <w:tabs>
           <w:tab w:val="left" w:pos="1540"/>
           <w:tab w:val="right" w:leader="dot" w:pos="8494"/>
@@ -2335,7 +2335,7 @@
       <w:hyperlink w:anchor="_Toc180586137" w:history="1">
         <w:r>
           <w:rPr>
-            <w:rStyle w:val="Hyperlink"/>
+            <w:rStyle w:val="Hipervnculo"/>
             <w:rFonts w:ascii="Tahoma" w:hAnsi="Tahoma" w:cs="Tahoma"/>
             <w:noProof/>
           </w:rPr>
@@ -2358,7 +2358,7 @@
         </w:r>
         <w:r>
           <w:rPr>
-            <w:rStyle w:val="Hyperlink"/>
+            <w:rStyle w:val="Hipervnculo"/>
             <w:rFonts w:ascii="Tahoma" w:hAnsi="Tahoma" w:cs="Tahoma"/>
             <w:noProof/>
           </w:rPr>
@@ -2416,7 +2416,7 @@
     </w:p>
     <w:p>
       <w:pPr>
-        <w:pStyle w:val="TOC2"/>
+        <w:pStyle w:val="TDC2"/>
         <w:rPr>
           <w:rFonts w:eastAsiaTheme="minorEastAsia"/>
           <w:smallCaps w:val="0"/>
@@ -2431,7 +2431,7 @@
       <w:hyperlink w:anchor="_Toc180586138" w:history="1">
         <w:r>
           <w:rPr>
-            <w:rStyle w:val="Hyperlink"/>
+            <w:rStyle w:val="Hipervnculo"/>
             <w:rFonts w:ascii="Tahoma" w:hAnsi="Tahoma" w:cs="Tahoma"/>
             <w:noProof/>
           </w:rPr>
@@ -2452,7 +2452,7 @@
         </w:r>
         <w:r>
           <w:rPr>
-            <w:rStyle w:val="Hyperlink"/>
+            <w:rStyle w:val="Hipervnculo"/>
             <w:rFonts w:ascii="Tahoma" w:hAnsi="Tahoma" w:cs="Tahoma"/>
             <w:noProof/>
           </w:rPr>
@@ -2510,7 +2510,7 @@
     </w:p>
     <w:p>
       <w:pPr>
-        <w:pStyle w:val="TOC3"/>
+        <w:pStyle w:val="TDC3"/>
         <w:tabs>
           <w:tab w:val="left" w:pos="1320"/>
           <w:tab w:val="right" w:leader="dot" w:pos="8494"/>
@@ -2530,7 +2530,7 @@
       <w:hyperlink w:anchor="_Toc180586139" w:history="1">
         <w:r>
           <w:rPr>
-            <w:rStyle w:val="Hyperlink"/>
+            <w:rStyle w:val="Hipervnculo"/>
             <w:rFonts w:ascii="Tahoma" w:hAnsi="Tahoma" w:cs="Tahoma"/>
             <w:noProof/>
           </w:rPr>
@@ -2552,7 +2552,7 @@
         </w:r>
         <w:r>
           <w:rPr>
-            <w:rStyle w:val="Hyperlink"/>
+            <w:rStyle w:val="Hipervnculo"/>
             <w:rFonts w:ascii="Tahoma" w:hAnsi="Tahoma" w:cs="Tahoma"/>
             <w:noProof/>
           </w:rPr>
@@ -2610,7 +2610,7 @@
     </w:p>
     <w:p>
       <w:pPr>
-        <w:pStyle w:val="TOC2"/>
+        <w:pStyle w:val="TDC2"/>
         <w:rPr>
           <w:rFonts w:eastAsiaTheme="minorEastAsia"/>
           <w:smallCaps w:val="0"/>
@@ -2625,7 +2625,7 @@
       <w:hyperlink w:anchor="_Toc180586140" w:history="1">
         <w:r>
           <w:rPr>
-            <w:rStyle w:val="Hyperlink"/>
+            <w:rStyle w:val="Hipervnculo"/>
             <w:rFonts w:ascii="Tahoma" w:hAnsi="Tahoma" w:cs="Tahoma"/>
             <w:noProof/>
           </w:rPr>
@@ -2646,7 +2646,7 @@
         </w:r>
         <w:r>
           <w:rPr>
-            <w:rStyle w:val="Hyperlink"/>
+            <w:rStyle w:val="Hipervnculo"/>
             <w:rFonts w:ascii="Tahoma" w:hAnsi="Tahoma" w:cs="Tahoma"/>
             <w:noProof/>
           </w:rPr>
@@ -2704,7 +2704,7 @@
     </w:p>
     <w:p>
       <w:pPr>
-        <w:pStyle w:val="TOC3"/>
+        <w:pStyle w:val="TDC3"/>
         <w:tabs>
           <w:tab w:val="left" w:pos="1320"/>
           <w:tab w:val="right" w:leader="dot" w:pos="8494"/>
@@ -2724,7 +2724,7 @@
       <w:hyperlink w:anchor="_Toc180586141" w:history="1">
         <w:r>
           <w:rPr>
-            <w:rStyle w:val="Hyperlink"/>
+            <w:rStyle w:val="Hipervnculo"/>
             <w:rFonts w:ascii="Tahoma" w:hAnsi="Tahoma" w:cs="Tahoma"/>
             <w:noProof/>
           </w:rPr>
@@ -2746,7 +2746,7 @@
         </w:r>
         <w:r>
           <w:rPr>
-            <w:rStyle w:val="Hyperlink"/>
+            <w:rStyle w:val="Hipervnculo"/>
             <w:rFonts w:ascii="Tahoma" w:hAnsi="Tahoma" w:cs="Tahoma"/>
             <w:noProof/>
           </w:rPr>
@@ -2804,7 +2804,7 @@
     </w:p>
     <w:p>
       <w:pPr>
-        <w:pStyle w:val="TOC3"/>
+        <w:pStyle w:val="TDC3"/>
         <w:tabs>
           <w:tab w:val="left" w:pos="1320"/>
           <w:tab w:val="right" w:leader="dot" w:pos="8494"/>
@@ -2824,7 +2824,7 @@
       <w:hyperlink w:anchor="_Toc180586142" w:history="1">
         <w:r>
           <w:rPr>
-            <w:rStyle w:val="Hyperlink"/>
+            <w:rStyle w:val="Hipervnculo"/>
             <w:rFonts w:ascii="Tahoma" w:hAnsi="Tahoma" w:cs="Tahoma"/>
             <w:noProof/>
           </w:rPr>
@@ -2846,7 +2846,7 @@
         </w:r>
         <w:r>
           <w:rPr>
-            <w:rStyle w:val="Hyperlink"/>
+            <w:rStyle w:val="Hipervnculo"/>
             <w:rFonts w:ascii="Tahoma" w:hAnsi="Tahoma" w:cs="Tahoma"/>
             <w:noProof/>
           </w:rPr>
@@ -2904,7 +2904,7 @@
     </w:p>
     <w:p>
       <w:pPr>
-        <w:pStyle w:val="TOC2"/>
+        <w:pStyle w:val="TDC2"/>
         <w:rPr>
           <w:rFonts w:eastAsiaTheme="minorEastAsia"/>
           <w:smallCaps w:val="0"/>
@@ -2919,7 +2919,7 @@
       <w:hyperlink w:anchor="_Toc180586143" w:history="1">
         <w:r>
           <w:rPr>
-            <w:rStyle w:val="Hyperlink"/>
+            <w:rStyle w:val="Hipervnculo"/>
             <w:rFonts w:ascii="Tahoma" w:hAnsi="Tahoma" w:cs="Tahoma"/>
             <w:noProof/>
           </w:rPr>
@@ -2940,7 +2940,7 @@
         </w:r>
         <w:r>
           <w:rPr>
-            <w:rStyle w:val="Hyperlink"/>
+            <w:rStyle w:val="Hipervnculo"/>
             <w:rFonts w:ascii="Tahoma" w:hAnsi="Tahoma" w:cs="Tahoma"/>
             <w:noProof/>
           </w:rPr>
@@ -2998,7 +2998,7 @@
     </w:p>
     <w:p>
       <w:pPr>
-        <w:pStyle w:val="TOC2"/>
+        <w:pStyle w:val="TDC2"/>
         <w:rPr>
           <w:rFonts w:eastAsiaTheme="minorEastAsia"/>
           <w:smallCaps w:val="0"/>
@@ -3013,7 +3013,7 @@
       <w:hyperlink w:anchor="_Toc180586144" w:history="1">
         <w:r>
           <w:rPr>
-            <w:rStyle w:val="Hyperlink"/>
+            <w:rStyle w:val="Hipervnculo"/>
             <w:rFonts w:ascii="Tahoma" w:hAnsi="Tahoma" w:cs="Tahoma"/>
             <w:noProof/>
           </w:rPr>
@@ -3034,7 +3034,7 @@
         </w:r>
         <w:r>
           <w:rPr>
-            <w:rStyle w:val="Hyperlink"/>
+            <w:rStyle w:val="Hipervnculo"/>
             <w:rFonts w:ascii="Tahoma" w:hAnsi="Tahoma" w:cs="Tahoma"/>
             <w:noProof/>
           </w:rPr>
@@ -3092,7 +3092,7 @@
     </w:p>
     <w:p>
       <w:pPr>
-        <w:pStyle w:val="TOC2"/>
+        <w:pStyle w:val="TDC2"/>
         <w:rPr>
           <w:rFonts w:eastAsiaTheme="minorEastAsia"/>
           <w:smallCaps w:val="0"/>
@@ -3107,7 +3107,7 @@
       <w:hyperlink w:anchor="_Toc180586145" w:history="1">
         <w:r>
           <w:rPr>
-            <w:rStyle w:val="Hyperlink"/>
+            <w:rStyle w:val="Hipervnculo"/>
             <w:rFonts w:ascii="Tahoma" w:hAnsi="Tahoma" w:cs="Tahoma"/>
             <w:noProof/>
           </w:rPr>
@@ -3128,7 +3128,7 @@
         </w:r>
         <w:r>
           <w:rPr>
-            <w:rStyle w:val="Hyperlink"/>
+            <w:rStyle w:val="Hipervnculo"/>
             <w:rFonts w:ascii="Tahoma" w:hAnsi="Tahoma" w:cs="Tahoma"/>
             <w:noProof/>
           </w:rPr>
@@ -3186,7 +3186,7 @@
     </w:p>
     <w:p>
       <w:pPr>
-        <w:pStyle w:val="TOC2"/>
+        <w:pStyle w:val="TDC2"/>
         <w:rPr>
           <w:rFonts w:eastAsiaTheme="minorEastAsia"/>
           <w:smallCaps w:val="0"/>
@@ -3201,7 +3201,7 @@
       <w:hyperlink w:anchor="_Toc180586146" w:history="1">
         <w:r>
           <w:rPr>
-            <w:rStyle w:val="Hyperlink"/>
+            <w:rStyle w:val="Hipervnculo"/>
             <w:rFonts w:ascii="Tahoma" w:hAnsi="Tahoma" w:cs="Tahoma"/>
             <w:noProof/>
           </w:rPr>
@@ -3222,7 +3222,7 @@
         </w:r>
         <w:r>
           <w:rPr>
-            <w:rStyle w:val="Hyperlink"/>
+            <w:rStyle w:val="Hipervnculo"/>
             <w:rFonts w:ascii="Tahoma" w:hAnsi="Tahoma" w:cs="Tahoma"/>
             <w:noProof/>
           </w:rPr>
@@ -3280,7 +3280,7 @@
     </w:p>
     <w:p>
       <w:pPr>
-        <w:pStyle w:val="TOC1"/>
+        <w:pStyle w:val="TDC1"/>
         <w:tabs>
           <w:tab w:val="left" w:pos="1540"/>
           <w:tab w:val="right" w:leader="dot" w:pos="8494"/>
@@ -3301,7 +3301,7 @@
       <w:hyperlink w:anchor="_Toc180586147" w:history="1">
         <w:r>
           <w:rPr>
-            <w:rStyle w:val="Hyperlink"/>
+            <w:rStyle w:val="Hipervnculo"/>
             <w:rFonts w:ascii="Tahoma" w:hAnsi="Tahoma" w:cs="Tahoma"/>
             <w:noProof/>
           </w:rPr>
@@ -3324,7 +3324,7 @@
         </w:r>
         <w:r>
           <w:rPr>
-            <w:rStyle w:val="Hyperlink"/>
+            <w:rStyle w:val="Hipervnculo"/>
             <w:rFonts w:ascii="Tahoma" w:hAnsi="Tahoma" w:cs="Tahoma"/>
             <w:noProof/>
           </w:rPr>
@@ -3382,7 +3382,7 @@
     </w:p>
     <w:p>
       <w:pPr>
-        <w:pStyle w:val="TOC2"/>
+        <w:pStyle w:val="TDC2"/>
         <w:rPr>
           <w:rFonts w:eastAsiaTheme="minorEastAsia"/>
           <w:smallCaps w:val="0"/>
@@ -3397,7 +3397,7 @@
       <w:hyperlink w:anchor="_Toc180586148" w:history="1">
         <w:r>
           <w:rPr>
-            <w:rStyle w:val="Hyperlink"/>
+            <w:rStyle w:val="Hipervnculo"/>
             <w:rFonts w:ascii="Tahoma" w:hAnsi="Tahoma" w:cs="Tahoma"/>
             <w:noProof/>
           </w:rPr>
@@ -3418,7 +3418,7 @@
         </w:r>
         <w:r>
           <w:rPr>
-            <w:rStyle w:val="Hyperlink"/>
+            <w:rStyle w:val="Hipervnculo"/>
             <w:rFonts w:ascii="Tahoma" w:hAnsi="Tahoma" w:cs="Tahoma"/>
             <w:noProof/>
           </w:rPr>
@@ -3476,7 +3476,7 @@
     </w:p>
     <w:p>
       <w:pPr>
-        <w:pStyle w:val="TOC2"/>
+        <w:pStyle w:val="TDC2"/>
         <w:rPr>
           <w:rFonts w:eastAsiaTheme="minorEastAsia"/>
           <w:smallCaps w:val="0"/>
@@ -3491,7 +3491,7 @@
       <w:hyperlink w:anchor="_Toc180586149" w:history="1">
         <w:r>
           <w:rPr>
-            <w:rStyle w:val="Hyperlink"/>
+            <w:rStyle w:val="Hipervnculo"/>
             <w:rFonts w:ascii="Tahoma" w:hAnsi="Tahoma" w:cs="Tahoma"/>
             <w:noProof/>
           </w:rPr>
@@ -3512,7 +3512,7 @@
         </w:r>
         <w:r>
           <w:rPr>
-            <w:rStyle w:val="Hyperlink"/>
+            <w:rStyle w:val="Hipervnculo"/>
             <w:rFonts w:ascii="Tahoma" w:hAnsi="Tahoma" w:cs="Tahoma"/>
             <w:noProof/>
           </w:rPr>
@@ -3570,7 +3570,7 @@
     </w:p>
     <w:p>
       <w:pPr>
-        <w:pStyle w:val="TOC3"/>
+        <w:pStyle w:val="TDC3"/>
         <w:tabs>
           <w:tab w:val="left" w:pos="1320"/>
           <w:tab w:val="right" w:leader="dot" w:pos="8494"/>
@@ -3590,7 +3590,7 @@
       <w:hyperlink w:anchor="_Toc180586150" w:history="1">
         <w:r>
           <w:rPr>
-            <w:rStyle w:val="Hyperlink"/>
+            <w:rStyle w:val="Hipervnculo"/>
             <w:rFonts w:ascii="Tahoma" w:hAnsi="Tahoma" w:cs="Tahoma"/>
             <w:noProof/>
           </w:rPr>
@@ -3612,7 +3612,7 @@
         </w:r>
         <w:r>
           <w:rPr>
-            <w:rStyle w:val="Hyperlink"/>
+            <w:rStyle w:val="Hipervnculo"/>
             <w:rFonts w:ascii="Tahoma" w:hAnsi="Tahoma" w:cs="Tahoma"/>
             <w:noProof/>
           </w:rPr>
@@ -3670,7 +3670,7 @@
     </w:p>
     <w:p>
       <w:pPr>
-        <w:pStyle w:val="TOC3"/>
+        <w:pStyle w:val="TDC3"/>
         <w:tabs>
           <w:tab w:val="left" w:pos="1320"/>
           <w:tab w:val="right" w:leader="dot" w:pos="8494"/>
@@ -3690,7 +3690,7 @@
       <w:hyperlink w:anchor="_Toc180586151" w:history="1">
         <w:r>
           <w:rPr>
-            <w:rStyle w:val="Hyperlink"/>
+            <w:rStyle w:val="Hipervnculo"/>
             <w:rFonts w:ascii="Tahoma" w:hAnsi="Tahoma" w:cs="Tahoma"/>
             <w:noProof/>
           </w:rPr>
@@ -3712,7 +3712,7 @@
         </w:r>
         <w:r>
           <w:rPr>
-            <w:rStyle w:val="Hyperlink"/>
+            <w:rStyle w:val="Hipervnculo"/>
             <w:rFonts w:ascii="Tahoma" w:hAnsi="Tahoma" w:cs="Tahoma"/>
             <w:noProof/>
           </w:rPr>
@@ -3770,7 +3770,7 @@
     </w:p>
     <w:p>
       <w:pPr>
-        <w:pStyle w:val="TOC3"/>
+        <w:pStyle w:val="TDC3"/>
         <w:tabs>
           <w:tab w:val="left" w:pos="1320"/>
           <w:tab w:val="right" w:leader="dot" w:pos="8494"/>
@@ -3790,7 +3790,7 @@
       <w:hyperlink w:anchor="_Toc180586152" w:history="1">
         <w:r>
           <w:rPr>
-            <w:rStyle w:val="Hyperlink"/>
+            <w:rStyle w:val="Hipervnculo"/>
             <w:rFonts w:ascii="Tahoma" w:hAnsi="Tahoma" w:cs="Tahoma"/>
             <w:noProof/>
           </w:rPr>
@@ -3812,7 +3812,7 @@
         </w:r>
         <w:r>
           <w:rPr>
-            <w:rStyle w:val="Hyperlink"/>
+            <w:rStyle w:val="Hipervnculo"/>
             <w:rFonts w:ascii="Tahoma" w:hAnsi="Tahoma" w:cs="Tahoma"/>
             <w:noProof/>
           </w:rPr>
@@ -3870,7 +3870,7 @@
     </w:p>
     <w:p>
       <w:pPr>
-        <w:pStyle w:val="TOC3"/>
+        <w:pStyle w:val="TDC3"/>
         <w:tabs>
           <w:tab w:val="left" w:pos="1320"/>
           <w:tab w:val="right" w:leader="dot" w:pos="8494"/>
@@ -3890,7 +3890,7 @@
       <w:hyperlink w:anchor="_Toc180586153" w:history="1">
         <w:r>
           <w:rPr>
-            <w:rStyle w:val="Hyperlink"/>
+            <w:rStyle w:val="Hipervnculo"/>
             <w:rFonts w:ascii="Tahoma" w:hAnsi="Tahoma" w:cs="Tahoma"/>
             <w:noProof/>
           </w:rPr>
@@ -3912,7 +3912,7 @@
         </w:r>
         <w:r>
           <w:rPr>
-            <w:rStyle w:val="Hyperlink"/>
+            <w:rStyle w:val="Hipervnculo"/>
             <w:rFonts w:ascii="Tahoma" w:hAnsi="Tahoma" w:cs="Tahoma"/>
             <w:noProof/>
           </w:rPr>
@@ -3970,7 +3970,7 @@
     </w:p>
     <w:p>
       <w:pPr>
-        <w:pStyle w:val="TOC3"/>
+        <w:pStyle w:val="TDC3"/>
         <w:tabs>
           <w:tab w:val="left" w:pos="1320"/>
           <w:tab w:val="right" w:leader="dot" w:pos="8494"/>
@@ -3990,7 +3990,7 @@
       <w:hyperlink w:anchor="_Toc180586154" w:history="1">
         <w:r>
           <w:rPr>
-            <w:rStyle w:val="Hyperlink"/>
+            <w:rStyle w:val="Hipervnculo"/>
             <w:rFonts w:ascii="Tahoma" w:hAnsi="Tahoma" w:cs="Tahoma"/>
             <w:noProof/>
           </w:rPr>
@@ -4012,7 +4012,7 @@
         </w:r>
         <w:r>
           <w:rPr>
-            <w:rStyle w:val="Hyperlink"/>
+            <w:rStyle w:val="Hipervnculo"/>
             <w:rFonts w:ascii="Tahoma" w:hAnsi="Tahoma" w:cs="Tahoma"/>
             <w:noProof/>
           </w:rPr>
@@ -4070,7 +4070,7 @@
     </w:p>
     <w:p>
       <w:pPr>
-        <w:pStyle w:val="TOC3"/>
+        <w:pStyle w:val="TDC3"/>
         <w:tabs>
           <w:tab w:val="left" w:pos="1320"/>
           <w:tab w:val="right" w:leader="dot" w:pos="8494"/>
@@ -4090,7 +4090,7 @@
       <w:hyperlink w:anchor="_Toc180586155" w:history="1">
         <w:r>
           <w:rPr>
-            <w:rStyle w:val="Hyperlink"/>
+            <w:rStyle w:val="Hipervnculo"/>
             <w:rFonts w:ascii="Tahoma" w:hAnsi="Tahoma" w:cs="Tahoma"/>
             <w:noProof/>
           </w:rPr>
@@ -4112,7 +4112,7 @@
         </w:r>
         <w:r>
           <w:rPr>
-            <w:rStyle w:val="Hyperlink"/>
+            <w:rStyle w:val="Hipervnculo"/>
             <w:rFonts w:ascii="Tahoma" w:hAnsi="Tahoma" w:cs="Tahoma"/>
             <w:noProof/>
           </w:rPr>
@@ -4170,7 +4170,7 @@
     </w:p>
     <w:p>
       <w:pPr>
-        <w:pStyle w:val="TOC3"/>
+        <w:pStyle w:val="TDC3"/>
         <w:tabs>
           <w:tab w:val="left" w:pos="1320"/>
           <w:tab w:val="right" w:leader="dot" w:pos="8494"/>
@@ -4190,7 +4190,7 @@
       <w:hyperlink w:anchor="_Toc180586156" w:history="1">
         <w:r>
           <w:rPr>
-            <w:rStyle w:val="Hyperlink"/>
+            <w:rStyle w:val="Hipervnculo"/>
             <w:rFonts w:ascii="Tahoma" w:hAnsi="Tahoma" w:cs="Tahoma"/>
             <w:noProof/>
           </w:rPr>
@@ -4212,7 +4212,7 @@
         </w:r>
         <w:r>
           <w:rPr>
-            <w:rStyle w:val="Hyperlink"/>
+            <w:rStyle w:val="Hipervnculo"/>
             <w:rFonts w:ascii="Tahoma" w:hAnsi="Tahoma" w:cs="Tahoma"/>
             <w:noProof/>
           </w:rPr>
@@ -4270,7 +4270,7 @@
     </w:p>
     <w:p>
       <w:pPr>
-        <w:pStyle w:val="TOC2"/>
+        <w:pStyle w:val="TDC2"/>
         <w:rPr>
           <w:rFonts w:eastAsiaTheme="minorEastAsia"/>
           <w:smallCaps w:val="0"/>
@@ -4285,7 +4285,7 @@
       <w:hyperlink w:anchor="_Toc180586157" w:history="1">
         <w:r>
           <w:rPr>
-            <w:rStyle w:val="Hyperlink"/>
+            <w:rStyle w:val="Hipervnculo"/>
             <w:rFonts w:ascii="Tahoma" w:hAnsi="Tahoma" w:cs="Tahoma"/>
             <w:noProof/>
           </w:rPr>
@@ -4306,7 +4306,7 @@
         </w:r>
         <w:r>
           <w:rPr>
-            <w:rStyle w:val="Hyperlink"/>
+            <w:rStyle w:val="Hipervnculo"/>
             <w:rFonts w:ascii="Tahoma" w:hAnsi="Tahoma" w:cs="Tahoma"/>
             <w:noProof/>
           </w:rPr>
@@ -4364,7 +4364,7 @@
     </w:p>
     <w:p>
       <w:pPr>
-        <w:pStyle w:val="TOC1"/>
+        <w:pStyle w:val="TDC1"/>
         <w:tabs>
           <w:tab w:val="left" w:pos="1540"/>
           <w:tab w:val="right" w:leader="dot" w:pos="8494"/>
@@ -4385,7 +4385,7 @@
       <w:hyperlink w:anchor="_Toc180586158" w:history="1">
         <w:r>
           <w:rPr>
-            <w:rStyle w:val="Hyperlink"/>
+            <w:rStyle w:val="Hipervnculo"/>
             <w:rFonts w:ascii="Tahoma" w:hAnsi="Tahoma" w:cs="Tahoma"/>
             <w:noProof/>
           </w:rPr>
@@ -4408,7 +4408,7 @@
         </w:r>
         <w:r>
           <w:rPr>
-            <w:rStyle w:val="Hyperlink"/>
+            <w:rStyle w:val="Hipervnculo"/>
             <w:rFonts w:ascii="Tahoma" w:hAnsi="Tahoma" w:cs="Tahoma"/>
             <w:noProof/>
           </w:rPr>
@@ -4466,7 +4466,7 @@
     </w:p>
     <w:p>
       <w:pPr>
-        <w:pStyle w:val="TOC2"/>
+        <w:pStyle w:val="TDC2"/>
         <w:rPr>
           <w:rFonts w:eastAsiaTheme="minorEastAsia"/>
           <w:smallCaps w:val="0"/>
@@ -4481,7 +4481,7 @@
       <w:hyperlink w:anchor="_Toc180586159" w:history="1">
         <w:r>
           <w:rPr>
-            <w:rStyle w:val="Hyperlink"/>
+            <w:rStyle w:val="Hipervnculo"/>
             <w:rFonts w:ascii="Tahoma" w:hAnsi="Tahoma" w:cs="Tahoma"/>
             <w:noProof/>
           </w:rPr>
@@ -4502,7 +4502,7 @@
         </w:r>
         <w:r>
           <w:rPr>
-            <w:rStyle w:val="Hyperlink"/>
+            <w:rStyle w:val="Hipervnculo"/>
             <w:rFonts w:ascii="Tahoma" w:hAnsi="Tahoma" w:cs="Tahoma"/>
             <w:noProof/>
           </w:rPr>
@@ -4560,7 +4560,7 @@
     </w:p>
     <w:p>
       <w:pPr>
-        <w:pStyle w:val="TOC3"/>
+        <w:pStyle w:val="TDC3"/>
         <w:tabs>
           <w:tab w:val="left" w:pos="1320"/>
           <w:tab w:val="right" w:leader="dot" w:pos="8494"/>
@@ -4580,7 +4580,7 @@
       <w:hyperlink w:anchor="_Toc180586160" w:history="1">
         <w:r>
           <w:rPr>
-            <w:rStyle w:val="Hyperlink"/>
+            <w:rStyle w:val="Hipervnculo"/>
             <w:rFonts w:ascii="Tahoma" w:hAnsi="Tahoma" w:cs="Tahoma"/>
             <w:noProof/>
           </w:rPr>
@@ -4602,7 +4602,7 @@
         </w:r>
         <w:r>
           <w:rPr>
-            <w:rStyle w:val="Hyperlink"/>
+            <w:rStyle w:val="Hipervnculo"/>
             <w:rFonts w:ascii="Tahoma" w:hAnsi="Tahoma" w:cs="Tahoma"/>
             <w:noProof/>
           </w:rPr>
@@ -4660,7 +4660,7 @@
     </w:p>
     <w:p>
       <w:pPr>
-        <w:pStyle w:val="TOC3"/>
+        <w:pStyle w:val="TDC3"/>
         <w:tabs>
           <w:tab w:val="left" w:pos="1320"/>
           <w:tab w:val="right" w:leader="dot" w:pos="8494"/>
@@ -4680,7 +4680,7 @@
       <w:hyperlink w:anchor="_Toc180586161" w:history="1">
         <w:r>
           <w:rPr>
-            <w:rStyle w:val="Hyperlink"/>
+            <w:rStyle w:val="Hipervnculo"/>
             <w:rFonts w:ascii="Tahoma" w:hAnsi="Tahoma" w:cs="Tahoma"/>
             <w:noProof/>
           </w:rPr>
@@ -4702,7 +4702,7 @@
         </w:r>
         <w:r>
           <w:rPr>
-            <w:rStyle w:val="Hyperlink"/>
+            <w:rStyle w:val="Hipervnculo"/>
             <w:rFonts w:ascii="Tahoma" w:hAnsi="Tahoma" w:cs="Tahoma"/>
             <w:noProof/>
           </w:rPr>
@@ -4760,7 +4760,7 @@
     </w:p>
     <w:p>
       <w:pPr>
-        <w:pStyle w:val="TOC3"/>
+        <w:pStyle w:val="TDC3"/>
         <w:tabs>
           <w:tab w:val="left" w:pos="1320"/>
           <w:tab w:val="right" w:leader="dot" w:pos="8494"/>
@@ -4780,7 +4780,7 @@
       <w:hyperlink w:anchor="_Toc180586162" w:history="1">
         <w:r>
           <w:rPr>
-            <w:rStyle w:val="Hyperlink"/>
+            <w:rStyle w:val="Hipervnculo"/>
             <w:rFonts w:ascii="Tahoma" w:hAnsi="Tahoma" w:cs="Tahoma"/>
             <w:noProof/>
           </w:rPr>
@@ -4802,7 +4802,7 @@
         </w:r>
         <w:r>
           <w:rPr>
-            <w:rStyle w:val="Hyperlink"/>
+            <w:rStyle w:val="Hipervnculo"/>
             <w:rFonts w:ascii="Tahoma" w:hAnsi="Tahoma" w:cs="Tahoma"/>
             <w:noProof/>
           </w:rPr>
@@ -4860,7 +4860,7 @@
     </w:p>
     <w:p>
       <w:pPr>
-        <w:pStyle w:val="TOC2"/>
+        <w:pStyle w:val="TDC2"/>
         <w:rPr>
           <w:rFonts w:eastAsiaTheme="minorEastAsia"/>
           <w:smallCaps w:val="0"/>
@@ -4875,7 +4875,7 @@
       <w:hyperlink w:anchor="_Toc180586163" w:history="1">
         <w:r>
           <w:rPr>
-            <w:rStyle w:val="Hyperlink"/>
+            <w:rStyle w:val="Hipervnculo"/>
             <w:rFonts w:ascii="Tahoma" w:hAnsi="Tahoma" w:cs="Tahoma"/>
             <w:noProof/>
           </w:rPr>
@@ -4896,7 +4896,7 @@
         </w:r>
         <w:r>
           <w:rPr>
-            <w:rStyle w:val="Hyperlink"/>
+            <w:rStyle w:val="Hipervnculo"/>
             <w:rFonts w:ascii="Tahoma" w:hAnsi="Tahoma" w:cs="Tahoma"/>
             <w:noProof/>
           </w:rPr>
@@ -4954,7 +4954,7 @@
     </w:p>
     <w:p>
       <w:pPr>
-        <w:pStyle w:val="TOC3"/>
+        <w:pStyle w:val="TDC3"/>
         <w:tabs>
           <w:tab w:val="left" w:pos="1320"/>
           <w:tab w:val="right" w:leader="dot" w:pos="8494"/>
@@ -4974,7 +4974,7 @@
       <w:hyperlink w:anchor="_Toc180586164" w:history="1">
         <w:r>
           <w:rPr>
-            <w:rStyle w:val="Hyperlink"/>
+            <w:rStyle w:val="Hipervnculo"/>
             <w:rFonts w:ascii="Tahoma" w:hAnsi="Tahoma" w:cs="Tahoma"/>
             <w:noProof/>
           </w:rPr>
@@ -4996,7 +4996,7 @@
         </w:r>
         <w:r>
           <w:rPr>
-            <w:rStyle w:val="Hyperlink"/>
+            <w:rStyle w:val="Hipervnculo"/>
             <w:rFonts w:ascii="Tahoma" w:hAnsi="Tahoma" w:cs="Tahoma"/>
             <w:noProof/>
           </w:rPr>
@@ -5054,7 +5054,7 @@
     </w:p>
     <w:p>
       <w:pPr>
-        <w:pStyle w:val="TOC2"/>
+        <w:pStyle w:val="TDC2"/>
         <w:rPr>
           <w:rFonts w:eastAsiaTheme="minorEastAsia"/>
           <w:smallCaps w:val="0"/>
@@ -5069,7 +5069,7 @@
       <w:hyperlink w:anchor="_Toc180586165" w:history="1">
         <w:r>
           <w:rPr>
-            <w:rStyle w:val="Hyperlink"/>
+            <w:rStyle w:val="Hipervnculo"/>
             <w:rFonts w:ascii="Tahoma" w:hAnsi="Tahoma" w:cs="Tahoma"/>
             <w:noProof/>
           </w:rPr>
@@ -5090,7 +5090,7 @@
         </w:r>
         <w:r>
           <w:rPr>
-            <w:rStyle w:val="Hyperlink"/>
+            <w:rStyle w:val="Hipervnculo"/>
             <w:rFonts w:ascii="Tahoma" w:hAnsi="Tahoma" w:cs="Tahoma"/>
             <w:noProof/>
           </w:rPr>
@@ -5148,7 +5148,7 @@
     </w:p>
     <w:p>
       <w:pPr>
-        <w:pStyle w:val="TOC3"/>
+        <w:pStyle w:val="TDC3"/>
         <w:tabs>
           <w:tab w:val="left" w:pos="1320"/>
           <w:tab w:val="right" w:leader="dot" w:pos="8494"/>
@@ -5168,7 +5168,7 @@
       <w:hyperlink w:anchor="_Toc180586166" w:history="1">
         <w:r>
           <w:rPr>
-            <w:rStyle w:val="Hyperlink"/>
+            <w:rStyle w:val="Hipervnculo"/>
             <w:rFonts w:ascii="Tahoma" w:hAnsi="Tahoma" w:cs="Tahoma"/>
             <w:noProof/>
           </w:rPr>
@@ -5190,7 +5190,7 @@
         </w:r>
         <w:r>
           <w:rPr>
-            <w:rStyle w:val="Hyperlink"/>
+            <w:rStyle w:val="Hipervnculo"/>
             <w:rFonts w:ascii="Tahoma" w:hAnsi="Tahoma" w:cs="Tahoma"/>
             <w:noProof/>
           </w:rPr>
@@ -5248,7 +5248,7 @@
     </w:p>
     <w:p>
       <w:pPr>
-        <w:pStyle w:val="TOC2"/>
+        <w:pStyle w:val="TDC2"/>
         <w:rPr>
           <w:rFonts w:eastAsiaTheme="minorEastAsia"/>
           <w:smallCaps w:val="0"/>
@@ -5263,7 +5263,7 @@
       <w:hyperlink w:anchor="_Toc180586167" w:history="1">
         <w:r>
           <w:rPr>
-            <w:rStyle w:val="Hyperlink"/>
+            <w:rStyle w:val="Hipervnculo"/>
             <w:rFonts w:ascii="Tahoma" w:hAnsi="Tahoma" w:cs="Tahoma"/>
             <w:noProof/>
           </w:rPr>
@@ -5284,7 +5284,7 @@
         </w:r>
         <w:r>
           <w:rPr>
-            <w:rStyle w:val="Hyperlink"/>
+            <w:rStyle w:val="Hipervnculo"/>
             <w:rFonts w:ascii="Tahoma" w:hAnsi="Tahoma" w:cs="Tahoma"/>
             <w:noProof/>
           </w:rPr>
@@ -5342,7 +5342,7 @@
     </w:p>
     <w:p>
       <w:pPr>
-        <w:pStyle w:val="TOC2"/>
+        <w:pStyle w:val="TDC2"/>
         <w:rPr>
           <w:rFonts w:eastAsiaTheme="minorEastAsia"/>
           <w:smallCaps w:val="0"/>
@@ -5357,7 +5357,7 @@
       <w:hyperlink w:anchor="_Toc180586168" w:history="1">
         <w:r>
           <w:rPr>
-            <w:rStyle w:val="Hyperlink"/>
+            <w:rStyle w:val="Hipervnculo"/>
             <w:rFonts w:ascii="Tahoma" w:hAnsi="Tahoma" w:cs="Tahoma"/>
             <w:noProof/>
           </w:rPr>
@@ -5378,7 +5378,7 @@
         </w:r>
         <w:r>
           <w:rPr>
-            <w:rStyle w:val="Hyperlink"/>
+            <w:rStyle w:val="Hipervnculo"/>
             <w:rFonts w:ascii="Tahoma" w:hAnsi="Tahoma" w:cs="Tahoma"/>
             <w:noProof/>
           </w:rPr>
@@ -5436,7 +5436,7 @@
     </w:p>
     <w:p>
       <w:pPr>
-        <w:pStyle w:val="TOC3"/>
+        <w:pStyle w:val="TDC3"/>
         <w:tabs>
           <w:tab w:val="left" w:pos="1320"/>
           <w:tab w:val="right" w:leader="dot" w:pos="8494"/>
@@ -5456,7 +5456,7 @@
       <w:hyperlink w:anchor="_Toc180586169" w:history="1">
         <w:r>
           <w:rPr>
-            <w:rStyle w:val="Hyperlink"/>
+            <w:rStyle w:val="Hipervnculo"/>
             <w:rFonts w:ascii="Tahoma" w:hAnsi="Tahoma" w:cs="Tahoma"/>
             <w:noProof/>
           </w:rPr>
@@ -5478,7 +5478,7 @@
         </w:r>
         <w:r>
           <w:rPr>
-            <w:rStyle w:val="Hyperlink"/>
+            <w:rStyle w:val="Hipervnculo"/>
             <w:rFonts w:ascii="Tahoma" w:hAnsi="Tahoma" w:cs="Tahoma"/>
             <w:noProof/>
           </w:rPr>
@@ -5536,7 +5536,7 @@
     </w:p>
     <w:p>
       <w:pPr>
-        <w:pStyle w:val="TOC3"/>
+        <w:pStyle w:val="TDC3"/>
         <w:tabs>
           <w:tab w:val="left" w:pos="1320"/>
           <w:tab w:val="right" w:leader="dot" w:pos="8494"/>
@@ -5556,7 +5556,7 @@
       <w:hyperlink w:anchor="_Toc180586170" w:history="1">
         <w:r>
           <w:rPr>
-            <w:rStyle w:val="Hyperlink"/>
+            <w:rStyle w:val="Hipervnculo"/>
             <w:rFonts w:ascii="Tahoma" w:hAnsi="Tahoma" w:cs="Tahoma"/>
             <w:noProof/>
           </w:rPr>
@@ -5578,7 +5578,7 @@
         </w:r>
         <w:r>
           <w:rPr>
-            <w:rStyle w:val="Hyperlink"/>
+            <w:rStyle w:val="Hipervnculo"/>
             <w:rFonts w:ascii="Tahoma" w:hAnsi="Tahoma" w:cs="Tahoma"/>
             <w:noProof/>
           </w:rPr>
@@ -5636,7 +5636,7 @@
     </w:p>
     <w:p>
       <w:pPr>
-        <w:pStyle w:val="TOC3"/>
+        <w:pStyle w:val="TDC3"/>
         <w:tabs>
           <w:tab w:val="left" w:pos="1320"/>
           <w:tab w:val="right" w:leader="dot" w:pos="8494"/>
@@ -5656,7 +5656,7 @@
       <w:hyperlink w:anchor="_Toc180586171" w:history="1">
         <w:r>
           <w:rPr>
-            <w:rStyle w:val="Hyperlink"/>
+            <w:rStyle w:val="Hipervnculo"/>
             <w:rFonts w:ascii="Tahoma" w:hAnsi="Tahoma" w:cs="Tahoma"/>
             <w:noProof/>
           </w:rPr>
@@ -5678,7 +5678,7 @@
         </w:r>
         <w:r>
           <w:rPr>
-            <w:rStyle w:val="Hyperlink"/>
+            <w:rStyle w:val="Hipervnculo"/>
             <w:rFonts w:ascii="Tahoma" w:hAnsi="Tahoma" w:cs="Tahoma"/>
             <w:noProof/>
           </w:rPr>
@@ -5736,7 +5736,7 @@
     </w:p>
     <w:p>
       <w:pPr>
-        <w:pStyle w:val="TOC2"/>
+        <w:pStyle w:val="TDC2"/>
         <w:rPr>
           <w:rFonts w:eastAsiaTheme="minorEastAsia"/>
           <w:smallCaps w:val="0"/>
@@ -5751,7 +5751,7 @@
       <w:hyperlink w:anchor="_Toc180586172" w:history="1">
         <w:r>
           <w:rPr>
-            <w:rStyle w:val="Hyperlink"/>
+            <w:rStyle w:val="Hipervnculo"/>
             <w:rFonts w:ascii="Tahoma" w:hAnsi="Tahoma" w:cs="Tahoma"/>
             <w:noProof/>
           </w:rPr>
@@ -5772,7 +5772,7 @@
         </w:r>
         <w:r>
           <w:rPr>
-            <w:rStyle w:val="Hyperlink"/>
+            <w:rStyle w:val="Hipervnculo"/>
             <w:rFonts w:ascii="Tahoma" w:hAnsi="Tahoma" w:cs="Tahoma"/>
             <w:noProof/>
           </w:rPr>
@@ -5830,7 +5830,7 @@
     </w:p>
     <w:p>
       <w:pPr>
-        <w:pStyle w:val="TOC1"/>
+        <w:pStyle w:val="TDC1"/>
         <w:tabs>
           <w:tab w:val="left" w:pos="1540"/>
           <w:tab w:val="right" w:leader="dot" w:pos="8494"/>
@@ -5851,7 +5851,7 @@
       <w:hyperlink w:anchor="_Toc180586173" w:history="1">
         <w:r>
           <w:rPr>
-            <w:rStyle w:val="Hyperlink"/>
+            <w:rStyle w:val="Hipervnculo"/>
             <w:rFonts w:ascii="Tahoma" w:hAnsi="Tahoma" w:cs="Tahoma"/>
             <w:noProof/>
           </w:rPr>
@@ -5874,7 +5874,7 @@
         </w:r>
         <w:r>
           <w:rPr>
-            <w:rStyle w:val="Hyperlink"/>
+            <w:rStyle w:val="Hipervnculo"/>
             <w:rFonts w:ascii="Tahoma" w:hAnsi="Tahoma" w:cs="Tahoma"/>
             <w:noProof/>
           </w:rPr>
@@ -5932,7 +5932,7 @@
     </w:p>
     <w:p>
       <w:pPr>
-        <w:pStyle w:val="TOC2"/>
+        <w:pStyle w:val="TDC2"/>
         <w:rPr>
           <w:rFonts w:eastAsiaTheme="minorEastAsia"/>
           <w:smallCaps w:val="0"/>
@@ -5947,7 +5947,7 @@
       <w:hyperlink w:anchor="_Toc180586174" w:history="1">
         <w:r>
           <w:rPr>
-            <w:rStyle w:val="Hyperlink"/>
+            <w:rStyle w:val="Hipervnculo"/>
             <w:rFonts w:ascii="Tahoma" w:hAnsi="Tahoma" w:cs="Tahoma"/>
             <w:noProof/>
           </w:rPr>
@@ -5968,7 +5968,7 @@
         </w:r>
         <w:r>
           <w:rPr>
-            <w:rStyle w:val="Hyperlink"/>
+            <w:rStyle w:val="Hipervnculo"/>
             <w:rFonts w:ascii="Tahoma" w:hAnsi="Tahoma" w:cs="Tahoma"/>
             <w:noProof/>
           </w:rPr>
@@ -6026,7 +6026,7 @@
     </w:p>
     <w:p>
       <w:pPr>
-        <w:pStyle w:val="TOC2"/>
+        <w:pStyle w:val="TDC2"/>
         <w:rPr>
           <w:rFonts w:eastAsiaTheme="minorEastAsia"/>
           <w:smallCaps w:val="0"/>
@@ -6041,7 +6041,7 @@
       <w:hyperlink w:anchor="_Toc180586175" w:history="1">
         <w:r>
           <w:rPr>
-            <w:rStyle w:val="Hyperlink"/>
+            <w:rStyle w:val="Hipervnculo"/>
             <w:rFonts w:ascii="Tahoma" w:hAnsi="Tahoma" w:cs="Tahoma"/>
             <w:noProof/>
           </w:rPr>
@@ -6062,7 +6062,7 @@
         </w:r>
         <w:r>
           <w:rPr>
-            <w:rStyle w:val="Hyperlink"/>
+            <w:rStyle w:val="Hipervnculo"/>
             <w:rFonts w:ascii="Tahoma" w:hAnsi="Tahoma" w:cs="Tahoma"/>
             <w:noProof/>
           </w:rPr>
@@ -6120,7 +6120,7 @@
     </w:p>
     <w:p>
       <w:pPr>
-        <w:pStyle w:val="TOC2"/>
+        <w:pStyle w:val="TDC2"/>
         <w:rPr>
           <w:rFonts w:eastAsiaTheme="minorEastAsia"/>
           <w:smallCaps w:val="0"/>
@@ -6135,7 +6135,7 @@
       <w:hyperlink w:anchor="_Toc180586176" w:history="1">
         <w:r>
           <w:rPr>
-            <w:rStyle w:val="Hyperlink"/>
+            <w:rStyle w:val="Hipervnculo"/>
             <w:rFonts w:ascii="Tahoma" w:hAnsi="Tahoma" w:cs="Tahoma"/>
             <w:noProof/>
           </w:rPr>
@@ -6156,7 +6156,7 @@
         </w:r>
         <w:r>
           <w:rPr>
-            <w:rStyle w:val="Hyperlink"/>
+            <w:rStyle w:val="Hipervnculo"/>
             <w:rFonts w:ascii="Tahoma" w:hAnsi="Tahoma" w:cs="Tahoma"/>
             <w:noProof/>
           </w:rPr>
@@ -6214,7 +6214,7 @@
     </w:p>
     <w:p>
       <w:pPr>
-        <w:pStyle w:val="TOC3"/>
+        <w:pStyle w:val="TDC3"/>
         <w:tabs>
           <w:tab w:val="left" w:pos="1320"/>
           <w:tab w:val="right" w:leader="dot" w:pos="8494"/>
@@ -6234,7 +6234,7 @@
       <w:hyperlink w:anchor="_Toc180586177" w:history="1">
         <w:r>
           <w:rPr>
-            <w:rStyle w:val="Hyperlink"/>
+            <w:rStyle w:val="Hipervnculo"/>
             <w:rFonts w:ascii="Tahoma" w:hAnsi="Tahoma" w:cs="Tahoma"/>
             <w:noProof/>
           </w:rPr>
@@ -6256,7 +6256,7 @@
         </w:r>
         <w:r>
           <w:rPr>
-            <w:rStyle w:val="Hyperlink"/>
+            <w:rStyle w:val="Hipervnculo"/>
             <w:rFonts w:ascii="Tahoma" w:hAnsi="Tahoma" w:cs="Tahoma"/>
             <w:noProof/>
           </w:rPr>
@@ -6314,7 +6314,7 @@
     </w:p>
     <w:p>
       <w:pPr>
-        <w:pStyle w:val="TOC3"/>
+        <w:pStyle w:val="TDC3"/>
         <w:tabs>
           <w:tab w:val="left" w:pos="1320"/>
           <w:tab w:val="right" w:leader="dot" w:pos="8494"/>
@@ -6334,7 +6334,7 @@
       <w:hyperlink w:anchor="_Toc180586178" w:history="1">
         <w:r>
           <w:rPr>
-            <w:rStyle w:val="Hyperlink"/>
+            <w:rStyle w:val="Hipervnculo"/>
             <w:rFonts w:ascii="Tahoma" w:hAnsi="Tahoma" w:cs="Tahoma"/>
             <w:noProof/>
           </w:rPr>
@@ -6356,7 +6356,7 @@
         </w:r>
         <w:r>
           <w:rPr>
-            <w:rStyle w:val="Hyperlink"/>
+            <w:rStyle w:val="Hipervnculo"/>
             <w:rFonts w:ascii="Tahoma" w:hAnsi="Tahoma" w:cs="Tahoma"/>
             <w:noProof/>
           </w:rPr>
@@ -6414,7 +6414,7 @@
     </w:p>
     <w:p>
       <w:pPr>
-        <w:pStyle w:val="TOC2"/>
+        <w:pStyle w:val="TDC2"/>
         <w:rPr>
           <w:rFonts w:eastAsiaTheme="minorEastAsia"/>
           <w:smallCaps w:val="0"/>
@@ -6429,7 +6429,7 @@
       <w:hyperlink w:anchor="_Toc180586179" w:history="1">
         <w:r>
           <w:rPr>
-            <w:rStyle w:val="Hyperlink"/>
+            <w:rStyle w:val="Hipervnculo"/>
             <w:rFonts w:ascii="Tahoma" w:hAnsi="Tahoma" w:cs="Tahoma"/>
             <w:noProof/>
           </w:rPr>
@@ -6450,7 +6450,7 @@
         </w:r>
         <w:r>
           <w:rPr>
-            <w:rStyle w:val="Hyperlink"/>
+            <w:rStyle w:val="Hipervnculo"/>
             <w:rFonts w:ascii="Tahoma" w:hAnsi="Tahoma" w:cs="Tahoma"/>
             <w:noProof/>
           </w:rPr>
@@ -6508,7 +6508,7 @@
     </w:p>
     <w:p>
       <w:pPr>
-        <w:pStyle w:val="TOC3"/>
+        <w:pStyle w:val="TDC3"/>
         <w:tabs>
           <w:tab w:val="left" w:pos="1320"/>
           <w:tab w:val="right" w:leader="dot" w:pos="8494"/>
@@ -6528,7 +6528,7 @@
       <w:hyperlink w:anchor="_Toc180586180" w:history="1">
         <w:r>
           <w:rPr>
-            <w:rStyle w:val="Hyperlink"/>
+            <w:rStyle w:val="Hipervnculo"/>
             <w:rFonts w:ascii="Tahoma" w:hAnsi="Tahoma" w:cs="Tahoma"/>
             <w:noProof/>
           </w:rPr>
@@ -6550,7 +6550,7 @@
         </w:r>
         <w:r>
           <w:rPr>
-            <w:rStyle w:val="Hyperlink"/>
+            <w:rStyle w:val="Hipervnculo"/>
             <w:rFonts w:ascii="Tahoma" w:hAnsi="Tahoma" w:cs="Tahoma"/>
             <w:noProof/>
           </w:rPr>
@@ -6608,7 +6608,7 @@
     </w:p>
     <w:p>
       <w:pPr>
-        <w:pStyle w:val="TOC1"/>
+        <w:pStyle w:val="TDC1"/>
         <w:tabs>
           <w:tab w:val="left" w:pos="1540"/>
           <w:tab w:val="right" w:leader="dot" w:pos="8494"/>
@@ -6629,7 +6629,7 @@
       <w:hyperlink w:anchor="_Toc180586181" w:history="1">
         <w:r>
           <w:rPr>
-            <w:rStyle w:val="Hyperlink"/>
+            <w:rStyle w:val="Hipervnculo"/>
             <w:rFonts w:ascii="Tahoma" w:hAnsi="Tahoma" w:cs="Tahoma"/>
             <w:noProof/>
           </w:rPr>
@@ -6652,7 +6652,7 @@
         </w:r>
         <w:r>
           <w:rPr>
-            <w:rStyle w:val="Hyperlink"/>
+            <w:rStyle w:val="Hipervnculo"/>
             <w:rFonts w:ascii="Tahoma" w:hAnsi="Tahoma" w:cs="Tahoma"/>
             <w:noProof/>
           </w:rPr>
@@ -6710,7 +6710,7 @@
     </w:p>
     <w:p>
       <w:pPr>
-        <w:pStyle w:val="TOC2"/>
+        <w:pStyle w:val="TDC2"/>
         <w:rPr>
           <w:rFonts w:eastAsiaTheme="minorEastAsia"/>
           <w:smallCaps w:val="0"/>
@@ -6725,7 +6725,7 @@
       <w:hyperlink w:anchor="_Toc180586182" w:history="1">
         <w:r>
           <w:rPr>
-            <w:rStyle w:val="Hyperlink"/>
+            <w:rStyle w:val="Hipervnculo"/>
             <w:rFonts w:ascii="Tahoma" w:hAnsi="Tahoma" w:cs="Tahoma"/>
             <w:noProof/>
           </w:rPr>
@@ -6746,7 +6746,7 @@
         </w:r>
         <w:r>
           <w:rPr>
-            <w:rStyle w:val="Hyperlink"/>
+            <w:rStyle w:val="Hipervnculo"/>
             <w:rFonts w:ascii="Tahoma" w:hAnsi="Tahoma" w:cs="Tahoma"/>
             <w:noProof/>
           </w:rPr>
@@ -6804,7 +6804,7 @@
     </w:p>
     <w:p>
       <w:pPr>
-        <w:pStyle w:val="TOC2"/>
+        <w:pStyle w:val="TDC2"/>
         <w:rPr>
           <w:rFonts w:eastAsiaTheme="minorEastAsia"/>
           <w:smallCaps w:val="0"/>
@@ -6819,7 +6819,7 @@
       <w:hyperlink w:anchor="_Toc180586183" w:history="1">
         <w:r>
           <w:rPr>
-            <w:rStyle w:val="Hyperlink"/>
+            <w:rStyle w:val="Hipervnculo"/>
             <w:rFonts w:ascii="Tahoma" w:hAnsi="Tahoma" w:cs="Tahoma"/>
             <w:noProof/>
           </w:rPr>
@@ -6840,7 +6840,7 @@
         </w:r>
         <w:r>
           <w:rPr>
-            <w:rStyle w:val="Hyperlink"/>
+            <w:rStyle w:val="Hipervnculo"/>
             <w:rFonts w:ascii="Tahoma" w:hAnsi="Tahoma" w:cs="Tahoma"/>
             <w:noProof/>
           </w:rPr>
@@ -6898,7 +6898,7 @@
     </w:p>
     <w:p>
       <w:pPr>
-        <w:pStyle w:val="TOC1"/>
+        <w:pStyle w:val="TDC1"/>
         <w:tabs>
           <w:tab w:val="left" w:pos="1540"/>
           <w:tab w:val="right" w:leader="dot" w:pos="8494"/>
@@ -6919,7 +6919,7 @@
       <w:hyperlink w:anchor="_Toc180586184" w:history="1">
         <w:r>
           <w:rPr>
-            <w:rStyle w:val="Hyperlink"/>
+            <w:rStyle w:val="Hipervnculo"/>
             <w:rFonts w:ascii="Tahoma" w:hAnsi="Tahoma" w:cs="Tahoma"/>
             <w:noProof/>
           </w:rPr>
@@ -6942,7 +6942,7 @@
         </w:r>
         <w:r>
           <w:rPr>
-            <w:rStyle w:val="Hyperlink"/>
+            <w:rStyle w:val="Hipervnculo"/>
             <w:rFonts w:ascii="Tahoma" w:hAnsi="Tahoma" w:cs="Tahoma"/>
             <w:noProof/>
           </w:rPr>
@@ -7000,7 +7000,7 @@
     </w:p>
     <w:p>
       <w:pPr>
-        <w:pStyle w:val="TOC2"/>
+        <w:pStyle w:val="TDC2"/>
         <w:rPr>
           <w:rFonts w:eastAsiaTheme="minorEastAsia"/>
           <w:smallCaps w:val="0"/>
@@ -7015,7 +7015,7 @@
       <w:hyperlink w:anchor="_Toc180586185" w:history="1">
         <w:r>
           <w:rPr>
-            <w:rStyle w:val="Hyperlink"/>
+            <w:rStyle w:val="Hipervnculo"/>
             <w:rFonts w:ascii="Tahoma" w:hAnsi="Tahoma" w:cs="Tahoma"/>
             <w:noProof/>
           </w:rPr>
@@ -7036,7 +7036,7 @@
         </w:r>
         <w:r>
           <w:rPr>
-            <w:rStyle w:val="Hyperlink"/>
+            <w:rStyle w:val="Hipervnculo"/>
             <w:rFonts w:ascii="Tahoma" w:hAnsi="Tahoma" w:cs="Tahoma"/>
             <w:noProof/>
           </w:rPr>
@@ -7094,7 +7094,7 @@
     </w:p>
     <w:p>
       <w:pPr>
-        <w:pStyle w:val="TOC2"/>
+        <w:pStyle w:val="TDC2"/>
         <w:rPr>
           <w:rFonts w:eastAsiaTheme="minorEastAsia"/>
           <w:smallCaps w:val="0"/>
@@ -7109,7 +7109,7 @@
       <w:hyperlink w:anchor="_Toc180586186" w:history="1">
         <w:r>
           <w:rPr>
-            <w:rStyle w:val="Hyperlink"/>
+            <w:rStyle w:val="Hipervnculo"/>
             <w:rFonts w:ascii="Tahoma" w:hAnsi="Tahoma" w:cs="Tahoma"/>
             <w:noProof/>
           </w:rPr>
@@ -7130,7 +7130,7 @@
         </w:r>
         <w:r>
           <w:rPr>
-            <w:rStyle w:val="Hyperlink"/>
+            <w:rStyle w:val="Hipervnculo"/>
             <w:rFonts w:ascii="Tahoma" w:hAnsi="Tahoma" w:cs="Tahoma"/>
             <w:noProof/>
           </w:rPr>
@@ -7188,7 +7188,7 @@
     </w:p>
     <w:p>
       <w:pPr>
-        <w:pStyle w:val="TOC1"/>
+        <w:pStyle w:val="TDC1"/>
         <w:tabs>
           <w:tab w:val="left" w:pos="1760"/>
           <w:tab w:val="right" w:leader="dot" w:pos="8494"/>
@@ -7209,7 +7209,7 @@
       <w:hyperlink w:anchor="_Toc180586187" w:history="1">
         <w:r>
           <w:rPr>
-            <w:rStyle w:val="Hyperlink"/>
+            <w:rStyle w:val="Hipervnculo"/>
             <w:rFonts w:ascii="Tahoma" w:hAnsi="Tahoma" w:cs="Tahoma"/>
             <w:noProof/>
           </w:rPr>
@@ -7232,7 +7232,7 @@
         </w:r>
         <w:r>
           <w:rPr>
-            <w:rStyle w:val="Hyperlink"/>
+            <w:rStyle w:val="Hipervnculo"/>
             <w:rFonts w:ascii="Tahoma" w:hAnsi="Tahoma" w:cs="Tahoma"/>
             <w:noProof/>
           </w:rPr>
@@ -7290,7 +7290,7 @@
     </w:p>
     <w:p>
       <w:pPr>
-        <w:pStyle w:val="TOC2"/>
+        <w:pStyle w:val="TDC2"/>
         <w:rPr>
           <w:rFonts w:eastAsiaTheme="minorEastAsia"/>
           <w:smallCaps w:val="0"/>
@@ -7305,7 +7305,7 @@
       <w:hyperlink w:anchor="_Toc180586188" w:history="1">
         <w:r>
           <w:rPr>
-            <w:rStyle w:val="Hyperlink"/>
+            <w:rStyle w:val="Hipervnculo"/>
             <w:rFonts w:ascii="Tahoma" w:hAnsi="Tahoma" w:cs="Tahoma"/>
             <w:noProof/>
           </w:rPr>
@@ -7326,7 +7326,7 @@
         </w:r>
         <w:r>
           <w:rPr>
-            <w:rStyle w:val="Hyperlink"/>
+            <w:rStyle w:val="Hipervnculo"/>
             <w:rFonts w:ascii="Tahoma" w:hAnsi="Tahoma" w:cs="Tahoma"/>
             <w:noProof/>
           </w:rPr>
@@ -7423,7 +7423,7 @@
     </w:p>
     <w:p>
       <w:pPr>
-        <w:pStyle w:val="Heading1"/>
+        <w:pStyle w:val="Ttulo1"/>
         <w:pBdr>
           <w:bottom w:val="single" w:sz="4" w:space="1" w:color="auto"/>
           <w:right w:val="single" w:sz="4" w:space="4" w:color="auto"/>
@@ -7465,7 +7465,7 @@
     </w:p>
     <w:p>
       <w:pPr>
-        <w:pStyle w:val="Heading2"/>
+        <w:pStyle w:val="Ttulo2"/>
         <w:rPr>
           <w:rFonts w:ascii="Tahoma" w:hAnsi="Tahoma" w:cs="Tahoma"/>
         </w:rPr>
@@ -7538,7 +7538,7 @@
     </w:p>
     <w:p>
       <w:pPr>
-        <w:pStyle w:val="Heading2"/>
+        <w:pStyle w:val="Ttulo2"/>
         <w:rPr>
           <w:rFonts w:ascii="Tahoma" w:hAnsi="Tahoma" w:cs="Tahoma"/>
         </w:rPr>
@@ -7646,7 +7646,7 @@
     </w:p>
     <w:p>
       <w:pPr>
-        <w:pStyle w:val="Heading1"/>
+        <w:pStyle w:val="Ttulo1"/>
         <w:pBdr>
           <w:bottom w:val="single" w:sz="4" w:space="1" w:color="auto"/>
           <w:right w:val="single" w:sz="4" w:space="4" w:color="auto"/>
@@ -7672,7 +7672,7 @@
     </w:p>
     <w:p>
       <w:pPr>
-        <w:pStyle w:val="Heading2"/>
+        <w:pStyle w:val="Ttulo2"/>
         <w:rPr>
           <w:rFonts w:ascii="Tahoma" w:hAnsi="Tahoma" w:cs="Tahoma"/>
         </w:rPr>
@@ -7761,7 +7761,7 @@
     </w:p>
     <w:p>
       <w:pPr>
-        <w:pStyle w:val="Heading2"/>
+        <w:pStyle w:val="Ttulo2"/>
         <w:rPr>
           <w:rFonts w:ascii="Tahoma" w:hAnsi="Tahoma" w:cs="Tahoma"/>
         </w:rPr>
@@ -7959,7 +7959,7 @@
     </w:p>
     <w:p>
       <w:pPr>
-        <w:pStyle w:val="Heading1"/>
+        <w:pStyle w:val="Ttulo1"/>
         <w:pBdr>
           <w:bottom w:val="single" w:sz="4" w:space="1" w:color="auto"/>
           <w:right w:val="single" w:sz="4" w:space="4" w:color="auto"/>
@@ -8001,7 +8001,7 @@
     </w:p>
     <w:p>
       <w:pPr>
-        <w:pStyle w:val="Heading2"/>
+        <w:pStyle w:val="Ttulo2"/>
         <w:rPr>
           <w:rFonts w:ascii="Tahoma" w:hAnsi="Tahoma" w:cs="Tahoma"/>
         </w:rPr>
@@ -8080,7 +8080,7 @@
     </w:p>
     <w:p>
       <w:pPr>
-        <w:pStyle w:val="Heading2"/>
+        <w:pStyle w:val="Ttulo2"/>
         <w:rPr>
           <w:rFonts w:ascii="Tahoma" w:hAnsi="Tahoma" w:cs="Tahoma"/>
         </w:rPr>
@@ -8136,7 +8136,7 @@
     </w:p>
     <w:p>
       <w:pPr>
-        <w:pStyle w:val="Heading2"/>
+        <w:pStyle w:val="Ttulo2"/>
         <w:rPr>
           <w:rFonts w:ascii="Tahoma" w:hAnsi="Tahoma" w:cs="Tahoma"/>
         </w:rPr>
@@ -8178,7 +8178,7 @@
     </w:p>
     <w:p>
       <w:pPr>
-        <w:pStyle w:val="Heading2"/>
+        <w:pStyle w:val="Ttulo2"/>
         <w:rPr>
           <w:rFonts w:ascii="Tahoma" w:hAnsi="Tahoma" w:cs="Tahoma"/>
         </w:rPr>
@@ -8195,21 +8195,7 @@
         <w:rPr>
           <w:rFonts w:ascii="Tahoma" w:hAnsi="Tahoma" w:cs="Tahoma"/>
         </w:rPr>
-        <w:t xml:space="preserve">El proyecto sigue principios de arquitectura limpia, separando el código en capas (Presentación, Dominio, Datos) para asegurar que la lógica de negocio sea independiente de la interfaz de usuario y de los </w:t>
-      </w:r>
-      <w:proofErr w:type="spellStart"/>
-      <w:r>
-        <w:rPr>
-          <w:rFonts w:ascii="Tahoma" w:hAnsi="Tahoma" w:cs="Tahoma"/>
-        </w:rPr>
-        <w:t>frameworks</w:t>
-      </w:r>
-      <w:proofErr w:type="spellEnd"/>
-      <w:r>
-        <w:rPr>
-          <w:rFonts w:ascii="Tahoma" w:hAnsi="Tahoma" w:cs="Tahoma"/>
-        </w:rPr>
-        <w:t xml:space="preserve"> externos, facilitando las pruebas y el mantenimiento.</w:t>
+        <w:t>El proyecto sigue principios de arquitectura limpia, separando el código en capas (Presentación, Dominio, Datos) para asegurar que la lógica de negocio sea independiente de la interfaz de usuario y de los frameworks externos, facilitando las pruebas y el mantenimiento.</w:t>
       </w:r>
     </w:p>
     <w:p>
@@ -8228,7 +8214,7 @@
     </w:p>
     <w:p>
       <w:pPr>
-        <w:pStyle w:val="Heading1"/>
+        <w:pStyle w:val="Ttulo1"/>
         <w:pBdr>
           <w:bottom w:val="single" w:sz="4" w:space="1" w:color="auto"/>
           <w:right w:val="single" w:sz="4" w:space="4" w:color="auto"/>
@@ -8254,7 +8240,7 @@
     </w:p>
     <w:p>
       <w:pPr>
-        <w:pStyle w:val="Heading2"/>
+        <w:pStyle w:val="Ttulo2"/>
         <w:rPr>
           <w:rFonts w:ascii="Tahoma" w:hAnsi="Tahoma" w:cs="Tahoma"/>
         </w:rPr>
@@ -8282,7 +8268,7 @@
     </w:p>
     <w:p>
       <w:pPr>
-        <w:pStyle w:val="Heading3"/>
+        <w:pStyle w:val="Ttulo3"/>
         <w:rPr>
           <w:rFonts w:ascii="Tahoma" w:hAnsi="Tahoma" w:cs="Tahoma"/>
         </w:rPr>
@@ -8394,7 +8380,7 @@
     </w:p>
     <w:p>
       <w:pPr>
-        <w:pStyle w:val="Heading2"/>
+        <w:pStyle w:val="Ttulo2"/>
         <w:rPr>
           <w:rFonts w:ascii="Tahoma" w:hAnsi="Tahoma" w:cs="Tahoma"/>
         </w:rPr>
@@ -8417,7 +8403,7 @@
     </w:p>
     <w:p>
       <w:pPr>
-        <w:pStyle w:val="Heading3"/>
+        <w:pStyle w:val="Ttulo3"/>
         <w:rPr>
           <w:rFonts w:ascii="Tahoma" w:hAnsi="Tahoma" w:cs="Tahoma"/>
         </w:rPr>
@@ -8526,21 +8512,7 @@
         <w:rPr>
           <w:rFonts w:ascii="Tahoma" w:hAnsi="Tahoma" w:cs="Tahoma"/>
         </w:rPr>
-        <w:t xml:space="preserve">RF 7: </w:t>
-      </w:r>
-      <w:proofErr w:type="spellStart"/>
-      <w:r>
-        <w:rPr>
-          <w:rFonts w:ascii="Tahoma" w:hAnsi="Tahoma" w:cs="Tahoma"/>
-        </w:rPr>
-        <w:t>Dashboards</w:t>
-      </w:r>
-      <w:proofErr w:type="spellEnd"/>
-      <w:r>
-        <w:rPr>
-          <w:rFonts w:ascii="Tahoma" w:hAnsi="Tahoma" w:cs="Tahoma"/>
-        </w:rPr>
-        <w:t xml:space="preserve"> diferenciados por rol (Empresa y Candidato).</w:t>
+        <w:t>RF 7: Dashboards diferenciados por rol (Empresa y Candidato).</w:t>
       </w:r>
     </w:p>
     <w:p>
@@ -8554,21 +8526,7 @@
         <w:rPr>
           <w:rFonts w:ascii="Tahoma" w:hAnsi="Tahoma" w:cs="Tahoma"/>
         </w:rPr>
-        <w:t xml:space="preserve">RF 8: Navegación entre página principal y </w:t>
-      </w:r>
-      <w:proofErr w:type="spellStart"/>
-      <w:r>
-        <w:rPr>
-          <w:rFonts w:ascii="Tahoma" w:hAnsi="Tahoma" w:cs="Tahoma"/>
-        </w:rPr>
-        <w:t>dashboards</w:t>
-      </w:r>
-      <w:proofErr w:type="spellEnd"/>
-      <w:r>
-        <w:rPr>
-          <w:rFonts w:ascii="Tahoma" w:hAnsi="Tahoma" w:cs="Tahoma"/>
-        </w:rPr>
-        <w:t xml:space="preserve"> según autenticación.</w:t>
+        <w:t>RF 8: Navegación entre página principal y dashboards según autenticación.</w:t>
       </w:r>
     </w:p>
     <w:p>
@@ -8593,7 +8551,7 @@
     </w:p>
     <w:p>
       <w:pPr>
-        <w:pStyle w:val="Heading3"/>
+        <w:pStyle w:val="Ttulo3"/>
         <w:rPr>
           <w:rFonts w:ascii="Tahoma" w:hAnsi="Tahoma" w:cs="Tahoma"/>
         </w:rPr>
@@ -8909,25 +8867,7 @@
                 <w:color w:val="000000"/>
                 <w:lang w:eastAsia="es-ES"/>
               </w:rPr>
-              <w:t xml:space="preserve">Todas las contraseñas almacenadas en la base de datos deben estar encriptadas utilizando algoritmos seguros (por ejemplo, </w:t>
-            </w:r>
-            <w:proofErr w:type="spellStart"/>
-            <w:r>
-              <w:rPr>
-                <w:rFonts w:ascii="Tahoma" w:eastAsia="Times New Roman" w:hAnsi="Tahoma" w:cs="Tahoma"/>
-                <w:color w:val="000000"/>
-                <w:lang w:eastAsia="es-ES"/>
-              </w:rPr>
-              <w:t>bcrypt</w:t>
-            </w:r>
-            <w:proofErr w:type="spellEnd"/>
-            <w:r>
-              <w:rPr>
-                <w:rFonts w:ascii="Tahoma" w:eastAsia="Times New Roman" w:hAnsi="Tahoma" w:cs="Tahoma"/>
-                <w:color w:val="000000"/>
-                <w:lang w:eastAsia="es-ES"/>
-              </w:rPr>
-              <w:t>) para garantizar la protección de credenciales.</w:t>
+              <w:t>Todas las contraseñas almacenadas en la base de datos deben estar encriptadas utilizando algoritmos seguros (por ejemplo, bcrypt) para garantizar la protección de credenciales.</w:t>
             </w:r>
           </w:p>
         </w:tc>
@@ -10041,7 +9981,7 @@
     </w:p>
     <w:p>
       <w:pPr>
-        <w:pStyle w:val="Heading2"/>
+        <w:pStyle w:val="Ttulo2"/>
         <w:rPr>
           <w:rFonts w:ascii="Tahoma" w:hAnsi="Tahoma" w:cs="Tahoma"/>
         </w:rPr>
@@ -10154,7 +10094,7 @@
     </w:p>
     <w:p>
       <w:pPr>
-        <w:pStyle w:val="Heading2"/>
+        <w:pStyle w:val="Ttulo2"/>
         <w:rPr>
           <w:rFonts w:ascii="Tahoma" w:hAnsi="Tahoma" w:cs="Tahoma"/>
         </w:rPr>
@@ -10236,6 +10176,7 @@
       <w:r>
         <w:rPr>
           <w:rFonts w:ascii="Tahoma" w:hAnsi="Tahoma" w:cs="Tahoma"/>
+          <w:noProof/>
           <w:lang w:eastAsia="es-ES"/>
         </w:rPr>
         <w:drawing>
@@ -10318,6 +10259,7 @@
       <w:r>
         <w:rPr>
           <w:rFonts w:ascii="Tahoma" w:hAnsi="Tahoma" w:cs="Tahoma"/>
+          <w:noProof/>
           <w:lang w:eastAsia="es-ES"/>
         </w:rPr>
         <w:lastRenderedPageBreak/>
@@ -10382,7 +10324,7 @@
     </w:p>
     <w:p>
       <w:pPr>
-        <w:pStyle w:val="Heading2"/>
+        <w:pStyle w:val="Ttulo2"/>
         <w:rPr>
           <w:rFonts w:ascii="Tahoma" w:hAnsi="Tahoma" w:cs="Tahoma"/>
         </w:rPr>
@@ -10462,6 +10404,7 @@
       <w:r>
         <w:rPr>
           <w:rFonts w:ascii="Tahoma" w:hAnsi="Tahoma" w:cs="Tahoma"/>
+          <w:noProof/>
         </w:rPr>
         <w:drawing>
           <wp:inline distT="0" distB="0" distL="0" distR="0" wp14:anchorId="5ABDAB32" wp14:editId="395D7A60">
@@ -10508,7 +10451,7 @@
     </w:p>
     <w:p>
       <w:pPr>
-        <w:pStyle w:val="Heading2"/>
+        <w:pStyle w:val="Ttulo2"/>
         <w:rPr>
           <w:rFonts w:ascii="Tahoma" w:hAnsi="Tahoma" w:cs="Tahoma"/>
         </w:rPr>
@@ -10738,7 +10681,7 @@
     </w:p>
     <w:p>
       <w:pPr>
-        <w:pStyle w:val="Heading1"/>
+        <w:pStyle w:val="Ttulo1"/>
         <w:pBdr>
           <w:bottom w:val="single" w:sz="4" w:space="1" w:color="auto"/>
           <w:right w:val="single" w:sz="4" w:space="4" w:color="auto"/>
@@ -10764,7 +10707,7 @@
     </w:p>
     <w:p>
       <w:pPr>
-        <w:pStyle w:val="Heading2"/>
+        <w:pStyle w:val="Ttulo2"/>
         <w:rPr>
           <w:rFonts w:ascii="Tahoma" w:hAnsi="Tahoma" w:cs="Tahoma"/>
         </w:rPr>
@@ -10819,7 +10762,7 @@
     </w:p>
     <w:p>
       <w:pPr>
-        <w:pStyle w:val="ListParagraph"/>
+        <w:pStyle w:val="Prrafodelista"/>
         <w:numPr>
           <w:ilvl w:val="0"/>
           <w:numId w:val="55"/>
@@ -10841,7 +10784,7 @@
     </w:p>
     <w:p>
       <w:pPr>
-        <w:pStyle w:val="ListParagraph"/>
+        <w:pStyle w:val="Prrafodelista"/>
         <w:numPr>
           <w:ilvl w:val="0"/>
           <w:numId w:val="55"/>
@@ -10870,7 +10813,7 @@
     </w:p>
     <w:p>
       <w:pPr>
-        <w:pStyle w:val="Heading2"/>
+        <w:pStyle w:val="Ttulo2"/>
         <w:ind w:left="737" w:hanging="737"/>
         <w:rPr>
           <w:rFonts w:ascii="Tahoma" w:hAnsi="Tahoma" w:cs="Tahoma"/>
@@ -10913,7 +10856,7 @@
     </w:p>
     <w:p>
       <w:pPr>
-        <w:pStyle w:val="ListParagraph"/>
+        <w:pStyle w:val="Prrafodelista"/>
         <w:numPr>
           <w:ilvl w:val="0"/>
           <w:numId w:val="55"/>
@@ -10935,7 +10878,7 @@
     </w:p>
     <w:p>
       <w:pPr>
-        <w:pStyle w:val="ListParagraph"/>
+        <w:pStyle w:val="Prrafodelista"/>
         <w:numPr>
           <w:ilvl w:val="0"/>
           <w:numId w:val="55"/>
@@ -10957,7 +10900,7 @@
     </w:p>
     <w:p>
       <w:pPr>
-        <w:pStyle w:val="ListParagraph"/>
+        <w:pStyle w:val="Prrafodelista"/>
         <w:numPr>
           <w:ilvl w:val="0"/>
           <w:numId w:val="55"/>
@@ -10979,7 +10922,7 @@
     </w:p>
     <w:p>
       <w:pPr>
-        <w:pStyle w:val="ListParagraph"/>
+        <w:pStyle w:val="Prrafodelista"/>
         <w:numPr>
           <w:ilvl w:val="0"/>
           <w:numId w:val="55"/>
@@ -11001,7 +10944,7 @@
     </w:p>
     <w:p>
       <w:pPr>
-        <w:pStyle w:val="ListParagraph"/>
+        <w:pStyle w:val="Prrafodelista"/>
         <w:numPr>
           <w:ilvl w:val="0"/>
           <w:numId w:val="55"/>
@@ -11023,7 +10966,7 @@
     </w:p>
     <w:p>
       <w:pPr>
-        <w:pStyle w:val="ListParagraph"/>
+        <w:pStyle w:val="Prrafodelista"/>
         <w:numPr>
           <w:ilvl w:val="0"/>
           <w:numId w:val="55"/>
@@ -11045,7 +10988,7 @@
     </w:p>
     <w:p>
       <w:pPr>
-        <w:pStyle w:val="ListParagraph"/>
+        <w:pStyle w:val="Prrafodelista"/>
         <w:numPr>
           <w:ilvl w:val="0"/>
           <w:numId w:val="55"/>
@@ -11091,7 +11034,7 @@
     </w:p>
     <w:p>
       <w:pPr>
-        <w:pStyle w:val="Heading3"/>
+        <w:pStyle w:val="Ttulo3"/>
         <w:rPr>
           <w:rFonts w:ascii="Tahoma" w:hAnsi="Tahoma" w:cs="Tahoma"/>
         </w:rPr>
@@ -11107,7 +11050,7 @@
     </w:p>
     <w:tbl>
       <w:tblPr>
-        <w:tblStyle w:val="TableGrid"/>
+        <w:tblStyle w:val="Tablaconcuadrcula"/>
         <w:tblW w:w="0" w:type="auto"/>
         <w:tblBorders>
           <w:top w:val="none" w:sz="0" w:space="0" w:color="auto"/>
@@ -11242,7 +11185,7 @@
     </w:tbl>
     <w:p>
       <w:pPr>
-        <w:pStyle w:val="Heading3"/>
+        <w:pStyle w:val="Ttulo3"/>
         <w:rPr>
           <w:rFonts w:ascii="Tahoma" w:hAnsi="Tahoma" w:cs="Tahoma"/>
         </w:rPr>
@@ -11258,7 +11201,7 @@
     </w:p>
     <w:tbl>
       <w:tblPr>
-        <w:tblStyle w:val="TableGrid"/>
+        <w:tblStyle w:val="Tablaconcuadrcula"/>
         <w:tblW w:w="0" w:type="auto"/>
         <w:tblBorders>
           <w:top w:val="none" w:sz="0" w:space="0" w:color="auto"/>
@@ -11393,7 +11336,7 @@
     </w:tbl>
     <w:p>
       <w:pPr>
-        <w:pStyle w:val="Heading3"/>
+        <w:pStyle w:val="Ttulo3"/>
         <w:rPr>
           <w:rFonts w:ascii="Tahoma" w:hAnsi="Tahoma" w:cs="Tahoma"/>
         </w:rPr>
@@ -11410,7 +11353,7 @@
     </w:p>
     <w:tbl>
       <w:tblPr>
-        <w:tblStyle w:val="TableGrid"/>
+        <w:tblStyle w:val="Tablaconcuadrcula"/>
         <w:tblW w:w="0" w:type="auto"/>
         <w:tblBorders>
           <w:top w:val="none" w:sz="0" w:space="0" w:color="auto"/>
@@ -11545,7 +11488,7 @@
     </w:tbl>
     <w:p>
       <w:pPr>
-        <w:pStyle w:val="Heading3"/>
+        <w:pStyle w:val="Ttulo3"/>
         <w:rPr>
           <w:rFonts w:ascii="Tahoma" w:hAnsi="Tahoma" w:cs="Tahoma"/>
         </w:rPr>
@@ -11724,7 +11667,7 @@
     </w:tbl>
     <w:p>
       <w:pPr>
-        <w:pStyle w:val="Heading3"/>
+        <w:pStyle w:val="Ttulo3"/>
         <w:rPr>
           <w:rFonts w:ascii="Tahoma" w:hAnsi="Tahoma" w:cs="Tahoma"/>
         </w:rPr>
@@ -11740,7 +11683,7 @@
     </w:p>
     <w:tbl>
       <w:tblPr>
-        <w:tblStyle w:val="TableGrid"/>
+        <w:tblStyle w:val="Tablaconcuadrcula"/>
         <w:tblW w:w="0" w:type="auto"/>
         <w:tblBorders>
           <w:top w:val="none" w:sz="0" w:space="0" w:color="auto"/>
@@ -11875,7 +11818,7 @@
     </w:tbl>
     <w:p>
       <w:pPr>
-        <w:pStyle w:val="Heading3"/>
+        <w:pStyle w:val="Ttulo3"/>
         <w:rPr>
           <w:rFonts w:ascii="Tahoma" w:hAnsi="Tahoma" w:cs="Tahoma"/>
         </w:rPr>
@@ -11897,7 +11840,7 @@
     </w:p>
     <w:tbl>
       <w:tblPr>
-        <w:tblStyle w:val="TableGrid"/>
+        <w:tblStyle w:val="Tablaconcuadrcula"/>
         <w:tblW w:w="0" w:type="auto"/>
         <w:tblBorders>
           <w:top w:val="none" w:sz="0" w:space="0" w:color="auto"/>
@@ -12032,7 +11975,7 @@
     </w:tbl>
     <w:p>
       <w:pPr>
-        <w:pStyle w:val="Heading3"/>
+        <w:pStyle w:val="Ttulo3"/>
         <w:rPr>
           <w:rFonts w:ascii="Tahoma" w:hAnsi="Tahoma" w:cs="Tahoma"/>
         </w:rPr>
@@ -12048,7 +11991,7 @@
     </w:p>
     <w:tbl>
       <w:tblPr>
-        <w:tblStyle w:val="TableGrid"/>
+        <w:tblStyle w:val="Tablaconcuadrcula"/>
         <w:tblW w:w="0" w:type="auto"/>
         <w:tblBorders>
           <w:top w:val="none" w:sz="0" w:space="0" w:color="auto"/>
@@ -12183,7 +12126,7 @@
     </w:tbl>
     <w:p>
       <w:pPr>
-        <w:pStyle w:val="Heading2"/>
+        <w:pStyle w:val="Ttulo2"/>
         <w:rPr>
           <w:rFonts w:ascii="Tahoma" w:hAnsi="Tahoma" w:cs="Tahoma"/>
         </w:rPr>
@@ -12223,7 +12166,7 @@
     </w:p>
     <w:p>
       <w:pPr>
-        <w:pStyle w:val="Heading1"/>
+        <w:pStyle w:val="Ttulo1"/>
         <w:pBdr>
           <w:bottom w:val="single" w:sz="4" w:space="1" w:color="auto"/>
           <w:right w:val="single" w:sz="4" w:space="4" w:color="auto"/>
@@ -12265,7 +12208,7 @@
     </w:p>
     <w:p>
       <w:pPr>
-        <w:pStyle w:val="Heading2"/>
+        <w:pStyle w:val="Ttulo2"/>
         <w:rPr>
           <w:rFonts w:ascii="Tahoma" w:hAnsi="Tahoma" w:cs="Tahoma"/>
         </w:rPr>
@@ -12293,7 +12236,7 @@
     </w:p>
     <w:p>
       <w:pPr>
-        <w:pStyle w:val="Heading3"/>
+        <w:pStyle w:val="Ttulo3"/>
         <w:rPr>
           <w:rFonts w:ascii="Tahoma" w:hAnsi="Tahoma" w:cs="Tahoma"/>
         </w:rPr>
@@ -12320,44 +12263,274 @@
       <w:bookmarkEnd w:id="48"/>
     </w:p>
     <w:p>
-      <w:pPr>
-        <w:pStyle w:val="Heading4"/>
-        <w:rPr>
-          <w:rFonts w:ascii="Tahoma" w:hAnsi="Tahoma" w:cs="Tahoma"/>
-        </w:rPr>
-      </w:pPr>
-      <w:r>
-        <w:rPr>
-          <w:rFonts w:ascii="Tahoma" w:hAnsi="Tahoma" w:cs="Tahoma"/>
-        </w:rPr>
-        <w:t>Paquete 1</w:t>
-      </w:r>
-    </w:p>
-    <w:p>
-      <w:pPr>
-        <w:pStyle w:val="Heading4"/>
-        <w:rPr>
-          <w:rFonts w:ascii="Tahoma" w:hAnsi="Tahoma" w:cs="Tahoma"/>
-        </w:rPr>
-      </w:pPr>
-      <w:r>
-        <w:rPr>
-          <w:rFonts w:ascii="Tahoma" w:hAnsi="Tahoma" w:cs="Tahoma"/>
-        </w:rPr>
-        <w:t>Paquete 2</w:t>
-      </w:r>
-    </w:p>
-    <w:p>
-      <w:pPr>
-        <w:pStyle w:val="Heading3"/>
-        <w:rPr>
-          <w:rFonts w:ascii="Tahoma" w:hAnsi="Tahoma" w:cs="Tahoma"/>
+      <w:r>
+        <w:t>La organización del código se estructura en paquetes funcionales para asegurar la modularidad.</w:t>
+      </w:r>
+    </w:p>
+    <w:p>
+      <w:r>
+        <w:drawing>
+          <wp:inline distT="0" distB="0" distL="0" distR="0" wp14:anchorId="1BA5A869" wp14:editId="09A9A24E">
+            <wp:extent cx="2391109" cy="4143953"/>
+            <wp:effectExtent l="0" t="0" r="9525" b="0"/>
+            <wp:docPr id="1275137673" name="Imagen 1" descr="Interfaz de usuario gráfica, Aplicación&#10;&#10;El contenido generado por IA puede ser incorrecto."/>
+            <wp:cNvGraphicFramePr>
+              <a:graphicFrameLocks xmlns:a="http://schemas.openxmlformats.org/drawingml/2006/main" noChangeAspect="1"/>
+            </wp:cNvGraphicFramePr>
+            <a:graphic xmlns:a="http://schemas.openxmlformats.org/drawingml/2006/main">
+              <a:graphicData uri="http://schemas.openxmlformats.org/drawingml/2006/picture">
+                <pic:pic xmlns:pic="http://schemas.openxmlformats.org/drawingml/2006/picture">
+                  <pic:nvPicPr>
+                    <pic:cNvPr id="1275137673" name="Imagen 1" descr="Interfaz de usuario gráfica, Aplicación&#10;&#10;El contenido generado por IA puede ser incorrecto."/>
+                    <pic:cNvPicPr/>
+                  </pic:nvPicPr>
+                  <pic:blipFill>
+                    <a:blip r:embed="rId13"/>
+                    <a:stretch>
+                      <a:fillRect/>
+                    </a:stretch>
+                  </pic:blipFill>
+                  <pic:spPr>
+                    <a:xfrm>
+                      <a:off x="0" y="0"/>
+                      <a:ext cx="2391109" cy="4143953"/>
+                    </a:xfrm>
+                    <a:prstGeom prst="rect">
+                      <a:avLst/>
+                    </a:prstGeom>
+                  </pic:spPr>
+                </pic:pic>
+              </a:graphicData>
+            </a:graphic>
+          </wp:inline>
+        </w:drawing>
+      </w:r>
+      <w:r>
+        <w:rPr>
+          <w:noProof/>
+        </w:rPr>
+        <w:t xml:space="preserve"> </w:t>
+      </w:r>
+      <w:r>
+        <w:drawing>
+          <wp:inline distT="0" distB="0" distL="0" distR="0" wp14:anchorId="2081DACA" wp14:editId="5863472B">
+            <wp:extent cx="2391109" cy="3172268"/>
+            <wp:effectExtent l="0" t="0" r="9525" b="9525"/>
+            <wp:docPr id="1862927369" name="Imagen 1" descr="Interfaz de usuario gráfica, Diagrama, Aplicación&#10;&#10;El contenido generado por IA puede ser incorrecto."/>
+            <wp:cNvGraphicFramePr>
+              <a:graphicFrameLocks xmlns:a="http://schemas.openxmlformats.org/drawingml/2006/main" noChangeAspect="1"/>
+            </wp:cNvGraphicFramePr>
+            <a:graphic xmlns:a="http://schemas.openxmlformats.org/drawingml/2006/main">
+              <a:graphicData uri="http://schemas.openxmlformats.org/drawingml/2006/picture">
+                <pic:pic xmlns:pic="http://schemas.openxmlformats.org/drawingml/2006/picture">
+                  <pic:nvPicPr>
+                    <pic:cNvPr id="1862927369" name="Imagen 1" descr="Interfaz de usuario gráfica, Diagrama, Aplicación&#10;&#10;El contenido generado por IA puede ser incorrecto."/>
+                    <pic:cNvPicPr/>
+                  </pic:nvPicPr>
+                  <pic:blipFill>
+                    <a:blip r:embed="rId14"/>
+                    <a:stretch>
+                      <a:fillRect/>
+                    </a:stretch>
+                  </pic:blipFill>
+                  <pic:spPr>
+                    <a:xfrm>
+                      <a:off x="0" y="0"/>
+                      <a:ext cx="2391109" cy="3172268"/>
+                    </a:xfrm>
+                    <a:prstGeom prst="rect">
+                      <a:avLst/>
+                    </a:prstGeom>
+                  </pic:spPr>
+                </pic:pic>
+              </a:graphicData>
+            </a:graphic>
+          </wp:inline>
+        </w:drawing>
+      </w:r>
+    </w:p>
+    <w:p>
+      <w:pPr>
+        <w:pStyle w:val="Ttulo4"/>
+        <w:rPr>
+          <w:rFonts w:ascii="Tahoma" w:hAnsi="Tahoma" w:cs="Tahoma"/>
+        </w:rPr>
+      </w:pPr>
+      <w:r>
+        <w:rPr>
+          <w:rFonts w:ascii="Tahoma" w:hAnsi="Tahoma" w:cs="Tahoma"/>
+        </w:rPr>
+        <w:t>Paquete Frontend (Flutter)</w:t>
+      </w:r>
+    </w:p>
+    <w:p>
+      <w:r>
+        <w:rPr>
+          <w:b/>
+          <w:bCs/>
+        </w:rPr>
+        <w:t>lib/core:</w:t>
+      </w:r>
+      <w:r>
+        <w:t xml:space="preserve"> Contiene la infraestructura base (Servicios HTTP, Almacenamiento local, Configuración).</w:t>
+      </w:r>
+    </w:p>
+    <w:p>
+      <w:r>
+        <w:rPr>
+          <w:b/>
+          <w:bCs/>
+        </w:rPr>
+        <w:t>lib/data:</w:t>
+      </w:r>
+      <w:r>
+        <w:t xml:space="preserve"> Capa de acceso a datos, incluyendo Modelos (DTOs) y Repositorios que implementan la comunicación con el Backend.</w:t>
+      </w:r>
+    </w:p>
+    <w:p>
+      <w:r>
+        <w:rPr>
+          <w:b/>
+          <w:bCs/>
+        </w:rPr>
+        <w:t>lib/presentation:</w:t>
+      </w:r>
+      <w:r>
+        <w:t xml:space="preserve"> Capa de UI, organizada por características (auth, home, dashboard), conteniendo Vistas y ViewModels (Provider).</w:t>
+      </w:r>
+    </w:p>
+    <w:p>
+      <w:pPr>
+        <w:pStyle w:val="Ttulo3"/>
+        <w:rPr>
+          <w:rFonts w:ascii="Tahoma" w:hAnsi="Tahoma" w:cs="Tahoma"/>
+          <w:b/>
+          <w:i/>
+          <w:iCs/>
+          <w:sz w:val="28"/>
         </w:rPr>
       </w:pPr>
       <w:bookmarkStart w:id="49" w:name="_Toc180586161"/>
       <w:r>
         <w:rPr>
           <w:rFonts w:ascii="Tahoma" w:hAnsi="Tahoma" w:cs="Tahoma"/>
+          <w:b/>
+          <w:i/>
+          <w:iCs/>
+          <w:sz w:val="28"/>
+        </w:rPr>
+        <w:lastRenderedPageBreak/>
+        <w:t xml:space="preserve"> </w:t>
+      </w:r>
+      <w:r>
+        <w:rPr>
+          <w:rFonts w:ascii="Tahoma" w:hAnsi="Tahoma" w:cs="Tahoma"/>
+          <w:b/>
+          <w:i/>
+          <w:iCs/>
+          <w:sz w:val="28"/>
+        </w:rPr>
+        <w:t>Paquete Backend (NestJS)</w:t>
+      </w:r>
+    </w:p>
+    <w:p>
+      <w:r>
+        <w:rPr>
+          <w:b/>
+          <w:bCs/>
+        </w:rPr>
+        <w:t>src/app:</w:t>
+      </w:r>
+      <w:r>
+        <w:t xml:space="preserve"> Módulo raíz.</w:t>
+      </w:r>
+    </w:p>
+    <w:p>
+      <w:r>
+        <w:rPr>
+          <w:b/>
+          <w:bCs/>
+        </w:rPr>
+        <w:t>src/auth:</w:t>
+      </w:r>
+      <w:r>
+        <w:t xml:space="preserve"> Módulo de seguridad y autenticación (Guards, Strategies).</w:t>
+      </w:r>
+    </w:p>
+    <w:p>
+      <w:r>
+        <w:rPr>
+          <w:b/>
+          <w:bCs/>
+        </w:rPr>
+        <w:t>src/users:</w:t>
+      </w:r>
+      <w:r>
+        <w:t xml:space="preserve"> Gestión de entidades de usuario base.</w:t>
+      </w:r>
+    </w:p>
+    <w:p>
+      <w:r>
+        <w:rPr>
+          <w:b/>
+          <w:bCs/>
+        </w:rPr>
+        <w:t>src/company-profile</w:t>
+      </w:r>
+      <w:r>
+        <w:t xml:space="preserve"> </w:t>
+      </w:r>
+      <w:r>
+        <w:t>y</w:t>
+      </w:r>
+      <w:r>
+        <w:t xml:space="preserve"> </w:t>
+      </w:r>
+      <w:r>
+        <w:rPr>
+          <w:b/>
+          <w:bCs/>
+        </w:rPr>
+        <w:t>src/applicant-profile:</w:t>
+      </w:r>
+      <w:r>
+        <w:t xml:space="preserve"> Gestión específica de perfiles.</w:t>
+      </w:r>
+    </w:p>
+    <w:p>
+      <w:r>
+        <w:rPr>
+          <w:b/>
+          <w:bCs/>
+        </w:rPr>
+        <w:t>src/jobs:</w:t>
+      </w:r>
+      <w:r>
+        <w:t xml:space="preserve"> Gestión de ofertas de empleo.</w:t>
+      </w:r>
+    </w:p>
+    <w:p>
+      <w:r>
+        <w:rPr>
+          <w:b/>
+          <w:bCs/>
+        </w:rPr>
+        <w:t>src/applications:</w:t>
+      </w:r>
+      <w:r>
+        <w:t xml:space="preserve"> Gestión de postulaciones.</w:t>
+      </w:r>
+    </w:p>
+    <w:p>
+      <w:pPr>
+        <w:pStyle w:val="Ttulo3"/>
+        <w:rPr>
+          <w:rFonts w:ascii="Tahoma" w:hAnsi="Tahoma" w:cs="Tahoma"/>
+        </w:rPr>
+      </w:pPr>
+      <w:r>
+        <w:rPr>
+          <w:rFonts w:ascii="Tahoma" w:hAnsi="Tahoma" w:cs="Tahoma"/>
         </w:rPr>
         <w:t xml:space="preserve">Diagramas de </w:t>
       </w:r>
@@ -12377,7 +12550,7 @@
     </w:p>
     <w:p>
       <w:pPr>
-        <w:pStyle w:val="Heading3"/>
+        <w:pStyle w:val="Ttulo3"/>
         <w:rPr>
           <w:rFonts w:ascii="Tahoma" w:hAnsi="Tahoma" w:cs="Tahoma"/>
         </w:rPr>
@@ -12404,16 +12577,61 @@
       <w:bookmarkEnd w:id="50"/>
     </w:p>
     <w:p>
-      <w:pPr>
-        <w:pStyle w:val="Heading4"/>
-        <w:rPr>
-          <w:rFonts w:ascii="Tahoma" w:hAnsi="Tahoma" w:cs="Tahoma"/>
-        </w:rPr>
-      </w:pPr>
-      <w:r>
-        <w:rPr>
-          <w:rFonts w:ascii="Tahoma" w:hAnsi="Tahoma" w:cs="Tahoma"/>
-        </w:rPr>
+      <w:r>
+        <w:t>El despliegue se visualiza en un entorno de nube híbrido.</w:t>
+      </w:r>
+    </w:p>
+    <w:p>
+      <w:r>
+        <w:drawing>
+          <wp:inline distT="0" distB="0" distL="0" distR="0" wp14:anchorId="7FFAAFEA" wp14:editId="3CCA0C5E">
+            <wp:extent cx="3143689" cy="4601217"/>
+            <wp:effectExtent l="0" t="0" r="0" b="0"/>
+            <wp:docPr id="1109686184" name="Imagen 1" descr="Imagen que contiene Diagrama&#10;&#10;El contenido generado por IA puede ser incorrecto."/>
+            <wp:cNvGraphicFramePr>
+              <a:graphicFrameLocks xmlns:a="http://schemas.openxmlformats.org/drawingml/2006/main" noChangeAspect="1"/>
+            </wp:cNvGraphicFramePr>
+            <a:graphic xmlns:a="http://schemas.openxmlformats.org/drawingml/2006/main">
+              <a:graphicData uri="http://schemas.openxmlformats.org/drawingml/2006/picture">
+                <pic:pic xmlns:pic="http://schemas.openxmlformats.org/drawingml/2006/picture">
+                  <pic:nvPicPr>
+                    <pic:cNvPr id="1109686184" name="Imagen 1" descr="Imagen que contiene Diagrama&#10;&#10;El contenido generado por IA puede ser incorrecto."/>
+                    <pic:cNvPicPr/>
+                  </pic:nvPicPr>
+                  <pic:blipFill>
+                    <a:blip r:embed="rId15"/>
+                    <a:stretch>
+                      <a:fillRect/>
+                    </a:stretch>
+                  </pic:blipFill>
+                  <pic:spPr>
+                    <a:xfrm>
+                      <a:off x="0" y="0"/>
+                      <a:ext cx="3143689" cy="4601217"/>
+                    </a:xfrm>
+                    <a:prstGeom prst="rect">
+                      <a:avLst/>
+                    </a:prstGeom>
+                  </pic:spPr>
+                </pic:pic>
+              </a:graphicData>
+            </a:graphic>
+          </wp:inline>
+        </w:drawing>
+      </w:r>
+    </w:p>
+    <w:p>
+      <w:pPr>
+        <w:pStyle w:val="Ttulo4"/>
+        <w:rPr>
+          <w:rFonts w:ascii="Tahoma" w:hAnsi="Tahoma" w:cs="Tahoma"/>
+        </w:rPr>
+      </w:pPr>
+      <w:r>
+        <w:rPr>
+          <w:rFonts w:ascii="Tahoma" w:hAnsi="Tahoma" w:cs="Tahoma"/>
+        </w:rPr>
+        <w:lastRenderedPageBreak/>
         <w:t>Elemento 1</w:t>
       </w:r>
     </w:p>
@@ -12438,7 +12656,7 @@
     </w:p>
     <w:p>
       <w:pPr>
-        <w:pStyle w:val="Heading2"/>
+        <w:pStyle w:val="Ttulo2"/>
         <w:rPr>
           <w:rFonts w:ascii="Tahoma" w:hAnsi="Tahoma" w:cs="Tahoma"/>
         </w:rPr>
@@ -12473,7 +12691,7 @@
     </w:p>
     <w:p>
       <w:pPr>
-        <w:pStyle w:val="Heading3"/>
+        <w:pStyle w:val="Ttulo3"/>
         <w:rPr>
           <w:rFonts w:ascii="Tahoma" w:hAnsi="Tahoma" w:cs="Tahoma"/>
         </w:rPr>
@@ -12500,34 +12718,125 @@
       <w:bookmarkEnd w:id="52"/>
     </w:p>
     <w:p>
-      <w:pPr>
-        <w:rPr>
-          <w:rFonts w:ascii="Tahoma" w:hAnsi="Tahoma" w:cs="Tahoma"/>
-        </w:rPr>
-      </w:pPr>
-    </w:p>
-    <w:p>
-      <w:pPr>
-        <w:jc w:val="left"/>
-        <w:rPr>
-          <w:rFonts w:ascii="Tahoma" w:hAnsi="Tahoma" w:cs="Tahoma"/>
+      <w:r>
+        <w:drawing>
+          <wp:inline distT="0" distB="0" distL="0" distR="0" wp14:anchorId="41C21209" wp14:editId="56E90BA1">
+            <wp:extent cx="3067050" cy="5470953"/>
+            <wp:effectExtent l="0" t="0" r="0" b="0"/>
+            <wp:docPr id="168247476" name="Imagen 1" descr="Diagrama&#10;&#10;El contenido generado por IA puede ser incorrecto."/>
+            <wp:cNvGraphicFramePr>
+              <a:graphicFrameLocks xmlns:a="http://schemas.openxmlformats.org/drawingml/2006/main" noChangeAspect="1"/>
+            </wp:cNvGraphicFramePr>
+            <a:graphic xmlns:a="http://schemas.openxmlformats.org/drawingml/2006/main">
+              <a:graphicData uri="http://schemas.openxmlformats.org/drawingml/2006/picture">
+                <pic:pic xmlns:pic="http://schemas.openxmlformats.org/drawingml/2006/picture">
+                  <pic:nvPicPr>
+                    <pic:cNvPr id="168247476" name="Imagen 1" descr="Diagrama&#10;&#10;El contenido generado por IA puede ser incorrecto."/>
+                    <pic:cNvPicPr/>
+                  </pic:nvPicPr>
+                  <pic:blipFill>
+                    <a:blip r:embed="rId16"/>
+                    <a:stretch>
+                      <a:fillRect/>
+                    </a:stretch>
+                  </pic:blipFill>
+                  <pic:spPr>
+                    <a:xfrm>
+                      <a:off x="0" y="0"/>
+                      <a:ext cx="3069262" cy="5474898"/>
+                    </a:xfrm>
+                    <a:prstGeom prst="rect">
+                      <a:avLst/>
+                    </a:prstGeom>
+                  </pic:spPr>
+                </pic:pic>
+              </a:graphicData>
+            </a:graphic>
+          </wp:inline>
+        </w:drawing>
+      </w:r>
+    </w:p>
+    <w:p>
+      <w:r>
+        <w:t>El modelo de dominio principal incluye las siguientes entidades y relaciones:</w:t>
+      </w:r>
+    </w:p>
+    <w:p>
+      <w:r>
+        <w:rPr>
           <w:b/>
           <w:bCs/>
-          <w:color w:val="DDDDDD" w:themeColor="accent1"/>
-          <w:sz w:val="40"/>
-          <w:szCs w:val="26"/>
-        </w:rPr>
-      </w:pPr>
-      <w:r>
-        <w:rPr>
-          <w:rFonts w:ascii="Tahoma" w:hAnsi="Tahoma" w:cs="Tahoma"/>
-        </w:rPr>
-        <w:br w:type="page"/>
-      </w:r>
-    </w:p>
-    <w:p>
-      <w:pPr>
-        <w:pStyle w:val="Heading2"/>
+        </w:rPr>
+        <w:t>User:</w:t>
+      </w:r>
+      <w:r>
+        <w:t xml:space="preserve"> Clase base abstracta (id, email, password).</w:t>
+      </w:r>
+    </w:p>
+    <w:p>
+      <w:pPr>
+        <w:ind w:left="1134" w:hanging="1134"/>
+      </w:pPr>
+      <w:r>
+        <w:rPr>
+          <w:b/>
+          <w:bCs/>
+        </w:rPr>
+        <w:t>Company:</w:t>
+      </w:r>
+      <w:r>
+        <w:tab/>
+      </w:r>
+      <w:r>
+        <w:t>Hereda de User (companyName, description, sector). Tiene relación 1:N con JobOffer.</w:t>
+      </w:r>
+    </w:p>
+    <w:p>
+      <w:r>
+        <w:rPr>
+          <w:b/>
+          <w:bCs/>
+        </w:rPr>
+        <w:t>Applicant:</w:t>
+      </w:r>
+      <w:r>
+        <w:t xml:space="preserve"> Hereda de User (firstName, lastName, cvUrl). Tiene relación 1:N con Application.</w:t>
+      </w:r>
+    </w:p>
+    <w:p>
+      <w:r>
+        <w:rPr>
+          <w:b/>
+          <w:bCs/>
+        </w:rPr>
+        <w:t>JobOffer:</w:t>
+      </w:r>
+      <w:r>
+        <w:t xml:space="preserve"> Entidad oferta (title, description, salary). Tiene relación 1:N con Application.</w:t>
+      </w:r>
+    </w:p>
+    <w:p>
+      <w:r>
+        <w:rPr>
+          <w:b/>
+          <w:bCs/>
+          <w:lang w:val="en-GB"/>
+        </w:rPr>
+        <w:t>Application:</w:t>
+      </w:r>
+      <w:r>
+        <w:rPr>
+          <w:lang w:val="en-GB"/>
+        </w:rPr>
+        <w:t xml:space="preserve"> Entidad asociativa (status, date). </w:t>
+      </w:r>
+      <w:r>
+        <w:t>Relaciona Applicant y JobOffer.</w:t>
+      </w:r>
+    </w:p>
+    <w:p>
+      <w:pPr>
+        <w:pStyle w:val="Ttulo2"/>
         <w:rPr>
           <w:rFonts w:ascii="Tahoma" w:hAnsi="Tahoma" w:cs="Tahoma"/>
         </w:rPr>
@@ -12574,9 +12883,10 @@
     </w:p>
     <w:p>
       <w:pPr>
-        <w:pStyle w:val="Heading3"/>
-        <w:rPr>
-          <w:rFonts w:ascii="Tahoma" w:hAnsi="Tahoma" w:cs="Tahoma"/>
+        <w:pStyle w:val="Ttulo3"/>
+        <w:rPr>
+          <w:rFonts w:ascii="Tahoma" w:hAnsi="Tahoma" w:cs="Tahoma"/>
+          <w:b/>
         </w:rPr>
       </w:pPr>
       <w:bookmarkStart w:id="54" w:name="_Toc180586166"/>
@@ -12611,67 +12921,28 @@
         <w:t>1</w:t>
       </w:r>
       <w:bookmarkEnd w:id="54"/>
-    </w:p>
-    <w:p>
-      <w:pPr>
-        <w:rPr>
-          <w:rFonts w:ascii="Tahoma" w:hAnsi="Tahoma" w:cs="Tahoma"/>
-        </w:rPr>
-      </w:pPr>
-      <w:r>
-        <w:rPr>
-          <w:rFonts w:ascii="Tahoma" w:hAnsi="Tahoma" w:cs="Tahoma"/>
-        </w:rPr>
-        <w:t>Para cada caso de uso representarás en este punto:</w:t>
-      </w:r>
-    </w:p>
-    <w:p>
-      <w:pPr>
-        <w:pStyle w:val="ListParagraph"/>
-        <w:numPr>
-          <w:ilvl w:val="0"/>
-          <w:numId w:val="55"/>
-        </w:numPr>
-        <w:spacing w:before="0" w:after="0"/>
-        <w:ind w:left="714" w:hanging="357"/>
-        <w:contextualSpacing w:val="0"/>
-        <w:jc w:val="left"/>
-        <w:rPr>
-          <w:rFonts w:ascii="Tahoma" w:hAnsi="Tahoma" w:cs="Tahoma"/>
-        </w:rPr>
-      </w:pPr>
-      <w:r>
-        <w:rPr>
-          <w:rFonts w:ascii="Tahoma" w:hAnsi="Tahoma" w:cs="Tahoma"/>
-        </w:rPr>
-        <w:t>Imagen del diagrama</w:t>
-      </w:r>
-    </w:p>
-    <w:p>
-      <w:pPr>
-        <w:pStyle w:val="ListParagraph"/>
-        <w:numPr>
-          <w:ilvl w:val="0"/>
-          <w:numId w:val="55"/>
-        </w:numPr>
-        <w:spacing w:before="0" w:after="0"/>
-        <w:ind w:left="714" w:hanging="357"/>
-        <w:contextualSpacing w:val="0"/>
-        <w:jc w:val="left"/>
-        <w:rPr>
-          <w:rFonts w:ascii="Tahoma" w:hAnsi="Tahoma" w:cs="Tahoma"/>
-        </w:rPr>
-      </w:pPr>
-      <w:r>
-        <w:rPr>
-          <w:rFonts w:ascii="Tahoma" w:hAnsi="Tahoma" w:cs="Tahoma"/>
-        </w:rPr>
-        <w:t>Información sobre el mismo del siguiente modo:</w:t>
-      </w:r>
-    </w:p>
-    <w:p>
-      <w:pPr>
-        <w:pStyle w:val="ListParagraph"/>
+      <w:r>
+        <w:rPr>
+          <w:rFonts w:ascii="Tahoma" w:hAnsi="Tahoma" w:cs="Tahoma"/>
+        </w:rPr>
+        <w:t xml:space="preserve">: </w:t>
+      </w:r>
+      <w:r>
+        <w:rPr>
+          <w:rFonts w:ascii="Tahoma" w:hAnsi="Tahoma" w:cs="Tahoma"/>
+          <w:b/>
+        </w:rPr>
+        <w:t>Publicar Oferta</w:t>
+      </w:r>
+    </w:p>
+    <w:p>
+      <w:r>
+        <w:t>Este caso de uso describe cómo una empresa registrada crea una nueva vacante en el sistema.</w:t>
+      </w:r>
+    </w:p>
+    <w:p>
+      <w:pPr>
+        <w:pStyle w:val="Prrafodelista"/>
         <w:spacing w:before="0" w:after="0"/>
         <w:ind w:left="714"/>
         <w:contextualSpacing w:val="0"/>
@@ -12683,7 +12954,7 @@
     </w:p>
     <w:tbl>
       <w:tblPr>
-        <w:tblStyle w:val="TableGrid"/>
+        <w:tblStyle w:val="Tablaconcuadrcula"/>
         <w:tblW w:w="7796" w:type="dxa"/>
         <w:tblInd w:w="817" w:type="dxa"/>
         <w:tblLook w:val="04A0" w:firstRow="1" w:lastRow="0" w:firstColumn="1" w:lastColumn="0" w:noHBand="0" w:noVBand="1"/>
@@ -12764,6 +13035,12 @@
                 <w:rFonts w:ascii="Tahoma" w:hAnsi="Tahoma" w:cs="Tahoma"/>
               </w:rPr>
             </w:pPr>
+            <w:r>
+              <w:rPr>
+                <w:rFonts w:ascii="Tahoma" w:hAnsi="Tahoma" w:cs="Tahoma"/>
+              </w:rPr>
+              <w:t>La empresa debe estar registrada y autenticada en el sistema.</w:t>
+            </w:r>
           </w:p>
         </w:tc>
       </w:tr>
@@ -12801,6 +13078,12 @@
                 <w:rFonts w:ascii="Tahoma" w:hAnsi="Tahoma" w:cs="Tahoma"/>
               </w:rPr>
             </w:pPr>
+            <w:r>
+              <w:rPr>
+                <w:rFonts w:ascii="Tahoma" w:hAnsi="Tahoma" w:cs="Tahoma"/>
+              </w:rPr>
+              <w:t>Se crea una nueva oferta visible para los candidatos y asociada a la empresa.</w:t>
+            </w:r>
           </w:p>
         </w:tc>
       </w:tr>
@@ -12838,6 +13121,12 @@
                 <w:rFonts w:ascii="Tahoma" w:hAnsi="Tahoma" w:cs="Tahoma"/>
               </w:rPr>
             </w:pPr>
+            <w:r>
+              <w:rPr>
+                <w:rFonts w:ascii="Tahoma" w:hAnsi="Tahoma" w:cs="Tahoma"/>
+              </w:rPr>
+              <w:t>Empresa.</w:t>
+            </w:r>
           </w:p>
         </w:tc>
       </w:tr>
@@ -12871,10 +13160,105 @@
           </w:tcPr>
           <w:p>
             <w:pPr>
+              <w:jc w:val="left"/>
               <w:rPr>
                 <w:rFonts w:ascii="Tahoma" w:hAnsi="Tahoma" w:cs="Tahoma"/>
               </w:rPr>
             </w:pPr>
+            <w:r>
+              <w:rPr>
+                <w:rFonts w:ascii="Tahoma" w:hAnsi="Tahoma" w:cs="Tahoma"/>
+              </w:rPr>
+              <w:t>1.La empresa accede a su dashboard.</w:t>
+            </w:r>
+            <w:r>
+              <w:rPr>
+                <w:rFonts w:ascii="Tahoma" w:hAnsi="Tahoma" w:cs="Tahoma"/>
+              </w:rPr>
+              <w:br/>
+              <w:t>2.</w:t>
+            </w:r>
+            <w:r>
+              <w:rPr>
+                <w:rFonts w:ascii="Tahoma" w:hAnsi="Tahoma" w:cs="Tahoma"/>
+              </w:rPr>
+              <w:t xml:space="preserve"> </w:t>
+            </w:r>
+            <w:r>
+              <w:rPr>
+                <w:rFonts w:ascii="Tahoma" w:hAnsi="Tahoma" w:cs="Tahoma"/>
+              </w:rPr>
+              <w:t>Selecciona la opción "Crear Oferta".</w:t>
+            </w:r>
+            <w:r>
+              <w:rPr>
+                <w:rFonts w:ascii="Tahoma" w:hAnsi="Tahoma" w:cs="Tahoma"/>
+              </w:rPr>
+              <w:br/>
+              <w:t>3.</w:t>
+            </w:r>
+            <w:r>
+              <w:rPr>
+                <w:rFonts w:ascii="Tahoma" w:hAnsi="Tahoma" w:cs="Tahoma"/>
+              </w:rPr>
+              <w:t xml:space="preserve"> </w:t>
+            </w:r>
+            <w:r>
+              <w:rPr>
+                <w:rFonts w:ascii="Tahoma" w:hAnsi="Tahoma" w:cs="Tahoma"/>
+              </w:rPr>
+              <w:t>Rellena el formulario (título, descripción, salario,</w:t>
+            </w:r>
+            <w:r>
+              <w:rPr>
+                <w:rFonts w:ascii="Tahoma" w:hAnsi="Tahoma" w:cs="Tahoma"/>
+              </w:rPr>
+              <w:t xml:space="preserve"> </w:t>
+            </w:r>
+            <w:r>
+              <w:rPr>
+                <w:rFonts w:ascii="Tahoma" w:hAnsi="Tahoma" w:cs="Tahoma"/>
+              </w:rPr>
+              <w:t>ubicación).</w:t>
+            </w:r>
+            <w:r>
+              <w:rPr>
+                <w:rFonts w:ascii="Tahoma" w:hAnsi="Tahoma" w:cs="Tahoma"/>
+              </w:rPr>
+              <w:br/>
+              <w:t>4.</w:t>
+            </w:r>
+            <w:r>
+              <w:rPr>
+                <w:rFonts w:ascii="Tahoma" w:hAnsi="Tahoma" w:cs="Tahoma"/>
+              </w:rPr>
+              <w:t xml:space="preserve"> </w:t>
+            </w:r>
+            <w:r>
+              <w:rPr>
+                <w:rFonts w:ascii="Tahoma" w:hAnsi="Tahoma" w:cs="Tahoma"/>
+              </w:rPr>
+              <w:t>Confirma la publicación.</w:t>
+            </w:r>
+            <w:r>
+              <w:rPr>
+                <w:rFonts w:ascii="Tahoma" w:hAnsi="Tahoma" w:cs="Tahoma"/>
+              </w:rPr>
+              <w:br/>
+              <w:t xml:space="preserve">5. </w:t>
+            </w:r>
+            <w:r>
+              <w:rPr>
+                <w:rFonts w:ascii="Tahoma" w:hAnsi="Tahoma" w:cs="Tahoma"/>
+              </w:rPr>
+              <w:t xml:space="preserve"> </w:t>
+            </w:r>
+            <w:r>
+              <w:rPr>
+                <w:rFonts w:ascii="Tahoma" w:hAnsi="Tahoma" w:cs="Tahoma"/>
+              </w:rPr>
+              <w:t>El sistema valida los datos y guarda la oferta.</w:t>
+            </w:r>
           </w:p>
         </w:tc>
       </w:tr>
@@ -12912,6 +13296,25 @@
                 <w:rFonts w:ascii="Tahoma" w:hAnsi="Tahoma" w:cs="Tahoma"/>
               </w:rPr>
             </w:pPr>
+            <w:r>
+              <w:rPr>
+                <w:rFonts w:ascii="Tahoma" w:hAnsi="Tahoma" w:cs="Tahoma"/>
+              </w:rPr>
+              <w:t>Datos incompletos: El sistema muestra error y solicita corrección.</w:t>
+            </w:r>
+          </w:p>
+          <w:p>
+            <w:pPr>
+              <w:rPr>
+                <w:rFonts w:ascii="Tahoma" w:hAnsi="Tahoma" w:cs="Tahoma"/>
+              </w:rPr>
+            </w:pPr>
+            <w:r>
+              <w:rPr>
+                <w:rFonts w:ascii="Tahoma" w:hAnsi="Tahoma" w:cs="Tahoma"/>
+              </w:rPr>
+              <w:t>Error de servidor: Se notifica a la empresa para intentar más tarde.</w:t>
+            </w:r>
           </w:p>
         </w:tc>
       </w:tr>
@@ -12925,7 +13328,7 @@
     </w:p>
     <w:p>
       <w:pPr>
-        <w:pStyle w:val="Heading4"/>
+        <w:pStyle w:val="Ttulo4"/>
         <w:rPr>
           <w:rFonts w:ascii="Tahoma" w:hAnsi="Tahoma" w:cs="Tahoma"/>
         </w:rPr>
@@ -12974,16 +13377,56 @@
       </w:r>
     </w:p>
     <w:p>
-      <w:pPr>
-        <w:pStyle w:val="Heading4"/>
-        <w:rPr>
-          <w:rFonts w:ascii="Tahoma" w:hAnsi="Tahoma" w:cs="Tahoma"/>
-        </w:rPr>
-      </w:pPr>
-      <w:r>
-        <w:rPr>
-          <w:rFonts w:ascii="Tahoma" w:hAnsi="Tahoma" w:cs="Tahoma"/>
-        </w:rPr>
+      <w:r>
+        <w:drawing>
+          <wp:inline distT="0" distB="0" distL="0" distR="0" wp14:anchorId="4CBE4C5E" wp14:editId="43D8B8CA">
+            <wp:extent cx="5400040" cy="3027680"/>
+            <wp:effectExtent l="0" t="0" r="0" b="0"/>
+            <wp:docPr id="300050490" name="Imagen 1" descr="Pantalla de computadora&#10;&#10;El contenido generado por IA puede ser incorrecto."/>
+            <wp:cNvGraphicFramePr>
+              <a:graphicFrameLocks xmlns:a="http://schemas.openxmlformats.org/drawingml/2006/main" noChangeAspect="1"/>
+            </wp:cNvGraphicFramePr>
+            <a:graphic xmlns:a="http://schemas.openxmlformats.org/drawingml/2006/main">
+              <a:graphicData uri="http://schemas.openxmlformats.org/drawingml/2006/picture">
+                <pic:pic xmlns:pic="http://schemas.openxmlformats.org/drawingml/2006/picture">
+                  <pic:nvPicPr>
+                    <pic:cNvPr id="300050490" name="Imagen 1" descr="Pantalla de computadora&#10;&#10;El contenido generado por IA puede ser incorrecto."/>
+                    <pic:cNvPicPr/>
+                  </pic:nvPicPr>
+                  <pic:blipFill>
+                    <a:blip r:embed="rId17"/>
+                    <a:stretch>
+                      <a:fillRect/>
+                    </a:stretch>
+                  </pic:blipFill>
+                  <pic:spPr>
+                    <a:xfrm>
+                      <a:off x="0" y="0"/>
+                      <a:ext cx="5400040" cy="3027680"/>
+                    </a:xfrm>
+                    <a:prstGeom prst="rect">
+                      <a:avLst/>
+                    </a:prstGeom>
+                  </pic:spPr>
+                </pic:pic>
+              </a:graphicData>
+            </a:graphic>
+          </wp:inline>
+        </w:drawing>
+      </w:r>
+    </w:p>
+    <w:p>
+      <w:pPr>
+        <w:pStyle w:val="Ttulo4"/>
+        <w:rPr>
+          <w:rFonts w:ascii="Tahoma" w:hAnsi="Tahoma" w:cs="Tahoma"/>
+        </w:rPr>
+      </w:pPr>
+      <w:r>
+        <w:rPr>
+          <w:rFonts w:ascii="Tahoma" w:hAnsi="Tahoma" w:cs="Tahoma"/>
+        </w:rPr>
+        <w:lastRenderedPageBreak/>
         <w:t xml:space="preserve">Diagramas de </w:t>
       </w:r>
       <w:r>
@@ -13009,6 +13452,70 @@
           <w:rFonts w:ascii="Tahoma" w:hAnsi="Tahoma" w:cs="Tahoma"/>
         </w:rPr>
         <w:t>lases</w:t>
+      </w:r>
+    </w:p>
+    <w:p>
+      <w:pPr>
+        <w:rPr>
+          <w:b/>
+          <w:bCs/>
+        </w:rPr>
+      </w:pPr>
+      <w:r>
+        <w:rPr>
+          <w:b/>
+          <w:bCs/>
+        </w:rPr>
+        <w:t>Clase JobOffer:</w:t>
+      </w:r>
+    </w:p>
+    <w:p>
+      <w:pPr>
+        <w:rPr>
+          <w:b/>
+          <w:bCs/>
+        </w:rPr>
+      </w:pPr>
+      <w:r>
+        <w:rPr>
+          <w:b/>
+          <w:bCs/>
+        </w:rPr>
+        <w:drawing>
+          <wp:inline distT="0" distB="0" distL="0" distR="0" wp14:anchorId="69C4432A" wp14:editId="3AE5353F">
+            <wp:extent cx="2524477" cy="3934374"/>
+            <wp:effectExtent l="0" t="0" r="9525" b="9525"/>
+            <wp:docPr id="921884761" name="Imagen 1" descr="Diagrama&#10;&#10;El contenido generado por IA puede ser incorrecto."/>
+            <wp:cNvGraphicFramePr>
+              <a:graphicFrameLocks xmlns:a="http://schemas.openxmlformats.org/drawingml/2006/main" noChangeAspect="1"/>
+            </wp:cNvGraphicFramePr>
+            <a:graphic xmlns:a="http://schemas.openxmlformats.org/drawingml/2006/main">
+              <a:graphicData uri="http://schemas.openxmlformats.org/drawingml/2006/picture">
+                <pic:pic xmlns:pic="http://schemas.openxmlformats.org/drawingml/2006/picture">
+                  <pic:nvPicPr>
+                    <pic:cNvPr id="921884761" name="Imagen 1" descr="Diagrama&#10;&#10;El contenido generado por IA puede ser incorrecto."/>
+                    <pic:cNvPicPr/>
+                  </pic:nvPicPr>
+                  <pic:blipFill>
+                    <a:blip r:embed="rId18"/>
+                    <a:stretch>
+                      <a:fillRect/>
+                    </a:stretch>
+                  </pic:blipFill>
+                  <pic:spPr>
+                    <a:xfrm>
+                      <a:off x="0" y="0"/>
+                      <a:ext cx="2524477" cy="3934374"/>
+                    </a:xfrm>
+                    <a:prstGeom prst="rect">
+                      <a:avLst/>
+                    </a:prstGeom>
+                  </pic:spPr>
+                </pic:pic>
+              </a:graphicData>
+            </a:graphic>
+          </wp:inline>
+        </w:drawing>
       </w:r>
     </w:p>
     <w:p>
@@ -13032,7 +13539,7 @@
     </w:p>
     <w:p>
       <w:pPr>
-        <w:pStyle w:val="Heading2"/>
+        <w:pStyle w:val="Ttulo2"/>
         <w:rPr>
           <w:rFonts w:ascii="Tahoma" w:hAnsi="Tahoma" w:cs="Tahoma"/>
         </w:rPr>
@@ -13058,6 +13565,70 @@
         <w:t>ctividades</w:t>
       </w:r>
       <w:bookmarkEnd w:id="55"/>
+    </w:p>
+    <w:p>
+      <w:pPr>
+        <w:rPr>
+          <w:b/>
+          <w:bCs/>
+        </w:rPr>
+      </w:pPr>
+      <w:r>
+        <w:rPr>
+          <w:b/>
+          <w:bCs/>
+        </w:rPr>
+        <w:t>Flujo de Postulación de Candidato:</w:t>
+      </w:r>
+    </w:p>
+    <w:p>
+      <w:pPr>
+        <w:rPr>
+          <w:b/>
+          <w:bCs/>
+        </w:rPr>
+      </w:pPr>
+      <w:r>
+        <w:rPr>
+          <w:b/>
+          <w:bCs/>
+        </w:rPr>
+        <w:drawing>
+          <wp:inline distT="0" distB="0" distL="0" distR="0" wp14:anchorId="7C276FF1" wp14:editId="2E4418EE">
+            <wp:extent cx="2267266" cy="6420746"/>
+            <wp:effectExtent l="0" t="0" r="0" b="0"/>
+            <wp:docPr id="1810414853" name="Imagen 1" descr="Diagrama&#10;&#10;El contenido generado por IA puede ser incorrecto."/>
+            <wp:cNvGraphicFramePr>
+              <a:graphicFrameLocks xmlns:a="http://schemas.openxmlformats.org/drawingml/2006/main" noChangeAspect="1"/>
+            </wp:cNvGraphicFramePr>
+            <a:graphic xmlns:a="http://schemas.openxmlformats.org/drawingml/2006/main">
+              <a:graphicData uri="http://schemas.openxmlformats.org/drawingml/2006/picture">
+                <pic:pic xmlns:pic="http://schemas.openxmlformats.org/drawingml/2006/picture">
+                  <pic:nvPicPr>
+                    <pic:cNvPr id="1810414853" name="Imagen 1" descr="Diagrama&#10;&#10;El contenido generado por IA puede ser incorrecto."/>
+                    <pic:cNvPicPr/>
+                  </pic:nvPicPr>
+                  <pic:blipFill>
+                    <a:blip r:embed="rId19"/>
+                    <a:stretch>
+                      <a:fillRect/>
+                    </a:stretch>
+                  </pic:blipFill>
+                  <pic:spPr>
+                    <a:xfrm>
+                      <a:off x="0" y="0"/>
+                      <a:ext cx="2267266" cy="6420746"/>
+                    </a:xfrm>
+                    <a:prstGeom prst="rect">
+                      <a:avLst/>
+                    </a:prstGeom>
+                  </pic:spPr>
+                </pic:pic>
+              </a:graphicData>
+            </a:graphic>
+          </wp:inline>
+        </w:drawing>
+      </w:r>
     </w:p>
     <w:p>
       <w:pPr>
@@ -13080,7 +13651,7 @@
     </w:p>
     <w:p>
       <w:pPr>
-        <w:pStyle w:val="Heading2"/>
+        <w:pStyle w:val="Ttulo2"/>
         <w:rPr>
           <w:rFonts w:ascii="Tahoma" w:hAnsi="Tahoma" w:cs="Tahoma"/>
         </w:rPr>
@@ -13170,7 +13741,7 @@
     </w:p>
     <w:p>
       <w:pPr>
-        <w:pStyle w:val="Heading3"/>
+        <w:pStyle w:val="Ttulo3"/>
         <w:rPr>
           <w:rFonts w:ascii="Tahoma" w:hAnsi="Tahoma" w:cs="Tahoma"/>
         </w:rPr>
@@ -13195,6 +13766,21 @@
         <w:t>sado</w:t>
       </w:r>
       <w:bookmarkEnd w:id="57"/>
+    </w:p>
+    <w:p>
+      <w:r>
+        <w:t>Se utiliza</w:t>
+      </w:r>
+      <w:r>
+        <w:rPr>
+          <w:b/>
+          <w:bCs/>
+        </w:rPr>
+        <w:t xml:space="preserve"> PostgreSQL</w:t>
+      </w:r>
+      <w:r>
+        <w:t>, un sistema de gestión de bases de datos relacional de objetos (ORDBMS) de código abierto, conocido por su fiabilidad, robustez de características y rendimiento.</w:t>
+      </w:r>
     </w:p>
     <w:p>
       <w:pPr>
@@ -13222,7 +13808,7 @@
                     <pic:cNvPicPr/>
                   </pic:nvPicPr>
                   <pic:blipFill>
-                    <a:blip r:embed="rId13"/>
+                    <a:blip r:embed="rId20"/>
                     <a:stretch>
                       <a:fillRect/>
                     </a:stretch>
@@ -13245,7 +13831,7 @@
     </w:p>
     <w:p>
       <w:pPr>
-        <w:pStyle w:val="Heading3"/>
+        <w:pStyle w:val="Ttulo3"/>
         <w:rPr>
           <w:rFonts w:ascii="Tahoma" w:hAnsi="Tahoma" w:cs="Tahoma"/>
         </w:rPr>
@@ -13295,10 +13881,86 @@
           <w:rFonts w:ascii="Tahoma" w:hAnsi="Tahoma" w:cs="Tahoma"/>
         </w:rPr>
       </w:pPr>
-    </w:p>
-    <w:p>
-      <w:pPr>
-        <w:pStyle w:val="Heading3"/>
+      <w:r>
+        <w:rPr>
+          <w:rFonts w:ascii="Tahoma" w:hAnsi="Tahoma" w:cs="Tahoma"/>
+        </w:rPr>
+        <w:t xml:space="preserve">La integración se realiza a través de </w:t>
+      </w:r>
+      <w:r>
+        <w:rPr>
+          <w:rFonts w:ascii="Tahoma" w:hAnsi="Tahoma" w:cs="Tahoma"/>
+          <w:b/>
+          <w:bCs/>
+        </w:rPr>
+        <w:t>TypeORM</w:t>
+      </w:r>
+      <w:r>
+        <w:rPr>
+          <w:rFonts w:ascii="Tahoma" w:hAnsi="Tahoma" w:cs="Tahoma"/>
+        </w:rPr>
+        <w:t xml:space="preserve"> en el entorno </w:t>
+      </w:r>
+      <w:r>
+        <w:rPr>
+          <w:rFonts w:ascii="Tahoma" w:hAnsi="Tahoma" w:cs="Tahoma"/>
+          <w:b/>
+          <w:bCs/>
+        </w:rPr>
+        <w:t>NestJS</w:t>
+      </w:r>
+      <w:r>
+        <w:rPr>
+          <w:rFonts w:ascii="Tahoma" w:hAnsi="Tahoma" w:cs="Tahoma"/>
+        </w:rPr>
+        <w:t xml:space="preserve">. </w:t>
+      </w:r>
+      <w:r>
+        <w:rPr>
+          <w:rFonts w:ascii="Tahoma" w:hAnsi="Tahoma" w:cs="Tahoma"/>
+          <w:b/>
+          <w:bCs/>
+        </w:rPr>
+        <w:t>TypeORM</w:t>
+      </w:r>
+      <w:r>
+        <w:rPr>
+          <w:rFonts w:ascii="Tahoma" w:hAnsi="Tahoma" w:cs="Tahoma"/>
+        </w:rPr>
+        <w:t xml:space="preserve"> actúa como un </w:t>
+      </w:r>
+      <w:r>
+        <w:rPr>
+          <w:rFonts w:ascii="Tahoma" w:hAnsi="Tahoma" w:cs="Tahoma"/>
+          <w:b/>
+          <w:bCs/>
+        </w:rPr>
+        <w:t>ORM</w:t>
+      </w:r>
+      <w:r>
+        <w:rPr>
+          <w:rFonts w:ascii="Tahoma" w:hAnsi="Tahoma" w:cs="Tahoma"/>
+        </w:rPr>
+        <w:t xml:space="preserve"> (Object-Relational Mapper) que permite interactuar con la base de datos utilizando clases y objetos de </w:t>
+      </w:r>
+      <w:r>
+        <w:rPr>
+          <w:rFonts w:ascii="Tahoma" w:hAnsi="Tahoma" w:cs="Tahoma"/>
+          <w:b/>
+          <w:bCs/>
+        </w:rPr>
+        <w:t>TypeScript</w:t>
+      </w:r>
+      <w:r>
+        <w:rPr>
+          <w:rFonts w:ascii="Tahoma" w:hAnsi="Tahoma" w:cs="Tahoma"/>
+        </w:rPr>
+        <w:t xml:space="preserve"> en lugar de escribir SQL puro, facilitando la migración y el mantenimiento de esquemas.</w:t>
+      </w:r>
+    </w:p>
+    <w:p>
+      <w:pPr>
+        <w:pStyle w:val="Ttulo3"/>
         <w:rPr>
           <w:rFonts w:ascii="Tahoma" w:hAnsi="Tahoma" w:cs="Tahoma"/>
         </w:rPr>
@@ -13308,9 +13970,54 @@
         <w:rPr>
           <w:rFonts w:ascii="Tahoma" w:hAnsi="Tahoma" w:cs="Tahoma"/>
         </w:rPr>
+        <w:lastRenderedPageBreak/>
         <w:t>Diagrama E-R</w:t>
       </w:r>
       <w:bookmarkEnd w:id="59"/>
+    </w:p>
+    <w:p>
+      <w:r>
+        <w:t>El esquema relacional consta de las siguientes tablas principales:</w:t>
+      </w:r>
+    </w:p>
+    <w:p>
+      <w:r>
+        <w:drawing>
+          <wp:inline distT="0" distB="0" distL="0" distR="0" wp14:anchorId="19197936" wp14:editId="52AAA3AA">
+            <wp:extent cx="4010585" cy="6477904"/>
+            <wp:effectExtent l="0" t="0" r="9525" b="0"/>
+            <wp:docPr id="667094045" name="Imagen 1" descr="Interfaz de usuario gráfica&#10;&#10;El contenido generado por IA puede ser incorrecto."/>
+            <wp:cNvGraphicFramePr>
+              <a:graphicFrameLocks xmlns:a="http://schemas.openxmlformats.org/drawingml/2006/main" noChangeAspect="1"/>
+            </wp:cNvGraphicFramePr>
+            <a:graphic xmlns:a="http://schemas.openxmlformats.org/drawingml/2006/main">
+              <a:graphicData uri="http://schemas.openxmlformats.org/drawingml/2006/picture">
+                <pic:pic xmlns:pic="http://schemas.openxmlformats.org/drawingml/2006/picture">
+                  <pic:nvPicPr>
+                    <pic:cNvPr id="667094045" name="Imagen 1" descr="Interfaz de usuario gráfica&#10;&#10;El contenido generado por IA puede ser incorrecto."/>
+                    <pic:cNvPicPr/>
+                  </pic:nvPicPr>
+                  <pic:blipFill>
+                    <a:blip r:embed="rId21"/>
+                    <a:stretch>
+                      <a:fillRect/>
+                    </a:stretch>
+                  </pic:blipFill>
+                  <pic:spPr>
+                    <a:xfrm>
+                      <a:off x="0" y="0"/>
+                      <a:ext cx="4010585" cy="6477904"/>
+                    </a:xfrm>
+                    <a:prstGeom prst="rect">
+                      <a:avLst/>
+                    </a:prstGeom>
+                  </pic:spPr>
+                </pic:pic>
+              </a:graphicData>
+            </a:graphic>
+          </wp:inline>
+        </w:drawing>
+      </w:r>
     </w:p>
     <w:p/>
     <w:p>
@@ -13334,7 +14041,7 @@
     </w:p>
     <w:p>
       <w:pPr>
-        <w:pStyle w:val="Heading2"/>
+        <w:pStyle w:val="Ttulo2"/>
         <w:rPr>
           <w:rFonts w:ascii="Tahoma" w:hAnsi="Tahoma" w:cs="Tahoma"/>
         </w:rPr>
@@ -13426,7 +14133,7 @@
     </w:p>
     <w:p>
       <w:pPr>
-        <w:pStyle w:val="Heading1"/>
+        <w:pStyle w:val="Ttulo1"/>
         <w:pBdr>
           <w:bottom w:val="single" w:sz="4" w:space="1" w:color="auto"/>
           <w:right w:val="single" w:sz="4" w:space="4" w:color="auto"/>
@@ -13468,7 +14175,7 @@
     </w:p>
     <w:p>
       <w:pPr>
-        <w:pStyle w:val="Heading2"/>
+        <w:pStyle w:val="Ttulo2"/>
         <w:rPr>
           <w:rFonts w:ascii="Tahoma" w:hAnsi="Tahoma" w:cs="Tahoma"/>
         </w:rPr>
@@ -13517,36 +14224,16 @@
       <w:r>
         <w:rPr>
           <w:rFonts w:ascii="Tahoma" w:hAnsi="Tahoma" w:cs="Tahoma"/>
-        </w:rPr>
-        <w:t xml:space="preserve">Clean </w:t>
-      </w:r>
-      <w:proofErr w:type="spellStart"/>
-      <w:r>
-        <w:rPr>
-          <w:rFonts w:ascii="Tahoma" w:hAnsi="Tahoma" w:cs="Tahoma"/>
-        </w:rPr>
-        <w:t>Architecture</w:t>
-      </w:r>
-      <w:proofErr w:type="spellEnd"/>
-      <w:r>
-        <w:rPr>
-          <w:rFonts w:ascii="Tahoma" w:hAnsi="Tahoma" w:cs="Tahoma"/>
-        </w:rPr>
-        <w:t xml:space="preserve">: Separación en capas (Core, Data, </w:t>
-      </w:r>
-      <w:proofErr w:type="spellStart"/>
-      <w:r>
-        <w:rPr>
-          <w:rFonts w:ascii="Tahoma" w:hAnsi="Tahoma" w:cs="Tahoma"/>
-        </w:rPr>
-        <w:t>Presentation</w:t>
-      </w:r>
-      <w:proofErr w:type="spellEnd"/>
-      <w:r>
-        <w:rPr>
-          <w:rFonts w:ascii="Tahoma" w:hAnsi="Tahoma" w:cs="Tahoma"/>
-        </w:rPr>
-        <w:t>).</w:t>
+          <w:b/>
+          <w:bCs/>
+        </w:rPr>
+        <w:t>Clean Architecture:</w:t>
+      </w:r>
+      <w:r>
+        <w:rPr>
+          <w:rFonts w:ascii="Tahoma" w:hAnsi="Tahoma" w:cs="Tahoma"/>
+        </w:rPr>
+        <w:t xml:space="preserve"> Separación en capas (Core, Data, Presentation).</w:t>
       </w:r>
     </w:p>
     <w:p>
@@ -13556,61 +14243,19 @@
           <w:rFonts w:ascii="Tahoma" w:hAnsi="Tahoma" w:cs="Tahoma"/>
         </w:rPr>
       </w:pPr>
-      <w:proofErr w:type="spellStart"/>
-      <w:r>
-        <w:rPr>
-          <w:rFonts w:ascii="Tahoma" w:hAnsi="Tahoma" w:cs="Tahoma"/>
-        </w:rPr>
-        <w:t>Provider</w:t>
-      </w:r>
-      <w:proofErr w:type="spellEnd"/>
-      <w:r>
-        <w:rPr>
-          <w:rFonts w:ascii="Tahoma" w:hAnsi="Tahoma" w:cs="Tahoma"/>
-        </w:rPr>
-        <w:t xml:space="preserve"> </w:t>
-      </w:r>
-      <w:proofErr w:type="spellStart"/>
-      <w:r>
-        <w:rPr>
-          <w:rFonts w:ascii="Tahoma" w:hAnsi="Tahoma" w:cs="Tahoma"/>
-        </w:rPr>
-        <w:t>Pattern</w:t>
-      </w:r>
-      <w:proofErr w:type="spellEnd"/>
-      <w:r>
-        <w:rPr>
-          <w:rFonts w:ascii="Tahoma" w:hAnsi="Tahoma" w:cs="Tahoma"/>
-        </w:rPr>
-        <w:t xml:space="preserve">: Gestión de estado con </w:t>
-      </w:r>
-      <w:proofErr w:type="spellStart"/>
-      <w:r>
-        <w:rPr>
-          <w:rFonts w:ascii="Tahoma" w:hAnsi="Tahoma" w:cs="Tahoma"/>
-        </w:rPr>
-        <w:t>Provider</w:t>
-      </w:r>
-      <w:proofErr w:type="spellEnd"/>
-      <w:r>
-        <w:rPr>
-          <w:rFonts w:ascii="Tahoma" w:hAnsi="Tahoma" w:cs="Tahoma"/>
-        </w:rPr>
-        <w:t xml:space="preserve"> para </w:t>
-      </w:r>
-      <w:proofErr w:type="spellStart"/>
-      <w:r>
-        <w:rPr>
-          <w:rFonts w:ascii="Tahoma" w:hAnsi="Tahoma" w:cs="Tahoma"/>
-        </w:rPr>
-        <w:t>ViewModels</w:t>
-      </w:r>
-      <w:proofErr w:type="spellEnd"/>
-      <w:r>
-        <w:rPr>
-          <w:rFonts w:ascii="Tahoma" w:hAnsi="Tahoma" w:cs="Tahoma"/>
-        </w:rPr>
-        <w:t>.</w:t>
+      <w:r>
+        <w:rPr>
+          <w:rFonts w:ascii="Tahoma" w:hAnsi="Tahoma" w:cs="Tahoma"/>
+          <w:b/>
+          <w:bCs/>
+        </w:rPr>
+        <w:t>Provider Pattern:</w:t>
+      </w:r>
+      <w:r>
+        <w:rPr>
+          <w:rFonts w:ascii="Tahoma" w:hAnsi="Tahoma" w:cs="Tahoma"/>
+        </w:rPr>
+        <w:t xml:space="preserve"> Gestión de estado con Provider para ViewModels.</w:t>
       </w:r>
     </w:p>
     <w:p>
@@ -13625,28 +14270,14 @@
           <w:szCs w:val="26"/>
         </w:rPr>
       </w:pPr>
-      <w:proofErr w:type="spellStart"/>
-      <w:r>
-        <w:rPr>
-          <w:rFonts w:ascii="Tahoma" w:hAnsi="Tahoma" w:cs="Tahoma"/>
-        </w:rPr>
-        <w:t>Repository</w:t>
-      </w:r>
-      <w:proofErr w:type="spellEnd"/>
-      <w:r>
-        <w:rPr>
-          <w:rFonts w:ascii="Tahoma" w:hAnsi="Tahoma" w:cs="Tahoma"/>
-        </w:rPr>
-        <w:t xml:space="preserve"> </w:t>
-      </w:r>
-      <w:proofErr w:type="spellStart"/>
-      <w:r>
-        <w:rPr>
-          <w:rFonts w:ascii="Tahoma" w:hAnsi="Tahoma" w:cs="Tahoma"/>
-        </w:rPr>
-        <w:t>Pattern</w:t>
-      </w:r>
-      <w:proofErr w:type="spellEnd"/>
+      <w:r>
+        <w:rPr>
+          <w:rFonts w:ascii="Tahoma" w:hAnsi="Tahoma" w:cs="Tahoma"/>
+          <w:b/>
+          <w:bCs/>
+        </w:rPr>
+        <w:t>Repository Pattern</w:t>
+      </w:r>
       <w:r>
         <w:rPr>
           <w:rFonts w:ascii="Tahoma" w:hAnsi="Tahoma" w:cs="Tahoma"/>
@@ -13662,7 +14293,7 @@
     </w:p>
     <w:p>
       <w:pPr>
-        <w:pStyle w:val="Heading2"/>
+        <w:pStyle w:val="Ttulo2"/>
         <w:rPr>
           <w:rFonts w:ascii="Tahoma" w:hAnsi="Tahoma" w:cs="Tahoma"/>
         </w:rPr>
@@ -13796,21 +14427,7 @@
         <w:rPr>
           <w:rFonts w:ascii="Tahoma" w:hAnsi="Tahoma" w:cs="Tahoma"/>
         </w:rPr>
-        <w:t xml:space="preserve">Se utiliza en el </w:t>
-      </w:r>
-      <w:proofErr w:type="spellStart"/>
-      <w:r>
-        <w:rPr>
-          <w:rFonts w:ascii="Tahoma" w:hAnsi="Tahoma" w:cs="Tahoma"/>
-        </w:rPr>
-        <w:t>frontend</w:t>
-      </w:r>
-      <w:proofErr w:type="spellEnd"/>
-      <w:r>
-        <w:rPr>
-          <w:rFonts w:ascii="Tahoma" w:hAnsi="Tahoma" w:cs="Tahoma"/>
-        </w:rPr>
-        <w:t xml:space="preserve"> para construir la interfaz de usuario y gestionar la lógica de presentación.</w:t>
+        <w:t>Se utiliza en el frontend para construir la interfaz de usuario y gestionar la lógica de presentación.</w:t>
       </w:r>
     </w:p>
     <w:p>
@@ -13850,23 +14467,7 @@
           <w:rFonts w:ascii="Tahoma" w:hAnsi="Tahoma" w:cs="Tahoma"/>
           <w:lang w:val="en-GB"/>
         </w:rPr>
-        <w:t xml:space="preserve">Flutter SDK (framework principal </w:t>
-      </w:r>
-      <w:proofErr w:type="gramStart"/>
-      <w:r>
-        <w:rPr>
-          <w:rFonts w:ascii="Tahoma" w:hAnsi="Tahoma" w:cs="Tahoma"/>
-          <w:lang w:val="en-GB"/>
-        </w:rPr>
-        <w:t>para UI</w:t>
-      </w:r>
-      <w:proofErr w:type="gramEnd"/>
-      <w:r>
-        <w:rPr>
-          <w:rFonts w:ascii="Tahoma" w:hAnsi="Tahoma" w:cs="Tahoma"/>
-          <w:lang w:val="en-GB"/>
-        </w:rPr>
-        <w:t>).</w:t>
+        <w:t>Flutter SDK (framework principal para UI).</w:t>
       </w:r>
     </w:p>
     <w:p>
@@ -13907,19 +14508,11 @@
           <w:rFonts w:ascii="Tahoma" w:hAnsi="Tahoma" w:cs="Tahoma"/>
         </w:rPr>
       </w:pPr>
-      <w:proofErr w:type="spellStart"/>
-      <w:r>
-        <w:rPr>
-          <w:rFonts w:ascii="Tahoma" w:hAnsi="Tahoma" w:cs="Tahoma"/>
-        </w:rPr>
-        <w:t>supabase_flutter</w:t>
-      </w:r>
-      <w:proofErr w:type="spellEnd"/>
-      <w:r>
-        <w:rPr>
-          <w:rFonts w:ascii="Tahoma" w:hAnsi="Tahoma" w:cs="Tahoma"/>
-        </w:rPr>
-        <w:t xml:space="preserve"> (para conexión con Supabase).</w:t>
+      <w:r>
+        <w:rPr>
+          <w:rFonts w:ascii="Tahoma" w:hAnsi="Tahoma" w:cs="Tahoma"/>
+        </w:rPr>
+        <w:t>supabase_flutter (para conexión con Supabase).</w:t>
       </w:r>
     </w:p>
     <w:p>
@@ -13930,33 +14523,11 @@
           <w:rFonts w:ascii="Tahoma" w:hAnsi="Tahoma" w:cs="Tahoma"/>
         </w:rPr>
       </w:pPr>
-      <w:proofErr w:type="spellStart"/>
-      <w:r>
-        <w:rPr>
-          <w:rFonts w:ascii="Tahoma" w:hAnsi="Tahoma" w:cs="Tahoma"/>
-        </w:rPr>
-        <w:t>provider</w:t>
-      </w:r>
-      <w:proofErr w:type="spellEnd"/>
-      <w:r>
-        <w:rPr>
-          <w:rFonts w:ascii="Tahoma" w:hAnsi="Tahoma" w:cs="Tahoma"/>
-        </w:rPr>
-        <w:t xml:space="preserve"> o </w:t>
-      </w:r>
-      <w:proofErr w:type="spellStart"/>
-      <w:r>
-        <w:rPr>
-          <w:rFonts w:ascii="Tahoma" w:hAnsi="Tahoma" w:cs="Tahoma"/>
-        </w:rPr>
-        <w:t>riverpod</w:t>
-      </w:r>
-      <w:proofErr w:type="spellEnd"/>
-      <w:r>
-        <w:rPr>
-          <w:rFonts w:ascii="Tahoma" w:hAnsi="Tahoma" w:cs="Tahoma"/>
-        </w:rPr>
-        <w:t xml:space="preserve"> (para gestión de estado).</w:t>
+      <w:r>
+        <w:rPr>
+          <w:rFonts w:ascii="Tahoma" w:hAnsi="Tahoma" w:cs="Tahoma"/>
+        </w:rPr>
+        <w:t>provider o riverpod (para gestión de estado).</w:t>
       </w:r>
     </w:p>
     <w:p>
@@ -13967,19 +14538,11 @@
           <w:rFonts w:ascii="Tahoma" w:hAnsi="Tahoma" w:cs="Tahoma"/>
         </w:rPr>
       </w:pPr>
-      <w:proofErr w:type="spellStart"/>
-      <w:r>
-        <w:rPr>
-          <w:rFonts w:ascii="Tahoma" w:hAnsi="Tahoma" w:cs="Tahoma"/>
-        </w:rPr>
-        <w:t>flutter_secure_storage</w:t>
-      </w:r>
-      <w:proofErr w:type="spellEnd"/>
-      <w:r>
-        <w:rPr>
-          <w:rFonts w:ascii="Tahoma" w:hAnsi="Tahoma" w:cs="Tahoma"/>
-        </w:rPr>
-        <w:t xml:space="preserve"> (para almacenamiento seguro de tokens).</w:t>
+      <w:r>
+        <w:rPr>
+          <w:rFonts w:ascii="Tahoma" w:hAnsi="Tahoma" w:cs="Tahoma"/>
+        </w:rPr>
+        <w:t>flutter_secure_storage (para almacenamiento seguro de tokens).</w:t>
       </w:r>
     </w:p>
     <w:p>
@@ -13990,19 +14553,11 @@
           <w:rFonts w:ascii="Tahoma" w:hAnsi="Tahoma" w:cs="Tahoma"/>
         </w:rPr>
       </w:pPr>
-      <w:proofErr w:type="spellStart"/>
-      <w:r>
-        <w:rPr>
-          <w:rFonts w:ascii="Tahoma" w:hAnsi="Tahoma" w:cs="Tahoma"/>
-        </w:rPr>
-        <w:t>intl</w:t>
-      </w:r>
-      <w:proofErr w:type="spellEnd"/>
-      <w:r>
-        <w:rPr>
-          <w:rFonts w:ascii="Tahoma" w:hAnsi="Tahoma" w:cs="Tahoma"/>
-        </w:rPr>
-        <w:t xml:space="preserve"> (para internacionalización).</w:t>
+      <w:r>
+        <w:rPr>
+          <w:rFonts w:ascii="Tahoma" w:hAnsi="Tahoma" w:cs="Tahoma"/>
+        </w:rPr>
+        <w:t>intl (para internacionalización).</w:t>
       </w:r>
     </w:p>
     <w:p>
@@ -14072,21 +14627,7 @@
         <w:rPr>
           <w:rFonts w:ascii="Tahoma" w:hAnsi="Tahoma" w:cs="Tahoma"/>
         </w:rPr>
-        <w:t xml:space="preserve">TypeScript es un lenguaje que extiende JavaScript añadiendo tipado estático, lo que mejora la robustez y mantenibilidad del código. NestJS es un framework basado en TypeScript que sigue una arquitectura modular y orientada a controladores, ideal para </w:t>
-      </w:r>
-      <w:proofErr w:type="spellStart"/>
-      <w:r>
-        <w:rPr>
-          <w:rFonts w:ascii="Tahoma" w:hAnsi="Tahoma" w:cs="Tahoma"/>
-        </w:rPr>
-        <w:t>APIs</w:t>
-      </w:r>
-      <w:proofErr w:type="spellEnd"/>
-      <w:r>
-        <w:rPr>
-          <w:rFonts w:ascii="Tahoma" w:hAnsi="Tahoma" w:cs="Tahoma"/>
-        </w:rPr>
-        <w:t xml:space="preserve"> escalables.</w:t>
+        <w:t>TypeScript es un lenguaje que extiende JavaScript añadiendo tipado estático, lo que mejora la robustez y mantenibilidad del código. NestJS es un framework basado en TypeScript que sigue una arquitectura modular y orientada a controladores, ideal para APIs escalables.</w:t>
       </w:r>
     </w:p>
     <w:p>
@@ -14115,21 +14656,7 @@
         <w:rPr>
           <w:rFonts w:ascii="Tahoma" w:hAnsi="Tahoma" w:cs="Tahoma"/>
         </w:rPr>
-        <w:t xml:space="preserve">Se utiliza en el </w:t>
-      </w:r>
-      <w:proofErr w:type="spellStart"/>
-      <w:r>
-        <w:rPr>
-          <w:rFonts w:ascii="Tahoma" w:hAnsi="Tahoma" w:cs="Tahoma"/>
-        </w:rPr>
-        <w:t>backend</w:t>
-      </w:r>
-      <w:proofErr w:type="spellEnd"/>
-      <w:r>
-        <w:rPr>
-          <w:rFonts w:ascii="Tahoma" w:hAnsi="Tahoma" w:cs="Tahoma"/>
-        </w:rPr>
-        <w:t xml:space="preserve"> para implementar la lógica del negocio, c</w:t>
+        <w:t>Se utiliza en el backend para implementar la lógica del negocio, c</w:t>
       </w:r>
       <w:r>
         <w:rPr>
@@ -14137,19 +14664,11 @@
         </w:rPr>
         <w:tab/>
       </w:r>
-      <w:proofErr w:type="spellStart"/>
-      <w:r>
-        <w:rPr>
-          <w:rFonts w:ascii="Tahoma" w:hAnsi="Tahoma" w:cs="Tahoma"/>
-        </w:rPr>
-        <w:t>ontroladores</w:t>
-      </w:r>
-      <w:proofErr w:type="spellEnd"/>
-      <w:r>
-        <w:rPr>
-          <w:rFonts w:ascii="Tahoma" w:hAnsi="Tahoma" w:cs="Tahoma"/>
-        </w:rPr>
-        <w:t>, servicios y conexión con la base de datos (</w:t>
+      <w:r>
+        <w:rPr>
+          <w:rFonts w:ascii="Tahoma" w:hAnsi="Tahoma" w:cs="Tahoma"/>
+        </w:rPr>
+        <w:t>ontroladores, servicios y conexión con la base de datos (</w:t>
       </w:r>
       <w:r>
         <w:rPr>
@@ -14220,21 +14739,7 @@
         <w:rPr>
           <w:rFonts w:ascii="Tahoma" w:hAnsi="Tahoma" w:cs="Tahoma"/>
         </w:rPr>
-        <w:t xml:space="preserve">@nestjs/jwt y </w:t>
-      </w:r>
-      <w:proofErr w:type="spellStart"/>
-      <w:r>
-        <w:rPr>
-          <w:rFonts w:ascii="Tahoma" w:hAnsi="Tahoma" w:cs="Tahoma"/>
-        </w:rPr>
-        <w:t>passport</w:t>
-      </w:r>
-      <w:proofErr w:type="spellEnd"/>
-      <w:r>
-        <w:rPr>
-          <w:rFonts w:ascii="Tahoma" w:hAnsi="Tahoma" w:cs="Tahoma"/>
-        </w:rPr>
-        <w:t xml:space="preserve"> (autenticación con JWT).</w:t>
+        <w:t>@nestjs/jwt y passport (autenticación con JWT).</w:t>
       </w:r>
     </w:p>
     <w:p>
@@ -14261,33 +14766,11 @@
           <w:rFonts w:ascii="Tahoma" w:hAnsi="Tahoma" w:cs="Tahoma"/>
         </w:rPr>
       </w:pPr>
-      <w:proofErr w:type="spellStart"/>
-      <w:r>
-        <w:rPr>
-          <w:rFonts w:ascii="Tahoma" w:hAnsi="Tahoma" w:cs="Tahoma"/>
-        </w:rPr>
-        <w:t>class-validator</w:t>
-      </w:r>
-      <w:proofErr w:type="spellEnd"/>
-      <w:r>
-        <w:rPr>
-          <w:rFonts w:ascii="Tahoma" w:hAnsi="Tahoma" w:cs="Tahoma"/>
-        </w:rPr>
-        <w:t xml:space="preserve"> y </w:t>
-      </w:r>
-      <w:proofErr w:type="spellStart"/>
-      <w:r>
-        <w:rPr>
-          <w:rFonts w:ascii="Tahoma" w:hAnsi="Tahoma" w:cs="Tahoma"/>
-        </w:rPr>
-        <w:t>class-transformer</w:t>
-      </w:r>
-      <w:proofErr w:type="spellEnd"/>
-      <w:r>
-        <w:rPr>
-          <w:rFonts w:ascii="Tahoma" w:hAnsi="Tahoma" w:cs="Tahoma"/>
-        </w:rPr>
-        <w:t xml:space="preserve"> (validación y transformación de datos).</w:t>
+      <w:r>
+        <w:rPr>
+          <w:rFonts w:ascii="Tahoma" w:hAnsi="Tahoma" w:cs="Tahoma"/>
+        </w:rPr>
+        <w:t>class-validator y class-transformer (validación y transformación de datos).</w:t>
       </w:r>
     </w:p>
     <w:p>
@@ -14298,19 +14781,11 @@
           <w:rFonts w:ascii="Tahoma" w:hAnsi="Tahoma" w:cs="Tahoma"/>
         </w:rPr>
       </w:pPr>
-      <w:proofErr w:type="spellStart"/>
-      <w:r>
-        <w:rPr>
-          <w:rFonts w:ascii="Tahoma" w:hAnsi="Tahoma" w:cs="Tahoma"/>
-        </w:rPr>
-        <w:t>dotenv</w:t>
-      </w:r>
-      <w:proofErr w:type="spellEnd"/>
-      <w:r>
-        <w:rPr>
-          <w:rFonts w:ascii="Tahoma" w:hAnsi="Tahoma" w:cs="Tahoma"/>
-        </w:rPr>
-        <w:t xml:space="preserve"> (carga de variables de entorno).</w:t>
+      <w:r>
+        <w:rPr>
+          <w:rFonts w:ascii="Tahoma" w:hAnsi="Tahoma" w:cs="Tahoma"/>
+        </w:rPr>
+        <w:t>dotenv (carga de variables de entorno).</w:t>
       </w:r>
     </w:p>
     <w:p>
@@ -14366,49 +14841,7 @@
         <w:rPr>
           <w:rFonts w:ascii="Tahoma" w:hAnsi="Tahoma" w:cs="Tahoma"/>
         </w:rPr>
-        <w:t xml:space="preserve">El </w:t>
-      </w:r>
-      <w:proofErr w:type="spellStart"/>
-      <w:r>
-        <w:rPr>
-          <w:rFonts w:ascii="Tahoma" w:hAnsi="Tahoma" w:cs="Tahoma"/>
-        </w:rPr>
-        <w:t>frontend</w:t>
-      </w:r>
-      <w:proofErr w:type="spellEnd"/>
-      <w:r>
-        <w:rPr>
-          <w:rFonts w:ascii="Tahoma" w:hAnsi="Tahoma" w:cs="Tahoma"/>
-        </w:rPr>
-        <w:t xml:space="preserve"> (Flutter/Dart) se comunica con el </w:t>
-      </w:r>
-      <w:proofErr w:type="spellStart"/>
-      <w:r>
-        <w:rPr>
-          <w:rFonts w:ascii="Tahoma" w:hAnsi="Tahoma" w:cs="Tahoma"/>
-        </w:rPr>
-        <w:t>backend</w:t>
-      </w:r>
-      <w:proofErr w:type="spellEnd"/>
-      <w:r>
-        <w:rPr>
-          <w:rFonts w:ascii="Tahoma" w:hAnsi="Tahoma" w:cs="Tahoma"/>
-        </w:rPr>
-        <w:t xml:space="preserve"> (NestJS/TypeScript) mediante API REST o </w:t>
-      </w:r>
-      <w:proofErr w:type="spellStart"/>
-      <w:r>
-        <w:rPr>
-          <w:rFonts w:ascii="Tahoma" w:hAnsi="Tahoma" w:cs="Tahoma"/>
-        </w:rPr>
-        <w:t>GraphQL</w:t>
-      </w:r>
-      <w:proofErr w:type="spellEnd"/>
-      <w:r>
-        <w:rPr>
-          <w:rFonts w:ascii="Tahoma" w:hAnsi="Tahoma" w:cs="Tahoma"/>
-        </w:rPr>
-        <w:t>, usando peticiones HTTP seguras (HTTPS).</w:t>
+        <w:t>El frontend (Flutter/Dart) se comunica con el backend (NestJS/TypeScript) mediante API REST o GraphQL, usando peticiones HTTP seguras (HTTPS).</w:t>
       </w:r>
     </w:p>
     <w:p>
@@ -14443,35 +14876,7 @@
         <w:rPr>
           <w:rFonts w:ascii="Tahoma" w:hAnsi="Tahoma" w:cs="Tahoma"/>
         </w:rPr>
-        <w:t xml:space="preserve">Implementada con JWT, gestionada en el </w:t>
-      </w:r>
-      <w:proofErr w:type="spellStart"/>
-      <w:r>
-        <w:rPr>
-          <w:rFonts w:ascii="Tahoma" w:hAnsi="Tahoma" w:cs="Tahoma"/>
-        </w:rPr>
-        <w:t>backend</w:t>
-      </w:r>
-      <w:proofErr w:type="spellEnd"/>
-      <w:r>
-        <w:rPr>
-          <w:rFonts w:ascii="Tahoma" w:hAnsi="Tahoma" w:cs="Tahoma"/>
-        </w:rPr>
-        <w:t xml:space="preserve"> y almacenada de forma segura en el </w:t>
-      </w:r>
-      <w:proofErr w:type="spellStart"/>
-      <w:r>
-        <w:rPr>
-          <w:rFonts w:ascii="Tahoma" w:hAnsi="Tahoma" w:cs="Tahoma"/>
-        </w:rPr>
-        <w:t>frontend</w:t>
-      </w:r>
-      <w:proofErr w:type="spellEnd"/>
-      <w:r>
-        <w:rPr>
-          <w:rFonts w:ascii="Tahoma" w:hAnsi="Tahoma" w:cs="Tahoma"/>
-        </w:rPr>
-        <w:t>.</w:t>
+        <w:t>Implementada con JWT, gestionada en el backend y almacenada de forma segura en el frontend.</w:t>
       </w:r>
       <w:r>
         <w:rPr>
@@ -14482,7 +14887,7 @@
     </w:p>
     <w:p>
       <w:pPr>
-        <w:pStyle w:val="Heading2"/>
+        <w:pStyle w:val="Ttulo2"/>
         <w:rPr>
           <w:rFonts w:ascii="Tahoma" w:hAnsi="Tahoma" w:cs="Tahoma"/>
         </w:rPr>
@@ -14543,51 +14948,27 @@
         <w:rPr>
           <w:rFonts w:ascii="Tahoma" w:hAnsi="Tahoma" w:cs="Tahoma"/>
         </w:rPr>
-        <w:t xml:space="preserve">Visual Studio </w:t>
-      </w:r>
-      <w:proofErr w:type="spellStart"/>
-      <w:r>
-        <w:rPr>
-          <w:rFonts w:ascii="Tahoma" w:hAnsi="Tahoma" w:cs="Tahoma"/>
-        </w:rPr>
-        <w:t>Code</w:t>
-      </w:r>
-      <w:proofErr w:type="spellEnd"/>
-      <w:r>
-        <w:rPr>
-          <w:rFonts w:ascii="Tahoma" w:hAnsi="Tahoma" w:cs="Tahoma"/>
-        </w:rPr>
-        <w:t>: IDE principal.</w:t>
-      </w:r>
-    </w:p>
-    <w:p>
-      <w:pPr>
-        <w:rPr>
-          <w:rFonts w:ascii="Tahoma" w:hAnsi="Tahoma" w:cs="Tahoma"/>
-        </w:rPr>
-      </w:pPr>
-      <w:proofErr w:type="spellStart"/>
-      <w:r>
-        <w:rPr>
-          <w:rFonts w:ascii="Tahoma" w:hAnsi="Tahoma" w:cs="Tahoma"/>
-        </w:rPr>
-        <w:t>Postman</w:t>
-      </w:r>
-      <w:proofErr w:type="spellEnd"/>
-      <w:r>
-        <w:rPr>
-          <w:rFonts w:ascii="Tahoma" w:hAnsi="Tahoma" w:cs="Tahoma"/>
-        </w:rPr>
-        <w:t>/</w:t>
-      </w:r>
-      <w:proofErr w:type="spellStart"/>
+        <w:t>Visual Studio Code: IDE principal.</w:t>
+      </w:r>
+    </w:p>
+    <w:p>
+      <w:pPr>
+        <w:rPr>
+          <w:rFonts w:ascii="Tahoma" w:hAnsi="Tahoma" w:cs="Tahoma"/>
+        </w:rPr>
+      </w:pPr>
+      <w:r>
+        <w:rPr>
+          <w:rFonts w:ascii="Tahoma" w:hAnsi="Tahoma" w:cs="Tahoma"/>
+        </w:rPr>
+        <w:t>Postman/</w:t>
+      </w:r>
       <w:r>
         <w:rPr>
           <w:rFonts w:ascii="Tahoma" w:hAnsi="Tahoma" w:cs="Tahoma"/>
         </w:rPr>
         <w:t>DBbeaver</w:t>
       </w:r>
-      <w:proofErr w:type="spellEnd"/>
       <w:r>
         <w:rPr>
           <w:rFonts w:ascii="Tahoma" w:hAnsi="Tahoma" w:cs="Tahoma"/>
@@ -14618,21 +14999,7 @@
         <w:rPr>
           <w:rFonts w:ascii="Tahoma" w:hAnsi="Tahoma" w:cs="Tahoma"/>
         </w:rPr>
-        <w:t xml:space="preserve">Flutter </w:t>
-      </w:r>
-      <w:proofErr w:type="spellStart"/>
-      <w:r>
-        <w:rPr>
-          <w:rFonts w:ascii="Tahoma" w:hAnsi="Tahoma" w:cs="Tahoma"/>
-        </w:rPr>
-        <w:t>DevTools</w:t>
-      </w:r>
-      <w:proofErr w:type="spellEnd"/>
-      <w:r>
-        <w:rPr>
-          <w:rFonts w:ascii="Tahoma" w:hAnsi="Tahoma" w:cs="Tahoma"/>
-        </w:rPr>
-        <w:t>: Depuración y análisis de rendimiento.</w:t>
+        <w:t>Flutter DevTools: Depuración y análisis de rendimiento.</w:t>
       </w:r>
     </w:p>
     <w:p>
@@ -14662,7 +15029,7 @@
     </w:p>
     <w:p>
       <w:pPr>
-        <w:pStyle w:val="Heading3"/>
+        <w:pStyle w:val="Ttulo3"/>
         <w:rPr>
           <w:rFonts w:ascii="Tahoma" w:hAnsi="Tahoma" w:cs="Tahoma"/>
         </w:rPr>
@@ -14678,7 +15045,7 @@
     </w:p>
     <w:p>
       <w:pPr>
-        <w:pStyle w:val="Heading3"/>
+        <w:pStyle w:val="Ttulo3"/>
         <w:rPr>
           <w:rFonts w:ascii="Tahoma" w:hAnsi="Tahoma" w:cs="Tahoma"/>
         </w:rPr>
@@ -14720,7 +15087,7 @@
     </w:p>
     <w:p>
       <w:pPr>
-        <w:pStyle w:val="Heading2"/>
+        <w:pStyle w:val="Ttulo2"/>
         <w:rPr>
           <w:rFonts w:ascii="Tahoma" w:hAnsi="Tahoma" w:cs="Tahoma"/>
         </w:rPr>
@@ -14749,20 +15116,7 @@
     </w:p>
     <w:p>
       <w:pPr>
-        <w:rPr>
-          <w:rFonts w:ascii="Tahoma" w:hAnsi="Tahoma" w:cs="Tahoma"/>
-        </w:rPr>
-      </w:pPr>
-      <w:r>
-        <w:rPr>
-          <w:rFonts w:ascii="Tahoma" w:hAnsi="Tahoma" w:cs="Tahoma"/>
-        </w:rPr>
-        <w:t>Todos los aspectos con los que nos hemos encontrado durante la implementación debemos describirlos aquí.</w:t>
-      </w:r>
-    </w:p>
-    <w:p>
-      <w:pPr>
-        <w:pStyle w:val="Heading3"/>
+        <w:pStyle w:val="Ttulo3"/>
         <w:rPr>
           <w:rFonts w:ascii="Tahoma" w:hAnsi="Tahoma" w:cs="Tahoma"/>
         </w:rPr>
@@ -14789,101 +15143,132 @@
       <w:bookmarkEnd w:id="68"/>
     </w:p>
     <w:p>
-      <w:pPr>
-        <w:rPr>
-          <w:rFonts w:ascii="Tahoma" w:hAnsi="Tahoma" w:cs="Tahoma"/>
-        </w:rPr>
-      </w:pPr>
-      <w:r>
-        <w:rPr>
-          <w:rFonts w:ascii="Tahoma" w:hAnsi="Tahoma" w:cs="Tahoma"/>
-        </w:rPr>
-        <w:t>Enumeramos los problemas encontrados</w:t>
-      </w:r>
-      <w:r>
-        <w:rPr>
-          <w:rFonts w:ascii="Tahoma" w:hAnsi="Tahoma" w:cs="Tahoma"/>
-        </w:rPr>
-        <w:fldChar w:fldCharType="begin"/>
-      </w:r>
-      <w:r>
-        <w:rPr>
-          <w:rFonts w:ascii="Tahoma" w:hAnsi="Tahoma" w:cs="Tahoma"/>
-        </w:rPr>
-        <w:instrText xml:space="preserve"> XE "problemas encontrados" </w:instrText>
-      </w:r>
-      <w:r>
-        <w:rPr>
-          <w:rFonts w:ascii="Tahoma" w:hAnsi="Tahoma" w:cs="Tahoma"/>
-        </w:rPr>
-        <w:fldChar w:fldCharType="end"/>
-      </w:r>
-      <w:r>
-        <w:rPr>
-          <w:rFonts w:ascii="Tahoma" w:hAnsi="Tahoma" w:cs="Tahoma"/>
-        </w:rPr>
-        <w:t xml:space="preserve"> en el desarrollo y la solución que le hemos dado</w:t>
-      </w:r>
-      <w:r>
-        <w:rPr>
-          <w:rFonts w:ascii="Tahoma" w:hAnsi="Tahoma" w:cs="Tahoma"/>
-        </w:rPr>
-        <w:t>, si hubo alguno que merezca la pena destacar</w:t>
-      </w:r>
-      <w:r>
-        <w:rPr>
-          <w:rFonts w:ascii="Tahoma" w:hAnsi="Tahoma" w:cs="Tahoma"/>
-        </w:rPr>
-        <w:t>.</w:t>
-      </w:r>
-      <w:r>
-        <w:rPr>
-          <w:rFonts w:ascii="Tahoma" w:hAnsi="Tahoma" w:cs="Tahoma"/>
-        </w:rPr>
-        <w:t xml:space="preserve"> </w:t>
-      </w:r>
-      <w:r>
-        <w:rPr>
-          <w:rFonts w:ascii="Tahoma" w:hAnsi="Tahoma" w:cs="Tahoma"/>
+      <w:r>
+        <w:t>Enumeramos los problemas encontrados en el desarrollo y la solución que le hemos dado.</w:t>
+      </w:r>
+    </w:p>
+    <w:p>
+      <w:pPr>
+        <w:pStyle w:val="Ttulo4"/>
+        <w:rPr>
+          <w:rFonts w:ascii="Tahoma" w:hAnsi="Tahoma" w:cs="Tahoma"/>
+        </w:rPr>
+      </w:pPr>
+      <w:r>
+        <w:rPr>
+          <w:rFonts w:ascii="Tahoma" w:hAnsi="Tahoma" w:cs="Tahoma"/>
+        </w:rPr>
+        <w:t>Persistencia del estado y navegación por roles</w:t>
+      </w:r>
+    </w:p>
+    <w:p>
+      <w:r>
+        <w:rPr>
           <w:b/>
-        </w:rPr>
-        <w:t>Se recomienda ir documentándolos cuando se encuentran para así conseguir una buena documentación de ellos y no olvidarnos de ninguno</w:t>
-      </w:r>
-      <w:r>
-        <w:rPr>
-          <w:rFonts w:ascii="Tahoma" w:hAnsi="Tahoma" w:cs="Tahoma"/>
-        </w:rPr>
-        <w:t>.</w:t>
-      </w:r>
-    </w:p>
-    <w:p>
-      <w:pPr>
-        <w:pStyle w:val="Heading4"/>
-        <w:rPr>
-          <w:rFonts w:ascii="Tahoma" w:hAnsi="Tahoma" w:cs="Tahoma"/>
-        </w:rPr>
-      </w:pPr>
-      <w:r>
-        <w:rPr>
-          <w:rFonts w:ascii="Tahoma" w:hAnsi="Tahoma" w:cs="Tahoma"/>
-        </w:rPr>
-        <w:t>Problema 1</w:t>
-      </w:r>
-    </w:p>
-    <w:p>
-      <w:pPr>
-        <w:pStyle w:val="Heading4"/>
-        <w:rPr>
-          <w:rFonts w:ascii="Tahoma" w:hAnsi="Tahoma" w:cs="Tahoma"/>
-        </w:rPr>
-      </w:pPr>
-      <w:r>
-        <w:rPr>
-          <w:rFonts w:ascii="Tahoma" w:hAnsi="Tahoma" w:cs="Tahoma"/>
-        </w:rPr>
-        <w:t>Problema 2</w:t>
-      </w:r>
-    </w:p>
+          <w:bCs/>
+        </w:rPr>
+        <w:t>Problema:</w:t>
+      </w:r>
+      <w:r>
+        <w:t xml:space="preserve"> Al navegar entre </w:t>
+      </w:r>
+      <w:r>
+        <w:t>el home</w:t>
+      </w:r>
+      <w:r>
+        <w:t xml:space="preserve"> y el dashboard, o al recargar, se perdía el contexto del usuario o no había una forma clara de volver al panel de control específico de su rol (Candidato o Empresa).</w:t>
+      </w:r>
+    </w:p>
+    <w:p>
+      <w:r>
+        <w:rPr>
+          <w:b/>
+          <w:bCs/>
+        </w:rPr>
+        <w:t>Solución:</w:t>
+      </w:r>
+      <w:r>
+        <w:t xml:space="preserve"> Se implementó SecureStorageService para persistir de forma segura el token y el rol del usuario. Se añadió lógica en AuthViewModel para restaurar la sesión al inicio y se incorporó un botón dinámico en la HomePage que redirige inteligentemente al dashboard correspondiente.</w:t>
+      </w:r>
+    </w:p>
+    <w:p>
+      <w:pPr>
+        <w:pStyle w:val="Ttulo4"/>
+        <w:rPr>
+          <w:rFonts w:ascii="Tahoma" w:hAnsi="Tahoma" w:cs="Tahoma"/>
+        </w:rPr>
+      </w:pPr>
+      <w:r>
+        <w:rPr>
+          <w:rFonts w:ascii="Tahoma" w:hAnsi="Tahoma" w:cs="Tahoma"/>
+        </w:rPr>
+        <w:t>Errores de validación en actualización de perfiles (Error 400)</w:t>
+      </w:r>
+    </w:p>
+    <w:p>
+      <w:r>
+        <w:rPr>
+          <w:b/>
+          <w:bCs/>
+        </w:rPr>
+        <w:t>Problema:</w:t>
+      </w:r>
+      <w:r>
+        <w:t xml:space="preserve"> Las peticiones de actualización de perfil fallaban con error 400 debido a que se enviaban campos no permitidos por el backend (como location en lugar de address) o campos de solo lectura.</w:t>
+      </w:r>
+    </w:p>
+    <w:p>
+      <w:r>
+        <w:rPr>
+          <w:b/>
+          <w:bCs/>
+        </w:rPr>
+        <w:t>Solución:</w:t>
+      </w:r>
+      <w:r>
+        <w:t xml:space="preserve"> Se ajustaron los DTOs en el frontend para coincidir estrictamente con los esperados por el backend (UpdateCompanyDto, UpdateApplicantDto), filtrando los datos antes del envío.</w:t>
+      </w:r>
+    </w:p>
+    <w:p>
+      <w:pPr>
+        <w:pStyle w:val="Ttulo4"/>
+        <w:rPr>
+          <w:rFonts w:ascii="Tahoma" w:hAnsi="Tahoma" w:cs="Tahoma"/>
+        </w:rPr>
+      </w:pPr>
+      <w:r>
+        <w:rPr>
+          <w:rFonts w:ascii="Tahoma" w:hAnsi="Tahoma" w:cs="Tahoma"/>
+        </w:rPr>
+        <w:t>Configuración de pruebas unitarias en NestJS</w:t>
+      </w:r>
+    </w:p>
+    <w:p>
+      <w:r>
+        <w:rPr>
+          <w:b/>
+          <w:bCs/>
+        </w:rPr>
+        <w:t>Problema:</w:t>
+      </w:r>
+      <w:r>
+        <w:t xml:space="preserve"> Dificultades para configurar el entorno de pruebas unitarias aislado de la base de datos y conflictos con la configuración por defecto de Jest para pruebas e2e.</w:t>
+      </w:r>
+    </w:p>
+    <w:p>
+      <w:r>
+        <w:rPr>
+          <w:b/>
+          <w:bCs/>
+        </w:rPr>
+        <w:t>Solución:</w:t>
+      </w:r>
+      <w:r>
+        <w:t xml:space="preserve"> Se creó una configuración específica para pruebas unitarias en el directorio test/, mockeando los repositorios y servicios externos (como bcrypt) para probar la lógica de negocio de AuthService y CompanyProfileService de forma aislada.</w:t>
+      </w:r>
+    </w:p>
+    <w:p/>
+    <w:p/>
     <w:p>
       <w:pPr>
         <w:jc w:val="left"/>
@@ -14905,7 +15290,7 @@
     </w:p>
     <w:p>
       <w:pPr>
-        <w:pStyle w:val="Heading1"/>
+        <w:pStyle w:val="Ttulo1"/>
         <w:pBdr>
           <w:bottom w:val="single" w:sz="4" w:space="1" w:color="auto"/>
           <w:right w:val="single" w:sz="4" w:space="4" w:color="auto"/>
@@ -14947,7 +15332,7 @@
     </w:p>
     <w:p>
       <w:pPr>
-        <w:pStyle w:val="Heading2"/>
+        <w:pStyle w:val="Ttulo2"/>
         <w:rPr>
           <w:rFonts w:ascii="Tahoma" w:hAnsi="Tahoma" w:cs="Tahoma"/>
         </w:rPr>
@@ -15055,21 +15440,7 @@
         <w:rPr>
           <w:rFonts w:ascii="Tahoma" w:hAnsi="Tahoma" w:cs="Tahoma"/>
         </w:rPr>
-        <w:t xml:space="preserve"> (para ejecutar el </w:t>
-      </w:r>
-      <w:proofErr w:type="spellStart"/>
-      <w:r>
-        <w:rPr>
-          <w:rFonts w:ascii="Tahoma" w:hAnsi="Tahoma" w:cs="Tahoma"/>
-        </w:rPr>
-        <w:t>backend</w:t>
-      </w:r>
-      <w:proofErr w:type="spellEnd"/>
-      <w:r>
-        <w:rPr>
-          <w:rFonts w:ascii="Tahoma" w:hAnsi="Tahoma" w:cs="Tahoma"/>
-        </w:rPr>
-        <w:t>)</w:t>
+        <w:t xml:space="preserve"> (para ejecutar el backend)</w:t>
       </w:r>
       <w:r>
         <w:rPr>
@@ -15099,21 +15470,7 @@
         <w:rPr>
           <w:rFonts w:ascii="Tahoma" w:hAnsi="Tahoma" w:cs="Tahoma"/>
         </w:rPr>
-        <w:t xml:space="preserve"> (para ejecutar el </w:t>
-      </w:r>
-      <w:proofErr w:type="spellStart"/>
-      <w:r>
-        <w:rPr>
-          <w:rFonts w:ascii="Tahoma" w:hAnsi="Tahoma" w:cs="Tahoma"/>
-        </w:rPr>
-        <w:t>frontend</w:t>
-      </w:r>
-      <w:proofErr w:type="spellEnd"/>
-      <w:r>
-        <w:rPr>
-          <w:rFonts w:ascii="Tahoma" w:hAnsi="Tahoma" w:cs="Tahoma"/>
-        </w:rPr>
-        <w:t>)</w:t>
+        <w:t xml:space="preserve"> (para ejecutar el frontend)</w:t>
       </w:r>
       <w:r>
         <w:rPr>
@@ -15149,36 +15506,14 @@
         <w:rPr>
           <w:rFonts w:ascii="Tahoma" w:hAnsi="Tahoma" w:cs="Tahoma"/>
         </w:rPr>
-        <w:t xml:space="preserve">Cualquier IDE (en mi caso he </w:t>
-      </w:r>
-      <w:proofErr w:type="gramStart"/>
-      <w:r>
-        <w:rPr>
-          <w:rFonts w:ascii="Tahoma" w:hAnsi="Tahoma" w:cs="Tahoma"/>
-        </w:rPr>
-        <w:t>usado :</w:t>
-      </w:r>
-      <w:proofErr w:type="gramEnd"/>
-      <w:r>
-        <w:rPr>
-          <w:rFonts w:ascii="Tahoma" w:hAnsi="Tahoma" w:cs="Tahoma"/>
-        </w:rPr>
-        <w:t xml:space="preserve"> </w:t>
-      </w:r>
-      <w:r>
-        <w:rPr>
-          <w:rFonts w:ascii="Tahoma" w:hAnsi="Tahoma" w:cs="Tahoma"/>
-        </w:rPr>
-        <w:t xml:space="preserve">Visual Studio </w:t>
-      </w:r>
-      <w:proofErr w:type="spellStart"/>
-      <w:r>
-        <w:rPr>
-          <w:rFonts w:ascii="Tahoma" w:hAnsi="Tahoma" w:cs="Tahoma"/>
-        </w:rPr>
-        <w:t>Code</w:t>
-      </w:r>
-      <w:proofErr w:type="spellEnd"/>
+        <w:t xml:space="preserve">Cualquier IDE (en mi caso he usado : </w:t>
+      </w:r>
+      <w:r>
+        <w:rPr>
+          <w:rFonts w:ascii="Tahoma" w:hAnsi="Tahoma" w:cs="Tahoma"/>
+        </w:rPr>
+        <w:t>Visual Studio Code</w:t>
+      </w:r>
       <w:r>
         <w:rPr>
           <w:rFonts w:ascii="Tahoma" w:hAnsi="Tahoma" w:cs="Tahoma"/>
@@ -15190,16 +15525,8 @@
           <w:rFonts w:ascii="Tahoma" w:hAnsi="Tahoma" w:cs="Tahoma"/>
         </w:rPr>
         <w:br/>
-        <w:t xml:space="preserve">Descargar VS </w:t>
-      </w:r>
-      <w:proofErr w:type="spellStart"/>
-      <w:r>
-        <w:rPr>
-          <w:rFonts w:ascii="Tahoma" w:hAnsi="Tahoma" w:cs="Tahoma"/>
-        </w:rPr>
-        <w:t>Code</w:t>
-      </w:r>
-      <w:proofErr w:type="spellEnd"/>
+        <w:t>Descargar VS Code</w:t>
+      </w:r>
     </w:p>
     <w:p>
       <w:pPr>
@@ -15257,31 +15584,79 @@
           <w:i/>
           <w:iCs/>
         </w:rPr>
-        <w:t xml:space="preserve">: </w:t>
-      </w:r>
-      <w:proofErr w:type="spellStart"/>
+        <w:t>: git clone</w:t>
+      </w:r>
+      <w:r>
+        <w:rPr>
+          <w:rFonts w:ascii="Tahoma" w:hAnsi="Tahoma" w:cs="Tahoma"/>
+        </w:rPr>
+        <w:t xml:space="preserve"> &lt;URL_DEL_REPOSITORIO&gt;</w:t>
+      </w:r>
+    </w:p>
+    <w:p>
+      <w:pPr>
+        <w:ind w:left="426"/>
+        <w:jc w:val="left"/>
+        <w:rPr>
+          <w:rFonts w:ascii="Tahoma" w:hAnsi="Tahoma" w:cs="Tahoma"/>
+        </w:rPr>
+      </w:pPr>
+      <w:r>
+        <w:rPr>
+          <w:rFonts w:ascii="Tahoma" w:hAnsi="Tahoma" w:cs="Tahoma"/>
+        </w:rPr>
+        <w:t xml:space="preserve">Accede a la carpeta del proyecto: </w:t>
+      </w:r>
       <w:r>
         <w:rPr>
           <w:rFonts w:ascii="Tahoma" w:hAnsi="Tahoma" w:cs="Tahoma"/>
           <w:i/>
           <w:iCs/>
         </w:rPr>
-        <w:t>git</w:t>
-      </w:r>
-      <w:proofErr w:type="spellEnd"/>
-      <w:r>
+        <w:t xml:space="preserve">cd </w:t>
+      </w:r>
+      <w:r>
+        <w:rPr>
+          <w:rFonts w:ascii="Tahoma" w:hAnsi="Tahoma" w:cs="Tahoma"/>
+        </w:rPr>
+        <w:t>&lt;NOMBRE_DEL_PROYECTO&gt;</w:t>
+      </w:r>
+    </w:p>
+    <w:p>
+      <w:pPr>
+        <w:jc w:val="left"/>
+        <w:rPr>
+          <w:rFonts w:ascii="Tahoma" w:hAnsi="Tahoma" w:cs="Tahoma"/>
+          <w:b/>
+          <w:bCs/>
+        </w:rPr>
+      </w:pPr>
+      <w:r>
+        <w:rPr>
+          <w:rFonts w:ascii="Tahoma" w:hAnsi="Tahoma" w:cs="Tahoma"/>
+          <w:b/>
+          <w:bCs/>
+        </w:rPr>
+        <w:t>3. Configuración del Backend</w:t>
+      </w:r>
+    </w:p>
+    <w:p>
+      <w:pPr>
+        <w:ind w:left="426"/>
+        <w:jc w:val="left"/>
         <w:rPr>
           <w:rFonts w:ascii="Tahoma" w:hAnsi="Tahoma" w:cs="Tahoma"/>
           <w:i/>
           <w:iCs/>
         </w:rPr>
-        <w:t xml:space="preserve"> clone</w:t>
-      </w:r>
-      <w:r>
-        <w:rPr>
-          <w:rFonts w:ascii="Tahoma" w:hAnsi="Tahoma" w:cs="Tahoma"/>
-        </w:rPr>
-        <w:t xml:space="preserve"> &lt;URL_DEL_REPOSITORIO&gt;</w:t>
+      </w:pPr>
+      <w:r>
+        <w:rPr>
+          <w:rFonts w:ascii="Tahoma" w:hAnsi="Tahoma" w:cs="Tahoma"/>
+          <w:i/>
+          <w:iCs/>
+        </w:rPr>
+        <w:t>cd bolsaEmpleo_BE</w:t>
       </w:r>
     </w:p>
     <w:p>
@@ -15290,28 +15665,160 @@
         <w:jc w:val="left"/>
         <w:rPr>
           <w:rFonts w:ascii="Tahoma" w:hAnsi="Tahoma" w:cs="Tahoma"/>
-        </w:rPr>
-      </w:pPr>
-      <w:r>
-        <w:rPr>
-          <w:rFonts w:ascii="Tahoma" w:hAnsi="Tahoma" w:cs="Tahoma"/>
-        </w:rPr>
-        <w:t xml:space="preserve">Accede a la carpeta del proyecto: </w:t>
-      </w:r>
-      <w:r>
-        <w:rPr>
-          <w:rFonts w:ascii="Tahoma" w:hAnsi="Tahoma" w:cs="Tahoma"/>
           <w:i/>
           <w:iCs/>
         </w:rPr>
-        <w:t xml:space="preserve">cd </w:t>
-      </w:r>
-      <w:r>
-        <w:rPr>
-          <w:rFonts w:ascii="Tahoma" w:hAnsi="Tahoma" w:cs="Tahoma"/>
-        </w:rPr>
-        <w:t>&lt;NOMBRE_DEL_PROYECTO&gt;</w:t>
-      </w:r>
+      </w:pPr>
+      <w:r>
+        <w:rPr>
+          <w:rFonts w:ascii="Tahoma" w:hAnsi="Tahoma" w:cs="Tahoma"/>
+          <w:i/>
+          <w:iCs/>
+        </w:rPr>
+        <w:t>npm install</w:t>
+      </w:r>
+    </w:p>
+    <w:p>
+      <w:pPr>
+        <w:ind w:left="426"/>
+        <w:jc w:val="left"/>
+        <w:rPr>
+          <w:rFonts w:ascii="Tahoma" w:hAnsi="Tahoma" w:cs="Tahoma"/>
+        </w:rPr>
+      </w:pPr>
+      <w:r>
+        <w:rPr>
+          <w:rFonts w:ascii="Tahoma" w:hAnsi="Tahoma" w:cs="Tahoma"/>
+        </w:rPr>
+        <w:t>Configura el archivo .env con:</w:t>
+      </w:r>
+    </w:p>
+    <w:p>
+      <w:pPr>
+        <w:ind w:left="1134"/>
+        <w:jc w:val="left"/>
+        <w:rPr>
+          <w:rFonts w:ascii="Tahoma" w:hAnsi="Tahoma" w:cs="Tahoma"/>
+        </w:rPr>
+      </w:pPr>
+      <w:r>
+        <w:rPr>
+          <w:rFonts w:ascii="Tahoma" w:hAnsi="Tahoma" w:cs="Tahoma"/>
+        </w:rPr>
+        <w:t xml:space="preserve"> SUPABASE_URL=https://&lt;tu-proyecto&gt;.supabase.co</w:t>
+      </w:r>
+    </w:p>
+    <w:p>
+      <w:pPr>
+        <w:ind w:left="1134"/>
+        <w:jc w:val="left"/>
+        <w:rPr>
+          <w:rFonts w:ascii="Tahoma" w:hAnsi="Tahoma" w:cs="Tahoma"/>
+          <w:lang w:val="en-GB"/>
+        </w:rPr>
+      </w:pPr>
+      <w:r>
+        <w:rPr>
+          <w:rFonts w:ascii="Tahoma" w:hAnsi="Tahoma" w:cs="Tahoma"/>
+        </w:rPr>
+        <w:t xml:space="preserve"> </w:t>
+      </w:r>
+      <w:r>
+        <w:rPr>
+          <w:rFonts w:ascii="Tahoma" w:hAnsi="Tahoma" w:cs="Tahoma"/>
+          <w:lang w:val="en-GB"/>
+        </w:rPr>
+        <w:t>SUPABASE_KEY=&lt;tu-api-key&gt;</w:t>
+      </w:r>
+    </w:p>
+    <w:p>
+      <w:pPr>
+        <w:ind w:left="1134"/>
+        <w:jc w:val="left"/>
+        <w:rPr>
+          <w:rFonts w:ascii="Tahoma" w:hAnsi="Tahoma" w:cs="Tahoma"/>
+        </w:rPr>
+      </w:pPr>
+      <w:r>
+        <w:rPr>
+          <w:rFonts w:ascii="Tahoma" w:hAnsi="Tahoma" w:cs="Tahoma"/>
+          <w:lang w:val="en-GB"/>
+        </w:rPr>
+        <w:t xml:space="preserve"> </w:t>
+      </w:r>
+      <w:r>
+        <w:rPr>
+          <w:rFonts w:ascii="Tahoma" w:hAnsi="Tahoma" w:cs="Tahoma"/>
+        </w:rPr>
+        <w:t>JWT_SECRET=tuClaveSecreta</w:t>
+      </w:r>
+    </w:p>
+    <w:p>
+      <w:pPr>
+        <w:ind w:left="426"/>
+        <w:jc w:val="left"/>
+        <w:rPr>
+          <w:rFonts w:ascii="Tahoma" w:hAnsi="Tahoma" w:cs="Tahoma"/>
+          <w:i/>
+          <w:iCs/>
+        </w:rPr>
+      </w:pPr>
+      <w:r>
+        <w:rPr>
+          <w:rFonts w:ascii="Tahoma" w:hAnsi="Tahoma" w:cs="Tahoma"/>
+        </w:rPr>
+        <w:t xml:space="preserve">Inicia el servidor: </w:t>
+      </w:r>
+      <w:r>
+        <w:rPr>
+          <w:rFonts w:ascii="Tahoma" w:hAnsi="Tahoma" w:cs="Tahoma"/>
+          <w:i/>
+          <w:iCs/>
+        </w:rPr>
+        <w:t>npm run start:dev</w:t>
+      </w:r>
+    </w:p>
+    <w:p>
+      <w:pPr>
+        <w:ind w:left="426"/>
+        <w:jc w:val="left"/>
+        <w:rPr>
+          <w:rFonts w:ascii="Tahoma" w:hAnsi="Tahoma" w:cs="Tahoma"/>
+          <w:i/>
+          <w:iCs/>
+        </w:rPr>
+      </w:pPr>
+    </w:p>
+    <w:p>
+      <w:pPr>
+        <w:ind w:left="426"/>
+        <w:jc w:val="left"/>
+        <w:rPr>
+          <w:rFonts w:ascii="Tahoma" w:hAnsi="Tahoma" w:cs="Tahoma"/>
+          <w:i/>
+          <w:iCs/>
+        </w:rPr>
+      </w:pPr>
+    </w:p>
+    <w:p>
+      <w:pPr>
+        <w:ind w:left="426"/>
+        <w:jc w:val="left"/>
+        <w:rPr>
+          <w:rFonts w:ascii="Tahoma" w:hAnsi="Tahoma" w:cs="Tahoma"/>
+          <w:i/>
+          <w:iCs/>
+        </w:rPr>
+      </w:pPr>
+    </w:p>
+    <w:p>
+      <w:pPr>
+        <w:ind w:left="426"/>
+        <w:jc w:val="left"/>
+        <w:rPr>
+          <w:rFonts w:ascii="Tahoma" w:hAnsi="Tahoma" w:cs="Tahoma"/>
+        </w:rPr>
+      </w:pPr>
     </w:p>
     <w:p>
       <w:pPr>
@@ -15328,7 +15835,8 @@
           <w:b/>
           <w:bCs/>
         </w:rPr>
-        <w:t>3. Configuración del Backend</w:t>
+        <w:lastRenderedPageBreak/>
+        <w:t>4. Configuración del Frontend</w:t>
       </w:r>
     </w:p>
     <w:p>
@@ -15347,18 +15855,27 @@
           <w:i/>
           <w:iCs/>
         </w:rPr>
-        <w:t xml:space="preserve">cd </w:t>
-      </w:r>
-      <w:proofErr w:type="spellStart"/>
-      <w:r>
+        <w:t>cd bolsaEmpleo_FE</w:t>
+      </w:r>
+    </w:p>
+    <w:p>
+      <w:pPr>
+        <w:ind w:left="426"/>
+        <w:jc w:val="left"/>
         <w:rPr>
           <w:rFonts w:ascii="Tahoma" w:hAnsi="Tahoma" w:cs="Tahoma"/>
           <w:i/>
           <w:iCs/>
         </w:rPr>
-        <w:t>bolsaEmpleo_BE</w:t>
-      </w:r>
-      <w:proofErr w:type="spellEnd"/>
+      </w:pPr>
+      <w:r>
+        <w:rPr>
+          <w:rFonts w:ascii="Tahoma" w:hAnsi="Tahoma" w:cs="Tahoma"/>
+          <w:i/>
+          <w:iCs/>
+        </w:rPr>
+        <w:t>flutter pub get</w:t>
+      </w:r>
     </w:p>
     <w:p>
       <w:pPr>
@@ -15366,38 +15883,32 @@
         <w:jc w:val="left"/>
         <w:rPr>
           <w:rFonts w:ascii="Tahoma" w:hAnsi="Tahoma" w:cs="Tahoma"/>
-          <w:i/>
-          <w:iCs/>
-        </w:rPr>
-      </w:pPr>
-      <w:proofErr w:type="spellStart"/>
-      <w:r>
-        <w:rPr>
-          <w:rFonts w:ascii="Tahoma" w:hAnsi="Tahoma" w:cs="Tahoma"/>
-          <w:i/>
-          <w:iCs/>
-        </w:rPr>
-        <w:t>npm</w:t>
-      </w:r>
-      <w:proofErr w:type="spellEnd"/>
-      <w:r>
-        <w:rPr>
-          <w:rFonts w:ascii="Tahoma" w:hAnsi="Tahoma" w:cs="Tahoma"/>
-          <w:i/>
-          <w:iCs/>
-        </w:rPr>
-        <w:t xml:space="preserve"> </w:t>
-      </w:r>
-      <w:proofErr w:type="spellStart"/>
-      <w:r>
-        <w:rPr>
-          <w:rFonts w:ascii="Tahoma" w:hAnsi="Tahoma" w:cs="Tahoma"/>
-          <w:i/>
-          <w:iCs/>
-        </w:rPr>
-        <w:t>install</w:t>
-      </w:r>
-      <w:proofErr w:type="spellEnd"/>
+        </w:rPr>
+      </w:pPr>
+      <w:r>
+        <w:rPr>
+          <w:rFonts w:ascii="Tahoma" w:hAnsi="Tahoma" w:cs="Tahoma"/>
+        </w:rPr>
+        <w:t>Ejecuta la aplicación: flutter run</w:t>
+      </w:r>
+    </w:p>
+    <w:p>
+      <w:pPr>
+        <w:jc w:val="left"/>
+        <w:rPr>
+          <w:rFonts w:ascii="Tahoma" w:hAnsi="Tahoma" w:cs="Tahoma"/>
+          <w:b/>
+          <w:bCs/>
+        </w:rPr>
+      </w:pPr>
+      <w:r>
+        <w:rPr>
+          <w:rFonts w:ascii="Tahoma" w:hAnsi="Tahoma" w:cs="Tahoma"/>
+          <w:b/>
+          <w:bCs/>
+        </w:rPr>
+        <w:t>5. Verificación del Sistema</w:t>
+      </w:r>
     </w:p>
     <w:p>
       <w:pPr>
@@ -15411,373 +15922,7 @@
         <w:rPr>
           <w:rFonts w:ascii="Tahoma" w:hAnsi="Tahoma" w:cs="Tahoma"/>
         </w:rPr>
-        <w:t>Configura el archivo .</w:t>
-      </w:r>
-      <w:proofErr w:type="spellStart"/>
-      <w:r>
-        <w:rPr>
-          <w:rFonts w:ascii="Tahoma" w:hAnsi="Tahoma" w:cs="Tahoma"/>
-        </w:rPr>
-        <w:t>env</w:t>
-      </w:r>
-      <w:proofErr w:type="spellEnd"/>
-      <w:r>
-        <w:rPr>
-          <w:rFonts w:ascii="Tahoma" w:hAnsi="Tahoma" w:cs="Tahoma"/>
-        </w:rPr>
-        <w:t xml:space="preserve"> con:</w:t>
-      </w:r>
-    </w:p>
-    <w:p>
-      <w:pPr>
-        <w:ind w:left="1134"/>
-        <w:jc w:val="left"/>
-        <w:rPr>
-          <w:rFonts w:ascii="Tahoma" w:hAnsi="Tahoma" w:cs="Tahoma"/>
-        </w:rPr>
-      </w:pPr>
-      <w:r>
-        <w:rPr>
-          <w:rFonts w:ascii="Tahoma" w:hAnsi="Tahoma" w:cs="Tahoma"/>
-        </w:rPr>
-        <w:t xml:space="preserve"> SUPABASE_URL=https://&lt;tu-proyecto&gt;.supabase.co</w:t>
-      </w:r>
-    </w:p>
-    <w:p>
-      <w:pPr>
-        <w:ind w:left="1134"/>
-        <w:jc w:val="left"/>
-        <w:rPr>
-          <w:rFonts w:ascii="Tahoma" w:hAnsi="Tahoma" w:cs="Tahoma"/>
-          <w:lang w:val="en-GB"/>
-        </w:rPr>
-      </w:pPr>
-      <w:r>
-        <w:rPr>
-          <w:rFonts w:ascii="Tahoma" w:hAnsi="Tahoma" w:cs="Tahoma"/>
-        </w:rPr>
-        <w:t xml:space="preserve"> </w:t>
-      </w:r>
-      <w:r>
-        <w:rPr>
-          <w:rFonts w:ascii="Tahoma" w:hAnsi="Tahoma" w:cs="Tahoma"/>
-          <w:lang w:val="en-GB"/>
-        </w:rPr>
-        <w:t>SUPABASE_KEY=&lt;</w:t>
-      </w:r>
-      <w:proofErr w:type="spellStart"/>
-      <w:r>
-        <w:rPr>
-          <w:rFonts w:ascii="Tahoma" w:hAnsi="Tahoma" w:cs="Tahoma"/>
-          <w:lang w:val="en-GB"/>
-        </w:rPr>
-        <w:t>tu</w:t>
-      </w:r>
-      <w:proofErr w:type="spellEnd"/>
-      <w:r>
-        <w:rPr>
-          <w:rFonts w:ascii="Tahoma" w:hAnsi="Tahoma" w:cs="Tahoma"/>
-          <w:lang w:val="en-GB"/>
-        </w:rPr>
-        <w:t>-</w:t>
-      </w:r>
-      <w:proofErr w:type="spellStart"/>
-      <w:r>
-        <w:rPr>
-          <w:rFonts w:ascii="Tahoma" w:hAnsi="Tahoma" w:cs="Tahoma"/>
-          <w:lang w:val="en-GB"/>
-        </w:rPr>
-        <w:t>api</w:t>
-      </w:r>
-      <w:proofErr w:type="spellEnd"/>
-      <w:r>
-        <w:rPr>
-          <w:rFonts w:ascii="Tahoma" w:hAnsi="Tahoma" w:cs="Tahoma"/>
-          <w:lang w:val="en-GB"/>
-        </w:rPr>
-        <w:t>-key&gt;</w:t>
-      </w:r>
-    </w:p>
-    <w:p>
-      <w:pPr>
-        <w:ind w:left="1134"/>
-        <w:jc w:val="left"/>
-        <w:rPr>
-          <w:rFonts w:ascii="Tahoma" w:hAnsi="Tahoma" w:cs="Tahoma"/>
-        </w:rPr>
-      </w:pPr>
-      <w:r>
-        <w:rPr>
-          <w:rFonts w:ascii="Tahoma" w:hAnsi="Tahoma" w:cs="Tahoma"/>
-          <w:lang w:val="en-GB"/>
-        </w:rPr>
-        <w:t xml:space="preserve"> </w:t>
-      </w:r>
-      <w:r>
-        <w:rPr>
-          <w:rFonts w:ascii="Tahoma" w:hAnsi="Tahoma" w:cs="Tahoma"/>
-        </w:rPr>
-        <w:t>JWT_SECRET=</w:t>
-      </w:r>
-      <w:proofErr w:type="spellStart"/>
-      <w:r>
-        <w:rPr>
-          <w:rFonts w:ascii="Tahoma" w:hAnsi="Tahoma" w:cs="Tahoma"/>
-        </w:rPr>
-        <w:t>tuClaveSecreta</w:t>
-      </w:r>
-      <w:proofErr w:type="spellEnd"/>
-    </w:p>
-    <w:p>
-      <w:pPr>
-        <w:ind w:left="426"/>
-        <w:jc w:val="left"/>
-        <w:rPr>
-          <w:rFonts w:ascii="Tahoma" w:hAnsi="Tahoma" w:cs="Tahoma"/>
-          <w:i/>
-          <w:iCs/>
-        </w:rPr>
-      </w:pPr>
-      <w:r>
-        <w:rPr>
-          <w:rFonts w:ascii="Tahoma" w:hAnsi="Tahoma" w:cs="Tahoma"/>
-        </w:rPr>
-        <w:t xml:space="preserve">Inicia el servidor: </w:t>
-      </w:r>
-      <w:proofErr w:type="spellStart"/>
-      <w:r>
-        <w:rPr>
-          <w:rFonts w:ascii="Tahoma" w:hAnsi="Tahoma" w:cs="Tahoma"/>
-          <w:i/>
-          <w:iCs/>
-        </w:rPr>
-        <w:t>npm</w:t>
-      </w:r>
-      <w:proofErr w:type="spellEnd"/>
-      <w:r>
-        <w:rPr>
-          <w:rFonts w:ascii="Tahoma" w:hAnsi="Tahoma" w:cs="Tahoma"/>
-          <w:i/>
-          <w:iCs/>
-        </w:rPr>
-        <w:t xml:space="preserve"> run </w:t>
-      </w:r>
-      <w:proofErr w:type="spellStart"/>
-      <w:proofErr w:type="gramStart"/>
-      <w:r>
-        <w:rPr>
-          <w:rFonts w:ascii="Tahoma" w:hAnsi="Tahoma" w:cs="Tahoma"/>
-          <w:i/>
-          <w:iCs/>
-        </w:rPr>
-        <w:t>start:dev</w:t>
-      </w:r>
-      <w:proofErr w:type="spellEnd"/>
-      <w:proofErr w:type="gramEnd"/>
-    </w:p>
-    <w:p>
-      <w:pPr>
-        <w:ind w:left="426"/>
-        <w:jc w:val="left"/>
-        <w:rPr>
-          <w:rFonts w:ascii="Tahoma" w:hAnsi="Tahoma" w:cs="Tahoma"/>
-          <w:i/>
-          <w:iCs/>
-        </w:rPr>
-      </w:pPr>
-    </w:p>
-    <w:p>
-      <w:pPr>
-        <w:ind w:left="426"/>
-        <w:jc w:val="left"/>
-        <w:rPr>
-          <w:rFonts w:ascii="Tahoma" w:hAnsi="Tahoma" w:cs="Tahoma"/>
-          <w:i/>
-          <w:iCs/>
-        </w:rPr>
-      </w:pPr>
-    </w:p>
-    <w:p>
-      <w:pPr>
-        <w:ind w:left="426"/>
-        <w:jc w:val="left"/>
-        <w:rPr>
-          <w:rFonts w:ascii="Tahoma" w:hAnsi="Tahoma" w:cs="Tahoma"/>
-          <w:i/>
-          <w:iCs/>
-        </w:rPr>
-      </w:pPr>
-    </w:p>
-    <w:p>
-      <w:pPr>
-        <w:ind w:left="426"/>
-        <w:jc w:val="left"/>
-        <w:rPr>
-          <w:rFonts w:ascii="Tahoma" w:hAnsi="Tahoma" w:cs="Tahoma"/>
-        </w:rPr>
-      </w:pPr>
-    </w:p>
-    <w:p>
-      <w:pPr>
-        <w:jc w:val="left"/>
-        <w:rPr>
-          <w:rFonts w:ascii="Tahoma" w:hAnsi="Tahoma" w:cs="Tahoma"/>
-          <w:b/>
-          <w:bCs/>
-        </w:rPr>
-      </w:pPr>
-      <w:r>
-        <w:rPr>
-          <w:rFonts w:ascii="Tahoma" w:hAnsi="Tahoma" w:cs="Tahoma"/>
-          <w:b/>
-          <w:bCs/>
-        </w:rPr>
-        <w:lastRenderedPageBreak/>
-        <w:t>4. Configuración del Frontend</w:t>
-      </w:r>
-    </w:p>
-    <w:p>
-      <w:pPr>
-        <w:ind w:left="426"/>
-        <w:jc w:val="left"/>
-        <w:rPr>
-          <w:rFonts w:ascii="Tahoma" w:hAnsi="Tahoma" w:cs="Tahoma"/>
-          <w:i/>
-          <w:iCs/>
-        </w:rPr>
-      </w:pPr>
-      <w:r>
-        <w:rPr>
-          <w:rFonts w:ascii="Tahoma" w:hAnsi="Tahoma" w:cs="Tahoma"/>
-          <w:i/>
-          <w:iCs/>
-        </w:rPr>
-        <w:t xml:space="preserve">cd </w:t>
-      </w:r>
-      <w:proofErr w:type="spellStart"/>
-      <w:r>
-        <w:rPr>
-          <w:rFonts w:ascii="Tahoma" w:hAnsi="Tahoma" w:cs="Tahoma"/>
-          <w:i/>
-          <w:iCs/>
-        </w:rPr>
-        <w:t>bolsaEmpleo_FE</w:t>
-      </w:r>
-      <w:proofErr w:type="spellEnd"/>
-    </w:p>
-    <w:p>
-      <w:pPr>
-        <w:ind w:left="426"/>
-        <w:jc w:val="left"/>
-        <w:rPr>
-          <w:rFonts w:ascii="Tahoma" w:hAnsi="Tahoma" w:cs="Tahoma"/>
-          <w:i/>
-          <w:iCs/>
-        </w:rPr>
-      </w:pPr>
-      <w:proofErr w:type="spellStart"/>
-      <w:r>
-        <w:rPr>
-          <w:rFonts w:ascii="Tahoma" w:hAnsi="Tahoma" w:cs="Tahoma"/>
-          <w:i/>
-          <w:iCs/>
-        </w:rPr>
-        <w:t>flutter</w:t>
-      </w:r>
-      <w:proofErr w:type="spellEnd"/>
-      <w:r>
-        <w:rPr>
-          <w:rFonts w:ascii="Tahoma" w:hAnsi="Tahoma" w:cs="Tahoma"/>
-          <w:i/>
-          <w:iCs/>
-        </w:rPr>
-        <w:t xml:space="preserve"> pub </w:t>
-      </w:r>
-      <w:proofErr w:type="spellStart"/>
-      <w:r>
-        <w:rPr>
-          <w:rFonts w:ascii="Tahoma" w:hAnsi="Tahoma" w:cs="Tahoma"/>
-          <w:i/>
-          <w:iCs/>
-        </w:rPr>
-        <w:t>get</w:t>
-      </w:r>
-      <w:proofErr w:type="spellEnd"/>
-    </w:p>
-    <w:p>
-      <w:pPr>
-        <w:ind w:left="426"/>
-        <w:jc w:val="left"/>
-        <w:rPr>
-          <w:rFonts w:ascii="Tahoma" w:hAnsi="Tahoma" w:cs="Tahoma"/>
-        </w:rPr>
-      </w:pPr>
-      <w:r>
-        <w:rPr>
-          <w:rFonts w:ascii="Tahoma" w:hAnsi="Tahoma" w:cs="Tahoma"/>
-        </w:rPr>
-        <w:t xml:space="preserve">Ejecuta la aplicación: </w:t>
-      </w:r>
-      <w:proofErr w:type="spellStart"/>
-      <w:r>
-        <w:rPr>
-          <w:rFonts w:ascii="Tahoma" w:hAnsi="Tahoma" w:cs="Tahoma"/>
-        </w:rPr>
-        <w:t>flutter</w:t>
-      </w:r>
-      <w:proofErr w:type="spellEnd"/>
-      <w:r>
-        <w:rPr>
-          <w:rFonts w:ascii="Tahoma" w:hAnsi="Tahoma" w:cs="Tahoma"/>
-        </w:rPr>
-        <w:t xml:space="preserve"> run</w:t>
-      </w:r>
-    </w:p>
-    <w:p>
-      <w:pPr>
-        <w:jc w:val="left"/>
-        <w:rPr>
-          <w:rFonts w:ascii="Tahoma" w:hAnsi="Tahoma" w:cs="Tahoma"/>
-          <w:b/>
-          <w:bCs/>
-        </w:rPr>
-      </w:pPr>
-      <w:r>
-        <w:rPr>
-          <w:rFonts w:ascii="Tahoma" w:hAnsi="Tahoma" w:cs="Tahoma"/>
-          <w:b/>
-          <w:bCs/>
-        </w:rPr>
-        <w:t>5. Verificación del Sistema</w:t>
-      </w:r>
-    </w:p>
-    <w:p>
-      <w:pPr>
-        <w:ind w:left="426"/>
-        <w:jc w:val="left"/>
-        <w:rPr>
-          <w:rFonts w:ascii="Tahoma" w:hAnsi="Tahoma" w:cs="Tahoma"/>
-        </w:rPr>
-      </w:pPr>
-      <w:r>
-        <w:rPr>
-          <w:rFonts w:ascii="Tahoma" w:hAnsi="Tahoma" w:cs="Tahoma"/>
-        </w:rPr>
-        <w:t xml:space="preserve">Accede a la URL del </w:t>
-      </w:r>
-      <w:proofErr w:type="spellStart"/>
-      <w:r>
-        <w:rPr>
-          <w:rFonts w:ascii="Tahoma" w:hAnsi="Tahoma" w:cs="Tahoma"/>
-        </w:rPr>
-        <w:t>backend</w:t>
-      </w:r>
-      <w:proofErr w:type="spellEnd"/>
-      <w:r>
-        <w:rPr>
-          <w:rFonts w:ascii="Tahoma" w:hAnsi="Tahoma" w:cs="Tahoma"/>
-        </w:rPr>
-        <w:t xml:space="preserve"> (http://localhost:3000)</w:t>
+        <w:t>Accede a la URL del backend (http://localhost:3000)</w:t>
       </w:r>
     </w:p>
     <w:p>
@@ -15863,7 +16008,7 @@
     </w:p>
     <w:p>
       <w:pPr>
-        <w:pStyle w:val="Heading2"/>
+        <w:pStyle w:val="Ttulo2"/>
         <w:rPr>
           <w:rFonts w:ascii="Tahoma" w:hAnsi="Tahoma" w:cs="Tahoma"/>
         </w:rPr>
@@ -15924,7 +16069,7 @@
     </w:p>
     <w:p>
       <w:pPr>
-        <w:pStyle w:val="ListParagraph"/>
+        <w:pStyle w:val="Prrafodelista"/>
         <w:numPr>
           <w:ilvl w:val="0"/>
           <w:numId w:val="69"/>
@@ -15943,7 +16088,7 @@
     </w:p>
     <w:p>
       <w:pPr>
-        <w:pStyle w:val="ListParagraph"/>
+        <w:pStyle w:val="Prrafodelista"/>
         <w:numPr>
           <w:ilvl w:val="0"/>
           <w:numId w:val="69"/>
@@ -15962,7 +16107,7 @@
     </w:p>
     <w:p>
       <w:pPr>
-        <w:pStyle w:val="ListParagraph"/>
+        <w:pStyle w:val="Prrafodelista"/>
         <w:numPr>
           <w:ilvl w:val="0"/>
           <w:numId w:val="69"/>
@@ -15981,7 +16126,7 @@
     </w:p>
     <w:p>
       <w:pPr>
-        <w:pStyle w:val="ListParagraph"/>
+        <w:pStyle w:val="Prrafodelista"/>
         <w:numPr>
           <w:ilvl w:val="0"/>
           <w:numId w:val="69"/>
@@ -16014,7 +16159,7 @@
     </w:p>
     <w:p>
       <w:pPr>
-        <w:pStyle w:val="ListParagraph"/>
+        <w:pStyle w:val="Prrafodelista"/>
         <w:numPr>
           <w:ilvl w:val="0"/>
           <w:numId w:val="69"/>
@@ -16033,7 +16178,7 @@
     </w:p>
     <w:p>
       <w:pPr>
-        <w:pStyle w:val="ListParagraph"/>
+        <w:pStyle w:val="Prrafodelista"/>
         <w:numPr>
           <w:ilvl w:val="0"/>
           <w:numId w:val="69"/>
@@ -16052,7 +16197,7 @@
     </w:p>
     <w:p>
       <w:pPr>
-        <w:pStyle w:val="ListParagraph"/>
+        <w:pStyle w:val="Prrafodelista"/>
         <w:numPr>
           <w:ilvl w:val="0"/>
           <w:numId w:val="69"/>
@@ -16066,21 +16211,7 @@
         <w:rPr>
           <w:rFonts w:ascii="Tahoma" w:hAnsi="Tahoma" w:cs="Tahoma"/>
         </w:rPr>
-        <w:t xml:space="preserve">El sistema te redirigirá automáticamente al </w:t>
-      </w:r>
-      <w:proofErr w:type="spellStart"/>
-      <w:r>
-        <w:rPr>
-          <w:rFonts w:ascii="Tahoma" w:hAnsi="Tahoma" w:cs="Tahoma"/>
-        </w:rPr>
-        <w:t>Dashboard</w:t>
-      </w:r>
-      <w:proofErr w:type="spellEnd"/>
-      <w:r>
-        <w:rPr>
-          <w:rFonts w:ascii="Tahoma" w:hAnsi="Tahoma" w:cs="Tahoma"/>
-        </w:rPr>
-        <w:t xml:space="preserve"> de Candidato.</w:t>
+        <w:t>El sistema te redirigirá automáticamente al Dashboard de Candidato.</w:t>
       </w:r>
     </w:p>
     <w:p>
@@ -16099,7 +16230,7 @@
     </w:p>
     <w:p>
       <w:pPr>
-        <w:pStyle w:val="ListParagraph"/>
+        <w:pStyle w:val="Prrafodelista"/>
         <w:numPr>
           <w:ilvl w:val="0"/>
           <w:numId w:val="69"/>
@@ -16113,26 +16244,12 @@
         <w:rPr>
           <w:rFonts w:ascii="Tahoma" w:hAnsi="Tahoma" w:cs="Tahoma"/>
         </w:rPr>
-        <w:t xml:space="preserve">Desde el </w:t>
-      </w:r>
-      <w:proofErr w:type="spellStart"/>
-      <w:r>
-        <w:rPr>
-          <w:rFonts w:ascii="Tahoma" w:hAnsi="Tahoma" w:cs="Tahoma"/>
-        </w:rPr>
-        <w:t>Dashboard</w:t>
-      </w:r>
-      <w:proofErr w:type="spellEnd"/>
-      <w:r>
-        <w:rPr>
-          <w:rFonts w:ascii="Tahoma" w:hAnsi="Tahoma" w:cs="Tahoma"/>
-        </w:rPr>
-        <w:t xml:space="preserve"> o la página principal, navega por la lista de ofertas disponibles.</w:t>
-      </w:r>
-    </w:p>
-    <w:p>
-      <w:pPr>
-        <w:pStyle w:val="ListParagraph"/>
+        <w:t>Desde el Dashboard o la página principal, navega por la lista de ofertas disponibles.</w:t>
+      </w:r>
+    </w:p>
+    <w:p>
+      <w:pPr>
+        <w:pStyle w:val="Prrafodelista"/>
         <w:numPr>
           <w:ilvl w:val="0"/>
           <w:numId w:val="69"/>
@@ -16165,7 +16282,7 @@
     </w:p>
     <w:p>
       <w:pPr>
-        <w:pStyle w:val="ListParagraph"/>
+        <w:pStyle w:val="Prrafodelista"/>
         <w:numPr>
           <w:ilvl w:val="0"/>
           <w:numId w:val="69"/>
@@ -16184,7 +16301,7 @@
     </w:p>
     <w:p>
       <w:pPr>
-        <w:pStyle w:val="ListParagraph"/>
+        <w:pStyle w:val="Prrafodelista"/>
         <w:numPr>
           <w:ilvl w:val="0"/>
           <w:numId w:val="69"/>
@@ -16203,7 +16320,7 @@
     </w:p>
     <w:p>
       <w:pPr>
-        <w:pStyle w:val="ListParagraph"/>
+        <w:pStyle w:val="Prrafodelista"/>
         <w:numPr>
           <w:ilvl w:val="0"/>
           <w:numId w:val="69"/>
@@ -16248,7 +16365,7 @@
     </w:p>
     <w:p>
       <w:pPr>
-        <w:pStyle w:val="ListParagraph"/>
+        <w:pStyle w:val="Prrafodelista"/>
         <w:numPr>
           <w:ilvl w:val="0"/>
           <w:numId w:val="69"/>
@@ -16262,26 +16379,12 @@
         <w:rPr>
           <w:rFonts w:ascii="Tahoma" w:hAnsi="Tahoma" w:cs="Tahoma"/>
         </w:rPr>
-        <w:t xml:space="preserve">Desde el </w:t>
-      </w:r>
-      <w:proofErr w:type="spellStart"/>
-      <w:r>
-        <w:rPr>
-          <w:rFonts w:ascii="Tahoma" w:hAnsi="Tahoma" w:cs="Tahoma"/>
-        </w:rPr>
-        <w:t>Dashboard</w:t>
-      </w:r>
-      <w:proofErr w:type="spellEnd"/>
-      <w:r>
-        <w:rPr>
-          <w:rFonts w:ascii="Tahoma" w:hAnsi="Tahoma" w:cs="Tahoma"/>
-        </w:rPr>
-        <w:t>, accede a la sección "Perfil".</w:t>
-      </w:r>
-    </w:p>
-    <w:p>
-      <w:pPr>
-        <w:pStyle w:val="ListParagraph"/>
+        <w:t>Desde el Dashboard, accede a la sección "Perfil".</w:t>
+      </w:r>
+    </w:p>
+    <w:p>
+      <w:pPr>
+        <w:pStyle w:val="Prrafodelista"/>
         <w:numPr>
           <w:ilvl w:val="0"/>
           <w:numId w:val="69"/>
@@ -16300,7 +16403,7 @@
     </w:p>
     <w:p>
       <w:pPr>
-        <w:pStyle w:val="ListParagraph"/>
+        <w:pStyle w:val="Prrafodelista"/>
         <w:numPr>
           <w:ilvl w:val="0"/>
           <w:numId w:val="69"/>
@@ -16333,7 +16436,7 @@
     </w:p>
     <w:p>
       <w:pPr>
-        <w:pStyle w:val="ListParagraph"/>
+        <w:pStyle w:val="Prrafodelista"/>
         <w:numPr>
           <w:ilvl w:val="0"/>
           <w:numId w:val="69"/>
@@ -16347,26 +16450,12 @@
         <w:rPr>
           <w:rFonts w:ascii="Tahoma" w:hAnsi="Tahoma" w:cs="Tahoma"/>
         </w:rPr>
-        <w:t xml:space="preserve">En el </w:t>
-      </w:r>
-      <w:proofErr w:type="spellStart"/>
-      <w:r>
-        <w:rPr>
-          <w:rFonts w:ascii="Tahoma" w:hAnsi="Tahoma" w:cs="Tahoma"/>
-        </w:rPr>
-        <w:t>Dashboard</w:t>
-      </w:r>
-      <w:proofErr w:type="spellEnd"/>
-      <w:r>
-        <w:rPr>
-          <w:rFonts w:ascii="Tahoma" w:hAnsi="Tahoma" w:cs="Tahoma"/>
-        </w:rPr>
-        <w:t>, accede a la sección "Mis Aplicaciones".</w:t>
-      </w:r>
-    </w:p>
-    <w:p>
-      <w:pPr>
-        <w:pStyle w:val="ListParagraph"/>
+        <w:t>En el Dashboard, accede a la sección "Mis Aplicaciones".</w:t>
+      </w:r>
+    </w:p>
+    <w:p>
+      <w:pPr>
+        <w:pStyle w:val="Prrafodelista"/>
         <w:numPr>
           <w:ilvl w:val="0"/>
           <w:numId w:val="69"/>
@@ -16385,7 +16474,7 @@
     </w:p>
     <w:p>
       <w:pPr>
-        <w:pStyle w:val="ListParagraph"/>
+        <w:pStyle w:val="Prrafodelista"/>
         <w:numPr>
           <w:ilvl w:val="0"/>
           <w:numId w:val="69"/>
@@ -16399,21 +16488,7 @@
         <w:rPr>
           <w:rFonts w:ascii="Tahoma" w:hAnsi="Tahoma" w:cs="Tahoma"/>
         </w:rPr>
-        <w:t xml:space="preserve">Esta información se </w:t>
-      </w:r>
-      <w:proofErr w:type="gramStart"/>
-      <w:r>
-        <w:rPr>
-          <w:rFonts w:ascii="Tahoma" w:hAnsi="Tahoma" w:cs="Tahoma"/>
-        </w:rPr>
-        <w:t>modificara</w:t>
-      </w:r>
-      <w:proofErr w:type="gramEnd"/>
-      <w:r>
-        <w:rPr>
-          <w:rFonts w:ascii="Tahoma" w:hAnsi="Tahoma" w:cs="Tahoma"/>
-        </w:rPr>
-        <w:t xml:space="preserve"> cuando la empresa la actualice.</w:t>
+        <w:t>Esta información se modificara cuando la empresa la actualice.</w:t>
       </w:r>
     </w:p>
     <w:p>
@@ -16483,7 +16558,7 @@
     </w:p>
     <w:p>
       <w:pPr>
-        <w:pStyle w:val="ListParagraph"/>
+        <w:pStyle w:val="Prrafodelista"/>
         <w:numPr>
           <w:ilvl w:val="0"/>
           <w:numId w:val="71"/>
@@ -16502,7 +16577,7 @@
     </w:p>
     <w:p>
       <w:pPr>
-        <w:pStyle w:val="ListParagraph"/>
+        <w:pStyle w:val="Prrafodelista"/>
         <w:numPr>
           <w:ilvl w:val="0"/>
           <w:numId w:val="71"/>
@@ -16521,7 +16596,7 @@
     </w:p>
     <w:p>
       <w:pPr>
-        <w:pStyle w:val="ListParagraph"/>
+        <w:pStyle w:val="Prrafodelista"/>
         <w:numPr>
           <w:ilvl w:val="0"/>
           <w:numId w:val="71"/>
@@ -16540,7 +16615,7 @@
     </w:p>
     <w:p>
       <w:pPr>
-        <w:pStyle w:val="ListParagraph"/>
+        <w:pStyle w:val="Prrafodelista"/>
         <w:numPr>
           <w:ilvl w:val="0"/>
           <w:numId w:val="71"/>
@@ -16573,7 +16648,7 @@
     </w:p>
     <w:p>
       <w:pPr>
-        <w:pStyle w:val="ListParagraph"/>
+        <w:pStyle w:val="Prrafodelista"/>
         <w:numPr>
           <w:ilvl w:val="0"/>
           <w:numId w:val="71"/>
@@ -16592,7 +16667,7 @@
     </w:p>
     <w:p>
       <w:pPr>
-        <w:pStyle w:val="ListParagraph"/>
+        <w:pStyle w:val="Prrafodelista"/>
         <w:numPr>
           <w:ilvl w:val="0"/>
           <w:numId w:val="71"/>
@@ -16611,7 +16686,7 @@
     </w:p>
     <w:p>
       <w:pPr>
-        <w:pStyle w:val="ListParagraph"/>
+        <w:pStyle w:val="Prrafodelista"/>
         <w:numPr>
           <w:ilvl w:val="0"/>
           <w:numId w:val="71"/>
@@ -16625,21 +16700,7 @@
         <w:rPr>
           <w:rFonts w:ascii="Tahoma" w:hAnsi="Tahoma" w:cs="Tahoma"/>
         </w:rPr>
-        <w:t xml:space="preserve">El sistema te redirigirá automáticamente al </w:t>
-      </w:r>
-      <w:proofErr w:type="spellStart"/>
-      <w:r>
-        <w:rPr>
-          <w:rFonts w:ascii="Tahoma" w:hAnsi="Tahoma" w:cs="Tahoma"/>
-        </w:rPr>
-        <w:t>Dashboard</w:t>
-      </w:r>
-      <w:proofErr w:type="spellEnd"/>
-      <w:r>
-        <w:rPr>
-          <w:rFonts w:ascii="Tahoma" w:hAnsi="Tahoma" w:cs="Tahoma"/>
-        </w:rPr>
-        <w:t xml:space="preserve"> de Empresa.</w:t>
+        <w:t>El sistema te redirigirá automáticamente al Dashboard de Empresa.</w:t>
       </w:r>
     </w:p>
     <w:p>
@@ -16658,7 +16719,7 @@
     </w:p>
     <w:p>
       <w:pPr>
-        <w:pStyle w:val="ListParagraph"/>
+        <w:pStyle w:val="Prrafodelista"/>
         <w:numPr>
           <w:ilvl w:val="0"/>
           <w:numId w:val="71"/>
@@ -16672,26 +16733,12 @@
         <w:rPr>
           <w:rFonts w:ascii="Tahoma" w:hAnsi="Tahoma" w:cs="Tahoma"/>
         </w:rPr>
-        <w:t xml:space="preserve">En el </w:t>
-      </w:r>
-      <w:proofErr w:type="spellStart"/>
-      <w:r>
-        <w:rPr>
-          <w:rFonts w:ascii="Tahoma" w:hAnsi="Tahoma" w:cs="Tahoma"/>
-        </w:rPr>
-        <w:t>Dashboard</w:t>
-      </w:r>
-      <w:proofErr w:type="spellEnd"/>
-      <w:r>
-        <w:rPr>
-          <w:rFonts w:ascii="Tahoma" w:hAnsi="Tahoma" w:cs="Tahoma"/>
-        </w:rPr>
-        <w:t>, selecciona la opción "Crear Oferta".</w:t>
-      </w:r>
-    </w:p>
-    <w:p>
-      <w:pPr>
-        <w:pStyle w:val="ListParagraph"/>
+        <w:t>En el Dashboard, selecciona la opción "Crear Oferta".</w:t>
+      </w:r>
+    </w:p>
+    <w:p>
+      <w:pPr>
+        <w:pStyle w:val="Prrafodelista"/>
         <w:numPr>
           <w:ilvl w:val="0"/>
           <w:numId w:val="71"/>
@@ -16710,7 +16757,7 @@
     </w:p>
     <w:p>
       <w:pPr>
-        <w:pStyle w:val="ListParagraph"/>
+        <w:pStyle w:val="Prrafodelista"/>
         <w:numPr>
           <w:ilvl w:val="0"/>
           <w:numId w:val="71"/>
@@ -16729,7 +16776,7 @@
     </w:p>
     <w:p>
       <w:pPr>
-        <w:pStyle w:val="ListParagraph"/>
+        <w:pStyle w:val="Prrafodelista"/>
         <w:numPr>
           <w:ilvl w:val="0"/>
           <w:numId w:val="71"/>
@@ -16743,35 +16790,7 @@
         <w:rPr>
           <w:rFonts w:ascii="Tahoma" w:hAnsi="Tahoma" w:cs="Tahoma"/>
         </w:rPr>
-        <w:t xml:space="preserve">Una vez creada se actualizará en tu </w:t>
-      </w:r>
-      <w:proofErr w:type="spellStart"/>
-      <w:r>
-        <w:rPr>
-          <w:rFonts w:ascii="Tahoma" w:hAnsi="Tahoma" w:cs="Tahoma"/>
-        </w:rPr>
-        <w:t>feed</w:t>
-      </w:r>
-      <w:proofErr w:type="spellEnd"/>
-      <w:r>
-        <w:rPr>
-          <w:rFonts w:ascii="Tahoma" w:hAnsi="Tahoma" w:cs="Tahoma"/>
-        </w:rPr>
-        <w:t xml:space="preserve"> del </w:t>
-      </w:r>
-      <w:proofErr w:type="spellStart"/>
-      <w:r>
-        <w:rPr>
-          <w:rFonts w:ascii="Tahoma" w:hAnsi="Tahoma" w:cs="Tahoma"/>
-        </w:rPr>
-        <w:t>dashboard</w:t>
-      </w:r>
-      <w:proofErr w:type="spellEnd"/>
-      <w:r>
-        <w:rPr>
-          <w:rFonts w:ascii="Tahoma" w:hAnsi="Tahoma" w:cs="Tahoma"/>
-        </w:rPr>
-        <w:t>.</w:t>
+        <w:t>Una vez creada se actualizará en tu feed del dashboard.</w:t>
       </w:r>
     </w:p>
     <w:p>
@@ -16790,7 +16809,7 @@
     </w:p>
     <w:p>
       <w:pPr>
-        <w:pStyle w:val="ListParagraph"/>
+        <w:pStyle w:val="Prrafodelista"/>
         <w:numPr>
           <w:ilvl w:val="0"/>
           <w:numId w:val="71"/>
@@ -16804,26 +16823,12 @@
         <w:rPr>
           <w:rFonts w:ascii="Tahoma" w:hAnsi="Tahoma" w:cs="Tahoma"/>
         </w:rPr>
-        <w:t xml:space="preserve">Desde el </w:t>
-      </w:r>
-      <w:proofErr w:type="spellStart"/>
-      <w:r>
-        <w:rPr>
-          <w:rFonts w:ascii="Tahoma" w:hAnsi="Tahoma" w:cs="Tahoma"/>
-        </w:rPr>
-        <w:t>Dashboard</w:t>
-      </w:r>
-      <w:proofErr w:type="spellEnd"/>
-      <w:r>
-        <w:rPr>
-          <w:rFonts w:ascii="Tahoma" w:hAnsi="Tahoma" w:cs="Tahoma"/>
-        </w:rPr>
-        <w:t>, accede a la sección "Mis Ofertas".</w:t>
-      </w:r>
-    </w:p>
-    <w:p>
-      <w:pPr>
-        <w:pStyle w:val="ListParagraph"/>
+        <w:t>Desde el Dashboard, accede a la sección "Mis Ofertas".</w:t>
+      </w:r>
+    </w:p>
+    <w:p>
+      <w:pPr>
+        <w:pStyle w:val="Prrafodelista"/>
         <w:numPr>
           <w:ilvl w:val="0"/>
           <w:numId w:val="71"/>
@@ -16842,7 +16847,7 @@
     </w:p>
     <w:p>
       <w:pPr>
-        <w:pStyle w:val="ListParagraph"/>
+        <w:pStyle w:val="Prrafodelista"/>
         <w:numPr>
           <w:ilvl w:val="0"/>
           <w:numId w:val="71"/>
@@ -16875,7 +16880,7 @@
     </w:p>
     <w:p>
       <w:pPr>
-        <w:pStyle w:val="ListParagraph"/>
+        <w:pStyle w:val="Prrafodelista"/>
         <w:numPr>
           <w:ilvl w:val="0"/>
           <w:numId w:val="71"/>
@@ -16894,7 +16899,7 @@
     </w:p>
     <w:p>
       <w:pPr>
-        <w:pStyle w:val="ListParagraph"/>
+        <w:pStyle w:val="Prrafodelista"/>
         <w:numPr>
           <w:ilvl w:val="0"/>
           <w:numId w:val="71"/>
@@ -16913,7 +16918,7 @@
     </w:p>
     <w:p>
       <w:pPr>
-        <w:pStyle w:val="ListParagraph"/>
+        <w:pStyle w:val="Prrafodelista"/>
         <w:numPr>
           <w:ilvl w:val="0"/>
           <w:numId w:val="71"/>
@@ -16927,26 +16932,12 @@
         <w:rPr>
           <w:rFonts w:ascii="Tahoma" w:hAnsi="Tahoma" w:cs="Tahoma"/>
         </w:rPr>
-        <w:t xml:space="preserve">Consulta sus perfiles y </w:t>
-      </w:r>
-      <w:proofErr w:type="spellStart"/>
-      <w:r>
-        <w:rPr>
-          <w:rFonts w:ascii="Tahoma" w:hAnsi="Tahoma" w:cs="Tahoma"/>
-        </w:rPr>
-        <w:t>CVs</w:t>
-      </w:r>
-      <w:proofErr w:type="spellEnd"/>
-      <w:r>
-        <w:rPr>
-          <w:rFonts w:ascii="Tahoma" w:hAnsi="Tahoma" w:cs="Tahoma"/>
-        </w:rPr>
-        <w:t>.</w:t>
-      </w:r>
-    </w:p>
-    <w:p>
-      <w:pPr>
-        <w:pStyle w:val="ListParagraph"/>
+        <w:t>Consulta sus perfiles y CVs.</w:t>
+      </w:r>
+    </w:p>
+    <w:p>
+      <w:pPr>
+        <w:pStyle w:val="Prrafodelista"/>
         <w:numPr>
           <w:ilvl w:val="0"/>
           <w:numId w:val="71"/>
@@ -16979,7 +16970,7 @@
     </w:p>
     <w:p>
       <w:pPr>
-        <w:pStyle w:val="ListParagraph"/>
+        <w:pStyle w:val="Prrafodelista"/>
         <w:numPr>
           <w:ilvl w:val="0"/>
           <w:numId w:val="71"/>
@@ -16993,26 +16984,12 @@
         <w:rPr>
           <w:rFonts w:ascii="Tahoma" w:hAnsi="Tahoma" w:cs="Tahoma"/>
         </w:rPr>
-        <w:t xml:space="preserve">Desde el </w:t>
-      </w:r>
-      <w:proofErr w:type="spellStart"/>
-      <w:r>
-        <w:rPr>
-          <w:rFonts w:ascii="Tahoma" w:hAnsi="Tahoma" w:cs="Tahoma"/>
-        </w:rPr>
-        <w:t>Dashboard</w:t>
-      </w:r>
-      <w:proofErr w:type="spellEnd"/>
-      <w:r>
-        <w:rPr>
-          <w:rFonts w:ascii="Tahoma" w:hAnsi="Tahoma" w:cs="Tahoma"/>
-        </w:rPr>
-        <w:t>, accede a la sección "Perfil de Empresa".</w:t>
-      </w:r>
-    </w:p>
-    <w:p>
-      <w:pPr>
-        <w:pStyle w:val="ListParagraph"/>
+        <w:t>Desde el Dashboard, accede a la sección "Perfil de Empresa".</w:t>
+      </w:r>
+    </w:p>
+    <w:p>
+      <w:pPr>
+        <w:pStyle w:val="Prrafodelista"/>
         <w:numPr>
           <w:ilvl w:val="0"/>
           <w:numId w:val="71"/>
@@ -17031,7 +17008,7 @@
     </w:p>
     <w:p>
       <w:pPr>
-        <w:pStyle w:val="ListParagraph"/>
+        <w:pStyle w:val="Prrafodelista"/>
         <w:numPr>
           <w:ilvl w:val="0"/>
           <w:numId w:val="71"/>
@@ -17107,7 +17084,6 @@
           <w:lang w:val="en-GB"/>
         </w:rPr>
       </w:pPr>
-      <w:proofErr w:type="spellStart"/>
       <w:r>
         <w:rPr>
           <w:rFonts w:ascii="Tahoma" w:hAnsi="Tahoma" w:cs="Tahoma"/>
@@ -17120,45 +17096,12 @@
           <w:rFonts w:ascii="Tahoma" w:hAnsi="Tahoma" w:cs="Tahoma"/>
           <w:lang w:val="en-GB"/>
         </w:rPr>
-        <w:t>ton</w:t>
-      </w:r>
-      <w:proofErr w:type="spellEnd"/>
-      <w:r>
-        <w:rPr>
-          <w:rFonts w:ascii="Tahoma" w:hAnsi="Tahoma" w:cs="Tahoma"/>
-          <w:lang w:val="en-GB"/>
-        </w:rPr>
-        <w:t xml:space="preserve"> </w:t>
-      </w:r>
-      <w:proofErr w:type="spellStart"/>
-      <w:r>
-        <w:rPr>
-          <w:rFonts w:ascii="Tahoma" w:hAnsi="Tahoma" w:cs="Tahoma"/>
-          <w:lang w:val="en-GB"/>
-        </w:rPr>
-        <w:t>conexion</w:t>
-      </w:r>
-      <w:proofErr w:type="spellEnd"/>
-      <w:r>
-        <w:rPr>
-          <w:rFonts w:ascii="Tahoma" w:hAnsi="Tahoma" w:cs="Tahoma"/>
-          <w:lang w:val="en-GB"/>
-        </w:rPr>
-        <w:t>/</w:t>
-      </w:r>
-      <w:proofErr w:type="spellStart"/>
-      <w:r>
-        <w:rPr>
-          <w:rFonts w:ascii="Tahoma" w:hAnsi="Tahoma" w:cs="Tahoma"/>
-          <w:lang w:val="en-GB"/>
-        </w:rPr>
-        <w:t>desconexion</w:t>
-      </w:r>
-      <w:proofErr w:type="spellEnd"/>
-    </w:p>
-    <w:p>
-      <w:pPr>
-        <w:pStyle w:val="ListParagraph"/>
+        <w:t>ton conexion/desconexion</w:t>
+      </w:r>
+    </w:p>
+    <w:p>
+      <w:pPr>
+        <w:pStyle w:val="Prrafodelista"/>
         <w:numPr>
           <w:ilvl w:val="0"/>
           <w:numId w:val="73"/>
@@ -17177,7 +17120,7 @@
     </w:p>
     <w:p>
       <w:pPr>
-        <w:pStyle w:val="ListParagraph"/>
+        <w:pStyle w:val="Prrafodelista"/>
         <w:numPr>
           <w:ilvl w:val="0"/>
           <w:numId w:val="73"/>
@@ -17196,7 +17139,7 @@
     </w:p>
     <w:p>
       <w:pPr>
-        <w:pStyle w:val="ListParagraph"/>
+        <w:pStyle w:val="Prrafodelista"/>
         <w:numPr>
           <w:ilvl w:val="0"/>
           <w:numId w:val="73"/>
@@ -17210,21 +17153,7 @@
         <w:rPr>
           <w:rFonts w:ascii="Tahoma" w:hAnsi="Tahoma" w:cs="Tahoma"/>
         </w:rPr>
-        <w:t xml:space="preserve">Si el usuario no esta autenticado te envía a la pagina de </w:t>
-      </w:r>
-      <w:proofErr w:type="spellStart"/>
-      <w:r>
-        <w:rPr>
-          <w:rFonts w:ascii="Tahoma" w:hAnsi="Tahoma" w:cs="Tahoma"/>
-        </w:rPr>
-        <w:t>Login</w:t>
-      </w:r>
-      <w:proofErr w:type="spellEnd"/>
-      <w:r>
-        <w:rPr>
-          <w:rFonts w:ascii="Tahoma" w:hAnsi="Tahoma" w:cs="Tahoma"/>
-        </w:rPr>
-        <w:t>.</w:t>
+        <w:t>Si el usuario no esta autenticado te envía a la pagina de Login.</w:t>
       </w:r>
     </w:p>
     <w:p>
@@ -17235,26 +17164,17 @@
           <w:lang w:val="en-GB"/>
         </w:rPr>
       </w:pPr>
-      <w:proofErr w:type="spellStart"/>
       <w:r>
         <w:rPr>
           <w:rFonts w:ascii="Tahoma" w:hAnsi="Tahoma" w:cs="Tahoma"/>
           <w:lang w:val="en-GB"/>
         </w:rPr>
-        <w:t>Botón</w:t>
-      </w:r>
-      <w:proofErr w:type="spellEnd"/>
-      <w:r>
-        <w:rPr>
-          <w:rFonts w:ascii="Tahoma" w:hAnsi="Tahoma" w:cs="Tahoma"/>
-          <w:lang w:val="en-GB"/>
-        </w:rPr>
-        <w:t xml:space="preserve"> "Go to Dashboard"</w:t>
-      </w:r>
-    </w:p>
-    <w:p>
-      <w:pPr>
-        <w:pStyle w:val="ListParagraph"/>
+        <w:t>Botón "Go to Dashboard"</w:t>
+      </w:r>
+    </w:p>
+    <w:p>
+      <w:pPr>
+        <w:pStyle w:val="Prrafodelista"/>
         <w:numPr>
           <w:ilvl w:val="0"/>
           <w:numId w:val="72"/>
@@ -17273,7 +17193,7 @@
     </w:p>
     <w:p>
       <w:pPr>
-        <w:pStyle w:val="ListParagraph"/>
+        <w:pStyle w:val="Prrafodelista"/>
         <w:numPr>
           <w:ilvl w:val="0"/>
           <w:numId w:val="72"/>
@@ -17287,21 +17207,7 @@
         <w:rPr>
           <w:rFonts w:ascii="Tahoma" w:hAnsi="Tahoma" w:cs="Tahoma"/>
         </w:rPr>
-        <w:t xml:space="preserve">Permite volver al </w:t>
-      </w:r>
-      <w:proofErr w:type="spellStart"/>
-      <w:r>
-        <w:rPr>
-          <w:rFonts w:ascii="Tahoma" w:hAnsi="Tahoma" w:cs="Tahoma"/>
-        </w:rPr>
-        <w:t>Dashboard</w:t>
-      </w:r>
-      <w:proofErr w:type="spellEnd"/>
-      <w:r>
-        <w:rPr>
-          <w:rFonts w:ascii="Tahoma" w:hAnsi="Tahoma" w:cs="Tahoma"/>
-        </w:rPr>
-        <w:t xml:space="preserve"> correspondiente según el rol (Candidato o Empresa).</w:t>
+        <w:t>Permite volver al Dashboard correspondiente según el rol (Candidato o Empresa).</w:t>
       </w:r>
     </w:p>
     <w:p>
@@ -17320,7 +17226,7 @@
     </w:p>
     <w:p>
       <w:pPr>
-        <w:pStyle w:val="ListParagraph"/>
+        <w:pStyle w:val="Prrafodelista"/>
         <w:numPr>
           <w:ilvl w:val="0"/>
           <w:numId w:val="72"/>
@@ -17330,24 +17236,16 @@
           <w:rFonts w:ascii="Tahoma" w:hAnsi="Tahoma" w:cs="Tahoma"/>
         </w:rPr>
       </w:pPr>
-      <w:proofErr w:type="spellStart"/>
-      <w:r>
-        <w:rPr>
-          <w:rFonts w:ascii="Tahoma" w:hAnsi="Tahoma" w:cs="Tahoma"/>
-        </w:rPr>
-        <w:t>Toggle</w:t>
-      </w:r>
-      <w:proofErr w:type="spellEnd"/>
-      <w:r>
-        <w:rPr>
-          <w:rFonts w:ascii="Tahoma" w:hAnsi="Tahoma" w:cs="Tahoma"/>
-        </w:rPr>
-        <w:t xml:space="preserve"> disponible en la interfaz para cambiar el tema visual.</w:t>
-      </w:r>
-    </w:p>
-    <w:p>
-      <w:pPr>
-        <w:pStyle w:val="ListParagraph"/>
+      <w:r>
+        <w:rPr>
+          <w:rFonts w:ascii="Tahoma" w:hAnsi="Tahoma" w:cs="Tahoma"/>
+        </w:rPr>
+        <w:t>Toggle disponible en la interfaz para cambiar el tema visual.</w:t>
+      </w:r>
+    </w:p>
+    <w:p>
+      <w:pPr>
+        <w:pStyle w:val="Prrafodelista"/>
         <w:numPr>
           <w:ilvl w:val="0"/>
           <w:numId w:val="72"/>
@@ -17385,7 +17283,7 @@
     </w:p>
     <w:p>
       <w:pPr>
-        <w:pStyle w:val="Heading1"/>
+        <w:pStyle w:val="Ttulo1"/>
         <w:pBdr>
           <w:bottom w:val="single" w:sz="4" w:space="1" w:color="auto"/>
           <w:right w:val="single" w:sz="4" w:space="4" w:color="auto"/>
@@ -17427,7 +17325,7 @@
     </w:p>
     <w:p>
       <w:pPr>
-        <w:pStyle w:val="Heading2"/>
+        <w:pStyle w:val="Ttulo2"/>
         <w:rPr>
           <w:rFonts w:ascii="Tahoma" w:hAnsi="Tahoma" w:cs="Tahoma"/>
         </w:rPr>
@@ -17487,7 +17385,7 @@
     </w:p>
     <w:p>
       <w:pPr>
-        <w:pStyle w:val="Heading2"/>
+        <w:pStyle w:val="Ttulo2"/>
         <w:rPr>
           <w:rFonts w:ascii="Tahoma" w:hAnsi="Tahoma" w:cs="Tahoma"/>
         </w:rPr>
@@ -17634,18 +17532,8 @@
           <w:b/>
           <w:bCs/>
         </w:rPr>
-        <w:t xml:space="preserve">Notificaciones </w:t>
-      </w:r>
-      <w:proofErr w:type="spellStart"/>
-      <w:r>
-        <w:rPr>
-          <w:rFonts w:ascii="Tahoma" w:hAnsi="Tahoma" w:cs="Tahoma"/>
-          <w:b/>
-          <w:bCs/>
-        </w:rPr>
-        <w:t>Push</w:t>
-      </w:r>
-      <w:proofErr w:type="spellEnd"/>
+        <w:t>Notificaciones Push</w:t>
+      </w:r>
     </w:p>
     <w:p>
       <w:pPr>
@@ -17718,21 +17606,7 @@
         <w:rPr>
           <w:rFonts w:ascii="Tahoma" w:hAnsi="Tahoma" w:cs="Tahoma"/>
         </w:rPr>
-        <w:t xml:space="preserve">Ventajas: Mayor </w:t>
-      </w:r>
-      <w:proofErr w:type="spellStart"/>
-      <w:r>
-        <w:rPr>
-          <w:rFonts w:ascii="Tahoma" w:hAnsi="Tahoma" w:cs="Tahoma"/>
-        </w:rPr>
-        <w:t>engagement</w:t>
-      </w:r>
-      <w:proofErr w:type="spellEnd"/>
-      <w:r>
-        <w:rPr>
-          <w:rFonts w:ascii="Tahoma" w:hAnsi="Tahoma" w:cs="Tahoma"/>
-        </w:rPr>
-        <w:t xml:space="preserve"> y experiencia más dinámica.</w:t>
+        <w:t>Ventajas: Mayor engagement y experiencia más dinámica.</w:t>
       </w:r>
     </w:p>
     <w:p>
@@ -18210,21 +18084,7 @@
         <w:rPr>
           <w:rFonts w:ascii="Tahoma" w:hAnsi="Tahoma" w:cs="Tahoma"/>
         </w:rPr>
-        <w:t xml:space="preserve">Requiere desarrollo de modelos de machine </w:t>
-      </w:r>
-      <w:proofErr w:type="spellStart"/>
-      <w:r>
-        <w:rPr>
-          <w:rFonts w:ascii="Tahoma" w:hAnsi="Tahoma" w:cs="Tahoma"/>
-        </w:rPr>
-        <w:t>learning</w:t>
-      </w:r>
-      <w:proofErr w:type="spellEnd"/>
-      <w:r>
-        <w:rPr>
-          <w:rFonts w:ascii="Tahoma" w:hAnsi="Tahoma" w:cs="Tahoma"/>
-        </w:rPr>
-        <w:t xml:space="preserve"> y procesamiento de datos, lo que excede el alcance inicial.</w:t>
+        <w:t>Requiere desarrollo de modelos de machine learning y procesamiento de datos, lo que excede el alcance inicial.</w:t>
       </w:r>
       <w:r>
         <w:rPr>
@@ -18235,7 +18095,7 @@
     </w:p>
     <w:p>
       <w:pPr>
-        <w:pStyle w:val="Heading1"/>
+        <w:pStyle w:val="Ttulo1"/>
         <w:pBdr>
           <w:bottom w:val="single" w:sz="4" w:space="1" w:color="auto"/>
           <w:right w:val="single" w:sz="4" w:space="4" w:color="auto"/>
@@ -18261,7 +18121,7 @@
     </w:p>
     <w:p>
       <w:pPr>
-        <w:pStyle w:val="Heading2"/>
+        <w:pStyle w:val="Ttulo2"/>
         <w:rPr>
           <w:rFonts w:ascii="Tahoma" w:hAnsi="Tahoma" w:cs="Tahoma"/>
         </w:rPr>
@@ -18338,7 +18198,7 @@
     </w:p>
     <w:p>
       <w:pPr>
-        <w:pStyle w:val="ListParagraph"/>
+        <w:pStyle w:val="Prrafodelista"/>
         <w:numPr>
           <w:ilvl w:val="0"/>
           <w:numId w:val="15"/>
@@ -18364,7 +18224,7 @@
     </w:p>
     <w:p>
       <w:pPr>
-        <w:pStyle w:val="ListParagraph"/>
+        <w:pStyle w:val="Prrafodelista"/>
         <w:numPr>
           <w:ilvl w:val="0"/>
           <w:numId w:val="15"/>
@@ -18390,7 +18250,7 @@
     </w:p>
     <w:p>
       <w:pPr>
-        <w:pStyle w:val="ListParagraph"/>
+        <w:pStyle w:val="Prrafodelista"/>
         <w:numPr>
           <w:ilvl w:val="0"/>
           <w:numId w:val="15"/>
@@ -18416,7 +18276,7 @@
     </w:p>
     <w:p>
       <w:pPr>
-        <w:pStyle w:val="ListParagraph"/>
+        <w:pStyle w:val="Prrafodelista"/>
         <w:ind w:left="360"/>
         <w:rPr>
           <w:rFonts w:ascii="Tahoma" w:hAnsi="Tahoma" w:cs="Tahoma"/>
@@ -18451,10 +18311,10 @@
       </w:r>
     </w:p>
     <w:sectPr>
-      <w:headerReference w:type="even" r:id="rId14"/>
-      <w:headerReference w:type="default" r:id="rId15"/>
-      <w:footerReference w:type="even" r:id="rId16"/>
-      <w:footerReference w:type="default" r:id="rId17"/>
+      <w:headerReference w:type="even" r:id="rId22"/>
+      <w:headerReference w:type="default" r:id="rId23"/>
+      <w:footerReference w:type="even" r:id="rId24"/>
+      <w:footerReference w:type="default" r:id="rId25"/>
       <w:pgSz w:w="11906" w:h="16838" w:code="9"/>
       <w:pgMar w:top="1418" w:right="1701" w:bottom="1418" w:left="1701" w:header="567" w:footer="567" w:gutter="0"/>
       <w:cols w:space="708"/>
@@ -18518,7 +18378,7 @@
         </w:tcPr>
         <w:p>
           <w:pPr>
-            <w:pStyle w:val="Footer"/>
+            <w:pStyle w:val="Piedepgina"/>
             <w:jc w:val="right"/>
             <w:rPr>
               <w:rFonts w:ascii="Tahoma" w:hAnsi="Tahoma" w:cs="Tahoma"/>
@@ -18571,7 +18431,7 @@
         </w:tcPr>
         <w:p>
           <w:pPr>
-            <w:pStyle w:val="Footer"/>
+            <w:pStyle w:val="Piedepgina"/>
             <w:spacing w:line="480" w:lineRule="auto"/>
             <w:rPr>
               <w:u w:val="single"/>
@@ -18586,7 +18446,7 @@
   </w:tbl>
   <w:p>
     <w:pPr>
-      <w:pStyle w:val="Footer"/>
+      <w:pStyle w:val="Piedepgina"/>
     </w:pPr>
   </w:p>
 </w:ftr>
@@ -18619,7 +18479,7 @@
         </w:tcPr>
         <w:p>
           <w:pPr>
-            <w:pStyle w:val="Footer"/>
+            <w:pStyle w:val="Piedepgina"/>
             <w:jc w:val="right"/>
           </w:pPr>
           <w:r>
@@ -18637,7 +18497,7 @@
         </w:tcPr>
         <w:p>
           <w:pPr>
-            <w:pStyle w:val="Header"/>
+            <w:pStyle w:val="Encabezado"/>
             <w:rPr>
               <w:color w:val="FFFFFF" w:themeColor="background1"/>
             </w:rPr>
@@ -18671,7 +18531,7 @@
   </w:tbl>
   <w:p>
     <w:pPr>
-      <w:pStyle w:val="Footer"/>
+      <w:pStyle w:val="Piedepgina"/>
     </w:pPr>
   </w:p>
 </w:ftr>
@@ -18706,7 +18566,7 @@
 <w:hdr xmlns:wpc="http://schemas.microsoft.com/office/word/2010/wordprocessingCanvas" xmlns:cx="http://schemas.microsoft.com/office/drawing/2014/chartex" xmlns:cx1="http://schemas.microsoft.com/office/drawing/2015/9/8/chartex" xmlns:cx2="http://schemas.microsoft.com/office/drawing/2015/10/21/chartex" xmlns:cx3="http://schemas.microsoft.com/office/drawing/2016/5/9/chartex" xmlns:cx4="http://schemas.microsoft.com/office/drawing/2016/5/10/chartex" xmlns:cx5="http://schemas.microsoft.com/office/drawing/2016/5/11/chartex" xmlns:cx6="http://schemas.microsoft.com/office/drawing/2016/5/12/chartex" xmlns:cx7="http://schemas.microsoft.com/office/drawing/2016/5/13/chartex" xmlns:cx8="http://schemas.microsoft.com/office/drawing/2016/5/14/chartex" xmlns:mc="http://schemas.openxmlformats.org/markup-compatibility/2006" xmlns:aink="http://schemas.microsoft.com/office/drawing/2016/ink" xmlns:am3d="http://schemas.microsoft.com/office/drawing/2017/model3d" xmlns:o="urn:schemas-microsoft-com:office:office" xmlns:oel="http://schemas.microsoft.com/office/2019/extlst" xmlns:r="http://schemas.openxmlformats.org/officeDocument/2006/relationships" xmlns:m="http://schemas.openxmlformats.org/officeDocument/2006/math" xmlns:v="urn:schemas-microsoft-com:vml" xmlns:wp14="http://schemas.microsoft.com/office/word/2010/wordprocessingDrawing" xmlns:wp="http://schemas.openxmlformats.org/drawingml/2006/wordprocessingDrawing" xmlns:w10="urn:schemas-microsoft-com:office:word" xmlns:w="http://schemas.openxmlformats.org/wordprocessingml/2006/main" xmlns:w14="http://schemas.microsoft.com/office/word/2010/wordml" xmlns:w15="http://schemas.microsoft.com/office/word/2012/wordml" xmlns:w16cex="http://schemas.microsoft.com/office/word/2018/wordml/cex" xmlns:w16cid="http://schemas.microsoft.com/office/word/2016/wordml/cid" xmlns:w16="http://schemas.microsoft.com/office/word/2018/wordml" xmlns:w16du="http://schemas.microsoft.com/office/word/2023/wordml/word16du" xmlns:w16sdtdh="http://schemas.microsoft.com/office/word/2020/wordml/sdtdatahash" xmlns:w16sdtfl="http://schemas.microsoft.com/office/word/2024/wordml/sdtformatlock" xmlns:w16se="http://schemas.microsoft.com/office/word/2015/wordml/symex" xmlns:wpg="http://schemas.microsoft.com/office/word/2010/wordprocessingGroup" xmlns:wpi="http://schemas.microsoft.com/office/word/2010/wordprocessingInk" xmlns:wne="http://schemas.microsoft.com/office/word/2006/wordml" xmlns:wps="http://schemas.microsoft.com/office/word/2010/wordprocessingShape" mc:Ignorable="w14 w15 w16se w16cid w16 w16cex w16sdtdh w16sdtfl w16du wp14">
   <w:p>
     <w:pPr>
-      <w:pStyle w:val="Header"/>
+      <w:pStyle w:val="Encabezado"/>
       <w:pBdr>
         <w:bottom w:val="thickThinSmallGap" w:sz="24" w:space="1" w:color="585858" w:themeColor="accent2" w:themeShade="7F"/>
       </w:pBdr>
@@ -18762,7 +18622,7 @@
 <w:hdr xmlns:wpc="http://schemas.microsoft.com/office/word/2010/wordprocessingCanvas" xmlns:cx="http://schemas.microsoft.com/office/drawing/2014/chartex" xmlns:cx1="http://schemas.microsoft.com/office/drawing/2015/9/8/chartex" xmlns:cx2="http://schemas.microsoft.com/office/drawing/2015/10/21/chartex" xmlns:cx3="http://schemas.microsoft.com/office/drawing/2016/5/9/chartex" xmlns:cx4="http://schemas.microsoft.com/office/drawing/2016/5/10/chartex" xmlns:cx5="http://schemas.microsoft.com/office/drawing/2016/5/11/chartex" xmlns:cx6="http://schemas.microsoft.com/office/drawing/2016/5/12/chartex" xmlns:cx7="http://schemas.microsoft.com/office/drawing/2016/5/13/chartex" xmlns:cx8="http://schemas.microsoft.com/office/drawing/2016/5/14/chartex" xmlns:mc="http://schemas.openxmlformats.org/markup-compatibility/2006" xmlns:aink="http://schemas.microsoft.com/office/drawing/2016/ink" xmlns:am3d="http://schemas.microsoft.com/office/drawing/2017/model3d" xmlns:o="urn:schemas-microsoft-com:office:office" xmlns:oel="http://schemas.microsoft.com/office/2019/extlst" xmlns:r="http://schemas.openxmlformats.org/officeDocument/2006/relationships" xmlns:m="http://schemas.openxmlformats.org/officeDocument/2006/math" xmlns:v="urn:schemas-microsoft-com:vml" xmlns:wp14="http://schemas.microsoft.com/office/word/2010/wordprocessingDrawing" xmlns:wp="http://schemas.openxmlformats.org/drawingml/2006/wordprocessingDrawing" xmlns:w10="urn:schemas-microsoft-com:office:word" xmlns:w="http://schemas.openxmlformats.org/wordprocessingml/2006/main" xmlns:w14="http://schemas.microsoft.com/office/word/2010/wordml" xmlns:w15="http://schemas.microsoft.com/office/word/2012/wordml" xmlns:w16cex="http://schemas.microsoft.com/office/word/2018/wordml/cex" xmlns:w16cid="http://schemas.microsoft.com/office/word/2016/wordml/cid" xmlns:w16="http://schemas.microsoft.com/office/word/2018/wordml" xmlns:w16du="http://schemas.microsoft.com/office/word/2023/wordml/word16du" xmlns:w16sdtdh="http://schemas.microsoft.com/office/word/2020/wordml/sdtdatahash" xmlns:w16sdtfl="http://schemas.microsoft.com/office/word/2024/wordml/sdtformatlock" xmlns:w16se="http://schemas.microsoft.com/office/word/2015/wordml/symex" xmlns:wpg="http://schemas.microsoft.com/office/word/2010/wordprocessingGroup" xmlns:wpi="http://schemas.microsoft.com/office/word/2010/wordprocessingInk" xmlns:wne="http://schemas.microsoft.com/office/word/2006/wordml" xmlns:wps="http://schemas.microsoft.com/office/word/2010/wordprocessingShape" mc:Ignorable="w14 w15 w16se w16cid w16 w16cex w16sdtdh w16sdtfl w16du wp14">
   <w:p>
     <w:pPr>
-      <w:pStyle w:val="Header"/>
+      <w:pStyle w:val="Encabezado"/>
       <w:pBdr>
         <w:bottom w:val="thickThinSmallGap" w:sz="24" w:space="1" w:color="585858" w:themeColor="accent2" w:themeShade="7F"/>
       </w:pBdr>
@@ -24095,7 +23955,7 @@
     <w:lvl w:ilvl="0">
       <w:start w:val="1"/>
       <w:numFmt w:val="decimal"/>
-      <w:pStyle w:val="Heading1"/>
+      <w:pStyle w:val="Ttulo1"/>
       <w:lvlText w:val="Capítulo %1."/>
       <w:lvlJc w:val="left"/>
       <w:pPr>
@@ -24108,7 +23968,7 @@
     <w:lvl w:ilvl="1">
       <w:start w:val="1"/>
       <w:numFmt w:val="decimal"/>
-      <w:pStyle w:val="Heading2"/>
+      <w:pStyle w:val="Ttulo2"/>
       <w:lvlText w:val="%1.%2"/>
       <w:lvlJc w:val="left"/>
       <w:pPr>
@@ -24118,7 +23978,7 @@
     <w:lvl w:ilvl="2">
       <w:start w:val="1"/>
       <w:numFmt w:val="decimal"/>
-      <w:pStyle w:val="Heading3"/>
+      <w:pStyle w:val="Ttulo3"/>
       <w:lvlText w:val="%1.%2.%3"/>
       <w:lvlJc w:val="left"/>
       <w:pPr>
@@ -24128,7 +23988,7 @@
     <w:lvl w:ilvl="3">
       <w:start w:val="1"/>
       <w:numFmt w:val="decimal"/>
-      <w:pStyle w:val="Heading4"/>
+      <w:pStyle w:val="Ttulo4"/>
       <w:lvlText w:val="%1.%2.%3.%4"/>
       <w:lvlJc w:val="left"/>
       <w:pPr>
@@ -24138,7 +23998,7 @@
     <w:lvl w:ilvl="4">
       <w:start w:val="1"/>
       <w:numFmt w:val="decimal"/>
-      <w:pStyle w:val="Heading5"/>
+      <w:pStyle w:val="Ttulo5"/>
       <w:lvlText w:val="%1.%2.%3.%4.%5"/>
       <w:lvlJc w:val="left"/>
       <w:pPr>
@@ -24148,7 +24008,7 @@
     <w:lvl w:ilvl="5">
       <w:start w:val="1"/>
       <w:numFmt w:val="decimal"/>
-      <w:pStyle w:val="Heading6"/>
+      <w:pStyle w:val="Ttulo6"/>
       <w:lvlText w:val="%1.%2.%3.%4.%5.%6"/>
       <w:lvlJc w:val="left"/>
       <w:pPr>
@@ -24158,7 +24018,7 @@
     <w:lvl w:ilvl="6">
       <w:start w:val="1"/>
       <w:numFmt w:val="decimal"/>
-      <w:pStyle w:val="Heading7"/>
+      <w:pStyle w:val="Ttulo7"/>
       <w:lvlText w:val="%1.%2.%3.%4.%5.%6.%7"/>
       <w:lvlJc w:val="left"/>
       <w:pPr>
@@ -24168,7 +24028,7 @@
     <w:lvl w:ilvl="7">
       <w:start w:val="1"/>
       <w:numFmt w:val="decimal"/>
-      <w:pStyle w:val="Heading8"/>
+      <w:pStyle w:val="Ttulo8"/>
       <w:lvlText w:val="%1.%2.%3.%4.%5.%6.%7.%8"/>
       <w:lvlJc w:val="left"/>
       <w:pPr>
@@ -24178,7 +24038,7 @@
     <w:lvl w:ilvl="8">
       <w:start w:val="1"/>
       <w:numFmt w:val="decimal"/>
-      <w:pStyle w:val="Heading9"/>
+      <w:pStyle w:val="Ttulo9"/>
       <w:lvlText w:val="%1.%2.%3.%4.%5.%6.%7.%8.%9"/>
       <w:lvlJc w:val="left"/>
       <w:pPr>
@@ -26914,11 +26774,11 @@
       <w:jc w:val="both"/>
     </w:pPr>
   </w:style>
-  <w:style w:type="paragraph" w:styleId="Heading1">
+  <w:style w:type="paragraph" w:styleId="Ttulo1">
     <w:name w:val="heading 1"/>
     <w:basedOn w:val="Normal"/>
     <w:next w:val="Normal"/>
-    <w:link w:val="Heading1Char"/>
+    <w:link w:val="Ttulo1Car"/>
     <w:uiPriority w:val="9"/>
     <w:qFormat/>
     <w:rsid w:val="00DE44F9"/>
@@ -26940,11 +26800,11 @@
       <w:szCs w:val="28"/>
     </w:rPr>
   </w:style>
-  <w:style w:type="paragraph" w:styleId="Heading2">
+  <w:style w:type="paragraph" w:styleId="Ttulo2">
     <w:name w:val="heading 2"/>
     <w:basedOn w:val="Normal"/>
     <w:next w:val="Normal"/>
-    <w:link w:val="Heading2Char"/>
+    <w:link w:val="Ttulo2Car"/>
     <w:uiPriority w:val="9"/>
     <w:unhideWhenUsed/>
     <w:qFormat/>
@@ -26965,11 +26825,11 @@
       <w:szCs w:val="26"/>
     </w:rPr>
   </w:style>
-  <w:style w:type="paragraph" w:styleId="Heading3">
+  <w:style w:type="paragraph" w:styleId="Ttulo3">
     <w:name w:val="heading 3"/>
     <w:basedOn w:val="Normal"/>
     <w:next w:val="Normal"/>
-    <w:link w:val="Heading3Char"/>
+    <w:link w:val="Ttulo3Car"/>
     <w:uiPriority w:val="9"/>
     <w:unhideWhenUsed/>
     <w:qFormat/>
@@ -26991,11 +26851,11 @@
       <w:sz w:val="36"/>
     </w:rPr>
   </w:style>
-  <w:style w:type="paragraph" w:styleId="Heading4">
+  <w:style w:type="paragraph" w:styleId="Ttulo4">
     <w:name w:val="heading 4"/>
     <w:basedOn w:val="Normal"/>
     <w:next w:val="Normal"/>
-    <w:link w:val="Heading4Char"/>
+    <w:link w:val="Ttulo4Car"/>
     <w:uiPriority w:val="9"/>
     <w:unhideWhenUsed/>
     <w:qFormat/>
@@ -27021,11 +26881,11 @@
       <w:sz w:val="28"/>
     </w:rPr>
   </w:style>
-  <w:style w:type="paragraph" w:styleId="Heading5">
+  <w:style w:type="paragraph" w:styleId="Ttulo5">
     <w:name w:val="heading 5"/>
     <w:basedOn w:val="Normal"/>
     <w:next w:val="Normal"/>
-    <w:link w:val="Heading5Char"/>
+    <w:link w:val="Ttulo5Car"/>
     <w:uiPriority w:val="9"/>
     <w:unhideWhenUsed/>
     <w:qFormat/>
@@ -27048,11 +26908,11 @@
       <w:sz w:val="24"/>
     </w:rPr>
   </w:style>
-  <w:style w:type="paragraph" w:styleId="Heading6">
+  <w:style w:type="paragraph" w:styleId="Ttulo6">
     <w:name w:val="heading 6"/>
     <w:basedOn w:val="Normal"/>
     <w:next w:val="Normal"/>
-    <w:link w:val="Heading6Char"/>
+    <w:link w:val="Ttulo6Car"/>
     <w:uiPriority w:val="9"/>
     <w:unhideWhenUsed/>
     <w:qFormat/>
@@ -27074,11 +26934,11 @@
       <w:color w:val="6E6E6E" w:themeColor="accent1" w:themeShade="7F"/>
     </w:rPr>
   </w:style>
-  <w:style w:type="paragraph" w:styleId="Heading7">
+  <w:style w:type="paragraph" w:styleId="Ttulo7">
     <w:name w:val="heading 7"/>
     <w:basedOn w:val="Normal"/>
     <w:next w:val="Normal"/>
-    <w:link w:val="Heading7Char"/>
+    <w:link w:val="Ttulo7Car"/>
     <w:uiPriority w:val="9"/>
     <w:semiHidden/>
     <w:unhideWhenUsed/>
@@ -27101,11 +26961,11 @@
       <w:color w:val="404040" w:themeColor="text1" w:themeTint="BF"/>
     </w:rPr>
   </w:style>
-  <w:style w:type="paragraph" w:styleId="Heading8">
+  <w:style w:type="paragraph" w:styleId="Ttulo8">
     <w:name w:val="heading 8"/>
     <w:basedOn w:val="Normal"/>
     <w:next w:val="Normal"/>
-    <w:link w:val="Heading8Char"/>
+    <w:link w:val="Ttulo8Car"/>
     <w:uiPriority w:val="9"/>
     <w:semiHidden/>
     <w:unhideWhenUsed/>
@@ -27128,11 +26988,11 @@
       <w:szCs w:val="20"/>
     </w:rPr>
   </w:style>
-  <w:style w:type="paragraph" w:styleId="Heading9">
+  <w:style w:type="paragraph" w:styleId="Ttulo9">
     <w:name w:val="heading 9"/>
     <w:basedOn w:val="Normal"/>
     <w:next w:val="Normal"/>
-    <w:link w:val="Heading9Char"/>
+    <w:link w:val="Ttulo9Car"/>
     <w:uiPriority w:val="9"/>
     <w:semiHidden/>
     <w:unhideWhenUsed/>
@@ -27157,12 +27017,12 @@
       <w:szCs w:val="20"/>
     </w:rPr>
   </w:style>
-  <w:style w:type="character" w:default="1" w:styleId="DefaultParagraphFont">
+  <w:style w:type="character" w:default="1" w:styleId="Fuentedeprrafopredeter">
     <w:name w:val="Default Paragraph Font"/>
     <w:uiPriority w:val="1"/>
     <w:unhideWhenUsed/>
   </w:style>
-  <w:style w:type="table" w:default="1" w:styleId="TableNormal">
+  <w:style w:type="table" w:default="1" w:styleId="Tablanormal">
     <w:name w:val="Normal Table"/>
     <w:uiPriority w:val="99"/>
     <w:semiHidden/>
@@ -27177,17 +27037,17 @@
       </w:tblCellMar>
     </w:tblPr>
   </w:style>
-  <w:style w:type="numbering" w:default="1" w:styleId="NoList">
+  <w:style w:type="numbering" w:default="1" w:styleId="Sinlista">
     <w:name w:val="No List"/>
     <w:uiPriority w:val="99"/>
     <w:semiHidden/>
     <w:unhideWhenUsed/>
   </w:style>
-  <w:style w:type="paragraph" w:styleId="Title">
+  <w:style w:type="paragraph" w:styleId="Ttulo">
     <w:name w:val="Title"/>
     <w:basedOn w:val="Normal"/>
     <w:next w:val="Normal"/>
-    <w:link w:val="TitleChar"/>
+    <w:link w:val="TtuloCar"/>
     <w:uiPriority w:val="10"/>
     <w:qFormat/>
     <w:rsid w:val="00B46E83"/>
@@ -27207,10 +27067,10 @@
       <w:szCs w:val="52"/>
     </w:rPr>
   </w:style>
-  <w:style w:type="character" w:customStyle="1" w:styleId="TitleChar">
-    <w:name w:val="Title Char"/>
-    <w:basedOn w:val="DefaultParagraphFont"/>
-    <w:link w:val="Title"/>
+  <w:style w:type="character" w:customStyle="1" w:styleId="TtuloCar">
+    <w:name w:val="Título Car"/>
+    <w:basedOn w:val="Fuentedeprrafopredeter"/>
+    <w:link w:val="Ttulo"/>
     <w:uiPriority w:val="10"/>
     <w:rsid w:val="00B46E83"/>
     <w:rPr>
@@ -27222,10 +27082,10 @@
       <w:szCs w:val="52"/>
     </w:rPr>
   </w:style>
-  <w:style w:type="paragraph" w:styleId="FootnoteText">
+  <w:style w:type="paragraph" w:styleId="Textonotapie">
     <w:name w:val="footnote text"/>
     <w:basedOn w:val="Normal"/>
-    <w:link w:val="FootnoteTextChar"/>
+    <w:link w:val="TextonotapieCar"/>
     <w:uiPriority w:val="99"/>
     <w:semiHidden/>
     <w:unhideWhenUsed/>
@@ -27238,10 +27098,10 @@
       <w:szCs w:val="20"/>
     </w:rPr>
   </w:style>
-  <w:style w:type="character" w:customStyle="1" w:styleId="FootnoteTextChar">
-    <w:name w:val="Footnote Text Char"/>
-    <w:basedOn w:val="DefaultParagraphFont"/>
-    <w:link w:val="FootnoteText"/>
+  <w:style w:type="character" w:customStyle="1" w:styleId="TextonotapieCar">
+    <w:name w:val="Texto nota pie Car"/>
+    <w:basedOn w:val="Fuentedeprrafopredeter"/>
+    <w:link w:val="Textonotapie"/>
     <w:uiPriority w:val="99"/>
     <w:semiHidden/>
     <w:rsid w:val="00B07406"/>
@@ -27250,9 +27110,9 @@
       <w:szCs w:val="20"/>
     </w:rPr>
   </w:style>
-  <w:style w:type="character" w:styleId="FootnoteReference">
+  <w:style w:type="character" w:styleId="Refdenotaalpie">
     <w:name w:val="footnote reference"/>
-    <w:basedOn w:val="DefaultParagraphFont"/>
+    <w:basedOn w:val="Fuentedeprrafopredeter"/>
     <w:uiPriority w:val="99"/>
     <w:semiHidden/>
     <w:unhideWhenUsed/>
@@ -27261,10 +27121,10 @@
       <w:vertAlign w:val="superscript"/>
     </w:rPr>
   </w:style>
-  <w:style w:type="character" w:customStyle="1" w:styleId="Heading1Char">
-    <w:name w:val="Heading 1 Char"/>
-    <w:basedOn w:val="DefaultParagraphFont"/>
-    <w:link w:val="Heading1"/>
+  <w:style w:type="character" w:customStyle="1" w:styleId="Ttulo1Car">
+    <w:name w:val="Título 1 Car"/>
+    <w:basedOn w:val="Fuentedeprrafopredeter"/>
+    <w:link w:val="Ttulo1"/>
     <w:uiPriority w:val="9"/>
     <w:rsid w:val="00DE44F9"/>
     <w:rPr>
@@ -27276,9 +27136,9 @@
       <w:szCs w:val="28"/>
     </w:rPr>
   </w:style>
-  <w:style w:type="paragraph" w:styleId="TOCHeading">
+  <w:style w:type="paragraph" w:styleId="TtuloTDC">
     <w:name w:val="TOC Heading"/>
-    <w:basedOn w:val="Heading1"/>
+    <w:basedOn w:val="Ttulo1"/>
     <w:next w:val="Normal"/>
     <w:uiPriority w:val="39"/>
     <w:semiHidden/>
@@ -27290,7 +27150,7 @@
       <w:outlineLvl w:val="9"/>
     </w:pPr>
   </w:style>
-  <w:style w:type="paragraph" w:styleId="TOC2">
+  <w:style w:type="paragraph" w:styleId="TDC2">
     <w:name w:val="toc 2"/>
     <w:basedOn w:val="Normal"/>
     <w:next w:val="Normal"/>
@@ -27314,7 +27174,7 @@
       <w:szCs w:val="20"/>
     </w:rPr>
   </w:style>
-  <w:style w:type="paragraph" w:styleId="TOC1">
+  <w:style w:type="paragraph" w:styleId="TDC1">
     <w:name w:val="toc 1"/>
     <w:basedOn w:val="Normal"/>
     <w:next w:val="Normal"/>
@@ -27335,7 +27195,7 @@
       <w:szCs w:val="20"/>
     </w:rPr>
   </w:style>
-  <w:style w:type="paragraph" w:styleId="TOC3">
+  <w:style w:type="paragraph" w:styleId="TDC3">
     <w:name w:val="toc 3"/>
     <w:basedOn w:val="Normal"/>
     <w:next w:val="Normal"/>
@@ -27356,10 +27216,10 @@
       <w:szCs w:val="20"/>
     </w:rPr>
   </w:style>
-  <w:style w:type="paragraph" w:styleId="BalloonText">
+  <w:style w:type="paragraph" w:styleId="Textodeglobo">
     <w:name w:val="Balloon Text"/>
     <w:basedOn w:val="Normal"/>
-    <w:link w:val="BalloonTextChar"/>
+    <w:link w:val="TextodegloboCar"/>
     <w:uiPriority w:val="99"/>
     <w:semiHidden/>
     <w:unhideWhenUsed/>
@@ -27373,10 +27233,10 @@
       <w:szCs w:val="16"/>
     </w:rPr>
   </w:style>
-  <w:style w:type="character" w:customStyle="1" w:styleId="BalloonTextChar">
-    <w:name w:val="Balloon Text Char"/>
-    <w:basedOn w:val="DefaultParagraphFont"/>
-    <w:link w:val="BalloonText"/>
+  <w:style w:type="character" w:customStyle="1" w:styleId="TextodegloboCar">
+    <w:name w:val="Texto de globo Car"/>
+    <w:basedOn w:val="Fuentedeprrafopredeter"/>
+    <w:link w:val="Textodeglobo"/>
     <w:uiPriority w:val="99"/>
     <w:semiHidden/>
     <w:rsid w:val="007C3483"/>
@@ -27386,7 +27246,7 @@
       <w:szCs w:val="16"/>
     </w:rPr>
   </w:style>
-  <w:style w:type="paragraph" w:styleId="TOC4">
+  <w:style w:type="paragraph" w:styleId="TDC4">
     <w:name w:val="toc 4"/>
     <w:basedOn w:val="Normal"/>
     <w:next w:val="Normal"/>
@@ -27404,7 +27264,7 @@
       <w:szCs w:val="18"/>
     </w:rPr>
   </w:style>
-  <w:style w:type="paragraph" w:styleId="TOC5">
+  <w:style w:type="paragraph" w:styleId="TDC5">
     <w:name w:val="toc 5"/>
     <w:basedOn w:val="Normal"/>
     <w:next w:val="Normal"/>
@@ -27422,7 +27282,7 @@
       <w:szCs w:val="18"/>
     </w:rPr>
   </w:style>
-  <w:style w:type="paragraph" w:styleId="TOC6">
+  <w:style w:type="paragraph" w:styleId="TDC6">
     <w:name w:val="toc 6"/>
     <w:basedOn w:val="Normal"/>
     <w:next w:val="Normal"/>
@@ -27440,7 +27300,7 @@
       <w:szCs w:val="18"/>
     </w:rPr>
   </w:style>
-  <w:style w:type="paragraph" w:styleId="TOC7">
+  <w:style w:type="paragraph" w:styleId="TDC7">
     <w:name w:val="toc 7"/>
     <w:basedOn w:val="Normal"/>
     <w:next w:val="Normal"/>
@@ -27458,7 +27318,7 @@
       <w:szCs w:val="18"/>
     </w:rPr>
   </w:style>
-  <w:style w:type="paragraph" w:styleId="TOC8">
+  <w:style w:type="paragraph" w:styleId="TDC8">
     <w:name w:val="toc 8"/>
     <w:basedOn w:val="Normal"/>
     <w:next w:val="Normal"/>
@@ -27476,7 +27336,7 @@
       <w:szCs w:val="18"/>
     </w:rPr>
   </w:style>
-  <w:style w:type="paragraph" w:styleId="TOC9">
+  <w:style w:type="paragraph" w:styleId="TDC9">
     <w:name w:val="toc 9"/>
     <w:basedOn w:val="Normal"/>
     <w:next w:val="Normal"/>
@@ -27494,7 +27354,7 @@
       <w:szCs w:val="18"/>
     </w:rPr>
   </w:style>
-  <w:style w:type="paragraph" w:styleId="TableofFigures">
+  <w:style w:type="paragraph" w:styleId="Tabladeilustraciones">
     <w:name w:val="table of figures"/>
     <w:basedOn w:val="Normal"/>
     <w:next w:val="Normal"/>
@@ -27513,10 +27373,10 @@
       <w:szCs w:val="20"/>
     </w:rPr>
   </w:style>
-  <w:style w:type="paragraph" w:styleId="Header">
+  <w:style w:type="paragraph" w:styleId="Encabezado">
     <w:name w:val="header"/>
     <w:basedOn w:val="Normal"/>
-    <w:link w:val="HeaderChar"/>
+    <w:link w:val="EncabezadoCar"/>
     <w:uiPriority w:val="99"/>
     <w:unhideWhenUsed/>
     <w:rsid w:val="00571D5D"/>
@@ -27528,17 +27388,17 @@
       <w:spacing w:after="0" w:line="240" w:lineRule="auto"/>
     </w:pPr>
   </w:style>
-  <w:style w:type="character" w:customStyle="1" w:styleId="HeaderChar">
-    <w:name w:val="Header Char"/>
-    <w:basedOn w:val="DefaultParagraphFont"/>
-    <w:link w:val="Header"/>
+  <w:style w:type="character" w:customStyle="1" w:styleId="EncabezadoCar">
+    <w:name w:val="Encabezado Car"/>
+    <w:basedOn w:val="Fuentedeprrafopredeter"/>
+    <w:link w:val="Encabezado"/>
     <w:uiPriority w:val="99"/>
     <w:rsid w:val="00571D5D"/>
   </w:style>
-  <w:style w:type="paragraph" w:styleId="Footer">
+  <w:style w:type="paragraph" w:styleId="Piedepgina">
     <w:name w:val="footer"/>
     <w:basedOn w:val="Normal"/>
-    <w:link w:val="FooterChar"/>
+    <w:link w:val="PiedepginaCar"/>
     <w:uiPriority w:val="99"/>
     <w:unhideWhenUsed/>
     <w:rsid w:val="00571D5D"/>
@@ -27550,16 +27410,16 @@
       <w:spacing w:after="0" w:line="240" w:lineRule="auto"/>
     </w:pPr>
   </w:style>
-  <w:style w:type="character" w:customStyle="1" w:styleId="FooterChar">
-    <w:name w:val="Footer Char"/>
-    <w:basedOn w:val="DefaultParagraphFont"/>
-    <w:link w:val="Footer"/>
+  <w:style w:type="character" w:customStyle="1" w:styleId="PiedepginaCar">
+    <w:name w:val="Pie de página Car"/>
+    <w:basedOn w:val="Fuentedeprrafopredeter"/>
+    <w:link w:val="Piedepgina"/>
     <w:uiPriority w:val="99"/>
     <w:rsid w:val="00571D5D"/>
   </w:style>
-  <w:style w:type="character" w:styleId="PlaceholderText">
+  <w:style w:type="character" w:styleId="Textodelmarcadordeposicin">
     <w:name w:val="Placeholder Text"/>
-    <w:basedOn w:val="DefaultParagraphFont"/>
+    <w:basedOn w:val="Fuentedeprrafopredeter"/>
     <w:uiPriority w:val="99"/>
     <w:semiHidden/>
     <w:rsid w:val="0056742A"/>
@@ -27567,9 +27427,9 @@
       <w:color w:val="808080"/>
     </w:rPr>
   </w:style>
-  <w:style w:type="character" w:styleId="Hyperlink">
+  <w:style w:type="character" w:styleId="Hipervnculo">
     <w:name w:val="Hyperlink"/>
-    <w:basedOn w:val="DefaultParagraphFont"/>
+    <w:basedOn w:val="Fuentedeprrafopredeter"/>
     <w:uiPriority w:val="99"/>
     <w:unhideWhenUsed/>
     <w:rsid w:val="00B272D4"/>
@@ -27578,10 +27438,10 @@
       <w:u w:val="single"/>
     </w:rPr>
   </w:style>
-  <w:style w:type="character" w:customStyle="1" w:styleId="Heading2Char">
-    <w:name w:val="Heading 2 Char"/>
-    <w:basedOn w:val="DefaultParagraphFont"/>
-    <w:link w:val="Heading2"/>
+  <w:style w:type="character" w:customStyle="1" w:styleId="Ttulo2Car">
+    <w:name w:val="Título 2 Car"/>
+    <w:basedOn w:val="Fuentedeprrafopredeter"/>
+    <w:link w:val="Ttulo2"/>
     <w:uiPriority w:val="9"/>
     <w:rsid w:val="008A6017"/>
     <w:rPr>
@@ -27592,10 +27452,10 @@
       <w:szCs w:val="26"/>
     </w:rPr>
   </w:style>
-  <w:style w:type="character" w:customStyle="1" w:styleId="Heading3Char">
-    <w:name w:val="Heading 3 Char"/>
-    <w:basedOn w:val="DefaultParagraphFont"/>
-    <w:link w:val="Heading3"/>
+  <w:style w:type="character" w:customStyle="1" w:styleId="Ttulo3Car">
+    <w:name w:val="Título 3 Car"/>
+    <w:basedOn w:val="Fuentedeprrafopredeter"/>
+    <w:link w:val="Ttulo3"/>
     <w:uiPriority w:val="9"/>
     <w:rsid w:val="008A6017"/>
     <w:rPr>
@@ -27605,10 +27465,10 @@
       <w:sz w:val="36"/>
     </w:rPr>
   </w:style>
-  <w:style w:type="character" w:customStyle="1" w:styleId="Heading4Char">
-    <w:name w:val="Heading 4 Char"/>
-    <w:basedOn w:val="DefaultParagraphFont"/>
-    <w:link w:val="Heading4"/>
+  <w:style w:type="character" w:customStyle="1" w:styleId="Ttulo4Car">
+    <w:name w:val="Título 4 Car"/>
+    <w:basedOn w:val="Fuentedeprrafopredeter"/>
+    <w:link w:val="Ttulo4"/>
     <w:uiPriority w:val="9"/>
     <w:rsid w:val="00E47FF7"/>
     <w:rPr>
@@ -27621,10 +27481,10 @@
       <w:sz w:val="28"/>
     </w:rPr>
   </w:style>
-  <w:style w:type="character" w:customStyle="1" w:styleId="Heading5Char">
-    <w:name w:val="Heading 5 Char"/>
-    <w:basedOn w:val="DefaultParagraphFont"/>
-    <w:link w:val="Heading5"/>
+  <w:style w:type="character" w:customStyle="1" w:styleId="Ttulo5Car">
+    <w:name w:val="Título 5 Car"/>
+    <w:basedOn w:val="Fuentedeprrafopredeter"/>
+    <w:link w:val="Ttulo5"/>
     <w:uiPriority w:val="9"/>
     <w:rsid w:val="005C29E5"/>
     <w:rPr>
@@ -27634,10 +27494,10 @@
       <w:sz w:val="24"/>
     </w:rPr>
   </w:style>
-  <w:style w:type="character" w:customStyle="1" w:styleId="Heading6Char">
-    <w:name w:val="Heading 6 Char"/>
-    <w:basedOn w:val="DefaultParagraphFont"/>
-    <w:link w:val="Heading6"/>
+  <w:style w:type="character" w:customStyle="1" w:styleId="Ttulo6Car">
+    <w:name w:val="Título 6 Car"/>
+    <w:basedOn w:val="Fuentedeprrafopredeter"/>
+    <w:link w:val="Ttulo6"/>
     <w:uiPriority w:val="9"/>
     <w:rsid w:val="008A6017"/>
     <w:rPr>
@@ -27647,10 +27507,10 @@
       <w:color w:val="6E6E6E" w:themeColor="accent1" w:themeShade="7F"/>
     </w:rPr>
   </w:style>
-  <w:style w:type="character" w:customStyle="1" w:styleId="Heading7Char">
-    <w:name w:val="Heading 7 Char"/>
-    <w:basedOn w:val="DefaultParagraphFont"/>
-    <w:link w:val="Heading7"/>
+  <w:style w:type="character" w:customStyle="1" w:styleId="Ttulo7Car">
+    <w:name w:val="Título 7 Car"/>
+    <w:basedOn w:val="Fuentedeprrafopredeter"/>
+    <w:link w:val="Ttulo7"/>
     <w:uiPriority w:val="9"/>
     <w:semiHidden/>
     <w:rsid w:val="008A6017"/>
@@ -27661,10 +27521,10 @@
       <w:color w:val="404040" w:themeColor="text1" w:themeTint="BF"/>
     </w:rPr>
   </w:style>
-  <w:style w:type="character" w:customStyle="1" w:styleId="Heading8Char">
-    <w:name w:val="Heading 8 Char"/>
-    <w:basedOn w:val="DefaultParagraphFont"/>
-    <w:link w:val="Heading8"/>
+  <w:style w:type="character" w:customStyle="1" w:styleId="Ttulo8Car">
+    <w:name w:val="Título 8 Car"/>
+    <w:basedOn w:val="Fuentedeprrafopredeter"/>
+    <w:link w:val="Ttulo8"/>
     <w:uiPriority w:val="9"/>
     <w:semiHidden/>
     <w:rsid w:val="008A6017"/>
@@ -27675,10 +27535,10 @@
       <w:szCs w:val="20"/>
     </w:rPr>
   </w:style>
-  <w:style w:type="character" w:customStyle="1" w:styleId="Heading9Char">
-    <w:name w:val="Heading 9 Char"/>
-    <w:basedOn w:val="DefaultParagraphFont"/>
-    <w:link w:val="Heading9"/>
+  <w:style w:type="character" w:customStyle="1" w:styleId="Ttulo9Car">
+    <w:name w:val="Título 9 Car"/>
+    <w:basedOn w:val="Fuentedeprrafopredeter"/>
+    <w:link w:val="Ttulo9"/>
     <w:uiPriority w:val="9"/>
     <w:semiHidden/>
     <w:rsid w:val="008A6017"/>
@@ -27691,7 +27551,7 @@
       <w:szCs w:val="20"/>
     </w:rPr>
   </w:style>
-  <w:style w:type="paragraph" w:styleId="Caption">
+  <w:style w:type="paragraph" w:styleId="Descripcin">
     <w:name w:val="caption"/>
     <w:basedOn w:val="Normal"/>
     <w:next w:val="Normal"/>
@@ -27711,7 +27571,7 @@
       <w:szCs w:val="18"/>
     </w:rPr>
   </w:style>
-  <w:style w:type="paragraph" w:styleId="ListParagraph">
+  <w:style w:type="paragraph" w:styleId="Prrafodelista">
     <w:name w:val="List Paragraph"/>
     <w:basedOn w:val="Normal"/>
     <w:uiPriority w:val="34"/>
@@ -27723,9 +27583,9 @@
       <w:contextualSpacing/>
     </w:pPr>
   </w:style>
-  <w:style w:type="table" w:styleId="TableGrid">
+  <w:style w:type="table" w:styleId="Tablaconcuadrcula">
     <w:name w:val="Table Grid"/>
-    <w:basedOn w:val="TableNormal"/>
+    <w:basedOn w:val="Tablanormal"/>
     <w:uiPriority w:val="59"/>
     <w:rsid w:val="003F74B0"/>
     <w:pPr>
@@ -27742,7 +27602,7 @@
       </w:tblBorders>
     </w:tblPr>
   </w:style>
-  <w:style w:type="paragraph" w:styleId="Index1">
+  <w:style w:type="paragraph" w:styleId="ndice1">
     <w:name w:val="index 1"/>
     <w:basedOn w:val="Normal"/>
     <w:next w:val="Normal"/>
@@ -27760,7 +27620,7 @@
       <w:szCs w:val="18"/>
     </w:rPr>
   </w:style>
-  <w:style w:type="paragraph" w:styleId="Index2">
+  <w:style w:type="paragraph" w:styleId="ndice2">
     <w:name w:val="index 2"/>
     <w:basedOn w:val="Normal"/>
     <w:next w:val="Normal"/>
@@ -27778,7 +27638,7 @@
       <w:szCs w:val="18"/>
     </w:rPr>
   </w:style>
-  <w:style w:type="paragraph" w:styleId="Index3">
+  <w:style w:type="paragraph" w:styleId="ndice3">
     <w:name w:val="index 3"/>
     <w:basedOn w:val="Normal"/>
     <w:next w:val="Normal"/>
@@ -27796,7 +27656,7 @@
       <w:szCs w:val="18"/>
     </w:rPr>
   </w:style>
-  <w:style w:type="paragraph" w:styleId="Index4">
+  <w:style w:type="paragraph" w:styleId="ndice4">
     <w:name w:val="index 4"/>
     <w:basedOn w:val="Normal"/>
     <w:next w:val="Normal"/>
@@ -27814,7 +27674,7 @@
       <w:szCs w:val="18"/>
     </w:rPr>
   </w:style>
-  <w:style w:type="paragraph" w:styleId="Index5">
+  <w:style w:type="paragraph" w:styleId="ndice5">
     <w:name w:val="index 5"/>
     <w:basedOn w:val="Normal"/>
     <w:next w:val="Normal"/>
@@ -27832,7 +27692,7 @@
       <w:szCs w:val="18"/>
     </w:rPr>
   </w:style>
-  <w:style w:type="paragraph" w:styleId="Index6">
+  <w:style w:type="paragraph" w:styleId="ndice6">
     <w:name w:val="index 6"/>
     <w:basedOn w:val="Normal"/>
     <w:next w:val="Normal"/>
@@ -27850,7 +27710,7 @@
       <w:szCs w:val="18"/>
     </w:rPr>
   </w:style>
-  <w:style w:type="paragraph" w:styleId="Index7">
+  <w:style w:type="paragraph" w:styleId="ndice7">
     <w:name w:val="index 7"/>
     <w:basedOn w:val="Normal"/>
     <w:next w:val="Normal"/>
@@ -27868,7 +27728,7 @@
       <w:szCs w:val="18"/>
     </w:rPr>
   </w:style>
-  <w:style w:type="paragraph" w:styleId="Index8">
+  <w:style w:type="paragraph" w:styleId="ndice8">
     <w:name w:val="index 8"/>
     <w:basedOn w:val="Normal"/>
     <w:next w:val="Normal"/>
@@ -27886,7 +27746,7 @@
       <w:szCs w:val="18"/>
     </w:rPr>
   </w:style>
-  <w:style w:type="paragraph" w:styleId="Index9">
+  <w:style w:type="paragraph" w:styleId="ndice9">
     <w:name w:val="index 9"/>
     <w:basedOn w:val="Normal"/>
     <w:next w:val="Normal"/>
@@ -27904,10 +27764,10 @@
       <w:szCs w:val="18"/>
     </w:rPr>
   </w:style>
-  <w:style w:type="paragraph" w:styleId="IndexHeading">
+  <w:style w:type="paragraph" w:styleId="Ttulodendice">
     <w:name w:val="index heading"/>
     <w:basedOn w:val="Normal"/>
-    <w:next w:val="Index1"/>
+    <w:next w:val="ndice1"/>
     <w:uiPriority w:val="99"/>
     <w:unhideWhenUsed/>
     <w:rsid w:val="00C12E10"/>
@@ -27967,9 +27827,9 @@
       <w:lang w:eastAsia="es-ES"/>
     </w:rPr>
   </w:style>
-  <w:style w:type="character" w:styleId="Emphasis">
+  <w:style w:type="character" w:styleId="nfasis">
     <w:name w:val="Emphasis"/>
-    <w:basedOn w:val="DefaultParagraphFont"/>
+    <w:basedOn w:val="Fuentedeprrafopredeter"/>
     <w:uiPriority w:val="20"/>
     <w:qFormat/>
     <w:rsid w:val="00EE256C"/>
@@ -27978,9 +27838,9 @@
       <w:iCs/>
     </w:rPr>
   </w:style>
-  <w:style w:type="character" w:styleId="FollowedHyperlink">
+  <w:style w:type="character" w:styleId="Hipervnculovisitado">
     <w:name w:val="FollowedHyperlink"/>
-    <w:basedOn w:val="DefaultParagraphFont"/>
+    <w:basedOn w:val="Fuentedeprrafopredeter"/>
     <w:uiPriority w:val="99"/>
     <w:semiHidden/>
     <w:unhideWhenUsed/>
@@ -27992,17 +27852,17 @@
   </w:style>
   <w:style w:type="character" w:customStyle="1" w:styleId="apple-style-span">
     <w:name w:val="apple-style-span"/>
-    <w:basedOn w:val="DefaultParagraphFont"/>
+    <w:basedOn w:val="Fuentedeprrafopredeter"/>
     <w:rsid w:val="00716004"/>
   </w:style>
   <w:style w:type="character" w:customStyle="1" w:styleId="apple-converted-space">
     <w:name w:val="apple-converted-space"/>
-    <w:basedOn w:val="DefaultParagraphFont"/>
+    <w:basedOn w:val="Fuentedeprrafopredeter"/>
     <w:rsid w:val="00716004"/>
   </w:style>
-  <w:style w:type="table" w:styleId="MediumShading2-Accent1">
+  <w:style w:type="table" w:styleId="Sombreadomedio2-nfasis1">
     <w:name w:val="Medium Shading 2 Accent 1"/>
-    <w:basedOn w:val="TableNormal"/>
+    <w:basedOn w:val="Tablanormal"/>
     <w:uiPriority w:val="64"/>
     <w:rsid w:val="00BE5814"/>
     <w:pPr>
@@ -28142,9 +28002,9 @@
       </w:tcPr>
     </w:tblStylePr>
   </w:style>
-  <w:style w:type="paragraph" w:styleId="NoSpacing">
+  <w:style w:type="paragraph" w:styleId="Sinespaciado">
     <w:name w:val="No Spacing"/>
-    <w:link w:val="NoSpacingChar"/>
+    <w:link w:val="SinespaciadoCar"/>
     <w:uiPriority w:val="1"/>
     <w:qFormat/>
     <w:rsid w:val="0015211F"/>
@@ -28155,19 +28015,19 @@
       <w:rFonts w:eastAsiaTheme="minorEastAsia"/>
     </w:rPr>
   </w:style>
-  <w:style w:type="character" w:customStyle="1" w:styleId="NoSpacingChar">
-    <w:name w:val="No Spacing Char"/>
-    <w:basedOn w:val="DefaultParagraphFont"/>
-    <w:link w:val="NoSpacing"/>
+  <w:style w:type="character" w:customStyle="1" w:styleId="SinespaciadoCar">
+    <w:name w:val="Sin espaciado Car"/>
+    <w:basedOn w:val="Fuentedeprrafopredeter"/>
+    <w:link w:val="Sinespaciado"/>
     <w:uiPriority w:val="1"/>
     <w:rsid w:val="0015211F"/>
     <w:rPr>
       <w:rFonts w:eastAsiaTheme="minorEastAsia"/>
     </w:rPr>
   </w:style>
-  <w:style w:type="character" w:styleId="CommentReference">
+  <w:style w:type="character" w:styleId="Refdecomentario">
     <w:name w:val="annotation reference"/>
-    <w:basedOn w:val="DefaultParagraphFont"/>
+    <w:basedOn w:val="Fuentedeprrafopredeter"/>
     <w:uiPriority w:val="99"/>
     <w:semiHidden/>
     <w:unhideWhenUsed/>
@@ -28177,10 +28037,10 @@
       <w:szCs w:val="16"/>
     </w:rPr>
   </w:style>
-  <w:style w:type="paragraph" w:styleId="CommentText">
+  <w:style w:type="paragraph" w:styleId="Textocomentario">
     <w:name w:val="annotation text"/>
     <w:basedOn w:val="Normal"/>
-    <w:link w:val="CommentTextChar"/>
+    <w:link w:val="TextocomentarioCar"/>
     <w:uiPriority w:val="99"/>
     <w:semiHidden/>
     <w:unhideWhenUsed/>
@@ -28193,10 +28053,10 @@
       <w:szCs w:val="20"/>
     </w:rPr>
   </w:style>
-  <w:style w:type="character" w:customStyle="1" w:styleId="CommentTextChar">
-    <w:name w:val="Comment Text Char"/>
-    <w:basedOn w:val="DefaultParagraphFont"/>
-    <w:link w:val="CommentText"/>
+  <w:style w:type="character" w:customStyle="1" w:styleId="TextocomentarioCar">
+    <w:name w:val="Texto comentario Car"/>
+    <w:basedOn w:val="Fuentedeprrafopredeter"/>
+    <w:link w:val="Textocomentario"/>
     <w:uiPriority w:val="99"/>
     <w:semiHidden/>
     <w:rsid w:val="000148E0"/>
@@ -28205,11 +28065,11 @@
       <w:szCs w:val="20"/>
     </w:rPr>
   </w:style>
-  <w:style w:type="paragraph" w:styleId="CommentSubject">
+  <w:style w:type="paragraph" w:styleId="Asuntodelcomentario">
     <w:name w:val="annotation subject"/>
-    <w:basedOn w:val="CommentText"/>
-    <w:next w:val="CommentText"/>
-    <w:link w:val="CommentSubjectChar"/>
+    <w:basedOn w:val="Textocomentario"/>
+    <w:next w:val="Textocomentario"/>
+    <w:link w:val="AsuntodelcomentarioCar"/>
     <w:uiPriority w:val="99"/>
     <w:semiHidden/>
     <w:unhideWhenUsed/>
@@ -28219,10 +28079,10 @@
       <w:bCs/>
     </w:rPr>
   </w:style>
-  <w:style w:type="character" w:customStyle="1" w:styleId="CommentSubjectChar">
-    <w:name w:val="Comment Subject Char"/>
-    <w:basedOn w:val="CommentTextChar"/>
-    <w:link w:val="CommentSubject"/>
+  <w:style w:type="character" w:customStyle="1" w:styleId="AsuntodelcomentarioCar">
+    <w:name w:val="Asunto del comentario Car"/>
+    <w:basedOn w:val="TextocomentarioCar"/>
+    <w:link w:val="Asuntodelcomentario"/>
     <w:uiPriority w:val="99"/>
     <w:semiHidden/>
     <w:rsid w:val="000148E0"/>
@@ -28249,9 +28109,9 @@
       <w:szCs w:val="24"/>
     </w:rPr>
   </w:style>
-  <w:style w:type="table" w:styleId="TableGridLight">
+  <w:style w:type="table" w:styleId="Tablaconcuadrculaclara">
     <w:name w:val="Grid Table Light"/>
-    <w:basedOn w:val="TableNormal"/>
+    <w:basedOn w:val="Tablanormal"/>
     <w:uiPriority w:val="40"/>
     <w:rsid w:val="00A046B9"/>
     <w:pPr>
@@ -28268,9 +28128,9 @@
       </w:tblBorders>
     </w:tblPr>
   </w:style>
-  <w:style w:type="character" w:styleId="UnresolvedMention">
+  <w:style w:type="character" w:styleId="Mencinsinresolver">
     <w:name w:val="Unresolved Mention"/>
-    <w:basedOn w:val="DefaultParagraphFont"/>
+    <w:basedOn w:val="Fuentedeprrafopredeter"/>
     <w:uiPriority w:val="99"/>
     <w:semiHidden/>
     <w:unhideWhenUsed/>
@@ -28294,8 +28154,8 @@
   </w:style>
   <w:style w:type="table" w:customStyle="1" w:styleId="Tablaconcuadrcula1">
     <w:name w:val="Tabla con cuadrícula1"/>
-    <w:basedOn w:val="TableNormal"/>
-    <w:next w:val="TableGrid"/>
+    <w:basedOn w:val="Tablanormal"/>
+    <w:next w:val="Tablaconcuadrcula"/>
     <w:uiPriority w:val="59"/>
     <w:rsid w:val="002C6F1E"/>
     <w:pPr>
@@ -28318,9 +28178,9 @@
       </w:tblBorders>
     </w:tblPr>
   </w:style>
-  <w:style w:type="character" w:styleId="Strong">
+  <w:style w:type="character" w:styleId="Textoennegrita">
     <w:name w:val="Strong"/>
-    <w:basedOn w:val="DefaultParagraphFont"/>
+    <w:basedOn w:val="Fuentedeprrafopredeter"/>
     <w:uiPriority w:val="22"/>
     <w:qFormat/>
     <w:rsid w:val="00211E8B"/>

--- a/DOCS/2024 10 23 -- Plantilla Memoria Proyecto (1).docx
+++ b/DOCS/2024 10 23 -- Plantilla Memoria Proyecto (1).docx
@@ -8195,7 +8195,21 @@
         <w:rPr>
           <w:rFonts w:ascii="Tahoma" w:hAnsi="Tahoma" w:cs="Tahoma"/>
         </w:rPr>
-        <w:t>El proyecto sigue principios de arquitectura limpia, separando el código en capas (Presentación, Dominio, Datos) para asegurar que la lógica de negocio sea independiente de la interfaz de usuario y de los frameworks externos, facilitando las pruebas y el mantenimiento.</w:t>
+        <w:t xml:space="preserve">El proyecto sigue principios de arquitectura limpia, separando el código en capas (Presentación, Dominio, Datos) para asegurar que la lógica de negocio sea independiente de la interfaz de usuario y de los </w:t>
+      </w:r>
+      <w:proofErr w:type="spellStart"/>
+      <w:r>
+        <w:rPr>
+          <w:rFonts w:ascii="Tahoma" w:hAnsi="Tahoma" w:cs="Tahoma"/>
+        </w:rPr>
+        <w:t>frameworks</w:t>
+      </w:r>
+      <w:proofErr w:type="spellEnd"/>
+      <w:r>
+        <w:rPr>
+          <w:rFonts w:ascii="Tahoma" w:hAnsi="Tahoma" w:cs="Tahoma"/>
+        </w:rPr>
+        <w:t xml:space="preserve"> externos, facilitando las pruebas y el mantenimiento.</w:t>
       </w:r>
     </w:p>
     <w:p>
@@ -8512,7 +8526,21 @@
         <w:rPr>
           <w:rFonts w:ascii="Tahoma" w:hAnsi="Tahoma" w:cs="Tahoma"/>
         </w:rPr>
-        <w:t>RF 7: Dashboards diferenciados por rol (Empresa y Candidato).</w:t>
+        <w:t xml:space="preserve">RF 7: </w:t>
+      </w:r>
+      <w:proofErr w:type="spellStart"/>
+      <w:r>
+        <w:rPr>
+          <w:rFonts w:ascii="Tahoma" w:hAnsi="Tahoma" w:cs="Tahoma"/>
+        </w:rPr>
+        <w:t>Dashboards</w:t>
+      </w:r>
+      <w:proofErr w:type="spellEnd"/>
+      <w:r>
+        <w:rPr>
+          <w:rFonts w:ascii="Tahoma" w:hAnsi="Tahoma" w:cs="Tahoma"/>
+        </w:rPr>
+        <w:t xml:space="preserve"> diferenciados por rol (Empresa y Candidato).</w:t>
       </w:r>
     </w:p>
     <w:p>
@@ -8526,7 +8554,21 @@
         <w:rPr>
           <w:rFonts w:ascii="Tahoma" w:hAnsi="Tahoma" w:cs="Tahoma"/>
         </w:rPr>
-        <w:t>RF 8: Navegación entre página principal y dashboards según autenticación.</w:t>
+        <w:t xml:space="preserve">RF 8: Navegación entre página principal y </w:t>
+      </w:r>
+      <w:proofErr w:type="spellStart"/>
+      <w:r>
+        <w:rPr>
+          <w:rFonts w:ascii="Tahoma" w:hAnsi="Tahoma" w:cs="Tahoma"/>
+        </w:rPr>
+        <w:t>dashboards</w:t>
+      </w:r>
+      <w:proofErr w:type="spellEnd"/>
+      <w:r>
+        <w:rPr>
+          <w:rFonts w:ascii="Tahoma" w:hAnsi="Tahoma" w:cs="Tahoma"/>
+        </w:rPr>
+        <w:t xml:space="preserve"> según autenticación.</w:t>
       </w:r>
     </w:p>
     <w:p>
@@ -8867,7 +8909,25 @@
                 <w:color w:val="000000"/>
                 <w:lang w:eastAsia="es-ES"/>
               </w:rPr>
-              <w:t>Todas las contraseñas almacenadas en la base de datos deben estar encriptadas utilizando algoritmos seguros (por ejemplo, bcrypt) para garantizar la protección de credenciales.</w:t>
+              <w:t xml:space="preserve">Todas las contraseñas almacenadas en la base de datos deben estar encriptadas utilizando algoritmos seguros (por ejemplo, </w:t>
+            </w:r>
+            <w:proofErr w:type="spellStart"/>
+            <w:r>
+              <w:rPr>
+                <w:rFonts w:ascii="Tahoma" w:eastAsia="Times New Roman" w:hAnsi="Tahoma" w:cs="Tahoma"/>
+                <w:color w:val="000000"/>
+                <w:lang w:eastAsia="es-ES"/>
+              </w:rPr>
+              <w:t>bcrypt</w:t>
+            </w:r>
+            <w:proofErr w:type="spellEnd"/>
+            <w:r>
+              <w:rPr>
+                <w:rFonts w:ascii="Tahoma" w:eastAsia="Times New Roman" w:hAnsi="Tahoma" w:cs="Tahoma"/>
+                <w:color w:val="000000"/>
+                <w:lang w:eastAsia="es-ES"/>
+              </w:rPr>
+              <w:t>) para garantizar la protección de credenciales.</w:t>
             </w:r>
           </w:p>
         </w:tc>
@@ -12264,7 +12324,15 @@
     </w:p>
     <w:p>
       <w:r>
-        <w:t>La organización del código se estructura en paquetes funcionales para asegurar la modularidad.</w:t>
+        <w:t xml:space="preserve">La organización del código se estructura en paquetes funcionales para asegurar </w:t>
+      </w:r>
+      <w:proofErr w:type="gramStart"/>
+      <w:r>
+        <w:t>la modularidad</w:t>
+      </w:r>
+      <w:proofErr w:type="gramEnd"/>
+      <w:r>
+        <w:t>.</w:t>
       </w:r>
     </w:p>
     <w:p>
@@ -12360,43 +12428,178 @@
         <w:rPr>
           <w:rFonts w:ascii="Tahoma" w:hAnsi="Tahoma" w:cs="Tahoma"/>
         </w:rPr>
-        <w:t>Paquete Frontend (Flutter)</w:t>
-      </w:r>
-    </w:p>
-    <w:p>
+        <w:t xml:space="preserve">Paquete </w:t>
+      </w:r>
+      <w:proofErr w:type="spellStart"/>
+      <w:r>
+        <w:rPr>
+          <w:rFonts w:ascii="Tahoma" w:hAnsi="Tahoma" w:cs="Tahoma"/>
+        </w:rPr>
+        <w:t>Frontend</w:t>
+      </w:r>
+      <w:proofErr w:type="spellEnd"/>
+      <w:r>
+        <w:rPr>
+          <w:rFonts w:ascii="Tahoma" w:hAnsi="Tahoma" w:cs="Tahoma"/>
+        </w:rPr>
+        <w:t xml:space="preserve"> (</w:t>
+      </w:r>
+      <w:proofErr w:type="spellStart"/>
+      <w:r>
+        <w:rPr>
+          <w:rFonts w:ascii="Tahoma" w:hAnsi="Tahoma" w:cs="Tahoma"/>
+        </w:rPr>
+        <w:t>Flutter</w:t>
+      </w:r>
+      <w:proofErr w:type="spellEnd"/>
+      <w:r>
+        <w:rPr>
+          <w:rFonts w:ascii="Tahoma" w:hAnsi="Tahoma" w:cs="Tahoma"/>
+        </w:rPr>
+        <w:t>)</w:t>
+      </w:r>
+    </w:p>
+    <w:p>
+      <w:proofErr w:type="spellStart"/>
       <w:r>
         <w:rPr>
           <w:b/>
           <w:bCs/>
         </w:rPr>
-        <w:t>lib/core:</w:t>
-      </w:r>
-      <w:r>
-        <w:t xml:space="preserve"> Contiene la infraestructura base (Servicios HTTP, Almacenamiento local, Configuración).</w:t>
-      </w:r>
-    </w:p>
-    <w:p>
+        <w:t>lib</w:t>
+      </w:r>
+      <w:proofErr w:type="spellEnd"/>
       <w:r>
         <w:rPr>
           <w:b/>
           <w:bCs/>
         </w:rPr>
-        <w:t>lib/data:</w:t>
-      </w:r>
-      <w:r>
-        <w:t xml:space="preserve"> Capa de acceso a datos, incluyendo Modelos (DTOs) y Repositorios que implementan la comunicación con el Backend.</w:t>
-      </w:r>
-    </w:p>
-    <w:p>
+        <w:t>/</w:t>
+      </w:r>
+      <w:proofErr w:type="spellStart"/>
       <w:r>
         <w:rPr>
           <w:b/>
           <w:bCs/>
         </w:rPr>
-        <w:t>lib/presentation:</w:t>
-      </w:r>
-      <w:r>
-        <w:t xml:space="preserve"> Capa de UI, organizada por características (auth, home, dashboard), conteniendo Vistas y ViewModels (Provider).</w:t>
+        <w:t>core</w:t>
+      </w:r>
+      <w:proofErr w:type="spellEnd"/>
+      <w:r>
+        <w:rPr>
+          <w:b/>
+          <w:bCs/>
+        </w:rPr>
+        <w:t>:</w:t>
+      </w:r>
+      <w:r>
+        <w:t xml:space="preserve"> Contiene la infraestructura base (Servicios HTTP, Almacenamiento local, Configuración).</w:t>
+      </w:r>
+    </w:p>
+    <w:p>
+      <w:proofErr w:type="spellStart"/>
+      <w:r>
+        <w:rPr>
+          <w:b/>
+          <w:bCs/>
+        </w:rPr>
+        <w:t>lib</w:t>
+      </w:r>
+      <w:proofErr w:type="spellEnd"/>
+      <w:r>
+        <w:rPr>
+          <w:b/>
+          <w:bCs/>
+        </w:rPr>
+        <w:t>/data:</w:t>
+      </w:r>
+      <w:r>
+        <w:t xml:space="preserve"> Capa de acceso a datos, incluyendo Modelos (</w:t>
+      </w:r>
+      <w:proofErr w:type="spellStart"/>
+      <w:r>
+        <w:t>DTOs</w:t>
+      </w:r>
+      <w:proofErr w:type="spellEnd"/>
+      <w:r>
+        <w:t xml:space="preserve">) y Repositorios que implementan la comunicación con el </w:t>
+      </w:r>
+      <w:proofErr w:type="spellStart"/>
+      <w:r>
+        <w:t>Backend</w:t>
+      </w:r>
+      <w:proofErr w:type="spellEnd"/>
+      <w:r>
+        <w:t>.</w:t>
+      </w:r>
+    </w:p>
+    <w:p>
+      <w:proofErr w:type="spellStart"/>
+      <w:r>
+        <w:rPr>
+          <w:b/>
+          <w:bCs/>
+        </w:rPr>
+        <w:t>lib</w:t>
+      </w:r>
+      <w:proofErr w:type="spellEnd"/>
+      <w:r>
+        <w:rPr>
+          <w:b/>
+          <w:bCs/>
+        </w:rPr>
+        <w:t>/</w:t>
+      </w:r>
+      <w:proofErr w:type="spellStart"/>
+      <w:r>
+        <w:rPr>
+          <w:b/>
+          <w:bCs/>
+        </w:rPr>
+        <w:t>presentation</w:t>
+      </w:r>
+      <w:proofErr w:type="spellEnd"/>
+      <w:r>
+        <w:rPr>
+          <w:b/>
+          <w:bCs/>
+        </w:rPr>
+        <w:t>:</w:t>
+      </w:r>
+      <w:r>
+        <w:t xml:space="preserve"> Capa de UI, organizada por características (</w:t>
+      </w:r>
+      <w:proofErr w:type="spellStart"/>
+      <w:r>
+        <w:t>auth</w:t>
+      </w:r>
+      <w:proofErr w:type="spellEnd"/>
+      <w:r>
+        <w:t xml:space="preserve">, home, </w:t>
+      </w:r>
+      <w:proofErr w:type="spellStart"/>
+      <w:r>
+        <w:t>dashboard</w:t>
+      </w:r>
+      <w:proofErr w:type="spellEnd"/>
+      <w:r>
+        <w:t xml:space="preserve">), conteniendo Vistas y </w:t>
+      </w:r>
+      <w:proofErr w:type="spellStart"/>
+      <w:r>
+        <w:t>ViewModels</w:t>
+      </w:r>
+      <w:proofErr w:type="spellEnd"/>
+      <w:r>
+        <w:t xml:space="preserve"> (</w:t>
+      </w:r>
+      <w:proofErr w:type="spellStart"/>
+      <w:r>
+        <w:t>Provider</w:t>
+      </w:r>
+      <w:proofErr w:type="spellEnd"/>
+      <w:r>
+        <w:t>).</w:t>
       </w:r>
     </w:p>
     <w:p>
@@ -12430,92 +12633,298 @@
           <w:iCs/>
           <w:sz w:val="28"/>
         </w:rPr>
-        <w:t>Paquete Backend (NestJS)</w:t>
-      </w:r>
-    </w:p>
-    <w:p>
+        <w:t xml:space="preserve">Paquete </w:t>
+      </w:r>
+      <w:proofErr w:type="spellStart"/>
+      <w:r>
+        <w:rPr>
+          <w:rFonts w:ascii="Tahoma" w:hAnsi="Tahoma" w:cs="Tahoma"/>
+          <w:b/>
+          <w:i/>
+          <w:iCs/>
+          <w:sz w:val="28"/>
+        </w:rPr>
+        <w:t>Backend</w:t>
+      </w:r>
+      <w:proofErr w:type="spellEnd"/>
+      <w:r>
+        <w:rPr>
+          <w:rFonts w:ascii="Tahoma" w:hAnsi="Tahoma" w:cs="Tahoma"/>
+          <w:b/>
+          <w:i/>
+          <w:iCs/>
+          <w:sz w:val="28"/>
+        </w:rPr>
+        <w:t xml:space="preserve"> (NestJS)</w:t>
+      </w:r>
+    </w:p>
+    <w:p>
+      <w:proofErr w:type="spellStart"/>
       <w:r>
         <w:rPr>
           <w:b/>
           <w:bCs/>
         </w:rPr>
-        <w:t>src/app:</w:t>
-      </w:r>
-      <w:r>
-        <w:t xml:space="preserve"> Módulo raíz.</w:t>
-      </w:r>
-    </w:p>
-    <w:p>
+        <w:t>src</w:t>
+      </w:r>
+      <w:proofErr w:type="spellEnd"/>
       <w:r>
         <w:rPr>
           <w:b/>
           <w:bCs/>
         </w:rPr>
-        <w:t>src/auth:</w:t>
-      </w:r>
-      <w:r>
-        <w:t xml:space="preserve"> Módulo de seguridad y autenticación (Guards, Strategies).</w:t>
-      </w:r>
-    </w:p>
-    <w:p>
+        <w:t>/</w:t>
+      </w:r>
+      <w:proofErr w:type="gramStart"/>
       <w:r>
         <w:rPr>
           <w:b/>
           <w:bCs/>
         </w:rPr>
-        <w:t>src/users:</w:t>
-      </w:r>
-      <w:r>
-        <w:t xml:space="preserve"> Gestión de entidades de usuario base.</w:t>
-      </w:r>
-    </w:p>
-    <w:p>
+        <w:t>app</w:t>
+      </w:r>
+      <w:proofErr w:type="gramEnd"/>
       <w:r>
         <w:rPr>
           <w:b/>
           <w:bCs/>
         </w:rPr>
-        <w:t>src/company-profile</w:t>
-      </w:r>
-      <w:r>
-        <w:t xml:space="preserve"> </w:t>
-      </w:r>
-      <w:r>
-        <w:t>y</w:t>
-      </w:r>
-      <w:r>
-        <w:t xml:space="preserve"> </w:t>
-      </w:r>
+        <w:t>:</w:t>
+      </w:r>
+      <w:r>
+        <w:t xml:space="preserve"> Módulo raíz.</w:t>
+      </w:r>
+    </w:p>
+    <w:p>
+      <w:proofErr w:type="spellStart"/>
       <w:r>
         <w:rPr>
           <w:b/>
           <w:bCs/>
         </w:rPr>
-        <w:t>src/applicant-profile:</w:t>
-      </w:r>
-      <w:r>
-        <w:t xml:space="preserve"> Gestión específica de perfiles.</w:t>
-      </w:r>
-    </w:p>
-    <w:p>
+        <w:t>src</w:t>
+      </w:r>
+      <w:proofErr w:type="spellEnd"/>
       <w:r>
         <w:rPr>
           <w:b/>
           <w:bCs/>
         </w:rPr>
-        <w:t>src/jobs:</w:t>
-      </w:r>
-      <w:r>
-        <w:t xml:space="preserve"> Gestión de ofertas de empleo.</w:t>
-      </w:r>
-    </w:p>
-    <w:p>
+        <w:t>/</w:t>
+      </w:r>
+      <w:proofErr w:type="spellStart"/>
       <w:r>
         <w:rPr>
           <w:b/>
           <w:bCs/>
         </w:rPr>
-        <w:t>src/applications:</w:t>
+        <w:t>auth</w:t>
+      </w:r>
+      <w:proofErr w:type="spellEnd"/>
+      <w:r>
+        <w:rPr>
+          <w:b/>
+          <w:bCs/>
+        </w:rPr>
+        <w:t>:</w:t>
+      </w:r>
+      <w:r>
+        <w:t xml:space="preserve"> Módulo de seguridad y autenticación (</w:t>
+      </w:r>
+      <w:proofErr w:type="spellStart"/>
+      <w:r>
+        <w:t>Guards</w:t>
+      </w:r>
+      <w:proofErr w:type="spellEnd"/>
+      <w:r>
+        <w:t xml:space="preserve">, </w:t>
+      </w:r>
+      <w:proofErr w:type="spellStart"/>
+      <w:r>
+        <w:t>Strategies</w:t>
+      </w:r>
+      <w:proofErr w:type="spellEnd"/>
+      <w:r>
+        <w:t>).</w:t>
+      </w:r>
+    </w:p>
+    <w:p>
+      <w:proofErr w:type="spellStart"/>
+      <w:r>
+        <w:rPr>
+          <w:b/>
+          <w:bCs/>
+        </w:rPr>
+        <w:t>src</w:t>
+      </w:r>
+      <w:proofErr w:type="spellEnd"/>
+      <w:r>
+        <w:rPr>
+          <w:b/>
+          <w:bCs/>
+        </w:rPr>
+        <w:t>/</w:t>
+      </w:r>
+      <w:proofErr w:type="spellStart"/>
+      <w:r>
+        <w:rPr>
+          <w:b/>
+          <w:bCs/>
+        </w:rPr>
+        <w:t>users</w:t>
+      </w:r>
+      <w:proofErr w:type="spellEnd"/>
+      <w:r>
+        <w:rPr>
+          <w:b/>
+          <w:bCs/>
+        </w:rPr>
+        <w:t>:</w:t>
+      </w:r>
+      <w:r>
+        <w:t xml:space="preserve"> Gestión de entidades de usuario base.</w:t>
+      </w:r>
+    </w:p>
+    <w:p>
+      <w:proofErr w:type="spellStart"/>
+      <w:r>
+        <w:rPr>
+          <w:b/>
+          <w:bCs/>
+        </w:rPr>
+        <w:t>src</w:t>
+      </w:r>
+      <w:proofErr w:type="spellEnd"/>
+      <w:r>
+        <w:rPr>
+          <w:b/>
+          <w:bCs/>
+        </w:rPr>
+        <w:t>/</w:t>
+      </w:r>
+      <w:proofErr w:type="spellStart"/>
+      <w:r>
+        <w:rPr>
+          <w:b/>
+          <w:bCs/>
+        </w:rPr>
+        <w:t>company-profile</w:t>
+      </w:r>
+      <w:proofErr w:type="spellEnd"/>
+      <w:r>
+        <w:t xml:space="preserve"> </w:t>
+      </w:r>
+      <w:r>
+        <w:t>y</w:t>
+      </w:r>
+      <w:r>
+        <w:t xml:space="preserve"> </w:t>
+      </w:r>
+      <w:proofErr w:type="spellStart"/>
+      <w:r>
+        <w:rPr>
+          <w:b/>
+          <w:bCs/>
+        </w:rPr>
+        <w:t>src</w:t>
+      </w:r>
+      <w:proofErr w:type="spellEnd"/>
+      <w:r>
+        <w:rPr>
+          <w:b/>
+          <w:bCs/>
+        </w:rPr>
+        <w:t>/</w:t>
+      </w:r>
+      <w:proofErr w:type="spellStart"/>
+      <w:r>
+        <w:rPr>
+          <w:b/>
+          <w:bCs/>
+        </w:rPr>
+        <w:t>applicant-profile</w:t>
+      </w:r>
+      <w:proofErr w:type="spellEnd"/>
+      <w:r>
+        <w:rPr>
+          <w:b/>
+          <w:bCs/>
+        </w:rPr>
+        <w:t>:</w:t>
+      </w:r>
+      <w:r>
+        <w:t xml:space="preserve"> Gestión específica de perfiles.</w:t>
+      </w:r>
+    </w:p>
+    <w:p>
+      <w:proofErr w:type="spellStart"/>
+      <w:r>
+        <w:rPr>
+          <w:b/>
+          <w:bCs/>
+        </w:rPr>
+        <w:t>src</w:t>
+      </w:r>
+      <w:proofErr w:type="spellEnd"/>
+      <w:r>
+        <w:rPr>
+          <w:b/>
+          <w:bCs/>
+        </w:rPr>
+        <w:t>/</w:t>
+      </w:r>
+      <w:proofErr w:type="spellStart"/>
+      <w:r>
+        <w:rPr>
+          <w:b/>
+          <w:bCs/>
+        </w:rPr>
+        <w:t>jobs</w:t>
+      </w:r>
+      <w:proofErr w:type="spellEnd"/>
+      <w:r>
+        <w:rPr>
+          <w:b/>
+          <w:bCs/>
+        </w:rPr>
+        <w:t>:</w:t>
+      </w:r>
+      <w:r>
+        <w:t xml:space="preserve"> Gestión de ofertas de empleo.</w:t>
+      </w:r>
+    </w:p>
+    <w:p>
+      <w:proofErr w:type="spellStart"/>
+      <w:r>
+        <w:rPr>
+          <w:b/>
+          <w:bCs/>
+        </w:rPr>
+        <w:t>src</w:t>
+      </w:r>
+      <w:proofErr w:type="spellEnd"/>
+      <w:r>
+        <w:rPr>
+          <w:b/>
+          <w:bCs/>
+        </w:rPr>
+        <w:t>/</w:t>
+      </w:r>
+      <w:proofErr w:type="spellStart"/>
+      <w:r>
+        <w:rPr>
+          <w:b/>
+          <w:bCs/>
+        </w:rPr>
+        <w:t>applications</w:t>
+      </w:r>
+      <w:proofErr w:type="spellEnd"/>
+      <w:r>
+        <w:rPr>
+          <w:b/>
+          <w:bCs/>
+        </w:rPr>
+        <w:t>:</w:t>
       </w:r>
       <w:r>
         <w:t xml:space="preserve"> Gestión de postulaciones.</w:t>
@@ -12762,57 +13171,222 @@
       </w:r>
     </w:p>
     <w:p>
+      <w:proofErr w:type="spellStart"/>
       <w:r>
         <w:rPr>
           <w:b/>
           <w:bCs/>
         </w:rPr>
-        <w:t>User:</w:t>
-      </w:r>
-      <w:r>
-        <w:t xml:space="preserve"> Clase base abstracta (id, email, password).</w:t>
-      </w:r>
-    </w:p>
-    <w:p>
-      <w:pPr>
-        <w:ind w:left="1134" w:hanging="1134"/>
-      </w:pPr>
+        <w:t>User</w:t>
+      </w:r>
+      <w:proofErr w:type="spellEnd"/>
       <w:r>
         <w:rPr>
           <w:b/>
           <w:bCs/>
         </w:rPr>
-        <w:t>Company:</w:t>
-      </w:r>
-      <w:r>
-        <w:tab/>
-      </w:r>
-      <w:r>
-        <w:t>Hereda de User (companyName, description, sector). Tiene relación 1:N con JobOffer.</w:t>
-      </w:r>
-    </w:p>
-    <w:p>
+        <w:t>:</w:t>
+      </w:r>
+      <w:r>
+        <w:t xml:space="preserve"> Clase base abstracta (id, email, </w:t>
+      </w:r>
+      <w:proofErr w:type="spellStart"/>
+      <w:proofErr w:type="gramStart"/>
+      <w:r>
+        <w:t>password</w:t>
+      </w:r>
+      <w:proofErr w:type="spellEnd"/>
+      <w:proofErr w:type="gramEnd"/>
+      <w:r>
+        <w:t>).</w:t>
+      </w:r>
+    </w:p>
+    <w:p>
+      <w:pPr>
+        <w:ind w:left="1134" w:hanging="1134"/>
+      </w:pPr>
       <w:r>
         <w:rPr>
           <w:b/>
           <w:bCs/>
         </w:rPr>
-        <w:t>Applicant:</w:t>
-      </w:r>
-      <w:r>
-        <w:t xml:space="preserve"> Hereda de User (firstName, lastName, cvUrl). Tiene relación 1:N con Application.</w:t>
-      </w:r>
-    </w:p>
-    <w:p>
+        <w:t>Company:</w:t>
+      </w:r>
+      <w:r>
+        <w:tab/>
+      </w:r>
+      <w:r>
+        <w:t xml:space="preserve">Hereda de </w:t>
+      </w:r>
+      <w:proofErr w:type="spellStart"/>
+      <w:r>
+        <w:t>User</w:t>
+      </w:r>
+      <w:proofErr w:type="spellEnd"/>
+      <w:r>
+        <w:t xml:space="preserve"> (</w:t>
+      </w:r>
+      <w:proofErr w:type="spellStart"/>
+      <w:r>
+        <w:t>companyName</w:t>
+      </w:r>
+      <w:proofErr w:type="spellEnd"/>
+      <w:r>
+        <w:t xml:space="preserve">, </w:t>
+      </w:r>
+      <w:proofErr w:type="spellStart"/>
+      <w:r>
+        <w:t>description</w:t>
+      </w:r>
+      <w:proofErr w:type="spellEnd"/>
+      <w:r>
+        <w:t xml:space="preserve">, sector). Tiene relación </w:t>
+      </w:r>
+      <w:proofErr w:type="gramStart"/>
+      <w:r>
+        <w:t>1:N</w:t>
+      </w:r>
+      <w:proofErr w:type="gramEnd"/>
+      <w:r>
+        <w:t xml:space="preserve"> con </w:t>
+      </w:r>
+      <w:proofErr w:type="spellStart"/>
+      <w:r>
+        <w:t>JobOffer</w:t>
+      </w:r>
+      <w:proofErr w:type="spellEnd"/>
+      <w:r>
+        <w:t>.</w:t>
+      </w:r>
+    </w:p>
+    <w:p>
+      <w:proofErr w:type="spellStart"/>
       <w:r>
         <w:rPr>
           <w:b/>
           <w:bCs/>
         </w:rPr>
-        <w:t>JobOffer:</w:t>
-      </w:r>
-      <w:r>
-        <w:t xml:space="preserve"> Entidad oferta (title, description, salary). Tiene relación 1:N con Application.</w:t>
+        <w:t>Applicant</w:t>
+      </w:r>
+      <w:proofErr w:type="spellEnd"/>
+      <w:r>
+        <w:rPr>
+          <w:b/>
+          <w:bCs/>
+        </w:rPr>
+        <w:t>:</w:t>
+      </w:r>
+      <w:r>
+        <w:t xml:space="preserve"> Hereda de </w:t>
+      </w:r>
+      <w:proofErr w:type="spellStart"/>
+      <w:r>
+        <w:t>User</w:t>
+      </w:r>
+      <w:proofErr w:type="spellEnd"/>
+      <w:r>
+        <w:t xml:space="preserve"> (</w:t>
+      </w:r>
+      <w:proofErr w:type="spellStart"/>
+      <w:r>
+        <w:t>firstName</w:t>
+      </w:r>
+      <w:proofErr w:type="spellEnd"/>
+      <w:r>
+        <w:t xml:space="preserve">, </w:t>
+      </w:r>
+      <w:proofErr w:type="spellStart"/>
+      <w:r>
+        <w:t>lastName</w:t>
+      </w:r>
+      <w:proofErr w:type="spellEnd"/>
+      <w:r>
+        <w:t xml:space="preserve">, </w:t>
+      </w:r>
+      <w:proofErr w:type="spellStart"/>
+      <w:r>
+        <w:t>cvUrl</w:t>
+      </w:r>
+      <w:proofErr w:type="spellEnd"/>
+      <w:r>
+        <w:t xml:space="preserve">). Tiene relación </w:t>
+      </w:r>
+      <w:proofErr w:type="gramStart"/>
+      <w:r>
+        <w:t>1:N</w:t>
+      </w:r>
+      <w:proofErr w:type="gramEnd"/>
+      <w:r>
+        <w:t xml:space="preserve"> con </w:t>
+      </w:r>
+      <w:proofErr w:type="spellStart"/>
+      <w:r>
+        <w:t>Application</w:t>
+      </w:r>
+      <w:proofErr w:type="spellEnd"/>
+      <w:r>
+        <w:t>.</w:t>
+      </w:r>
+    </w:p>
+    <w:p>
+      <w:proofErr w:type="spellStart"/>
+      <w:r>
+        <w:rPr>
+          <w:b/>
+          <w:bCs/>
+        </w:rPr>
+        <w:t>JobOffer</w:t>
+      </w:r>
+      <w:proofErr w:type="spellEnd"/>
+      <w:r>
+        <w:rPr>
+          <w:b/>
+          <w:bCs/>
+        </w:rPr>
+        <w:t>:</w:t>
+      </w:r>
+      <w:r>
+        <w:t xml:space="preserve"> Entidad oferta (</w:t>
+      </w:r>
+      <w:proofErr w:type="spellStart"/>
+      <w:r>
+        <w:t>title</w:t>
+      </w:r>
+      <w:proofErr w:type="spellEnd"/>
+      <w:r>
+        <w:t xml:space="preserve">, </w:t>
+      </w:r>
+      <w:proofErr w:type="spellStart"/>
+      <w:r>
+        <w:t>description</w:t>
+      </w:r>
+      <w:proofErr w:type="spellEnd"/>
+      <w:r>
+        <w:t xml:space="preserve">, </w:t>
+      </w:r>
+      <w:proofErr w:type="spellStart"/>
+      <w:r>
+        <w:t>salary</w:t>
+      </w:r>
+      <w:proofErr w:type="spellEnd"/>
+      <w:r>
+        <w:t xml:space="preserve">). Tiene relación </w:t>
+      </w:r>
+      <w:proofErr w:type="gramStart"/>
+      <w:r>
+        <w:t>1:N</w:t>
+      </w:r>
+      <w:proofErr w:type="gramEnd"/>
+      <w:r>
+        <w:t xml:space="preserve"> con </w:t>
+      </w:r>
+      <w:proofErr w:type="spellStart"/>
+      <w:r>
+        <w:t>Application</w:t>
+      </w:r>
+      <w:proofErr w:type="spellEnd"/>
+      <w:r>
+        <w:t>.</w:t>
       </w:r>
     </w:p>
     <w:p>
@@ -12828,10 +13402,54 @@
         <w:rPr>
           <w:lang w:val="en-GB"/>
         </w:rPr>
-        <w:t xml:space="preserve"> Entidad asociativa (status, date). </w:t>
-      </w:r>
-      <w:r>
-        <w:t>Relaciona Applicant y JobOffer.</w:t>
+        <w:t xml:space="preserve"> </w:t>
+      </w:r>
+      <w:proofErr w:type="spellStart"/>
+      <w:r>
+        <w:rPr>
+          <w:lang w:val="en-GB"/>
+        </w:rPr>
+        <w:t>Entidad</w:t>
+      </w:r>
+      <w:proofErr w:type="spellEnd"/>
+      <w:r>
+        <w:rPr>
+          <w:lang w:val="en-GB"/>
+        </w:rPr>
+        <w:t xml:space="preserve"> </w:t>
+      </w:r>
+      <w:proofErr w:type="spellStart"/>
+      <w:r>
+        <w:rPr>
+          <w:lang w:val="en-GB"/>
+        </w:rPr>
+        <w:t>asociativa</w:t>
+      </w:r>
+      <w:proofErr w:type="spellEnd"/>
+      <w:r>
+        <w:rPr>
+          <w:lang w:val="en-GB"/>
+        </w:rPr>
+        <w:t xml:space="preserve"> (status, date). </w:t>
+      </w:r>
+      <w:r>
+        <w:t xml:space="preserve">Relaciona </w:t>
+      </w:r>
+      <w:proofErr w:type="spellStart"/>
+      <w:r>
+        <w:t>Applicant</w:t>
+      </w:r>
+      <w:proofErr w:type="spellEnd"/>
+      <w:r>
+        <w:t xml:space="preserve"> y </w:t>
+      </w:r>
+      <w:proofErr w:type="spellStart"/>
+      <w:r>
+        <w:t>JobOffer</w:t>
+      </w:r>
+      <w:proofErr w:type="spellEnd"/>
+      <w:r>
+        <w:t>.</w:t>
       </w:r>
     </w:p>
     <w:p>
@@ -13169,7 +13787,21 @@
               <w:rPr>
                 <w:rFonts w:ascii="Tahoma" w:hAnsi="Tahoma" w:cs="Tahoma"/>
               </w:rPr>
-              <w:t>1.La empresa accede a su dashboard.</w:t>
+              <w:t xml:space="preserve">1.La empresa accede a su </w:t>
+            </w:r>
+            <w:proofErr w:type="spellStart"/>
+            <w:r>
+              <w:rPr>
+                <w:rFonts w:ascii="Tahoma" w:hAnsi="Tahoma" w:cs="Tahoma"/>
+              </w:rPr>
+              <w:t>dashboard</w:t>
+            </w:r>
+            <w:proofErr w:type="spellEnd"/>
+            <w:r>
+              <w:rPr>
+                <w:rFonts w:ascii="Tahoma" w:hAnsi="Tahoma" w:cs="Tahoma"/>
+              </w:rPr>
+              <w:t>.</w:t>
             </w:r>
             <w:r>
               <w:rPr>
@@ -13466,7 +14098,23 @@
           <w:b/>
           <w:bCs/>
         </w:rPr>
-        <w:t>Clase JobOffer:</w:t>
+        <w:t xml:space="preserve">Clase </w:t>
+      </w:r>
+      <w:proofErr w:type="spellStart"/>
+      <w:r>
+        <w:rPr>
+          <w:b/>
+          <w:bCs/>
+        </w:rPr>
+        <w:t>JobOffer</w:t>
+      </w:r>
+      <w:proofErr w:type="spellEnd"/>
+      <w:r>
+        <w:rPr>
+          <w:b/>
+          <w:bCs/>
+        </w:rPr>
+        <w:t>:</w:t>
       </w:r>
     </w:p>
     <w:p>
@@ -13887,6 +14535,7 @@
         </w:rPr>
         <w:t xml:space="preserve">La integración se realiza a través de </w:t>
       </w:r>
+      <w:proofErr w:type="spellStart"/>
       <w:r>
         <w:rPr>
           <w:rFonts w:ascii="Tahoma" w:hAnsi="Tahoma" w:cs="Tahoma"/>
@@ -13895,6 +14544,7 @@
         </w:rPr>
         <w:t>TypeORM</w:t>
       </w:r>
+      <w:proofErr w:type="spellEnd"/>
       <w:r>
         <w:rPr>
           <w:rFonts w:ascii="Tahoma" w:hAnsi="Tahoma" w:cs="Tahoma"/>
@@ -13915,6 +14565,7 @@
         </w:rPr>
         <w:t xml:space="preserve">. </w:t>
       </w:r>
+      <w:proofErr w:type="spellStart"/>
       <w:r>
         <w:rPr>
           <w:rFonts w:ascii="Tahoma" w:hAnsi="Tahoma" w:cs="Tahoma"/>
@@ -13923,6 +14574,7 @@
         </w:rPr>
         <w:t>TypeORM</w:t>
       </w:r>
+      <w:proofErr w:type="spellEnd"/>
       <w:r>
         <w:rPr>
           <w:rFonts w:ascii="Tahoma" w:hAnsi="Tahoma" w:cs="Tahoma"/>
@@ -13941,8 +14593,37 @@
         <w:rPr>
           <w:rFonts w:ascii="Tahoma" w:hAnsi="Tahoma" w:cs="Tahoma"/>
         </w:rPr>
-        <w:t xml:space="preserve"> (Object-Relational Mapper) que permite interactuar con la base de datos utilizando clases y objetos de </w:t>
-      </w:r>
+        <w:t xml:space="preserve"> (</w:t>
+      </w:r>
+      <w:proofErr w:type="spellStart"/>
+      <w:r>
+        <w:rPr>
+          <w:rFonts w:ascii="Tahoma" w:hAnsi="Tahoma" w:cs="Tahoma"/>
+        </w:rPr>
+        <w:t>Object-Relational</w:t>
+      </w:r>
+      <w:proofErr w:type="spellEnd"/>
+      <w:r>
+        <w:rPr>
+          <w:rFonts w:ascii="Tahoma" w:hAnsi="Tahoma" w:cs="Tahoma"/>
+        </w:rPr>
+        <w:t xml:space="preserve"> </w:t>
+      </w:r>
+      <w:proofErr w:type="spellStart"/>
+      <w:r>
+        <w:rPr>
+          <w:rFonts w:ascii="Tahoma" w:hAnsi="Tahoma" w:cs="Tahoma"/>
+        </w:rPr>
+        <w:t>Mapper</w:t>
+      </w:r>
+      <w:proofErr w:type="spellEnd"/>
+      <w:r>
+        <w:rPr>
+          <w:rFonts w:ascii="Tahoma" w:hAnsi="Tahoma" w:cs="Tahoma"/>
+        </w:rPr>
+        <w:t xml:space="preserve">) que permite interactuar con la base de datos utilizando clases y objetos de </w:t>
+      </w:r>
+      <w:proofErr w:type="spellStart"/>
       <w:r>
         <w:rPr>
           <w:rFonts w:ascii="Tahoma" w:hAnsi="Tahoma" w:cs="Tahoma"/>
@@ -13951,6 +14632,7 @@
         </w:rPr>
         <w:t>TypeScript</w:t>
       </w:r>
+      <w:proofErr w:type="spellEnd"/>
       <w:r>
         <w:rPr>
           <w:rFonts w:ascii="Tahoma" w:hAnsi="Tahoma" w:cs="Tahoma"/>
@@ -14221,41 +14903,139 @@
           <w:rFonts w:ascii="Tahoma" w:hAnsi="Tahoma" w:cs="Tahoma"/>
         </w:rPr>
       </w:pPr>
+      <w:proofErr w:type="spellStart"/>
       <w:r>
         <w:rPr>
           <w:rFonts w:ascii="Tahoma" w:hAnsi="Tahoma" w:cs="Tahoma"/>
           <w:b/>
           <w:bCs/>
         </w:rPr>
-        <w:t>Clean Architecture:</w:t>
-      </w:r>
-      <w:r>
-        <w:rPr>
-          <w:rFonts w:ascii="Tahoma" w:hAnsi="Tahoma" w:cs="Tahoma"/>
-        </w:rPr>
-        <w:t xml:space="preserve"> Separación en capas (Core, Data, Presentation).</w:t>
-      </w:r>
-    </w:p>
-    <w:p>
-      <w:pPr>
-        <w:jc w:val="left"/>
-        <w:rPr>
-          <w:rFonts w:ascii="Tahoma" w:hAnsi="Tahoma" w:cs="Tahoma"/>
-        </w:rPr>
-      </w:pPr>
+        <w:t>Clean</w:t>
+      </w:r>
+      <w:proofErr w:type="spellEnd"/>
       <w:r>
         <w:rPr>
           <w:rFonts w:ascii="Tahoma" w:hAnsi="Tahoma" w:cs="Tahoma"/>
           <w:b/>
           <w:bCs/>
         </w:rPr>
-        <w:t>Provider Pattern:</w:t>
-      </w:r>
-      <w:r>
-        <w:rPr>
-          <w:rFonts w:ascii="Tahoma" w:hAnsi="Tahoma" w:cs="Tahoma"/>
-        </w:rPr>
-        <w:t xml:space="preserve"> Gestión de estado con Provider para ViewModels.</w:t>
+        <w:t xml:space="preserve"> </w:t>
+      </w:r>
+      <w:proofErr w:type="spellStart"/>
+      <w:r>
+        <w:rPr>
+          <w:rFonts w:ascii="Tahoma" w:hAnsi="Tahoma" w:cs="Tahoma"/>
+          <w:b/>
+          <w:bCs/>
+        </w:rPr>
+        <w:t>Architecture</w:t>
+      </w:r>
+      <w:proofErr w:type="spellEnd"/>
+      <w:r>
+        <w:rPr>
+          <w:rFonts w:ascii="Tahoma" w:hAnsi="Tahoma" w:cs="Tahoma"/>
+          <w:b/>
+          <w:bCs/>
+        </w:rPr>
+        <w:t>:</w:t>
+      </w:r>
+      <w:r>
+        <w:rPr>
+          <w:rFonts w:ascii="Tahoma" w:hAnsi="Tahoma" w:cs="Tahoma"/>
+        </w:rPr>
+        <w:t xml:space="preserve"> Separación en capas (Core, Data, </w:t>
+      </w:r>
+      <w:proofErr w:type="spellStart"/>
+      <w:r>
+        <w:rPr>
+          <w:rFonts w:ascii="Tahoma" w:hAnsi="Tahoma" w:cs="Tahoma"/>
+        </w:rPr>
+        <w:t>Presentation</w:t>
+      </w:r>
+      <w:proofErr w:type="spellEnd"/>
+      <w:r>
+        <w:rPr>
+          <w:rFonts w:ascii="Tahoma" w:hAnsi="Tahoma" w:cs="Tahoma"/>
+        </w:rPr>
+        <w:t>).</w:t>
+      </w:r>
+    </w:p>
+    <w:p>
+      <w:pPr>
+        <w:jc w:val="left"/>
+        <w:rPr>
+          <w:rFonts w:ascii="Tahoma" w:hAnsi="Tahoma" w:cs="Tahoma"/>
+        </w:rPr>
+      </w:pPr>
+      <w:proofErr w:type="spellStart"/>
+      <w:r>
+        <w:rPr>
+          <w:rFonts w:ascii="Tahoma" w:hAnsi="Tahoma" w:cs="Tahoma"/>
+          <w:b/>
+          <w:bCs/>
+        </w:rPr>
+        <w:t>Provider</w:t>
+      </w:r>
+      <w:proofErr w:type="spellEnd"/>
+      <w:r>
+        <w:rPr>
+          <w:rFonts w:ascii="Tahoma" w:hAnsi="Tahoma" w:cs="Tahoma"/>
+          <w:b/>
+          <w:bCs/>
+        </w:rPr>
+        <w:t xml:space="preserve"> </w:t>
+      </w:r>
+      <w:proofErr w:type="spellStart"/>
+      <w:r>
+        <w:rPr>
+          <w:rFonts w:ascii="Tahoma" w:hAnsi="Tahoma" w:cs="Tahoma"/>
+          <w:b/>
+          <w:bCs/>
+        </w:rPr>
+        <w:t>Pattern</w:t>
+      </w:r>
+      <w:proofErr w:type="spellEnd"/>
+      <w:r>
+        <w:rPr>
+          <w:rFonts w:ascii="Tahoma" w:hAnsi="Tahoma" w:cs="Tahoma"/>
+          <w:b/>
+          <w:bCs/>
+        </w:rPr>
+        <w:t>:</w:t>
+      </w:r>
+      <w:r>
+        <w:rPr>
+          <w:rFonts w:ascii="Tahoma" w:hAnsi="Tahoma" w:cs="Tahoma"/>
+        </w:rPr>
+        <w:t xml:space="preserve"> Gestión de estado con </w:t>
+      </w:r>
+      <w:proofErr w:type="spellStart"/>
+      <w:r>
+        <w:rPr>
+          <w:rFonts w:ascii="Tahoma" w:hAnsi="Tahoma" w:cs="Tahoma"/>
+        </w:rPr>
+        <w:t>Provider</w:t>
+      </w:r>
+      <w:proofErr w:type="spellEnd"/>
+      <w:r>
+        <w:rPr>
+          <w:rFonts w:ascii="Tahoma" w:hAnsi="Tahoma" w:cs="Tahoma"/>
+        </w:rPr>
+        <w:t xml:space="preserve"> para </w:t>
+      </w:r>
+      <w:proofErr w:type="spellStart"/>
+      <w:r>
+        <w:rPr>
+          <w:rFonts w:ascii="Tahoma" w:hAnsi="Tahoma" w:cs="Tahoma"/>
+        </w:rPr>
+        <w:t>ViewModels</w:t>
+      </w:r>
+      <w:proofErr w:type="spellEnd"/>
+      <w:r>
+        <w:rPr>
+          <w:rFonts w:ascii="Tahoma" w:hAnsi="Tahoma" w:cs="Tahoma"/>
+        </w:rPr>
+        <w:t>.</w:t>
       </w:r>
     </w:p>
     <w:p>
@@ -14270,14 +15050,34 @@
           <w:szCs w:val="26"/>
         </w:rPr>
       </w:pPr>
+      <w:proofErr w:type="spellStart"/>
       <w:r>
         <w:rPr>
           <w:rFonts w:ascii="Tahoma" w:hAnsi="Tahoma" w:cs="Tahoma"/>
           <w:b/>
           <w:bCs/>
         </w:rPr>
-        <w:t>Repository Pattern</w:t>
-      </w:r>
+        <w:t>Repository</w:t>
+      </w:r>
+      <w:proofErr w:type="spellEnd"/>
+      <w:r>
+        <w:rPr>
+          <w:rFonts w:ascii="Tahoma" w:hAnsi="Tahoma" w:cs="Tahoma"/>
+          <w:b/>
+          <w:bCs/>
+        </w:rPr>
+        <w:t xml:space="preserve"> </w:t>
+      </w:r>
+      <w:proofErr w:type="spellStart"/>
+      <w:r>
+        <w:rPr>
+          <w:rFonts w:ascii="Tahoma" w:hAnsi="Tahoma" w:cs="Tahoma"/>
+          <w:b/>
+          <w:bCs/>
+        </w:rPr>
+        <w:t>Pattern</w:t>
+      </w:r>
+      <w:proofErr w:type="spellEnd"/>
       <w:r>
         <w:rPr>
           <w:rFonts w:ascii="Tahoma" w:hAnsi="Tahoma" w:cs="Tahoma"/>
@@ -14427,7 +15227,21 @@
         <w:rPr>
           <w:rFonts w:ascii="Tahoma" w:hAnsi="Tahoma" w:cs="Tahoma"/>
         </w:rPr>
-        <w:t>Se utiliza en el frontend para construir la interfaz de usuario y gestionar la lógica de presentación.</w:t>
+        <w:t xml:space="preserve">Se utiliza en el </w:t>
+      </w:r>
+      <w:proofErr w:type="spellStart"/>
+      <w:r>
+        <w:rPr>
+          <w:rFonts w:ascii="Tahoma" w:hAnsi="Tahoma" w:cs="Tahoma"/>
+        </w:rPr>
+        <w:t>frontend</w:t>
+      </w:r>
+      <w:proofErr w:type="spellEnd"/>
+      <w:r>
+        <w:rPr>
+          <w:rFonts w:ascii="Tahoma" w:hAnsi="Tahoma" w:cs="Tahoma"/>
+        </w:rPr>
+        <w:t xml:space="preserve"> para construir la interfaz de usuario y gestionar la lógica de presentación.</w:t>
       </w:r>
     </w:p>
     <w:p>
@@ -14467,7 +15281,23 @@
           <w:rFonts w:ascii="Tahoma" w:hAnsi="Tahoma" w:cs="Tahoma"/>
           <w:lang w:val="en-GB"/>
         </w:rPr>
-        <w:t>Flutter SDK (framework principal para UI).</w:t>
+        <w:t xml:space="preserve">Flutter SDK (framework principal </w:t>
+      </w:r>
+      <w:proofErr w:type="gramStart"/>
+      <w:r>
+        <w:rPr>
+          <w:rFonts w:ascii="Tahoma" w:hAnsi="Tahoma" w:cs="Tahoma"/>
+          <w:lang w:val="en-GB"/>
+        </w:rPr>
+        <w:t>para UI</w:t>
+      </w:r>
+      <w:proofErr w:type="gramEnd"/>
+      <w:r>
+        <w:rPr>
+          <w:rFonts w:ascii="Tahoma" w:hAnsi="Tahoma" w:cs="Tahoma"/>
+          <w:lang w:val="en-GB"/>
+        </w:rPr>
+        <w:t>).</w:t>
       </w:r>
     </w:p>
     <w:p>
@@ -14508,11 +15338,19 @@
           <w:rFonts w:ascii="Tahoma" w:hAnsi="Tahoma" w:cs="Tahoma"/>
         </w:rPr>
       </w:pPr>
-      <w:r>
-        <w:rPr>
-          <w:rFonts w:ascii="Tahoma" w:hAnsi="Tahoma" w:cs="Tahoma"/>
-        </w:rPr>
-        <w:t>supabase_flutter (para conexión con Supabase).</w:t>
+      <w:proofErr w:type="spellStart"/>
+      <w:r>
+        <w:rPr>
+          <w:rFonts w:ascii="Tahoma" w:hAnsi="Tahoma" w:cs="Tahoma"/>
+        </w:rPr>
+        <w:t>supabase_flutter</w:t>
+      </w:r>
+      <w:proofErr w:type="spellEnd"/>
+      <w:r>
+        <w:rPr>
+          <w:rFonts w:ascii="Tahoma" w:hAnsi="Tahoma" w:cs="Tahoma"/>
+        </w:rPr>
+        <w:t xml:space="preserve"> (para conexión con Supabase).</w:t>
       </w:r>
     </w:p>
     <w:p>
@@ -14523,11 +15361,33 @@
           <w:rFonts w:ascii="Tahoma" w:hAnsi="Tahoma" w:cs="Tahoma"/>
         </w:rPr>
       </w:pPr>
-      <w:r>
-        <w:rPr>
-          <w:rFonts w:ascii="Tahoma" w:hAnsi="Tahoma" w:cs="Tahoma"/>
-        </w:rPr>
-        <w:t>provider o riverpod (para gestión de estado).</w:t>
+      <w:proofErr w:type="spellStart"/>
+      <w:r>
+        <w:rPr>
+          <w:rFonts w:ascii="Tahoma" w:hAnsi="Tahoma" w:cs="Tahoma"/>
+        </w:rPr>
+        <w:t>provider</w:t>
+      </w:r>
+      <w:proofErr w:type="spellEnd"/>
+      <w:r>
+        <w:rPr>
+          <w:rFonts w:ascii="Tahoma" w:hAnsi="Tahoma" w:cs="Tahoma"/>
+        </w:rPr>
+        <w:t xml:space="preserve"> o </w:t>
+      </w:r>
+      <w:proofErr w:type="spellStart"/>
+      <w:r>
+        <w:rPr>
+          <w:rFonts w:ascii="Tahoma" w:hAnsi="Tahoma" w:cs="Tahoma"/>
+        </w:rPr>
+        <w:t>riverpod</w:t>
+      </w:r>
+      <w:proofErr w:type="spellEnd"/>
+      <w:r>
+        <w:rPr>
+          <w:rFonts w:ascii="Tahoma" w:hAnsi="Tahoma" w:cs="Tahoma"/>
+        </w:rPr>
+        <w:t xml:space="preserve"> (para gestión de estado).</w:t>
       </w:r>
     </w:p>
     <w:p>
@@ -14538,11 +15398,19 @@
           <w:rFonts w:ascii="Tahoma" w:hAnsi="Tahoma" w:cs="Tahoma"/>
         </w:rPr>
       </w:pPr>
-      <w:r>
-        <w:rPr>
-          <w:rFonts w:ascii="Tahoma" w:hAnsi="Tahoma" w:cs="Tahoma"/>
-        </w:rPr>
-        <w:t>flutter_secure_storage (para almacenamiento seguro de tokens).</w:t>
+      <w:proofErr w:type="spellStart"/>
+      <w:r>
+        <w:rPr>
+          <w:rFonts w:ascii="Tahoma" w:hAnsi="Tahoma" w:cs="Tahoma"/>
+        </w:rPr>
+        <w:t>flutter_secure_storage</w:t>
+      </w:r>
+      <w:proofErr w:type="spellEnd"/>
+      <w:r>
+        <w:rPr>
+          <w:rFonts w:ascii="Tahoma" w:hAnsi="Tahoma" w:cs="Tahoma"/>
+        </w:rPr>
+        <w:t xml:space="preserve"> (para almacenamiento seguro de tokens).</w:t>
       </w:r>
     </w:p>
     <w:p>
@@ -14553,11 +15421,19 @@
           <w:rFonts w:ascii="Tahoma" w:hAnsi="Tahoma" w:cs="Tahoma"/>
         </w:rPr>
       </w:pPr>
-      <w:r>
-        <w:rPr>
-          <w:rFonts w:ascii="Tahoma" w:hAnsi="Tahoma" w:cs="Tahoma"/>
-        </w:rPr>
-        <w:t>intl (para internacionalización).</w:t>
+      <w:proofErr w:type="spellStart"/>
+      <w:r>
+        <w:rPr>
+          <w:rFonts w:ascii="Tahoma" w:hAnsi="Tahoma" w:cs="Tahoma"/>
+        </w:rPr>
+        <w:t>intl</w:t>
+      </w:r>
+      <w:proofErr w:type="spellEnd"/>
+      <w:r>
+        <w:rPr>
+          <w:rFonts w:ascii="Tahoma" w:hAnsi="Tahoma" w:cs="Tahoma"/>
+        </w:rPr>
+        <w:t xml:space="preserve"> (para internacionalización).</w:t>
       </w:r>
     </w:p>
     <w:p>
@@ -14627,7 +15503,21 @@
         <w:rPr>
           <w:rFonts w:ascii="Tahoma" w:hAnsi="Tahoma" w:cs="Tahoma"/>
         </w:rPr>
-        <w:t>TypeScript es un lenguaje que extiende JavaScript añadiendo tipado estático, lo que mejora la robustez y mantenibilidad del código. NestJS es un framework basado en TypeScript que sigue una arquitectura modular y orientada a controladores, ideal para APIs escalables.</w:t>
+        <w:t xml:space="preserve">TypeScript es un lenguaje que extiende JavaScript añadiendo tipado estático, lo que mejora la robustez y mantenibilidad del código. NestJS es un framework basado en TypeScript que sigue una arquitectura modular y orientada a controladores, ideal para </w:t>
+      </w:r>
+      <w:proofErr w:type="spellStart"/>
+      <w:r>
+        <w:rPr>
+          <w:rFonts w:ascii="Tahoma" w:hAnsi="Tahoma" w:cs="Tahoma"/>
+        </w:rPr>
+        <w:t>APIs</w:t>
+      </w:r>
+      <w:proofErr w:type="spellEnd"/>
+      <w:r>
+        <w:rPr>
+          <w:rFonts w:ascii="Tahoma" w:hAnsi="Tahoma" w:cs="Tahoma"/>
+        </w:rPr>
+        <w:t xml:space="preserve"> escalables.</w:t>
       </w:r>
     </w:p>
     <w:p>
@@ -14656,7 +15546,21 @@
         <w:rPr>
           <w:rFonts w:ascii="Tahoma" w:hAnsi="Tahoma" w:cs="Tahoma"/>
         </w:rPr>
-        <w:t>Se utiliza en el backend para implementar la lógica del negocio, c</w:t>
+        <w:t xml:space="preserve">Se utiliza en el </w:t>
+      </w:r>
+      <w:proofErr w:type="spellStart"/>
+      <w:r>
+        <w:rPr>
+          <w:rFonts w:ascii="Tahoma" w:hAnsi="Tahoma" w:cs="Tahoma"/>
+        </w:rPr>
+        <w:t>backend</w:t>
+      </w:r>
+      <w:proofErr w:type="spellEnd"/>
+      <w:r>
+        <w:rPr>
+          <w:rFonts w:ascii="Tahoma" w:hAnsi="Tahoma" w:cs="Tahoma"/>
+        </w:rPr>
+        <w:t xml:space="preserve"> para implementar la lógica del negocio, c</w:t>
       </w:r>
       <w:r>
         <w:rPr>
@@ -14664,11 +15568,19 @@
         </w:rPr>
         <w:tab/>
       </w:r>
-      <w:r>
-        <w:rPr>
-          <w:rFonts w:ascii="Tahoma" w:hAnsi="Tahoma" w:cs="Tahoma"/>
-        </w:rPr>
-        <w:t>ontroladores, servicios y conexión con la base de datos (</w:t>
+      <w:proofErr w:type="spellStart"/>
+      <w:r>
+        <w:rPr>
+          <w:rFonts w:ascii="Tahoma" w:hAnsi="Tahoma" w:cs="Tahoma"/>
+        </w:rPr>
+        <w:t>ontroladores</w:t>
+      </w:r>
+      <w:proofErr w:type="spellEnd"/>
+      <w:r>
+        <w:rPr>
+          <w:rFonts w:ascii="Tahoma" w:hAnsi="Tahoma" w:cs="Tahoma"/>
+        </w:rPr>
+        <w:t>, servicios y conexión con la base de datos (</w:t>
       </w:r>
       <w:r>
         <w:rPr>
@@ -14739,7 +15651,21 @@
         <w:rPr>
           <w:rFonts w:ascii="Tahoma" w:hAnsi="Tahoma" w:cs="Tahoma"/>
         </w:rPr>
-        <w:t>@nestjs/jwt y passport (autenticación con JWT).</w:t>
+        <w:t xml:space="preserve">@nestjs/jwt y </w:t>
+      </w:r>
+      <w:proofErr w:type="spellStart"/>
+      <w:r>
+        <w:rPr>
+          <w:rFonts w:ascii="Tahoma" w:hAnsi="Tahoma" w:cs="Tahoma"/>
+        </w:rPr>
+        <w:t>passport</w:t>
+      </w:r>
+      <w:proofErr w:type="spellEnd"/>
+      <w:r>
+        <w:rPr>
+          <w:rFonts w:ascii="Tahoma" w:hAnsi="Tahoma" w:cs="Tahoma"/>
+        </w:rPr>
+        <w:t xml:space="preserve"> (autenticación con JWT).</w:t>
       </w:r>
     </w:p>
     <w:p>
@@ -14766,11 +15692,33 @@
           <w:rFonts w:ascii="Tahoma" w:hAnsi="Tahoma" w:cs="Tahoma"/>
         </w:rPr>
       </w:pPr>
-      <w:r>
-        <w:rPr>
-          <w:rFonts w:ascii="Tahoma" w:hAnsi="Tahoma" w:cs="Tahoma"/>
-        </w:rPr>
-        <w:t>class-validator y class-transformer (validación y transformación de datos).</w:t>
+      <w:proofErr w:type="spellStart"/>
+      <w:r>
+        <w:rPr>
+          <w:rFonts w:ascii="Tahoma" w:hAnsi="Tahoma" w:cs="Tahoma"/>
+        </w:rPr>
+        <w:t>class-validator</w:t>
+      </w:r>
+      <w:proofErr w:type="spellEnd"/>
+      <w:r>
+        <w:rPr>
+          <w:rFonts w:ascii="Tahoma" w:hAnsi="Tahoma" w:cs="Tahoma"/>
+        </w:rPr>
+        <w:t xml:space="preserve"> y </w:t>
+      </w:r>
+      <w:proofErr w:type="spellStart"/>
+      <w:r>
+        <w:rPr>
+          <w:rFonts w:ascii="Tahoma" w:hAnsi="Tahoma" w:cs="Tahoma"/>
+        </w:rPr>
+        <w:t>class-transformer</w:t>
+      </w:r>
+      <w:proofErr w:type="spellEnd"/>
+      <w:r>
+        <w:rPr>
+          <w:rFonts w:ascii="Tahoma" w:hAnsi="Tahoma" w:cs="Tahoma"/>
+        </w:rPr>
+        <w:t xml:space="preserve"> (validación y transformación de datos).</w:t>
       </w:r>
     </w:p>
     <w:p>
@@ -14781,11 +15729,19 @@
           <w:rFonts w:ascii="Tahoma" w:hAnsi="Tahoma" w:cs="Tahoma"/>
         </w:rPr>
       </w:pPr>
-      <w:r>
-        <w:rPr>
-          <w:rFonts w:ascii="Tahoma" w:hAnsi="Tahoma" w:cs="Tahoma"/>
-        </w:rPr>
-        <w:t>dotenv (carga de variables de entorno).</w:t>
+      <w:proofErr w:type="spellStart"/>
+      <w:r>
+        <w:rPr>
+          <w:rFonts w:ascii="Tahoma" w:hAnsi="Tahoma" w:cs="Tahoma"/>
+        </w:rPr>
+        <w:t>dotenv</w:t>
+      </w:r>
+      <w:proofErr w:type="spellEnd"/>
+      <w:r>
+        <w:rPr>
+          <w:rFonts w:ascii="Tahoma" w:hAnsi="Tahoma" w:cs="Tahoma"/>
+        </w:rPr>
+        <w:t xml:space="preserve"> (carga de variables de entorno).</w:t>
       </w:r>
     </w:p>
     <w:p>
@@ -14841,7 +15797,77 @@
         <w:rPr>
           <w:rFonts w:ascii="Tahoma" w:hAnsi="Tahoma" w:cs="Tahoma"/>
         </w:rPr>
-        <w:t>El frontend (Flutter/Dart) se comunica con el backend (NestJS/TypeScript) mediante API REST o GraphQL, usando peticiones HTTP seguras (HTTPS).</w:t>
+        <w:t xml:space="preserve">El </w:t>
+      </w:r>
+      <w:proofErr w:type="spellStart"/>
+      <w:r>
+        <w:rPr>
+          <w:rFonts w:ascii="Tahoma" w:hAnsi="Tahoma" w:cs="Tahoma"/>
+        </w:rPr>
+        <w:t>frontend</w:t>
+      </w:r>
+      <w:proofErr w:type="spellEnd"/>
+      <w:r>
+        <w:rPr>
+          <w:rFonts w:ascii="Tahoma" w:hAnsi="Tahoma" w:cs="Tahoma"/>
+        </w:rPr>
+        <w:t xml:space="preserve"> (</w:t>
+      </w:r>
+      <w:proofErr w:type="spellStart"/>
+      <w:r>
+        <w:rPr>
+          <w:rFonts w:ascii="Tahoma" w:hAnsi="Tahoma" w:cs="Tahoma"/>
+        </w:rPr>
+        <w:t>Flutter</w:t>
+      </w:r>
+      <w:proofErr w:type="spellEnd"/>
+      <w:r>
+        <w:rPr>
+          <w:rFonts w:ascii="Tahoma" w:hAnsi="Tahoma" w:cs="Tahoma"/>
+        </w:rPr>
+        <w:t xml:space="preserve">/Dart) se comunica con el </w:t>
+      </w:r>
+      <w:proofErr w:type="spellStart"/>
+      <w:r>
+        <w:rPr>
+          <w:rFonts w:ascii="Tahoma" w:hAnsi="Tahoma" w:cs="Tahoma"/>
+        </w:rPr>
+        <w:t>backend</w:t>
+      </w:r>
+      <w:proofErr w:type="spellEnd"/>
+      <w:r>
+        <w:rPr>
+          <w:rFonts w:ascii="Tahoma" w:hAnsi="Tahoma" w:cs="Tahoma"/>
+        </w:rPr>
+        <w:t xml:space="preserve"> (NestJS/</w:t>
+      </w:r>
+      <w:proofErr w:type="spellStart"/>
+      <w:r>
+        <w:rPr>
+          <w:rFonts w:ascii="Tahoma" w:hAnsi="Tahoma" w:cs="Tahoma"/>
+        </w:rPr>
+        <w:t>TypeScript</w:t>
+      </w:r>
+      <w:proofErr w:type="spellEnd"/>
+      <w:r>
+        <w:rPr>
+          <w:rFonts w:ascii="Tahoma" w:hAnsi="Tahoma" w:cs="Tahoma"/>
+        </w:rPr>
+        <w:t xml:space="preserve">) mediante API REST o </w:t>
+      </w:r>
+      <w:proofErr w:type="spellStart"/>
+      <w:r>
+        <w:rPr>
+          <w:rFonts w:ascii="Tahoma" w:hAnsi="Tahoma" w:cs="Tahoma"/>
+        </w:rPr>
+        <w:t>GraphQL</w:t>
+      </w:r>
+      <w:proofErr w:type="spellEnd"/>
+      <w:r>
+        <w:rPr>
+          <w:rFonts w:ascii="Tahoma" w:hAnsi="Tahoma" w:cs="Tahoma"/>
+        </w:rPr>
+        <w:t>, usando peticiones HTTP seguras (HTTPS).</w:t>
       </w:r>
     </w:p>
     <w:p>
@@ -14876,7 +15902,35 @@
         <w:rPr>
           <w:rFonts w:ascii="Tahoma" w:hAnsi="Tahoma" w:cs="Tahoma"/>
         </w:rPr>
-        <w:t>Implementada con JWT, gestionada en el backend y almacenada de forma segura en el frontend.</w:t>
+        <w:t xml:space="preserve">Implementada con JWT, gestionada en el </w:t>
+      </w:r>
+      <w:proofErr w:type="spellStart"/>
+      <w:r>
+        <w:rPr>
+          <w:rFonts w:ascii="Tahoma" w:hAnsi="Tahoma" w:cs="Tahoma"/>
+        </w:rPr>
+        <w:t>backend</w:t>
+      </w:r>
+      <w:proofErr w:type="spellEnd"/>
+      <w:r>
+        <w:rPr>
+          <w:rFonts w:ascii="Tahoma" w:hAnsi="Tahoma" w:cs="Tahoma"/>
+        </w:rPr>
+        <w:t xml:space="preserve"> y almacenada de forma segura en el </w:t>
+      </w:r>
+      <w:proofErr w:type="spellStart"/>
+      <w:r>
+        <w:rPr>
+          <w:rFonts w:ascii="Tahoma" w:hAnsi="Tahoma" w:cs="Tahoma"/>
+        </w:rPr>
+        <w:t>frontend</w:t>
+      </w:r>
+      <w:proofErr w:type="spellEnd"/>
+      <w:r>
+        <w:rPr>
+          <w:rFonts w:ascii="Tahoma" w:hAnsi="Tahoma" w:cs="Tahoma"/>
+        </w:rPr>
+        <w:t>.</w:t>
       </w:r>
       <w:r>
         <w:rPr>
@@ -14939,92 +15993,8 @@
       <w:bookmarkEnd w:id="64"/>
     </w:p>
     <w:p>
-      <w:pPr>
-        <w:rPr>
-          <w:rFonts w:ascii="Tahoma" w:hAnsi="Tahoma" w:cs="Tahoma"/>
-        </w:rPr>
-      </w:pPr>
-      <w:r>
-        <w:rPr>
-          <w:rFonts w:ascii="Tahoma" w:hAnsi="Tahoma" w:cs="Tahoma"/>
-        </w:rPr>
-        <w:t>Visual Studio Code: IDE principal.</w:t>
-      </w:r>
-    </w:p>
-    <w:p>
-      <w:pPr>
-        <w:rPr>
-          <w:rFonts w:ascii="Tahoma" w:hAnsi="Tahoma" w:cs="Tahoma"/>
-        </w:rPr>
-      </w:pPr>
-      <w:r>
-        <w:rPr>
-          <w:rFonts w:ascii="Tahoma" w:hAnsi="Tahoma" w:cs="Tahoma"/>
-        </w:rPr>
-        <w:t>Postman/</w:t>
-      </w:r>
-      <w:r>
-        <w:rPr>
-          <w:rFonts w:ascii="Tahoma" w:hAnsi="Tahoma" w:cs="Tahoma"/>
-        </w:rPr>
-        <w:t>DBbeaver</w:t>
-      </w:r>
-      <w:r>
-        <w:rPr>
-          <w:rFonts w:ascii="Tahoma" w:hAnsi="Tahoma" w:cs="Tahoma"/>
-        </w:rPr>
-        <w:t>: Pruebas de API.</w:t>
-      </w:r>
-    </w:p>
-    <w:p>
-      <w:pPr>
-        <w:rPr>
-          <w:rFonts w:ascii="Tahoma" w:hAnsi="Tahoma" w:cs="Tahoma"/>
-        </w:rPr>
-      </w:pPr>
-      <w:r>
-        <w:rPr>
-          <w:rFonts w:ascii="Tahoma" w:hAnsi="Tahoma" w:cs="Tahoma"/>
-        </w:rPr>
-        <w:t>Git: Control de versiones.</w:t>
-      </w:r>
-    </w:p>
-    <w:p>
-      <w:pPr>
-        <w:rPr>
-          <w:rFonts w:ascii="Tahoma" w:hAnsi="Tahoma" w:cs="Tahoma"/>
-        </w:rPr>
-      </w:pPr>
-      <w:r>
-        <w:rPr>
-          <w:rFonts w:ascii="Tahoma" w:hAnsi="Tahoma" w:cs="Tahoma"/>
-        </w:rPr>
-        <w:t>Flutter DevTools: Depuración y análisis de rendimiento.</w:t>
-      </w:r>
-    </w:p>
-    <w:p>
-      <w:pPr>
-        <w:rPr>
-          <w:rFonts w:ascii="Tahoma" w:hAnsi="Tahoma" w:cs="Tahoma"/>
-        </w:rPr>
-      </w:pPr>
-      <w:r>
-        <w:rPr>
-          <w:rFonts w:ascii="Tahoma" w:hAnsi="Tahoma" w:cs="Tahoma"/>
-        </w:rPr>
-        <w:t>Descripción de todas las herramientas de desarrollo</w:t>
-      </w:r>
-      <w:r>
-        <w:rPr>
-          <w:rFonts w:ascii="Tahoma" w:hAnsi="Tahoma" w:cs="Tahoma"/>
-        </w:rPr>
-        <w:t xml:space="preserve"> (Eclipse, Visual Studio, etc.)</w:t>
-      </w:r>
-      <w:r>
-        <w:rPr>
-          <w:rFonts w:ascii="Tahoma" w:hAnsi="Tahoma" w:cs="Tahoma"/>
-        </w:rPr>
-        <w:t>, sistemas adicionales existentes, complementos y otros productos software que necesitemos para la implementación de nuestro sistema. Debemos dejar claro que versión usamos, para qué y cómo interactuará con nuestro sistema.</w:t>
+      <w:r>
+        <w:t>Para la implementación de este sistema, se ha seleccionado un conjunto de herramientas modernas que facilitan el desarrollo ágil, la depuración y el despliegue. A continuación, se detallan las versiones y el propósito de cada una.</w:t>
       </w:r>
     </w:p>
     <w:p>
@@ -15032,39 +16002,471 @@
         <w:pStyle w:val="Ttulo3"/>
         <w:rPr>
           <w:rFonts w:ascii="Tahoma" w:hAnsi="Tahoma" w:cs="Tahoma"/>
-        </w:rPr>
-      </w:pPr>
-      <w:bookmarkStart w:id="65" w:name="_Toc180586177"/>
-      <w:r>
-        <w:rPr>
-          <w:rFonts w:ascii="Tahoma" w:hAnsi="Tahoma" w:cs="Tahoma"/>
-        </w:rPr>
-        <w:t>Programa 1</w:t>
-      </w:r>
-      <w:bookmarkEnd w:id="65"/>
+          <w:b/>
+        </w:rPr>
+      </w:pPr>
+      <w:r>
+        <w:rPr>
+          <w:rFonts w:ascii="Tahoma" w:hAnsi="Tahoma" w:cs="Tahoma"/>
+          <w:b/>
+        </w:rPr>
+        <w:t xml:space="preserve">Visual Studio </w:t>
+      </w:r>
+      <w:proofErr w:type="spellStart"/>
+      <w:r>
+        <w:rPr>
+          <w:rFonts w:ascii="Tahoma" w:hAnsi="Tahoma" w:cs="Tahoma"/>
+          <w:b/>
+        </w:rPr>
+        <w:t>Code</w:t>
+      </w:r>
+      <w:proofErr w:type="spellEnd"/>
+      <w:r>
+        <w:rPr>
+          <w:rFonts w:ascii="Tahoma" w:hAnsi="Tahoma" w:cs="Tahoma"/>
+          <w:b/>
+        </w:rPr>
+        <w:t xml:space="preserve"> (VS </w:t>
+      </w:r>
+      <w:proofErr w:type="spellStart"/>
+      <w:r>
+        <w:rPr>
+          <w:rFonts w:ascii="Tahoma" w:hAnsi="Tahoma" w:cs="Tahoma"/>
+          <w:b/>
+        </w:rPr>
+        <w:t>Code</w:t>
+      </w:r>
+      <w:proofErr w:type="spellEnd"/>
+      <w:r>
+        <w:rPr>
+          <w:rFonts w:ascii="Tahoma" w:hAnsi="Tahoma" w:cs="Tahoma"/>
+          <w:b/>
+        </w:rPr>
+        <w:t>)</w:t>
+      </w:r>
+    </w:p>
+    <w:p>
+      <w:r>
+        <w:t>Versión: Última estable (v1.9x).</w:t>
+      </w:r>
+    </w:p>
+    <w:p>
+      <w:r>
+        <w:t>Tipo: Entorno de Desarrollo Integrado (IDE).</w:t>
+      </w:r>
+    </w:p>
+    <w:p>
+      <w:r>
+        <w:t xml:space="preserve">Uso: Editor de código principal tanto para el </w:t>
+      </w:r>
+      <w:proofErr w:type="spellStart"/>
+      <w:r>
+        <w:t>Frontend</w:t>
+      </w:r>
+      <w:proofErr w:type="spellEnd"/>
+      <w:r>
+        <w:t xml:space="preserve"> (</w:t>
+      </w:r>
+      <w:proofErr w:type="spellStart"/>
+      <w:r>
+        <w:t>Flutter</w:t>
+      </w:r>
+      <w:proofErr w:type="spellEnd"/>
+      <w:r>
+        <w:t xml:space="preserve">) como para el </w:t>
+      </w:r>
+      <w:proofErr w:type="spellStart"/>
+      <w:r>
+        <w:t>Backend</w:t>
+      </w:r>
+      <w:proofErr w:type="spellEnd"/>
+      <w:r>
+        <w:t xml:space="preserve"> (NestJS).</w:t>
+      </w:r>
+    </w:p>
+    <w:p>
+      <w:r>
+        <w:t>Interacción: Se han instalado extensiones clave como "</w:t>
+      </w:r>
+      <w:proofErr w:type="spellStart"/>
+      <w:r>
+        <w:t>Flutter</w:t>
+      </w:r>
+      <w:proofErr w:type="spellEnd"/>
+      <w:r>
+        <w:t>", "Dart", "</w:t>
+      </w:r>
+      <w:proofErr w:type="spellStart"/>
+      <w:r>
+        <w:t>Prettier</w:t>
+      </w:r>
+      <w:proofErr w:type="spellEnd"/>
+      <w:r>
+        <w:t>" y "</w:t>
+      </w:r>
+      <w:proofErr w:type="spellStart"/>
+      <w:r>
+        <w:t>ESLint</w:t>
+      </w:r>
+      <w:proofErr w:type="spellEnd"/>
+      <w:r>
+        <w:t>" para facilitar el resaltado de sintaxis, el autocompletado y el formateo automático.</w:t>
+      </w:r>
     </w:p>
     <w:p>
       <w:pPr>
         <w:pStyle w:val="Ttulo3"/>
         <w:rPr>
           <w:rFonts w:ascii="Tahoma" w:hAnsi="Tahoma" w:cs="Tahoma"/>
-        </w:rPr>
-      </w:pPr>
-      <w:bookmarkStart w:id="66" w:name="_Toc180586178"/>
-      <w:r>
-        <w:rPr>
-          <w:rFonts w:ascii="Tahoma" w:hAnsi="Tahoma" w:cs="Tahoma"/>
-        </w:rPr>
-        <w:t>Programa 2</w:t>
-      </w:r>
-      <w:bookmarkEnd w:id="66"/>
-    </w:p>
-    <w:p>
-      <w:pPr>
-        <w:rPr>
-          <w:rFonts w:ascii="Tahoma" w:hAnsi="Tahoma" w:cs="Tahoma"/>
-        </w:rPr>
-      </w:pPr>
+          <w:b/>
+        </w:rPr>
+      </w:pPr>
+      <w:proofErr w:type="spellStart"/>
+      <w:r>
+        <w:rPr>
+          <w:rFonts w:ascii="Tahoma" w:hAnsi="Tahoma" w:cs="Tahoma"/>
+          <w:b/>
+        </w:rPr>
+        <w:t>Flutter</w:t>
+      </w:r>
+      <w:proofErr w:type="spellEnd"/>
+      <w:r>
+        <w:rPr>
+          <w:rFonts w:ascii="Tahoma" w:hAnsi="Tahoma" w:cs="Tahoma"/>
+          <w:b/>
+        </w:rPr>
+        <w:t xml:space="preserve"> SDK &amp; Dart</w:t>
+      </w:r>
+    </w:p>
+    <w:p>
+      <w:r>
+        <w:t xml:space="preserve">Versión: </w:t>
+      </w:r>
+      <w:proofErr w:type="spellStart"/>
+      <w:r>
+        <w:t>Flutter</w:t>
+      </w:r>
+      <w:proofErr w:type="spellEnd"/>
+      <w:r>
+        <w:t xml:space="preserve"> 3.x / Dart 3.x.</w:t>
+      </w:r>
+    </w:p>
+    <w:p>
+      <w:r>
+        <w:t>Tipo: Kit de desarrollo de software (SDK).</w:t>
+      </w:r>
+    </w:p>
+    <w:p>
+      <w:r>
+        <w:t>Uso: Desarrollo de la interfaz de usuario multiplataforma.</w:t>
+      </w:r>
+    </w:p>
+    <w:p>
+      <w:r>
+        <w:t xml:space="preserve">Interacción: Proporciona el </w:t>
+      </w:r>
+      <w:proofErr w:type="spellStart"/>
+      <w:r>
+        <w:t>framework</w:t>
+      </w:r>
+      <w:proofErr w:type="spellEnd"/>
+      <w:r>
+        <w:t xml:space="preserve"> de widgets, el compilador y las herramientas de línea de comandos (</w:t>
+      </w:r>
+      <w:proofErr w:type="spellStart"/>
+      <w:r>
+        <w:t>flutter</w:t>
+      </w:r>
+      <w:proofErr w:type="spellEnd"/>
+      <w:r>
+        <w:t xml:space="preserve"> doctor, </w:t>
+      </w:r>
+      <w:proofErr w:type="spellStart"/>
+      <w:r>
+        <w:t>flutter</w:t>
+      </w:r>
+      <w:proofErr w:type="spellEnd"/>
+      <w:r>
+        <w:t xml:space="preserve"> run) para construir y ejecutar la aplicación en simuladores y dispositivos físicos.</w:t>
+      </w:r>
+    </w:p>
+    <w:p>
+      <w:pPr>
+        <w:pStyle w:val="Ttulo3"/>
+        <w:rPr>
+          <w:rFonts w:ascii="Tahoma" w:hAnsi="Tahoma" w:cs="Tahoma"/>
+          <w:b/>
+        </w:rPr>
+      </w:pPr>
+      <w:r>
+        <w:rPr>
+          <w:rFonts w:ascii="Tahoma" w:hAnsi="Tahoma" w:cs="Tahoma"/>
+          <w:b/>
+        </w:rPr>
+        <w:t>NestJS CLI &amp; Node.js</w:t>
+      </w:r>
+    </w:p>
+    <w:p>
+      <w:r>
+        <w:t>Versión: NestJS CLI 10.x / Node.js 20.x (LTS).</w:t>
+      </w:r>
+    </w:p>
+    <w:p>
+      <w:r>
+        <w:t xml:space="preserve">Tipo: Framework </w:t>
+      </w:r>
+      <w:proofErr w:type="spellStart"/>
+      <w:r>
+        <w:t>Backend</w:t>
+      </w:r>
+      <w:proofErr w:type="spellEnd"/>
+      <w:r>
+        <w:t xml:space="preserve"> y Entorno de ejecución.</w:t>
+      </w:r>
+    </w:p>
+    <w:p>
+      <w:r>
+        <w:t>Uso: Construcción de la API REST.</w:t>
+      </w:r>
+    </w:p>
+    <w:p>
+      <w:r>
+        <w:t>Interacción: Node.js ejecuta el servidor, mientras que NestJS CLI permite generar módulos, controladores y servicios rápidamente (</w:t>
+      </w:r>
+      <w:proofErr w:type="spellStart"/>
+      <w:r>
+        <w:t>nest</w:t>
+      </w:r>
+      <w:proofErr w:type="spellEnd"/>
+      <w:r>
+        <w:t xml:space="preserve"> g </w:t>
+      </w:r>
+      <w:proofErr w:type="spellStart"/>
+      <w:r>
+        <w:t>resource</w:t>
+      </w:r>
+      <w:proofErr w:type="spellEnd"/>
+      <w:r>
+        <w:t>), asegurando una estructura modular y escalable.</w:t>
+      </w:r>
+    </w:p>
+    <w:p/>
+    <w:p>
+      <w:pPr>
+        <w:pStyle w:val="Ttulo3"/>
+        <w:rPr>
+          <w:rFonts w:ascii="Tahoma" w:hAnsi="Tahoma" w:cs="Tahoma"/>
+          <w:b/>
+        </w:rPr>
+      </w:pPr>
+      <w:proofErr w:type="spellStart"/>
+      <w:r>
+        <w:rPr>
+          <w:rFonts w:ascii="Tahoma" w:hAnsi="Tahoma" w:cs="Tahoma"/>
+          <w:b/>
+        </w:rPr>
+        <w:lastRenderedPageBreak/>
+        <w:t>Postman</w:t>
+      </w:r>
+      <w:proofErr w:type="spellEnd"/>
+    </w:p>
+    <w:p>
+      <w:r>
+        <w:t>Versión: 10.x.</w:t>
+      </w:r>
+    </w:p>
+    <w:p>
+      <w:r>
+        <w:t>Tipo: Cliente API.</w:t>
+      </w:r>
+    </w:p>
+    <w:p>
+      <w:r>
+        <w:t xml:space="preserve">Uso: Pruebas manuales de los </w:t>
+      </w:r>
+      <w:proofErr w:type="spellStart"/>
+      <w:r>
+        <w:t>endpoints</w:t>
+      </w:r>
+      <w:proofErr w:type="spellEnd"/>
+      <w:r>
+        <w:t xml:space="preserve"> del </w:t>
+      </w:r>
+      <w:proofErr w:type="spellStart"/>
+      <w:r>
+        <w:t>Backend</w:t>
+      </w:r>
+      <w:proofErr w:type="spellEnd"/>
+      <w:r>
+        <w:t>.</w:t>
+      </w:r>
+    </w:p>
+    <w:p>
+      <w:r>
+        <w:t xml:space="preserve">Interacción: Se utiliza para enviar peticiones HTTP (GET, POST, PUT, DELETE) a la API, verificar los códigos de estado, inspeccionar los cuerpos de respuesta (JSON) y validar la autenticación mediante </w:t>
+      </w:r>
+      <w:proofErr w:type="spellStart"/>
+      <w:r>
+        <w:t>Bearer</w:t>
+      </w:r>
+      <w:proofErr w:type="spellEnd"/>
+      <w:r>
+        <w:t xml:space="preserve"> Tokens antes de integrar los </w:t>
+      </w:r>
+      <w:proofErr w:type="spellStart"/>
+      <w:r>
+        <w:t>endpoints</w:t>
+      </w:r>
+      <w:proofErr w:type="spellEnd"/>
+      <w:r>
+        <w:t xml:space="preserve"> en el </w:t>
+      </w:r>
+      <w:proofErr w:type="spellStart"/>
+      <w:r>
+        <w:t>Frontend</w:t>
+      </w:r>
+      <w:proofErr w:type="spellEnd"/>
+      <w:r>
+        <w:t>.</w:t>
+      </w:r>
+    </w:p>
+    <w:p>
+      <w:pPr>
+        <w:pStyle w:val="Ttulo3"/>
+        <w:rPr>
+          <w:rFonts w:ascii="Tahoma" w:hAnsi="Tahoma" w:cs="Tahoma"/>
+          <w:b/>
+        </w:rPr>
+      </w:pPr>
+      <w:r>
+        <w:rPr>
+          <w:rFonts w:ascii="Tahoma" w:hAnsi="Tahoma" w:cs="Tahoma"/>
+          <w:b/>
+        </w:rPr>
+        <w:t>Git &amp; GitHub</w:t>
+      </w:r>
+    </w:p>
+    <w:p>
+      <w:pPr>
+        <w:rPr>
+          <w:rFonts w:ascii="Tahoma" w:hAnsi="Tahoma" w:cs="Tahoma"/>
+        </w:rPr>
+      </w:pPr>
+      <w:r>
+        <w:rPr>
+          <w:rFonts w:ascii="Tahoma" w:hAnsi="Tahoma" w:cs="Tahoma"/>
+        </w:rPr>
+        <w:t>Versión: Git 2.x.</w:t>
+      </w:r>
+    </w:p>
+    <w:p>
+      <w:pPr>
+        <w:rPr>
+          <w:rFonts w:ascii="Tahoma" w:hAnsi="Tahoma" w:cs="Tahoma"/>
+        </w:rPr>
+      </w:pPr>
+      <w:r>
+        <w:rPr>
+          <w:rFonts w:ascii="Tahoma" w:hAnsi="Tahoma" w:cs="Tahoma"/>
+        </w:rPr>
+        <w:t>Tipo: Sistema de Control de Versiones.</w:t>
+      </w:r>
+    </w:p>
+    <w:p>
+      <w:pPr>
+        <w:rPr>
+          <w:rFonts w:ascii="Tahoma" w:hAnsi="Tahoma" w:cs="Tahoma"/>
+        </w:rPr>
+      </w:pPr>
+      <w:r>
+        <w:rPr>
+          <w:rFonts w:ascii="Tahoma" w:hAnsi="Tahoma" w:cs="Tahoma"/>
+        </w:rPr>
+        <w:t>Uso: Gestión del código fuente y colaboración.</w:t>
+      </w:r>
+    </w:p>
+    <w:p>
+      <w:pPr>
+        <w:rPr>
+          <w:rFonts w:ascii="Tahoma" w:hAnsi="Tahoma" w:cs="Tahoma"/>
+        </w:rPr>
+      </w:pPr>
+      <w:r>
+        <w:rPr>
+          <w:rFonts w:ascii="Tahoma" w:hAnsi="Tahoma" w:cs="Tahoma"/>
+        </w:rPr>
+        <w:t>Interacción: Git rastrea los cambios locales, mientras que GitHub aloja el repositorio remoto, permitiendo el uso de ramas (</w:t>
+      </w:r>
+      <w:proofErr w:type="spellStart"/>
+      <w:r>
+        <w:rPr>
+          <w:rFonts w:ascii="Tahoma" w:hAnsi="Tahoma" w:cs="Tahoma"/>
+        </w:rPr>
+        <w:t>branches</w:t>
+      </w:r>
+      <w:proofErr w:type="spellEnd"/>
+      <w:r>
+        <w:rPr>
+          <w:rFonts w:ascii="Tahoma" w:hAnsi="Tahoma" w:cs="Tahoma"/>
+        </w:rPr>
+        <w:t>) para desarrollar nuevas características (</w:t>
+      </w:r>
+      <w:proofErr w:type="spellStart"/>
+      <w:r>
+        <w:rPr>
+          <w:rFonts w:ascii="Tahoma" w:hAnsi="Tahoma" w:cs="Tahoma"/>
+        </w:rPr>
+        <w:t>feature</w:t>
+      </w:r>
+      <w:proofErr w:type="spellEnd"/>
+      <w:r>
+        <w:rPr>
+          <w:rFonts w:ascii="Tahoma" w:hAnsi="Tahoma" w:cs="Tahoma"/>
+        </w:rPr>
+        <w:t xml:space="preserve"> </w:t>
+      </w:r>
+      <w:proofErr w:type="spellStart"/>
+      <w:r>
+        <w:rPr>
+          <w:rFonts w:ascii="Tahoma" w:hAnsi="Tahoma" w:cs="Tahoma"/>
+        </w:rPr>
+        <w:t>branches</w:t>
+      </w:r>
+      <w:proofErr w:type="spellEnd"/>
+      <w:r>
+        <w:rPr>
+          <w:rFonts w:ascii="Tahoma" w:hAnsi="Tahoma" w:cs="Tahoma"/>
+        </w:rPr>
+        <w:t xml:space="preserve">) y </w:t>
+      </w:r>
+      <w:proofErr w:type="spellStart"/>
+      <w:r>
+        <w:rPr>
+          <w:rFonts w:ascii="Tahoma" w:hAnsi="Tahoma" w:cs="Tahoma"/>
+        </w:rPr>
+        <w:t>Pull</w:t>
+      </w:r>
+      <w:proofErr w:type="spellEnd"/>
+      <w:r>
+        <w:rPr>
+          <w:rFonts w:ascii="Tahoma" w:hAnsi="Tahoma" w:cs="Tahoma"/>
+        </w:rPr>
+        <w:t xml:space="preserve"> </w:t>
+      </w:r>
+      <w:proofErr w:type="spellStart"/>
+      <w:r>
+        <w:rPr>
+          <w:rFonts w:ascii="Tahoma" w:hAnsi="Tahoma" w:cs="Tahoma"/>
+        </w:rPr>
+        <w:t>Requests</w:t>
+      </w:r>
+      <w:proofErr w:type="spellEnd"/>
+      <w:r>
+        <w:rPr>
+          <w:rFonts w:ascii="Tahoma" w:hAnsi="Tahoma" w:cs="Tahoma"/>
+        </w:rPr>
+        <w:t xml:space="preserve"> para la revisión de código.</w:t>
+      </w:r>
     </w:p>
     <w:p>
       <w:pPr>
@@ -15092,7 +16494,7 @@
           <w:rFonts w:ascii="Tahoma" w:hAnsi="Tahoma" w:cs="Tahoma"/>
         </w:rPr>
       </w:pPr>
-      <w:bookmarkStart w:id="67" w:name="_Toc180586179"/>
+      <w:bookmarkStart w:id="65" w:name="_Toc180586179"/>
       <w:r>
         <w:rPr>
           <w:rFonts w:ascii="Tahoma" w:hAnsi="Tahoma" w:cs="Tahoma"/>
@@ -15112,7 +16514,7 @@
         </w:rPr>
         <w:t>istema</w:t>
       </w:r>
-      <w:bookmarkEnd w:id="67"/>
+      <w:bookmarkEnd w:id="65"/>
     </w:p>
     <w:p>
       <w:pPr>
@@ -15121,7 +16523,7 @@
           <w:rFonts w:ascii="Tahoma" w:hAnsi="Tahoma" w:cs="Tahoma"/>
         </w:rPr>
       </w:pPr>
-      <w:bookmarkStart w:id="68" w:name="_Toc180586180"/>
+      <w:bookmarkStart w:id="66" w:name="_Toc180586180"/>
       <w:r>
         <w:rPr>
           <w:rFonts w:ascii="Tahoma" w:hAnsi="Tahoma" w:cs="Tahoma"/>
@@ -15140,7 +16542,7 @@
         </w:rPr>
         <w:t>ncontrados</w:t>
       </w:r>
-      <w:bookmarkEnd w:id="68"/>
+      <w:bookmarkEnd w:id="66"/>
     </w:p>
     <w:p>
       <w:r>
@@ -15176,7 +16578,15 @@
         <w:t>el home</w:t>
       </w:r>
       <w:r>
-        <w:t xml:space="preserve"> y el dashboard, o al recargar, se perdía el contexto del usuario o no había una forma clara de volver al panel de control específico de su rol (Candidato o Empresa).</w:t>
+        <w:t xml:space="preserve"> y el </w:t>
+      </w:r>
+      <w:proofErr w:type="spellStart"/>
+      <w:r>
+        <w:t>dashboard</w:t>
+      </w:r>
+      <w:proofErr w:type="spellEnd"/>
+      <w:r>
+        <w:t>, o al recargar, se perdía el contexto del usuario o no había una forma clara de volver al panel de control específico de su rol (Candidato o Empresa).</w:t>
       </w:r>
     </w:p>
     <w:p>
@@ -15188,7 +16598,39 @@
         <w:t>Solución:</w:t>
       </w:r>
       <w:r>
-        <w:t xml:space="preserve"> Se implementó SecureStorageService para persistir de forma segura el token y el rol del usuario. Se añadió lógica en AuthViewModel para restaurar la sesión al inicio y se incorporó un botón dinámico en la HomePage que redirige inteligentemente al dashboard correspondiente.</w:t>
+        <w:t xml:space="preserve"> Se implementó </w:t>
+      </w:r>
+      <w:proofErr w:type="spellStart"/>
+      <w:r>
+        <w:t>SecureStorageService</w:t>
+      </w:r>
+      <w:proofErr w:type="spellEnd"/>
+      <w:r>
+        <w:t xml:space="preserve"> para persistir de forma segura el token y el rol del usuario. Se añadió lógica en </w:t>
+      </w:r>
+      <w:proofErr w:type="spellStart"/>
+      <w:r>
+        <w:t>AuthViewModel</w:t>
+      </w:r>
+      <w:proofErr w:type="spellEnd"/>
+      <w:r>
+        <w:t xml:space="preserve"> para restaurar la sesión al inicio y se incorporó un botón dinámico en la </w:t>
+      </w:r>
+      <w:proofErr w:type="spellStart"/>
+      <w:r>
+        <w:t>HomePage</w:t>
+      </w:r>
+      <w:proofErr w:type="spellEnd"/>
+      <w:r>
+        <w:t xml:space="preserve"> que redirige inteligentemente al </w:t>
+      </w:r>
+      <w:proofErr w:type="spellStart"/>
+      <w:r>
+        <w:t>dashboard</w:t>
+      </w:r>
+      <w:proofErr w:type="spellEnd"/>
+      <w:r>
+        <w:t xml:space="preserve"> correspondiente.</w:t>
       </w:r>
     </w:p>
     <w:p>
@@ -15214,7 +16656,31 @@
         <w:t>Problema:</w:t>
       </w:r>
       <w:r>
-        <w:t xml:space="preserve"> Las peticiones de actualización de perfil fallaban con error 400 debido a que se enviaban campos no permitidos por el backend (como location en lugar de address) o campos de solo lectura.</w:t>
+        <w:t xml:space="preserve"> Las peticiones de actualización de perfil fallaban con error 400 debido a que se enviaban campos no permitidos por el </w:t>
+      </w:r>
+      <w:proofErr w:type="spellStart"/>
+      <w:r>
+        <w:t>backend</w:t>
+      </w:r>
+      <w:proofErr w:type="spellEnd"/>
+      <w:r>
+        <w:t xml:space="preserve"> (como </w:t>
+      </w:r>
+      <w:proofErr w:type="spellStart"/>
+      <w:r>
+        <w:t>location</w:t>
+      </w:r>
+      <w:proofErr w:type="spellEnd"/>
+      <w:r>
+        <w:t xml:space="preserve"> en lugar de </w:t>
+      </w:r>
+      <w:proofErr w:type="spellStart"/>
+      <w:r>
+        <w:t>address</w:t>
+      </w:r>
+      <w:proofErr w:type="spellEnd"/>
+      <w:r>
+        <w:t>) o campos de solo lectura.</w:t>
       </w:r>
     </w:p>
     <w:p>
@@ -15226,7 +16692,47 @@
         <w:t>Solución:</w:t>
       </w:r>
       <w:r>
-        <w:t xml:space="preserve"> Se ajustaron los DTOs en el frontend para coincidir estrictamente con los esperados por el backend (UpdateCompanyDto, UpdateApplicantDto), filtrando los datos antes del envío.</w:t>
+        <w:t xml:space="preserve"> Se ajustaron los </w:t>
+      </w:r>
+      <w:proofErr w:type="spellStart"/>
+      <w:r>
+        <w:t>DTOs</w:t>
+      </w:r>
+      <w:proofErr w:type="spellEnd"/>
+      <w:r>
+        <w:t xml:space="preserve"> en el </w:t>
+      </w:r>
+      <w:proofErr w:type="spellStart"/>
+      <w:r>
+        <w:t>frontend</w:t>
+      </w:r>
+      <w:proofErr w:type="spellEnd"/>
+      <w:r>
+        <w:t xml:space="preserve"> para coincidir estrictamente con los esperados por el </w:t>
+      </w:r>
+      <w:proofErr w:type="spellStart"/>
+      <w:r>
+        <w:t>backend</w:t>
+      </w:r>
+      <w:proofErr w:type="spellEnd"/>
+      <w:r>
+        <w:t xml:space="preserve"> (</w:t>
+      </w:r>
+      <w:proofErr w:type="spellStart"/>
+      <w:r>
+        <w:t>UpdateCompanyDto</w:t>
+      </w:r>
+      <w:proofErr w:type="spellEnd"/>
+      <w:r>
+        <w:t xml:space="preserve">, </w:t>
+      </w:r>
+      <w:proofErr w:type="spellStart"/>
+      <w:r>
+        <w:t>UpdateApplicantDto</w:t>
+      </w:r>
+      <w:proofErr w:type="spellEnd"/>
+      <w:r>
+        <w:t>), filtrando los datos antes del envío.</w:t>
       </w:r>
     </w:p>
     <w:p>
@@ -15252,7 +16758,15 @@
         <w:t>Problema:</w:t>
       </w:r>
       <w:r>
-        <w:t xml:space="preserve"> Dificultades para configurar el entorno de pruebas unitarias aislado de la base de datos y conflictos con la configuración por defecto de Jest para pruebas e2e.</w:t>
+        <w:t xml:space="preserve"> Dificultades para configurar el entorno de pruebas unitarias aislado de la base de datos y conflictos con la configuración por defecto de </w:t>
+      </w:r>
+      <w:proofErr w:type="spellStart"/>
+      <w:r>
+        <w:t>Jest</w:t>
+      </w:r>
+      <w:proofErr w:type="spellEnd"/>
+      <w:r>
+        <w:t xml:space="preserve"> para pruebas e2e.</w:t>
       </w:r>
     </w:p>
     <w:p>
@@ -15264,7 +16778,47 @@
         <w:t>Solución:</w:t>
       </w:r>
       <w:r>
-        <w:t xml:space="preserve"> Se creó una configuración específica para pruebas unitarias en el directorio test/, mockeando los repositorios y servicios externos (como bcrypt) para probar la lógica de negocio de AuthService y CompanyProfileService de forma aislada.</w:t>
+        <w:t xml:space="preserve"> Se creó una configuración específica para pruebas unitarias en el </w:t>
+      </w:r>
+      <w:proofErr w:type="gramStart"/>
+      <w:r>
+        <w:t>directorio test</w:t>
+      </w:r>
+      <w:proofErr w:type="gramEnd"/>
+      <w:r>
+        <w:t xml:space="preserve">/, </w:t>
+      </w:r>
+      <w:proofErr w:type="spellStart"/>
+      <w:r>
+        <w:t>mockeando</w:t>
+      </w:r>
+      <w:proofErr w:type="spellEnd"/>
+      <w:r>
+        <w:t xml:space="preserve"> los repositorios y servicios externos (como </w:t>
+      </w:r>
+      <w:proofErr w:type="spellStart"/>
+      <w:r>
+        <w:t>bcrypt</w:t>
+      </w:r>
+      <w:proofErr w:type="spellEnd"/>
+      <w:r>
+        <w:t xml:space="preserve">) para probar la lógica de negocio de </w:t>
+      </w:r>
+      <w:proofErr w:type="spellStart"/>
+      <w:r>
+        <w:t>AuthService</w:t>
+      </w:r>
+      <w:proofErr w:type="spellEnd"/>
+      <w:r>
+        <w:t xml:space="preserve"> y </w:t>
+      </w:r>
+      <w:proofErr w:type="spellStart"/>
+      <w:r>
+        <w:t>CompanyProfileService</w:t>
+      </w:r>
+      <w:proofErr w:type="spellEnd"/>
+      <w:r>
+        <w:t xml:space="preserve"> de forma aislada.</w:t>
       </w:r>
     </w:p>
     <w:p/>
@@ -15302,7 +16856,7 @@
           <w:szCs w:val="22"/>
         </w:rPr>
       </w:pPr>
-      <w:bookmarkStart w:id="69" w:name="_Toc180586181"/>
+      <w:bookmarkStart w:id="67" w:name="_Toc180586181"/>
       <w:r>
         <w:rPr>
           <w:rFonts w:ascii="Tahoma" w:hAnsi="Tahoma" w:cs="Tahoma"/>
@@ -15328,7 +16882,7 @@
         </w:rPr>
         <w:t>istema</w:t>
       </w:r>
-      <w:bookmarkEnd w:id="69"/>
+      <w:bookmarkEnd w:id="67"/>
     </w:p>
     <w:p>
       <w:pPr>
@@ -15337,7 +16891,7 @@
           <w:rFonts w:ascii="Tahoma" w:hAnsi="Tahoma" w:cs="Tahoma"/>
         </w:rPr>
       </w:pPr>
-      <w:bookmarkStart w:id="70" w:name="_Toc180586182"/>
+      <w:bookmarkStart w:id="68" w:name="_Toc180586182"/>
       <w:r>
         <w:rPr>
           <w:rFonts w:ascii="Tahoma" w:hAnsi="Tahoma" w:cs="Tahoma"/>
@@ -15356,7 +16910,7 @@
         </w:rPr>
         <w:t>nstalación</w:t>
       </w:r>
-      <w:bookmarkEnd w:id="70"/>
+      <w:bookmarkEnd w:id="68"/>
     </w:p>
     <w:p>
       <w:pPr>
@@ -15440,7 +16994,21 @@
         <w:rPr>
           <w:rFonts w:ascii="Tahoma" w:hAnsi="Tahoma" w:cs="Tahoma"/>
         </w:rPr>
-        <w:t xml:space="preserve"> (para ejecutar el backend)</w:t>
+        <w:t xml:space="preserve"> (para ejecutar el </w:t>
+      </w:r>
+      <w:proofErr w:type="spellStart"/>
+      <w:r>
+        <w:rPr>
+          <w:rFonts w:ascii="Tahoma" w:hAnsi="Tahoma" w:cs="Tahoma"/>
+        </w:rPr>
+        <w:t>backend</w:t>
+      </w:r>
+      <w:proofErr w:type="spellEnd"/>
+      <w:r>
+        <w:rPr>
+          <w:rFonts w:ascii="Tahoma" w:hAnsi="Tahoma" w:cs="Tahoma"/>
+        </w:rPr>
+        <w:t>)</w:t>
       </w:r>
       <w:r>
         <w:rPr>
@@ -15470,15 +17038,37 @@
         <w:rPr>
           <w:rFonts w:ascii="Tahoma" w:hAnsi="Tahoma" w:cs="Tahoma"/>
         </w:rPr>
-        <w:t xml:space="preserve"> (para ejecutar el frontend)</w:t>
+        <w:t xml:space="preserve"> (para ejecutar el </w:t>
+      </w:r>
+      <w:proofErr w:type="spellStart"/>
+      <w:r>
+        <w:rPr>
+          <w:rFonts w:ascii="Tahoma" w:hAnsi="Tahoma" w:cs="Tahoma"/>
+        </w:rPr>
+        <w:t>frontend</w:t>
+      </w:r>
+      <w:proofErr w:type="spellEnd"/>
+      <w:r>
+        <w:rPr>
+          <w:rFonts w:ascii="Tahoma" w:hAnsi="Tahoma" w:cs="Tahoma"/>
+        </w:rPr>
+        <w:t>)</w:t>
       </w:r>
       <w:r>
         <w:rPr>
           <w:rFonts w:ascii="Tahoma" w:hAnsi="Tahoma" w:cs="Tahoma"/>
         </w:rPr>
         <w:br/>
-        <w:t>Instalar Flutter</w:t>
-      </w:r>
+        <w:t xml:space="preserve">Instalar </w:t>
+      </w:r>
+      <w:proofErr w:type="spellStart"/>
+      <w:r>
+        <w:rPr>
+          <w:rFonts w:ascii="Tahoma" w:hAnsi="Tahoma" w:cs="Tahoma"/>
+        </w:rPr>
+        <w:t>Flutter</w:t>
+      </w:r>
+      <w:proofErr w:type="spellEnd"/>
     </w:p>
     <w:p>
       <w:pPr>
@@ -15506,14 +17096,36 @@
         <w:rPr>
           <w:rFonts w:ascii="Tahoma" w:hAnsi="Tahoma" w:cs="Tahoma"/>
         </w:rPr>
-        <w:t xml:space="preserve">Cualquier IDE (en mi caso he usado : </w:t>
-      </w:r>
-      <w:r>
-        <w:rPr>
-          <w:rFonts w:ascii="Tahoma" w:hAnsi="Tahoma" w:cs="Tahoma"/>
-        </w:rPr>
-        <w:t>Visual Studio Code</w:t>
-      </w:r>
+        <w:t xml:space="preserve">Cualquier IDE (en mi caso he </w:t>
+      </w:r>
+      <w:proofErr w:type="gramStart"/>
+      <w:r>
+        <w:rPr>
+          <w:rFonts w:ascii="Tahoma" w:hAnsi="Tahoma" w:cs="Tahoma"/>
+        </w:rPr>
+        <w:t>usado :</w:t>
+      </w:r>
+      <w:proofErr w:type="gramEnd"/>
+      <w:r>
+        <w:rPr>
+          <w:rFonts w:ascii="Tahoma" w:hAnsi="Tahoma" w:cs="Tahoma"/>
+        </w:rPr>
+        <w:t xml:space="preserve"> </w:t>
+      </w:r>
+      <w:r>
+        <w:rPr>
+          <w:rFonts w:ascii="Tahoma" w:hAnsi="Tahoma" w:cs="Tahoma"/>
+        </w:rPr>
+        <w:t xml:space="preserve">Visual Studio </w:t>
+      </w:r>
+      <w:proofErr w:type="spellStart"/>
+      <w:r>
+        <w:rPr>
+          <w:rFonts w:ascii="Tahoma" w:hAnsi="Tahoma" w:cs="Tahoma"/>
+        </w:rPr>
+        <w:t>Code</w:t>
+      </w:r>
+      <w:proofErr w:type="spellEnd"/>
       <w:r>
         <w:rPr>
           <w:rFonts w:ascii="Tahoma" w:hAnsi="Tahoma" w:cs="Tahoma"/>
@@ -15525,8 +17137,16 @@
           <w:rFonts w:ascii="Tahoma" w:hAnsi="Tahoma" w:cs="Tahoma"/>
         </w:rPr>
         <w:br/>
-        <w:t>Descargar VS Code</w:t>
-      </w:r>
+        <w:t xml:space="preserve">Descargar VS </w:t>
+      </w:r>
+      <w:proofErr w:type="spellStart"/>
+      <w:r>
+        <w:rPr>
+          <w:rFonts w:ascii="Tahoma" w:hAnsi="Tahoma" w:cs="Tahoma"/>
+        </w:rPr>
+        <w:t>Code</w:t>
+      </w:r>
+      <w:proofErr w:type="spellEnd"/>
     </w:p>
     <w:p>
       <w:pPr>
@@ -15584,7 +17204,25 @@
           <w:i/>
           <w:iCs/>
         </w:rPr>
-        <w:t>: git clone</w:t>
+        <w:t xml:space="preserve">: </w:t>
+      </w:r>
+      <w:proofErr w:type="spellStart"/>
+      <w:r>
+        <w:rPr>
+          <w:rFonts w:ascii="Tahoma" w:hAnsi="Tahoma" w:cs="Tahoma"/>
+          <w:i/>
+          <w:iCs/>
+        </w:rPr>
+        <w:t>git</w:t>
+      </w:r>
+      <w:proofErr w:type="spellEnd"/>
+      <w:r>
+        <w:rPr>
+          <w:rFonts w:ascii="Tahoma" w:hAnsi="Tahoma" w:cs="Tahoma"/>
+          <w:i/>
+          <w:iCs/>
+        </w:rPr>
+        <w:t xml:space="preserve"> clone</w:t>
       </w:r>
       <w:r>
         <w:rPr>
@@ -15656,8 +17294,18 @@
           <w:i/>
           <w:iCs/>
         </w:rPr>
-        <w:t>cd bolsaEmpleo_BE</w:t>
-      </w:r>
+        <w:t xml:space="preserve">cd </w:t>
+      </w:r>
+      <w:proofErr w:type="spellStart"/>
+      <w:r>
+        <w:rPr>
+          <w:rFonts w:ascii="Tahoma" w:hAnsi="Tahoma" w:cs="Tahoma"/>
+          <w:i/>
+          <w:iCs/>
+        </w:rPr>
+        <w:t>bolsaEmpleo_BE</w:t>
+      </w:r>
+      <w:proofErr w:type="spellEnd"/>
     </w:p>
     <w:p>
       <w:pPr>
@@ -15669,14 +17317,34 @@
           <w:iCs/>
         </w:rPr>
       </w:pPr>
+      <w:proofErr w:type="spellStart"/>
       <w:r>
         <w:rPr>
           <w:rFonts w:ascii="Tahoma" w:hAnsi="Tahoma" w:cs="Tahoma"/>
           <w:i/>
           <w:iCs/>
         </w:rPr>
-        <w:t>npm install</w:t>
-      </w:r>
+        <w:t>npm</w:t>
+      </w:r>
+      <w:proofErr w:type="spellEnd"/>
+      <w:r>
+        <w:rPr>
+          <w:rFonts w:ascii="Tahoma" w:hAnsi="Tahoma" w:cs="Tahoma"/>
+          <w:i/>
+          <w:iCs/>
+        </w:rPr>
+        <w:t xml:space="preserve"> </w:t>
+      </w:r>
+      <w:proofErr w:type="spellStart"/>
+      <w:r>
+        <w:rPr>
+          <w:rFonts w:ascii="Tahoma" w:hAnsi="Tahoma" w:cs="Tahoma"/>
+          <w:i/>
+          <w:iCs/>
+        </w:rPr>
+        <w:t>install</w:t>
+      </w:r>
+      <w:proofErr w:type="spellEnd"/>
     </w:p>
     <w:p>
       <w:pPr>
@@ -15690,7 +17358,21 @@
         <w:rPr>
           <w:rFonts w:ascii="Tahoma" w:hAnsi="Tahoma" w:cs="Tahoma"/>
         </w:rPr>
-        <w:t>Configura el archivo .env con:</w:t>
+        <w:t>Configura el archivo .</w:t>
+      </w:r>
+      <w:proofErr w:type="spellStart"/>
+      <w:r>
+        <w:rPr>
+          <w:rFonts w:ascii="Tahoma" w:hAnsi="Tahoma" w:cs="Tahoma"/>
+        </w:rPr>
+        <w:t>env</w:t>
+      </w:r>
+      <w:proofErr w:type="spellEnd"/>
+      <w:r>
+        <w:rPr>
+          <w:rFonts w:ascii="Tahoma" w:hAnsi="Tahoma" w:cs="Tahoma"/>
+        </w:rPr>
+        <w:t xml:space="preserve"> con:</w:t>
       </w:r>
     </w:p>
     <w:p>
@@ -15728,7 +17410,39 @@
           <w:rFonts w:ascii="Tahoma" w:hAnsi="Tahoma" w:cs="Tahoma"/>
           <w:lang w:val="en-GB"/>
         </w:rPr>
-        <w:t>SUPABASE_KEY=&lt;tu-api-key&gt;</w:t>
+        <w:t>SUPABASE_KEY=&lt;</w:t>
+      </w:r>
+      <w:proofErr w:type="spellStart"/>
+      <w:r>
+        <w:rPr>
+          <w:rFonts w:ascii="Tahoma" w:hAnsi="Tahoma" w:cs="Tahoma"/>
+          <w:lang w:val="en-GB"/>
+        </w:rPr>
+        <w:t>tu</w:t>
+      </w:r>
+      <w:proofErr w:type="spellEnd"/>
+      <w:r>
+        <w:rPr>
+          <w:rFonts w:ascii="Tahoma" w:hAnsi="Tahoma" w:cs="Tahoma"/>
+          <w:lang w:val="en-GB"/>
+        </w:rPr>
+        <w:t>-</w:t>
+      </w:r>
+      <w:proofErr w:type="spellStart"/>
+      <w:r>
+        <w:rPr>
+          <w:rFonts w:ascii="Tahoma" w:hAnsi="Tahoma" w:cs="Tahoma"/>
+          <w:lang w:val="en-GB"/>
+        </w:rPr>
+        <w:t>api</w:t>
+      </w:r>
+      <w:proofErr w:type="spellEnd"/>
+      <w:r>
+        <w:rPr>
+          <w:rFonts w:ascii="Tahoma" w:hAnsi="Tahoma" w:cs="Tahoma"/>
+          <w:lang w:val="en-GB"/>
+        </w:rPr>
+        <w:t>-key&gt;</w:t>
       </w:r>
     </w:p>
     <w:p>
@@ -15750,8 +17464,16 @@
         <w:rPr>
           <w:rFonts w:ascii="Tahoma" w:hAnsi="Tahoma" w:cs="Tahoma"/>
         </w:rPr>
-        <w:t>JWT_SECRET=tuClaveSecreta</w:t>
-      </w:r>
+        <w:t>JWT_SECRET=</w:t>
+      </w:r>
+      <w:proofErr w:type="spellStart"/>
+      <w:r>
+        <w:rPr>
+          <w:rFonts w:ascii="Tahoma" w:hAnsi="Tahoma" w:cs="Tahoma"/>
+        </w:rPr>
+        <w:t>tuClaveSecreta</w:t>
+      </w:r>
+      <w:proofErr w:type="spellEnd"/>
     </w:p>
     <w:p>
       <w:pPr>
@@ -15769,14 +17491,36 @@
         </w:rPr>
         <w:t xml:space="preserve">Inicia el servidor: </w:t>
       </w:r>
+      <w:proofErr w:type="spellStart"/>
       <w:r>
         <w:rPr>
           <w:rFonts w:ascii="Tahoma" w:hAnsi="Tahoma" w:cs="Tahoma"/>
           <w:i/>
           <w:iCs/>
         </w:rPr>
-        <w:t>npm run start:dev</w:t>
-      </w:r>
+        <w:t>npm</w:t>
+      </w:r>
+      <w:proofErr w:type="spellEnd"/>
+      <w:r>
+        <w:rPr>
+          <w:rFonts w:ascii="Tahoma" w:hAnsi="Tahoma" w:cs="Tahoma"/>
+          <w:i/>
+          <w:iCs/>
+        </w:rPr>
+        <w:t xml:space="preserve"> run </w:t>
+      </w:r>
+      <w:proofErr w:type="spellStart"/>
+      <w:proofErr w:type="gramStart"/>
+      <w:r>
+        <w:rPr>
+          <w:rFonts w:ascii="Tahoma" w:hAnsi="Tahoma" w:cs="Tahoma"/>
+          <w:i/>
+          <w:iCs/>
+        </w:rPr>
+        <w:t>start:dev</w:t>
+      </w:r>
+      <w:proofErr w:type="spellEnd"/>
+      <w:proofErr w:type="gramEnd"/>
     </w:p>
     <w:p>
       <w:pPr>
@@ -15855,8 +17599,18 @@
           <w:i/>
           <w:iCs/>
         </w:rPr>
-        <w:t>cd bolsaEmpleo_FE</w:t>
-      </w:r>
+        <w:t xml:space="preserve">cd </w:t>
+      </w:r>
+      <w:proofErr w:type="spellStart"/>
+      <w:r>
+        <w:rPr>
+          <w:rFonts w:ascii="Tahoma" w:hAnsi="Tahoma" w:cs="Tahoma"/>
+          <w:i/>
+          <w:iCs/>
+        </w:rPr>
+        <w:t>bolsaEmpleo_FE</w:t>
+      </w:r>
+      <w:proofErr w:type="spellEnd"/>
     </w:p>
     <w:p>
       <w:pPr>
@@ -15868,14 +17622,34 @@
           <w:iCs/>
         </w:rPr>
       </w:pPr>
+      <w:proofErr w:type="spellStart"/>
       <w:r>
         <w:rPr>
           <w:rFonts w:ascii="Tahoma" w:hAnsi="Tahoma" w:cs="Tahoma"/>
           <w:i/>
           <w:iCs/>
         </w:rPr>
-        <w:t>flutter pub get</w:t>
-      </w:r>
+        <w:t>flutter</w:t>
+      </w:r>
+      <w:proofErr w:type="spellEnd"/>
+      <w:r>
+        <w:rPr>
+          <w:rFonts w:ascii="Tahoma" w:hAnsi="Tahoma" w:cs="Tahoma"/>
+          <w:i/>
+          <w:iCs/>
+        </w:rPr>
+        <w:t xml:space="preserve"> pub </w:t>
+      </w:r>
+      <w:proofErr w:type="spellStart"/>
+      <w:r>
+        <w:rPr>
+          <w:rFonts w:ascii="Tahoma" w:hAnsi="Tahoma" w:cs="Tahoma"/>
+          <w:i/>
+          <w:iCs/>
+        </w:rPr>
+        <w:t>get</w:t>
+      </w:r>
+      <w:proofErr w:type="spellEnd"/>
     </w:p>
     <w:p>
       <w:pPr>
@@ -15889,7 +17663,21 @@
         <w:rPr>
           <w:rFonts w:ascii="Tahoma" w:hAnsi="Tahoma" w:cs="Tahoma"/>
         </w:rPr>
-        <w:t>Ejecuta la aplicación: flutter run</w:t>
+        <w:t xml:space="preserve">Ejecuta la aplicación: </w:t>
+      </w:r>
+      <w:proofErr w:type="spellStart"/>
+      <w:r>
+        <w:rPr>
+          <w:rFonts w:ascii="Tahoma" w:hAnsi="Tahoma" w:cs="Tahoma"/>
+        </w:rPr>
+        <w:t>flutter</w:t>
+      </w:r>
+      <w:proofErr w:type="spellEnd"/>
+      <w:r>
+        <w:rPr>
+          <w:rFonts w:ascii="Tahoma" w:hAnsi="Tahoma" w:cs="Tahoma"/>
+        </w:rPr>
+        <w:t xml:space="preserve"> run</w:t>
       </w:r>
     </w:p>
     <w:p>
@@ -15922,7 +17710,21 @@
         <w:rPr>
           <w:rFonts w:ascii="Tahoma" w:hAnsi="Tahoma" w:cs="Tahoma"/>
         </w:rPr>
-        <w:t>Accede a la URL del backend (http://localhost:3000)</w:t>
+        <w:t xml:space="preserve">Accede a la URL del </w:t>
+      </w:r>
+      <w:proofErr w:type="spellStart"/>
+      <w:r>
+        <w:rPr>
+          <w:rFonts w:ascii="Tahoma" w:hAnsi="Tahoma" w:cs="Tahoma"/>
+        </w:rPr>
+        <w:t>backend</w:t>
+      </w:r>
+      <w:proofErr w:type="spellEnd"/>
+      <w:r>
+        <w:rPr>
+          <w:rFonts w:ascii="Tahoma" w:hAnsi="Tahoma" w:cs="Tahoma"/>
+        </w:rPr>
+        <w:t xml:space="preserve"> (http://localhost:3000)</w:t>
       </w:r>
     </w:p>
     <w:p>
@@ -16013,7 +17815,7 @@
           <w:rFonts w:ascii="Tahoma" w:hAnsi="Tahoma" w:cs="Tahoma"/>
         </w:rPr>
       </w:pPr>
-      <w:bookmarkStart w:id="71" w:name="_Toc180586183"/>
+      <w:bookmarkStart w:id="69" w:name="_Toc180586183"/>
       <w:r>
         <w:rPr>
           <w:rFonts w:ascii="Tahoma" w:hAnsi="Tahoma" w:cs="Tahoma"/>
@@ -16033,7 +17835,7 @@
         </w:rPr>
         <w:t>suario</w:t>
       </w:r>
-      <w:bookmarkEnd w:id="71"/>
+      <w:bookmarkEnd w:id="69"/>
     </w:p>
     <w:p>
       <w:pPr>
@@ -16211,7 +18013,21 @@
         <w:rPr>
           <w:rFonts w:ascii="Tahoma" w:hAnsi="Tahoma" w:cs="Tahoma"/>
         </w:rPr>
-        <w:t>El sistema te redirigirá automáticamente al Dashboard de Candidato.</w:t>
+        <w:t xml:space="preserve">El sistema te redirigirá automáticamente al </w:t>
+      </w:r>
+      <w:proofErr w:type="spellStart"/>
+      <w:r>
+        <w:rPr>
+          <w:rFonts w:ascii="Tahoma" w:hAnsi="Tahoma" w:cs="Tahoma"/>
+        </w:rPr>
+        <w:t>Dashboard</w:t>
+      </w:r>
+      <w:proofErr w:type="spellEnd"/>
+      <w:r>
+        <w:rPr>
+          <w:rFonts w:ascii="Tahoma" w:hAnsi="Tahoma" w:cs="Tahoma"/>
+        </w:rPr>
+        <w:t xml:space="preserve"> de Candidato.</w:t>
       </w:r>
     </w:p>
     <w:p>
@@ -16244,7 +18060,21 @@
         <w:rPr>
           <w:rFonts w:ascii="Tahoma" w:hAnsi="Tahoma" w:cs="Tahoma"/>
         </w:rPr>
-        <w:t>Desde el Dashboard o la página principal, navega por la lista de ofertas disponibles.</w:t>
+        <w:t xml:space="preserve">Desde el </w:t>
+      </w:r>
+      <w:proofErr w:type="spellStart"/>
+      <w:r>
+        <w:rPr>
+          <w:rFonts w:ascii="Tahoma" w:hAnsi="Tahoma" w:cs="Tahoma"/>
+        </w:rPr>
+        <w:t>Dashboard</w:t>
+      </w:r>
+      <w:proofErr w:type="spellEnd"/>
+      <w:r>
+        <w:rPr>
+          <w:rFonts w:ascii="Tahoma" w:hAnsi="Tahoma" w:cs="Tahoma"/>
+        </w:rPr>
+        <w:t xml:space="preserve"> o la página principal, navega por la lista de ofertas disponibles.</w:t>
       </w:r>
     </w:p>
     <w:p>
@@ -16379,7 +18209,21 @@
         <w:rPr>
           <w:rFonts w:ascii="Tahoma" w:hAnsi="Tahoma" w:cs="Tahoma"/>
         </w:rPr>
-        <w:t>Desde el Dashboard, accede a la sección "Perfil".</w:t>
+        <w:t xml:space="preserve">Desde el </w:t>
+      </w:r>
+      <w:proofErr w:type="spellStart"/>
+      <w:r>
+        <w:rPr>
+          <w:rFonts w:ascii="Tahoma" w:hAnsi="Tahoma" w:cs="Tahoma"/>
+        </w:rPr>
+        <w:t>Dashboard</w:t>
+      </w:r>
+      <w:proofErr w:type="spellEnd"/>
+      <w:r>
+        <w:rPr>
+          <w:rFonts w:ascii="Tahoma" w:hAnsi="Tahoma" w:cs="Tahoma"/>
+        </w:rPr>
+        <w:t>, accede a la sección "Perfil".</w:t>
       </w:r>
     </w:p>
     <w:p>
@@ -16450,7 +18294,21 @@
         <w:rPr>
           <w:rFonts w:ascii="Tahoma" w:hAnsi="Tahoma" w:cs="Tahoma"/>
         </w:rPr>
-        <w:t>En el Dashboard, accede a la sección "Mis Aplicaciones".</w:t>
+        <w:t xml:space="preserve">En el </w:t>
+      </w:r>
+      <w:proofErr w:type="spellStart"/>
+      <w:r>
+        <w:rPr>
+          <w:rFonts w:ascii="Tahoma" w:hAnsi="Tahoma" w:cs="Tahoma"/>
+        </w:rPr>
+        <w:t>Dashboard</w:t>
+      </w:r>
+      <w:proofErr w:type="spellEnd"/>
+      <w:r>
+        <w:rPr>
+          <w:rFonts w:ascii="Tahoma" w:hAnsi="Tahoma" w:cs="Tahoma"/>
+        </w:rPr>
+        <w:t>, accede a la sección "Mis Aplicaciones".</w:t>
       </w:r>
     </w:p>
     <w:p>
@@ -16488,7 +18346,21 @@
         <w:rPr>
           <w:rFonts w:ascii="Tahoma" w:hAnsi="Tahoma" w:cs="Tahoma"/>
         </w:rPr>
-        <w:t>Esta información se modificara cuando la empresa la actualice.</w:t>
+        <w:t xml:space="preserve">Esta información se </w:t>
+      </w:r>
+      <w:proofErr w:type="gramStart"/>
+      <w:r>
+        <w:rPr>
+          <w:rFonts w:ascii="Tahoma" w:hAnsi="Tahoma" w:cs="Tahoma"/>
+        </w:rPr>
+        <w:t>modificara</w:t>
+      </w:r>
+      <w:proofErr w:type="gramEnd"/>
+      <w:r>
+        <w:rPr>
+          <w:rFonts w:ascii="Tahoma" w:hAnsi="Tahoma" w:cs="Tahoma"/>
+        </w:rPr>
+        <w:t xml:space="preserve"> cuando la empresa la actualice.</w:t>
       </w:r>
     </w:p>
     <w:p>
@@ -16700,7 +18572,21 @@
         <w:rPr>
           <w:rFonts w:ascii="Tahoma" w:hAnsi="Tahoma" w:cs="Tahoma"/>
         </w:rPr>
-        <w:t>El sistema te redirigirá automáticamente al Dashboard de Empresa.</w:t>
+        <w:t xml:space="preserve">El sistema te redirigirá automáticamente al </w:t>
+      </w:r>
+      <w:proofErr w:type="spellStart"/>
+      <w:r>
+        <w:rPr>
+          <w:rFonts w:ascii="Tahoma" w:hAnsi="Tahoma" w:cs="Tahoma"/>
+        </w:rPr>
+        <w:t>Dashboard</w:t>
+      </w:r>
+      <w:proofErr w:type="spellEnd"/>
+      <w:r>
+        <w:rPr>
+          <w:rFonts w:ascii="Tahoma" w:hAnsi="Tahoma" w:cs="Tahoma"/>
+        </w:rPr>
+        <w:t xml:space="preserve"> de Empresa.</w:t>
       </w:r>
     </w:p>
     <w:p>
@@ -16733,7 +18619,21 @@
         <w:rPr>
           <w:rFonts w:ascii="Tahoma" w:hAnsi="Tahoma" w:cs="Tahoma"/>
         </w:rPr>
-        <w:t>En el Dashboard, selecciona la opción "Crear Oferta".</w:t>
+        <w:t xml:space="preserve">En el </w:t>
+      </w:r>
+      <w:proofErr w:type="spellStart"/>
+      <w:r>
+        <w:rPr>
+          <w:rFonts w:ascii="Tahoma" w:hAnsi="Tahoma" w:cs="Tahoma"/>
+        </w:rPr>
+        <w:t>Dashboard</w:t>
+      </w:r>
+      <w:proofErr w:type="spellEnd"/>
+      <w:r>
+        <w:rPr>
+          <w:rFonts w:ascii="Tahoma" w:hAnsi="Tahoma" w:cs="Tahoma"/>
+        </w:rPr>
+        <w:t>, selecciona la opción "Crear Oferta".</w:t>
       </w:r>
     </w:p>
     <w:p>
@@ -16790,7 +18690,35 @@
         <w:rPr>
           <w:rFonts w:ascii="Tahoma" w:hAnsi="Tahoma" w:cs="Tahoma"/>
         </w:rPr>
-        <w:t>Una vez creada se actualizará en tu feed del dashboard.</w:t>
+        <w:t xml:space="preserve">Una vez creada se actualizará en tu </w:t>
+      </w:r>
+      <w:proofErr w:type="spellStart"/>
+      <w:r>
+        <w:rPr>
+          <w:rFonts w:ascii="Tahoma" w:hAnsi="Tahoma" w:cs="Tahoma"/>
+        </w:rPr>
+        <w:t>feed</w:t>
+      </w:r>
+      <w:proofErr w:type="spellEnd"/>
+      <w:r>
+        <w:rPr>
+          <w:rFonts w:ascii="Tahoma" w:hAnsi="Tahoma" w:cs="Tahoma"/>
+        </w:rPr>
+        <w:t xml:space="preserve"> del </w:t>
+      </w:r>
+      <w:proofErr w:type="spellStart"/>
+      <w:r>
+        <w:rPr>
+          <w:rFonts w:ascii="Tahoma" w:hAnsi="Tahoma" w:cs="Tahoma"/>
+        </w:rPr>
+        <w:t>dashboard</w:t>
+      </w:r>
+      <w:proofErr w:type="spellEnd"/>
+      <w:r>
+        <w:rPr>
+          <w:rFonts w:ascii="Tahoma" w:hAnsi="Tahoma" w:cs="Tahoma"/>
+        </w:rPr>
+        <w:t>.</w:t>
       </w:r>
     </w:p>
     <w:p>
@@ -16823,7 +18751,21 @@
         <w:rPr>
           <w:rFonts w:ascii="Tahoma" w:hAnsi="Tahoma" w:cs="Tahoma"/>
         </w:rPr>
-        <w:t>Desde el Dashboard, accede a la sección "Mis Ofertas".</w:t>
+        <w:t xml:space="preserve">Desde el </w:t>
+      </w:r>
+      <w:proofErr w:type="spellStart"/>
+      <w:r>
+        <w:rPr>
+          <w:rFonts w:ascii="Tahoma" w:hAnsi="Tahoma" w:cs="Tahoma"/>
+        </w:rPr>
+        <w:t>Dashboard</w:t>
+      </w:r>
+      <w:proofErr w:type="spellEnd"/>
+      <w:r>
+        <w:rPr>
+          <w:rFonts w:ascii="Tahoma" w:hAnsi="Tahoma" w:cs="Tahoma"/>
+        </w:rPr>
+        <w:t>, accede a la sección "Mis Ofertas".</w:t>
       </w:r>
     </w:p>
     <w:p>
@@ -16932,7 +18874,21 @@
         <w:rPr>
           <w:rFonts w:ascii="Tahoma" w:hAnsi="Tahoma" w:cs="Tahoma"/>
         </w:rPr>
-        <w:t>Consulta sus perfiles y CVs.</w:t>
+        <w:t xml:space="preserve">Consulta sus perfiles y </w:t>
+      </w:r>
+      <w:proofErr w:type="spellStart"/>
+      <w:r>
+        <w:rPr>
+          <w:rFonts w:ascii="Tahoma" w:hAnsi="Tahoma" w:cs="Tahoma"/>
+        </w:rPr>
+        <w:t>CVs</w:t>
+      </w:r>
+      <w:proofErr w:type="spellEnd"/>
+      <w:r>
+        <w:rPr>
+          <w:rFonts w:ascii="Tahoma" w:hAnsi="Tahoma" w:cs="Tahoma"/>
+        </w:rPr>
+        <w:t>.</w:t>
       </w:r>
     </w:p>
     <w:p>
@@ -16984,7 +18940,21 @@
         <w:rPr>
           <w:rFonts w:ascii="Tahoma" w:hAnsi="Tahoma" w:cs="Tahoma"/>
         </w:rPr>
-        <w:t>Desde el Dashboard, accede a la sección "Perfil de Empresa".</w:t>
+        <w:t xml:space="preserve">Desde el </w:t>
+      </w:r>
+      <w:proofErr w:type="spellStart"/>
+      <w:r>
+        <w:rPr>
+          <w:rFonts w:ascii="Tahoma" w:hAnsi="Tahoma" w:cs="Tahoma"/>
+        </w:rPr>
+        <w:t>Dashboard</w:t>
+      </w:r>
+      <w:proofErr w:type="spellEnd"/>
+      <w:r>
+        <w:rPr>
+          <w:rFonts w:ascii="Tahoma" w:hAnsi="Tahoma" w:cs="Tahoma"/>
+        </w:rPr>
+        <w:t>, accede a la sección "Perfil de Empresa".</w:t>
       </w:r>
     </w:p>
     <w:p>
@@ -17084,6 +19054,7 @@
           <w:lang w:val="en-GB"/>
         </w:rPr>
       </w:pPr>
+      <w:proofErr w:type="spellStart"/>
       <w:r>
         <w:rPr>
           <w:rFonts w:ascii="Tahoma" w:hAnsi="Tahoma" w:cs="Tahoma"/>
@@ -17096,8 +19067,41 @@
           <w:rFonts w:ascii="Tahoma" w:hAnsi="Tahoma" w:cs="Tahoma"/>
           <w:lang w:val="en-GB"/>
         </w:rPr>
-        <w:t>ton conexion/desconexion</w:t>
-      </w:r>
+        <w:t>ton</w:t>
+      </w:r>
+      <w:proofErr w:type="spellEnd"/>
+      <w:r>
+        <w:rPr>
+          <w:rFonts w:ascii="Tahoma" w:hAnsi="Tahoma" w:cs="Tahoma"/>
+          <w:lang w:val="en-GB"/>
+        </w:rPr>
+        <w:t xml:space="preserve"> </w:t>
+      </w:r>
+      <w:proofErr w:type="spellStart"/>
+      <w:r>
+        <w:rPr>
+          <w:rFonts w:ascii="Tahoma" w:hAnsi="Tahoma" w:cs="Tahoma"/>
+          <w:lang w:val="en-GB"/>
+        </w:rPr>
+        <w:t>conexion</w:t>
+      </w:r>
+      <w:proofErr w:type="spellEnd"/>
+      <w:r>
+        <w:rPr>
+          <w:rFonts w:ascii="Tahoma" w:hAnsi="Tahoma" w:cs="Tahoma"/>
+          <w:lang w:val="en-GB"/>
+        </w:rPr>
+        <w:t>/</w:t>
+      </w:r>
+      <w:proofErr w:type="spellStart"/>
+      <w:r>
+        <w:rPr>
+          <w:rFonts w:ascii="Tahoma" w:hAnsi="Tahoma" w:cs="Tahoma"/>
+          <w:lang w:val="en-GB"/>
+        </w:rPr>
+        <w:t>desconexion</w:t>
+      </w:r>
+      <w:proofErr w:type="spellEnd"/>
     </w:p>
     <w:p>
       <w:pPr>
@@ -17153,7 +19157,35 @@
         <w:rPr>
           <w:rFonts w:ascii="Tahoma" w:hAnsi="Tahoma" w:cs="Tahoma"/>
         </w:rPr>
-        <w:t>Si el usuario no esta autenticado te envía a la pagina de Login.</w:t>
+        <w:t xml:space="preserve">Si el usuario no esta autenticado te envía a la </w:t>
+      </w:r>
+      <w:proofErr w:type="spellStart"/>
+      <w:r>
+        <w:rPr>
+          <w:rFonts w:ascii="Tahoma" w:hAnsi="Tahoma" w:cs="Tahoma"/>
+        </w:rPr>
+        <w:t>pagina</w:t>
+      </w:r>
+      <w:proofErr w:type="spellEnd"/>
+      <w:r>
+        <w:rPr>
+          <w:rFonts w:ascii="Tahoma" w:hAnsi="Tahoma" w:cs="Tahoma"/>
+        </w:rPr>
+        <w:t xml:space="preserve"> de </w:t>
+      </w:r>
+      <w:proofErr w:type="spellStart"/>
+      <w:r>
+        <w:rPr>
+          <w:rFonts w:ascii="Tahoma" w:hAnsi="Tahoma" w:cs="Tahoma"/>
+        </w:rPr>
+        <w:t>Login</w:t>
+      </w:r>
+      <w:proofErr w:type="spellEnd"/>
+      <w:r>
+        <w:rPr>
+          <w:rFonts w:ascii="Tahoma" w:hAnsi="Tahoma" w:cs="Tahoma"/>
+        </w:rPr>
+        <w:t>.</w:t>
       </w:r>
     </w:p>
     <w:p>
@@ -17164,12 +19196,21 @@
           <w:lang w:val="en-GB"/>
         </w:rPr>
       </w:pPr>
+      <w:proofErr w:type="spellStart"/>
       <w:r>
         <w:rPr>
           <w:rFonts w:ascii="Tahoma" w:hAnsi="Tahoma" w:cs="Tahoma"/>
           <w:lang w:val="en-GB"/>
         </w:rPr>
-        <w:t>Botón "Go to Dashboard"</w:t>
+        <w:t>Botón</w:t>
+      </w:r>
+      <w:proofErr w:type="spellEnd"/>
+      <w:r>
+        <w:rPr>
+          <w:rFonts w:ascii="Tahoma" w:hAnsi="Tahoma" w:cs="Tahoma"/>
+          <w:lang w:val="en-GB"/>
+        </w:rPr>
+        <w:t xml:space="preserve"> "Go to Dashboard"</w:t>
       </w:r>
     </w:p>
     <w:p>
@@ -17207,7 +19248,21 @@
         <w:rPr>
           <w:rFonts w:ascii="Tahoma" w:hAnsi="Tahoma" w:cs="Tahoma"/>
         </w:rPr>
-        <w:t>Permite volver al Dashboard correspondiente según el rol (Candidato o Empresa).</w:t>
+        <w:t xml:space="preserve">Permite volver al </w:t>
+      </w:r>
+      <w:proofErr w:type="spellStart"/>
+      <w:r>
+        <w:rPr>
+          <w:rFonts w:ascii="Tahoma" w:hAnsi="Tahoma" w:cs="Tahoma"/>
+        </w:rPr>
+        <w:t>Dashboard</w:t>
+      </w:r>
+      <w:proofErr w:type="spellEnd"/>
+      <w:r>
+        <w:rPr>
+          <w:rFonts w:ascii="Tahoma" w:hAnsi="Tahoma" w:cs="Tahoma"/>
+        </w:rPr>
+        <w:t xml:space="preserve"> correspondiente según el rol (Candidato o Empresa).</w:t>
       </w:r>
     </w:p>
     <w:p>
@@ -17236,11 +19291,19 @@
           <w:rFonts w:ascii="Tahoma" w:hAnsi="Tahoma" w:cs="Tahoma"/>
         </w:rPr>
       </w:pPr>
-      <w:r>
-        <w:rPr>
-          <w:rFonts w:ascii="Tahoma" w:hAnsi="Tahoma" w:cs="Tahoma"/>
-        </w:rPr>
-        <w:t>Toggle disponible en la interfaz para cambiar el tema visual.</w:t>
+      <w:proofErr w:type="spellStart"/>
+      <w:r>
+        <w:rPr>
+          <w:rFonts w:ascii="Tahoma" w:hAnsi="Tahoma" w:cs="Tahoma"/>
+        </w:rPr>
+        <w:t>Toggle</w:t>
+      </w:r>
+      <w:proofErr w:type="spellEnd"/>
+      <w:r>
+        <w:rPr>
+          <w:rFonts w:ascii="Tahoma" w:hAnsi="Tahoma" w:cs="Tahoma"/>
+        </w:rPr>
+        <w:t xml:space="preserve"> disponible en la interfaz para cambiar el tema visual.</w:t>
       </w:r>
     </w:p>
     <w:p>
@@ -17295,7 +19358,7 @@
           <w:szCs w:val="22"/>
         </w:rPr>
       </w:pPr>
-      <w:bookmarkStart w:id="72" w:name="_Toc180586184"/>
+      <w:bookmarkStart w:id="70" w:name="_Toc180586184"/>
       <w:r>
         <w:rPr>
           <w:rFonts w:ascii="Tahoma" w:hAnsi="Tahoma" w:cs="Tahoma"/>
@@ -17321,7 +19384,7 @@
         </w:rPr>
         <w:t>mpliaciones</w:t>
       </w:r>
-      <w:bookmarkEnd w:id="72"/>
+      <w:bookmarkEnd w:id="70"/>
     </w:p>
     <w:p>
       <w:pPr>
@@ -17330,14 +19393,14 @@
           <w:rFonts w:ascii="Tahoma" w:hAnsi="Tahoma" w:cs="Tahoma"/>
         </w:rPr>
       </w:pPr>
-      <w:bookmarkStart w:id="73" w:name="_Toc180586185"/>
+      <w:bookmarkStart w:id="71" w:name="_Toc180586185"/>
       <w:r>
         <w:rPr>
           <w:rFonts w:ascii="Tahoma" w:hAnsi="Tahoma" w:cs="Tahoma"/>
         </w:rPr>
         <w:t>Conclusiones</w:t>
       </w:r>
-      <w:bookmarkEnd w:id="73"/>
+      <w:bookmarkEnd w:id="71"/>
     </w:p>
     <w:p>
       <w:pPr>
@@ -17390,7 +19453,7 @@
           <w:rFonts w:ascii="Tahoma" w:hAnsi="Tahoma" w:cs="Tahoma"/>
         </w:rPr>
       </w:pPr>
-      <w:bookmarkStart w:id="74" w:name="_Toc180586186"/>
+      <w:bookmarkStart w:id="72" w:name="_Toc180586186"/>
       <w:r>
         <w:rPr>
           <w:rFonts w:ascii="Tahoma" w:hAnsi="Tahoma" w:cs="Tahoma"/>
@@ -17398,7 +19461,7 @@
         <w:lastRenderedPageBreak/>
         <w:t>Ampliaciones</w:t>
       </w:r>
-      <w:bookmarkEnd w:id="74"/>
+      <w:bookmarkEnd w:id="72"/>
     </w:p>
     <w:p>
       <w:pPr>
@@ -17532,8 +19595,18 @@
           <w:b/>
           <w:bCs/>
         </w:rPr>
-        <w:t>Notificaciones Push</w:t>
-      </w:r>
+        <w:t xml:space="preserve">Notificaciones </w:t>
+      </w:r>
+      <w:proofErr w:type="spellStart"/>
+      <w:r>
+        <w:rPr>
+          <w:rFonts w:ascii="Tahoma" w:hAnsi="Tahoma" w:cs="Tahoma"/>
+          <w:b/>
+          <w:bCs/>
+        </w:rPr>
+        <w:t>Push</w:t>
+      </w:r>
+      <w:proofErr w:type="spellEnd"/>
     </w:p>
     <w:p>
       <w:pPr>
@@ -17606,7 +19679,21 @@
         <w:rPr>
           <w:rFonts w:ascii="Tahoma" w:hAnsi="Tahoma" w:cs="Tahoma"/>
         </w:rPr>
-        <w:t>Ventajas: Mayor engagement y experiencia más dinámica.</w:t>
+        <w:t xml:space="preserve">Ventajas: Mayor </w:t>
+      </w:r>
+      <w:proofErr w:type="spellStart"/>
+      <w:r>
+        <w:rPr>
+          <w:rFonts w:ascii="Tahoma" w:hAnsi="Tahoma" w:cs="Tahoma"/>
+        </w:rPr>
+        <w:t>engagement</w:t>
+      </w:r>
+      <w:proofErr w:type="spellEnd"/>
+      <w:r>
+        <w:rPr>
+          <w:rFonts w:ascii="Tahoma" w:hAnsi="Tahoma" w:cs="Tahoma"/>
+        </w:rPr>
+        <w:t xml:space="preserve"> y experiencia más dinámica.</w:t>
       </w:r>
     </w:p>
     <w:p>
@@ -17844,7 +19931,6 @@
           <w:b/>
           <w:bCs/>
         </w:rPr>
-        <w:lastRenderedPageBreak/>
         <w:t>Sistema de pagos para destacar ofertas</w:t>
       </w:r>
     </w:p>
@@ -18084,7 +20170,21 @@
         <w:rPr>
           <w:rFonts w:ascii="Tahoma" w:hAnsi="Tahoma" w:cs="Tahoma"/>
         </w:rPr>
-        <w:t>Requiere desarrollo de modelos de machine learning y procesamiento de datos, lo que excede el alcance inicial.</w:t>
+        <w:t xml:space="preserve">Requiere desarrollo de modelos de machine </w:t>
+      </w:r>
+      <w:proofErr w:type="spellStart"/>
+      <w:r>
+        <w:rPr>
+          <w:rFonts w:ascii="Tahoma" w:hAnsi="Tahoma" w:cs="Tahoma"/>
+        </w:rPr>
+        <w:t>learning</w:t>
+      </w:r>
+      <w:proofErr w:type="spellEnd"/>
+      <w:r>
+        <w:rPr>
+          <w:rFonts w:ascii="Tahoma" w:hAnsi="Tahoma" w:cs="Tahoma"/>
+        </w:rPr>
+        <w:t xml:space="preserve"> y procesamiento de datos, lo que excede el alcance inicial.</w:t>
       </w:r>
       <w:r>
         <w:rPr>
@@ -18107,7 +20207,7 @@
           <w:szCs w:val="22"/>
         </w:rPr>
       </w:pPr>
-      <w:bookmarkStart w:id="75" w:name="_Toc180586187"/>
+      <w:bookmarkStart w:id="73" w:name="_Toc180586187"/>
       <w:r>
         <w:rPr>
           <w:rFonts w:ascii="Tahoma" w:hAnsi="Tahoma" w:cs="Tahoma"/>
@@ -18117,7 +20217,7 @@
         <w:lastRenderedPageBreak/>
         <w:t>Apéndices</w:t>
       </w:r>
-      <w:bookmarkEnd w:id="75"/>
+      <w:bookmarkEnd w:id="73"/>
     </w:p>
     <w:p>
       <w:pPr>
@@ -18132,7 +20232,7 @@
         </w:rPr>
         <w:t xml:space="preserve"> </w:t>
       </w:r>
-      <w:bookmarkStart w:id="76" w:name="_Toc180586188"/>
+      <w:bookmarkStart w:id="74" w:name="_Toc180586188"/>
       <w:r>
         <w:rPr>
           <w:rFonts w:ascii="Tahoma" w:hAnsi="Tahoma" w:cs="Tahoma"/>
@@ -18163,7 +20263,7 @@
         </w:rPr>
         <w:t>atos</w:t>
       </w:r>
-      <w:bookmarkEnd w:id="76"/>
+      <w:bookmarkEnd w:id="74"/>
     </w:p>
     <w:p>
       <w:pPr>

--- a/DOCS/2024 10 23 -- Plantilla Memoria Proyecto (1).docx
+++ b/DOCS/2024 10 23 -- Plantilla Memoria Proyecto (1).docx
@@ -11070,30 +11070,6 @@
     </w:p>
     <w:p>
       <w:pPr>
-        <w:spacing w:after="0"/>
-        <w:jc w:val="left"/>
-        <w:rPr>
-          <w:rFonts w:ascii="Tahoma" w:hAnsi="Tahoma" w:cs="Tahoma"/>
-        </w:rPr>
-      </w:pPr>
-    </w:p>
-    <w:p>
-      <w:pPr>
-        <w:spacing w:after="0"/>
-        <w:jc w:val="left"/>
-        <w:rPr>
-          <w:rFonts w:ascii="Tahoma" w:hAnsi="Tahoma" w:cs="Tahoma"/>
-        </w:rPr>
-      </w:pPr>
-      <w:r>
-        <w:rPr>
-          <w:rFonts w:ascii="Tahoma" w:hAnsi="Tahoma" w:cs="Tahoma"/>
-        </w:rPr>
-        <w:t>A modo de guía se incluyen una serie de tablas para recopilar en ellas la información de su participación en el plan de pruebas.</w:t>
-      </w:r>
-    </w:p>
-    <w:p>
-      <w:pPr>
         <w:pStyle w:val="Ttulo3"/>
         <w:rPr>
           <w:rFonts w:ascii="Tahoma" w:hAnsi="Tahoma" w:cs="Tahoma"/>
@@ -11216,6 +11192,14 @@
                 <w:lang w:eastAsia="es-ES"/>
               </w:rPr>
             </w:pPr>
+            <w:r>
+              <w:rPr>
+                <w:rFonts w:ascii="Tahoma" w:hAnsi="Tahoma" w:cs="Tahoma"/>
+                <w:szCs w:val="24"/>
+                <w:lang w:eastAsia="es-ES"/>
+              </w:rPr>
+              <w:t>Verificar el correcto funcionamiento de unidades individuales de código (funciones, métodos, clases) de forma aislada.</w:t>
+            </w:r>
           </w:p>
         </w:tc>
         <w:tc>
@@ -11239,6 +11223,126 @@
                 <w:lang w:eastAsia="es-ES"/>
               </w:rPr>
             </w:pPr>
+            <w:proofErr w:type="spellStart"/>
+            <w:r>
+              <w:rPr>
+                <w:rFonts w:ascii="Tahoma" w:hAnsi="Tahoma" w:cs="Tahoma"/>
+                <w:szCs w:val="24"/>
+                <w:lang w:eastAsia="es-ES"/>
+              </w:rPr>
+              <w:t>Backend</w:t>
+            </w:r>
+            <w:proofErr w:type="spellEnd"/>
+            <w:r>
+              <w:rPr>
+                <w:rFonts w:ascii="Tahoma" w:hAnsi="Tahoma" w:cs="Tahoma"/>
+                <w:szCs w:val="24"/>
+                <w:lang w:eastAsia="es-ES"/>
+              </w:rPr>
+              <w:t xml:space="preserve">: Uso de </w:t>
+            </w:r>
+            <w:proofErr w:type="spellStart"/>
+            <w:r>
+              <w:rPr>
+                <w:rFonts w:ascii="Tahoma" w:hAnsi="Tahoma" w:cs="Tahoma"/>
+                <w:szCs w:val="24"/>
+                <w:lang w:eastAsia="es-ES"/>
+              </w:rPr>
+              <w:t>Jest</w:t>
+            </w:r>
+            <w:proofErr w:type="spellEnd"/>
+            <w:r>
+              <w:rPr>
+                <w:rFonts w:ascii="Tahoma" w:hAnsi="Tahoma" w:cs="Tahoma"/>
+                <w:szCs w:val="24"/>
+                <w:lang w:eastAsia="es-ES"/>
+              </w:rPr>
+              <w:t xml:space="preserve"> para probar Servicios y Controladores </w:t>
+            </w:r>
+            <w:proofErr w:type="spellStart"/>
+            <w:r>
+              <w:rPr>
+                <w:rFonts w:ascii="Tahoma" w:hAnsi="Tahoma" w:cs="Tahoma"/>
+                <w:szCs w:val="24"/>
+                <w:lang w:eastAsia="es-ES"/>
+              </w:rPr>
+              <w:t>mockeando</w:t>
+            </w:r>
+            <w:proofErr w:type="spellEnd"/>
+            <w:r>
+              <w:rPr>
+                <w:rFonts w:ascii="Tahoma" w:hAnsi="Tahoma" w:cs="Tahoma"/>
+                <w:szCs w:val="24"/>
+                <w:lang w:eastAsia="es-ES"/>
+              </w:rPr>
+              <w:t xml:space="preserve"> dependencias.</w:t>
+            </w:r>
+          </w:p>
+          <w:p>
+            <w:pPr>
+              <w:autoSpaceDE w:val="0"/>
+              <w:autoSpaceDN w:val="0"/>
+              <w:adjustRightInd w:val="0"/>
+              <w:rPr>
+                <w:rFonts w:ascii="Tahoma" w:hAnsi="Tahoma" w:cs="Tahoma"/>
+                <w:szCs w:val="24"/>
+                <w:lang w:eastAsia="es-ES"/>
+              </w:rPr>
+            </w:pPr>
+            <w:proofErr w:type="spellStart"/>
+            <w:r>
+              <w:rPr>
+                <w:rFonts w:ascii="Tahoma" w:hAnsi="Tahoma" w:cs="Tahoma"/>
+                <w:szCs w:val="24"/>
+                <w:lang w:eastAsia="es-ES"/>
+              </w:rPr>
+              <w:t>Frontend</w:t>
+            </w:r>
+            <w:proofErr w:type="spellEnd"/>
+            <w:r>
+              <w:rPr>
+                <w:rFonts w:ascii="Tahoma" w:hAnsi="Tahoma" w:cs="Tahoma"/>
+                <w:szCs w:val="24"/>
+                <w:lang w:eastAsia="es-ES"/>
+              </w:rPr>
+              <w:t xml:space="preserve">: Uso de </w:t>
+            </w:r>
+            <w:proofErr w:type="spellStart"/>
+            <w:r>
+              <w:rPr>
+                <w:rFonts w:ascii="Tahoma" w:hAnsi="Tahoma" w:cs="Tahoma"/>
+                <w:szCs w:val="24"/>
+                <w:lang w:eastAsia="es-ES"/>
+              </w:rPr>
+              <w:t>flutter_test</w:t>
+            </w:r>
+            <w:proofErr w:type="spellEnd"/>
+            <w:r>
+              <w:rPr>
+                <w:rFonts w:ascii="Tahoma" w:hAnsi="Tahoma" w:cs="Tahoma"/>
+                <w:szCs w:val="24"/>
+                <w:lang w:eastAsia="es-ES"/>
+              </w:rPr>
+              <w:t xml:space="preserve"> para probar </w:t>
+            </w:r>
+            <w:proofErr w:type="spellStart"/>
+            <w:r>
+              <w:rPr>
+                <w:rFonts w:ascii="Tahoma" w:hAnsi="Tahoma" w:cs="Tahoma"/>
+                <w:szCs w:val="24"/>
+                <w:lang w:eastAsia="es-ES"/>
+              </w:rPr>
+              <w:t>ViewModels</w:t>
+            </w:r>
+            <w:proofErr w:type="spellEnd"/>
+            <w:r>
+              <w:rPr>
+                <w:rFonts w:ascii="Tahoma" w:hAnsi="Tahoma" w:cs="Tahoma"/>
+                <w:szCs w:val="24"/>
+                <w:lang w:eastAsia="es-ES"/>
+              </w:rPr>
+              <w:t xml:space="preserve"> y lógica de negocio pura.</w:t>
+            </w:r>
           </w:p>
         </w:tc>
       </w:tr>
@@ -11367,6 +11471,23 @@
                 <w:lang w:eastAsia="es-ES"/>
               </w:rPr>
             </w:pPr>
+            <w:r>
+              <w:rPr>
+                <w:rFonts w:ascii="Tahoma" w:hAnsi="Tahoma" w:cs="Tahoma"/>
+                <w:szCs w:val="24"/>
+                <w:lang w:eastAsia="es-ES"/>
+              </w:rPr>
+              <w:t xml:space="preserve">Verificar que los distintos módulos y servicios interactúan correctamente entre sí y con sistemas externos (Base de </w:t>
+            </w:r>
+            <w:r>
+              <w:rPr>
+                <w:rFonts w:ascii="Tahoma" w:hAnsi="Tahoma" w:cs="Tahoma"/>
+                <w:szCs w:val="24"/>
+                <w:lang w:eastAsia="es-ES"/>
+              </w:rPr>
+              <w:lastRenderedPageBreak/>
+              <w:t>Datos).</w:t>
+            </w:r>
           </w:p>
         </w:tc>
         <w:tc>
@@ -11390,6 +11511,92 @@
                 <w:lang w:eastAsia="es-ES"/>
               </w:rPr>
             </w:pPr>
+            <w:proofErr w:type="spellStart"/>
+            <w:r>
+              <w:rPr>
+                <w:rFonts w:ascii="Tahoma" w:hAnsi="Tahoma" w:cs="Tahoma"/>
+                <w:szCs w:val="24"/>
+                <w:lang w:eastAsia="es-ES"/>
+              </w:rPr>
+              <w:lastRenderedPageBreak/>
+              <w:t>Backend</w:t>
+            </w:r>
+            <w:proofErr w:type="spellEnd"/>
+            <w:r>
+              <w:rPr>
+                <w:rFonts w:ascii="Tahoma" w:hAnsi="Tahoma" w:cs="Tahoma"/>
+                <w:szCs w:val="24"/>
+                <w:lang w:eastAsia="es-ES"/>
+              </w:rPr>
+              <w:t xml:space="preserve">: Pruebas con </w:t>
+            </w:r>
+            <w:proofErr w:type="spellStart"/>
+            <w:r>
+              <w:rPr>
+                <w:rFonts w:ascii="Tahoma" w:hAnsi="Tahoma" w:cs="Tahoma"/>
+                <w:szCs w:val="24"/>
+                <w:lang w:eastAsia="es-ES"/>
+              </w:rPr>
+              <w:t>Supertest</w:t>
+            </w:r>
+            <w:proofErr w:type="spellEnd"/>
+            <w:r>
+              <w:rPr>
+                <w:rFonts w:ascii="Tahoma" w:hAnsi="Tahoma" w:cs="Tahoma"/>
+                <w:szCs w:val="24"/>
+                <w:lang w:eastAsia="es-ES"/>
+              </w:rPr>
+              <w:t xml:space="preserve"> sobre la API REST levantando un entorno de pruebas.</w:t>
+            </w:r>
+          </w:p>
+          <w:p>
+            <w:pPr>
+              <w:autoSpaceDE w:val="0"/>
+              <w:autoSpaceDN w:val="0"/>
+              <w:adjustRightInd w:val="0"/>
+              <w:rPr>
+                <w:rFonts w:ascii="Tahoma" w:hAnsi="Tahoma" w:cs="Tahoma"/>
+                <w:szCs w:val="24"/>
+                <w:lang w:eastAsia="es-ES"/>
+              </w:rPr>
+            </w:pPr>
+            <w:proofErr w:type="spellStart"/>
+            <w:r>
+              <w:rPr>
+                <w:rFonts w:ascii="Tahoma" w:hAnsi="Tahoma" w:cs="Tahoma"/>
+                <w:szCs w:val="24"/>
+                <w:lang w:eastAsia="es-ES"/>
+              </w:rPr>
+              <w:lastRenderedPageBreak/>
+              <w:t>Frontend</w:t>
+            </w:r>
+            <w:proofErr w:type="spellEnd"/>
+            <w:r>
+              <w:rPr>
+                <w:rFonts w:ascii="Tahoma" w:hAnsi="Tahoma" w:cs="Tahoma"/>
+                <w:szCs w:val="24"/>
+                <w:lang w:eastAsia="es-ES"/>
+              </w:rPr>
+              <w:t xml:space="preserve">: Pruebas de integración de widgets que simulan interacción con repositorios reales o </w:t>
+            </w:r>
+            <w:proofErr w:type="spellStart"/>
+            <w:r>
+              <w:rPr>
+                <w:rFonts w:ascii="Tahoma" w:hAnsi="Tahoma" w:cs="Tahoma"/>
+                <w:szCs w:val="24"/>
+                <w:lang w:eastAsia="es-ES"/>
+              </w:rPr>
+              <w:t>mockeados</w:t>
+            </w:r>
+            <w:proofErr w:type="spellEnd"/>
+            <w:r>
+              <w:rPr>
+                <w:rFonts w:ascii="Tahoma" w:hAnsi="Tahoma" w:cs="Tahoma"/>
+                <w:szCs w:val="24"/>
+                <w:lang w:eastAsia="es-ES"/>
+              </w:rPr>
+              <w:t>.</w:t>
+            </w:r>
           </w:p>
         </w:tc>
       </w:tr>
@@ -11519,6 +11726,14 @@
                 <w:lang w:eastAsia="es-ES"/>
               </w:rPr>
             </w:pPr>
+            <w:r>
+              <w:rPr>
+                <w:rFonts w:ascii="Tahoma" w:hAnsi="Tahoma" w:cs="Tahoma"/>
+                <w:szCs w:val="24"/>
+                <w:lang w:eastAsia="es-ES"/>
+              </w:rPr>
+              <w:t>Asegurar que los datos almacenados son consistentes, válidos y respetan las restricciones del modelo relacional.</w:t>
+            </w:r>
           </w:p>
         </w:tc>
         <w:tc>
@@ -11542,6 +11757,178 @@
                 <w:lang w:eastAsia="es-ES"/>
               </w:rPr>
             </w:pPr>
+            <w:r>
+              <w:rPr>
+                <w:rFonts w:ascii="Tahoma" w:hAnsi="Tahoma" w:cs="Tahoma"/>
+                <w:szCs w:val="24"/>
+                <w:lang w:eastAsia="es-ES"/>
+              </w:rPr>
+              <w:t xml:space="preserve">Validación DTO: Uso de </w:t>
+            </w:r>
+            <w:proofErr w:type="spellStart"/>
+            <w:r>
+              <w:rPr>
+                <w:rFonts w:ascii="Tahoma" w:hAnsi="Tahoma" w:cs="Tahoma"/>
+                <w:szCs w:val="24"/>
+                <w:lang w:eastAsia="es-ES"/>
+              </w:rPr>
+              <w:t>class-validator</w:t>
+            </w:r>
+            <w:proofErr w:type="spellEnd"/>
+            <w:r>
+              <w:rPr>
+                <w:rFonts w:ascii="Tahoma" w:hAnsi="Tahoma" w:cs="Tahoma"/>
+                <w:szCs w:val="24"/>
+                <w:lang w:eastAsia="es-ES"/>
+              </w:rPr>
+              <w:t xml:space="preserve"> en NestJS para asegurar tipos y formatos antes de llegar a la BD.</w:t>
+            </w:r>
+          </w:p>
+          <w:p>
+            <w:pPr>
+              <w:autoSpaceDE w:val="0"/>
+              <w:autoSpaceDN w:val="0"/>
+              <w:adjustRightInd w:val="0"/>
+              <w:rPr>
+                <w:rFonts w:ascii="Tahoma" w:hAnsi="Tahoma" w:cs="Tahoma"/>
+                <w:szCs w:val="24"/>
+                <w:lang w:eastAsia="es-ES"/>
+              </w:rPr>
+            </w:pPr>
+            <w:r>
+              <w:rPr>
+                <w:rFonts w:ascii="Tahoma" w:hAnsi="Tahoma" w:cs="Tahoma"/>
+                <w:szCs w:val="24"/>
+                <w:lang w:eastAsia="es-ES"/>
+              </w:rPr>
+              <w:t xml:space="preserve">Restricciones SQL: Definición de </w:t>
+            </w:r>
+            <w:proofErr w:type="spellStart"/>
+            <w:r>
+              <w:rPr>
+                <w:rFonts w:ascii="Tahoma" w:hAnsi="Tahoma" w:cs="Tahoma"/>
+                <w:szCs w:val="24"/>
+                <w:lang w:eastAsia="es-ES"/>
+              </w:rPr>
+              <w:t>Foreign</w:t>
+            </w:r>
+            <w:proofErr w:type="spellEnd"/>
+            <w:r>
+              <w:rPr>
+                <w:rFonts w:ascii="Tahoma" w:hAnsi="Tahoma" w:cs="Tahoma"/>
+                <w:szCs w:val="24"/>
+                <w:lang w:eastAsia="es-ES"/>
+              </w:rPr>
+              <w:t xml:space="preserve"> </w:t>
+            </w:r>
+            <w:proofErr w:type="spellStart"/>
+            <w:r>
+              <w:rPr>
+                <w:rFonts w:ascii="Tahoma" w:hAnsi="Tahoma" w:cs="Tahoma"/>
+                <w:szCs w:val="24"/>
+                <w:lang w:eastAsia="es-ES"/>
+              </w:rPr>
+              <w:t>Keys</w:t>
+            </w:r>
+            <w:proofErr w:type="spellEnd"/>
+            <w:r>
+              <w:rPr>
+                <w:rFonts w:ascii="Tahoma" w:hAnsi="Tahoma" w:cs="Tahoma"/>
+                <w:szCs w:val="24"/>
+                <w:lang w:eastAsia="es-ES"/>
+              </w:rPr>
+              <w:t xml:space="preserve">, </w:t>
+            </w:r>
+            <w:proofErr w:type="spellStart"/>
+            <w:r>
+              <w:rPr>
+                <w:rFonts w:ascii="Tahoma" w:hAnsi="Tahoma" w:cs="Tahoma"/>
+                <w:szCs w:val="24"/>
+                <w:lang w:eastAsia="es-ES"/>
+              </w:rPr>
+              <w:t>Unique</w:t>
+            </w:r>
+            <w:proofErr w:type="spellEnd"/>
+            <w:r>
+              <w:rPr>
+                <w:rFonts w:ascii="Tahoma" w:hAnsi="Tahoma" w:cs="Tahoma"/>
+                <w:szCs w:val="24"/>
+                <w:lang w:eastAsia="es-ES"/>
+              </w:rPr>
+              <w:t xml:space="preserve"> </w:t>
+            </w:r>
+            <w:proofErr w:type="spellStart"/>
+            <w:r>
+              <w:rPr>
+                <w:rFonts w:ascii="Tahoma" w:hAnsi="Tahoma" w:cs="Tahoma"/>
+                <w:szCs w:val="24"/>
+                <w:lang w:eastAsia="es-ES"/>
+              </w:rPr>
+              <w:t>Constraints</w:t>
+            </w:r>
+            <w:proofErr w:type="spellEnd"/>
+            <w:r>
+              <w:rPr>
+                <w:rFonts w:ascii="Tahoma" w:hAnsi="Tahoma" w:cs="Tahoma"/>
+                <w:szCs w:val="24"/>
+                <w:lang w:eastAsia="es-ES"/>
+              </w:rPr>
+              <w:t xml:space="preserve"> y </w:t>
+            </w:r>
+            <w:proofErr w:type="spellStart"/>
+            <w:r>
+              <w:rPr>
+                <w:rFonts w:ascii="Tahoma" w:hAnsi="Tahoma" w:cs="Tahoma"/>
+                <w:szCs w:val="24"/>
+                <w:lang w:eastAsia="es-ES"/>
+              </w:rPr>
+              <w:t>Not</w:t>
+            </w:r>
+            <w:proofErr w:type="spellEnd"/>
+            <w:r>
+              <w:rPr>
+                <w:rFonts w:ascii="Tahoma" w:hAnsi="Tahoma" w:cs="Tahoma"/>
+                <w:szCs w:val="24"/>
+                <w:lang w:eastAsia="es-ES"/>
+              </w:rPr>
+              <w:t xml:space="preserve"> </w:t>
+            </w:r>
+            <w:proofErr w:type="spellStart"/>
+            <w:r>
+              <w:rPr>
+                <w:rFonts w:ascii="Tahoma" w:hAnsi="Tahoma" w:cs="Tahoma"/>
+                <w:szCs w:val="24"/>
+                <w:lang w:eastAsia="es-ES"/>
+              </w:rPr>
+              <w:t>Null</w:t>
+            </w:r>
+            <w:proofErr w:type="spellEnd"/>
+            <w:r>
+              <w:rPr>
+                <w:rFonts w:ascii="Tahoma" w:hAnsi="Tahoma" w:cs="Tahoma"/>
+                <w:szCs w:val="24"/>
+                <w:lang w:eastAsia="es-ES"/>
+              </w:rPr>
+              <w:t xml:space="preserve"> en las entidades de </w:t>
+            </w:r>
+            <w:proofErr w:type="spellStart"/>
+            <w:r>
+              <w:rPr>
+                <w:rFonts w:ascii="Tahoma" w:hAnsi="Tahoma" w:cs="Tahoma"/>
+                <w:szCs w:val="24"/>
+                <w:lang w:eastAsia="es-ES"/>
+              </w:rPr>
+              <w:t>TypeORM</w:t>
+            </w:r>
+            <w:proofErr w:type="spellEnd"/>
+            <w:r>
+              <w:rPr>
+                <w:rFonts w:ascii="Tahoma" w:hAnsi="Tahoma" w:cs="Tahoma"/>
+                <w:szCs w:val="24"/>
+                <w:lang w:eastAsia="es-ES"/>
+              </w:rPr>
+              <w:t>.</w:t>
+            </w:r>
           </w:p>
         </w:tc>
       </w:tr>
@@ -11610,6 +11997,15 @@
                 <w:szCs w:val="24"/>
               </w:rPr>
               <w:t xml:space="preserve">Caso de uso: </w:t>
+            </w:r>
+            <w:r>
+              <w:rPr>
+                <w:rFonts w:ascii="Tahoma" w:hAnsi="Tahoma" w:cs="Tahoma"/>
+                <w:b/>
+                <w:color w:val="FFFFFF" w:themeColor="background1"/>
+                <w:szCs w:val="24"/>
+              </w:rPr>
+              <w:t>Publicar Oferta, Registrar Usuario, Aplicar a Oferta.</w:t>
             </w:r>
           </w:p>
         </w:tc>
@@ -11691,6 +12087,9 @@
           </w:tcPr>
           <w:p>
             <w:pPr>
+              <w:tabs>
+                <w:tab w:val="left" w:pos="975"/>
+              </w:tabs>
               <w:autoSpaceDE w:val="0"/>
               <w:autoSpaceDN w:val="0"/>
               <w:adjustRightInd w:val="0"/>
@@ -11699,6 +12098,13 @@
                 <w:szCs w:val="24"/>
               </w:rPr>
             </w:pPr>
+            <w:r>
+              <w:rPr>
+                <w:rFonts w:ascii="Tahoma" w:hAnsi="Tahoma" w:cs="Tahoma"/>
+                <w:szCs w:val="24"/>
+              </w:rPr>
+              <w:t>Validar que el sistema cumple con los requisitos funcionales especificados y realiza las operaciones esperadas por el usuario.</w:t>
+            </w:r>
           </w:p>
         </w:tc>
         <w:tc>
@@ -11721,6 +12127,72 @@
                 <w:szCs w:val="24"/>
               </w:rPr>
             </w:pPr>
+            <w:r>
+              <w:rPr>
+                <w:rFonts w:ascii="Tahoma" w:hAnsi="Tahoma" w:cs="Tahoma"/>
+                <w:szCs w:val="24"/>
+              </w:rPr>
+              <w:t>Pruebas Manuales: Ejecución paso a paso de los flujos principales (</w:t>
+            </w:r>
+            <w:proofErr w:type="spellStart"/>
+            <w:r>
+              <w:rPr>
+                <w:rFonts w:ascii="Tahoma" w:hAnsi="Tahoma" w:cs="Tahoma"/>
+                <w:szCs w:val="24"/>
+              </w:rPr>
+              <w:t>Happy</w:t>
+            </w:r>
+            <w:proofErr w:type="spellEnd"/>
+            <w:r>
+              <w:rPr>
+                <w:rFonts w:ascii="Tahoma" w:hAnsi="Tahoma" w:cs="Tahoma"/>
+                <w:szCs w:val="24"/>
+              </w:rPr>
+              <w:t xml:space="preserve"> </w:t>
+            </w:r>
+            <w:proofErr w:type="spellStart"/>
+            <w:r>
+              <w:rPr>
+                <w:rFonts w:ascii="Tahoma" w:hAnsi="Tahoma" w:cs="Tahoma"/>
+                <w:szCs w:val="24"/>
+              </w:rPr>
+              <w:t>Path</w:t>
+            </w:r>
+            <w:proofErr w:type="spellEnd"/>
+            <w:r>
+              <w:rPr>
+                <w:rFonts w:ascii="Tahoma" w:hAnsi="Tahoma" w:cs="Tahoma"/>
+                <w:szCs w:val="24"/>
+              </w:rPr>
+              <w:t xml:space="preserve"> y casos de error) en el entorno de desarrollo.</w:t>
+            </w:r>
+          </w:p>
+          <w:p>
+            <w:pPr>
+              <w:autoSpaceDE w:val="0"/>
+              <w:autoSpaceDN w:val="0"/>
+              <w:adjustRightInd w:val="0"/>
+              <w:rPr>
+                <w:rFonts w:ascii="Tahoma" w:hAnsi="Tahoma" w:cs="Tahoma"/>
+                <w:szCs w:val="24"/>
+              </w:rPr>
+            </w:pPr>
+            <w:proofErr w:type="spellStart"/>
+            <w:r>
+              <w:rPr>
+                <w:rFonts w:ascii="Tahoma" w:hAnsi="Tahoma" w:cs="Tahoma"/>
+                <w:szCs w:val="24"/>
+              </w:rPr>
+              <w:t>Postman</w:t>
+            </w:r>
+            <w:proofErr w:type="spellEnd"/>
+            <w:r>
+              <w:rPr>
+                <w:rFonts w:ascii="Tahoma" w:hAnsi="Tahoma" w:cs="Tahoma"/>
+                <w:szCs w:val="24"/>
+              </w:rPr>
+              <w:t>: Validación de flujos de API completos.</w:t>
+            </w:r>
           </w:p>
         </w:tc>
       </w:tr>
@@ -11756,8 +12228,8 @@
         <w:tblLook w:val="04A0" w:firstRow="1" w:lastRow="0" w:firstColumn="1" w:lastColumn="0" w:noHBand="0" w:noVBand="1"/>
       </w:tblPr>
       <w:tblGrid>
-        <w:gridCol w:w="4359"/>
-        <w:gridCol w:w="4361"/>
+        <w:gridCol w:w="4362"/>
+        <w:gridCol w:w="4358"/>
       </w:tblGrid>
       <w:tr>
         <w:tc>
@@ -11849,6 +12321,14 @@
                 <w:lang w:eastAsia="es-ES"/>
               </w:rPr>
             </w:pPr>
+            <w:r>
+              <w:rPr>
+                <w:rFonts w:ascii="Tahoma" w:hAnsi="Tahoma" w:cs="Tahoma"/>
+                <w:szCs w:val="24"/>
+                <w:lang w:eastAsia="es-ES"/>
+              </w:rPr>
+              <w:t>Verificar que la interfaz se renderiza correctamente, es responsiva y reacciona adecuadamente a las interacciones del usuario.</w:t>
+            </w:r>
           </w:p>
         </w:tc>
         <w:tc>
@@ -11872,6 +12352,70 @@
                 <w:lang w:eastAsia="es-ES"/>
               </w:rPr>
             </w:pPr>
+            <w:r>
+              <w:rPr>
+                <w:rFonts w:ascii="Tahoma" w:hAnsi="Tahoma" w:cs="Tahoma"/>
+                <w:szCs w:val="24"/>
+                <w:lang w:eastAsia="es-ES"/>
+              </w:rPr>
+              <w:t xml:space="preserve">Widget </w:t>
+            </w:r>
+            <w:proofErr w:type="spellStart"/>
+            <w:r>
+              <w:rPr>
+                <w:rFonts w:ascii="Tahoma" w:hAnsi="Tahoma" w:cs="Tahoma"/>
+                <w:szCs w:val="24"/>
+                <w:lang w:eastAsia="es-ES"/>
+              </w:rPr>
+              <w:t>Testing</w:t>
+            </w:r>
+            <w:proofErr w:type="spellEnd"/>
+            <w:r>
+              <w:rPr>
+                <w:rFonts w:ascii="Tahoma" w:hAnsi="Tahoma" w:cs="Tahoma"/>
+                <w:szCs w:val="24"/>
+                <w:lang w:eastAsia="es-ES"/>
+              </w:rPr>
+              <w:t xml:space="preserve">: Pruebas automatizadas en </w:t>
+            </w:r>
+            <w:proofErr w:type="spellStart"/>
+            <w:r>
+              <w:rPr>
+                <w:rFonts w:ascii="Tahoma" w:hAnsi="Tahoma" w:cs="Tahoma"/>
+                <w:szCs w:val="24"/>
+                <w:lang w:eastAsia="es-ES"/>
+              </w:rPr>
+              <w:t>Flutter</w:t>
+            </w:r>
+            <w:proofErr w:type="spellEnd"/>
+            <w:r>
+              <w:rPr>
+                <w:rFonts w:ascii="Tahoma" w:hAnsi="Tahoma" w:cs="Tahoma"/>
+                <w:szCs w:val="24"/>
+                <w:lang w:eastAsia="es-ES"/>
+              </w:rPr>
+              <w:t xml:space="preserve"> para verificar la presencia y estado de widgets.</w:t>
+            </w:r>
+          </w:p>
+          <w:p>
+            <w:pPr>
+              <w:autoSpaceDE w:val="0"/>
+              <w:autoSpaceDN w:val="0"/>
+              <w:adjustRightInd w:val="0"/>
+              <w:rPr>
+                <w:rFonts w:ascii="Tahoma" w:hAnsi="Tahoma" w:cs="Tahoma"/>
+                <w:szCs w:val="24"/>
+                <w:lang w:eastAsia="es-ES"/>
+              </w:rPr>
+            </w:pPr>
+            <w:r>
+              <w:rPr>
+                <w:rFonts w:ascii="Tahoma" w:hAnsi="Tahoma" w:cs="Tahoma"/>
+                <w:szCs w:val="24"/>
+                <w:lang w:eastAsia="es-ES"/>
+              </w:rPr>
+              <w:t>Revisión Visual: Comprobación manual de alineación, colores y tipografía en distintos tamaños de pantalla.</w:t>
+            </w:r>
           </w:p>
         </w:tc>
       </w:tr>
@@ -11913,8 +12457,8 @@
         <w:tblLook w:val="04A0" w:firstRow="1" w:lastRow="0" w:firstColumn="1" w:lastColumn="0" w:noHBand="0" w:noVBand="1"/>
       </w:tblPr>
       <w:tblGrid>
-        <w:gridCol w:w="4359"/>
-        <w:gridCol w:w="4361"/>
+        <w:gridCol w:w="4352"/>
+        <w:gridCol w:w="4368"/>
       </w:tblGrid>
       <w:tr>
         <w:tc>
@@ -12006,6 +12550,14 @@
                 <w:lang w:eastAsia="es-ES"/>
               </w:rPr>
             </w:pPr>
+            <w:r>
+              <w:rPr>
+                <w:rFonts w:ascii="Tahoma" w:hAnsi="Tahoma" w:cs="Tahoma"/>
+                <w:szCs w:val="24"/>
+                <w:lang w:eastAsia="es-ES"/>
+              </w:rPr>
+              <w:t>Garantizar que el sistema protege la información sensible y solo permite el acceso a usuarios autorizados.</w:t>
+            </w:r>
           </w:p>
         </w:tc>
         <w:tc>
@@ -12029,6 +12581,118 @@
                 <w:lang w:eastAsia="es-ES"/>
               </w:rPr>
             </w:pPr>
+            <w:r>
+              <w:rPr>
+                <w:rFonts w:ascii="Tahoma" w:hAnsi="Tahoma" w:cs="Tahoma"/>
+                <w:szCs w:val="24"/>
+                <w:lang w:eastAsia="es-ES"/>
+              </w:rPr>
+              <w:t xml:space="preserve">JWT </w:t>
+            </w:r>
+            <w:proofErr w:type="spellStart"/>
+            <w:r>
+              <w:rPr>
+                <w:rFonts w:ascii="Tahoma" w:hAnsi="Tahoma" w:cs="Tahoma"/>
+                <w:szCs w:val="24"/>
+                <w:lang w:eastAsia="es-ES"/>
+              </w:rPr>
+              <w:t>Auth</w:t>
+            </w:r>
+            <w:proofErr w:type="spellEnd"/>
+            <w:r>
+              <w:rPr>
+                <w:rFonts w:ascii="Tahoma" w:hAnsi="Tahoma" w:cs="Tahoma"/>
+                <w:szCs w:val="24"/>
+                <w:lang w:eastAsia="es-ES"/>
+              </w:rPr>
+              <w:t xml:space="preserve">: Verificación de tokens en </w:t>
+            </w:r>
+            <w:proofErr w:type="spellStart"/>
+            <w:r>
+              <w:rPr>
+                <w:rFonts w:ascii="Tahoma" w:hAnsi="Tahoma" w:cs="Tahoma"/>
+                <w:szCs w:val="24"/>
+                <w:lang w:eastAsia="es-ES"/>
+              </w:rPr>
+              <w:t>endpoints</w:t>
+            </w:r>
+            <w:proofErr w:type="spellEnd"/>
+            <w:r>
+              <w:rPr>
+                <w:rFonts w:ascii="Tahoma" w:hAnsi="Tahoma" w:cs="Tahoma"/>
+                <w:szCs w:val="24"/>
+                <w:lang w:eastAsia="es-ES"/>
+              </w:rPr>
+              <w:t xml:space="preserve"> protegidos.</w:t>
+            </w:r>
+          </w:p>
+          <w:p>
+            <w:pPr>
+              <w:autoSpaceDE w:val="0"/>
+              <w:autoSpaceDN w:val="0"/>
+              <w:adjustRightInd w:val="0"/>
+              <w:rPr>
+                <w:rFonts w:ascii="Tahoma" w:hAnsi="Tahoma" w:cs="Tahoma"/>
+                <w:szCs w:val="24"/>
+                <w:lang w:eastAsia="es-ES"/>
+              </w:rPr>
+            </w:pPr>
+            <w:r>
+              <w:rPr>
+                <w:rFonts w:ascii="Tahoma" w:hAnsi="Tahoma" w:cs="Tahoma"/>
+                <w:szCs w:val="24"/>
+                <w:lang w:eastAsia="es-ES"/>
+              </w:rPr>
+              <w:t xml:space="preserve">Role </w:t>
+            </w:r>
+            <w:proofErr w:type="spellStart"/>
+            <w:r>
+              <w:rPr>
+                <w:rFonts w:ascii="Tahoma" w:hAnsi="Tahoma" w:cs="Tahoma"/>
+                <w:szCs w:val="24"/>
+                <w:lang w:eastAsia="es-ES"/>
+              </w:rPr>
+              <w:t>Guards</w:t>
+            </w:r>
+            <w:proofErr w:type="spellEnd"/>
+            <w:r>
+              <w:rPr>
+                <w:rFonts w:ascii="Tahoma" w:hAnsi="Tahoma" w:cs="Tahoma"/>
+                <w:szCs w:val="24"/>
+                <w:lang w:eastAsia="es-ES"/>
+              </w:rPr>
+              <w:t>: Pruebas de acceso a rutas de Empresa con rol de Candidato (y viceversa) para confirmar bloqueo.</w:t>
+            </w:r>
+          </w:p>
+          <w:p>
+            <w:pPr>
+              <w:autoSpaceDE w:val="0"/>
+              <w:autoSpaceDN w:val="0"/>
+              <w:adjustRightInd w:val="0"/>
+              <w:rPr>
+                <w:rFonts w:ascii="Tahoma" w:hAnsi="Tahoma" w:cs="Tahoma"/>
+                <w:szCs w:val="24"/>
+                <w:lang w:eastAsia="es-ES"/>
+              </w:rPr>
+            </w:pPr>
+            <w:proofErr w:type="spellStart"/>
+            <w:r>
+              <w:rPr>
+                <w:rFonts w:ascii="Tahoma" w:hAnsi="Tahoma" w:cs="Tahoma"/>
+                <w:szCs w:val="24"/>
+                <w:lang w:eastAsia="es-ES"/>
+              </w:rPr>
+              <w:t>Secure</w:t>
+            </w:r>
+            <w:proofErr w:type="spellEnd"/>
+            <w:r>
+              <w:rPr>
+                <w:rFonts w:ascii="Tahoma" w:hAnsi="Tahoma" w:cs="Tahoma"/>
+                <w:szCs w:val="24"/>
+                <w:lang w:eastAsia="es-ES"/>
+              </w:rPr>
+              <w:t xml:space="preserve"> Storage: Verificación de almacenamiento encriptado de tokens en el dispositivo.</w:t>
+            </w:r>
           </w:p>
         </w:tc>
       </w:tr>
@@ -12045,6 +12709,7 @@
         <w:rPr>
           <w:rFonts w:ascii="Tahoma" w:hAnsi="Tahoma" w:cs="Tahoma"/>
         </w:rPr>
+        <w:lastRenderedPageBreak/>
         <w:t>Pruebas de usabilidad y accesibilidad</w:t>
       </w:r>
       <w:bookmarkEnd w:id="44"/>
@@ -12070,7 +12735,7 @@
       <w:tr>
         <w:tc>
           <w:tcPr>
-            <w:tcW w:w="4463" w:type="dxa"/>
+            <w:tcW w:w="4359" w:type="dxa"/>
             <w:tcBorders>
               <w:bottom w:val="single" w:sz="4" w:space="0" w:color="auto"/>
             </w:tcBorders>
@@ -12103,7 +12768,7 @@
         </w:tc>
         <w:tc>
           <w:tcPr>
-            <w:tcW w:w="4464" w:type="dxa"/>
+            <w:tcW w:w="4361" w:type="dxa"/>
             <w:tcBorders>
               <w:bottom w:val="single" w:sz="4" w:space="0" w:color="auto"/>
             </w:tcBorders>
@@ -12138,7 +12803,7 @@
       <w:tr>
         <w:tc>
           <w:tcPr>
-            <w:tcW w:w="4463" w:type="dxa"/>
+            <w:tcW w:w="4359" w:type="dxa"/>
             <w:tcBorders>
               <w:top w:val="single" w:sz="4" w:space="0" w:color="auto"/>
               <w:left w:val="single" w:sz="4" w:space="0" w:color="auto"/>
@@ -12157,11 +12822,14 @@
                 <w:lang w:eastAsia="es-ES"/>
               </w:rPr>
             </w:pPr>
+            <w:r>
+              <w:t>Asegurar que la aplicación es intuitiva, fácil de usar y accesible para el mayor número de usuarios posible.</w:t>
+            </w:r>
           </w:p>
         </w:tc>
         <w:tc>
           <w:tcPr>
-            <w:tcW w:w="4464" w:type="dxa"/>
+            <w:tcW w:w="4361" w:type="dxa"/>
             <w:tcBorders>
               <w:top w:val="single" w:sz="4" w:space="0" w:color="auto"/>
               <w:left w:val="single" w:sz="4" w:space="0" w:color="auto"/>
@@ -12174,12 +12842,48 @@
               <w:autoSpaceDE w:val="0"/>
               <w:autoSpaceDN w:val="0"/>
               <w:adjustRightInd w:val="0"/>
+            </w:pPr>
+            <w:r>
+              <w:t>Navegación: Verificación de flujos lógicos y botones de retorno.</w:t>
+            </w:r>
+          </w:p>
+          <w:p>
+            <w:pPr>
+              <w:autoSpaceDE w:val="0"/>
+              <w:autoSpaceDN w:val="0"/>
+              <w:adjustRightInd w:val="0"/>
+            </w:pPr>
+            <w:proofErr w:type="spellStart"/>
+            <w:r>
+              <w:t>Feedback</w:t>
+            </w:r>
+            <w:proofErr w:type="spellEnd"/>
+            <w:r>
+              <w:t>: Comprobación de mensajes de error claros y notificaciones de éxito (</w:t>
+            </w:r>
+            <w:proofErr w:type="spellStart"/>
+            <w:r>
+              <w:t>Snackbars</w:t>
+            </w:r>
+            <w:proofErr w:type="spellEnd"/>
+            <w:r>
+              <w:t>).</w:t>
+            </w:r>
+          </w:p>
+          <w:p>
+            <w:pPr>
+              <w:autoSpaceDE w:val="0"/>
+              <w:autoSpaceDN w:val="0"/>
+              <w:adjustRightInd w:val="0"/>
               <w:rPr>
                 <w:rFonts w:ascii="Tahoma" w:hAnsi="Tahoma" w:cs="Tahoma"/>
                 <w:szCs w:val="24"/>
                 <w:lang w:eastAsia="es-ES"/>
               </w:rPr>
             </w:pPr>
+            <w:r>
+              <w:t>Contraste: Uso de colores con suficiente contraste para legibilidad.</w:t>
+            </w:r>
           </w:p>
         </w:tc>
       </w:tr>
@@ -12199,6 +12903,35 @@
         <w:t>Análisis e interpretación de resultados obtenidos tras la ejecución del plan de pruebas</w:t>
       </w:r>
       <w:bookmarkEnd w:id="45"/>
+    </w:p>
+    <w:p>
+      <w:r>
+        <w:t xml:space="preserve">Tras la ejecución de las pruebas descritas, se ha verificado que los módulos críticos (Autenticación, Gestión de Ofertas) funcionan correctamente bajo condiciones normales. Las pruebas unitarias cubren la lógica de negocio principal, y las pruebas manuales han validado la integración entre el </w:t>
+      </w:r>
+      <w:proofErr w:type="spellStart"/>
+      <w:r>
+        <w:t>Frontend</w:t>
+      </w:r>
+      <w:proofErr w:type="spellEnd"/>
+      <w:r>
+        <w:t xml:space="preserve"> </w:t>
+      </w:r>
+      <w:proofErr w:type="spellStart"/>
+      <w:r>
+        <w:t>Flutter</w:t>
+      </w:r>
+      <w:proofErr w:type="spellEnd"/>
+      <w:r>
+        <w:t xml:space="preserve"> y el </w:t>
+      </w:r>
+      <w:proofErr w:type="spellStart"/>
+      <w:r>
+        <w:t>Backend</w:t>
+      </w:r>
+      <w:proofErr w:type="spellEnd"/>
+      <w:r>
+        <w:t xml:space="preserve"> NestJS. Se han corregido errores de validación detectados en la fase de pruebas funcionales</w:t>
+      </w:r>
     </w:p>
     <w:p>
       <w:pPr>
@@ -12324,15 +13057,7 @@
     </w:p>
     <w:p>
       <w:r>
-        <w:t xml:space="preserve">La organización del código se estructura en paquetes funcionales para asegurar </w:t>
-      </w:r>
-      <w:proofErr w:type="gramStart"/>
-      <w:r>
-        <w:t>la modularidad</w:t>
-      </w:r>
-      <w:proofErr w:type="gramEnd"/>
-      <w:r>
-        <w:t>.</w:t>
+        <w:t>La organización del código se estructura en paquetes funcionales para asegurar la modularidad.</w:t>
       </w:r>
     </w:p>
     <w:p>
@@ -12673,23 +13398,7 @@
           <w:b/>
           <w:bCs/>
         </w:rPr>
-        <w:t>/</w:t>
-      </w:r>
-      <w:proofErr w:type="gramStart"/>
-      <w:r>
-        <w:rPr>
-          <w:b/>
-          <w:bCs/>
-        </w:rPr>
-        <w:t>app</w:t>
-      </w:r>
-      <w:proofErr w:type="gramEnd"/>
-      <w:r>
-        <w:rPr>
-          <w:b/>
-          <w:bCs/>
-        </w:rPr>
-        <w:t>:</w:t>
+        <w:t>/app:</w:t>
       </w:r>
       <w:r>
         <w:t xml:space="preserve"> Módulo raíz.</w:t>
@@ -13191,12 +13900,10 @@
         <w:t xml:space="preserve"> Clase base abstracta (id, email, </w:t>
       </w:r>
       <w:proofErr w:type="spellStart"/>
-      <w:proofErr w:type="gramStart"/>
       <w:r>
         <w:t>password</w:t>
       </w:r>
       <w:proofErr w:type="spellEnd"/>
-      <w:proofErr w:type="gramEnd"/>
       <w:r>
         <w:t>).</w:t>
       </w:r>
@@ -13240,15 +13947,7 @@
       </w:r>
       <w:proofErr w:type="spellEnd"/>
       <w:r>
-        <w:t xml:space="preserve">, sector). Tiene relación </w:t>
-      </w:r>
-      <w:proofErr w:type="gramStart"/>
-      <w:r>
-        <w:t>1:N</w:t>
-      </w:r>
-      <w:proofErr w:type="gramEnd"/>
-      <w:r>
-        <w:t xml:space="preserve"> con </w:t>
+        <w:t xml:space="preserve">, sector). Tiene relación 1:N con </w:t>
       </w:r>
       <w:proofErr w:type="spellStart"/>
       <w:r>
@@ -13309,15 +14008,7 @@
       </w:r>
       <w:proofErr w:type="spellEnd"/>
       <w:r>
-        <w:t xml:space="preserve">). Tiene relación </w:t>
-      </w:r>
-      <w:proofErr w:type="gramStart"/>
-      <w:r>
-        <w:t>1:N</w:t>
-      </w:r>
-      <w:proofErr w:type="gramEnd"/>
-      <w:r>
-        <w:t xml:space="preserve"> con </w:t>
+        <w:t xml:space="preserve">). Tiene relación 1:N con </w:t>
       </w:r>
       <w:proofErr w:type="spellStart"/>
       <w:r>
@@ -13370,15 +14061,7 @@
       </w:r>
       <w:proofErr w:type="spellEnd"/>
       <w:r>
-        <w:t xml:space="preserve">). Tiene relación </w:t>
-      </w:r>
-      <w:proofErr w:type="gramStart"/>
-      <w:r>
-        <w:t>1:N</w:t>
-      </w:r>
-      <w:proofErr w:type="gramEnd"/>
-      <w:r>
-        <w:t xml:space="preserve"> con </w:t>
+        <w:t xml:space="preserve">). Tiene relación 1:N con </w:t>
       </w:r>
       <w:proofErr w:type="spellStart"/>
       <w:r>
@@ -15281,23 +15964,7 @@
           <w:rFonts w:ascii="Tahoma" w:hAnsi="Tahoma" w:cs="Tahoma"/>
           <w:lang w:val="en-GB"/>
         </w:rPr>
-        <w:t xml:space="preserve">Flutter SDK (framework principal </w:t>
-      </w:r>
-      <w:proofErr w:type="gramStart"/>
-      <w:r>
-        <w:rPr>
-          <w:rFonts w:ascii="Tahoma" w:hAnsi="Tahoma" w:cs="Tahoma"/>
-          <w:lang w:val="en-GB"/>
-        </w:rPr>
-        <w:t>para UI</w:t>
-      </w:r>
-      <w:proofErr w:type="gramEnd"/>
-      <w:r>
-        <w:rPr>
-          <w:rFonts w:ascii="Tahoma" w:hAnsi="Tahoma" w:cs="Tahoma"/>
-          <w:lang w:val="en-GB"/>
-        </w:rPr>
-        <w:t>).</w:t>
+        <w:t>Flutter SDK (framework principal para UI).</w:t>
       </w:r>
     </w:p>
     <w:p>
@@ -16778,15 +17445,7 @@
         <w:t>Solución:</w:t>
       </w:r>
       <w:r>
-        <w:t xml:space="preserve"> Se creó una configuración específica para pruebas unitarias en el </w:t>
-      </w:r>
-      <w:proofErr w:type="gramStart"/>
-      <w:r>
-        <w:t>directorio test</w:t>
-      </w:r>
-      <w:proofErr w:type="gramEnd"/>
-      <w:r>
-        <w:t xml:space="preserve">/, </w:t>
+        <w:t xml:space="preserve"> Se creó una configuración específica para pruebas unitarias en el directorio test/, </w:t>
       </w:r>
       <w:proofErr w:type="spellStart"/>
       <w:r>
@@ -17096,21 +17755,7 @@
         <w:rPr>
           <w:rFonts w:ascii="Tahoma" w:hAnsi="Tahoma" w:cs="Tahoma"/>
         </w:rPr>
-        <w:t xml:space="preserve">Cualquier IDE (en mi caso he </w:t>
-      </w:r>
-      <w:proofErr w:type="gramStart"/>
-      <w:r>
-        <w:rPr>
-          <w:rFonts w:ascii="Tahoma" w:hAnsi="Tahoma" w:cs="Tahoma"/>
-        </w:rPr>
-        <w:t>usado :</w:t>
-      </w:r>
-      <w:proofErr w:type="gramEnd"/>
-      <w:r>
-        <w:rPr>
-          <w:rFonts w:ascii="Tahoma" w:hAnsi="Tahoma" w:cs="Tahoma"/>
-        </w:rPr>
-        <w:t xml:space="preserve"> </w:t>
+        <w:t xml:space="preserve">Cualquier IDE (en mi caso he usado : </w:t>
       </w:r>
       <w:r>
         <w:rPr>
@@ -17510,7 +18155,6 @@
         <w:t xml:space="preserve"> run </w:t>
       </w:r>
       <w:proofErr w:type="spellStart"/>
-      <w:proofErr w:type="gramStart"/>
       <w:r>
         <w:rPr>
           <w:rFonts w:ascii="Tahoma" w:hAnsi="Tahoma" w:cs="Tahoma"/>
@@ -17520,7 +18164,6 @@
         <w:t>start:dev</w:t>
       </w:r>
       <w:proofErr w:type="spellEnd"/>
-      <w:proofErr w:type="gramEnd"/>
     </w:p>
     <w:p>
       <w:pPr>
@@ -18346,21 +18989,7 @@
         <w:rPr>
           <w:rFonts w:ascii="Tahoma" w:hAnsi="Tahoma" w:cs="Tahoma"/>
         </w:rPr>
-        <w:t xml:space="preserve">Esta información se </w:t>
-      </w:r>
-      <w:proofErr w:type="gramStart"/>
-      <w:r>
-        <w:rPr>
-          <w:rFonts w:ascii="Tahoma" w:hAnsi="Tahoma" w:cs="Tahoma"/>
-        </w:rPr>
-        <w:t>modificara</w:t>
-      </w:r>
-      <w:proofErr w:type="gramEnd"/>
-      <w:r>
-        <w:rPr>
-          <w:rFonts w:ascii="Tahoma" w:hAnsi="Tahoma" w:cs="Tahoma"/>
-        </w:rPr>
-        <w:t xml:space="preserve"> cuando la empresa la actualice.</w:t>
+        <w:t>Esta información se modificara cuando la empresa la actualice.</w:t>
       </w:r>
     </w:p>
     <w:p>
@@ -19931,6 +20560,7 @@
           <w:b/>
           <w:bCs/>
         </w:rPr>
+        <w:lastRenderedPageBreak/>
         <w:t>Sistema de pagos para destacar ofertas</w:t>
       </w:r>
     </w:p>

--- a/DOCS/2024 10 23 -- Plantilla Memoria Proyecto (1).docx
+++ b/DOCS/2024 10 23 -- Plantilla Memoria Proyecto (1).docx
@@ -13667,6 +13667,45 @@
       <w:bookmarkEnd w:id="49"/>
     </w:p>
     <w:p>
+      <w:r>
+        <w:drawing>
+          <wp:inline distT="0" distB="0" distL="0" distR="0" wp14:anchorId="0E8834CE" wp14:editId="76867AF8">
+            <wp:extent cx="5400040" cy="5854065"/>
+            <wp:effectExtent l="0" t="0" r="0" b="0"/>
+            <wp:docPr id="25216024" name="Imagen 1"/>
+            <wp:cNvGraphicFramePr>
+              <a:graphicFrameLocks xmlns:a="http://schemas.openxmlformats.org/drawingml/2006/main" noChangeAspect="1"/>
+            </wp:cNvGraphicFramePr>
+            <a:graphic xmlns:a="http://schemas.openxmlformats.org/drawingml/2006/main">
+              <a:graphicData uri="http://schemas.openxmlformats.org/drawingml/2006/picture">
+                <pic:pic xmlns:pic="http://schemas.openxmlformats.org/drawingml/2006/picture">
+                  <pic:nvPicPr>
+                    <pic:cNvPr id="25216024" name=""/>
+                    <pic:cNvPicPr/>
+                  </pic:nvPicPr>
+                  <pic:blipFill>
+                    <a:blip r:embed="rId15"/>
+                    <a:stretch>
+                      <a:fillRect/>
+                    </a:stretch>
+                  </pic:blipFill>
+                  <pic:spPr>
+                    <a:xfrm>
+                      <a:off x="0" y="0"/>
+                      <a:ext cx="5400040" cy="5854065"/>
+                    </a:xfrm>
+                    <a:prstGeom prst="rect">
+                      <a:avLst/>
+                    </a:prstGeom>
+                  </pic:spPr>
+                </pic:pic>
+              </a:graphicData>
+            </a:graphic>
+          </wp:inline>
+        </w:drawing>
+      </w:r>
+    </w:p>
+    <w:p>
       <w:pPr>
         <w:pStyle w:val="Ttulo3"/>
         <w:rPr>
@@ -13678,6 +13717,7 @@
         <w:rPr>
           <w:rFonts w:ascii="Tahoma" w:hAnsi="Tahoma" w:cs="Tahoma"/>
         </w:rPr>
+        <w:lastRenderedPageBreak/>
         <w:t xml:space="preserve">Diagramas de </w:t>
       </w:r>
       <w:r>
@@ -13717,7 +13757,7 @@
                     <pic:cNvPicPr/>
                   </pic:nvPicPr>
                   <pic:blipFill>
-                    <a:blip r:embed="rId15"/>
+                    <a:blip r:embed="rId16"/>
                     <a:stretch>
                       <a:fillRect/>
                     </a:stretch>
@@ -13740,21 +13780,6 @@
     </w:p>
     <w:p>
       <w:pPr>
-        <w:pStyle w:val="Ttulo4"/>
-        <w:rPr>
-          <w:rFonts w:ascii="Tahoma" w:hAnsi="Tahoma" w:cs="Tahoma"/>
-        </w:rPr>
-      </w:pPr>
-      <w:r>
-        <w:rPr>
-          <w:rFonts w:ascii="Tahoma" w:hAnsi="Tahoma" w:cs="Tahoma"/>
-        </w:rPr>
-        <w:lastRenderedPageBreak/>
-        <w:t>Elemento 1</w:t>
-      </w:r>
-    </w:p>
-    <w:p>
-      <w:pPr>
         <w:jc w:val="left"/>
         <w:rPr>
           <w:rFonts w:ascii="Tahoma" w:hAnsi="Tahoma" w:cs="Tahoma"/>
@@ -13853,7 +13878,7 @@
                     <pic:cNvPicPr/>
                   </pic:nvPicPr>
                   <pic:blipFill>
-                    <a:blip r:embed="rId16"/>
+                    <a:blip r:embed="rId17"/>
                     <a:stretch>
                       <a:fillRect/>
                     </a:stretch>
@@ -14239,6 +14264,48 @@
     <w:p>
       <w:r>
         <w:t>Este caso de uso describe cómo una empresa registrada crea una nueva vacante en el sistema.</w:t>
+      </w:r>
+    </w:p>
+    <w:p>
+      <w:pPr>
+        <w:jc w:val="center"/>
+      </w:pPr>
+      <w:r>
+        <w:drawing>
+          <wp:inline distT="0" distB="0" distL="0" distR="0" wp14:anchorId="47B75498" wp14:editId="17316739">
+            <wp:extent cx="3839111" cy="1257475"/>
+            <wp:effectExtent l="0" t="0" r="9525" b="0"/>
+            <wp:docPr id="1906645186" name="Imagen 1" descr="Diagrama&#10;&#10;El contenido generado por IA puede ser incorrecto."/>
+            <wp:cNvGraphicFramePr>
+              <a:graphicFrameLocks xmlns:a="http://schemas.openxmlformats.org/drawingml/2006/main" noChangeAspect="1"/>
+            </wp:cNvGraphicFramePr>
+            <a:graphic xmlns:a="http://schemas.openxmlformats.org/drawingml/2006/main">
+              <a:graphicData uri="http://schemas.openxmlformats.org/drawingml/2006/picture">
+                <pic:pic xmlns:pic="http://schemas.openxmlformats.org/drawingml/2006/picture">
+                  <pic:nvPicPr>
+                    <pic:cNvPr id="1906645186" name="Imagen 1" descr="Diagrama&#10;&#10;El contenido generado por IA puede ser incorrecto."/>
+                    <pic:cNvPicPr/>
+                  </pic:nvPicPr>
+                  <pic:blipFill>
+                    <a:blip r:embed="rId18"/>
+                    <a:stretch>
+                      <a:fillRect/>
+                    </a:stretch>
+                  </pic:blipFill>
+                  <pic:spPr>
+                    <a:xfrm>
+                      <a:off x="0" y="0"/>
+                      <a:ext cx="3839111" cy="1257475"/>
+                    </a:xfrm>
+                    <a:prstGeom prst="rect">
+                      <a:avLst/>
+                    </a:prstGeom>
+                  </pic:spPr>
+                </pic:pic>
+              </a:graphicData>
+            </a:graphic>
+          </wp:inline>
+        </w:drawing>
       </w:r>
     </w:p>
     <w:p>
@@ -14298,6 +14365,24 @@
                 <w:lang w:val="pt-PT"/>
               </w:rPr>
               <w:t>1</w:t>
+            </w:r>
+            <w:r>
+              <w:rPr>
+                <w:rFonts w:ascii="Tahoma" w:hAnsi="Tahoma" w:cs="Tahoma"/>
+                <w:b/>
+                <w:color w:val="FFFFFF" w:themeColor="background1"/>
+                <w:lang w:val="pt-PT"/>
+              </w:rPr>
+              <w:t xml:space="preserve"> </w:t>
+            </w:r>
+            <w:r>
+              <w:rPr>
+                <w:rFonts w:ascii="Tahoma" w:hAnsi="Tahoma" w:cs="Tahoma"/>
+                <w:b/>
+                <w:color w:val="FFFFFF" w:themeColor="background1"/>
+                <w:lang w:val="pt-PT"/>
+              </w:rPr>
+              <w:t>Publicar Oferta de Empleo</w:t>
             </w:r>
           </w:p>
         </w:tc>
@@ -14652,6 +14737,7 @@
         <w:rPr>
           <w:rFonts w:ascii="Tahoma" w:hAnsi="Tahoma" w:cs="Tahoma"/>
         </w:rPr>
+        <w:lastRenderedPageBreak/>
         <w:t xml:space="preserve">Diagramas de </w:t>
       </w:r>
       <w:r>
@@ -14709,7 +14795,7 @@
                     <pic:cNvPicPr/>
                   </pic:nvPicPr>
                   <pic:blipFill>
-                    <a:blip r:embed="rId17"/>
+                    <a:blip r:embed="rId19"/>
                     <a:stretch>
                       <a:fillRect/>
                     </a:stretch>
@@ -14741,7 +14827,6 @@
         <w:rPr>
           <w:rFonts w:ascii="Tahoma" w:hAnsi="Tahoma" w:cs="Tahoma"/>
         </w:rPr>
-        <w:lastRenderedPageBreak/>
         <w:t xml:space="preserve">Diagramas de </w:t>
       </w:r>
       <w:r>
@@ -14828,7 +14913,7 @@
                     <pic:cNvPicPr/>
                   </pic:nvPicPr>
                   <pic:blipFill>
-                    <a:blip r:embed="rId18"/>
+                    <a:blip r:embed="rId20"/>
                     <a:stretch>
                       <a:fillRect/>
                     </a:stretch>
@@ -14861,12 +14946,6 @@
           <w:szCs w:val="26"/>
         </w:rPr>
       </w:pPr>
-      <w:r>
-        <w:rPr>
-          <w:rFonts w:ascii="Tahoma" w:hAnsi="Tahoma" w:cs="Tahoma"/>
-        </w:rPr>
-        <w:br w:type="page"/>
-      </w:r>
     </w:p>
     <w:p>
       <w:pPr>
@@ -14880,7 +14959,6 @@
         <w:rPr>
           <w:rFonts w:ascii="Tahoma" w:hAnsi="Tahoma" w:cs="Tahoma"/>
         </w:rPr>
-        <w:lastRenderedPageBreak/>
         <w:t xml:space="preserve">Diagramas de </w:t>
       </w:r>
       <w:r>
@@ -14940,7 +15018,7 @@
                     <pic:cNvPicPr/>
                   </pic:nvPicPr>
                   <pic:blipFill>
-                    <a:blip r:embed="rId19"/>
+                    <a:blip r:embed="rId21"/>
                     <a:stretch>
                       <a:fillRect/>
                     </a:stretch>
@@ -15139,7 +15217,7 @@
                     <pic:cNvPicPr/>
                   </pic:nvPicPr>
                   <pic:blipFill>
-                    <a:blip r:embed="rId20"/>
+                    <a:blip r:embed="rId22"/>
                     <a:stretch>
                       <a:fillRect/>
                     </a:stretch>
@@ -15363,7 +15441,7 @@
                     <pic:cNvPicPr/>
                   </pic:nvPicPr>
                   <pic:blipFill>
-                    <a:blip r:embed="rId21"/>
+                    <a:blip r:embed="rId23"/>
                     <a:stretch>
                       <a:fillRect/>
                     </a:stretch>
@@ -21041,10 +21119,10 @@
       </w:r>
     </w:p>
     <w:sectPr>
-      <w:headerReference w:type="even" r:id="rId22"/>
-      <w:headerReference w:type="default" r:id="rId23"/>
-      <w:footerReference w:type="even" r:id="rId24"/>
-      <w:footerReference w:type="default" r:id="rId25"/>
+      <w:headerReference w:type="even" r:id="rId24"/>
+      <w:headerReference w:type="default" r:id="rId25"/>
+      <w:footerReference w:type="even" r:id="rId26"/>
+      <w:footerReference w:type="default" r:id="rId27"/>
       <w:pgSz w:w="11906" w:h="16838" w:code="9"/>
       <w:pgMar w:top="1418" w:right="1701" w:bottom="1418" w:left="1701" w:header="567" w:footer="567" w:gutter="0"/>
       <w:cols w:space="708"/>

--- a/DOCS/2024 10 23 -- Plantilla Memoria Proyecto (1).docx
+++ b/DOCS/2024 10 23 -- Plantilla Memoria Proyecto (1).docx
@@ -11070,6 +11070,42 @@
     </w:p>
     <w:p>
       <w:pPr>
+        <w:spacing w:after="0"/>
+        <w:jc w:val="left"/>
+        <w:rPr>
+          <w:rFonts w:ascii="Tahoma" w:hAnsi="Tahoma" w:cs="Tahoma"/>
+        </w:rPr>
+      </w:pPr>
+    </w:p>
+    <w:p>
+      <w:pPr>
+        <w:spacing w:after="0"/>
+        <w:jc w:val="left"/>
+        <w:rPr>
+          <w:rFonts w:ascii="Tahoma" w:hAnsi="Tahoma" w:cs="Tahoma"/>
+        </w:rPr>
+      </w:pPr>
+    </w:p>
+    <w:p>
+      <w:pPr>
+        <w:spacing w:after="0"/>
+        <w:jc w:val="left"/>
+        <w:rPr>
+          <w:rFonts w:ascii="Tahoma" w:hAnsi="Tahoma" w:cs="Tahoma"/>
+        </w:rPr>
+      </w:pPr>
+    </w:p>
+    <w:p>
+      <w:pPr>
+        <w:spacing w:after="0"/>
+        <w:jc w:val="left"/>
+        <w:rPr>
+          <w:rFonts w:ascii="Tahoma" w:hAnsi="Tahoma" w:cs="Tahoma"/>
+        </w:rPr>
+      </w:pPr>
+    </w:p>
+    <w:p>
+      <w:pPr>
         <w:pStyle w:val="Ttulo3"/>
         <w:rPr>
           <w:rFonts w:ascii="Tahoma" w:hAnsi="Tahoma" w:cs="Tahoma"/>
@@ -11359,6 +11395,7 @@
         <w:rPr>
           <w:rFonts w:ascii="Tahoma" w:hAnsi="Tahoma" w:cs="Tahoma"/>
         </w:rPr>
+        <w:lastRenderedPageBreak/>
         <w:t>Pruebas de integración</w:t>
       </w:r>
       <w:bookmarkEnd w:id="39"/>
@@ -11477,16 +11514,7 @@
                 <w:szCs w:val="24"/>
                 <w:lang w:eastAsia="es-ES"/>
               </w:rPr>
-              <w:t xml:space="preserve">Verificar que los distintos módulos y servicios interactúan correctamente entre sí y con sistemas externos (Base de </w:t>
-            </w:r>
-            <w:r>
-              <w:rPr>
-                <w:rFonts w:ascii="Tahoma" w:hAnsi="Tahoma" w:cs="Tahoma"/>
-                <w:szCs w:val="24"/>
-                <w:lang w:eastAsia="es-ES"/>
-              </w:rPr>
-              <w:lastRenderedPageBreak/>
-              <w:t>Datos).</w:t>
+              <w:t>Verificar que los distintos módulos y servicios interactúan correctamente entre sí y con sistemas externos (Base de Datos).</w:t>
             </w:r>
           </w:p>
         </w:tc>
@@ -11518,7 +11546,6 @@
                 <w:szCs w:val="24"/>
                 <w:lang w:eastAsia="es-ES"/>
               </w:rPr>
-              <w:lastRenderedPageBreak/>
               <w:t>Backend</w:t>
             </w:r>
             <w:proofErr w:type="spellEnd"/>
@@ -11567,7 +11594,6 @@
                 <w:szCs w:val="24"/>
                 <w:lang w:eastAsia="es-ES"/>
               </w:rPr>
-              <w:lastRenderedPageBreak/>
               <w:t>Frontend</w:t>
             </w:r>
             <w:proofErr w:type="spellEnd"/>
@@ -11613,7 +11639,6 @@
         <w:rPr>
           <w:rFonts w:ascii="Tahoma" w:hAnsi="Tahoma" w:cs="Tahoma"/>
         </w:rPr>
-        <w:lastRenderedPageBreak/>
         <w:t>Pruebas de integridad de los datos y la base de datos</w:t>
       </w:r>
       <w:bookmarkEnd w:id="40"/>
@@ -11726,13 +11751,23 @@
                 <w:lang w:eastAsia="es-ES"/>
               </w:rPr>
             </w:pPr>
+            <w:proofErr w:type="gramStart"/>
             <w:r>
               <w:rPr>
                 <w:rFonts w:ascii="Tahoma" w:hAnsi="Tahoma" w:cs="Tahoma"/>
                 <w:szCs w:val="24"/>
                 <w:lang w:eastAsia="es-ES"/>
               </w:rPr>
-              <w:t>Asegurar que los datos almacenados son consistentes, válidos y respetan las restricciones del modelo relacional.</w:t>
+              <w:t>Asegurar</w:t>
+            </w:r>
+            <w:proofErr w:type="gramEnd"/>
+            <w:r>
+              <w:rPr>
+                <w:rFonts w:ascii="Tahoma" w:hAnsi="Tahoma" w:cs="Tahoma"/>
+                <w:szCs w:val="24"/>
+                <w:lang w:eastAsia="es-ES"/>
+              </w:rPr>
+              <w:t xml:space="preserve"> que los datos almacenados son consistentes, válidos y respetan las restricciones del modelo relacional.</w:t>
             </w:r>
           </w:p>
         </w:tc>
@@ -12234,7 +12269,7 @@
       <w:tr>
         <w:tc>
           <w:tcPr>
-            <w:tcW w:w="4463" w:type="dxa"/>
+            <w:tcW w:w="4362" w:type="dxa"/>
             <w:tcBorders>
               <w:bottom w:val="single" w:sz="4" w:space="0" w:color="auto"/>
             </w:tcBorders>
@@ -12267,7 +12302,7 @@
         </w:tc>
         <w:tc>
           <w:tcPr>
-            <w:tcW w:w="4464" w:type="dxa"/>
+            <w:tcW w:w="4358" w:type="dxa"/>
             <w:tcBorders>
               <w:bottom w:val="single" w:sz="4" w:space="0" w:color="auto"/>
             </w:tcBorders>
@@ -12302,7 +12337,7 @@
       <w:tr>
         <w:tc>
           <w:tcPr>
-            <w:tcW w:w="4463" w:type="dxa"/>
+            <w:tcW w:w="4362" w:type="dxa"/>
             <w:tcBorders>
               <w:top w:val="single" w:sz="4" w:space="0" w:color="auto"/>
               <w:left w:val="single" w:sz="4" w:space="0" w:color="auto"/>
@@ -12333,7 +12368,7 @@
         </w:tc>
         <w:tc>
           <w:tcPr>
-            <w:tcW w:w="4464" w:type="dxa"/>
+            <w:tcW w:w="4358" w:type="dxa"/>
             <w:tcBorders>
               <w:top w:val="single" w:sz="4" w:space="0" w:color="auto"/>
               <w:left w:val="single" w:sz="4" w:space="0" w:color="auto"/>
@@ -12423,15 +12458,30 @@
     <w:p>
       <w:pPr>
         <w:pStyle w:val="Ttulo3"/>
+        <w:numPr>
+          <w:ilvl w:val="0"/>
+          <w:numId w:val="0"/>
+        </w:numPr>
+        <w:ind w:left="720"/>
         <w:rPr>
           <w:rFonts w:ascii="Tahoma" w:hAnsi="Tahoma" w:cs="Tahoma"/>
         </w:rPr>
       </w:pPr>
       <w:bookmarkStart w:id="43" w:name="_Toc180586155"/>
-      <w:r>
-        <w:rPr>
-          <w:rFonts w:ascii="Tahoma" w:hAnsi="Tahoma" w:cs="Tahoma"/>
-        </w:rPr>
+    </w:p>
+    <w:p/>
+    <w:p>
+      <w:pPr>
+        <w:pStyle w:val="Ttulo3"/>
+        <w:rPr>
+          <w:rFonts w:ascii="Tahoma" w:hAnsi="Tahoma" w:cs="Tahoma"/>
+        </w:rPr>
+      </w:pPr>
+      <w:r>
+        <w:rPr>
+          <w:rFonts w:ascii="Tahoma" w:hAnsi="Tahoma" w:cs="Tahoma"/>
+        </w:rPr>
+        <w:lastRenderedPageBreak/>
         <w:t>Pruebas de seguridad</w:t>
       </w:r>
       <w:bookmarkEnd w:id="43"/>
@@ -12709,7 +12759,6 @@
         <w:rPr>
           <w:rFonts w:ascii="Tahoma" w:hAnsi="Tahoma" w:cs="Tahoma"/>
         </w:rPr>
-        <w:lastRenderedPageBreak/>
         <w:t>Pruebas de usabilidad y accesibilidad</w:t>
       </w:r>
       <w:bookmarkEnd w:id="44"/>
@@ -12822,8 +12871,13 @@
                 <w:lang w:eastAsia="es-ES"/>
               </w:rPr>
             </w:pPr>
+            <w:proofErr w:type="gramStart"/>
             <w:r>
-              <w:t>Asegurar que la aplicación es intuitiva, fácil de usar y accesible para el mayor número de usuarios posible.</w:t>
+              <w:t>Asegurar</w:t>
+            </w:r>
+            <w:proofErr w:type="gramEnd"/>
+            <w:r>
+              <w:t xml:space="preserve"> que la aplicación es intuitiva, fácil de usar y accesible para el mayor número de usuarios posible.</w:t>
             </w:r>
           </w:p>
         </w:tc>
@@ -13057,7 +13111,15 @@
     </w:p>
     <w:p>
       <w:r>
-        <w:t>La organización del código se estructura en paquetes funcionales para asegurar la modularidad.</w:t>
+        <w:t xml:space="preserve">La organización del código se estructura en paquetes funcionales para asegurar </w:t>
+      </w:r>
+      <w:proofErr w:type="gramStart"/>
+      <w:r>
+        <w:t>la modularidad</w:t>
+      </w:r>
+      <w:proofErr w:type="gramEnd"/>
+      <w:r>
+        <w:t>.</w:t>
       </w:r>
     </w:p>
     <w:p>
@@ -13398,7 +13460,23 @@
           <w:b/>
           <w:bCs/>
         </w:rPr>
-        <w:t>/app:</w:t>
+        <w:t>/</w:t>
+      </w:r>
+      <w:proofErr w:type="gramStart"/>
+      <w:r>
+        <w:rPr>
+          <w:b/>
+          <w:bCs/>
+        </w:rPr>
+        <w:t>app</w:t>
+      </w:r>
+      <w:proofErr w:type="gramEnd"/>
+      <w:r>
+        <w:rPr>
+          <w:b/>
+          <w:bCs/>
+        </w:rPr>
+        <w:t>:</w:t>
       </w:r>
       <w:r>
         <w:t xml:space="preserve"> Módulo raíz.</w:t>
@@ -13925,10 +14003,12 @@
         <w:t xml:space="preserve"> Clase base abstracta (id, email, </w:t>
       </w:r>
       <w:proofErr w:type="spellStart"/>
+      <w:proofErr w:type="gramStart"/>
       <w:r>
         <w:t>password</w:t>
       </w:r>
       <w:proofErr w:type="spellEnd"/>
+      <w:proofErr w:type="gramEnd"/>
       <w:r>
         <w:t>).</w:t>
       </w:r>
@@ -13972,7 +14052,15 @@
       </w:r>
       <w:proofErr w:type="spellEnd"/>
       <w:r>
-        <w:t xml:space="preserve">, sector). Tiene relación 1:N con </w:t>
+        <w:t xml:space="preserve">, sector). Tiene relación </w:t>
+      </w:r>
+      <w:proofErr w:type="gramStart"/>
+      <w:r>
+        <w:t>1:N</w:t>
+      </w:r>
+      <w:proofErr w:type="gramEnd"/>
+      <w:r>
+        <w:t xml:space="preserve"> con </w:t>
       </w:r>
       <w:proofErr w:type="spellStart"/>
       <w:r>
@@ -14033,7 +14121,15 @@
       </w:r>
       <w:proofErr w:type="spellEnd"/>
       <w:r>
-        <w:t xml:space="preserve">). Tiene relación 1:N con </w:t>
+        <w:t xml:space="preserve">). Tiene relación </w:t>
+      </w:r>
+      <w:proofErr w:type="gramStart"/>
+      <w:r>
+        <w:t>1:N</w:t>
+      </w:r>
+      <w:proofErr w:type="gramEnd"/>
+      <w:r>
+        <w:t xml:space="preserve"> con </w:t>
       </w:r>
       <w:proofErr w:type="spellStart"/>
       <w:r>
@@ -14086,7 +14182,15 @@
       </w:r>
       <w:proofErr w:type="spellEnd"/>
       <w:r>
-        <w:t xml:space="preserve">). Tiene relación 1:N con </w:t>
+        <w:t xml:space="preserve">). Tiene relación </w:t>
+      </w:r>
+      <w:proofErr w:type="gramStart"/>
+      <w:r>
+        <w:t>1:N</w:t>
+      </w:r>
+      <w:proofErr w:type="gramEnd"/>
+      <w:r>
+        <w:t xml:space="preserve"> con </w:t>
       </w:r>
       <w:proofErr w:type="spellStart"/>
       <w:r>
@@ -16042,7 +16146,23 @@
           <w:rFonts w:ascii="Tahoma" w:hAnsi="Tahoma" w:cs="Tahoma"/>
           <w:lang w:val="en-GB"/>
         </w:rPr>
-        <w:t>Flutter SDK (framework principal para UI).</w:t>
+        <w:t xml:space="preserve">Flutter SDK (framework principal </w:t>
+      </w:r>
+      <w:proofErr w:type="gramStart"/>
+      <w:r>
+        <w:rPr>
+          <w:rFonts w:ascii="Tahoma" w:hAnsi="Tahoma" w:cs="Tahoma"/>
+          <w:lang w:val="en-GB"/>
+        </w:rPr>
+        <w:t>para UI</w:t>
+      </w:r>
+      <w:proofErr w:type="gramEnd"/>
+      <w:r>
+        <w:rPr>
+          <w:rFonts w:ascii="Tahoma" w:hAnsi="Tahoma" w:cs="Tahoma"/>
+          <w:lang w:val="en-GB"/>
+        </w:rPr>
+        <w:t>).</w:t>
       </w:r>
     </w:p>
     <w:p>
@@ -17523,7 +17643,15 @@
         <w:t>Solución:</w:t>
       </w:r>
       <w:r>
-        <w:t xml:space="preserve"> Se creó una configuración específica para pruebas unitarias en el directorio test/, </w:t>
+        <w:t xml:space="preserve"> Se creó una configuración específica para pruebas unitarias en el </w:t>
+      </w:r>
+      <w:proofErr w:type="gramStart"/>
+      <w:r>
+        <w:t>directorio test</w:t>
+      </w:r>
+      <w:proofErr w:type="gramEnd"/>
+      <w:r>
+        <w:t xml:space="preserve">/, </w:t>
       </w:r>
       <w:proofErr w:type="spellStart"/>
       <w:r>
@@ -17833,7 +17961,21 @@
         <w:rPr>
           <w:rFonts w:ascii="Tahoma" w:hAnsi="Tahoma" w:cs="Tahoma"/>
         </w:rPr>
-        <w:t xml:space="preserve">Cualquier IDE (en mi caso he usado : </w:t>
+        <w:t xml:space="preserve">Cualquier IDE (en mi caso he </w:t>
+      </w:r>
+      <w:proofErr w:type="gramStart"/>
+      <w:r>
+        <w:rPr>
+          <w:rFonts w:ascii="Tahoma" w:hAnsi="Tahoma" w:cs="Tahoma"/>
+        </w:rPr>
+        <w:t>usado :</w:t>
+      </w:r>
+      <w:proofErr w:type="gramEnd"/>
+      <w:r>
+        <w:rPr>
+          <w:rFonts w:ascii="Tahoma" w:hAnsi="Tahoma" w:cs="Tahoma"/>
+        </w:rPr>
+        <w:t xml:space="preserve"> </w:t>
       </w:r>
       <w:r>
         <w:rPr>
@@ -18233,6 +18375,7 @@
         <w:t xml:space="preserve"> run </w:t>
       </w:r>
       <w:proofErr w:type="spellStart"/>
+      <w:proofErr w:type="gramStart"/>
       <w:r>
         <w:rPr>
           <w:rFonts w:ascii="Tahoma" w:hAnsi="Tahoma" w:cs="Tahoma"/>
@@ -18242,6 +18385,7 @@
         <w:t>start:dev</w:t>
       </w:r>
       <w:proofErr w:type="spellEnd"/>
+      <w:proofErr w:type="gramEnd"/>
     </w:p>
     <w:p>
       <w:pPr>
@@ -19067,7 +19211,21 @@
         <w:rPr>
           <w:rFonts w:ascii="Tahoma" w:hAnsi="Tahoma" w:cs="Tahoma"/>
         </w:rPr>
-        <w:t>Esta información se modificara cuando la empresa la actualice.</w:t>
+        <w:t xml:space="preserve">Esta información se </w:t>
+      </w:r>
+      <w:proofErr w:type="gramStart"/>
+      <w:r>
+        <w:rPr>
+          <w:rFonts w:ascii="Tahoma" w:hAnsi="Tahoma" w:cs="Tahoma"/>
+        </w:rPr>
+        <w:t>modificara</w:t>
+      </w:r>
+      <w:proofErr w:type="gramEnd"/>
+      <w:r>
+        <w:rPr>
+          <w:rFonts w:ascii="Tahoma" w:hAnsi="Tahoma" w:cs="Tahoma"/>
+        </w:rPr>
+        <w:t xml:space="preserve"> cuando la empresa la actualice.</w:t>
       </w:r>
     </w:p>
     <w:p>

--- a/DOCS/2024 10 23 -- Plantilla Memoria Proyecto (1).docx
+++ b/DOCS/2024 10 23 -- Plantilla Memoria Proyecto (1).docx
@@ -307,7 +307,7 @@
               <w:txbxContent>
                 <w:tbl>
                   <w:tblPr>
-                    <w:tblStyle w:val="TableGrid"/>
+                    <w:tblStyle w:val="Tablaconcuadrcula"/>
                     <w:tblW w:w="10343" w:type="dxa"/>
                     <w:tblBorders>
                       <w:top w:val="single" w:sz="8" w:space="0" w:color="F8F8F8" w:themeColor="background2"/>
@@ -814,7 +814,7 @@
     </w:p>
     <w:p>
       <w:pPr>
-        <w:pStyle w:val="Title"/>
+        <w:pStyle w:val="Ttulo"/>
         <w:rPr>
           <w:rFonts w:ascii="Tahoma" w:hAnsi="Tahoma" w:cs="Tahoma"/>
           <w:i/>
@@ -927,7 +927,7 @@
     </w:p>
     <w:p>
       <w:pPr>
-        <w:pStyle w:val="Title"/>
+        <w:pStyle w:val="Ttulo"/>
         <w:rPr>
           <w:rFonts w:ascii="Tahoma" w:hAnsi="Tahoma" w:cs="Tahoma"/>
           <w:sz w:val="40"/>
@@ -1230,7 +1230,7 @@
     </w:p>
     <w:p>
       <w:pPr>
-        <w:pStyle w:val="Title"/>
+        <w:pStyle w:val="Ttulo"/>
         <w:rPr>
           <w:rFonts w:ascii="Tahoma" w:hAnsi="Tahoma" w:cs="Tahoma"/>
           <w:i/>
@@ -1404,7 +1404,7 @@
     </w:p>
     <w:p>
       <w:pPr>
-        <w:pStyle w:val="Title"/>
+        <w:pStyle w:val="Ttulo"/>
         <w:rPr>
           <w:rFonts w:ascii="Tahoma" w:hAnsi="Tahoma" w:cs="Tahoma"/>
           <w:sz w:val="40"/>
@@ -1423,7 +1423,7 @@
     </w:p>
     <w:p>
       <w:pPr>
-        <w:pStyle w:val="TOC1"/>
+        <w:pStyle w:val="TDC1"/>
         <w:tabs>
           <w:tab w:val="left" w:pos="1540"/>
           <w:tab w:val="right" w:leader="dot" w:pos="8494"/>
@@ -1465,7 +1465,7 @@
       <w:hyperlink w:anchor="_Toc180586128" w:history="1">
         <w:r>
           <w:rPr>
-            <w:rStyle w:val="Hyperlink"/>
+            <w:rStyle w:val="Hipervnculo"/>
             <w:rFonts w:ascii="Tahoma" w:hAnsi="Tahoma" w:cs="Tahoma"/>
             <w:noProof/>
           </w:rPr>
@@ -1488,7 +1488,7 @@
         </w:r>
         <w:r>
           <w:rPr>
-            <w:rStyle w:val="Hyperlink"/>
+            <w:rStyle w:val="Hipervnculo"/>
             <w:rFonts w:ascii="Tahoma" w:hAnsi="Tahoma" w:cs="Tahoma"/>
             <w:noProof/>
           </w:rPr>
@@ -1546,7 +1546,7 @@
     </w:p>
     <w:p>
       <w:pPr>
-        <w:pStyle w:val="TOC2"/>
+        <w:pStyle w:val="TDC2"/>
         <w:rPr>
           <w:rFonts w:eastAsiaTheme="minorEastAsia"/>
           <w:smallCaps w:val="0"/>
@@ -1561,7 +1561,7 @@
       <w:hyperlink w:anchor="_Toc180586129" w:history="1">
         <w:r>
           <w:rPr>
-            <w:rStyle w:val="Hyperlink"/>
+            <w:rStyle w:val="Hipervnculo"/>
             <w:rFonts w:ascii="Tahoma" w:hAnsi="Tahoma" w:cs="Tahoma"/>
             <w:noProof/>
           </w:rPr>
@@ -1582,7 +1582,7 @@
         </w:r>
         <w:r>
           <w:rPr>
-            <w:rStyle w:val="Hyperlink"/>
+            <w:rStyle w:val="Hipervnculo"/>
             <w:rFonts w:ascii="Tahoma" w:hAnsi="Tahoma" w:cs="Tahoma"/>
             <w:noProof/>
           </w:rPr>
@@ -1640,7 +1640,7 @@
     </w:p>
     <w:p>
       <w:pPr>
-        <w:pStyle w:val="TOC2"/>
+        <w:pStyle w:val="TDC2"/>
         <w:rPr>
           <w:rFonts w:eastAsiaTheme="minorEastAsia"/>
           <w:smallCaps w:val="0"/>
@@ -1655,7 +1655,7 @@
       <w:hyperlink w:anchor="_Toc180586130" w:history="1">
         <w:r>
           <w:rPr>
-            <w:rStyle w:val="Hyperlink"/>
+            <w:rStyle w:val="Hipervnculo"/>
             <w:rFonts w:ascii="Tahoma" w:hAnsi="Tahoma" w:cs="Tahoma"/>
             <w:noProof/>
           </w:rPr>
@@ -1676,7 +1676,7 @@
         </w:r>
         <w:r>
           <w:rPr>
-            <w:rStyle w:val="Hyperlink"/>
+            <w:rStyle w:val="Hipervnculo"/>
             <w:rFonts w:ascii="Tahoma" w:hAnsi="Tahoma" w:cs="Tahoma"/>
             <w:noProof/>
           </w:rPr>
@@ -1734,7 +1734,7 @@
     </w:p>
     <w:p>
       <w:pPr>
-        <w:pStyle w:val="TOC1"/>
+        <w:pStyle w:val="TDC1"/>
         <w:tabs>
           <w:tab w:val="left" w:pos="1540"/>
           <w:tab w:val="right" w:leader="dot" w:pos="8494"/>
@@ -1755,7 +1755,7 @@
       <w:hyperlink w:anchor="_Toc180586131" w:history="1">
         <w:r>
           <w:rPr>
-            <w:rStyle w:val="Hyperlink"/>
+            <w:rStyle w:val="Hipervnculo"/>
             <w:rFonts w:ascii="Tahoma" w:hAnsi="Tahoma" w:cs="Tahoma"/>
             <w:noProof/>
           </w:rPr>
@@ -1778,7 +1778,7 @@
         </w:r>
         <w:r>
           <w:rPr>
-            <w:rStyle w:val="Hyperlink"/>
+            <w:rStyle w:val="Hipervnculo"/>
             <w:rFonts w:ascii="Tahoma" w:hAnsi="Tahoma" w:cs="Tahoma"/>
             <w:noProof/>
           </w:rPr>
@@ -1836,7 +1836,7 @@
     </w:p>
     <w:p>
       <w:pPr>
-        <w:pStyle w:val="TOC2"/>
+        <w:pStyle w:val="TDC2"/>
         <w:rPr>
           <w:rFonts w:eastAsiaTheme="minorEastAsia"/>
           <w:smallCaps w:val="0"/>
@@ -1851,7 +1851,7 @@
       <w:hyperlink w:anchor="_Toc180586132" w:history="1">
         <w:r>
           <w:rPr>
-            <w:rStyle w:val="Hyperlink"/>
+            <w:rStyle w:val="Hipervnculo"/>
             <w:rFonts w:ascii="Tahoma" w:hAnsi="Tahoma" w:cs="Tahoma"/>
             <w:noProof/>
           </w:rPr>
@@ -1872,7 +1872,7 @@
         </w:r>
         <w:r>
           <w:rPr>
-            <w:rStyle w:val="Hyperlink"/>
+            <w:rStyle w:val="Hipervnculo"/>
             <w:rFonts w:ascii="Tahoma" w:hAnsi="Tahoma" w:cs="Tahoma"/>
             <w:noProof/>
           </w:rPr>
@@ -1930,7 +1930,7 @@
     </w:p>
     <w:p>
       <w:pPr>
-        <w:pStyle w:val="TOC2"/>
+        <w:pStyle w:val="TDC2"/>
         <w:rPr>
           <w:rFonts w:eastAsiaTheme="minorEastAsia"/>
           <w:smallCaps w:val="0"/>
@@ -1945,7 +1945,7 @@
       <w:hyperlink w:anchor="_Toc180586133" w:history="1">
         <w:r>
           <w:rPr>
-            <w:rStyle w:val="Hyperlink"/>
+            <w:rStyle w:val="Hipervnculo"/>
             <w:rFonts w:ascii="Tahoma" w:hAnsi="Tahoma" w:cs="Tahoma"/>
             <w:noProof/>
           </w:rPr>
@@ -1966,7 +1966,7 @@
         </w:r>
         <w:r>
           <w:rPr>
-            <w:rStyle w:val="Hyperlink"/>
+            <w:rStyle w:val="Hipervnculo"/>
             <w:rFonts w:ascii="Tahoma" w:hAnsi="Tahoma" w:cs="Tahoma"/>
             <w:noProof/>
           </w:rPr>
@@ -2024,7 +2024,7 @@
     </w:p>
     <w:p>
       <w:pPr>
-        <w:pStyle w:val="TOC1"/>
+        <w:pStyle w:val="TDC1"/>
         <w:tabs>
           <w:tab w:val="left" w:pos="1540"/>
           <w:tab w:val="right" w:leader="dot" w:pos="8494"/>
@@ -2045,7 +2045,7 @@
       <w:hyperlink w:anchor="_Toc180586134" w:history="1">
         <w:r>
           <w:rPr>
-            <w:rStyle w:val="Hyperlink"/>
+            <w:rStyle w:val="Hipervnculo"/>
             <w:rFonts w:ascii="Tahoma" w:hAnsi="Tahoma" w:cs="Tahoma"/>
             <w:noProof/>
           </w:rPr>
@@ -2068,7 +2068,7 @@
         </w:r>
         <w:r>
           <w:rPr>
-            <w:rStyle w:val="Hyperlink"/>
+            <w:rStyle w:val="Hipervnculo"/>
             <w:rFonts w:ascii="Tahoma" w:hAnsi="Tahoma" w:cs="Tahoma"/>
             <w:noProof/>
           </w:rPr>
@@ -2126,7 +2126,7 @@
     </w:p>
     <w:p>
       <w:pPr>
-        <w:pStyle w:val="TOC2"/>
+        <w:pStyle w:val="TDC2"/>
         <w:rPr>
           <w:rFonts w:eastAsiaTheme="minorEastAsia"/>
           <w:smallCaps w:val="0"/>
@@ -2141,7 +2141,7 @@
       <w:hyperlink w:anchor="_Toc180586135" w:history="1">
         <w:r>
           <w:rPr>
-            <w:rStyle w:val="Hyperlink"/>
+            <w:rStyle w:val="Hipervnculo"/>
             <w:rFonts w:ascii="Tahoma" w:hAnsi="Tahoma" w:cs="Tahoma"/>
             <w:noProof/>
           </w:rPr>
@@ -2162,7 +2162,7 @@
         </w:r>
         <w:r>
           <w:rPr>
-            <w:rStyle w:val="Hyperlink"/>
+            <w:rStyle w:val="Hipervnculo"/>
             <w:rFonts w:ascii="Tahoma" w:hAnsi="Tahoma" w:cs="Tahoma"/>
             <w:noProof/>
           </w:rPr>
@@ -2220,7 +2220,7 @@
     </w:p>
     <w:p>
       <w:pPr>
-        <w:pStyle w:val="TOC2"/>
+        <w:pStyle w:val="TDC2"/>
         <w:rPr>
           <w:rFonts w:eastAsiaTheme="minorEastAsia"/>
           <w:smallCaps w:val="0"/>
@@ -2235,7 +2235,7 @@
       <w:hyperlink w:anchor="_Toc180586136" w:history="1">
         <w:r>
           <w:rPr>
-            <w:rStyle w:val="Hyperlink"/>
+            <w:rStyle w:val="Hipervnculo"/>
             <w:rFonts w:ascii="Tahoma" w:hAnsi="Tahoma" w:cs="Tahoma"/>
             <w:noProof/>
           </w:rPr>
@@ -2256,7 +2256,7 @@
         </w:r>
         <w:r>
           <w:rPr>
-            <w:rStyle w:val="Hyperlink"/>
+            <w:rStyle w:val="Hipervnculo"/>
             <w:rFonts w:ascii="Tahoma" w:hAnsi="Tahoma" w:cs="Tahoma"/>
             <w:noProof/>
           </w:rPr>
@@ -2314,7 +2314,7 @@
     </w:p>
     <w:p>
       <w:pPr>
-        <w:pStyle w:val="TOC1"/>
+        <w:pStyle w:val="TDC1"/>
         <w:tabs>
           <w:tab w:val="left" w:pos="1540"/>
           <w:tab w:val="right" w:leader="dot" w:pos="8494"/>
@@ -2335,7 +2335,7 @@
       <w:hyperlink w:anchor="_Toc180586137" w:history="1">
         <w:r>
           <w:rPr>
-            <w:rStyle w:val="Hyperlink"/>
+            <w:rStyle w:val="Hipervnculo"/>
             <w:rFonts w:ascii="Tahoma" w:hAnsi="Tahoma" w:cs="Tahoma"/>
             <w:noProof/>
           </w:rPr>
@@ -2358,7 +2358,7 @@
         </w:r>
         <w:r>
           <w:rPr>
-            <w:rStyle w:val="Hyperlink"/>
+            <w:rStyle w:val="Hipervnculo"/>
             <w:rFonts w:ascii="Tahoma" w:hAnsi="Tahoma" w:cs="Tahoma"/>
             <w:noProof/>
           </w:rPr>
@@ -2416,7 +2416,7 @@
     </w:p>
     <w:p>
       <w:pPr>
-        <w:pStyle w:val="TOC2"/>
+        <w:pStyle w:val="TDC2"/>
         <w:rPr>
           <w:rFonts w:eastAsiaTheme="minorEastAsia"/>
           <w:smallCaps w:val="0"/>
@@ -2431,7 +2431,7 @@
       <w:hyperlink w:anchor="_Toc180586138" w:history="1">
         <w:r>
           <w:rPr>
-            <w:rStyle w:val="Hyperlink"/>
+            <w:rStyle w:val="Hipervnculo"/>
             <w:rFonts w:ascii="Tahoma" w:hAnsi="Tahoma" w:cs="Tahoma"/>
             <w:noProof/>
           </w:rPr>
@@ -2452,7 +2452,7 @@
         </w:r>
         <w:r>
           <w:rPr>
-            <w:rStyle w:val="Hyperlink"/>
+            <w:rStyle w:val="Hipervnculo"/>
             <w:rFonts w:ascii="Tahoma" w:hAnsi="Tahoma" w:cs="Tahoma"/>
             <w:noProof/>
           </w:rPr>
@@ -2510,7 +2510,7 @@
     </w:p>
     <w:p>
       <w:pPr>
-        <w:pStyle w:val="TOC3"/>
+        <w:pStyle w:val="TDC3"/>
         <w:tabs>
           <w:tab w:val="left" w:pos="1320"/>
           <w:tab w:val="right" w:leader="dot" w:pos="8494"/>
@@ -2530,7 +2530,7 @@
       <w:hyperlink w:anchor="_Toc180586139" w:history="1">
         <w:r>
           <w:rPr>
-            <w:rStyle w:val="Hyperlink"/>
+            <w:rStyle w:val="Hipervnculo"/>
             <w:rFonts w:ascii="Tahoma" w:hAnsi="Tahoma" w:cs="Tahoma"/>
             <w:noProof/>
           </w:rPr>
@@ -2552,7 +2552,7 @@
         </w:r>
         <w:r>
           <w:rPr>
-            <w:rStyle w:val="Hyperlink"/>
+            <w:rStyle w:val="Hipervnculo"/>
             <w:rFonts w:ascii="Tahoma" w:hAnsi="Tahoma" w:cs="Tahoma"/>
             <w:noProof/>
           </w:rPr>
@@ -2610,7 +2610,7 @@
     </w:p>
     <w:p>
       <w:pPr>
-        <w:pStyle w:val="TOC2"/>
+        <w:pStyle w:val="TDC2"/>
         <w:rPr>
           <w:rFonts w:eastAsiaTheme="minorEastAsia"/>
           <w:smallCaps w:val="0"/>
@@ -2625,7 +2625,7 @@
       <w:hyperlink w:anchor="_Toc180586140" w:history="1">
         <w:r>
           <w:rPr>
-            <w:rStyle w:val="Hyperlink"/>
+            <w:rStyle w:val="Hipervnculo"/>
             <w:rFonts w:ascii="Tahoma" w:hAnsi="Tahoma" w:cs="Tahoma"/>
             <w:noProof/>
           </w:rPr>
@@ -2646,7 +2646,7 @@
         </w:r>
         <w:r>
           <w:rPr>
-            <w:rStyle w:val="Hyperlink"/>
+            <w:rStyle w:val="Hipervnculo"/>
             <w:rFonts w:ascii="Tahoma" w:hAnsi="Tahoma" w:cs="Tahoma"/>
             <w:noProof/>
           </w:rPr>
@@ -2704,7 +2704,7 @@
     </w:p>
     <w:p>
       <w:pPr>
-        <w:pStyle w:val="TOC3"/>
+        <w:pStyle w:val="TDC3"/>
         <w:tabs>
           <w:tab w:val="left" w:pos="1320"/>
           <w:tab w:val="right" w:leader="dot" w:pos="8494"/>
@@ -2724,7 +2724,7 @@
       <w:hyperlink w:anchor="_Toc180586141" w:history="1">
         <w:r>
           <w:rPr>
-            <w:rStyle w:val="Hyperlink"/>
+            <w:rStyle w:val="Hipervnculo"/>
             <w:rFonts w:ascii="Tahoma" w:hAnsi="Tahoma" w:cs="Tahoma"/>
             <w:noProof/>
           </w:rPr>
@@ -2746,7 +2746,7 @@
         </w:r>
         <w:r>
           <w:rPr>
-            <w:rStyle w:val="Hyperlink"/>
+            <w:rStyle w:val="Hipervnculo"/>
             <w:rFonts w:ascii="Tahoma" w:hAnsi="Tahoma" w:cs="Tahoma"/>
             <w:noProof/>
           </w:rPr>
@@ -2804,7 +2804,7 @@
     </w:p>
     <w:p>
       <w:pPr>
-        <w:pStyle w:val="TOC3"/>
+        <w:pStyle w:val="TDC3"/>
         <w:tabs>
           <w:tab w:val="left" w:pos="1320"/>
           <w:tab w:val="right" w:leader="dot" w:pos="8494"/>
@@ -2824,7 +2824,7 @@
       <w:hyperlink w:anchor="_Toc180586142" w:history="1">
         <w:r>
           <w:rPr>
-            <w:rStyle w:val="Hyperlink"/>
+            <w:rStyle w:val="Hipervnculo"/>
             <w:rFonts w:ascii="Tahoma" w:hAnsi="Tahoma" w:cs="Tahoma"/>
             <w:noProof/>
           </w:rPr>
@@ -2846,7 +2846,7 @@
         </w:r>
         <w:r>
           <w:rPr>
-            <w:rStyle w:val="Hyperlink"/>
+            <w:rStyle w:val="Hipervnculo"/>
             <w:rFonts w:ascii="Tahoma" w:hAnsi="Tahoma" w:cs="Tahoma"/>
             <w:noProof/>
           </w:rPr>
@@ -2904,7 +2904,7 @@
     </w:p>
     <w:p>
       <w:pPr>
-        <w:pStyle w:val="TOC2"/>
+        <w:pStyle w:val="TDC2"/>
         <w:rPr>
           <w:rFonts w:eastAsiaTheme="minorEastAsia"/>
           <w:smallCaps w:val="0"/>
@@ -2919,7 +2919,7 @@
       <w:hyperlink w:anchor="_Toc180586143" w:history="1">
         <w:r>
           <w:rPr>
-            <w:rStyle w:val="Hyperlink"/>
+            <w:rStyle w:val="Hipervnculo"/>
             <w:rFonts w:ascii="Tahoma" w:hAnsi="Tahoma" w:cs="Tahoma"/>
             <w:noProof/>
           </w:rPr>
@@ -2940,7 +2940,7 @@
         </w:r>
         <w:r>
           <w:rPr>
-            <w:rStyle w:val="Hyperlink"/>
+            <w:rStyle w:val="Hipervnculo"/>
             <w:rFonts w:ascii="Tahoma" w:hAnsi="Tahoma" w:cs="Tahoma"/>
             <w:noProof/>
           </w:rPr>
@@ -2998,7 +2998,7 @@
     </w:p>
     <w:p>
       <w:pPr>
-        <w:pStyle w:val="TOC2"/>
+        <w:pStyle w:val="TDC2"/>
         <w:rPr>
           <w:rFonts w:eastAsiaTheme="minorEastAsia"/>
           <w:smallCaps w:val="0"/>
@@ -3013,7 +3013,7 @@
       <w:hyperlink w:anchor="_Toc180586144" w:history="1">
         <w:r>
           <w:rPr>
-            <w:rStyle w:val="Hyperlink"/>
+            <w:rStyle w:val="Hipervnculo"/>
             <w:rFonts w:ascii="Tahoma" w:hAnsi="Tahoma" w:cs="Tahoma"/>
             <w:noProof/>
           </w:rPr>
@@ -3034,7 +3034,7 @@
         </w:r>
         <w:r>
           <w:rPr>
-            <w:rStyle w:val="Hyperlink"/>
+            <w:rStyle w:val="Hipervnculo"/>
             <w:rFonts w:ascii="Tahoma" w:hAnsi="Tahoma" w:cs="Tahoma"/>
             <w:noProof/>
           </w:rPr>
@@ -3092,7 +3092,7 @@
     </w:p>
     <w:p>
       <w:pPr>
-        <w:pStyle w:val="TOC2"/>
+        <w:pStyle w:val="TDC2"/>
         <w:rPr>
           <w:rFonts w:eastAsiaTheme="minorEastAsia"/>
           <w:smallCaps w:val="0"/>
@@ -3107,7 +3107,7 @@
       <w:hyperlink w:anchor="_Toc180586145" w:history="1">
         <w:r>
           <w:rPr>
-            <w:rStyle w:val="Hyperlink"/>
+            <w:rStyle w:val="Hipervnculo"/>
             <w:rFonts w:ascii="Tahoma" w:hAnsi="Tahoma" w:cs="Tahoma"/>
             <w:noProof/>
           </w:rPr>
@@ -3128,7 +3128,7 @@
         </w:r>
         <w:r>
           <w:rPr>
-            <w:rStyle w:val="Hyperlink"/>
+            <w:rStyle w:val="Hipervnculo"/>
             <w:rFonts w:ascii="Tahoma" w:hAnsi="Tahoma" w:cs="Tahoma"/>
             <w:noProof/>
           </w:rPr>
@@ -3186,7 +3186,7 @@
     </w:p>
     <w:p>
       <w:pPr>
-        <w:pStyle w:val="TOC2"/>
+        <w:pStyle w:val="TDC2"/>
         <w:rPr>
           <w:rFonts w:eastAsiaTheme="minorEastAsia"/>
           <w:smallCaps w:val="0"/>
@@ -3201,7 +3201,7 @@
       <w:hyperlink w:anchor="_Toc180586146" w:history="1">
         <w:r>
           <w:rPr>
-            <w:rStyle w:val="Hyperlink"/>
+            <w:rStyle w:val="Hipervnculo"/>
             <w:rFonts w:ascii="Tahoma" w:hAnsi="Tahoma" w:cs="Tahoma"/>
             <w:noProof/>
           </w:rPr>
@@ -3222,7 +3222,7 @@
         </w:r>
         <w:r>
           <w:rPr>
-            <w:rStyle w:val="Hyperlink"/>
+            <w:rStyle w:val="Hipervnculo"/>
             <w:rFonts w:ascii="Tahoma" w:hAnsi="Tahoma" w:cs="Tahoma"/>
             <w:noProof/>
           </w:rPr>
@@ -3280,7 +3280,7 @@
     </w:p>
     <w:p>
       <w:pPr>
-        <w:pStyle w:val="TOC1"/>
+        <w:pStyle w:val="TDC1"/>
         <w:tabs>
           <w:tab w:val="left" w:pos="1540"/>
           <w:tab w:val="right" w:leader="dot" w:pos="8494"/>
@@ -3301,7 +3301,7 @@
       <w:hyperlink w:anchor="_Toc180586147" w:history="1">
         <w:r>
           <w:rPr>
-            <w:rStyle w:val="Hyperlink"/>
+            <w:rStyle w:val="Hipervnculo"/>
             <w:rFonts w:ascii="Tahoma" w:hAnsi="Tahoma" w:cs="Tahoma"/>
             <w:noProof/>
           </w:rPr>
@@ -3324,7 +3324,7 @@
         </w:r>
         <w:r>
           <w:rPr>
-            <w:rStyle w:val="Hyperlink"/>
+            <w:rStyle w:val="Hipervnculo"/>
             <w:rFonts w:ascii="Tahoma" w:hAnsi="Tahoma" w:cs="Tahoma"/>
             <w:noProof/>
           </w:rPr>
@@ -3382,7 +3382,7 @@
     </w:p>
     <w:p>
       <w:pPr>
-        <w:pStyle w:val="TOC2"/>
+        <w:pStyle w:val="TDC2"/>
         <w:rPr>
           <w:rFonts w:eastAsiaTheme="minorEastAsia"/>
           <w:smallCaps w:val="0"/>
@@ -3397,7 +3397,7 @@
       <w:hyperlink w:anchor="_Toc180586148" w:history="1">
         <w:r>
           <w:rPr>
-            <w:rStyle w:val="Hyperlink"/>
+            <w:rStyle w:val="Hipervnculo"/>
             <w:rFonts w:ascii="Tahoma" w:hAnsi="Tahoma" w:cs="Tahoma"/>
             <w:noProof/>
           </w:rPr>
@@ -3418,7 +3418,7 @@
         </w:r>
         <w:r>
           <w:rPr>
-            <w:rStyle w:val="Hyperlink"/>
+            <w:rStyle w:val="Hipervnculo"/>
             <w:rFonts w:ascii="Tahoma" w:hAnsi="Tahoma" w:cs="Tahoma"/>
             <w:noProof/>
           </w:rPr>
@@ -3476,7 +3476,7 @@
     </w:p>
     <w:p>
       <w:pPr>
-        <w:pStyle w:val="TOC2"/>
+        <w:pStyle w:val="TDC2"/>
         <w:rPr>
           <w:rFonts w:eastAsiaTheme="minorEastAsia"/>
           <w:smallCaps w:val="0"/>
@@ -3491,7 +3491,7 @@
       <w:hyperlink w:anchor="_Toc180586149" w:history="1">
         <w:r>
           <w:rPr>
-            <w:rStyle w:val="Hyperlink"/>
+            <w:rStyle w:val="Hipervnculo"/>
             <w:rFonts w:ascii="Tahoma" w:hAnsi="Tahoma" w:cs="Tahoma"/>
             <w:noProof/>
           </w:rPr>
@@ -3512,7 +3512,7 @@
         </w:r>
         <w:r>
           <w:rPr>
-            <w:rStyle w:val="Hyperlink"/>
+            <w:rStyle w:val="Hipervnculo"/>
             <w:rFonts w:ascii="Tahoma" w:hAnsi="Tahoma" w:cs="Tahoma"/>
             <w:noProof/>
           </w:rPr>
@@ -3570,7 +3570,7 @@
     </w:p>
     <w:p>
       <w:pPr>
-        <w:pStyle w:val="TOC3"/>
+        <w:pStyle w:val="TDC3"/>
         <w:tabs>
           <w:tab w:val="left" w:pos="1320"/>
           <w:tab w:val="right" w:leader="dot" w:pos="8494"/>
@@ -3590,7 +3590,7 @@
       <w:hyperlink w:anchor="_Toc180586150" w:history="1">
         <w:r>
           <w:rPr>
-            <w:rStyle w:val="Hyperlink"/>
+            <w:rStyle w:val="Hipervnculo"/>
             <w:rFonts w:ascii="Tahoma" w:hAnsi="Tahoma" w:cs="Tahoma"/>
             <w:noProof/>
           </w:rPr>
@@ -3612,7 +3612,7 @@
         </w:r>
         <w:r>
           <w:rPr>
-            <w:rStyle w:val="Hyperlink"/>
+            <w:rStyle w:val="Hipervnculo"/>
             <w:rFonts w:ascii="Tahoma" w:hAnsi="Tahoma" w:cs="Tahoma"/>
             <w:noProof/>
           </w:rPr>
@@ -3670,7 +3670,7 @@
     </w:p>
     <w:p>
       <w:pPr>
-        <w:pStyle w:val="TOC3"/>
+        <w:pStyle w:val="TDC3"/>
         <w:tabs>
           <w:tab w:val="left" w:pos="1320"/>
           <w:tab w:val="right" w:leader="dot" w:pos="8494"/>
@@ -3690,7 +3690,7 @@
       <w:hyperlink w:anchor="_Toc180586151" w:history="1">
         <w:r>
           <w:rPr>
-            <w:rStyle w:val="Hyperlink"/>
+            <w:rStyle w:val="Hipervnculo"/>
             <w:rFonts w:ascii="Tahoma" w:hAnsi="Tahoma" w:cs="Tahoma"/>
             <w:noProof/>
           </w:rPr>
@@ -3712,7 +3712,7 @@
         </w:r>
         <w:r>
           <w:rPr>
-            <w:rStyle w:val="Hyperlink"/>
+            <w:rStyle w:val="Hipervnculo"/>
             <w:rFonts w:ascii="Tahoma" w:hAnsi="Tahoma" w:cs="Tahoma"/>
             <w:noProof/>
           </w:rPr>
@@ -3770,7 +3770,7 @@
     </w:p>
     <w:p>
       <w:pPr>
-        <w:pStyle w:val="TOC3"/>
+        <w:pStyle w:val="TDC3"/>
         <w:tabs>
           <w:tab w:val="left" w:pos="1320"/>
           <w:tab w:val="right" w:leader="dot" w:pos="8494"/>
@@ -3790,7 +3790,7 @@
       <w:hyperlink w:anchor="_Toc180586152" w:history="1">
         <w:r>
           <w:rPr>
-            <w:rStyle w:val="Hyperlink"/>
+            <w:rStyle w:val="Hipervnculo"/>
             <w:rFonts w:ascii="Tahoma" w:hAnsi="Tahoma" w:cs="Tahoma"/>
             <w:noProof/>
           </w:rPr>
@@ -3812,7 +3812,7 @@
         </w:r>
         <w:r>
           <w:rPr>
-            <w:rStyle w:val="Hyperlink"/>
+            <w:rStyle w:val="Hipervnculo"/>
             <w:rFonts w:ascii="Tahoma" w:hAnsi="Tahoma" w:cs="Tahoma"/>
             <w:noProof/>
           </w:rPr>
@@ -3870,7 +3870,7 @@
     </w:p>
     <w:p>
       <w:pPr>
-        <w:pStyle w:val="TOC3"/>
+        <w:pStyle w:val="TDC3"/>
         <w:tabs>
           <w:tab w:val="left" w:pos="1320"/>
           <w:tab w:val="right" w:leader="dot" w:pos="8494"/>
@@ -3890,7 +3890,7 @@
       <w:hyperlink w:anchor="_Toc180586153" w:history="1">
         <w:r>
           <w:rPr>
-            <w:rStyle w:val="Hyperlink"/>
+            <w:rStyle w:val="Hipervnculo"/>
             <w:rFonts w:ascii="Tahoma" w:hAnsi="Tahoma" w:cs="Tahoma"/>
             <w:noProof/>
           </w:rPr>
@@ -3912,7 +3912,7 @@
         </w:r>
         <w:r>
           <w:rPr>
-            <w:rStyle w:val="Hyperlink"/>
+            <w:rStyle w:val="Hipervnculo"/>
             <w:rFonts w:ascii="Tahoma" w:hAnsi="Tahoma" w:cs="Tahoma"/>
             <w:noProof/>
           </w:rPr>
@@ -3970,7 +3970,7 @@
     </w:p>
     <w:p>
       <w:pPr>
-        <w:pStyle w:val="TOC3"/>
+        <w:pStyle w:val="TDC3"/>
         <w:tabs>
           <w:tab w:val="left" w:pos="1320"/>
           <w:tab w:val="right" w:leader="dot" w:pos="8494"/>
@@ -3990,7 +3990,7 @@
       <w:hyperlink w:anchor="_Toc180586154" w:history="1">
         <w:r>
           <w:rPr>
-            <w:rStyle w:val="Hyperlink"/>
+            <w:rStyle w:val="Hipervnculo"/>
             <w:rFonts w:ascii="Tahoma" w:hAnsi="Tahoma" w:cs="Tahoma"/>
             <w:noProof/>
           </w:rPr>
@@ -4012,7 +4012,7 @@
         </w:r>
         <w:r>
           <w:rPr>
-            <w:rStyle w:val="Hyperlink"/>
+            <w:rStyle w:val="Hipervnculo"/>
             <w:rFonts w:ascii="Tahoma" w:hAnsi="Tahoma" w:cs="Tahoma"/>
             <w:noProof/>
           </w:rPr>
@@ -4070,7 +4070,7 @@
     </w:p>
     <w:p>
       <w:pPr>
-        <w:pStyle w:val="TOC3"/>
+        <w:pStyle w:val="TDC3"/>
         <w:tabs>
           <w:tab w:val="left" w:pos="1320"/>
           <w:tab w:val="right" w:leader="dot" w:pos="8494"/>
@@ -4090,7 +4090,7 @@
       <w:hyperlink w:anchor="_Toc180586155" w:history="1">
         <w:r>
           <w:rPr>
-            <w:rStyle w:val="Hyperlink"/>
+            <w:rStyle w:val="Hipervnculo"/>
             <w:rFonts w:ascii="Tahoma" w:hAnsi="Tahoma" w:cs="Tahoma"/>
             <w:noProof/>
           </w:rPr>
@@ -4112,7 +4112,7 @@
         </w:r>
         <w:r>
           <w:rPr>
-            <w:rStyle w:val="Hyperlink"/>
+            <w:rStyle w:val="Hipervnculo"/>
             <w:rFonts w:ascii="Tahoma" w:hAnsi="Tahoma" w:cs="Tahoma"/>
             <w:noProof/>
           </w:rPr>
@@ -4170,7 +4170,7 @@
     </w:p>
     <w:p>
       <w:pPr>
-        <w:pStyle w:val="TOC3"/>
+        <w:pStyle w:val="TDC3"/>
         <w:tabs>
           <w:tab w:val="left" w:pos="1320"/>
           <w:tab w:val="right" w:leader="dot" w:pos="8494"/>
@@ -4190,7 +4190,7 @@
       <w:hyperlink w:anchor="_Toc180586156" w:history="1">
         <w:r>
           <w:rPr>
-            <w:rStyle w:val="Hyperlink"/>
+            <w:rStyle w:val="Hipervnculo"/>
             <w:rFonts w:ascii="Tahoma" w:hAnsi="Tahoma" w:cs="Tahoma"/>
             <w:noProof/>
           </w:rPr>
@@ -4212,7 +4212,7 @@
         </w:r>
         <w:r>
           <w:rPr>
-            <w:rStyle w:val="Hyperlink"/>
+            <w:rStyle w:val="Hipervnculo"/>
             <w:rFonts w:ascii="Tahoma" w:hAnsi="Tahoma" w:cs="Tahoma"/>
             <w:noProof/>
           </w:rPr>
@@ -4270,7 +4270,7 @@
     </w:p>
     <w:p>
       <w:pPr>
-        <w:pStyle w:val="TOC2"/>
+        <w:pStyle w:val="TDC2"/>
         <w:rPr>
           <w:rFonts w:eastAsiaTheme="minorEastAsia"/>
           <w:smallCaps w:val="0"/>
@@ -4285,7 +4285,7 @@
       <w:hyperlink w:anchor="_Toc180586157" w:history="1">
         <w:r>
           <w:rPr>
-            <w:rStyle w:val="Hyperlink"/>
+            <w:rStyle w:val="Hipervnculo"/>
             <w:rFonts w:ascii="Tahoma" w:hAnsi="Tahoma" w:cs="Tahoma"/>
             <w:noProof/>
           </w:rPr>
@@ -4306,7 +4306,7 @@
         </w:r>
         <w:r>
           <w:rPr>
-            <w:rStyle w:val="Hyperlink"/>
+            <w:rStyle w:val="Hipervnculo"/>
             <w:rFonts w:ascii="Tahoma" w:hAnsi="Tahoma" w:cs="Tahoma"/>
             <w:noProof/>
           </w:rPr>
@@ -4364,7 +4364,7 @@
     </w:p>
     <w:p>
       <w:pPr>
-        <w:pStyle w:val="TOC1"/>
+        <w:pStyle w:val="TDC1"/>
         <w:tabs>
           <w:tab w:val="left" w:pos="1540"/>
           <w:tab w:val="right" w:leader="dot" w:pos="8494"/>
@@ -4385,7 +4385,7 @@
       <w:hyperlink w:anchor="_Toc180586158" w:history="1">
         <w:r>
           <w:rPr>
-            <w:rStyle w:val="Hyperlink"/>
+            <w:rStyle w:val="Hipervnculo"/>
             <w:rFonts w:ascii="Tahoma" w:hAnsi="Tahoma" w:cs="Tahoma"/>
             <w:noProof/>
           </w:rPr>
@@ -4408,7 +4408,7 @@
         </w:r>
         <w:r>
           <w:rPr>
-            <w:rStyle w:val="Hyperlink"/>
+            <w:rStyle w:val="Hipervnculo"/>
             <w:rFonts w:ascii="Tahoma" w:hAnsi="Tahoma" w:cs="Tahoma"/>
             <w:noProof/>
           </w:rPr>
@@ -4466,7 +4466,7 @@
     </w:p>
     <w:p>
       <w:pPr>
-        <w:pStyle w:val="TOC2"/>
+        <w:pStyle w:val="TDC2"/>
         <w:rPr>
           <w:rFonts w:eastAsiaTheme="minorEastAsia"/>
           <w:smallCaps w:val="0"/>
@@ -4481,7 +4481,7 @@
       <w:hyperlink w:anchor="_Toc180586159" w:history="1">
         <w:r>
           <w:rPr>
-            <w:rStyle w:val="Hyperlink"/>
+            <w:rStyle w:val="Hipervnculo"/>
             <w:rFonts w:ascii="Tahoma" w:hAnsi="Tahoma" w:cs="Tahoma"/>
             <w:noProof/>
           </w:rPr>
@@ -4502,7 +4502,7 @@
         </w:r>
         <w:r>
           <w:rPr>
-            <w:rStyle w:val="Hyperlink"/>
+            <w:rStyle w:val="Hipervnculo"/>
             <w:rFonts w:ascii="Tahoma" w:hAnsi="Tahoma" w:cs="Tahoma"/>
             <w:noProof/>
           </w:rPr>
@@ -4560,7 +4560,7 @@
     </w:p>
     <w:p>
       <w:pPr>
-        <w:pStyle w:val="TOC3"/>
+        <w:pStyle w:val="TDC3"/>
         <w:tabs>
           <w:tab w:val="left" w:pos="1320"/>
           <w:tab w:val="right" w:leader="dot" w:pos="8494"/>
@@ -4580,7 +4580,7 @@
       <w:hyperlink w:anchor="_Toc180586160" w:history="1">
         <w:r>
           <w:rPr>
-            <w:rStyle w:val="Hyperlink"/>
+            <w:rStyle w:val="Hipervnculo"/>
             <w:rFonts w:ascii="Tahoma" w:hAnsi="Tahoma" w:cs="Tahoma"/>
             <w:noProof/>
           </w:rPr>
@@ -4602,7 +4602,7 @@
         </w:r>
         <w:r>
           <w:rPr>
-            <w:rStyle w:val="Hyperlink"/>
+            <w:rStyle w:val="Hipervnculo"/>
             <w:rFonts w:ascii="Tahoma" w:hAnsi="Tahoma" w:cs="Tahoma"/>
             <w:noProof/>
           </w:rPr>
@@ -4660,7 +4660,7 @@
     </w:p>
     <w:p>
       <w:pPr>
-        <w:pStyle w:val="TOC3"/>
+        <w:pStyle w:val="TDC3"/>
         <w:tabs>
           <w:tab w:val="left" w:pos="1320"/>
           <w:tab w:val="right" w:leader="dot" w:pos="8494"/>
@@ -4680,7 +4680,7 @@
       <w:hyperlink w:anchor="_Toc180586161" w:history="1">
         <w:r>
           <w:rPr>
-            <w:rStyle w:val="Hyperlink"/>
+            <w:rStyle w:val="Hipervnculo"/>
             <w:rFonts w:ascii="Tahoma" w:hAnsi="Tahoma" w:cs="Tahoma"/>
             <w:noProof/>
           </w:rPr>
@@ -4702,7 +4702,7 @@
         </w:r>
         <w:r>
           <w:rPr>
-            <w:rStyle w:val="Hyperlink"/>
+            <w:rStyle w:val="Hipervnculo"/>
             <w:rFonts w:ascii="Tahoma" w:hAnsi="Tahoma" w:cs="Tahoma"/>
             <w:noProof/>
           </w:rPr>
@@ -4760,7 +4760,7 @@
     </w:p>
     <w:p>
       <w:pPr>
-        <w:pStyle w:val="TOC3"/>
+        <w:pStyle w:val="TDC3"/>
         <w:tabs>
           <w:tab w:val="left" w:pos="1320"/>
           <w:tab w:val="right" w:leader="dot" w:pos="8494"/>
@@ -4780,7 +4780,7 @@
       <w:hyperlink w:anchor="_Toc180586162" w:history="1">
         <w:r>
           <w:rPr>
-            <w:rStyle w:val="Hyperlink"/>
+            <w:rStyle w:val="Hipervnculo"/>
             <w:rFonts w:ascii="Tahoma" w:hAnsi="Tahoma" w:cs="Tahoma"/>
             <w:noProof/>
           </w:rPr>
@@ -4802,7 +4802,7 @@
         </w:r>
         <w:r>
           <w:rPr>
-            <w:rStyle w:val="Hyperlink"/>
+            <w:rStyle w:val="Hipervnculo"/>
             <w:rFonts w:ascii="Tahoma" w:hAnsi="Tahoma" w:cs="Tahoma"/>
             <w:noProof/>
           </w:rPr>
@@ -4860,7 +4860,7 @@
     </w:p>
     <w:p>
       <w:pPr>
-        <w:pStyle w:val="TOC2"/>
+        <w:pStyle w:val="TDC2"/>
         <w:rPr>
           <w:rFonts w:eastAsiaTheme="minorEastAsia"/>
           <w:smallCaps w:val="0"/>
@@ -4875,7 +4875,7 @@
       <w:hyperlink w:anchor="_Toc180586163" w:history="1">
         <w:r>
           <w:rPr>
-            <w:rStyle w:val="Hyperlink"/>
+            <w:rStyle w:val="Hipervnculo"/>
             <w:rFonts w:ascii="Tahoma" w:hAnsi="Tahoma" w:cs="Tahoma"/>
             <w:noProof/>
           </w:rPr>
@@ -4896,7 +4896,7 @@
         </w:r>
         <w:r>
           <w:rPr>
-            <w:rStyle w:val="Hyperlink"/>
+            <w:rStyle w:val="Hipervnculo"/>
             <w:rFonts w:ascii="Tahoma" w:hAnsi="Tahoma" w:cs="Tahoma"/>
             <w:noProof/>
           </w:rPr>
@@ -4954,7 +4954,7 @@
     </w:p>
     <w:p>
       <w:pPr>
-        <w:pStyle w:val="TOC3"/>
+        <w:pStyle w:val="TDC3"/>
         <w:tabs>
           <w:tab w:val="left" w:pos="1320"/>
           <w:tab w:val="right" w:leader="dot" w:pos="8494"/>
@@ -4974,7 +4974,7 @@
       <w:hyperlink w:anchor="_Toc180586164" w:history="1">
         <w:r>
           <w:rPr>
-            <w:rStyle w:val="Hyperlink"/>
+            <w:rStyle w:val="Hipervnculo"/>
             <w:rFonts w:ascii="Tahoma" w:hAnsi="Tahoma" w:cs="Tahoma"/>
             <w:noProof/>
           </w:rPr>
@@ -4996,7 +4996,7 @@
         </w:r>
         <w:r>
           <w:rPr>
-            <w:rStyle w:val="Hyperlink"/>
+            <w:rStyle w:val="Hipervnculo"/>
             <w:rFonts w:ascii="Tahoma" w:hAnsi="Tahoma" w:cs="Tahoma"/>
             <w:noProof/>
           </w:rPr>
@@ -5054,7 +5054,7 @@
     </w:p>
     <w:p>
       <w:pPr>
-        <w:pStyle w:val="TOC2"/>
+        <w:pStyle w:val="TDC2"/>
         <w:rPr>
           <w:rFonts w:eastAsiaTheme="minorEastAsia"/>
           <w:smallCaps w:val="0"/>
@@ -5069,7 +5069,7 @@
       <w:hyperlink w:anchor="_Toc180586165" w:history="1">
         <w:r>
           <w:rPr>
-            <w:rStyle w:val="Hyperlink"/>
+            <w:rStyle w:val="Hipervnculo"/>
             <w:rFonts w:ascii="Tahoma" w:hAnsi="Tahoma" w:cs="Tahoma"/>
             <w:noProof/>
           </w:rPr>
@@ -5090,7 +5090,7 @@
         </w:r>
         <w:r>
           <w:rPr>
-            <w:rStyle w:val="Hyperlink"/>
+            <w:rStyle w:val="Hipervnculo"/>
             <w:rFonts w:ascii="Tahoma" w:hAnsi="Tahoma" w:cs="Tahoma"/>
             <w:noProof/>
           </w:rPr>
@@ -5148,7 +5148,7 @@
     </w:p>
     <w:p>
       <w:pPr>
-        <w:pStyle w:val="TOC3"/>
+        <w:pStyle w:val="TDC3"/>
         <w:tabs>
           <w:tab w:val="left" w:pos="1320"/>
           <w:tab w:val="right" w:leader="dot" w:pos="8494"/>
@@ -5168,7 +5168,7 @@
       <w:hyperlink w:anchor="_Toc180586166" w:history="1">
         <w:r>
           <w:rPr>
-            <w:rStyle w:val="Hyperlink"/>
+            <w:rStyle w:val="Hipervnculo"/>
             <w:rFonts w:ascii="Tahoma" w:hAnsi="Tahoma" w:cs="Tahoma"/>
             <w:noProof/>
           </w:rPr>
@@ -5190,7 +5190,7 @@
         </w:r>
         <w:r>
           <w:rPr>
-            <w:rStyle w:val="Hyperlink"/>
+            <w:rStyle w:val="Hipervnculo"/>
             <w:rFonts w:ascii="Tahoma" w:hAnsi="Tahoma" w:cs="Tahoma"/>
             <w:noProof/>
           </w:rPr>
@@ -5248,7 +5248,7 @@
     </w:p>
     <w:p>
       <w:pPr>
-        <w:pStyle w:val="TOC2"/>
+        <w:pStyle w:val="TDC2"/>
         <w:rPr>
           <w:rFonts w:eastAsiaTheme="minorEastAsia"/>
           <w:smallCaps w:val="0"/>
@@ -5263,7 +5263,7 @@
       <w:hyperlink w:anchor="_Toc180586167" w:history="1">
         <w:r>
           <w:rPr>
-            <w:rStyle w:val="Hyperlink"/>
+            <w:rStyle w:val="Hipervnculo"/>
             <w:rFonts w:ascii="Tahoma" w:hAnsi="Tahoma" w:cs="Tahoma"/>
             <w:noProof/>
           </w:rPr>
@@ -5284,7 +5284,7 @@
         </w:r>
         <w:r>
           <w:rPr>
-            <w:rStyle w:val="Hyperlink"/>
+            <w:rStyle w:val="Hipervnculo"/>
             <w:rFonts w:ascii="Tahoma" w:hAnsi="Tahoma" w:cs="Tahoma"/>
             <w:noProof/>
           </w:rPr>
@@ -5342,7 +5342,7 @@
     </w:p>
     <w:p>
       <w:pPr>
-        <w:pStyle w:val="TOC2"/>
+        <w:pStyle w:val="TDC2"/>
         <w:rPr>
           <w:rFonts w:eastAsiaTheme="minorEastAsia"/>
           <w:smallCaps w:val="0"/>
@@ -5357,7 +5357,7 @@
       <w:hyperlink w:anchor="_Toc180586168" w:history="1">
         <w:r>
           <w:rPr>
-            <w:rStyle w:val="Hyperlink"/>
+            <w:rStyle w:val="Hipervnculo"/>
             <w:rFonts w:ascii="Tahoma" w:hAnsi="Tahoma" w:cs="Tahoma"/>
             <w:noProof/>
           </w:rPr>
@@ -5378,7 +5378,7 @@
         </w:r>
         <w:r>
           <w:rPr>
-            <w:rStyle w:val="Hyperlink"/>
+            <w:rStyle w:val="Hipervnculo"/>
             <w:rFonts w:ascii="Tahoma" w:hAnsi="Tahoma" w:cs="Tahoma"/>
             <w:noProof/>
           </w:rPr>
@@ -5436,7 +5436,7 @@
     </w:p>
     <w:p>
       <w:pPr>
-        <w:pStyle w:val="TOC3"/>
+        <w:pStyle w:val="TDC3"/>
         <w:tabs>
           <w:tab w:val="left" w:pos="1320"/>
           <w:tab w:val="right" w:leader="dot" w:pos="8494"/>
@@ -5456,7 +5456,7 @@
       <w:hyperlink w:anchor="_Toc180586169" w:history="1">
         <w:r>
           <w:rPr>
-            <w:rStyle w:val="Hyperlink"/>
+            <w:rStyle w:val="Hipervnculo"/>
             <w:rFonts w:ascii="Tahoma" w:hAnsi="Tahoma" w:cs="Tahoma"/>
             <w:noProof/>
           </w:rPr>
@@ -5478,7 +5478,7 @@
         </w:r>
         <w:r>
           <w:rPr>
-            <w:rStyle w:val="Hyperlink"/>
+            <w:rStyle w:val="Hipervnculo"/>
             <w:rFonts w:ascii="Tahoma" w:hAnsi="Tahoma" w:cs="Tahoma"/>
             <w:noProof/>
           </w:rPr>
@@ -5536,7 +5536,7 @@
     </w:p>
     <w:p>
       <w:pPr>
-        <w:pStyle w:val="TOC3"/>
+        <w:pStyle w:val="TDC3"/>
         <w:tabs>
           <w:tab w:val="left" w:pos="1320"/>
           <w:tab w:val="right" w:leader="dot" w:pos="8494"/>
@@ -5556,7 +5556,7 @@
       <w:hyperlink w:anchor="_Toc180586170" w:history="1">
         <w:r>
           <w:rPr>
-            <w:rStyle w:val="Hyperlink"/>
+            <w:rStyle w:val="Hipervnculo"/>
             <w:rFonts w:ascii="Tahoma" w:hAnsi="Tahoma" w:cs="Tahoma"/>
             <w:noProof/>
           </w:rPr>
@@ -5578,7 +5578,7 @@
         </w:r>
         <w:r>
           <w:rPr>
-            <w:rStyle w:val="Hyperlink"/>
+            <w:rStyle w:val="Hipervnculo"/>
             <w:rFonts w:ascii="Tahoma" w:hAnsi="Tahoma" w:cs="Tahoma"/>
             <w:noProof/>
           </w:rPr>
@@ -5636,7 +5636,7 @@
     </w:p>
     <w:p>
       <w:pPr>
-        <w:pStyle w:val="TOC3"/>
+        <w:pStyle w:val="TDC3"/>
         <w:tabs>
           <w:tab w:val="left" w:pos="1320"/>
           <w:tab w:val="right" w:leader="dot" w:pos="8494"/>
@@ -5656,7 +5656,7 @@
       <w:hyperlink w:anchor="_Toc180586171" w:history="1">
         <w:r>
           <w:rPr>
-            <w:rStyle w:val="Hyperlink"/>
+            <w:rStyle w:val="Hipervnculo"/>
             <w:rFonts w:ascii="Tahoma" w:hAnsi="Tahoma" w:cs="Tahoma"/>
             <w:noProof/>
           </w:rPr>
@@ -5678,7 +5678,7 @@
         </w:r>
         <w:r>
           <w:rPr>
-            <w:rStyle w:val="Hyperlink"/>
+            <w:rStyle w:val="Hipervnculo"/>
             <w:rFonts w:ascii="Tahoma" w:hAnsi="Tahoma" w:cs="Tahoma"/>
             <w:noProof/>
           </w:rPr>
@@ -5736,7 +5736,7 @@
     </w:p>
     <w:p>
       <w:pPr>
-        <w:pStyle w:val="TOC2"/>
+        <w:pStyle w:val="TDC2"/>
         <w:rPr>
           <w:rFonts w:eastAsiaTheme="minorEastAsia"/>
           <w:smallCaps w:val="0"/>
@@ -5751,7 +5751,7 @@
       <w:hyperlink w:anchor="_Toc180586172" w:history="1">
         <w:r>
           <w:rPr>
-            <w:rStyle w:val="Hyperlink"/>
+            <w:rStyle w:val="Hipervnculo"/>
             <w:rFonts w:ascii="Tahoma" w:hAnsi="Tahoma" w:cs="Tahoma"/>
             <w:noProof/>
           </w:rPr>
@@ -5772,7 +5772,7 @@
         </w:r>
         <w:r>
           <w:rPr>
-            <w:rStyle w:val="Hyperlink"/>
+            <w:rStyle w:val="Hipervnculo"/>
             <w:rFonts w:ascii="Tahoma" w:hAnsi="Tahoma" w:cs="Tahoma"/>
             <w:noProof/>
           </w:rPr>
@@ -5830,7 +5830,7 @@
     </w:p>
     <w:p>
       <w:pPr>
-        <w:pStyle w:val="TOC1"/>
+        <w:pStyle w:val="TDC1"/>
         <w:tabs>
           <w:tab w:val="left" w:pos="1540"/>
           <w:tab w:val="right" w:leader="dot" w:pos="8494"/>
@@ -5851,7 +5851,7 @@
       <w:hyperlink w:anchor="_Toc180586173" w:history="1">
         <w:r>
           <w:rPr>
-            <w:rStyle w:val="Hyperlink"/>
+            <w:rStyle w:val="Hipervnculo"/>
             <w:rFonts w:ascii="Tahoma" w:hAnsi="Tahoma" w:cs="Tahoma"/>
             <w:noProof/>
           </w:rPr>
@@ -5874,7 +5874,7 @@
         </w:r>
         <w:r>
           <w:rPr>
-            <w:rStyle w:val="Hyperlink"/>
+            <w:rStyle w:val="Hipervnculo"/>
             <w:rFonts w:ascii="Tahoma" w:hAnsi="Tahoma" w:cs="Tahoma"/>
             <w:noProof/>
           </w:rPr>
@@ -5932,7 +5932,7 @@
     </w:p>
     <w:p>
       <w:pPr>
-        <w:pStyle w:val="TOC2"/>
+        <w:pStyle w:val="TDC2"/>
         <w:rPr>
           <w:rFonts w:eastAsiaTheme="minorEastAsia"/>
           <w:smallCaps w:val="0"/>
@@ -5947,7 +5947,7 @@
       <w:hyperlink w:anchor="_Toc180586174" w:history="1">
         <w:r>
           <w:rPr>
-            <w:rStyle w:val="Hyperlink"/>
+            <w:rStyle w:val="Hipervnculo"/>
             <w:rFonts w:ascii="Tahoma" w:hAnsi="Tahoma" w:cs="Tahoma"/>
             <w:noProof/>
           </w:rPr>
@@ -5968,7 +5968,7 @@
         </w:r>
         <w:r>
           <w:rPr>
-            <w:rStyle w:val="Hyperlink"/>
+            <w:rStyle w:val="Hipervnculo"/>
             <w:rFonts w:ascii="Tahoma" w:hAnsi="Tahoma" w:cs="Tahoma"/>
             <w:noProof/>
           </w:rPr>
@@ -6026,7 +6026,7 @@
     </w:p>
     <w:p>
       <w:pPr>
-        <w:pStyle w:val="TOC2"/>
+        <w:pStyle w:val="TDC2"/>
         <w:rPr>
           <w:rFonts w:eastAsiaTheme="minorEastAsia"/>
           <w:smallCaps w:val="0"/>
@@ -6041,7 +6041,7 @@
       <w:hyperlink w:anchor="_Toc180586175" w:history="1">
         <w:r>
           <w:rPr>
-            <w:rStyle w:val="Hyperlink"/>
+            <w:rStyle w:val="Hipervnculo"/>
             <w:rFonts w:ascii="Tahoma" w:hAnsi="Tahoma" w:cs="Tahoma"/>
             <w:noProof/>
           </w:rPr>
@@ -6062,7 +6062,7 @@
         </w:r>
         <w:r>
           <w:rPr>
-            <w:rStyle w:val="Hyperlink"/>
+            <w:rStyle w:val="Hipervnculo"/>
             <w:rFonts w:ascii="Tahoma" w:hAnsi="Tahoma" w:cs="Tahoma"/>
             <w:noProof/>
           </w:rPr>
@@ -6120,7 +6120,7 @@
     </w:p>
     <w:p>
       <w:pPr>
-        <w:pStyle w:val="TOC2"/>
+        <w:pStyle w:val="TDC2"/>
         <w:rPr>
           <w:rFonts w:eastAsiaTheme="minorEastAsia"/>
           <w:smallCaps w:val="0"/>
@@ -6135,7 +6135,7 @@
       <w:hyperlink w:anchor="_Toc180586176" w:history="1">
         <w:r>
           <w:rPr>
-            <w:rStyle w:val="Hyperlink"/>
+            <w:rStyle w:val="Hipervnculo"/>
             <w:rFonts w:ascii="Tahoma" w:hAnsi="Tahoma" w:cs="Tahoma"/>
             <w:noProof/>
           </w:rPr>
@@ -6156,7 +6156,7 @@
         </w:r>
         <w:r>
           <w:rPr>
-            <w:rStyle w:val="Hyperlink"/>
+            <w:rStyle w:val="Hipervnculo"/>
             <w:rFonts w:ascii="Tahoma" w:hAnsi="Tahoma" w:cs="Tahoma"/>
             <w:noProof/>
           </w:rPr>
@@ -6214,7 +6214,7 @@
     </w:p>
     <w:p>
       <w:pPr>
-        <w:pStyle w:val="TOC3"/>
+        <w:pStyle w:val="TDC3"/>
         <w:tabs>
           <w:tab w:val="left" w:pos="1320"/>
           <w:tab w:val="right" w:leader="dot" w:pos="8494"/>
@@ -6234,7 +6234,7 @@
       <w:hyperlink w:anchor="_Toc180586177" w:history="1">
         <w:r>
           <w:rPr>
-            <w:rStyle w:val="Hyperlink"/>
+            <w:rStyle w:val="Hipervnculo"/>
             <w:rFonts w:ascii="Tahoma" w:hAnsi="Tahoma" w:cs="Tahoma"/>
             <w:noProof/>
           </w:rPr>
@@ -6256,7 +6256,7 @@
         </w:r>
         <w:r>
           <w:rPr>
-            <w:rStyle w:val="Hyperlink"/>
+            <w:rStyle w:val="Hipervnculo"/>
             <w:rFonts w:ascii="Tahoma" w:hAnsi="Tahoma" w:cs="Tahoma"/>
             <w:noProof/>
           </w:rPr>
@@ -6314,7 +6314,7 @@
     </w:p>
     <w:p>
       <w:pPr>
-        <w:pStyle w:val="TOC3"/>
+        <w:pStyle w:val="TDC3"/>
         <w:tabs>
           <w:tab w:val="left" w:pos="1320"/>
           <w:tab w:val="right" w:leader="dot" w:pos="8494"/>
@@ -6334,7 +6334,7 @@
       <w:hyperlink w:anchor="_Toc180586178" w:history="1">
         <w:r>
           <w:rPr>
-            <w:rStyle w:val="Hyperlink"/>
+            <w:rStyle w:val="Hipervnculo"/>
             <w:rFonts w:ascii="Tahoma" w:hAnsi="Tahoma" w:cs="Tahoma"/>
             <w:noProof/>
           </w:rPr>
@@ -6356,7 +6356,7 @@
         </w:r>
         <w:r>
           <w:rPr>
-            <w:rStyle w:val="Hyperlink"/>
+            <w:rStyle w:val="Hipervnculo"/>
             <w:rFonts w:ascii="Tahoma" w:hAnsi="Tahoma" w:cs="Tahoma"/>
             <w:noProof/>
           </w:rPr>
@@ -6414,7 +6414,7 @@
     </w:p>
     <w:p>
       <w:pPr>
-        <w:pStyle w:val="TOC2"/>
+        <w:pStyle w:val="TDC2"/>
         <w:rPr>
           <w:rFonts w:eastAsiaTheme="minorEastAsia"/>
           <w:smallCaps w:val="0"/>
@@ -6429,7 +6429,7 @@
       <w:hyperlink w:anchor="_Toc180586179" w:history="1">
         <w:r>
           <w:rPr>
-            <w:rStyle w:val="Hyperlink"/>
+            <w:rStyle w:val="Hipervnculo"/>
             <w:rFonts w:ascii="Tahoma" w:hAnsi="Tahoma" w:cs="Tahoma"/>
             <w:noProof/>
           </w:rPr>
@@ -6450,7 +6450,7 @@
         </w:r>
         <w:r>
           <w:rPr>
-            <w:rStyle w:val="Hyperlink"/>
+            <w:rStyle w:val="Hipervnculo"/>
             <w:rFonts w:ascii="Tahoma" w:hAnsi="Tahoma" w:cs="Tahoma"/>
             <w:noProof/>
           </w:rPr>
@@ -6508,7 +6508,7 @@
     </w:p>
     <w:p>
       <w:pPr>
-        <w:pStyle w:val="TOC3"/>
+        <w:pStyle w:val="TDC3"/>
         <w:tabs>
           <w:tab w:val="left" w:pos="1320"/>
           <w:tab w:val="right" w:leader="dot" w:pos="8494"/>
@@ -6528,7 +6528,7 @@
       <w:hyperlink w:anchor="_Toc180586180" w:history="1">
         <w:r>
           <w:rPr>
-            <w:rStyle w:val="Hyperlink"/>
+            <w:rStyle w:val="Hipervnculo"/>
             <w:rFonts w:ascii="Tahoma" w:hAnsi="Tahoma" w:cs="Tahoma"/>
             <w:noProof/>
           </w:rPr>
@@ -6550,7 +6550,7 @@
         </w:r>
         <w:r>
           <w:rPr>
-            <w:rStyle w:val="Hyperlink"/>
+            <w:rStyle w:val="Hipervnculo"/>
             <w:rFonts w:ascii="Tahoma" w:hAnsi="Tahoma" w:cs="Tahoma"/>
             <w:noProof/>
           </w:rPr>
@@ -6608,7 +6608,7 @@
     </w:p>
     <w:p>
       <w:pPr>
-        <w:pStyle w:val="TOC1"/>
+        <w:pStyle w:val="TDC1"/>
         <w:tabs>
           <w:tab w:val="left" w:pos="1540"/>
           <w:tab w:val="right" w:leader="dot" w:pos="8494"/>
@@ -6629,7 +6629,7 @@
       <w:hyperlink w:anchor="_Toc180586181" w:history="1">
         <w:r>
           <w:rPr>
-            <w:rStyle w:val="Hyperlink"/>
+            <w:rStyle w:val="Hipervnculo"/>
             <w:rFonts w:ascii="Tahoma" w:hAnsi="Tahoma" w:cs="Tahoma"/>
             <w:noProof/>
           </w:rPr>
@@ -6652,7 +6652,7 @@
         </w:r>
         <w:r>
           <w:rPr>
-            <w:rStyle w:val="Hyperlink"/>
+            <w:rStyle w:val="Hipervnculo"/>
             <w:rFonts w:ascii="Tahoma" w:hAnsi="Tahoma" w:cs="Tahoma"/>
             <w:noProof/>
           </w:rPr>
@@ -6710,7 +6710,7 @@
     </w:p>
     <w:p>
       <w:pPr>
-        <w:pStyle w:val="TOC2"/>
+        <w:pStyle w:val="TDC2"/>
         <w:rPr>
           <w:rFonts w:eastAsiaTheme="minorEastAsia"/>
           <w:smallCaps w:val="0"/>
@@ -6725,7 +6725,7 @@
       <w:hyperlink w:anchor="_Toc180586182" w:history="1">
         <w:r>
           <w:rPr>
-            <w:rStyle w:val="Hyperlink"/>
+            <w:rStyle w:val="Hipervnculo"/>
             <w:rFonts w:ascii="Tahoma" w:hAnsi="Tahoma" w:cs="Tahoma"/>
             <w:noProof/>
           </w:rPr>
@@ -6746,7 +6746,7 @@
         </w:r>
         <w:r>
           <w:rPr>
-            <w:rStyle w:val="Hyperlink"/>
+            <w:rStyle w:val="Hipervnculo"/>
             <w:rFonts w:ascii="Tahoma" w:hAnsi="Tahoma" w:cs="Tahoma"/>
             <w:noProof/>
           </w:rPr>
@@ -6804,7 +6804,7 @@
     </w:p>
     <w:p>
       <w:pPr>
-        <w:pStyle w:val="TOC2"/>
+        <w:pStyle w:val="TDC2"/>
         <w:rPr>
           <w:rFonts w:eastAsiaTheme="minorEastAsia"/>
           <w:smallCaps w:val="0"/>
@@ -6819,7 +6819,7 @@
       <w:hyperlink w:anchor="_Toc180586183" w:history="1">
         <w:r>
           <w:rPr>
-            <w:rStyle w:val="Hyperlink"/>
+            <w:rStyle w:val="Hipervnculo"/>
             <w:rFonts w:ascii="Tahoma" w:hAnsi="Tahoma" w:cs="Tahoma"/>
             <w:noProof/>
           </w:rPr>
@@ -6840,7 +6840,7 @@
         </w:r>
         <w:r>
           <w:rPr>
-            <w:rStyle w:val="Hyperlink"/>
+            <w:rStyle w:val="Hipervnculo"/>
             <w:rFonts w:ascii="Tahoma" w:hAnsi="Tahoma" w:cs="Tahoma"/>
             <w:noProof/>
           </w:rPr>
@@ -6898,7 +6898,7 @@
     </w:p>
     <w:p>
       <w:pPr>
-        <w:pStyle w:val="TOC1"/>
+        <w:pStyle w:val="TDC1"/>
         <w:tabs>
           <w:tab w:val="left" w:pos="1540"/>
           <w:tab w:val="right" w:leader="dot" w:pos="8494"/>
@@ -6919,7 +6919,7 @@
       <w:hyperlink w:anchor="_Toc180586184" w:history="1">
         <w:r>
           <w:rPr>
-            <w:rStyle w:val="Hyperlink"/>
+            <w:rStyle w:val="Hipervnculo"/>
             <w:rFonts w:ascii="Tahoma" w:hAnsi="Tahoma" w:cs="Tahoma"/>
             <w:noProof/>
           </w:rPr>
@@ -6942,7 +6942,7 @@
         </w:r>
         <w:r>
           <w:rPr>
-            <w:rStyle w:val="Hyperlink"/>
+            <w:rStyle w:val="Hipervnculo"/>
             <w:rFonts w:ascii="Tahoma" w:hAnsi="Tahoma" w:cs="Tahoma"/>
             <w:noProof/>
           </w:rPr>
@@ -7000,7 +7000,7 @@
     </w:p>
     <w:p>
       <w:pPr>
-        <w:pStyle w:val="TOC2"/>
+        <w:pStyle w:val="TDC2"/>
         <w:rPr>
           <w:rFonts w:eastAsiaTheme="minorEastAsia"/>
           <w:smallCaps w:val="0"/>
@@ -7015,7 +7015,7 @@
       <w:hyperlink w:anchor="_Toc180586185" w:history="1">
         <w:r>
           <w:rPr>
-            <w:rStyle w:val="Hyperlink"/>
+            <w:rStyle w:val="Hipervnculo"/>
             <w:rFonts w:ascii="Tahoma" w:hAnsi="Tahoma" w:cs="Tahoma"/>
             <w:noProof/>
           </w:rPr>
@@ -7036,7 +7036,7 @@
         </w:r>
         <w:r>
           <w:rPr>
-            <w:rStyle w:val="Hyperlink"/>
+            <w:rStyle w:val="Hipervnculo"/>
             <w:rFonts w:ascii="Tahoma" w:hAnsi="Tahoma" w:cs="Tahoma"/>
             <w:noProof/>
           </w:rPr>
@@ -7094,7 +7094,7 @@
     </w:p>
     <w:p>
       <w:pPr>
-        <w:pStyle w:val="TOC2"/>
+        <w:pStyle w:val="TDC2"/>
         <w:rPr>
           <w:rFonts w:eastAsiaTheme="minorEastAsia"/>
           <w:smallCaps w:val="0"/>
@@ -7109,7 +7109,7 @@
       <w:hyperlink w:anchor="_Toc180586186" w:history="1">
         <w:r>
           <w:rPr>
-            <w:rStyle w:val="Hyperlink"/>
+            <w:rStyle w:val="Hipervnculo"/>
             <w:rFonts w:ascii="Tahoma" w:hAnsi="Tahoma" w:cs="Tahoma"/>
             <w:noProof/>
           </w:rPr>
@@ -7130,7 +7130,7 @@
         </w:r>
         <w:r>
           <w:rPr>
-            <w:rStyle w:val="Hyperlink"/>
+            <w:rStyle w:val="Hipervnculo"/>
             <w:rFonts w:ascii="Tahoma" w:hAnsi="Tahoma" w:cs="Tahoma"/>
             <w:noProof/>
           </w:rPr>
@@ -7188,7 +7188,7 @@
     </w:p>
     <w:p>
       <w:pPr>
-        <w:pStyle w:val="TOC1"/>
+        <w:pStyle w:val="TDC1"/>
         <w:tabs>
           <w:tab w:val="left" w:pos="1760"/>
           <w:tab w:val="right" w:leader="dot" w:pos="8494"/>
@@ -7209,7 +7209,7 @@
       <w:hyperlink w:anchor="_Toc180586187" w:history="1">
         <w:r>
           <w:rPr>
-            <w:rStyle w:val="Hyperlink"/>
+            <w:rStyle w:val="Hipervnculo"/>
             <w:rFonts w:ascii="Tahoma" w:hAnsi="Tahoma" w:cs="Tahoma"/>
             <w:noProof/>
           </w:rPr>
@@ -7232,7 +7232,7 @@
         </w:r>
         <w:r>
           <w:rPr>
-            <w:rStyle w:val="Hyperlink"/>
+            <w:rStyle w:val="Hipervnculo"/>
             <w:rFonts w:ascii="Tahoma" w:hAnsi="Tahoma" w:cs="Tahoma"/>
             <w:noProof/>
           </w:rPr>
@@ -7290,7 +7290,7 @@
     </w:p>
     <w:p>
       <w:pPr>
-        <w:pStyle w:val="TOC2"/>
+        <w:pStyle w:val="TDC2"/>
         <w:rPr>
           <w:rFonts w:eastAsiaTheme="minorEastAsia"/>
           <w:smallCaps w:val="0"/>
@@ -7305,7 +7305,7 @@
       <w:hyperlink w:anchor="_Toc180586188" w:history="1">
         <w:r>
           <w:rPr>
-            <w:rStyle w:val="Hyperlink"/>
+            <w:rStyle w:val="Hipervnculo"/>
             <w:rFonts w:ascii="Tahoma" w:hAnsi="Tahoma" w:cs="Tahoma"/>
             <w:noProof/>
           </w:rPr>
@@ -7326,7 +7326,7 @@
         </w:r>
         <w:r>
           <w:rPr>
-            <w:rStyle w:val="Hyperlink"/>
+            <w:rStyle w:val="Hipervnculo"/>
             <w:rFonts w:ascii="Tahoma" w:hAnsi="Tahoma" w:cs="Tahoma"/>
             <w:noProof/>
           </w:rPr>
@@ -7423,7 +7423,7 @@
     </w:p>
     <w:p>
       <w:pPr>
-        <w:pStyle w:val="Heading1"/>
+        <w:pStyle w:val="Ttulo1"/>
         <w:pBdr>
           <w:bottom w:val="single" w:sz="4" w:space="1" w:color="auto"/>
           <w:right w:val="single" w:sz="4" w:space="4" w:color="auto"/>
@@ -7465,7 +7465,7 @@
     </w:p>
     <w:p>
       <w:pPr>
-        <w:pStyle w:val="Heading2"/>
+        <w:pStyle w:val="Ttulo2"/>
         <w:rPr>
           <w:rFonts w:ascii="Tahoma" w:hAnsi="Tahoma" w:cs="Tahoma"/>
         </w:rPr>
@@ -7538,7 +7538,7 @@
     </w:p>
     <w:p>
       <w:pPr>
-        <w:pStyle w:val="Heading2"/>
+        <w:pStyle w:val="Ttulo2"/>
         <w:rPr>
           <w:rFonts w:ascii="Tahoma" w:hAnsi="Tahoma" w:cs="Tahoma"/>
         </w:rPr>
@@ -7646,7 +7646,7 @@
     </w:p>
     <w:p>
       <w:pPr>
-        <w:pStyle w:val="Heading1"/>
+        <w:pStyle w:val="Ttulo1"/>
         <w:pBdr>
           <w:bottom w:val="single" w:sz="4" w:space="1" w:color="auto"/>
           <w:right w:val="single" w:sz="4" w:space="4" w:color="auto"/>
@@ -7672,7 +7672,7 @@
     </w:p>
     <w:p>
       <w:pPr>
-        <w:pStyle w:val="Heading2"/>
+        <w:pStyle w:val="Ttulo2"/>
         <w:rPr>
           <w:rFonts w:ascii="Tahoma" w:hAnsi="Tahoma" w:cs="Tahoma"/>
         </w:rPr>
@@ -7761,7 +7761,7 @@
     </w:p>
     <w:p>
       <w:pPr>
-        <w:pStyle w:val="Heading2"/>
+        <w:pStyle w:val="Ttulo2"/>
         <w:rPr>
           <w:rFonts w:ascii="Tahoma" w:hAnsi="Tahoma" w:cs="Tahoma"/>
         </w:rPr>
@@ -7959,7 +7959,7 @@
     </w:p>
     <w:p>
       <w:pPr>
-        <w:pStyle w:val="Heading1"/>
+        <w:pStyle w:val="Ttulo1"/>
         <w:pBdr>
           <w:bottom w:val="single" w:sz="4" w:space="1" w:color="auto"/>
           <w:right w:val="single" w:sz="4" w:space="4" w:color="auto"/>
@@ -8001,7 +8001,7 @@
     </w:p>
     <w:p>
       <w:pPr>
-        <w:pStyle w:val="Heading2"/>
+        <w:pStyle w:val="Ttulo2"/>
         <w:rPr>
           <w:rFonts w:ascii="Tahoma" w:hAnsi="Tahoma" w:cs="Tahoma"/>
         </w:rPr>
@@ -8080,7 +8080,7 @@
     </w:p>
     <w:p>
       <w:pPr>
-        <w:pStyle w:val="Heading2"/>
+        <w:pStyle w:val="Ttulo2"/>
         <w:rPr>
           <w:rFonts w:ascii="Tahoma" w:hAnsi="Tahoma" w:cs="Tahoma"/>
         </w:rPr>
@@ -8136,7 +8136,7 @@
     </w:p>
     <w:p>
       <w:pPr>
-        <w:pStyle w:val="Heading2"/>
+        <w:pStyle w:val="Ttulo2"/>
         <w:rPr>
           <w:rFonts w:ascii="Tahoma" w:hAnsi="Tahoma" w:cs="Tahoma"/>
         </w:rPr>
@@ -8237,7 +8237,7 @@
     </w:p>
     <w:p>
       <w:pPr>
-        <w:pStyle w:val="Heading2"/>
+        <w:pStyle w:val="Ttulo2"/>
         <w:rPr>
           <w:rFonts w:ascii="Tahoma" w:hAnsi="Tahoma" w:cs="Tahoma"/>
         </w:rPr>
@@ -8273,7 +8273,7 @@
     </w:p>
     <w:p>
       <w:pPr>
-        <w:pStyle w:val="Heading1"/>
+        <w:pStyle w:val="Ttulo1"/>
         <w:pBdr>
           <w:bottom w:val="single" w:sz="4" w:space="1" w:color="auto"/>
           <w:right w:val="single" w:sz="4" w:space="4" w:color="auto"/>
@@ -8299,7 +8299,7 @@
     </w:p>
     <w:p>
       <w:pPr>
-        <w:pStyle w:val="Heading2"/>
+        <w:pStyle w:val="Ttulo2"/>
         <w:rPr>
           <w:rFonts w:ascii="Tahoma" w:hAnsi="Tahoma" w:cs="Tahoma"/>
         </w:rPr>
@@ -8327,7 +8327,7 @@
     </w:p>
     <w:p>
       <w:pPr>
-        <w:pStyle w:val="Heading3"/>
+        <w:pStyle w:val="Ttulo3"/>
         <w:rPr>
           <w:rFonts w:ascii="Tahoma" w:hAnsi="Tahoma" w:cs="Tahoma"/>
         </w:rPr>
@@ -8439,7 +8439,7 @@
     </w:p>
     <w:p>
       <w:pPr>
-        <w:pStyle w:val="Heading2"/>
+        <w:pStyle w:val="Ttulo2"/>
         <w:rPr>
           <w:rFonts w:ascii="Tahoma" w:hAnsi="Tahoma" w:cs="Tahoma"/>
         </w:rPr>
@@ -8462,7 +8462,7 @@
     </w:p>
     <w:p>
       <w:pPr>
-        <w:pStyle w:val="Heading3"/>
+        <w:pStyle w:val="Ttulo3"/>
         <w:rPr>
           <w:rFonts w:ascii="Tahoma" w:hAnsi="Tahoma" w:cs="Tahoma"/>
         </w:rPr>
@@ -8610,7 +8610,7 @@
     </w:p>
     <w:p>
       <w:pPr>
-        <w:pStyle w:val="Heading3"/>
+        <w:pStyle w:val="Ttulo3"/>
         <w:rPr>
           <w:rFonts w:ascii="Tahoma" w:hAnsi="Tahoma" w:cs="Tahoma"/>
         </w:rPr>
@@ -10040,7 +10040,7 @@
     </w:p>
     <w:p>
       <w:pPr>
-        <w:pStyle w:val="Heading2"/>
+        <w:pStyle w:val="Ttulo2"/>
         <w:rPr>
           <w:rFonts w:ascii="Tahoma" w:hAnsi="Tahoma" w:cs="Tahoma"/>
         </w:rPr>
@@ -10153,7 +10153,7 @@
     </w:p>
     <w:p>
       <w:pPr>
-        <w:pStyle w:val="Heading2"/>
+        <w:pStyle w:val="Ttulo2"/>
         <w:rPr>
           <w:rFonts w:ascii="Tahoma" w:hAnsi="Tahoma" w:cs="Tahoma"/>
         </w:rPr>
@@ -10383,7 +10383,7 @@
     </w:p>
     <w:p>
       <w:pPr>
-        <w:pStyle w:val="Heading2"/>
+        <w:pStyle w:val="Ttulo2"/>
         <w:rPr>
           <w:rFonts w:ascii="Tahoma" w:hAnsi="Tahoma" w:cs="Tahoma"/>
         </w:rPr>
@@ -10510,7 +10510,7 @@
     </w:p>
     <w:p>
       <w:pPr>
-        <w:pStyle w:val="Heading2"/>
+        <w:pStyle w:val="Ttulo2"/>
         <w:rPr>
           <w:rFonts w:ascii="Tahoma" w:hAnsi="Tahoma" w:cs="Tahoma"/>
         </w:rPr>
@@ -10740,7 +10740,7 @@
     </w:p>
     <w:p>
       <w:pPr>
-        <w:pStyle w:val="Heading1"/>
+        <w:pStyle w:val="Ttulo1"/>
         <w:pBdr>
           <w:bottom w:val="single" w:sz="4" w:space="1" w:color="auto"/>
           <w:right w:val="single" w:sz="4" w:space="4" w:color="auto"/>
@@ -10766,7 +10766,7 @@
     </w:p>
     <w:p>
       <w:pPr>
-        <w:pStyle w:val="Heading2"/>
+        <w:pStyle w:val="Ttulo2"/>
         <w:rPr>
           <w:rFonts w:ascii="Tahoma" w:hAnsi="Tahoma" w:cs="Tahoma"/>
         </w:rPr>
@@ -10821,7 +10821,7 @@
     </w:p>
     <w:p>
       <w:pPr>
-        <w:pStyle w:val="ListParagraph"/>
+        <w:pStyle w:val="Prrafodelista"/>
         <w:numPr>
           <w:ilvl w:val="0"/>
           <w:numId w:val="3"/>
@@ -10843,7 +10843,7 @@
     </w:p>
     <w:p>
       <w:pPr>
-        <w:pStyle w:val="ListParagraph"/>
+        <w:pStyle w:val="Prrafodelista"/>
         <w:numPr>
           <w:ilvl w:val="0"/>
           <w:numId w:val="3"/>
@@ -10872,7 +10872,7 @@
     </w:p>
     <w:p>
       <w:pPr>
-        <w:pStyle w:val="Heading2"/>
+        <w:pStyle w:val="Ttulo2"/>
         <w:ind w:left="737" w:hanging="737"/>
         <w:rPr>
           <w:rFonts w:ascii="Tahoma" w:hAnsi="Tahoma" w:cs="Tahoma"/>
@@ -10915,7 +10915,7 @@
     </w:p>
     <w:p>
       <w:pPr>
-        <w:pStyle w:val="ListParagraph"/>
+        <w:pStyle w:val="Prrafodelista"/>
         <w:numPr>
           <w:ilvl w:val="0"/>
           <w:numId w:val="3"/>
@@ -10937,7 +10937,7 @@
     </w:p>
     <w:p>
       <w:pPr>
-        <w:pStyle w:val="ListParagraph"/>
+        <w:pStyle w:val="Prrafodelista"/>
         <w:numPr>
           <w:ilvl w:val="0"/>
           <w:numId w:val="3"/>
@@ -10959,7 +10959,7 @@
     </w:p>
     <w:p>
       <w:pPr>
-        <w:pStyle w:val="ListParagraph"/>
+        <w:pStyle w:val="Prrafodelista"/>
         <w:numPr>
           <w:ilvl w:val="0"/>
           <w:numId w:val="3"/>
@@ -10981,7 +10981,7 @@
     </w:p>
     <w:p>
       <w:pPr>
-        <w:pStyle w:val="ListParagraph"/>
+        <w:pStyle w:val="Prrafodelista"/>
         <w:numPr>
           <w:ilvl w:val="0"/>
           <w:numId w:val="3"/>
@@ -11003,7 +11003,7 @@
     </w:p>
     <w:p>
       <w:pPr>
-        <w:pStyle w:val="ListParagraph"/>
+        <w:pStyle w:val="Prrafodelista"/>
         <w:numPr>
           <w:ilvl w:val="0"/>
           <w:numId w:val="3"/>
@@ -11025,7 +11025,7 @@
     </w:p>
     <w:p>
       <w:pPr>
-        <w:pStyle w:val="ListParagraph"/>
+        <w:pStyle w:val="Prrafodelista"/>
         <w:numPr>
           <w:ilvl w:val="0"/>
           <w:numId w:val="3"/>
@@ -11047,7 +11047,7 @@
     </w:p>
     <w:p>
       <w:pPr>
-        <w:pStyle w:val="ListParagraph"/>
+        <w:pStyle w:val="Prrafodelista"/>
         <w:numPr>
           <w:ilvl w:val="0"/>
           <w:numId w:val="3"/>
@@ -11105,7 +11105,7 @@
     </w:p>
     <w:p>
       <w:pPr>
-        <w:pStyle w:val="Heading3"/>
+        <w:pStyle w:val="Ttulo3"/>
         <w:rPr>
           <w:rFonts w:ascii="Tahoma" w:hAnsi="Tahoma" w:cs="Tahoma"/>
         </w:rPr>
@@ -11121,7 +11121,7 @@
     </w:p>
     <w:tbl>
       <w:tblPr>
-        <w:tblStyle w:val="TableGrid"/>
+        <w:tblStyle w:val="Tablaconcuadrcula"/>
         <w:tblW w:w="0" w:type="auto"/>
         <w:tblBorders>
           <w:top w:val="none" w:sz="0" w:space="0" w:color="auto"/>
@@ -11292,7 +11292,7 @@
     </w:tbl>
     <w:p>
       <w:pPr>
-        <w:pStyle w:val="Heading3"/>
+        <w:pStyle w:val="Ttulo3"/>
         <w:rPr>
           <w:rFonts w:ascii="Tahoma" w:hAnsi="Tahoma" w:cs="Tahoma"/>
         </w:rPr>
@@ -11309,7 +11309,7 @@
     </w:p>
     <w:tbl>
       <w:tblPr>
-        <w:tblStyle w:val="TableGrid"/>
+        <w:tblStyle w:val="Tablaconcuadrcula"/>
         <w:tblW w:w="0" w:type="auto"/>
         <w:tblBorders>
           <w:top w:val="none" w:sz="0" w:space="0" w:color="auto"/>
@@ -11480,7 +11480,7 @@
     </w:tbl>
     <w:p>
       <w:pPr>
-        <w:pStyle w:val="Heading3"/>
+        <w:pStyle w:val="Ttulo3"/>
         <w:rPr>
           <w:rFonts w:ascii="Tahoma" w:hAnsi="Tahoma" w:cs="Tahoma"/>
         </w:rPr>
@@ -11496,7 +11496,7 @@
     </w:p>
     <w:tbl>
       <w:tblPr>
-        <w:tblStyle w:val="TableGrid"/>
+        <w:tblStyle w:val="Tablaconcuadrcula"/>
         <w:tblW w:w="0" w:type="auto"/>
         <w:tblBorders>
           <w:top w:val="none" w:sz="0" w:space="0" w:color="auto"/>
@@ -11667,7 +11667,7 @@
     </w:tbl>
     <w:p>
       <w:pPr>
-        <w:pStyle w:val="Heading3"/>
+        <w:pStyle w:val="Ttulo3"/>
         <w:rPr>
           <w:rFonts w:ascii="Tahoma" w:hAnsi="Tahoma" w:cs="Tahoma"/>
         </w:rPr>
@@ -11890,7 +11890,7 @@
     </w:tbl>
     <w:p>
       <w:pPr>
-        <w:pStyle w:val="Heading3"/>
+        <w:pStyle w:val="Ttulo3"/>
         <w:rPr>
           <w:rFonts w:ascii="Tahoma" w:hAnsi="Tahoma" w:cs="Tahoma"/>
         </w:rPr>
@@ -11906,7 +11906,7 @@
     </w:p>
     <w:tbl>
       <w:tblPr>
-        <w:tblStyle w:val="TableGrid"/>
+        <w:tblStyle w:val="Tablaconcuadrcula"/>
         <w:tblW w:w="0" w:type="auto"/>
         <w:tblBorders>
           <w:top w:val="none" w:sz="0" w:space="0" w:color="auto"/>
@@ -12077,7 +12077,7 @@
     </w:tbl>
     <w:p>
       <w:pPr>
-        <w:pStyle w:val="Heading3"/>
+        <w:pStyle w:val="Ttulo3"/>
         <w:numPr>
           <w:ilvl w:val="0"/>
           <w:numId w:val="0"/>
@@ -12092,7 +12092,7 @@
     <w:p/>
     <w:p>
       <w:pPr>
-        <w:pStyle w:val="Heading3"/>
+        <w:pStyle w:val="Ttulo3"/>
         <w:rPr>
           <w:rFonts w:ascii="Tahoma" w:hAnsi="Tahoma" w:cs="Tahoma"/>
         </w:rPr>
@@ -12114,7 +12114,7 @@
     </w:p>
     <w:tbl>
       <w:tblPr>
-        <w:tblStyle w:val="TableGrid"/>
+        <w:tblStyle w:val="Tablaconcuadrcula"/>
         <w:tblW w:w="0" w:type="auto"/>
         <w:tblBorders>
           <w:top w:val="none" w:sz="0" w:space="0" w:color="auto"/>
@@ -12305,7 +12305,7 @@
     </w:tbl>
     <w:p>
       <w:pPr>
-        <w:pStyle w:val="Heading3"/>
+        <w:pStyle w:val="Ttulo3"/>
         <w:rPr>
           <w:rFonts w:ascii="Tahoma" w:hAnsi="Tahoma" w:cs="Tahoma"/>
         </w:rPr>
@@ -12321,7 +12321,7 @@
     </w:p>
     <w:tbl>
       <w:tblPr>
-        <w:tblStyle w:val="TableGrid"/>
+        <w:tblStyle w:val="Tablaconcuadrcula"/>
         <w:tblW w:w="0" w:type="auto"/>
         <w:tblBorders>
           <w:top w:val="none" w:sz="0" w:space="0" w:color="auto"/>
@@ -12482,7 +12482,7 @@
     </w:tbl>
     <w:p>
       <w:pPr>
-        <w:pStyle w:val="Heading2"/>
+        <w:pStyle w:val="Ttulo2"/>
         <w:rPr>
           <w:rFonts w:ascii="Tahoma" w:hAnsi="Tahoma" w:cs="Tahoma"/>
         </w:rPr>
@@ -12527,7 +12527,7 @@
     </w:p>
     <w:p>
       <w:pPr>
-        <w:pStyle w:val="Heading1"/>
+        <w:pStyle w:val="Ttulo1"/>
         <w:pBdr>
           <w:bottom w:val="single" w:sz="4" w:space="1" w:color="auto"/>
           <w:right w:val="single" w:sz="4" w:space="4" w:color="auto"/>
@@ -12569,7 +12569,7 @@
     </w:p>
     <w:p>
       <w:pPr>
-        <w:pStyle w:val="Heading2"/>
+        <w:pStyle w:val="Ttulo2"/>
         <w:rPr>
           <w:rFonts w:ascii="Tahoma" w:hAnsi="Tahoma" w:cs="Tahoma"/>
         </w:rPr>
@@ -12597,7 +12597,7 @@
     </w:p>
     <w:p>
       <w:pPr>
-        <w:pStyle w:val="Heading3"/>
+        <w:pStyle w:val="Ttulo3"/>
         <w:rPr>
           <w:rFonts w:ascii="Tahoma" w:hAnsi="Tahoma" w:cs="Tahoma"/>
         </w:rPr>
@@ -12718,7 +12718,7 @@
     </w:p>
     <w:p>
       <w:pPr>
-        <w:pStyle w:val="Heading4"/>
+        <w:pStyle w:val="Ttulo4"/>
         <w:rPr>
           <w:rFonts w:ascii="Tahoma" w:hAnsi="Tahoma" w:cs="Tahoma"/>
         </w:rPr>
@@ -12768,7 +12768,7 @@
     </w:p>
     <w:p>
       <w:pPr>
-        <w:pStyle w:val="Heading3"/>
+        <w:pStyle w:val="Ttulo3"/>
         <w:rPr>
           <w:rFonts w:ascii="Tahoma" w:hAnsi="Tahoma" w:cs="Tahoma"/>
           <w:b/>
@@ -12884,7 +12884,7 @@
     </w:p>
     <w:p>
       <w:pPr>
-        <w:pStyle w:val="Heading3"/>
+        <w:pStyle w:val="Ttulo3"/>
         <w:rPr>
           <w:rFonts w:ascii="Tahoma" w:hAnsi="Tahoma" w:cs="Tahoma"/>
         </w:rPr>
@@ -12953,7 +12953,7 @@
     </w:p>
     <w:p>
       <w:pPr>
-        <w:pStyle w:val="Heading3"/>
+        <w:pStyle w:val="Ttulo3"/>
         <w:rPr>
           <w:rFonts w:ascii="Tahoma" w:hAnsi="Tahoma" w:cs="Tahoma"/>
         </w:rPr>
@@ -13048,7 +13048,7 @@
     </w:p>
     <w:p>
       <w:pPr>
-        <w:pStyle w:val="Heading2"/>
+        <w:pStyle w:val="Ttulo2"/>
         <w:rPr>
           <w:rFonts w:ascii="Tahoma" w:hAnsi="Tahoma" w:cs="Tahoma"/>
         </w:rPr>
@@ -13083,7 +13083,7 @@
     </w:p>
     <w:p>
       <w:pPr>
-        <w:pStyle w:val="Heading3"/>
+        <w:pStyle w:val="Ttulo3"/>
         <w:rPr>
           <w:rFonts w:ascii="Tahoma" w:hAnsi="Tahoma" w:cs="Tahoma"/>
         </w:rPr>
@@ -13227,7 +13227,7 @@
     </w:p>
     <w:p>
       <w:pPr>
-        <w:pStyle w:val="Heading2"/>
+        <w:pStyle w:val="Ttulo2"/>
         <w:rPr>
           <w:rFonts w:ascii="Tahoma" w:hAnsi="Tahoma" w:cs="Tahoma"/>
         </w:rPr>
@@ -13274,7 +13274,7 @@
     </w:p>
     <w:p>
       <w:pPr>
-        <w:pStyle w:val="Heading3"/>
+        <w:pStyle w:val="Ttulo3"/>
         <w:rPr>
           <w:rFonts w:ascii="Tahoma" w:hAnsi="Tahoma" w:cs="Tahoma"/>
           <w:b/>
@@ -13378,7 +13378,7 @@
     </w:p>
     <w:p>
       <w:pPr>
-        <w:pStyle w:val="ListParagraph"/>
+        <w:pStyle w:val="Prrafodelista"/>
         <w:spacing w:before="0" w:after="0"/>
         <w:ind w:left="714"/>
         <w:contextualSpacing w:val="0"/>
@@ -13390,7 +13390,7 @@
     </w:p>
     <w:tbl>
       <w:tblPr>
-        <w:tblStyle w:val="TableGrid"/>
+        <w:tblStyle w:val="Tablaconcuadrcula"/>
         <w:tblW w:w="7796" w:type="dxa"/>
         <w:tblInd w:w="817" w:type="dxa"/>
         <w:tblLook w:val="04A0" w:firstRow="1" w:lastRow="0" w:firstColumn="1" w:lastColumn="0" w:noHBand="0" w:noVBand="1"/>
@@ -13782,7 +13782,7 @@
     </w:p>
     <w:p>
       <w:pPr>
-        <w:pStyle w:val="Heading4"/>
+        <w:pStyle w:val="Ttulo4"/>
         <w:rPr>
           <w:rFonts w:ascii="Tahoma" w:hAnsi="Tahoma" w:cs="Tahoma"/>
         </w:rPr>
@@ -13875,7 +13875,7 @@
     </w:p>
     <w:p>
       <w:pPr>
-        <w:pStyle w:val="Heading4"/>
+        <w:pStyle w:val="Ttulo4"/>
         <w:rPr>
           <w:rFonts w:ascii="Tahoma" w:hAnsi="Tahoma" w:cs="Tahoma"/>
         </w:rPr>
@@ -13991,7 +13991,7 @@
     </w:p>
     <w:p>
       <w:pPr>
-        <w:pStyle w:val="Heading2"/>
+        <w:pStyle w:val="Ttulo2"/>
         <w:rPr>
           <w:rFonts w:ascii="Tahoma" w:hAnsi="Tahoma" w:cs="Tahoma"/>
         </w:rPr>
@@ -14103,7 +14103,7 @@
     </w:p>
     <w:p>
       <w:pPr>
-        <w:pStyle w:val="Heading2"/>
+        <w:pStyle w:val="Ttulo2"/>
         <w:rPr>
           <w:rFonts w:ascii="Tahoma" w:hAnsi="Tahoma" w:cs="Tahoma"/>
         </w:rPr>
@@ -14193,7 +14193,7 @@
     </w:p>
     <w:p>
       <w:pPr>
-        <w:pStyle w:val="Heading3"/>
+        <w:pStyle w:val="Ttulo3"/>
         <w:rPr>
           <w:rFonts w:ascii="Tahoma" w:hAnsi="Tahoma" w:cs="Tahoma"/>
         </w:rPr>
@@ -14236,7 +14236,7 @@
     </w:p>
     <w:p>
       <w:pPr>
-        <w:pStyle w:val="Heading3"/>
+        <w:pStyle w:val="Ttulo3"/>
         <w:rPr>
           <w:rFonts w:ascii="Tahoma" w:hAnsi="Tahoma" w:cs="Tahoma"/>
         </w:rPr>
@@ -14456,7 +14456,7 @@
     </w:p>
     <w:p>
       <w:pPr>
-        <w:pStyle w:val="Heading3"/>
+        <w:pStyle w:val="Ttulo3"/>
         <w:rPr>
           <w:rFonts w:ascii="Tahoma" w:hAnsi="Tahoma" w:cs="Tahoma"/>
         </w:rPr>
@@ -14540,7 +14540,7 @@
     </w:p>
     <w:p>
       <w:pPr>
-        <w:pStyle w:val="Heading2"/>
+        <w:pStyle w:val="Ttulo2"/>
         <w:rPr>
           <w:rFonts w:ascii="Tahoma" w:hAnsi="Tahoma" w:cs="Tahoma"/>
         </w:rPr>
@@ -14577,51 +14577,1116 @@
         <w:rPr>
           <w:rFonts w:ascii="Tahoma" w:hAnsi="Tahoma" w:cs="Tahoma"/>
         </w:rPr>
-        <w:t>Esta sección debe mostrar ya la interfaz definitiva de la aplicación (que evidentemente deberá ser una evolución del diseño mostrado en el análisis) y las diferentes partes de las que consta. Como es más que probable que todas las pantallas tengan elementos de interfaz comunes, esta es la sección donde se va a hablar de cada uno de esos elementos, su propósito y su funci</w:t>
-      </w:r>
-      <w:r>
-        <w:rPr>
-          <w:rFonts w:ascii="Tahoma" w:hAnsi="Tahoma" w:cs="Tahoma"/>
-        </w:rPr>
-        <w:t>ón (barra de menús, barras de estado, etc.).</w:t>
-      </w:r>
-    </w:p>
-    <w:p>
-      <w:pPr>
-        <w:rPr>
-          <w:rFonts w:ascii="Tahoma" w:hAnsi="Tahoma" w:cs="Tahoma"/>
-        </w:rPr>
-      </w:pPr>
-      <w:r>
-        <w:rPr>
-          <w:rFonts w:ascii="Tahoma" w:hAnsi="Tahoma" w:cs="Tahoma"/>
-        </w:rPr>
-        <w:t xml:space="preserve">En caso de no haber hecho un prototipo </w:t>
-      </w:r>
-      <w:r>
-        <w:rPr>
-          <w:rFonts w:ascii="Tahoma" w:hAnsi="Tahoma" w:cs="Tahoma"/>
-        </w:rPr>
-        <w:t xml:space="preserve">realista </w:t>
-      </w:r>
-      <w:r>
-        <w:rPr>
-          <w:rFonts w:ascii="Tahoma" w:hAnsi="Tahoma" w:cs="Tahoma"/>
-        </w:rPr>
-        <w:t>en la fase de análisis (es decir, mostrado el aspecto real del programa), debemos hacerlo aquí. En todo caso, cualquier cosa que quedase pendiente en la fase de análisis acerca de la descripción del interfaz debe concretarse aquí.</w:t>
-      </w:r>
-    </w:p>
-    <w:p>
-      <w:pPr>
-        <w:rPr>
-          <w:rFonts w:ascii="Tahoma" w:hAnsi="Tahoma" w:cs="Tahoma"/>
-        </w:rPr>
-      </w:pPr>
-      <w:r>
-        <w:rPr>
-          <w:rFonts w:ascii="Tahoma" w:hAnsi="Tahoma" w:cs="Tahoma"/>
-        </w:rPr>
-        <w:t>Este seria el esquema real de mi base de datos:</w:t>
+        <w:t xml:space="preserve">Estas </w:t>
+      </w:r>
+      <w:r>
+        <w:rPr>
+          <w:rFonts w:ascii="Tahoma" w:hAnsi="Tahoma" w:cs="Tahoma"/>
+        </w:rPr>
+        <w:t>serían</w:t>
+      </w:r>
+      <w:r>
+        <w:rPr>
+          <w:rFonts w:ascii="Tahoma" w:hAnsi="Tahoma" w:cs="Tahoma"/>
+        </w:rPr>
+        <w:t xml:space="preserve"> </w:t>
+      </w:r>
+      <w:r>
+        <w:rPr>
+          <w:rFonts w:ascii="Tahoma" w:hAnsi="Tahoma" w:cs="Tahoma"/>
+        </w:rPr>
+        <w:t>los home</w:t>
+      </w:r>
+      <w:r>
+        <w:rPr>
+          <w:rFonts w:ascii="Tahoma" w:hAnsi="Tahoma" w:cs="Tahoma"/>
+        </w:rPr>
+        <w:t xml:space="preserve"> page para diferentes tamaños de pantalla, móvil, Tablet y monitor </w:t>
+      </w:r>
+    </w:p>
+    <w:p>
+      <w:pPr>
+        <w:rPr>
+          <w:rFonts w:ascii="Tahoma" w:hAnsi="Tahoma" w:cs="Tahoma"/>
+        </w:rPr>
+      </w:pPr>
+      <w:r>
+        <w:rPr>
+          <w:rFonts w:ascii="Tahoma" w:hAnsi="Tahoma" w:cs="Tahoma"/>
+        </w:rPr>
+        <w:drawing>
+          <wp:inline distT="0" distB="0" distL="0" distR="0" wp14:anchorId="18D5EF06" wp14:editId="04720B61">
+            <wp:extent cx="679076" cy="1282700"/>
+            <wp:effectExtent l="0" t="0" r="0" b="0"/>
+            <wp:docPr id="1710609016" name="Imagen 1" descr="Interfaz de usuario gráfica, Aplicación&#10;&#10;El contenido generado por IA puede ser incorrecto."/>
+            <wp:cNvGraphicFramePr>
+              <a:graphicFrameLocks xmlns:a="http://schemas.openxmlformats.org/drawingml/2006/main" noChangeAspect="1"/>
+            </wp:cNvGraphicFramePr>
+            <a:graphic xmlns:a="http://schemas.openxmlformats.org/drawingml/2006/main">
+              <a:graphicData uri="http://schemas.openxmlformats.org/drawingml/2006/picture">
+                <pic:pic xmlns:pic="http://schemas.openxmlformats.org/drawingml/2006/picture">
+                  <pic:nvPicPr>
+                    <pic:cNvPr id="1710609016" name="Imagen 1" descr="Interfaz de usuario gráfica, Aplicación&#10;&#10;El contenido generado por IA puede ser incorrecto."/>
+                    <pic:cNvPicPr/>
+                  </pic:nvPicPr>
+                  <pic:blipFill>
+                    <a:blip r:embed="rId23"/>
+                    <a:stretch>
+                      <a:fillRect/>
+                    </a:stretch>
+                  </pic:blipFill>
+                  <pic:spPr>
+                    <a:xfrm>
+                      <a:off x="0" y="0"/>
+                      <a:ext cx="697240" cy="1317010"/>
+                    </a:xfrm>
+                    <a:prstGeom prst="rect">
+                      <a:avLst/>
+                    </a:prstGeom>
+                  </pic:spPr>
+                </pic:pic>
+              </a:graphicData>
+            </a:graphic>
+          </wp:inline>
+        </w:drawing>
+      </w:r>
+      <w:r>
+        <w:rPr>
+          <w:rFonts w:ascii="Tahoma" w:hAnsi="Tahoma" w:cs="Tahoma"/>
+        </w:rPr>
+        <w:drawing>
+          <wp:inline distT="0" distB="0" distL="0" distR="0" wp14:anchorId="54C19599" wp14:editId="219501C0">
+            <wp:extent cx="827151" cy="1325033"/>
+            <wp:effectExtent l="0" t="0" r="0" b="0"/>
+            <wp:docPr id="2076323369" name="Imagen 1" descr="Captura de pantalla de un teléfono celular&#10;&#10;El contenido generado por IA puede ser incorrecto."/>
+            <wp:cNvGraphicFramePr>
+              <a:graphicFrameLocks xmlns:a="http://schemas.openxmlformats.org/drawingml/2006/main" noChangeAspect="1"/>
+            </wp:cNvGraphicFramePr>
+            <a:graphic xmlns:a="http://schemas.openxmlformats.org/drawingml/2006/main">
+              <a:graphicData uri="http://schemas.openxmlformats.org/drawingml/2006/picture">
+                <pic:pic xmlns:pic="http://schemas.openxmlformats.org/drawingml/2006/picture">
+                  <pic:nvPicPr>
+                    <pic:cNvPr id="2076323369" name="Imagen 1" descr="Captura de pantalla de un teléfono celular&#10;&#10;El contenido generado por IA puede ser incorrecto."/>
+                    <pic:cNvPicPr/>
+                  </pic:nvPicPr>
+                  <pic:blipFill>
+                    <a:blip r:embed="rId24"/>
+                    <a:stretch>
+                      <a:fillRect/>
+                    </a:stretch>
+                  </pic:blipFill>
+                  <pic:spPr>
+                    <a:xfrm>
+                      <a:off x="0" y="0"/>
+                      <a:ext cx="835586" cy="1338545"/>
+                    </a:xfrm>
+                    <a:prstGeom prst="rect">
+                      <a:avLst/>
+                    </a:prstGeom>
+                  </pic:spPr>
+                </pic:pic>
+              </a:graphicData>
+            </a:graphic>
+          </wp:inline>
+        </w:drawing>
+      </w:r>
+      <w:r>
+        <w:rPr>
+          <w:rFonts w:ascii="Tahoma" w:hAnsi="Tahoma" w:cs="Tahoma"/>
+        </w:rPr>
+        <w:drawing>
+          <wp:inline distT="0" distB="0" distL="0" distR="0" wp14:anchorId="0F49882A" wp14:editId="2F32E922">
+            <wp:extent cx="1534916" cy="1202267"/>
+            <wp:effectExtent l="0" t="0" r="0" b="0"/>
+            <wp:docPr id="2019917149" name="Imagen 1" descr="Interfaz de usuario gráfica&#10;&#10;El contenido generado por IA puede ser incorrecto."/>
+            <wp:cNvGraphicFramePr>
+              <a:graphicFrameLocks xmlns:a="http://schemas.openxmlformats.org/drawingml/2006/main" noChangeAspect="1"/>
+            </wp:cNvGraphicFramePr>
+            <a:graphic xmlns:a="http://schemas.openxmlformats.org/drawingml/2006/main">
+              <a:graphicData uri="http://schemas.openxmlformats.org/drawingml/2006/picture">
+                <pic:pic xmlns:pic="http://schemas.openxmlformats.org/drawingml/2006/picture">
+                  <pic:nvPicPr>
+                    <pic:cNvPr id="2019917149" name="Imagen 1" descr="Interfaz de usuario gráfica&#10;&#10;El contenido generado por IA puede ser incorrecto."/>
+                    <pic:cNvPicPr/>
+                  </pic:nvPicPr>
+                  <pic:blipFill>
+                    <a:blip r:embed="rId25"/>
+                    <a:stretch>
+                      <a:fillRect/>
+                    </a:stretch>
+                  </pic:blipFill>
+                  <pic:spPr>
+                    <a:xfrm>
+                      <a:off x="0" y="0"/>
+                      <a:ext cx="1552775" cy="1216255"/>
+                    </a:xfrm>
+                    <a:prstGeom prst="rect">
+                      <a:avLst/>
+                    </a:prstGeom>
+                  </pic:spPr>
+                </pic:pic>
+              </a:graphicData>
+            </a:graphic>
+          </wp:inline>
+        </w:drawing>
+      </w:r>
+      <w:r>
+        <w:rPr>
+          <w:rFonts w:ascii="Tahoma" w:hAnsi="Tahoma" w:cs="Tahoma"/>
+        </w:rPr>
+        <w:t xml:space="preserve"> </w:t>
+      </w:r>
+      <w:r>
+        <w:rPr>
+          <w:rFonts w:ascii="Tahoma" w:hAnsi="Tahoma" w:cs="Tahoma"/>
+        </w:rPr>
+        <w:drawing>
+          <wp:inline distT="0" distB="0" distL="0" distR="0" wp14:anchorId="67A80F1E" wp14:editId="7EB76ECD">
+            <wp:extent cx="2221997" cy="965200"/>
+            <wp:effectExtent l="0" t="0" r="0" b="0"/>
+            <wp:docPr id="1809456384" name="Imagen 1" descr="Interfaz de usuario gráfica, Aplicación&#10;&#10;El contenido generado por IA puede ser incorrecto."/>
+            <wp:cNvGraphicFramePr>
+              <a:graphicFrameLocks xmlns:a="http://schemas.openxmlformats.org/drawingml/2006/main" noChangeAspect="1"/>
+            </wp:cNvGraphicFramePr>
+            <a:graphic xmlns:a="http://schemas.openxmlformats.org/drawingml/2006/main">
+              <a:graphicData uri="http://schemas.openxmlformats.org/drawingml/2006/picture">
+                <pic:pic xmlns:pic="http://schemas.openxmlformats.org/drawingml/2006/picture">
+                  <pic:nvPicPr>
+                    <pic:cNvPr id="1809456384" name="Imagen 1" descr="Interfaz de usuario gráfica, Aplicación&#10;&#10;El contenido generado por IA puede ser incorrecto."/>
+                    <pic:cNvPicPr/>
+                  </pic:nvPicPr>
+                  <pic:blipFill>
+                    <a:blip r:embed="rId26"/>
+                    <a:stretch>
+                      <a:fillRect/>
+                    </a:stretch>
+                  </pic:blipFill>
+                  <pic:spPr>
+                    <a:xfrm>
+                      <a:off x="0" y="0"/>
+                      <a:ext cx="2240250" cy="973129"/>
+                    </a:xfrm>
+                    <a:prstGeom prst="rect">
+                      <a:avLst/>
+                    </a:prstGeom>
+                  </pic:spPr>
+                </pic:pic>
+              </a:graphicData>
+            </a:graphic>
+          </wp:inline>
+        </w:drawing>
+      </w:r>
+      <w:r>
+        <w:rPr>
+          <w:rFonts w:ascii="Tahoma" w:hAnsi="Tahoma" w:cs="Tahoma"/>
+        </w:rPr>
+        <w:t xml:space="preserve"> </w:t>
+      </w:r>
+    </w:p>
+    <w:p>
+      <w:pPr>
+        <w:rPr>
+          <w:rFonts w:ascii="Tahoma" w:hAnsi="Tahoma" w:cs="Tahoma"/>
+        </w:rPr>
+      </w:pPr>
+      <w:r>
+        <w:rPr>
+          <w:rFonts w:ascii="Tahoma" w:hAnsi="Tahoma" w:cs="Tahoma"/>
+        </w:rPr>
+        <w:t xml:space="preserve">Si el </w:t>
+      </w:r>
+      <w:r>
+        <w:rPr>
+          <w:rFonts w:ascii="Tahoma" w:hAnsi="Tahoma" w:cs="Tahoma"/>
+        </w:rPr>
+        <w:t>usuario este</w:t>
+      </w:r>
+      <w:r>
+        <w:rPr>
+          <w:rFonts w:ascii="Tahoma" w:hAnsi="Tahoma" w:cs="Tahoma"/>
+        </w:rPr>
+        <w:t xml:space="preserve"> logeado aparecerá un icono para llevarlo a su respectiva dashboard</w:t>
+      </w:r>
+      <w:r>
+        <w:rPr>
+          <w:rFonts w:ascii="Tahoma" w:hAnsi="Tahoma" w:cs="Tahoma"/>
+        </w:rPr>
+        <w:t>, también dispone de un botón para cambiar entre tema oscuro y claro</w:t>
+      </w:r>
+      <w:r>
+        <w:rPr>
+          <w:rFonts w:ascii="Tahoma" w:hAnsi="Tahoma" w:cs="Tahoma"/>
+        </w:rPr>
+        <w:t>.</w:t>
+      </w:r>
+    </w:p>
+    <w:p>
+      <w:pPr>
+        <w:rPr>
+          <w:rFonts w:ascii="Tahoma" w:hAnsi="Tahoma" w:cs="Tahoma"/>
+        </w:rPr>
+      </w:pPr>
+      <w:r>
+        <w:rPr>
+          <w:rFonts w:ascii="Tahoma" w:hAnsi="Tahoma" w:cs="Tahoma"/>
+        </w:rPr>
+        <w:drawing>
+          <wp:inline distT="0" distB="0" distL="0" distR="0" wp14:anchorId="6336D8C4" wp14:editId="522272FE">
+            <wp:extent cx="1116260" cy="626533"/>
+            <wp:effectExtent l="0" t="0" r="0" b="0"/>
+            <wp:docPr id="1399322571" name="Imagen 1" descr="Interfaz de usuario gráfica, Texto, Aplicación, Chat o mensaje de texto&#10;&#10;El contenido generado por IA puede ser incorrecto."/>
+            <wp:cNvGraphicFramePr>
+              <a:graphicFrameLocks xmlns:a="http://schemas.openxmlformats.org/drawingml/2006/main" noChangeAspect="1"/>
+            </wp:cNvGraphicFramePr>
+            <a:graphic xmlns:a="http://schemas.openxmlformats.org/drawingml/2006/main">
+              <a:graphicData uri="http://schemas.openxmlformats.org/drawingml/2006/picture">
+                <pic:pic xmlns:pic="http://schemas.openxmlformats.org/drawingml/2006/picture">
+                  <pic:nvPicPr>
+                    <pic:cNvPr id="1399322571" name="Imagen 1" descr="Interfaz de usuario gráfica, Texto, Aplicación, Chat o mensaje de texto&#10;&#10;El contenido generado por IA puede ser incorrecto."/>
+                    <pic:cNvPicPr/>
+                  </pic:nvPicPr>
+                  <pic:blipFill>
+                    <a:blip r:embed="rId27"/>
+                    <a:stretch>
+                      <a:fillRect/>
+                    </a:stretch>
+                  </pic:blipFill>
+                  <pic:spPr>
+                    <a:xfrm>
+                      <a:off x="0" y="0"/>
+                      <a:ext cx="1128861" cy="633606"/>
+                    </a:xfrm>
+                    <a:prstGeom prst="rect">
+                      <a:avLst/>
+                    </a:prstGeom>
+                  </pic:spPr>
+                </pic:pic>
+              </a:graphicData>
+            </a:graphic>
+          </wp:inline>
+        </w:drawing>
+      </w:r>
+      <w:r>
+        <w:rPr>
+          <w:rFonts w:ascii="Tahoma" w:hAnsi="Tahoma" w:cs="Tahoma"/>
+        </w:rPr>
+        <w:t xml:space="preserve"> </w:t>
+      </w:r>
+      <w:r>
+        <w:rPr>
+          <w:rFonts w:ascii="Tahoma" w:hAnsi="Tahoma" w:cs="Tahoma"/>
+        </w:rPr>
+        <w:drawing>
+          <wp:inline distT="0" distB="0" distL="0" distR="0" wp14:anchorId="678F6C01" wp14:editId="33C0601C">
+            <wp:extent cx="1185334" cy="715716"/>
+            <wp:effectExtent l="0" t="0" r="0" b="0"/>
+            <wp:docPr id="339049839" name="Imagen 1" descr="Interfaz de usuario gráfica, Aplicación&#10;&#10;El contenido generado por IA puede ser incorrecto."/>
+            <wp:cNvGraphicFramePr>
+              <a:graphicFrameLocks xmlns:a="http://schemas.openxmlformats.org/drawingml/2006/main" noChangeAspect="1"/>
+            </wp:cNvGraphicFramePr>
+            <a:graphic xmlns:a="http://schemas.openxmlformats.org/drawingml/2006/main">
+              <a:graphicData uri="http://schemas.openxmlformats.org/drawingml/2006/picture">
+                <pic:pic xmlns:pic="http://schemas.openxmlformats.org/drawingml/2006/picture">
+                  <pic:nvPicPr>
+                    <pic:cNvPr id="339049839" name="Imagen 1" descr="Interfaz de usuario gráfica, Aplicación&#10;&#10;El contenido generado por IA puede ser incorrecto."/>
+                    <pic:cNvPicPr/>
+                  </pic:nvPicPr>
+                  <pic:blipFill>
+                    <a:blip r:embed="rId28"/>
+                    <a:stretch>
+                      <a:fillRect/>
+                    </a:stretch>
+                  </pic:blipFill>
+                  <pic:spPr>
+                    <a:xfrm>
+                      <a:off x="0" y="0"/>
+                      <a:ext cx="1195951" cy="722127"/>
+                    </a:xfrm>
+                    <a:prstGeom prst="rect">
+                      <a:avLst/>
+                    </a:prstGeom>
+                  </pic:spPr>
+                </pic:pic>
+              </a:graphicData>
+            </a:graphic>
+          </wp:inline>
+        </w:drawing>
+      </w:r>
+    </w:p>
+    <w:p>
+      <w:pPr>
+        <w:rPr>
+          <w:rFonts w:ascii="Tahoma" w:hAnsi="Tahoma" w:cs="Tahoma"/>
+        </w:rPr>
+      </w:pPr>
+      <w:r>
+        <w:rPr>
+          <w:rFonts w:ascii="Tahoma" w:hAnsi="Tahoma" w:cs="Tahoma"/>
+        </w:rPr>
+        <w:t xml:space="preserve">Esta </w:t>
+      </w:r>
+      <w:r>
+        <w:rPr>
+          <w:rFonts w:ascii="Tahoma" w:hAnsi="Tahoma" w:cs="Tahoma"/>
+        </w:rPr>
+        <w:t>sería</w:t>
+      </w:r>
+      <w:r>
+        <w:rPr>
+          <w:rFonts w:ascii="Tahoma" w:hAnsi="Tahoma" w:cs="Tahoma"/>
+        </w:rPr>
+        <w:t xml:space="preserve"> la </w:t>
+      </w:r>
+      <w:r>
+        <w:rPr>
+          <w:rFonts w:ascii="Tahoma" w:hAnsi="Tahoma" w:cs="Tahoma"/>
+        </w:rPr>
+        <w:t>página</w:t>
+      </w:r>
+      <w:r>
+        <w:rPr>
+          <w:rFonts w:ascii="Tahoma" w:hAnsi="Tahoma" w:cs="Tahoma"/>
+        </w:rPr>
+        <w:t xml:space="preserve"> de login y la de registro, tan solo mostrare las pantallas de móvil ya que serán iguales para todas las pantallas, pero centrándose.</w:t>
+      </w:r>
+    </w:p>
+    <w:p>
+      <w:pPr>
+        <w:rPr>
+          <w:rFonts w:ascii="Tahoma" w:hAnsi="Tahoma" w:cs="Tahoma"/>
+        </w:rPr>
+      </w:pPr>
+      <w:r>
+        <w:rPr>
+          <w:rFonts w:ascii="Tahoma" w:hAnsi="Tahoma" w:cs="Tahoma"/>
+        </w:rPr>
+        <w:drawing>
+          <wp:inline distT="0" distB="0" distL="0" distR="0" wp14:anchorId="06D8F9AC" wp14:editId="548D72EC">
+            <wp:extent cx="918633" cy="1388428"/>
+            <wp:effectExtent l="0" t="0" r="0" b="0"/>
+            <wp:docPr id="290376016" name="Imagen 1" descr="Interfaz de usuario gráfica, Texto, Aplicación&#10;&#10;El contenido generado por IA puede ser incorrecto."/>
+            <wp:cNvGraphicFramePr>
+              <a:graphicFrameLocks xmlns:a="http://schemas.openxmlformats.org/drawingml/2006/main" noChangeAspect="1"/>
+            </wp:cNvGraphicFramePr>
+            <a:graphic xmlns:a="http://schemas.openxmlformats.org/drawingml/2006/main">
+              <a:graphicData uri="http://schemas.openxmlformats.org/drawingml/2006/picture">
+                <pic:pic xmlns:pic="http://schemas.openxmlformats.org/drawingml/2006/picture">
+                  <pic:nvPicPr>
+                    <pic:cNvPr id="290376016" name="Imagen 1" descr="Interfaz de usuario gráfica, Texto, Aplicación&#10;&#10;El contenido generado por IA puede ser incorrecto."/>
+                    <pic:cNvPicPr/>
+                  </pic:nvPicPr>
+                  <pic:blipFill>
+                    <a:blip r:embed="rId29"/>
+                    <a:stretch>
+                      <a:fillRect/>
+                    </a:stretch>
+                  </pic:blipFill>
+                  <pic:spPr>
+                    <a:xfrm>
+                      <a:off x="0" y="0"/>
+                      <a:ext cx="926329" cy="1400059"/>
+                    </a:xfrm>
+                    <a:prstGeom prst="rect">
+                      <a:avLst/>
+                    </a:prstGeom>
+                  </pic:spPr>
+                </pic:pic>
+              </a:graphicData>
+            </a:graphic>
+          </wp:inline>
+        </w:drawing>
+      </w:r>
+      <w:r>
+        <w:rPr>
+          <w:rFonts w:ascii="Tahoma" w:hAnsi="Tahoma" w:cs="Tahoma"/>
+        </w:rPr>
+        <w:t xml:space="preserve">  </w:t>
+      </w:r>
+      <w:r>
+        <w:rPr>
+          <w:rFonts w:ascii="Tahoma" w:hAnsi="Tahoma" w:cs="Tahoma"/>
+        </w:rPr>
+        <w:drawing>
+          <wp:inline distT="0" distB="0" distL="0" distR="0" wp14:anchorId="6D0A5DED" wp14:editId="432003CF">
+            <wp:extent cx="1090713" cy="1367367"/>
+            <wp:effectExtent l="0" t="0" r="0" b="0"/>
+            <wp:docPr id="1073715373" name="Imagen 1" descr="Interfaz de usuario gráfica, Aplicación&#10;&#10;El contenido generado por IA puede ser incorrecto."/>
+            <wp:cNvGraphicFramePr>
+              <a:graphicFrameLocks xmlns:a="http://schemas.openxmlformats.org/drawingml/2006/main" noChangeAspect="1"/>
+            </wp:cNvGraphicFramePr>
+            <a:graphic xmlns:a="http://schemas.openxmlformats.org/drawingml/2006/main">
+              <a:graphicData uri="http://schemas.openxmlformats.org/drawingml/2006/picture">
+                <pic:pic xmlns:pic="http://schemas.openxmlformats.org/drawingml/2006/picture">
+                  <pic:nvPicPr>
+                    <pic:cNvPr id="1073715373" name="Imagen 1" descr="Interfaz de usuario gráfica, Aplicación&#10;&#10;El contenido generado por IA puede ser incorrecto."/>
+                    <pic:cNvPicPr/>
+                  </pic:nvPicPr>
+                  <pic:blipFill>
+                    <a:blip r:embed="rId30"/>
+                    <a:stretch>
+                      <a:fillRect/>
+                    </a:stretch>
+                  </pic:blipFill>
+                  <pic:spPr>
+                    <a:xfrm>
+                      <a:off x="0" y="0"/>
+                      <a:ext cx="1106831" cy="1387573"/>
+                    </a:xfrm>
+                    <a:prstGeom prst="rect">
+                      <a:avLst/>
+                    </a:prstGeom>
+                  </pic:spPr>
+                </pic:pic>
+              </a:graphicData>
+            </a:graphic>
+          </wp:inline>
+        </w:drawing>
+      </w:r>
+    </w:p>
+    <w:p>
+      <w:pPr>
+        <w:rPr>
+          <w:rFonts w:ascii="Tahoma" w:hAnsi="Tahoma" w:cs="Tahoma"/>
+        </w:rPr>
+      </w:pPr>
+      <w:r>
+        <w:rPr>
+          <w:rFonts w:ascii="Tahoma" w:hAnsi="Tahoma" w:cs="Tahoma"/>
+        </w:rPr>
+        <w:t>Esta seria la dashboard de empresa; en móvil será una sola columna mientras en pantallas mayores serán 2 columnas, la 1º para los datos de la empresa, la 2º se dividirá en 2 filas, la 1º fila incluirá un log de actividad y el formulario de creación de ofertas. La 2º fila incluirá todas las ofertas de la empresa.</w:t>
+      </w:r>
+    </w:p>
+    <w:p>
+      <w:pPr>
+        <w:rPr>
+          <w:rFonts w:ascii="Tahoma" w:hAnsi="Tahoma" w:cs="Tahoma"/>
+        </w:rPr>
+      </w:pPr>
+      <w:r>
+        <w:rPr>
+          <w:rFonts w:ascii="Tahoma" w:hAnsi="Tahoma" w:cs="Tahoma"/>
+        </w:rPr>
+        <w:drawing>
+          <wp:inline distT="0" distB="0" distL="0" distR="0" wp14:anchorId="10B2EE5C" wp14:editId="4E14A6AD">
+            <wp:extent cx="1008775" cy="1752600"/>
+            <wp:effectExtent l="0" t="0" r="0" b="0"/>
+            <wp:docPr id="922876740" name="Imagen 1" descr="Interfaz de usuario gráfica, Aplicación&#10;&#10;El contenido generado por IA puede ser incorrecto."/>
+            <wp:cNvGraphicFramePr>
+              <a:graphicFrameLocks xmlns:a="http://schemas.openxmlformats.org/drawingml/2006/main" noChangeAspect="1"/>
+            </wp:cNvGraphicFramePr>
+            <a:graphic xmlns:a="http://schemas.openxmlformats.org/drawingml/2006/main">
+              <a:graphicData uri="http://schemas.openxmlformats.org/drawingml/2006/picture">
+                <pic:pic xmlns:pic="http://schemas.openxmlformats.org/drawingml/2006/picture">
+                  <pic:nvPicPr>
+                    <pic:cNvPr id="922876740" name="Imagen 1" descr="Interfaz de usuario gráfica, Aplicación&#10;&#10;El contenido generado por IA puede ser incorrecto."/>
+                    <pic:cNvPicPr/>
+                  </pic:nvPicPr>
+                  <pic:blipFill>
+                    <a:blip r:embed="rId31"/>
+                    <a:stretch>
+                      <a:fillRect/>
+                    </a:stretch>
+                  </pic:blipFill>
+                  <pic:spPr>
+                    <a:xfrm>
+                      <a:off x="0" y="0"/>
+                      <a:ext cx="1021861" cy="1775335"/>
+                    </a:xfrm>
+                    <a:prstGeom prst="rect">
+                      <a:avLst/>
+                    </a:prstGeom>
+                  </pic:spPr>
+                </pic:pic>
+              </a:graphicData>
+            </a:graphic>
+          </wp:inline>
+        </w:drawing>
+      </w:r>
+      <w:r>
+        <w:rPr>
+          <w:rFonts w:ascii="Tahoma" w:hAnsi="Tahoma" w:cs="Tahoma"/>
+        </w:rPr>
+        <w:t xml:space="preserve">  </w:t>
+      </w:r>
+      <w:r>
+        <w:rPr>
+          <w:rFonts w:ascii="Tahoma" w:hAnsi="Tahoma" w:cs="Tahoma"/>
+        </w:rPr>
+        <w:drawing>
+          <wp:inline distT="0" distB="0" distL="0" distR="0" wp14:anchorId="27C81441" wp14:editId="560339AF">
+            <wp:extent cx="954252" cy="1761067"/>
+            <wp:effectExtent l="0" t="0" r="0" b="0"/>
+            <wp:docPr id="1694525393" name="Imagen 1" descr="Interfaz de usuario gráfica&#10;&#10;El contenido generado por IA puede ser incorrecto."/>
+            <wp:cNvGraphicFramePr>
+              <a:graphicFrameLocks xmlns:a="http://schemas.openxmlformats.org/drawingml/2006/main" noChangeAspect="1"/>
+            </wp:cNvGraphicFramePr>
+            <a:graphic xmlns:a="http://schemas.openxmlformats.org/drawingml/2006/main">
+              <a:graphicData uri="http://schemas.openxmlformats.org/drawingml/2006/picture">
+                <pic:pic xmlns:pic="http://schemas.openxmlformats.org/drawingml/2006/picture">
+                  <pic:nvPicPr>
+                    <pic:cNvPr id="1694525393" name="Imagen 1" descr="Interfaz de usuario gráfica&#10;&#10;El contenido generado por IA puede ser incorrecto."/>
+                    <pic:cNvPicPr/>
+                  </pic:nvPicPr>
+                  <pic:blipFill>
+                    <a:blip r:embed="rId32"/>
+                    <a:stretch>
+                      <a:fillRect/>
+                    </a:stretch>
+                  </pic:blipFill>
+                  <pic:spPr>
+                    <a:xfrm>
+                      <a:off x="0" y="0"/>
+                      <a:ext cx="971926" cy="1793684"/>
+                    </a:xfrm>
+                    <a:prstGeom prst="rect">
+                      <a:avLst/>
+                    </a:prstGeom>
+                  </pic:spPr>
+                </pic:pic>
+              </a:graphicData>
+            </a:graphic>
+          </wp:inline>
+        </w:drawing>
+      </w:r>
+      <w:r>
+        <w:rPr>
+          <w:rFonts w:ascii="Tahoma" w:hAnsi="Tahoma" w:cs="Tahoma"/>
+        </w:rPr>
+        <w:t xml:space="preserve">    </w:t>
+      </w:r>
+      <w:r>
+        <w:rPr>
+          <w:rFonts w:ascii="Tahoma" w:hAnsi="Tahoma" w:cs="Tahoma"/>
+        </w:rPr>
+        <w:drawing>
+          <wp:inline distT="0" distB="0" distL="0" distR="0" wp14:anchorId="15044805" wp14:editId="246F58B1">
+            <wp:extent cx="2539078" cy="1612900"/>
+            <wp:effectExtent l="0" t="0" r="0" b="0"/>
+            <wp:docPr id="1153404972" name="Imagen 1" descr="Interfaz de usuario gráfica, Aplicación&#10;&#10;El contenido generado por IA puede ser incorrecto."/>
+            <wp:cNvGraphicFramePr>
+              <a:graphicFrameLocks xmlns:a="http://schemas.openxmlformats.org/drawingml/2006/main" noChangeAspect="1"/>
+            </wp:cNvGraphicFramePr>
+            <a:graphic xmlns:a="http://schemas.openxmlformats.org/drawingml/2006/main">
+              <a:graphicData uri="http://schemas.openxmlformats.org/drawingml/2006/picture">
+                <pic:pic xmlns:pic="http://schemas.openxmlformats.org/drawingml/2006/picture">
+                  <pic:nvPicPr>
+                    <pic:cNvPr id="1153404972" name="Imagen 1" descr="Interfaz de usuario gráfica, Aplicación&#10;&#10;El contenido generado por IA puede ser incorrecto."/>
+                    <pic:cNvPicPr/>
+                  </pic:nvPicPr>
+                  <pic:blipFill>
+                    <a:blip r:embed="rId33"/>
+                    <a:stretch>
+                      <a:fillRect/>
+                    </a:stretch>
+                  </pic:blipFill>
+                  <pic:spPr>
+                    <a:xfrm>
+                      <a:off x="0" y="0"/>
+                      <a:ext cx="2540633" cy="1613888"/>
+                    </a:xfrm>
+                    <a:prstGeom prst="rect">
+                      <a:avLst/>
+                    </a:prstGeom>
+                  </pic:spPr>
+                </pic:pic>
+              </a:graphicData>
+            </a:graphic>
+          </wp:inline>
+        </w:drawing>
+      </w:r>
+    </w:p>
+    <w:p>
+      <w:pPr>
+        <w:rPr>
+          <w:rFonts w:ascii="Tahoma" w:hAnsi="Tahoma" w:cs="Tahoma"/>
+        </w:rPr>
+      </w:pPr>
+      <w:r>
+        <w:rPr>
+          <w:rFonts w:ascii="Tahoma" w:hAnsi="Tahoma" w:cs="Tahoma"/>
+        </w:rPr>
+        <w:lastRenderedPageBreak/>
+        <w:t>En el dashboard de aspirante</w:t>
+      </w:r>
+    </w:p>
+    <w:p>
+      <w:pPr>
+        <w:rPr>
+          <w:rFonts w:ascii="Tahoma" w:hAnsi="Tahoma" w:cs="Tahoma"/>
+        </w:rPr>
+      </w:pPr>
+      <w:r>
+        <w:rPr>
+          <w:rFonts w:ascii="Tahoma" w:hAnsi="Tahoma" w:cs="Tahoma"/>
+        </w:rPr>
+        <w:drawing>
+          <wp:inline distT="0" distB="0" distL="0" distR="0" wp14:anchorId="3EC89C7C" wp14:editId="6EEFBD96">
+            <wp:extent cx="1206500" cy="2171206"/>
+            <wp:effectExtent l="0" t="0" r="0" b="0"/>
+            <wp:docPr id="751900328" name="Imagen 1" descr="Interfaz de usuario gráfica, Texto, Aplicación&#10;&#10;El contenido generado por IA puede ser incorrecto."/>
+            <wp:cNvGraphicFramePr>
+              <a:graphicFrameLocks xmlns:a="http://schemas.openxmlformats.org/drawingml/2006/main" noChangeAspect="1"/>
+            </wp:cNvGraphicFramePr>
+            <a:graphic xmlns:a="http://schemas.openxmlformats.org/drawingml/2006/main">
+              <a:graphicData uri="http://schemas.openxmlformats.org/drawingml/2006/picture">
+                <pic:pic xmlns:pic="http://schemas.openxmlformats.org/drawingml/2006/picture">
+                  <pic:nvPicPr>
+                    <pic:cNvPr id="751900328" name="Imagen 1" descr="Interfaz de usuario gráfica, Texto, Aplicación&#10;&#10;El contenido generado por IA puede ser incorrecto."/>
+                    <pic:cNvPicPr/>
+                  </pic:nvPicPr>
+                  <pic:blipFill>
+                    <a:blip r:embed="rId34"/>
+                    <a:stretch>
+                      <a:fillRect/>
+                    </a:stretch>
+                  </pic:blipFill>
+                  <pic:spPr>
+                    <a:xfrm>
+                      <a:off x="0" y="0"/>
+                      <a:ext cx="1216195" cy="2188652"/>
+                    </a:xfrm>
+                    <a:prstGeom prst="rect">
+                      <a:avLst/>
+                    </a:prstGeom>
+                  </pic:spPr>
+                </pic:pic>
+              </a:graphicData>
+            </a:graphic>
+          </wp:inline>
+        </w:drawing>
+      </w:r>
+      <w:r>
+        <w:rPr>
+          <w:rFonts w:ascii="Tahoma" w:hAnsi="Tahoma" w:cs="Tahoma"/>
+        </w:rPr>
+        <w:drawing>
+          <wp:inline distT="0" distB="0" distL="0" distR="0" wp14:anchorId="125CE84E" wp14:editId="4F75157D">
+            <wp:extent cx="1240538" cy="2116667"/>
+            <wp:effectExtent l="0" t="0" r="0" b="0"/>
+            <wp:docPr id="2104541551" name="Imagen 1" descr="Interfaz de usuario gráfica, Texto, Aplicación&#10;&#10;El contenido generado por IA puede ser incorrecto."/>
+            <wp:cNvGraphicFramePr>
+              <a:graphicFrameLocks xmlns:a="http://schemas.openxmlformats.org/drawingml/2006/main" noChangeAspect="1"/>
+            </wp:cNvGraphicFramePr>
+            <a:graphic xmlns:a="http://schemas.openxmlformats.org/drawingml/2006/main">
+              <a:graphicData uri="http://schemas.openxmlformats.org/drawingml/2006/picture">
+                <pic:pic xmlns:pic="http://schemas.openxmlformats.org/drawingml/2006/picture">
+                  <pic:nvPicPr>
+                    <pic:cNvPr id="2104541551" name="Imagen 1" descr="Interfaz de usuario gráfica, Texto, Aplicación&#10;&#10;El contenido generado por IA puede ser incorrecto."/>
+                    <pic:cNvPicPr/>
+                  </pic:nvPicPr>
+                  <pic:blipFill>
+                    <a:blip r:embed="rId35"/>
+                    <a:stretch>
+                      <a:fillRect/>
+                    </a:stretch>
+                  </pic:blipFill>
+                  <pic:spPr>
+                    <a:xfrm>
+                      <a:off x="0" y="0"/>
+                      <a:ext cx="1257637" cy="2145843"/>
+                    </a:xfrm>
+                    <a:prstGeom prst="rect">
+                      <a:avLst/>
+                    </a:prstGeom>
+                  </pic:spPr>
+                </pic:pic>
+              </a:graphicData>
+            </a:graphic>
+          </wp:inline>
+        </w:drawing>
+      </w:r>
+      <w:r>
+        <w:rPr>
+          <w:rFonts w:ascii="Tahoma" w:hAnsi="Tahoma" w:cs="Tahoma"/>
+        </w:rPr>
+        <w:drawing>
+          <wp:inline distT="0" distB="0" distL="0" distR="0" wp14:anchorId="439220A7" wp14:editId="4B18646E">
+            <wp:extent cx="1685273" cy="1380066"/>
+            <wp:effectExtent l="0" t="0" r="0" b="0"/>
+            <wp:docPr id="1823993117" name="Imagen 1" descr="Interfaz de usuario gráfica, Texto, Aplicación&#10;&#10;El contenido generado por IA puede ser incorrecto."/>
+            <wp:cNvGraphicFramePr>
+              <a:graphicFrameLocks xmlns:a="http://schemas.openxmlformats.org/drawingml/2006/main" noChangeAspect="1"/>
+            </wp:cNvGraphicFramePr>
+            <a:graphic xmlns:a="http://schemas.openxmlformats.org/drawingml/2006/main">
+              <a:graphicData uri="http://schemas.openxmlformats.org/drawingml/2006/picture">
+                <pic:pic xmlns:pic="http://schemas.openxmlformats.org/drawingml/2006/picture">
+                  <pic:nvPicPr>
+                    <pic:cNvPr id="1823993117" name="Imagen 1" descr="Interfaz de usuario gráfica, Texto, Aplicación&#10;&#10;El contenido generado por IA puede ser incorrecto."/>
+                    <pic:cNvPicPr/>
+                  </pic:nvPicPr>
+                  <pic:blipFill>
+                    <a:blip r:embed="rId36"/>
+                    <a:stretch>
+                      <a:fillRect/>
+                    </a:stretch>
+                  </pic:blipFill>
+                  <pic:spPr>
+                    <a:xfrm>
+                      <a:off x="0" y="0"/>
+                      <a:ext cx="1700226" cy="1392311"/>
+                    </a:xfrm>
+                    <a:prstGeom prst="rect">
+                      <a:avLst/>
+                    </a:prstGeom>
+                  </pic:spPr>
+                </pic:pic>
+              </a:graphicData>
+            </a:graphic>
+          </wp:inline>
+        </w:drawing>
+      </w:r>
+    </w:p>
+    <w:p>
+      <w:pPr>
+        <w:rPr>
+          <w:rFonts w:ascii="Tahoma" w:hAnsi="Tahoma" w:cs="Tahoma"/>
+        </w:rPr>
+      </w:pPr>
+      <w:r>
+        <w:rPr>
+          <w:rFonts w:ascii="Tahoma" w:hAnsi="Tahoma" w:cs="Tahoma"/>
+        </w:rPr>
+        <w:drawing>
+          <wp:inline distT="0" distB="0" distL="0" distR="0" wp14:anchorId="4E3F8760" wp14:editId="07397517">
+            <wp:extent cx="2373552" cy="1189567"/>
+            <wp:effectExtent l="0" t="0" r="0" b="0"/>
+            <wp:docPr id="1682885405" name="Imagen 1" descr="Interfaz de usuario gráfica, Texto, Aplicación, Correo electrónico&#10;&#10;El contenido generado por IA puede ser incorrecto."/>
+            <wp:cNvGraphicFramePr>
+              <a:graphicFrameLocks xmlns:a="http://schemas.openxmlformats.org/drawingml/2006/main" noChangeAspect="1"/>
+            </wp:cNvGraphicFramePr>
+            <a:graphic xmlns:a="http://schemas.openxmlformats.org/drawingml/2006/main">
+              <a:graphicData uri="http://schemas.openxmlformats.org/drawingml/2006/picture">
+                <pic:pic xmlns:pic="http://schemas.openxmlformats.org/drawingml/2006/picture">
+                  <pic:nvPicPr>
+                    <pic:cNvPr id="1682885405" name="Imagen 1" descr="Interfaz de usuario gráfica, Texto, Aplicación, Correo electrónico&#10;&#10;El contenido generado por IA puede ser incorrecto."/>
+                    <pic:cNvPicPr/>
+                  </pic:nvPicPr>
+                  <pic:blipFill>
+                    <a:blip r:embed="rId37"/>
+                    <a:stretch>
+                      <a:fillRect/>
+                    </a:stretch>
+                  </pic:blipFill>
+                  <pic:spPr>
+                    <a:xfrm>
+                      <a:off x="0" y="0"/>
+                      <a:ext cx="2387169" cy="1196392"/>
+                    </a:xfrm>
+                    <a:prstGeom prst="rect">
+                      <a:avLst/>
+                    </a:prstGeom>
+                  </pic:spPr>
+                </pic:pic>
+              </a:graphicData>
+            </a:graphic>
+          </wp:inline>
+        </w:drawing>
+      </w:r>
+      <w:r>
+        <w:rPr>
+          <w:rFonts w:ascii="Tahoma" w:hAnsi="Tahoma" w:cs="Tahoma"/>
+        </w:rPr>
+        <w:drawing>
+          <wp:inline distT="0" distB="0" distL="0" distR="0" wp14:anchorId="5EF839D2" wp14:editId="02F9D6CA">
+            <wp:extent cx="2197100" cy="1204478"/>
+            <wp:effectExtent l="0" t="0" r="0" b="0"/>
+            <wp:docPr id="1561012643" name="Imagen 1" descr="Interfaz de usuario gráfica, Texto, Aplicación, Correo electrónico&#10;&#10;El contenido generado por IA puede ser incorrecto."/>
+            <wp:cNvGraphicFramePr>
+              <a:graphicFrameLocks xmlns:a="http://schemas.openxmlformats.org/drawingml/2006/main" noChangeAspect="1"/>
+            </wp:cNvGraphicFramePr>
+            <a:graphic xmlns:a="http://schemas.openxmlformats.org/drawingml/2006/main">
+              <a:graphicData uri="http://schemas.openxmlformats.org/drawingml/2006/picture">
+                <pic:pic xmlns:pic="http://schemas.openxmlformats.org/drawingml/2006/picture">
+                  <pic:nvPicPr>
+                    <pic:cNvPr id="1561012643" name="Imagen 1" descr="Interfaz de usuario gráfica, Texto, Aplicación, Correo electrónico&#10;&#10;El contenido generado por IA puede ser incorrecto."/>
+                    <pic:cNvPicPr/>
+                  </pic:nvPicPr>
+                  <pic:blipFill>
+                    <a:blip r:embed="rId38"/>
+                    <a:stretch>
+                      <a:fillRect/>
+                    </a:stretch>
+                  </pic:blipFill>
+                  <pic:spPr>
+                    <a:xfrm>
+                      <a:off x="0" y="0"/>
+                      <a:ext cx="2217322" cy="1215564"/>
+                    </a:xfrm>
+                    <a:prstGeom prst="rect">
+                      <a:avLst/>
+                    </a:prstGeom>
+                  </pic:spPr>
+                </pic:pic>
+              </a:graphicData>
+            </a:graphic>
+          </wp:inline>
+        </w:drawing>
+      </w:r>
+    </w:p>
+    <w:p>
+      <w:pPr>
+        <w:rPr>
+          <w:rFonts w:ascii="Tahoma" w:hAnsi="Tahoma" w:cs="Tahoma"/>
+        </w:rPr>
+      </w:pPr>
+      <w:r>
+        <w:rPr>
+          <w:rFonts w:ascii="Tahoma" w:hAnsi="Tahoma" w:cs="Tahoma"/>
+        </w:rPr>
+        <w:t>Si seleccionamos modificar datos nos aparece una tarjeta con tres pestañas en las cuales podremos modificar los datos del usuario.</w:t>
+      </w:r>
+    </w:p>
+    <w:p>
+      <w:pPr>
+        <w:rPr>
+          <w:rFonts w:ascii="Tahoma" w:hAnsi="Tahoma" w:cs="Tahoma"/>
+        </w:rPr>
+      </w:pPr>
+      <w:r>
+        <w:rPr>
+          <w:rFonts w:ascii="Tahoma" w:hAnsi="Tahoma" w:cs="Tahoma"/>
+        </w:rPr>
+        <w:drawing>
+          <wp:inline distT="0" distB="0" distL="0" distR="0" wp14:anchorId="662AFA3D" wp14:editId="4E86581E">
+            <wp:extent cx="2087033" cy="1715223"/>
+            <wp:effectExtent l="0" t="0" r="0" b="0"/>
+            <wp:docPr id="751745607" name="Imagen 1" descr="Interfaz de usuario gráfica&#10;&#10;El contenido generado por IA puede ser incorrecto."/>
+            <wp:cNvGraphicFramePr>
+              <a:graphicFrameLocks xmlns:a="http://schemas.openxmlformats.org/drawingml/2006/main" noChangeAspect="1"/>
+            </wp:cNvGraphicFramePr>
+            <a:graphic xmlns:a="http://schemas.openxmlformats.org/drawingml/2006/main">
+              <a:graphicData uri="http://schemas.openxmlformats.org/drawingml/2006/picture">
+                <pic:pic xmlns:pic="http://schemas.openxmlformats.org/drawingml/2006/picture">
+                  <pic:nvPicPr>
+                    <pic:cNvPr id="751745607" name="Imagen 1" descr="Interfaz de usuario gráfica&#10;&#10;El contenido generado por IA puede ser incorrecto."/>
+                    <pic:cNvPicPr/>
+                  </pic:nvPicPr>
+                  <pic:blipFill>
+                    <a:blip r:embed="rId39"/>
+                    <a:stretch>
+                      <a:fillRect/>
+                    </a:stretch>
+                  </pic:blipFill>
+                  <pic:spPr>
+                    <a:xfrm>
+                      <a:off x="0" y="0"/>
+                      <a:ext cx="2108509" cy="1732873"/>
+                    </a:xfrm>
+                    <a:prstGeom prst="rect">
+                      <a:avLst/>
+                    </a:prstGeom>
+                  </pic:spPr>
+                </pic:pic>
+              </a:graphicData>
+            </a:graphic>
+          </wp:inline>
+        </w:drawing>
+      </w:r>
+      <w:r>
+        <w:rPr>
+          <w:rFonts w:ascii="Tahoma" w:hAnsi="Tahoma" w:cs="Tahoma"/>
+        </w:rPr>
+        <w:drawing>
+          <wp:inline distT="0" distB="0" distL="0" distR="0" wp14:anchorId="5246D1A1" wp14:editId="224AB0F8">
+            <wp:extent cx="1524591" cy="1684867"/>
+            <wp:effectExtent l="0" t="0" r="0" b="0"/>
+            <wp:docPr id="116900162" name="Imagen 1" descr="Interfaz de usuario gráfica, Texto, Aplicación, Chat o mensaje de texto&#10;&#10;El contenido generado por IA puede ser incorrecto."/>
+            <wp:cNvGraphicFramePr>
+              <a:graphicFrameLocks xmlns:a="http://schemas.openxmlformats.org/drawingml/2006/main" noChangeAspect="1"/>
+            </wp:cNvGraphicFramePr>
+            <a:graphic xmlns:a="http://schemas.openxmlformats.org/drawingml/2006/main">
+              <a:graphicData uri="http://schemas.openxmlformats.org/drawingml/2006/picture">
+                <pic:pic xmlns:pic="http://schemas.openxmlformats.org/drawingml/2006/picture">
+                  <pic:nvPicPr>
+                    <pic:cNvPr id="116900162" name="Imagen 1" descr="Interfaz de usuario gráfica, Texto, Aplicación, Chat o mensaje de texto&#10;&#10;El contenido generado por IA puede ser incorrecto."/>
+                    <pic:cNvPicPr/>
+                  </pic:nvPicPr>
+                  <pic:blipFill>
+                    <a:blip r:embed="rId40"/>
+                    <a:stretch>
+                      <a:fillRect/>
+                    </a:stretch>
+                  </pic:blipFill>
+                  <pic:spPr>
+                    <a:xfrm>
+                      <a:off x="0" y="0"/>
+                      <a:ext cx="1535958" cy="1697429"/>
+                    </a:xfrm>
+                    <a:prstGeom prst="rect">
+                      <a:avLst/>
+                    </a:prstGeom>
+                  </pic:spPr>
+                </pic:pic>
+              </a:graphicData>
+            </a:graphic>
+          </wp:inline>
+        </w:drawing>
+      </w:r>
+      <w:r>
+        <w:rPr>
+          <w:rFonts w:ascii="Tahoma" w:hAnsi="Tahoma" w:cs="Tahoma"/>
+        </w:rPr>
+        <w:drawing>
+          <wp:inline distT="0" distB="0" distL="0" distR="0" wp14:anchorId="7352D806" wp14:editId="5F742F22">
+            <wp:extent cx="1502833" cy="1721259"/>
+            <wp:effectExtent l="0" t="0" r="0" b="0"/>
+            <wp:docPr id="2007470047" name="Imagen 1" descr="Interfaz de usuario gráfica, Texto, Aplicación&#10;&#10;El contenido generado por IA puede ser incorrecto."/>
+            <wp:cNvGraphicFramePr>
+              <a:graphicFrameLocks xmlns:a="http://schemas.openxmlformats.org/drawingml/2006/main" noChangeAspect="1"/>
+            </wp:cNvGraphicFramePr>
+            <a:graphic xmlns:a="http://schemas.openxmlformats.org/drawingml/2006/main">
+              <a:graphicData uri="http://schemas.openxmlformats.org/drawingml/2006/picture">
+                <pic:pic xmlns:pic="http://schemas.openxmlformats.org/drawingml/2006/picture">
+                  <pic:nvPicPr>
+                    <pic:cNvPr id="2007470047" name="Imagen 1" descr="Interfaz de usuario gráfica, Texto, Aplicación&#10;&#10;El contenido generado por IA puede ser incorrecto."/>
+                    <pic:cNvPicPr/>
+                  </pic:nvPicPr>
+                  <pic:blipFill>
+                    <a:blip r:embed="rId41"/>
+                    <a:stretch>
+                      <a:fillRect/>
+                    </a:stretch>
+                  </pic:blipFill>
+                  <pic:spPr>
+                    <a:xfrm>
+                      <a:off x="0" y="0"/>
+                      <a:ext cx="1518750" cy="1739490"/>
+                    </a:xfrm>
+                    <a:prstGeom prst="rect">
+                      <a:avLst/>
+                    </a:prstGeom>
+                  </pic:spPr>
+                </pic:pic>
+              </a:graphicData>
+            </a:graphic>
+          </wp:inline>
+        </w:drawing>
+      </w:r>
+    </w:p>
+    <w:p>
+      <w:pPr>
+        <w:rPr>
+          <w:rFonts w:ascii="Tahoma" w:hAnsi="Tahoma" w:cs="Tahoma"/>
+        </w:rPr>
+      </w:pPr>
+      <w:r>
+        <w:rPr>
+          <w:rFonts w:ascii="Tahoma" w:hAnsi="Tahoma" w:cs="Tahoma"/>
+        </w:rPr>
+        <w:t>Dentro de el dashboard de empresa se podrán modificar los datos de la misma y si seleccionamos una ofertanos mostrara una tarjeta con la opción de modificarla, borrarla o cambiar el estado de las postulaciones.</w:t>
+      </w:r>
+    </w:p>
+    <w:p>
+      <w:pPr>
+        <w:rPr>
+          <w:rFonts w:ascii="Tahoma" w:hAnsi="Tahoma" w:cs="Tahoma"/>
+        </w:rPr>
+      </w:pPr>
+      <w:r>
+        <w:rPr>
+          <w:rFonts w:ascii="Tahoma" w:hAnsi="Tahoma" w:cs="Tahoma"/>
+        </w:rPr>
+        <w:drawing>
+          <wp:inline distT="0" distB="0" distL="0" distR="0" wp14:anchorId="06866389" wp14:editId="21D97F69">
+            <wp:extent cx="2478603" cy="1646767"/>
+            <wp:effectExtent l="0" t="0" r="0" b="0"/>
+            <wp:docPr id="517007734" name="Imagen 1" descr="Interfaz de usuario gráfica, Texto, Aplicación, Chat o mensaje de texto&#10;&#10;El contenido generado por IA puede ser incorrecto."/>
+            <wp:cNvGraphicFramePr>
+              <a:graphicFrameLocks xmlns:a="http://schemas.openxmlformats.org/drawingml/2006/main" noChangeAspect="1"/>
+            </wp:cNvGraphicFramePr>
+            <a:graphic xmlns:a="http://schemas.openxmlformats.org/drawingml/2006/main">
+              <a:graphicData uri="http://schemas.openxmlformats.org/drawingml/2006/picture">
+                <pic:pic xmlns:pic="http://schemas.openxmlformats.org/drawingml/2006/picture">
+                  <pic:nvPicPr>
+                    <pic:cNvPr id="517007734" name="Imagen 1" descr="Interfaz de usuario gráfica, Texto, Aplicación, Chat o mensaje de texto&#10;&#10;El contenido generado por IA puede ser incorrecto."/>
+                    <pic:cNvPicPr/>
+                  </pic:nvPicPr>
+                  <pic:blipFill>
+                    <a:blip r:embed="rId42"/>
+                    <a:stretch>
+                      <a:fillRect/>
+                    </a:stretch>
+                  </pic:blipFill>
+                  <pic:spPr>
+                    <a:xfrm>
+                      <a:off x="0" y="0"/>
+                      <a:ext cx="2491757" cy="1655506"/>
+                    </a:xfrm>
+                    <a:prstGeom prst="rect">
+                      <a:avLst/>
+                    </a:prstGeom>
+                  </pic:spPr>
+                </pic:pic>
+              </a:graphicData>
+            </a:graphic>
+          </wp:inline>
+        </w:drawing>
+      </w:r>
+      <w:r>
+        <w:rPr>
+          <w:rFonts w:ascii="Tahoma" w:hAnsi="Tahoma" w:cs="Tahoma"/>
+        </w:rPr>
+        <w:drawing>
+          <wp:inline distT="0" distB="0" distL="0" distR="0" wp14:anchorId="430D5D8D" wp14:editId="5E4CF224">
+            <wp:extent cx="2472670" cy="1642534"/>
+            <wp:effectExtent l="0" t="0" r="0" b="0"/>
+            <wp:docPr id="501869711" name="Imagen 1" descr="Interfaz de usuario gráfica, Texto, Aplicación, Chat o mensaje de texto&#10;&#10;El contenido generado por IA puede ser incorrecto."/>
+            <wp:cNvGraphicFramePr>
+              <a:graphicFrameLocks xmlns:a="http://schemas.openxmlformats.org/drawingml/2006/main" noChangeAspect="1"/>
+            </wp:cNvGraphicFramePr>
+            <a:graphic xmlns:a="http://schemas.openxmlformats.org/drawingml/2006/main">
+              <a:graphicData uri="http://schemas.openxmlformats.org/drawingml/2006/picture">
+                <pic:pic xmlns:pic="http://schemas.openxmlformats.org/drawingml/2006/picture">
+                  <pic:nvPicPr>
+                    <pic:cNvPr id="501869711" name="Imagen 1" descr="Interfaz de usuario gráfica, Texto, Aplicación, Chat o mensaje de texto&#10;&#10;El contenido generado por IA puede ser incorrecto."/>
+                    <pic:cNvPicPr/>
+                  </pic:nvPicPr>
+                  <pic:blipFill>
+                    <a:blip r:embed="rId43"/>
+                    <a:stretch>
+                      <a:fillRect/>
+                    </a:stretch>
+                  </pic:blipFill>
+                  <pic:spPr>
+                    <a:xfrm>
+                      <a:off x="0" y="0"/>
+                      <a:ext cx="2481215" cy="1648210"/>
+                    </a:xfrm>
+                    <a:prstGeom prst="rect">
+                      <a:avLst/>
+                    </a:prstGeom>
+                  </pic:spPr>
+                </pic:pic>
+              </a:graphicData>
+            </a:graphic>
+          </wp:inline>
+        </w:drawing>
+      </w:r>
+    </w:p>
+    <w:p>
+      <w:pPr>
+        <w:rPr>
+          <w:rFonts w:ascii="Tahoma" w:hAnsi="Tahoma" w:cs="Tahoma"/>
+        </w:rPr>
+      </w:pPr>
+      <w:r>
+        <w:rPr>
+          <w:rFonts w:ascii="Tahoma" w:hAnsi="Tahoma" w:cs="Tahoma"/>
+        </w:rPr>
+        <w:lastRenderedPageBreak/>
+        <w:t xml:space="preserve">Este </w:t>
+      </w:r>
+      <w:r>
+        <w:rPr>
+          <w:rFonts w:ascii="Tahoma" w:hAnsi="Tahoma" w:cs="Tahoma"/>
+        </w:rPr>
+        <w:t>sería</w:t>
+      </w:r>
+      <w:r>
+        <w:rPr>
+          <w:rFonts w:ascii="Tahoma" w:hAnsi="Tahoma" w:cs="Tahoma"/>
+        </w:rPr>
+        <w:t xml:space="preserve"> el esquema real de mi base de datos:</w:t>
       </w:r>
     </w:p>
     <w:p>
@@ -14650,7 +15715,7 @@
                     <pic:cNvPicPr/>
                   </pic:nvPicPr>
                   <pic:blipFill>
-                    <a:blip r:embed="rId23"/>
+                    <a:blip r:embed="rId44"/>
                     <a:stretch>
                       <a:fillRect/>
                     </a:stretch>
@@ -14692,7 +15757,7 @@
     </w:p>
     <w:p>
       <w:pPr>
-        <w:pStyle w:val="Heading1"/>
+        <w:pStyle w:val="Ttulo1"/>
         <w:pBdr>
           <w:bottom w:val="single" w:sz="4" w:space="1" w:color="auto"/>
           <w:right w:val="single" w:sz="4" w:space="4" w:color="auto"/>
@@ -14734,7 +15799,7 @@
     </w:p>
     <w:p>
       <w:pPr>
-        <w:pStyle w:val="Heading2"/>
+        <w:pStyle w:val="Ttulo2"/>
         <w:rPr>
           <w:rFonts w:ascii="Tahoma" w:hAnsi="Tahoma" w:cs="Tahoma"/>
         </w:rPr>
@@ -14852,7 +15917,7 @@
     </w:p>
     <w:p>
       <w:pPr>
-        <w:pStyle w:val="Heading2"/>
+        <w:pStyle w:val="Ttulo2"/>
         <w:rPr>
           <w:rFonts w:ascii="Tahoma" w:hAnsi="Tahoma" w:cs="Tahoma"/>
         </w:rPr>
@@ -15011,21 +16076,13 @@
         <w:jc w:val="left"/>
         <w:rPr>
           <w:rFonts w:ascii="Tahoma" w:hAnsi="Tahoma" w:cs="Tahoma"/>
-          <w:lang w:val="en-GB"/>
-        </w:rPr>
-      </w:pPr>
-      <w:r>
-        <w:rPr>
-          <w:rFonts w:ascii="Tahoma" w:hAnsi="Tahoma" w:cs="Tahoma"/>
-          <w:lang w:val="en-GB"/>
+        </w:rPr>
+      </w:pPr>
+      <w:r>
+        <w:rPr>
+          <w:rFonts w:ascii="Tahoma" w:hAnsi="Tahoma" w:cs="Tahoma"/>
         </w:rPr>
         <w:tab/>
-      </w:r>
-      <w:r>
-        <w:rPr>
-          <w:rFonts w:ascii="Tahoma" w:hAnsi="Tahoma" w:cs="Tahoma"/>
-          <w:lang w:val="en-GB"/>
-        </w:rPr>
         <w:t>Flutter SDK (framework principal para UI).</w:t>
       </w:r>
     </w:p>
@@ -15446,7 +16503,7 @@
     </w:p>
     <w:p>
       <w:pPr>
-        <w:pStyle w:val="Heading2"/>
+        <w:pStyle w:val="Ttulo2"/>
         <w:rPr>
           <w:rFonts w:ascii="Tahoma" w:hAnsi="Tahoma" w:cs="Tahoma"/>
         </w:rPr>
@@ -15504,7 +16561,7 @@
     </w:p>
     <w:p>
       <w:pPr>
-        <w:pStyle w:val="Heading3"/>
+        <w:pStyle w:val="Ttulo3"/>
         <w:rPr>
           <w:rFonts w:ascii="Tahoma" w:hAnsi="Tahoma" w:cs="Tahoma"/>
           <w:b/>
@@ -15546,7 +16603,7 @@
     </w:p>
     <w:p>
       <w:pPr>
-        <w:pStyle w:val="Heading3"/>
+        <w:pStyle w:val="Ttulo3"/>
         <w:rPr>
           <w:rFonts w:ascii="Tahoma" w:hAnsi="Tahoma" w:cs="Tahoma"/>
           <w:b/>
@@ -15582,7 +16639,7 @@
     </w:p>
     <w:p>
       <w:pPr>
-        <w:pStyle w:val="Heading3"/>
+        <w:pStyle w:val="Ttulo3"/>
         <w:rPr>
           <w:rFonts w:ascii="Tahoma" w:hAnsi="Tahoma" w:cs="Tahoma"/>
           <w:b/>
@@ -15619,7 +16676,7 @@
     <w:p/>
     <w:p>
       <w:pPr>
-        <w:pStyle w:val="Heading3"/>
+        <w:pStyle w:val="Ttulo3"/>
         <w:rPr>
           <w:rFonts w:ascii="Tahoma" w:hAnsi="Tahoma" w:cs="Tahoma"/>
           <w:b/>
@@ -15656,7 +16713,7 @@
     </w:p>
     <w:p>
       <w:pPr>
-        <w:pStyle w:val="Heading3"/>
+        <w:pStyle w:val="Ttulo3"/>
         <w:rPr>
           <w:rFonts w:ascii="Tahoma" w:hAnsi="Tahoma" w:cs="Tahoma"/>
           <w:b/>
@@ -15743,7 +16800,7 @@
     </w:p>
     <w:p>
       <w:pPr>
-        <w:pStyle w:val="Heading2"/>
+        <w:pStyle w:val="Ttulo2"/>
         <w:rPr>
           <w:rFonts w:ascii="Tahoma" w:hAnsi="Tahoma" w:cs="Tahoma"/>
         </w:rPr>
@@ -15772,7 +16829,7 @@
     </w:p>
     <w:p>
       <w:pPr>
-        <w:pStyle w:val="Heading3"/>
+        <w:pStyle w:val="Ttulo3"/>
         <w:rPr>
           <w:rFonts w:ascii="Tahoma" w:hAnsi="Tahoma" w:cs="Tahoma"/>
         </w:rPr>
@@ -15805,7 +16862,7 @@
     </w:p>
     <w:p>
       <w:pPr>
-        <w:pStyle w:val="Heading4"/>
+        <w:pStyle w:val="Ttulo4"/>
         <w:rPr>
           <w:rFonts w:ascii="Tahoma" w:hAnsi="Tahoma" w:cs="Tahoma"/>
         </w:rPr>
@@ -15843,7 +16900,7 @@
     </w:p>
     <w:p>
       <w:pPr>
-        <w:pStyle w:val="Heading4"/>
+        <w:pStyle w:val="Ttulo4"/>
         <w:rPr>
           <w:rFonts w:ascii="Tahoma" w:hAnsi="Tahoma" w:cs="Tahoma"/>
         </w:rPr>
@@ -15881,7 +16938,7 @@
     </w:p>
     <w:p>
       <w:pPr>
-        <w:pStyle w:val="Heading4"/>
+        <w:pStyle w:val="Ttulo4"/>
         <w:rPr>
           <w:rFonts w:ascii="Tahoma" w:hAnsi="Tahoma" w:cs="Tahoma"/>
         </w:rPr>
@@ -15940,7 +16997,7 @@
     </w:p>
     <w:p>
       <w:pPr>
-        <w:pStyle w:val="Heading1"/>
+        <w:pStyle w:val="Ttulo1"/>
         <w:pBdr>
           <w:bottom w:val="single" w:sz="4" w:space="1" w:color="auto"/>
           <w:right w:val="single" w:sz="4" w:space="4" w:color="auto"/>
@@ -15982,7 +17039,7 @@
     </w:p>
     <w:p>
       <w:pPr>
-        <w:pStyle w:val="Heading2"/>
+        <w:pStyle w:val="Ttulo2"/>
         <w:rPr>
           <w:rFonts w:ascii="Tahoma" w:hAnsi="Tahoma" w:cs="Tahoma"/>
         </w:rPr>
@@ -16670,7 +17727,7 @@
     </w:p>
     <w:p>
       <w:pPr>
-        <w:pStyle w:val="Heading2"/>
+        <w:pStyle w:val="Ttulo2"/>
         <w:rPr>
           <w:rFonts w:ascii="Tahoma" w:hAnsi="Tahoma" w:cs="Tahoma"/>
         </w:rPr>
@@ -16731,7 +17788,7 @@
     </w:p>
     <w:p>
       <w:pPr>
-        <w:pStyle w:val="ListParagraph"/>
+        <w:pStyle w:val="Prrafodelista"/>
         <w:numPr>
           <w:ilvl w:val="0"/>
           <w:numId w:val="5"/>
@@ -16750,7 +17807,7 @@
     </w:p>
     <w:p>
       <w:pPr>
-        <w:pStyle w:val="ListParagraph"/>
+        <w:pStyle w:val="Prrafodelista"/>
         <w:numPr>
           <w:ilvl w:val="0"/>
           <w:numId w:val="5"/>
@@ -16769,7 +17826,7 @@
     </w:p>
     <w:p>
       <w:pPr>
-        <w:pStyle w:val="ListParagraph"/>
+        <w:pStyle w:val="Prrafodelista"/>
         <w:numPr>
           <w:ilvl w:val="0"/>
           <w:numId w:val="5"/>
@@ -16788,7 +17845,7 @@
     </w:p>
     <w:p>
       <w:pPr>
-        <w:pStyle w:val="ListParagraph"/>
+        <w:pStyle w:val="Prrafodelista"/>
         <w:numPr>
           <w:ilvl w:val="0"/>
           <w:numId w:val="5"/>
@@ -16821,7 +17878,7 @@
     </w:p>
     <w:p>
       <w:pPr>
-        <w:pStyle w:val="ListParagraph"/>
+        <w:pStyle w:val="Prrafodelista"/>
         <w:numPr>
           <w:ilvl w:val="0"/>
           <w:numId w:val="5"/>
@@ -16840,7 +17897,7 @@
     </w:p>
     <w:p>
       <w:pPr>
-        <w:pStyle w:val="ListParagraph"/>
+        <w:pStyle w:val="Prrafodelista"/>
         <w:numPr>
           <w:ilvl w:val="0"/>
           <w:numId w:val="5"/>
@@ -16859,7 +17916,7 @@
     </w:p>
     <w:p>
       <w:pPr>
-        <w:pStyle w:val="ListParagraph"/>
+        <w:pStyle w:val="Prrafodelista"/>
         <w:numPr>
           <w:ilvl w:val="0"/>
           <w:numId w:val="5"/>
@@ -16892,7 +17949,7 @@
     </w:p>
     <w:p>
       <w:pPr>
-        <w:pStyle w:val="ListParagraph"/>
+        <w:pStyle w:val="Prrafodelista"/>
         <w:numPr>
           <w:ilvl w:val="0"/>
           <w:numId w:val="5"/>
@@ -16911,7 +17968,7 @@
     </w:p>
     <w:p>
       <w:pPr>
-        <w:pStyle w:val="ListParagraph"/>
+        <w:pStyle w:val="Prrafodelista"/>
         <w:numPr>
           <w:ilvl w:val="0"/>
           <w:numId w:val="5"/>
@@ -16944,7 +18001,7 @@
     </w:p>
     <w:p>
       <w:pPr>
-        <w:pStyle w:val="ListParagraph"/>
+        <w:pStyle w:val="Prrafodelista"/>
         <w:numPr>
           <w:ilvl w:val="0"/>
           <w:numId w:val="5"/>
@@ -16963,7 +18020,7 @@
     </w:p>
     <w:p>
       <w:pPr>
-        <w:pStyle w:val="ListParagraph"/>
+        <w:pStyle w:val="Prrafodelista"/>
         <w:numPr>
           <w:ilvl w:val="0"/>
           <w:numId w:val="5"/>
@@ -16982,7 +18039,7 @@
     </w:p>
     <w:p>
       <w:pPr>
-        <w:pStyle w:val="ListParagraph"/>
+        <w:pStyle w:val="Prrafodelista"/>
         <w:numPr>
           <w:ilvl w:val="0"/>
           <w:numId w:val="5"/>
@@ -17027,7 +18084,7 @@
     </w:p>
     <w:p>
       <w:pPr>
-        <w:pStyle w:val="ListParagraph"/>
+        <w:pStyle w:val="Prrafodelista"/>
         <w:numPr>
           <w:ilvl w:val="0"/>
           <w:numId w:val="5"/>
@@ -17046,7 +18103,7 @@
     </w:p>
     <w:p>
       <w:pPr>
-        <w:pStyle w:val="ListParagraph"/>
+        <w:pStyle w:val="Prrafodelista"/>
         <w:numPr>
           <w:ilvl w:val="0"/>
           <w:numId w:val="5"/>
@@ -17065,7 +18122,7 @@
     </w:p>
     <w:p>
       <w:pPr>
-        <w:pStyle w:val="ListParagraph"/>
+        <w:pStyle w:val="Prrafodelista"/>
         <w:numPr>
           <w:ilvl w:val="0"/>
           <w:numId w:val="5"/>
@@ -17098,7 +18155,7 @@
     </w:p>
     <w:p>
       <w:pPr>
-        <w:pStyle w:val="ListParagraph"/>
+        <w:pStyle w:val="Prrafodelista"/>
         <w:numPr>
           <w:ilvl w:val="0"/>
           <w:numId w:val="5"/>
@@ -17117,7 +18174,7 @@
     </w:p>
     <w:p>
       <w:pPr>
-        <w:pStyle w:val="ListParagraph"/>
+        <w:pStyle w:val="Prrafodelista"/>
         <w:numPr>
           <w:ilvl w:val="0"/>
           <w:numId w:val="5"/>
@@ -17136,7 +18193,7 @@
     </w:p>
     <w:p>
       <w:pPr>
-        <w:pStyle w:val="ListParagraph"/>
+        <w:pStyle w:val="Prrafodelista"/>
         <w:numPr>
           <w:ilvl w:val="0"/>
           <w:numId w:val="5"/>
@@ -17220,7 +18277,7 @@
     </w:p>
     <w:p>
       <w:pPr>
-        <w:pStyle w:val="ListParagraph"/>
+        <w:pStyle w:val="Prrafodelista"/>
         <w:numPr>
           <w:ilvl w:val="0"/>
           <w:numId w:val="6"/>
@@ -17239,7 +18296,7 @@
     </w:p>
     <w:p>
       <w:pPr>
-        <w:pStyle w:val="ListParagraph"/>
+        <w:pStyle w:val="Prrafodelista"/>
         <w:numPr>
           <w:ilvl w:val="0"/>
           <w:numId w:val="6"/>
@@ -17258,7 +18315,7 @@
     </w:p>
     <w:p>
       <w:pPr>
-        <w:pStyle w:val="ListParagraph"/>
+        <w:pStyle w:val="Prrafodelista"/>
         <w:numPr>
           <w:ilvl w:val="0"/>
           <w:numId w:val="6"/>
@@ -17277,7 +18334,7 @@
     </w:p>
     <w:p>
       <w:pPr>
-        <w:pStyle w:val="ListParagraph"/>
+        <w:pStyle w:val="Prrafodelista"/>
         <w:numPr>
           <w:ilvl w:val="0"/>
           <w:numId w:val="6"/>
@@ -17310,7 +18367,7 @@
     </w:p>
     <w:p>
       <w:pPr>
-        <w:pStyle w:val="ListParagraph"/>
+        <w:pStyle w:val="Prrafodelista"/>
         <w:numPr>
           <w:ilvl w:val="0"/>
           <w:numId w:val="6"/>
@@ -17329,7 +18386,7 @@
     </w:p>
     <w:p>
       <w:pPr>
-        <w:pStyle w:val="ListParagraph"/>
+        <w:pStyle w:val="Prrafodelista"/>
         <w:numPr>
           <w:ilvl w:val="0"/>
           <w:numId w:val="6"/>
@@ -17348,7 +18405,7 @@
     </w:p>
     <w:p>
       <w:pPr>
-        <w:pStyle w:val="ListParagraph"/>
+        <w:pStyle w:val="Prrafodelista"/>
         <w:numPr>
           <w:ilvl w:val="0"/>
           <w:numId w:val="6"/>
@@ -17381,7 +18438,7 @@
     </w:p>
     <w:p>
       <w:pPr>
-        <w:pStyle w:val="ListParagraph"/>
+        <w:pStyle w:val="Prrafodelista"/>
         <w:numPr>
           <w:ilvl w:val="0"/>
           <w:numId w:val="6"/>
@@ -17400,7 +18457,7 @@
     </w:p>
     <w:p>
       <w:pPr>
-        <w:pStyle w:val="ListParagraph"/>
+        <w:pStyle w:val="Prrafodelista"/>
         <w:numPr>
           <w:ilvl w:val="0"/>
           <w:numId w:val="6"/>
@@ -17419,7 +18476,7 @@
     </w:p>
     <w:p>
       <w:pPr>
-        <w:pStyle w:val="ListParagraph"/>
+        <w:pStyle w:val="Prrafodelista"/>
         <w:numPr>
           <w:ilvl w:val="0"/>
           <w:numId w:val="6"/>
@@ -17438,7 +18495,7 @@
     </w:p>
     <w:p>
       <w:pPr>
-        <w:pStyle w:val="ListParagraph"/>
+        <w:pStyle w:val="Prrafodelista"/>
         <w:numPr>
           <w:ilvl w:val="0"/>
           <w:numId w:val="6"/>
@@ -17471,7 +18528,7 @@
     </w:p>
     <w:p>
       <w:pPr>
-        <w:pStyle w:val="ListParagraph"/>
+        <w:pStyle w:val="Prrafodelista"/>
         <w:numPr>
           <w:ilvl w:val="0"/>
           <w:numId w:val="6"/>
@@ -17490,7 +18547,7 @@
     </w:p>
     <w:p>
       <w:pPr>
-        <w:pStyle w:val="ListParagraph"/>
+        <w:pStyle w:val="Prrafodelista"/>
         <w:numPr>
           <w:ilvl w:val="0"/>
           <w:numId w:val="6"/>
@@ -17509,7 +18566,7 @@
     </w:p>
     <w:p>
       <w:pPr>
-        <w:pStyle w:val="ListParagraph"/>
+        <w:pStyle w:val="Prrafodelista"/>
         <w:numPr>
           <w:ilvl w:val="0"/>
           <w:numId w:val="6"/>
@@ -17542,7 +18599,7 @@
     </w:p>
     <w:p>
       <w:pPr>
-        <w:pStyle w:val="ListParagraph"/>
+        <w:pStyle w:val="Prrafodelista"/>
         <w:numPr>
           <w:ilvl w:val="0"/>
           <w:numId w:val="6"/>
@@ -17561,7 +18618,7 @@
     </w:p>
     <w:p>
       <w:pPr>
-        <w:pStyle w:val="ListParagraph"/>
+        <w:pStyle w:val="Prrafodelista"/>
         <w:numPr>
           <w:ilvl w:val="0"/>
           <w:numId w:val="6"/>
@@ -17580,7 +18637,7 @@
     </w:p>
     <w:p>
       <w:pPr>
-        <w:pStyle w:val="ListParagraph"/>
+        <w:pStyle w:val="Prrafodelista"/>
         <w:numPr>
           <w:ilvl w:val="0"/>
           <w:numId w:val="6"/>
@@ -17599,7 +18656,7 @@
     </w:p>
     <w:p>
       <w:pPr>
-        <w:pStyle w:val="ListParagraph"/>
+        <w:pStyle w:val="Prrafodelista"/>
         <w:numPr>
           <w:ilvl w:val="0"/>
           <w:numId w:val="6"/>
@@ -17632,7 +18689,7 @@
     </w:p>
     <w:p>
       <w:pPr>
-        <w:pStyle w:val="ListParagraph"/>
+        <w:pStyle w:val="Prrafodelista"/>
         <w:numPr>
           <w:ilvl w:val="0"/>
           <w:numId w:val="6"/>
@@ -17651,7 +18708,7 @@
     </w:p>
     <w:p>
       <w:pPr>
-        <w:pStyle w:val="ListParagraph"/>
+        <w:pStyle w:val="Prrafodelista"/>
         <w:numPr>
           <w:ilvl w:val="0"/>
           <w:numId w:val="6"/>
@@ -17670,7 +18727,7 @@
     </w:p>
     <w:p>
       <w:pPr>
-        <w:pStyle w:val="ListParagraph"/>
+        <w:pStyle w:val="Prrafodelista"/>
         <w:numPr>
           <w:ilvl w:val="0"/>
           <w:numId w:val="6"/>
@@ -17763,7 +18820,7 @@
     </w:p>
     <w:p>
       <w:pPr>
-        <w:pStyle w:val="ListParagraph"/>
+        <w:pStyle w:val="Prrafodelista"/>
         <w:numPr>
           <w:ilvl w:val="0"/>
           <w:numId w:val="8"/>
@@ -17782,7 +18839,7 @@
     </w:p>
     <w:p>
       <w:pPr>
-        <w:pStyle w:val="ListParagraph"/>
+        <w:pStyle w:val="Prrafodelista"/>
         <w:numPr>
           <w:ilvl w:val="0"/>
           <w:numId w:val="8"/>
@@ -17801,7 +18858,7 @@
     </w:p>
     <w:p>
       <w:pPr>
-        <w:pStyle w:val="ListParagraph"/>
+        <w:pStyle w:val="Prrafodelista"/>
         <w:numPr>
           <w:ilvl w:val="0"/>
           <w:numId w:val="8"/>
@@ -17836,7 +18893,7 @@
     </w:p>
     <w:p>
       <w:pPr>
-        <w:pStyle w:val="ListParagraph"/>
+        <w:pStyle w:val="Prrafodelista"/>
         <w:numPr>
           <w:ilvl w:val="0"/>
           <w:numId w:val="7"/>
@@ -17855,7 +18912,7 @@
     </w:p>
     <w:p>
       <w:pPr>
-        <w:pStyle w:val="ListParagraph"/>
+        <w:pStyle w:val="Prrafodelista"/>
         <w:numPr>
           <w:ilvl w:val="0"/>
           <w:numId w:val="7"/>
@@ -17888,7 +18945,7 @@
     </w:p>
     <w:p>
       <w:pPr>
-        <w:pStyle w:val="ListParagraph"/>
+        <w:pStyle w:val="Prrafodelista"/>
         <w:numPr>
           <w:ilvl w:val="0"/>
           <w:numId w:val="7"/>
@@ -17907,7 +18964,7 @@
     </w:p>
     <w:p>
       <w:pPr>
-        <w:pStyle w:val="ListParagraph"/>
+        <w:pStyle w:val="Prrafodelista"/>
         <w:numPr>
           <w:ilvl w:val="0"/>
           <w:numId w:val="7"/>
@@ -17945,7 +19002,7 @@
     </w:p>
     <w:p>
       <w:pPr>
-        <w:pStyle w:val="Heading1"/>
+        <w:pStyle w:val="Ttulo1"/>
         <w:pBdr>
           <w:bottom w:val="single" w:sz="4" w:space="1" w:color="auto"/>
           <w:right w:val="single" w:sz="4" w:space="4" w:color="auto"/>
@@ -17987,7 +19044,7 @@
     </w:p>
     <w:p>
       <w:pPr>
-        <w:pStyle w:val="Heading2"/>
+        <w:pStyle w:val="Ttulo2"/>
         <w:rPr>
           <w:rFonts w:ascii="Tahoma" w:hAnsi="Tahoma" w:cs="Tahoma"/>
         </w:rPr>
@@ -18047,7 +19104,7 @@
     </w:p>
     <w:p>
       <w:pPr>
-        <w:pStyle w:val="Heading2"/>
+        <w:pStyle w:val="Ttulo2"/>
         <w:rPr>
           <w:rFonts w:ascii="Tahoma" w:hAnsi="Tahoma" w:cs="Tahoma"/>
         </w:rPr>
@@ -18757,7 +19814,7 @@
     </w:p>
     <w:p>
       <w:pPr>
-        <w:pStyle w:val="Heading1"/>
+        <w:pStyle w:val="Ttulo1"/>
         <w:pBdr>
           <w:bottom w:val="single" w:sz="4" w:space="1" w:color="auto"/>
           <w:right w:val="single" w:sz="4" w:space="4" w:color="auto"/>
@@ -18783,7 +19840,7 @@
     </w:p>
     <w:p>
       <w:pPr>
-        <w:pStyle w:val="Heading2"/>
+        <w:pStyle w:val="Ttulo2"/>
         <w:rPr>
           <w:rFonts w:ascii="Tahoma" w:hAnsi="Tahoma" w:cs="Tahoma"/>
         </w:rPr>
@@ -18860,7 +19917,7 @@
     </w:p>
     <w:p>
       <w:pPr>
-        <w:pStyle w:val="ListParagraph"/>
+        <w:pStyle w:val="Prrafodelista"/>
         <w:numPr>
           <w:ilvl w:val="0"/>
           <w:numId w:val="2"/>
@@ -18886,7 +19943,7 @@
     </w:p>
     <w:p>
       <w:pPr>
-        <w:pStyle w:val="ListParagraph"/>
+        <w:pStyle w:val="Prrafodelista"/>
         <w:numPr>
           <w:ilvl w:val="0"/>
           <w:numId w:val="2"/>
@@ -18912,7 +19969,7 @@
     </w:p>
     <w:p>
       <w:pPr>
-        <w:pStyle w:val="ListParagraph"/>
+        <w:pStyle w:val="Prrafodelista"/>
         <w:numPr>
           <w:ilvl w:val="0"/>
           <w:numId w:val="2"/>
@@ -18938,7 +19995,7 @@
     </w:p>
     <w:p>
       <w:pPr>
-        <w:pStyle w:val="ListParagraph"/>
+        <w:pStyle w:val="Prrafodelista"/>
         <w:ind w:left="360"/>
         <w:rPr>
           <w:rFonts w:ascii="Tahoma" w:hAnsi="Tahoma" w:cs="Tahoma"/>
@@ -18973,10 +20030,10 @@
       </w:r>
     </w:p>
     <w:sectPr>
-      <w:headerReference w:type="even" r:id="rId24"/>
-      <w:headerReference w:type="default" r:id="rId25"/>
-      <w:footerReference w:type="even" r:id="rId26"/>
-      <w:footerReference w:type="default" r:id="rId27"/>
+      <w:headerReference w:type="even" r:id="rId45"/>
+      <w:headerReference w:type="default" r:id="rId46"/>
+      <w:footerReference w:type="even" r:id="rId47"/>
+      <w:footerReference w:type="default" r:id="rId48"/>
       <w:pgSz w:w="11906" w:h="16838" w:code="9"/>
       <w:pgMar w:top="1418" w:right="1701" w:bottom="1418" w:left="1701" w:header="567" w:footer="567" w:gutter="0"/>
       <w:cols w:space="708"/>
@@ -19040,7 +20097,7 @@
         </w:tcPr>
         <w:p>
           <w:pPr>
-            <w:pStyle w:val="Footer"/>
+            <w:pStyle w:val="Piedepgina"/>
             <w:jc w:val="right"/>
             <w:rPr>
               <w:rFonts w:ascii="Tahoma" w:hAnsi="Tahoma" w:cs="Tahoma"/>
@@ -19093,7 +20150,7 @@
         </w:tcPr>
         <w:p>
           <w:pPr>
-            <w:pStyle w:val="Footer"/>
+            <w:pStyle w:val="Piedepgina"/>
             <w:spacing w:line="480" w:lineRule="auto"/>
             <w:rPr>
               <w:u w:val="single"/>
@@ -19108,7 +20165,7 @@
   </w:tbl>
   <w:p>
     <w:pPr>
-      <w:pStyle w:val="Footer"/>
+      <w:pStyle w:val="Piedepgina"/>
     </w:pPr>
   </w:p>
 </w:ftr>
@@ -19141,7 +20198,7 @@
         </w:tcPr>
         <w:p>
           <w:pPr>
-            <w:pStyle w:val="Footer"/>
+            <w:pStyle w:val="Piedepgina"/>
             <w:jc w:val="right"/>
           </w:pPr>
           <w:r>
@@ -19159,7 +20216,7 @@
         </w:tcPr>
         <w:p>
           <w:pPr>
-            <w:pStyle w:val="Header"/>
+            <w:pStyle w:val="Encabezado"/>
             <w:rPr>
               <w:color w:val="FFFFFF" w:themeColor="background1"/>
             </w:rPr>
@@ -19193,7 +20250,7 @@
   </w:tbl>
   <w:p>
     <w:pPr>
-      <w:pStyle w:val="Footer"/>
+      <w:pStyle w:val="Piedepgina"/>
     </w:pPr>
   </w:p>
 </w:ftr>
@@ -19228,7 +20285,7 @@
 <w:hdr xmlns:wpc="http://schemas.microsoft.com/office/word/2010/wordprocessingCanvas" xmlns:cx="http://schemas.microsoft.com/office/drawing/2014/chartex" xmlns:cx1="http://schemas.microsoft.com/office/drawing/2015/9/8/chartex" xmlns:cx2="http://schemas.microsoft.com/office/drawing/2015/10/21/chartex" xmlns:cx3="http://schemas.microsoft.com/office/drawing/2016/5/9/chartex" xmlns:cx4="http://schemas.microsoft.com/office/drawing/2016/5/10/chartex" xmlns:cx5="http://schemas.microsoft.com/office/drawing/2016/5/11/chartex" xmlns:cx6="http://schemas.microsoft.com/office/drawing/2016/5/12/chartex" xmlns:cx7="http://schemas.microsoft.com/office/drawing/2016/5/13/chartex" xmlns:cx8="http://schemas.microsoft.com/office/drawing/2016/5/14/chartex" xmlns:mc="http://schemas.openxmlformats.org/markup-compatibility/2006" xmlns:aink="http://schemas.microsoft.com/office/drawing/2016/ink" xmlns:am3d="http://schemas.microsoft.com/office/drawing/2017/model3d" xmlns:o="urn:schemas-microsoft-com:office:office" xmlns:oel="http://schemas.microsoft.com/office/2019/extlst" xmlns:r="http://schemas.openxmlformats.org/officeDocument/2006/relationships" xmlns:m="http://schemas.openxmlformats.org/officeDocument/2006/math" xmlns:v="urn:schemas-microsoft-com:vml" xmlns:wp14="http://schemas.microsoft.com/office/word/2010/wordprocessingDrawing" xmlns:wp="http://schemas.openxmlformats.org/drawingml/2006/wordprocessingDrawing" xmlns:w10="urn:schemas-microsoft-com:office:word" xmlns:w="http://schemas.openxmlformats.org/wordprocessingml/2006/main" xmlns:w14="http://schemas.microsoft.com/office/word/2010/wordml" xmlns:w15="http://schemas.microsoft.com/office/word/2012/wordml" xmlns:w16cex="http://schemas.microsoft.com/office/word/2018/wordml/cex" xmlns:w16cid="http://schemas.microsoft.com/office/word/2016/wordml/cid" xmlns:w16="http://schemas.microsoft.com/office/word/2018/wordml" xmlns:w16du="http://schemas.microsoft.com/office/word/2023/wordml/word16du" xmlns:w16sdtdh="http://schemas.microsoft.com/office/word/2020/wordml/sdtdatahash" xmlns:w16sdtfl="http://schemas.microsoft.com/office/word/2024/wordml/sdtformatlock" xmlns:w16se="http://schemas.microsoft.com/office/word/2015/wordml/symex" xmlns:wpg="http://schemas.microsoft.com/office/word/2010/wordprocessingGroup" xmlns:wpi="http://schemas.microsoft.com/office/word/2010/wordprocessingInk" xmlns:wne="http://schemas.microsoft.com/office/word/2006/wordml" xmlns:wps="http://schemas.microsoft.com/office/word/2010/wordprocessingShape" mc:Ignorable="w14 w15 w16se w16cid w16 w16cex w16sdtdh w16sdtfl w16du wp14">
   <w:p>
     <w:pPr>
-      <w:pStyle w:val="Header"/>
+      <w:pStyle w:val="Encabezado"/>
       <w:pBdr>
         <w:bottom w:val="thickThinSmallGap" w:sz="24" w:space="1" w:color="585858" w:themeColor="accent2" w:themeShade="7F"/>
       </w:pBdr>
@@ -19284,7 +20341,7 @@
 <w:hdr xmlns:wpc="http://schemas.microsoft.com/office/word/2010/wordprocessingCanvas" xmlns:cx="http://schemas.microsoft.com/office/drawing/2014/chartex" xmlns:cx1="http://schemas.microsoft.com/office/drawing/2015/9/8/chartex" xmlns:cx2="http://schemas.microsoft.com/office/drawing/2015/10/21/chartex" xmlns:cx3="http://schemas.microsoft.com/office/drawing/2016/5/9/chartex" xmlns:cx4="http://schemas.microsoft.com/office/drawing/2016/5/10/chartex" xmlns:cx5="http://schemas.microsoft.com/office/drawing/2016/5/11/chartex" xmlns:cx6="http://schemas.microsoft.com/office/drawing/2016/5/12/chartex" xmlns:cx7="http://schemas.microsoft.com/office/drawing/2016/5/13/chartex" xmlns:cx8="http://schemas.microsoft.com/office/drawing/2016/5/14/chartex" xmlns:mc="http://schemas.openxmlformats.org/markup-compatibility/2006" xmlns:aink="http://schemas.microsoft.com/office/drawing/2016/ink" xmlns:am3d="http://schemas.microsoft.com/office/drawing/2017/model3d" xmlns:o="urn:schemas-microsoft-com:office:office" xmlns:oel="http://schemas.microsoft.com/office/2019/extlst" xmlns:r="http://schemas.openxmlformats.org/officeDocument/2006/relationships" xmlns:m="http://schemas.openxmlformats.org/officeDocument/2006/math" xmlns:v="urn:schemas-microsoft-com:vml" xmlns:wp14="http://schemas.microsoft.com/office/word/2010/wordprocessingDrawing" xmlns:wp="http://schemas.openxmlformats.org/drawingml/2006/wordprocessingDrawing" xmlns:w10="urn:schemas-microsoft-com:office:word" xmlns:w="http://schemas.openxmlformats.org/wordprocessingml/2006/main" xmlns:w14="http://schemas.microsoft.com/office/word/2010/wordml" xmlns:w15="http://schemas.microsoft.com/office/word/2012/wordml" xmlns:w16cex="http://schemas.microsoft.com/office/word/2018/wordml/cex" xmlns:w16cid="http://schemas.microsoft.com/office/word/2016/wordml/cid" xmlns:w16="http://schemas.microsoft.com/office/word/2018/wordml" xmlns:w16du="http://schemas.microsoft.com/office/word/2023/wordml/word16du" xmlns:w16sdtdh="http://schemas.microsoft.com/office/word/2020/wordml/sdtdatahash" xmlns:w16sdtfl="http://schemas.microsoft.com/office/word/2024/wordml/sdtformatlock" xmlns:w16se="http://schemas.microsoft.com/office/word/2015/wordml/symex" xmlns:wpg="http://schemas.microsoft.com/office/word/2010/wordprocessingGroup" xmlns:wpi="http://schemas.microsoft.com/office/word/2010/wordprocessingInk" xmlns:wne="http://schemas.microsoft.com/office/word/2006/wordml" xmlns:wps="http://schemas.microsoft.com/office/word/2010/wordprocessingShape" mc:Ignorable="w14 w15 w16se w16cid w16 w16cex w16sdtdh w16sdtfl w16du wp14">
   <w:p>
     <w:pPr>
-      <w:pStyle w:val="Header"/>
+      <w:pStyle w:val="Encabezado"/>
       <w:pBdr>
         <w:bottom w:val="thickThinSmallGap" w:sz="24" w:space="1" w:color="585858" w:themeColor="accent2" w:themeShade="7F"/>
       </w:pBdr>
@@ -19741,7 +20798,7 @@
     <w:lvl w:ilvl="0">
       <w:start w:val="1"/>
       <w:numFmt w:val="decimal"/>
-      <w:pStyle w:val="Heading1"/>
+      <w:pStyle w:val="Ttulo1"/>
       <w:lvlText w:val="Capítulo %1."/>
       <w:lvlJc w:val="left"/>
       <w:pPr>
@@ -19754,7 +20811,7 @@
     <w:lvl w:ilvl="1">
       <w:start w:val="1"/>
       <w:numFmt w:val="decimal"/>
-      <w:pStyle w:val="Heading2"/>
+      <w:pStyle w:val="Ttulo2"/>
       <w:lvlText w:val="%1.%2"/>
       <w:lvlJc w:val="left"/>
       <w:pPr>
@@ -19764,7 +20821,7 @@
     <w:lvl w:ilvl="2">
       <w:start w:val="1"/>
       <w:numFmt w:val="decimal"/>
-      <w:pStyle w:val="Heading3"/>
+      <w:pStyle w:val="Ttulo3"/>
       <w:lvlText w:val="%1.%2.%3"/>
       <w:lvlJc w:val="left"/>
       <w:pPr>
@@ -19774,7 +20831,7 @@
     <w:lvl w:ilvl="3">
       <w:start w:val="1"/>
       <w:numFmt w:val="decimal"/>
-      <w:pStyle w:val="Heading4"/>
+      <w:pStyle w:val="Ttulo4"/>
       <w:lvlText w:val="%1.%2.%3.%4"/>
       <w:lvlJc w:val="left"/>
       <w:pPr>
@@ -19784,7 +20841,7 @@
     <w:lvl w:ilvl="4">
       <w:start w:val="1"/>
       <w:numFmt w:val="decimal"/>
-      <w:pStyle w:val="Heading5"/>
+      <w:pStyle w:val="Ttulo5"/>
       <w:lvlText w:val="%1.%2.%3.%4.%5"/>
       <w:lvlJc w:val="left"/>
       <w:pPr>
@@ -19794,7 +20851,7 @@
     <w:lvl w:ilvl="5">
       <w:start w:val="1"/>
       <w:numFmt w:val="decimal"/>
-      <w:pStyle w:val="Heading6"/>
+      <w:pStyle w:val="Ttulo6"/>
       <w:lvlText w:val="%1.%2.%3.%4.%5.%6"/>
       <w:lvlJc w:val="left"/>
       <w:pPr>
@@ -19804,7 +20861,7 @@
     <w:lvl w:ilvl="6">
       <w:start w:val="1"/>
       <w:numFmt w:val="decimal"/>
-      <w:pStyle w:val="Heading7"/>
+      <w:pStyle w:val="Ttulo7"/>
       <w:lvlText w:val="%1.%2.%3.%4.%5.%6.%7"/>
       <w:lvlJc w:val="left"/>
       <w:pPr>
@@ -19814,7 +20871,7 @@
     <w:lvl w:ilvl="7">
       <w:start w:val="1"/>
       <w:numFmt w:val="decimal"/>
-      <w:pStyle w:val="Heading8"/>
+      <w:pStyle w:val="Ttulo8"/>
       <w:lvlText w:val="%1.%2.%3.%4.%5.%6.%7.%8"/>
       <w:lvlJc w:val="left"/>
       <w:pPr>
@@ -19824,7 +20881,7 @@
     <w:lvl w:ilvl="8">
       <w:start w:val="1"/>
       <w:numFmt w:val="decimal"/>
-      <w:pStyle w:val="Heading9"/>
+      <w:pStyle w:val="Ttulo9"/>
       <w:lvlText w:val="%1.%2.%3.%4.%5.%6.%7.%8.%9"/>
       <w:lvlJc w:val="left"/>
       <w:pPr>
@@ -20715,11 +21772,11 @@
       <w:jc w:val="both"/>
     </w:pPr>
   </w:style>
-  <w:style w:type="paragraph" w:styleId="Heading1">
+  <w:style w:type="paragraph" w:styleId="Ttulo1">
     <w:name w:val="heading 1"/>
     <w:basedOn w:val="Normal"/>
     <w:next w:val="Normal"/>
-    <w:link w:val="Heading1Char"/>
+    <w:link w:val="Ttulo1Car"/>
     <w:uiPriority w:val="9"/>
     <w:qFormat/>
     <w:rsid w:val="00DE44F9"/>
@@ -20741,11 +21798,11 @@
       <w:szCs w:val="28"/>
     </w:rPr>
   </w:style>
-  <w:style w:type="paragraph" w:styleId="Heading2">
+  <w:style w:type="paragraph" w:styleId="Ttulo2">
     <w:name w:val="heading 2"/>
     <w:basedOn w:val="Normal"/>
     <w:next w:val="Normal"/>
-    <w:link w:val="Heading2Char"/>
+    <w:link w:val="Ttulo2Car"/>
     <w:uiPriority w:val="9"/>
     <w:unhideWhenUsed/>
     <w:qFormat/>
@@ -20766,11 +21823,11 @@
       <w:szCs w:val="26"/>
     </w:rPr>
   </w:style>
-  <w:style w:type="paragraph" w:styleId="Heading3">
+  <w:style w:type="paragraph" w:styleId="Ttulo3">
     <w:name w:val="heading 3"/>
     <w:basedOn w:val="Normal"/>
     <w:next w:val="Normal"/>
-    <w:link w:val="Heading3Char"/>
+    <w:link w:val="Ttulo3Car"/>
     <w:uiPriority w:val="9"/>
     <w:unhideWhenUsed/>
     <w:qFormat/>
@@ -20792,11 +21849,11 @@
       <w:sz w:val="36"/>
     </w:rPr>
   </w:style>
-  <w:style w:type="paragraph" w:styleId="Heading4">
+  <w:style w:type="paragraph" w:styleId="Ttulo4">
     <w:name w:val="heading 4"/>
     <w:basedOn w:val="Normal"/>
     <w:next w:val="Normal"/>
-    <w:link w:val="Heading4Char"/>
+    <w:link w:val="Ttulo4Car"/>
     <w:uiPriority w:val="9"/>
     <w:unhideWhenUsed/>
     <w:qFormat/>
@@ -20822,11 +21879,11 @@
       <w:sz w:val="28"/>
     </w:rPr>
   </w:style>
-  <w:style w:type="paragraph" w:styleId="Heading5">
+  <w:style w:type="paragraph" w:styleId="Ttulo5">
     <w:name w:val="heading 5"/>
     <w:basedOn w:val="Normal"/>
     <w:next w:val="Normal"/>
-    <w:link w:val="Heading5Char"/>
+    <w:link w:val="Ttulo5Car"/>
     <w:uiPriority w:val="9"/>
     <w:unhideWhenUsed/>
     <w:qFormat/>
@@ -20849,11 +21906,11 @@
       <w:sz w:val="24"/>
     </w:rPr>
   </w:style>
-  <w:style w:type="paragraph" w:styleId="Heading6">
+  <w:style w:type="paragraph" w:styleId="Ttulo6">
     <w:name w:val="heading 6"/>
     <w:basedOn w:val="Normal"/>
     <w:next w:val="Normal"/>
-    <w:link w:val="Heading6Char"/>
+    <w:link w:val="Ttulo6Car"/>
     <w:uiPriority w:val="9"/>
     <w:unhideWhenUsed/>
     <w:qFormat/>
@@ -20875,11 +21932,11 @@
       <w:color w:val="6E6E6E" w:themeColor="accent1" w:themeShade="7F"/>
     </w:rPr>
   </w:style>
-  <w:style w:type="paragraph" w:styleId="Heading7">
+  <w:style w:type="paragraph" w:styleId="Ttulo7">
     <w:name w:val="heading 7"/>
     <w:basedOn w:val="Normal"/>
     <w:next w:val="Normal"/>
-    <w:link w:val="Heading7Char"/>
+    <w:link w:val="Ttulo7Car"/>
     <w:uiPriority w:val="9"/>
     <w:semiHidden/>
     <w:unhideWhenUsed/>
@@ -20902,11 +21959,11 @@
       <w:color w:val="404040" w:themeColor="text1" w:themeTint="BF"/>
     </w:rPr>
   </w:style>
-  <w:style w:type="paragraph" w:styleId="Heading8">
+  <w:style w:type="paragraph" w:styleId="Ttulo8">
     <w:name w:val="heading 8"/>
     <w:basedOn w:val="Normal"/>
     <w:next w:val="Normal"/>
-    <w:link w:val="Heading8Char"/>
+    <w:link w:val="Ttulo8Car"/>
     <w:uiPriority w:val="9"/>
     <w:semiHidden/>
     <w:unhideWhenUsed/>
@@ -20929,11 +21986,11 @@
       <w:szCs w:val="20"/>
     </w:rPr>
   </w:style>
-  <w:style w:type="paragraph" w:styleId="Heading9">
+  <w:style w:type="paragraph" w:styleId="Ttulo9">
     <w:name w:val="heading 9"/>
     <w:basedOn w:val="Normal"/>
     <w:next w:val="Normal"/>
-    <w:link w:val="Heading9Char"/>
+    <w:link w:val="Ttulo9Car"/>
     <w:uiPriority w:val="9"/>
     <w:semiHidden/>
     <w:unhideWhenUsed/>
@@ -20958,12 +22015,13 @@
       <w:szCs w:val="20"/>
     </w:rPr>
   </w:style>
-  <w:style w:type="character" w:default="1" w:styleId="DefaultParagraphFont">
+  <w:style w:type="character" w:default="1" w:styleId="Fuentedeprrafopredeter">
     <w:name w:val="Default Paragraph Font"/>
     <w:uiPriority w:val="1"/>
+    <w:semiHidden/>
     <w:unhideWhenUsed/>
   </w:style>
-  <w:style w:type="table" w:default="1" w:styleId="TableNormal">
+  <w:style w:type="table" w:default="1" w:styleId="Tablanormal">
     <w:name w:val="Normal Table"/>
     <w:uiPriority w:val="99"/>
     <w:semiHidden/>
@@ -20978,17 +22036,17 @@
       </w:tblCellMar>
     </w:tblPr>
   </w:style>
-  <w:style w:type="numbering" w:default="1" w:styleId="NoList">
+  <w:style w:type="numbering" w:default="1" w:styleId="Sinlista">
     <w:name w:val="No List"/>
     <w:uiPriority w:val="99"/>
     <w:semiHidden/>
     <w:unhideWhenUsed/>
   </w:style>
-  <w:style w:type="paragraph" w:styleId="Title">
+  <w:style w:type="paragraph" w:styleId="Ttulo">
     <w:name w:val="Title"/>
     <w:basedOn w:val="Normal"/>
     <w:next w:val="Normal"/>
-    <w:link w:val="TitleChar"/>
+    <w:link w:val="TtuloCar"/>
     <w:uiPriority w:val="10"/>
     <w:qFormat/>
     <w:rsid w:val="00B46E83"/>
@@ -21008,10 +22066,10 @@
       <w:szCs w:val="52"/>
     </w:rPr>
   </w:style>
-  <w:style w:type="character" w:customStyle="1" w:styleId="TitleChar">
-    <w:name w:val="Title Char"/>
-    <w:basedOn w:val="DefaultParagraphFont"/>
-    <w:link w:val="Title"/>
+  <w:style w:type="character" w:customStyle="1" w:styleId="TtuloCar">
+    <w:name w:val="Título Car"/>
+    <w:basedOn w:val="Fuentedeprrafopredeter"/>
+    <w:link w:val="Ttulo"/>
     <w:uiPriority w:val="10"/>
     <w:rsid w:val="00B46E83"/>
     <w:rPr>
@@ -21023,10 +22081,10 @@
       <w:szCs w:val="52"/>
     </w:rPr>
   </w:style>
-  <w:style w:type="paragraph" w:styleId="FootnoteText">
+  <w:style w:type="paragraph" w:styleId="Textonotapie">
     <w:name w:val="footnote text"/>
     <w:basedOn w:val="Normal"/>
-    <w:link w:val="FootnoteTextChar"/>
+    <w:link w:val="TextonotapieCar"/>
     <w:uiPriority w:val="99"/>
     <w:semiHidden/>
     <w:unhideWhenUsed/>
@@ -21039,10 +22097,10 @@
       <w:szCs w:val="20"/>
     </w:rPr>
   </w:style>
-  <w:style w:type="character" w:customStyle="1" w:styleId="FootnoteTextChar">
-    <w:name w:val="Footnote Text Char"/>
-    <w:basedOn w:val="DefaultParagraphFont"/>
-    <w:link w:val="FootnoteText"/>
+  <w:style w:type="character" w:customStyle="1" w:styleId="TextonotapieCar">
+    <w:name w:val="Texto nota pie Car"/>
+    <w:basedOn w:val="Fuentedeprrafopredeter"/>
+    <w:link w:val="Textonotapie"/>
     <w:uiPriority w:val="99"/>
     <w:semiHidden/>
     <w:rsid w:val="00B07406"/>
@@ -21051,9 +22109,9 @@
       <w:szCs w:val="20"/>
     </w:rPr>
   </w:style>
-  <w:style w:type="character" w:styleId="FootnoteReference">
+  <w:style w:type="character" w:styleId="Refdenotaalpie">
     <w:name w:val="footnote reference"/>
-    <w:basedOn w:val="DefaultParagraphFont"/>
+    <w:basedOn w:val="Fuentedeprrafopredeter"/>
     <w:uiPriority w:val="99"/>
     <w:semiHidden/>
     <w:unhideWhenUsed/>
@@ -21062,10 +22120,10 @@
       <w:vertAlign w:val="superscript"/>
     </w:rPr>
   </w:style>
-  <w:style w:type="character" w:customStyle="1" w:styleId="Heading1Char">
-    <w:name w:val="Heading 1 Char"/>
-    <w:basedOn w:val="DefaultParagraphFont"/>
-    <w:link w:val="Heading1"/>
+  <w:style w:type="character" w:customStyle="1" w:styleId="Ttulo1Car">
+    <w:name w:val="Título 1 Car"/>
+    <w:basedOn w:val="Fuentedeprrafopredeter"/>
+    <w:link w:val="Ttulo1"/>
     <w:uiPriority w:val="9"/>
     <w:rsid w:val="00DE44F9"/>
     <w:rPr>
@@ -21077,9 +22135,9 @@
       <w:szCs w:val="28"/>
     </w:rPr>
   </w:style>
-  <w:style w:type="paragraph" w:styleId="TOCHeading">
+  <w:style w:type="paragraph" w:styleId="TtuloTDC">
     <w:name w:val="TOC Heading"/>
-    <w:basedOn w:val="Heading1"/>
+    <w:basedOn w:val="Ttulo1"/>
     <w:next w:val="Normal"/>
     <w:uiPriority w:val="39"/>
     <w:semiHidden/>
@@ -21091,7 +22149,7 @@
       <w:outlineLvl w:val="9"/>
     </w:pPr>
   </w:style>
-  <w:style w:type="paragraph" w:styleId="TOC2">
+  <w:style w:type="paragraph" w:styleId="TDC2">
     <w:name w:val="toc 2"/>
     <w:basedOn w:val="Normal"/>
     <w:next w:val="Normal"/>
@@ -21115,7 +22173,7 @@
       <w:szCs w:val="20"/>
     </w:rPr>
   </w:style>
-  <w:style w:type="paragraph" w:styleId="TOC1">
+  <w:style w:type="paragraph" w:styleId="TDC1">
     <w:name w:val="toc 1"/>
     <w:basedOn w:val="Normal"/>
     <w:next w:val="Normal"/>
@@ -21136,7 +22194,7 @@
       <w:szCs w:val="20"/>
     </w:rPr>
   </w:style>
-  <w:style w:type="paragraph" w:styleId="TOC3">
+  <w:style w:type="paragraph" w:styleId="TDC3">
     <w:name w:val="toc 3"/>
     <w:basedOn w:val="Normal"/>
     <w:next w:val="Normal"/>
@@ -21157,10 +22215,10 @@
       <w:szCs w:val="20"/>
     </w:rPr>
   </w:style>
-  <w:style w:type="paragraph" w:styleId="BalloonText">
+  <w:style w:type="paragraph" w:styleId="Textodeglobo">
     <w:name w:val="Balloon Text"/>
     <w:basedOn w:val="Normal"/>
-    <w:link w:val="BalloonTextChar"/>
+    <w:link w:val="TextodegloboCar"/>
     <w:uiPriority w:val="99"/>
     <w:semiHidden/>
     <w:unhideWhenUsed/>
@@ -21174,10 +22232,10 @@
       <w:szCs w:val="16"/>
     </w:rPr>
   </w:style>
-  <w:style w:type="character" w:customStyle="1" w:styleId="BalloonTextChar">
-    <w:name w:val="Balloon Text Char"/>
-    <w:basedOn w:val="DefaultParagraphFont"/>
-    <w:link w:val="BalloonText"/>
+  <w:style w:type="character" w:customStyle="1" w:styleId="TextodegloboCar">
+    <w:name w:val="Texto de globo Car"/>
+    <w:basedOn w:val="Fuentedeprrafopredeter"/>
+    <w:link w:val="Textodeglobo"/>
     <w:uiPriority w:val="99"/>
     <w:semiHidden/>
     <w:rsid w:val="007C3483"/>
@@ -21187,7 +22245,7 @@
       <w:szCs w:val="16"/>
     </w:rPr>
   </w:style>
-  <w:style w:type="paragraph" w:styleId="TOC4">
+  <w:style w:type="paragraph" w:styleId="TDC4">
     <w:name w:val="toc 4"/>
     <w:basedOn w:val="Normal"/>
     <w:next w:val="Normal"/>
@@ -21205,7 +22263,7 @@
       <w:szCs w:val="18"/>
     </w:rPr>
   </w:style>
-  <w:style w:type="paragraph" w:styleId="TOC5">
+  <w:style w:type="paragraph" w:styleId="TDC5">
     <w:name w:val="toc 5"/>
     <w:basedOn w:val="Normal"/>
     <w:next w:val="Normal"/>
@@ -21223,7 +22281,7 @@
       <w:szCs w:val="18"/>
     </w:rPr>
   </w:style>
-  <w:style w:type="paragraph" w:styleId="TOC6">
+  <w:style w:type="paragraph" w:styleId="TDC6">
     <w:name w:val="toc 6"/>
     <w:basedOn w:val="Normal"/>
     <w:next w:val="Normal"/>
@@ -21241,7 +22299,7 @@
       <w:szCs w:val="18"/>
     </w:rPr>
   </w:style>
-  <w:style w:type="paragraph" w:styleId="TOC7">
+  <w:style w:type="paragraph" w:styleId="TDC7">
     <w:name w:val="toc 7"/>
     <w:basedOn w:val="Normal"/>
     <w:next w:val="Normal"/>
@@ -21259,7 +22317,7 @@
       <w:szCs w:val="18"/>
     </w:rPr>
   </w:style>
-  <w:style w:type="paragraph" w:styleId="TOC8">
+  <w:style w:type="paragraph" w:styleId="TDC8">
     <w:name w:val="toc 8"/>
     <w:basedOn w:val="Normal"/>
     <w:next w:val="Normal"/>
@@ -21277,7 +22335,7 @@
       <w:szCs w:val="18"/>
     </w:rPr>
   </w:style>
-  <w:style w:type="paragraph" w:styleId="TOC9">
+  <w:style w:type="paragraph" w:styleId="TDC9">
     <w:name w:val="toc 9"/>
     <w:basedOn w:val="Normal"/>
     <w:next w:val="Normal"/>
@@ -21295,7 +22353,7 @@
       <w:szCs w:val="18"/>
     </w:rPr>
   </w:style>
-  <w:style w:type="paragraph" w:styleId="TableofFigures">
+  <w:style w:type="paragraph" w:styleId="Tabladeilustraciones">
     <w:name w:val="table of figures"/>
     <w:basedOn w:val="Normal"/>
     <w:next w:val="Normal"/>
@@ -21314,10 +22372,10 @@
       <w:szCs w:val="20"/>
     </w:rPr>
   </w:style>
-  <w:style w:type="paragraph" w:styleId="Header">
+  <w:style w:type="paragraph" w:styleId="Encabezado">
     <w:name w:val="header"/>
     <w:basedOn w:val="Normal"/>
-    <w:link w:val="HeaderChar"/>
+    <w:link w:val="EncabezadoCar"/>
     <w:uiPriority w:val="99"/>
     <w:unhideWhenUsed/>
     <w:rsid w:val="00571D5D"/>
@@ -21329,17 +22387,17 @@
       <w:spacing w:after="0" w:line="240" w:lineRule="auto"/>
     </w:pPr>
   </w:style>
-  <w:style w:type="character" w:customStyle="1" w:styleId="HeaderChar">
-    <w:name w:val="Header Char"/>
-    <w:basedOn w:val="DefaultParagraphFont"/>
-    <w:link w:val="Header"/>
+  <w:style w:type="character" w:customStyle="1" w:styleId="EncabezadoCar">
+    <w:name w:val="Encabezado Car"/>
+    <w:basedOn w:val="Fuentedeprrafopredeter"/>
+    <w:link w:val="Encabezado"/>
     <w:uiPriority w:val="99"/>
     <w:rsid w:val="00571D5D"/>
   </w:style>
-  <w:style w:type="paragraph" w:styleId="Footer">
+  <w:style w:type="paragraph" w:styleId="Piedepgina">
     <w:name w:val="footer"/>
     <w:basedOn w:val="Normal"/>
-    <w:link w:val="FooterChar"/>
+    <w:link w:val="PiedepginaCar"/>
     <w:uiPriority w:val="99"/>
     <w:unhideWhenUsed/>
     <w:rsid w:val="00571D5D"/>
@@ -21351,16 +22409,16 @@
       <w:spacing w:after="0" w:line="240" w:lineRule="auto"/>
     </w:pPr>
   </w:style>
-  <w:style w:type="character" w:customStyle="1" w:styleId="FooterChar">
-    <w:name w:val="Footer Char"/>
-    <w:basedOn w:val="DefaultParagraphFont"/>
-    <w:link w:val="Footer"/>
+  <w:style w:type="character" w:customStyle="1" w:styleId="PiedepginaCar">
+    <w:name w:val="Pie de página Car"/>
+    <w:basedOn w:val="Fuentedeprrafopredeter"/>
+    <w:link w:val="Piedepgina"/>
     <w:uiPriority w:val="99"/>
     <w:rsid w:val="00571D5D"/>
   </w:style>
-  <w:style w:type="character" w:styleId="PlaceholderText">
+  <w:style w:type="character" w:styleId="Textodelmarcadordeposicin">
     <w:name w:val="Placeholder Text"/>
-    <w:basedOn w:val="DefaultParagraphFont"/>
+    <w:basedOn w:val="Fuentedeprrafopredeter"/>
     <w:uiPriority w:val="99"/>
     <w:semiHidden/>
     <w:rsid w:val="0056742A"/>
@@ -21368,9 +22426,9 @@
       <w:color w:val="808080"/>
     </w:rPr>
   </w:style>
-  <w:style w:type="character" w:styleId="Hyperlink">
+  <w:style w:type="character" w:styleId="Hipervnculo">
     <w:name w:val="Hyperlink"/>
-    <w:basedOn w:val="DefaultParagraphFont"/>
+    <w:basedOn w:val="Fuentedeprrafopredeter"/>
     <w:uiPriority w:val="99"/>
     <w:unhideWhenUsed/>
     <w:rsid w:val="00B272D4"/>
@@ -21379,10 +22437,10 @@
       <w:u w:val="single"/>
     </w:rPr>
   </w:style>
-  <w:style w:type="character" w:customStyle="1" w:styleId="Heading2Char">
-    <w:name w:val="Heading 2 Char"/>
-    <w:basedOn w:val="DefaultParagraphFont"/>
-    <w:link w:val="Heading2"/>
+  <w:style w:type="character" w:customStyle="1" w:styleId="Ttulo2Car">
+    <w:name w:val="Título 2 Car"/>
+    <w:basedOn w:val="Fuentedeprrafopredeter"/>
+    <w:link w:val="Ttulo2"/>
     <w:uiPriority w:val="9"/>
     <w:rsid w:val="008A6017"/>
     <w:rPr>
@@ -21393,10 +22451,10 @@
       <w:szCs w:val="26"/>
     </w:rPr>
   </w:style>
-  <w:style w:type="character" w:customStyle="1" w:styleId="Heading3Char">
-    <w:name w:val="Heading 3 Char"/>
-    <w:basedOn w:val="DefaultParagraphFont"/>
-    <w:link w:val="Heading3"/>
+  <w:style w:type="character" w:customStyle="1" w:styleId="Ttulo3Car">
+    <w:name w:val="Título 3 Car"/>
+    <w:basedOn w:val="Fuentedeprrafopredeter"/>
+    <w:link w:val="Ttulo3"/>
     <w:uiPriority w:val="9"/>
     <w:rsid w:val="008A6017"/>
     <w:rPr>
@@ -21406,10 +22464,10 @@
       <w:sz w:val="36"/>
     </w:rPr>
   </w:style>
-  <w:style w:type="character" w:customStyle="1" w:styleId="Heading4Char">
-    <w:name w:val="Heading 4 Char"/>
-    <w:basedOn w:val="DefaultParagraphFont"/>
-    <w:link w:val="Heading4"/>
+  <w:style w:type="character" w:customStyle="1" w:styleId="Ttulo4Car">
+    <w:name w:val="Título 4 Car"/>
+    <w:basedOn w:val="Fuentedeprrafopredeter"/>
+    <w:link w:val="Ttulo4"/>
     <w:uiPriority w:val="9"/>
     <w:rsid w:val="00E47FF7"/>
     <w:rPr>
@@ -21422,10 +22480,10 @@
       <w:sz w:val="28"/>
     </w:rPr>
   </w:style>
-  <w:style w:type="character" w:customStyle="1" w:styleId="Heading5Char">
-    <w:name w:val="Heading 5 Char"/>
-    <w:basedOn w:val="DefaultParagraphFont"/>
-    <w:link w:val="Heading5"/>
+  <w:style w:type="character" w:customStyle="1" w:styleId="Ttulo5Car">
+    <w:name w:val="Título 5 Car"/>
+    <w:basedOn w:val="Fuentedeprrafopredeter"/>
+    <w:link w:val="Ttulo5"/>
     <w:uiPriority w:val="9"/>
     <w:rsid w:val="005C29E5"/>
     <w:rPr>
@@ -21435,10 +22493,10 @@
       <w:sz w:val="24"/>
     </w:rPr>
   </w:style>
-  <w:style w:type="character" w:customStyle="1" w:styleId="Heading6Char">
-    <w:name w:val="Heading 6 Char"/>
-    <w:basedOn w:val="DefaultParagraphFont"/>
-    <w:link w:val="Heading6"/>
+  <w:style w:type="character" w:customStyle="1" w:styleId="Ttulo6Car">
+    <w:name w:val="Título 6 Car"/>
+    <w:basedOn w:val="Fuentedeprrafopredeter"/>
+    <w:link w:val="Ttulo6"/>
     <w:uiPriority w:val="9"/>
     <w:rsid w:val="008A6017"/>
     <w:rPr>
@@ -21448,10 +22506,10 @@
       <w:color w:val="6E6E6E" w:themeColor="accent1" w:themeShade="7F"/>
     </w:rPr>
   </w:style>
-  <w:style w:type="character" w:customStyle="1" w:styleId="Heading7Char">
-    <w:name w:val="Heading 7 Char"/>
-    <w:basedOn w:val="DefaultParagraphFont"/>
-    <w:link w:val="Heading7"/>
+  <w:style w:type="character" w:customStyle="1" w:styleId="Ttulo7Car">
+    <w:name w:val="Título 7 Car"/>
+    <w:basedOn w:val="Fuentedeprrafopredeter"/>
+    <w:link w:val="Ttulo7"/>
     <w:uiPriority w:val="9"/>
     <w:semiHidden/>
     <w:rsid w:val="008A6017"/>
@@ -21462,10 +22520,10 @@
       <w:color w:val="404040" w:themeColor="text1" w:themeTint="BF"/>
     </w:rPr>
   </w:style>
-  <w:style w:type="character" w:customStyle="1" w:styleId="Heading8Char">
-    <w:name w:val="Heading 8 Char"/>
-    <w:basedOn w:val="DefaultParagraphFont"/>
-    <w:link w:val="Heading8"/>
+  <w:style w:type="character" w:customStyle="1" w:styleId="Ttulo8Car">
+    <w:name w:val="Título 8 Car"/>
+    <w:basedOn w:val="Fuentedeprrafopredeter"/>
+    <w:link w:val="Ttulo8"/>
     <w:uiPriority w:val="9"/>
     <w:semiHidden/>
     <w:rsid w:val="008A6017"/>
@@ -21476,10 +22534,10 @@
       <w:szCs w:val="20"/>
     </w:rPr>
   </w:style>
-  <w:style w:type="character" w:customStyle="1" w:styleId="Heading9Char">
-    <w:name w:val="Heading 9 Char"/>
-    <w:basedOn w:val="DefaultParagraphFont"/>
-    <w:link w:val="Heading9"/>
+  <w:style w:type="character" w:customStyle="1" w:styleId="Ttulo9Car">
+    <w:name w:val="Título 9 Car"/>
+    <w:basedOn w:val="Fuentedeprrafopredeter"/>
+    <w:link w:val="Ttulo9"/>
     <w:uiPriority w:val="9"/>
     <w:semiHidden/>
     <w:rsid w:val="008A6017"/>
@@ -21492,7 +22550,7 @@
       <w:szCs w:val="20"/>
     </w:rPr>
   </w:style>
-  <w:style w:type="paragraph" w:styleId="Caption">
+  <w:style w:type="paragraph" w:styleId="Descripcin">
     <w:name w:val="caption"/>
     <w:basedOn w:val="Normal"/>
     <w:next w:val="Normal"/>
@@ -21512,7 +22570,7 @@
       <w:szCs w:val="18"/>
     </w:rPr>
   </w:style>
-  <w:style w:type="paragraph" w:styleId="ListParagraph">
+  <w:style w:type="paragraph" w:styleId="Prrafodelista">
     <w:name w:val="List Paragraph"/>
     <w:basedOn w:val="Normal"/>
     <w:uiPriority w:val="34"/>
@@ -21524,9 +22582,9 @@
       <w:contextualSpacing/>
     </w:pPr>
   </w:style>
-  <w:style w:type="table" w:styleId="TableGrid">
+  <w:style w:type="table" w:styleId="Tablaconcuadrcula">
     <w:name w:val="Table Grid"/>
-    <w:basedOn w:val="TableNormal"/>
+    <w:basedOn w:val="Tablanormal"/>
     <w:uiPriority w:val="59"/>
     <w:rsid w:val="003F74B0"/>
     <w:pPr>
@@ -21543,7 +22601,7 @@
       </w:tblBorders>
     </w:tblPr>
   </w:style>
-  <w:style w:type="paragraph" w:styleId="Index1">
+  <w:style w:type="paragraph" w:styleId="ndice1">
     <w:name w:val="index 1"/>
     <w:basedOn w:val="Normal"/>
     <w:next w:val="Normal"/>
@@ -21561,7 +22619,7 @@
       <w:szCs w:val="18"/>
     </w:rPr>
   </w:style>
-  <w:style w:type="paragraph" w:styleId="Index2">
+  <w:style w:type="paragraph" w:styleId="ndice2">
     <w:name w:val="index 2"/>
     <w:basedOn w:val="Normal"/>
     <w:next w:val="Normal"/>
@@ -21579,7 +22637,7 @@
       <w:szCs w:val="18"/>
     </w:rPr>
   </w:style>
-  <w:style w:type="paragraph" w:styleId="Index3">
+  <w:style w:type="paragraph" w:styleId="ndice3">
     <w:name w:val="index 3"/>
     <w:basedOn w:val="Normal"/>
     <w:next w:val="Normal"/>
@@ -21597,7 +22655,7 @@
       <w:szCs w:val="18"/>
     </w:rPr>
   </w:style>
-  <w:style w:type="paragraph" w:styleId="Index4">
+  <w:style w:type="paragraph" w:styleId="ndice4">
     <w:name w:val="index 4"/>
     <w:basedOn w:val="Normal"/>
     <w:next w:val="Normal"/>
@@ -21615,7 +22673,7 @@
       <w:szCs w:val="18"/>
     </w:rPr>
   </w:style>
-  <w:style w:type="paragraph" w:styleId="Index5">
+  <w:style w:type="paragraph" w:styleId="ndice5">
     <w:name w:val="index 5"/>
     <w:basedOn w:val="Normal"/>
     <w:next w:val="Normal"/>
@@ -21633,7 +22691,7 @@
       <w:szCs w:val="18"/>
     </w:rPr>
   </w:style>
-  <w:style w:type="paragraph" w:styleId="Index6">
+  <w:style w:type="paragraph" w:styleId="ndice6">
     <w:name w:val="index 6"/>
     <w:basedOn w:val="Normal"/>
     <w:next w:val="Normal"/>
@@ -21651,7 +22709,7 @@
       <w:szCs w:val="18"/>
     </w:rPr>
   </w:style>
-  <w:style w:type="paragraph" w:styleId="Index7">
+  <w:style w:type="paragraph" w:styleId="ndice7">
     <w:name w:val="index 7"/>
     <w:basedOn w:val="Normal"/>
     <w:next w:val="Normal"/>
@@ -21669,7 +22727,7 @@
       <w:szCs w:val="18"/>
     </w:rPr>
   </w:style>
-  <w:style w:type="paragraph" w:styleId="Index8">
+  <w:style w:type="paragraph" w:styleId="ndice8">
     <w:name w:val="index 8"/>
     <w:basedOn w:val="Normal"/>
     <w:next w:val="Normal"/>
@@ -21687,7 +22745,7 @@
       <w:szCs w:val="18"/>
     </w:rPr>
   </w:style>
-  <w:style w:type="paragraph" w:styleId="Index9">
+  <w:style w:type="paragraph" w:styleId="ndice9">
     <w:name w:val="index 9"/>
     <w:basedOn w:val="Normal"/>
     <w:next w:val="Normal"/>
@@ -21705,10 +22763,10 @@
       <w:szCs w:val="18"/>
     </w:rPr>
   </w:style>
-  <w:style w:type="paragraph" w:styleId="IndexHeading">
+  <w:style w:type="paragraph" w:styleId="Ttulodendice">
     <w:name w:val="index heading"/>
     <w:basedOn w:val="Normal"/>
-    <w:next w:val="Index1"/>
+    <w:next w:val="ndice1"/>
     <w:uiPriority w:val="99"/>
     <w:unhideWhenUsed/>
     <w:rsid w:val="00C12E10"/>
@@ -21768,9 +22826,9 @@
       <w:lang w:eastAsia="es-ES"/>
     </w:rPr>
   </w:style>
-  <w:style w:type="character" w:styleId="Emphasis">
+  <w:style w:type="character" w:styleId="nfasis">
     <w:name w:val="Emphasis"/>
-    <w:basedOn w:val="DefaultParagraphFont"/>
+    <w:basedOn w:val="Fuentedeprrafopredeter"/>
     <w:uiPriority w:val="20"/>
     <w:qFormat/>
     <w:rsid w:val="00EE256C"/>
@@ -21779,9 +22837,9 @@
       <w:iCs/>
     </w:rPr>
   </w:style>
-  <w:style w:type="character" w:styleId="FollowedHyperlink">
+  <w:style w:type="character" w:styleId="Hipervnculovisitado">
     <w:name w:val="FollowedHyperlink"/>
-    <w:basedOn w:val="DefaultParagraphFont"/>
+    <w:basedOn w:val="Fuentedeprrafopredeter"/>
     <w:uiPriority w:val="99"/>
     <w:semiHidden/>
     <w:unhideWhenUsed/>
@@ -21793,17 +22851,17 @@
   </w:style>
   <w:style w:type="character" w:customStyle="1" w:styleId="apple-style-span">
     <w:name w:val="apple-style-span"/>
-    <w:basedOn w:val="DefaultParagraphFont"/>
+    <w:basedOn w:val="Fuentedeprrafopredeter"/>
     <w:rsid w:val="00716004"/>
   </w:style>
   <w:style w:type="character" w:customStyle="1" w:styleId="apple-converted-space">
     <w:name w:val="apple-converted-space"/>
-    <w:basedOn w:val="DefaultParagraphFont"/>
+    <w:basedOn w:val="Fuentedeprrafopredeter"/>
     <w:rsid w:val="00716004"/>
   </w:style>
-  <w:style w:type="table" w:styleId="MediumShading2-Accent1">
+  <w:style w:type="table" w:styleId="Sombreadomedio2-nfasis1">
     <w:name w:val="Medium Shading 2 Accent 1"/>
-    <w:basedOn w:val="TableNormal"/>
+    <w:basedOn w:val="Tablanormal"/>
     <w:uiPriority w:val="64"/>
     <w:rsid w:val="00BE5814"/>
     <w:pPr>
@@ -21943,9 +23001,9 @@
       </w:tcPr>
     </w:tblStylePr>
   </w:style>
-  <w:style w:type="paragraph" w:styleId="NoSpacing">
+  <w:style w:type="paragraph" w:styleId="Sinespaciado">
     <w:name w:val="No Spacing"/>
-    <w:link w:val="NoSpacingChar"/>
+    <w:link w:val="SinespaciadoCar"/>
     <w:uiPriority w:val="1"/>
     <w:qFormat/>
     <w:rsid w:val="0015211F"/>
@@ -21956,19 +23014,19 @@
       <w:rFonts w:eastAsiaTheme="minorEastAsia"/>
     </w:rPr>
   </w:style>
-  <w:style w:type="character" w:customStyle="1" w:styleId="NoSpacingChar">
-    <w:name w:val="No Spacing Char"/>
-    <w:basedOn w:val="DefaultParagraphFont"/>
-    <w:link w:val="NoSpacing"/>
+  <w:style w:type="character" w:customStyle="1" w:styleId="SinespaciadoCar">
+    <w:name w:val="Sin espaciado Car"/>
+    <w:basedOn w:val="Fuentedeprrafopredeter"/>
+    <w:link w:val="Sinespaciado"/>
     <w:uiPriority w:val="1"/>
     <w:rsid w:val="0015211F"/>
     <w:rPr>
       <w:rFonts w:eastAsiaTheme="minorEastAsia"/>
     </w:rPr>
   </w:style>
-  <w:style w:type="character" w:styleId="CommentReference">
+  <w:style w:type="character" w:styleId="Refdecomentario">
     <w:name w:val="annotation reference"/>
-    <w:basedOn w:val="DefaultParagraphFont"/>
+    <w:basedOn w:val="Fuentedeprrafopredeter"/>
     <w:uiPriority w:val="99"/>
     <w:semiHidden/>
     <w:unhideWhenUsed/>
@@ -21978,10 +23036,10 @@
       <w:szCs w:val="16"/>
     </w:rPr>
   </w:style>
-  <w:style w:type="paragraph" w:styleId="CommentText">
+  <w:style w:type="paragraph" w:styleId="Textocomentario">
     <w:name w:val="annotation text"/>
     <w:basedOn w:val="Normal"/>
-    <w:link w:val="CommentTextChar"/>
+    <w:link w:val="TextocomentarioCar"/>
     <w:uiPriority w:val="99"/>
     <w:semiHidden/>
     <w:unhideWhenUsed/>
@@ -21994,10 +23052,10 @@
       <w:szCs w:val="20"/>
     </w:rPr>
   </w:style>
-  <w:style w:type="character" w:customStyle="1" w:styleId="CommentTextChar">
-    <w:name w:val="Comment Text Char"/>
-    <w:basedOn w:val="DefaultParagraphFont"/>
-    <w:link w:val="CommentText"/>
+  <w:style w:type="character" w:customStyle="1" w:styleId="TextocomentarioCar">
+    <w:name w:val="Texto comentario Car"/>
+    <w:basedOn w:val="Fuentedeprrafopredeter"/>
+    <w:link w:val="Textocomentario"/>
     <w:uiPriority w:val="99"/>
     <w:semiHidden/>
     <w:rsid w:val="000148E0"/>
@@ -22006,11 +23064,11 @@
       <w:szCs w:val="20"/>
     </w:rPr>
   </w:style>
-  <w:style w:type="paragraph" w:styleId="CommentSubject">
+  <w:style w:type="paragraph" w:styleId="Asuntodelcomentario">
     <w:name w:val="annotation subject"/>
-    <w:basedOn w:val="CommentText"/>
-    <w:next w:val="CommentText"/>
-    <w:link w:val="CommentSubjectChar"/>
+    <w:basedOn w:val="Textocomentario"/>
+    <w:next w:val="Textocomentario"/>
+    <w:link w:val="AsuntodelcomentarioCar"/>
     <w:uiPriority w:val="99"/>
     <w:semiHidden/>
     <w:unhideWhenUsed/>
@@ -22020,10 +23078,10 @@
       <w:bCs/>
     </w:rPr>
   </w:style>
-  <w:style w:type="character" w:customStyle="1" w:styleId="CommentSubjectChar">
-    <w:name w:val="Comment Subject Char"/>
-    <w:basedOn w:val="CommentTextChar"/>
-    <w:link w:val="CommentSubject"/>
+  <w:style w:type="character" w:customStyle="1" w:styleId="AsuntodelcomentarioCar">
+    <w:name w:val="Asunto del comentario Car"/>
+    <w:basedOn w:val="TextocomentarioCar"/>
+    <w:link w:val="Asuntodelcomentario"/>
     <w:uiPriority w:val="99"/>
     <w:semiHidden/>
     <w:rsid w:val="000148E0"/>
@@ -22050,9 +23108,9 @@
       <w:szCs w:val="24"/>
     </w:rPr>
   </w:style>
-  <w:style w:type="table" w:styleId="TableGridLight">
+  <w:style w:type="table" w:styleId="Tablaconcuadrculaclara">
     <w:name w:val="Grid Table Light"/>
-    <w:basedOn w:val="TableNormal"/>
+    <w:basedOn w:val="Tablanormal"/>
     <w:uiPriority w:val="40"/>
     <w:rsid w:val="00A046B9"/>
     <w:pPr>
@@ -22069,9 +23127,9 @@
       </w:tblBorders>
     </w:tblPr>
   </w:style>
-  <w:style w:type="character" w:styleId="UnresolvedMention">
+  <w:style w:type="character" w:styleId="Mencinsinresolver">
     <w:name w:val="Unresolved Mention"/>
-    <w:basedOn w:val="DefaultParagraphFont"/>
+    <w:basedOn w:val="Fuentedeprrafopredeter"/>
     <w:uiPriority w:val="99"/>
     <w:semiHidden/>
     <w:unhideWhenUsed/>
@@ -22095,8 +23153,8 @@
   </w:style>
   <w:style w:type="table" w:customStyle="1" w:styleId="Tablaconcuadrcula1">
     <w:name w:val="Tabla con cuadrícula1"/>
-    <w:basedOn w:val="TableNormal"/>
-    <w:next w:val="TableGrid"/>
+    <w:basedOn w:val="Tablanormal"/>
+    <w:next w:val="Tablaconcuadrcula"/>
     <w:uiPriority w:val="59"/>
     <w:rsid w:val="002C6F1E"/>
     <w:pPr>
@@ -22119,9 +23177,9 @@
       </w:tblBorders>
     </w:tblPr>
   </w:style>
-  <w:style w:type="character" w:styleId="Strong">
+  <w:style w:type="character" w:styleId="Textoennegrita">
     <w:name w:val="Strong"/>
-    <w:basedOn w:val="DefaultParagraphFont"/>
+    <w:basedOn w:val="Fuentedeprrafopredeter"/>
     <w:uiPriority w:val="22"/>
     <w:qFormat/>
     <w:rsid w:val="00211E8B"/>

--- a/DOCS/2024 10 23 -- Plantilla Memoria Proyecto (1).docx
+++ b/DOCS/2024 10 23 -- Plantilla Memoria Proyecto (1).docx
@@ -307,7 +307,7 @@
               <w:txbxContent>
                 <w:tbl>
                   <w:tblPr>
-                    <w:tblStyle w:val="Tablaconcuadrcula"/>
+                    <w:tblStyle w:val="TableGrid"/>
                     <w:tblW w:w="10343" w:type="dxa"/>
                     <w:tblBorders>
                       <w:top w:val="single" w:sz="8" w:space="0" w:color="F8F8F8" w:themeColor="background2"/>
@@ -814,7 +814,7 @@
     </w:p>
     <w:p>
       <w:pPr>
-        <w:pStyle w:val="Ttulo"/>
+        <w:pStyle w:val="Title"/>
         <w:rPr>
           <w:rFonts w:ascii="Tahoma" w:hAnsi="Tahoma" w:cs="Tahoma"/>
           <w:i/>
@@ -927,7 +927,7 @@
     </w:p>
     <w:p>
       <w:pPr>
-        <w:pStyle w:val="Ttulo"/>
+        <w:pStyle w:val="Title"/>
         <w:rPr>
           <w:rFonts w:ascii="Tahoma" w:hAnsi="Tahoma" w:cs="Tahoma"/>
           <w:sz w:val="40"/>
@@ -1230,7 +1230,7 @@
     </w:p>
     <w:p>
       <w:pPr>
-        <w:pStyle w:val="Ttulo"/>
+        <w:pStyle w:val="Title"/>
         <w:rPr>
           <w:rFonts w:ascii="Tahoma" w:hAnsi="Tahoma" w:cs="Tahoma"/>
           <w:i/>
@@ -1404,7 +1404,7 @@
     </w:p>
     <w:p>
       <w:pPr>
-        <w:pStyle w:val="Ttulo"/>
+        <w:pStyle w:val="Title"/>
         <w:rPr>
           <w:rFonts w:ascii="Tahoma" w:hAnsi="Tahoma" w:cs="Tahoma"/>
           <w:sz w:val="40"/>
@@ -1423,7 +1423,7 @@
     </w:p>
     <w:p>
       <w:pPr>
-        <w:pStyle w:val="TDC1"/>
+        <w:pStyle w:val="TOC1"/>
         <w:tabs>
           <w:tab w:val="left" w:pos="1540"/>
           <w:tab w:val="right" w:leader="dot" w:pos="8494"/>
@@ -1465,7 +1465,7 @@
       <w:hyperlink w:anchor="_Toc180586128" w:history="1">
         <w:r>
           <w:rPr>
-            <w:rStyle w:val="Hipervnculo"/>
+            <w:rStyle w:val="Hyperlink"/>
             <w:rFonts w:ascii="Tahoma" w:hAnsi="Tahoma" w:cs="Tahoma"/>
             <w:noProof/>
           </w:rPr>
@@ -1488,7 +1488,7 @@
         </w:r>
         <w:r>
           <w:rPr>
-            <w:rStyle w:val="Hipervnculo"/>
+            <w:rStyle w:val="Hyperlink"/>
             <w:rFonts w:ascii="Tahoma" w:hAnsi="Tahoma" w:cs="Tahoma"/>
             <w:noProof/>
           </w:rPr>
@@ -1546,7 +1546,7 @@
     </w:p>
     <w:p>
       <w:pPr>
-        <w:pStyle w:val="TDC2"/>
+        <w:pStyle w:val="TOC2"/>
         <w:rPr>
           <w:rFonts w:eastAsiaTheme="minorEastAsia"/>
           <w:smallCaps w:val="0"/>
@@ -1561,7 +1561,7 @@
       <w:hyperlink w:anchor="_Toc180586129" w:history="1">
         <w:r>
           <w:rPr>
-            <w:rStyle w:val="Hipervnculo"/>
+            <w:rStyle w:val="Hyperlink"/>
             <w:rFonts w:ascii="Tahoma" w:hAnsi="Tahoma" w:cs="Tahoma"/>
             <w:noProof/>
           </w:rPr>
@@ -1582,7 +1582,7 @@
         </w:r>
         <w:r>
           <w:rPr>
-            <w:rStyle w:val="Hipervnculo"/>
+            <w:rStyle w:val="Hyperlink"/>
             <w:rFonts w:ascii="Tahoma" w:hAnsi="Tahoma" w:cs="Tahoma"/>
             <w:noProof/>
           </w:rPr>
@@ -1640,7 +1640,7 @@
     </w:p>
     <w:p>
       <w:pPr>
-        <w:pStyle w:val="TDC2"/>
+        <w:pStyle w:val="TOC2"/>
         <w:rPr>
           <w:rFonts w:eastAsiaTheme="minorEastAsia"/>
           <w:smallCaps w:val="0"/>
@@ -1655,7 +1655,7 @@
       <w:hyperlink w:anchor="_Toc180586130" w:history="1">
         <w:r>
           <w:rPr>
-            <w:rStyle w:val="Hipervnculo"/>
+            <w:rStyle w:val="Hyperlink"/>
             <w:rFonts w:ascii="Tahoma" w:hAnsi="Tahoma" w:cs="Tahoma"/>
             <w:noProof/>
           </w:rPr>
@@ -1676,7 +1676,7 @@
         </w:r>
         <w:r>
           <w:rPr>
-            <w:rStyle w:val="Hipervnculo"/>
+            <w:rStyle w:val="Hyperlink"/>
             <w:rFonts w:ascii="Tahoma" w:hAnsi="Tahoma" w:cs="Tahoma"/>
             <w:noProof/>
           </w:rPr>
@@ -1734,7 +1734,7 @@
     </w:p>
     <w:p>
       <w:pPr>
-        <w:pStyle w:val="TDC1"/>
+        <w:pStyle w:val="TOC1"/>
         <w:tabs>
           <w:tab w:val="left" w:pos="1540"/>
           <w:tab w:val="right" w:leader="dot" w:pos="8494"/>
@@ -1755,7 +1755,7 @@
       <w:hyperlink w:anchor="_Toc180586131" w:history="1">
         <w:r>
           <w:rPr>
-            <w:rStyle w:val="Hipervnculo"/>
+            <w:rStyle w:val="Hyperlink"/>
             <w:rFonts w:ascii="Tahoma" w:hAnsi="Tahoma" w:cs="Tahoma"/>
             <w:noProof/>
           </w:rPr>
@@ -1778,7 +1778,7 @@
         </w:r>
         <w:r>
           <w:rPr>
-            <w:rStyle w:val="Hipervnculo"/>
+            <w:rStyle w:val="Hyperlink"/>
             <w:rFonts w:ascii="Tahoma" w:hAnsi="Tahoma" w:cs="Tahoma"/>
             <w:noProof/>
           </w:rPr>
@@ -1836,7 +1836,7 @@
     </w:p>
     <w:p>
       <w:pPr>
-        <w:pStyle w:val="TDC2"/>
+        <w:pStyle w:val="TOC2"/>
         <w:rPr>
           <w:rFonts w:eastAsiaTheme="minorEastAsia"/>
           <w:smallCaps w:val="0"/>
@@ -1851,7 +1851,7 @@
       <w:hyperlink w:anchor="_Toc180586132" w:history="1">
         <w:r>
           <w:rPr>
-            <w:rStyle w:val="Hipervnculo"/>
+            <w:rStyle w:val="Hyperlink"/>
             <w:rFonts w:ascii="Tahoma" w:hAnsi="Tahoma" w:cs="Tahoma"/>
             <w:noProof/>
           </w:rPr>
@@ -1872,7 +1872,7 @@
         </w:r>
         <w:r>
           <w:rPr>
-            <w:rStyle w:val="Hipervnculo"/>
+            <w:rStyle w:val="Hyperlink"/>
             <w:rFonts w:ascii="Tahoma" w:hAnsi="Tahoma" w:cs="Tahoma"/>
             <w:noProof/>
           </w:rPr>
@@ -1930,7 +1930,7 @@
     </w:p>
     <w:p>
       <w:pPr>
-        <w:pStyle w:val="TDC2"/>
+        <w:pStyle w:val="TOC2"/>
         <w:rPr>
           <w:rFonts w:eastAsiaTheme="minorEastAsia"/>
           <w:smallCaps w:val="0"/>
@@ -1945,7 +1945,7 @@
       <w:hyperlink w:anchor="_Toc180586133" w:history="1">
         <w:r>
           <w:rPr>
-            <w:rStyle w:val="Hipervnculo"/>
+            <w:rStyle w:val="Hyperlink"/>
             <w:rFonts w:ascii="Tahoma" w:hAnsi="Tahoma" w:cs="Tahoma"/>
             <w:noProof/>
           </w:rPr>
@@ -1966,7 +1966,7 @@
         </w:r>
         <w:r>
           <w:rPr>
-            <w:rStyle w:val="Hipervnculo"/>
+            <w:rStyle w:val="Hyperlink"/>
             <w:rFonts w:ascii="Tahoma" w:hAnsi="Tahoma" w:cs="Tahoma"/>
             <w:noProof/>
           </w:rPr>
@@ -2024,7 +2024,7 @@
     </w:p>
     <w:p>
       <w:pPr>
-        <w:pStyle w:val="TDC1"/>
+        <w:pStyle w:val="TOC1"/>
         <w:tabs>
           <w:tab w:val="left" w:pos="1540"/>
           <w:tab w:val="right" w:leader="dot" w:pos="8494"/>
@@ -2045,7 +2045,7 @@
       <w:hyperlink w:anchor="_Toc180586134" w:history="1">
         <w:r>
           <w:rPr>
-            <w:rStyle w:val="Hipervnculo"/>
+            <w:rStyle w:val="Hyperlink"/>
             <w:rFonts w:ascii="Tahoma" w:hAnsi="Tahoma" w:cs="Tahoma"/>
             <w:noProof/>
           </w:rPr>
@@ -2068,7 +2068,7 @@
         </w:r>
         <w:r>
           <w:rPr>
-            <w:rStyle w:val="Hipervnculo"/>
+            <w:rStyle w:val="Hyperlink"/>
             <w:rFonts w:ascii="Tahoma" w:hAnsi="Tahoma" w:cs="Tahoma"/>
             <w:noProof/>
           </w:rPr>
@@ -2126,7 +2126,7 @@
     </w:p>
     <w:p>
       <w:pPr>
-        <w:pStyle w:val="TDC2"/>
+        <w:pStyle w:val="TOC2"/>
         <w:rPr>
           <w:rFonts w:eastAsiaTheme="minorEastAsia"/>
           <w:smallCaps w:val="0"/>
@@ -2141,7 +2141,7 @@
       <w:hyperlink w:anchor="_Toc180586135" w:history="1">
         <w:r>
           <w:rPr>
-            <w:rStyle w:val="Hipervnculo"/>
+            <w:rStyle w:val="Hyperlink"/>
             <w:rFonts w:ascii="Tahoma" w:hAnsi="Tahoma" w:cs="Tahoma"/>
             <w:noProof/>
           </w:rPr>
@@ -2162,7 +2162,7 @@
         </w:r>
         <w:r>
           <w:rPr>
-            <w:rStyle w:val="Hipervnculo"/>
+            <w:rStyle w:val="Hyperlink"/>
             <w:rFonts w:ascii="Tahoma" w:hAnsi="Tahoma" w:cs="Tahoma"/>
             <w:noProof/>
           </w:rPr>
@@ -2220,7 +2220,7 @@
     </w:p>
     <w:p>
       <w:pPr>
-        <w:pStyle w:val="TDC2"/>
+        <w:pStyle w:val="TOC2"/>
         <w:rPr>
           <w:rFonts w:eastAsiaTheme="minorEastAsia"/>
           <w:smallCaps w:val="0"/>
@@ -2235,7 +2235,7 @@
       <w:hyperlink w:anchor="_Toc180586136" w:history="1">
         <w:r>
           <w:rPr>
-            <w:rStyle w:val="Hipervnculo"/>
+            <w:rStyle w:val="Hyperlink"/>
             <w:rFonts w:ascii="Tahoma" w:hAnsi="Tahoma" w:cs="Tahoma"/>
             <w:noProof/>
           </w:rPr>
@@ -2256,7 +2256,7 @@
         </w:r>
         <w:r>
           <w:rPr>
-            <w:rStyle w:val="Hipervnculo"/>
+            <w:rStyle w:val="Hyperlink"/>
             <w:rFonts w:ascii="Tahoma" w:hAnsi="Tahoma" w:cs="Tahoma"/>
             <w:noProof/>
           </w:rPr>
@@ -2314,7 +2314,7 @@
     </w:p>
     <w:p>
       <w:pPr>
-        <w:pStyle w:val="TDC1"/>
+        <w:pStyle w:val="TOC1"/>
         <w:tabs>
           <w:tab w:val="left" w:pos="1540"/>
           <w:tab w:val="right" w:leader="dot" w:pos="8494"/>
@@ -2335,7 +2335,7 @@
       <w:hyperlink w:anchor="_Toc180586137" w:history="1">
         <w:r>
           <w:rPr>
-            <w:rStyle w:val="Hipervnculo"/>
+            <w:rStyle w:val="Hyperlink"/>
             <w:rFonts w:ascii="Tahoma" w:hAnsi="Tahoma" w:cs="Tahoma"/>
             <w:noProof/>
           </w:rPr>
@@ -2358,7 +2358,7 @@
         </w:r>
         <w:r>
           <w:rPr>
-            <w:rStyle w:val="Hipervnculo"/>
+            <w:rStyle w:val="Hyperlink"/>
             <w:rFonts w:ascii="Tahoma" w:hAnsi="Tahoma" w:cs="Tahoma"/>
             <w:noProof/>
           </w:rPr>
@@ -2416,7 +2416,7 @@
     </w:p>
     <w:p>
       <w:pPr>
-        <w:pStyle w:val="TDC2"/>
+        <w:pStyle w:val="TOC2"/>
         <w:rPr>
           <w:rFonts w:eastAsiaTheme="minorEastAsia"/>
           <w:smallCaps w:val="0"/>
@@ -2431,7 +2431,7 @@
       <w:hyperlink w:anchor="_Toc180586138" w:history="1">
         <w:r>
           <w:rPr>
-            <w:rStyle w:val="Hipervnculo"/>
+            <w:rStyle w:val="Hyperlink"/>
             <w:rFonts w:ascii="Tahoma" w:hAnsi="Tahoma" w:cs="Tahoma"/>
             <w:noProof/>
           </w:rPr>
@@ -2452,7 +2452,7 @@
         </w:r>
         <w:r>
           <w:rPr>
-            <w:rStyle w:val="Hipervnculo"/>
+            <w:rStyle w:val="Hyperlink"/>
             <w:rFonts w:ascii="Tahoma" w:hAnsi="Tahoma" w:cs="Tahoma"/>
             <w:noProof/>
           </w:rPr>
@@ -2510,7 +2510,7 @@
     </w:p>
     <w:p>
       <w:pPr>
-        <w:pStyle w:val="TDC3"/>
+        <w:pStyle w:val="TOC3"/>
         <w:tabs>
           <w:tab w:val="left" w:pos="1320"/>
           <w:tab w:val="right" w:leader="dot" w:pos="8494"/>
@@ -2530,7 +2530,7 @@
       <w:hyperlink w:anchor="_Toc180586139" w:history="1">
         <w:r>
           <w:rPr>
-            <w:rStyle w:val="Hipervnculo"/>
+            <w:rStyle w:val="Hyperlink"/>
             <w:rFonts w:ascii="Tahoma" w:hAnsi="Tahoma" w:cs="Tahoma"/>
             <w:noProof/>
           </w:rPr>
@@ -2552,7 +2552,7 @@
         </w:r>
         <w:r>
           <w:rPr>
-            <w:rStyle w:val="Hipervnculo"/>
+            <w:rStyle w:val="Hyperlink"/>
             <w:rFonts w:ascii="Tahoma" w:hAnsi="Tahoma" w:cs="Tahoma"/>
             <w:noProof/>
           </w:rPr>
@@ -2610,7 +2610,7 @@
     </w:p>
     <w:p>
       <w:pPr>
-        <w:pStyle w:val="TDC2"/>
+        <w:pStyle w:val="TOC2"/>
         <w:rPr>
           <w:rFonts w:eastAsiaTheme="minorEastAsia"/>
           <w:smallCaps w:val="0"/>
@@ -2625,7 +2625,7 @@
       <w:hyperlink w:anchor="_Toc180586140" w:history="1">
         <w:r>
           <w:rPr>
-            <w:rStyle w:val="Hipervnculo"/>
+            <w:rStyle w:val="Hyperlink"/>
             <w:rFonts w:ascii="Tahoma" w:hAnsi="Tahoma" w:cs="Tahoma"/>
             <w:noProof/>
           </w:rPr>
@@ -2646,7 +2646,7 @@
         </w:r>
         <w:r>
           <w:rPr>
-            <w:rStyle w:val="Hipervnculo"/>
+            <w:rStyle w:val="Hyperlink"/>
             <w:rFonts w:ascii="Tahoma" w:hAnsi="Tahoma" w:cs="Tahoma"/>
             <w:noProof/>
           </w:rPr>
@@ -2704,7 +2704,7 @@
     </w:p>
     <w:p>
       <w:pPr>
-        <w:pStyle w:val="TDC3"/>
+        <w:pStyle w:val="TOC3"/>
         <w:tabs>
           <w:tab w:val="left" w:pos="1320"/>
           <w:tab w:val="right" w:leader="dot" w:pos="8494"/>
@@ -2724,7 +2724,7 @@
       <w:hyperlink w:anchor="_Toc180586141" w:history="1">
         <w:r>
           <w:rPr>
-            <w:rStyle w:val="Hipervnculo"/>
+            <w:rStyle w:val="Hyperlink"/>
             <w:rFonts w:ascii="Tahoma" w:hAnsi="Tahoma" w:cs="Tahoma"/>
             <w:noProof/>
           </w:rPr>
@@ -2746,7 +2746,7 @@
         </w:r>
         <w:r>
           <w:rPr>
-            <w:rStyle w:val="Hipervnculo"/>
+            <w:rStyle w:val="Hyperlink"/>
             <w:rFonts w:ascii="Tahoma" w:hAnsi="Tahoma" w:cs="Tahoma"/>
             <w:noProof/>
           </w:rPr>
@@ -2804,7 +2804,7 @@
     </w:p>
     <w:p>
       <w:pPr>
-        <w:pStyle w:val="TDC3"/>
+        <w:pStyle w:val="TOC3"/>
         <w:tabs>
           <w:tab w:val="left" w:pos="1320"/>
           <w:tab w:val="right" w:leader="dot" w:pos="8494"/>
@@ -2824,7 +2824,7 @@
       <w:hyperlink w:anchor="_Toc180586142" w:history="1">
         <w:r>
           <w:rPr>
-            <w:rStyle w:val="Hipervnculo"/>
+            <w:rStyle w:val="Hyperlink"/>
             <w:rFonts w:ascii="Tahoma" w:hAnsi="Tahoma" w:cs="Tahoma"/>
             <w:noProof/>
           </w:rPr>
@@ -2846,7 +2846,7 @@
         </w:r>
         <w:r>
           <w:rPr>
-            <w:rStyle w:val="Hipervnculo"/>
+            <w:rStyle w:val="Hyperlink"/>
             <w:rFonts w:ascii="Tahoma" w:hAnsi="Tahoma" w:cs="Tahoma"/>
             <w:noProof/>
           </w:rPr>
@@ -2904,7 +2904,7 @@
     </w:p>
     <w:p>
       <w:pPr>
-        <w:pStyle w:val="TDC2"/>
+        <w:pStyle w:val="TOC2"/>
         <w:rPr>
           <w:rFonts w:eastAsiaTheme="minorEastAsia"/>
           <w:smallCaps w:val="0"/>
@@ -2919,7 +2919,7 @@
       <w:hyperlink w:anchor="_Toc180586143" w:history="1">
         <w:r>
           <w:rPr>
-            <w:rStyle w:val="Hipervnculo"/>
+            <w:rStyle w:val="Hyperlink"/>
             <w:rFonts w:ascii="Tahoma" w:hAnsi="Tahoma" w:cs="Tahoma"/>
             <w:noProof/>
           </w:rPr>
@@ -2940,7 +2940,7 @@
         </w:r>
         <w:r>
           <w:rPr>
-            <w:rStyle w:val="Hipervnculo"/>
+            <w:rStyle w:val="Hyperlink"/>
             <w:rFonts w:ascii="Tahoma" w:hAnsi="Tahoma" w:cs="Tahoma"/>
             <w:noProof/>
           </w:rPr>
@@ -2998,7 +2998,7 @@
     </w:p>
     <w:p>
       <w:pPr>
-        <w:pStyle w:val="TDC2"/>
+        <w:pStyle w:val="TOC2"/>
         <w:rPr>
           <w:rFonts w:eastAsiaTheme="minorEastAsia"/>
           <w:smallCaps w:val="0"/>
@@ -3013,7 +3013,7 @@
       <w:hyperlink w:anchor="_Toc180586144" w:history="1">
         <w:r>
           <w:rPr>
-            <w:rStyle w:val="Hipervnculo"/>
+            <w:rStyle w:val="Hyperlink"/>
             <w:rFonts w:ascii="Tahoma" w:hAnsi="Tahoma" w:cs="Tahoma"/>
             <w:noProof/>
           </w:rPr>
@@ -3034,7 +3034,7 @@
         </w:r>
         <w:r>
           <w:rPr>
-            <w:rStyle w:val="Hipervnculo"/>
+            <w:rStyle w:val="Hyperlink"/>
             <w:rFonts w:ascii="Tahoma" w:hAnsi="Tahoma" w:cs="Tahoma"/>
             <w:noProof/>
           </w:rPr>
@@ -3092,7 +3092,7 @@
     </w:p>
     <w:p>
       <w:pPr>
-        <w:pStyle w:val="TDC2"/>
+        <w:pStyle w:val="TOC2"/>
         <w:rPr>
           <w:rFonts w:eastAsiaTheme="minorEastAsia"/>
           <w:smallCaps w:val="0"/>
@@ -3107,7 +3107,7 @@
       <w:hyperlink w:anchor="_Toc180586145" w:history="1">
         <w:r>
           <w:rPr>
-            <w:rStyle w:val="Hipervnculo"/>
+            <w:rStyle w:val="Hyperlink"/>
             <w:rFonts w:ascii="Tahoma" w:hAnsi="Tahoma" w:cs="Tahoma"/>
             <w:noProof/>
           </w:rPr>
@@ -3128,7 +3128,7 @@
         </w:r>
         <w:r>
           <w:rPr>
-            <w:rStyle w:val="Hipervnculo"/>
+            <w:rStyle w:val="Hyperlink"/>
             <w:rFonts w:ascii="Tahoma" w:hAnsi="Tahoma" w:cs="Tahoma"/>
             <w:noProof/>
           </w:rPr>
@@ -3186,7 +3186,7 @@
     </w:p>
     <w:p>
       <w:pPr>
-        <w:pStyle w:val="TDC2"/>
+        <w:pStyle w:val="TOC2"/>
         <w:rPr>
           <w:rFonts w:eastAsiaTheme="minorEastAsia"/>
           <w:smallCaps w:val="0"/>
@@ -3201,7 +3201,7 @@
       <w:hyperlink w:anchor="_Toc180586146" w:history="1">
         <w:r>
           <w:rPr>
-            <w:rStyle w:val="Hipervnculo"/>
+            <w:rStyle w:val="Hyperlink"/>
             <w:rFonts w:ascii="Tahoma" w:hAnsi="Tahoma" w:cs="Tahoma"/>
             <w:noProof/>
           </w:rPr>
@@ -3222,7 +3222,7 @@
         </w:r>
         <w:r>
           <w:rPr>
-            <w:rStyle w:val="Hipervnculo"/>
+            <w:rStyle w:val="Hyperlink"/>
             <w:rFonts w:ascii="Tahoma" w:hAnsi="Tahoma" w:cs="Tahoma"/>
             <w:noProof/>
           </w:rPr>
@@ -3280,7 +3280,7 @@
     </w:p>
     <w:p>
       <w:pPr>
-        <w:pStyle w:val="TDC1"/>
+        <w:pStyle w:val="TOC1"/>
         <w:tabs>
           <w:tab w:val="left" w:pos="1540"/>
           <w:tab w:val="right" w:leader="dot" w:pos="8494"/>
@@ -3301,7 +3301,7 @@
       <w:hyperlink w:anchor="_Toc180586147" w:history="1">
         <w:r>
           <w:rPr>
-            <w:rStyle w:val="Hipervnculo"/>
+            <w:rStyle w:val="Hyperlink"/>
             <w:rFonts w:ascii="Tahoma" w:hAnsi="Tahoma" w:cs="Tahoma"/>
             <w:noProof/>
           </w:rPr>
@@ -3324,7 +3324,7 @@
         </w:r>
         <w:r>
           <w:rPr>
-            <w:rStyle w:val="Hipervnculo"/>
+            <w:rStyle w:val="Hyperlink"/>
             <w:rFonts w:ascii="Tahoma" w:hAnsi="Tahoma" w:cs="Tahoma"/>
             <w:noProof/>
           </w:rPr>
@@ -3382,7 +3382,7 @@
     </w:p>
     <w:p>
       <w:pPr>
-        <w:pStyle w:val="TDC2"/>
+        <w:pStyle w:val="TOC2"/>
         <w:rPr>
           <w:rFonts w:eastAsiaTheme="minorEastAsia"/>
           <w:smallCaps w:val="0"/>
@@ -3397,7 +3397,7 @@
       <w:hyperlink w:anchor="_Toc180586148" w:history="1">
         <w:r>
           <w:rPr>
-            <w:rStyle w:val="Hipervnculo"/>
+            <w:rStyle w:val="Hyperlink"/>
             <w:rFonts w:ascii="Tahoma" w:hAnsi="Tahoma" w:cs="Tahoma"/>
             <w:noProof/>
           </w:rPr>
@@ -3418,7 +3418,7 @@
         </w:r>
         <w:r>
           <w:rPr>
-            <w:rStyle w:val="Hipervnculo"/>
+            <w:rStyle w:val="Hyperlink"/>
             <w:rFonts w:ascii="Tahoma" w:hAnsi="Tahoma" w:cs="Tahoma"/>
             <w:noProof/>
           </w:rPr>
@@ -3476,7 +3476,7 @@
     </w:p>
     <w:p>
       <w:pPr>
-        <w:pStyle w:val="TDC2"/>
+        <w:pStyle w:val="TOC2"/>
         <w:rPr>
           <w:rFonts w:eastAsiaTheme="minorEastAsia"/>
           <w:smallCaps w:val="0"/>
@@ -3491,7 +3491,7 @@
       <w:hyperlink w:anchor="_Toc180586149" w:history="1">
         <w:r>
           <w:rPr>
-            <w:rStyle w:val="Hipervnculo"/>
+            <w:rStyle w:val="Hyperlink"/>
             <w:rFonts w:ascii="Tahoma" w:hAnsi="Tahoma" w:cs="Tahoma"/>
             <w:noProof/>
           </w:rPr>
@@ -3512,7 +3512,7 @@
         </w:r>
         <w:r>
           <w:rPr>
-            <w:rStyle w:val="Hipervnculo"/>
+            <w:rStyle w:val="Hyperlink"/>
             <w:rFonts w:ascii="Tahoma" w:hAnsi="Tahoma" w:cs="Tahoma"/>
             <w:noProof/>
           </w:rPr>
@@ -3570,7 +3570,7 @@
     </w:p>
     <w:p>
       <w:pPr>
-        <w:pStyle w:val="TDC3"/>
+        <w:pStyle w:val="TOC3"/>
         <w:tabs>
           <w:tab w:val="left" w:pos="1320"/>
           <w:tab w:val="right" w:leader="dot" w:pos="8494"/>
@@ -3590,7 +3590,7 @@
       <w:hyperlink w:anchor="_Toc180586150" w:history="1">
         <w:r>
           <w:rPr>
-            <w:rStyle w:val="Hipervnculo"/>
+            <w:rStyle w:val="Hyperlink"/>
             <w:rFonts w:ascii="Tahoma" w:hAnsi="Tahoma" w:cs="Tahoma"/>
             <w:noProof/>
           </w:rPr>
@@ -3612,7 +3612,7 @@
         </w:r>
         <w:r>
           <w:rPr>
-            <w:rStyle w:val="Hipervnculo"/>
+            <w:rStyle w:val="Hyperlink"/>
             <w:rFonts w:ascii="Tahoma" w:hAnsi="Tahoma" w:cs="Tahoma"/>
             <w:noProof/>
           </w:rPr>
@@ -3670,7 +3670,7 @@
     </w:p>
     <w:p>
       <w:pPr>
-        <w:pStyle w:val="TDC3"/>
+        <w:pStyle w:val="TOC3"/>
         <w:tabs>
           <w:tab w:val="left" w:pos="1320"/>
           <w:tab w:val="right" w:leader="dot" w:pos="8494"/>
@@ -3690,7 +3690,7 @@
       <w:hyperlink w:anchor="_Toc180586151" w:history="1">
         <w:r>
           <w:rPr>
-            <w:rStyle w:val="Hipervnculo"/>
+            <w:rStyle w:val="Hyperlink"/>
             <w:rFonts w:ascii="Tahoma" w:hAnsi="Tahoma" w:cs="Tahoma"/>
             <w:noProof/>
           </w:rPr>
@@ -3712,7 +3712,7 @@
         </w:r>
         <w:r>
           <w:rPr>
-            <w:rStyle w:val="Hipervnculo"/>
+            <w:rStyle w:val="Hyperlink"/>
             <w:rFonts w:ascii="Tahoma" w:hAnsi="Tahoma" w:cs="Tahoma"/>
             <w:noProof/>
           </w:rPr>
@@ -3770,7 +3770,7 @@
     </w:p>
     <w:p>
       <w:pPr>
-        <w:pStyle w:val="TDC3"/>
+        <w:pStyle w:val="TOC3"/>
         <w:tabs>
           <w:tab w:val="left" w:pos="1320"/>
           <w:tab w:val="right" w:leader="dot" w:pos="8494"/>
@@ -3790,7 +3790,7 @@
       <w:hyperlink w:anchor="_Toc180586152" w:history="1">
         <w:r>
           <w:rPr>
-            <w:rStyle w:val="Hipervnculo"/>
+            <w:rStyle w:val="Hyperlink"/>
             <w:rFonts w:ascii="Tahoma" w:hAnsi="Tahoma" w:cs="Tahoma"/>
             <w:noProof/>
           </w:rPr>
@@ -3812,7 +3812,7 @@
         </w:r>
         <w:r>
           <w:rPr>
-            <w:rStyle w:val="Hipervnculo"/>
+            <w:rStyle w:val="Hyperlink"/>
             <w:rFonts w:ascii="Tahoma" w:hAnsi="Tahoma" w:cs="Tahoma"/>
             <w:noProof/>
           </w:rPr>
@@ -3870,7 +3870,7 @@
     </w:p>
     <w:p>
       <w:pPr>
-        <w:pStyle w:val="TDC3"/>
+        <w:pStyle w:val="TOC3"/>
         <w:tabs>
           <w:tab w:val="left" w:pos="1320"/>
           <w:tab w:val="right" w:leader="dot" w:pos="8494"/>
@@ -3890,7 +3890,7 @@
       <w:hyperlink w:anchor="_Toc180586153" w:history="1">
         <w:r>
           <w:rPr>
-            <w:rStyle w:val="Hipervnculo"/>
+            <w:rStyle w:val="Hyperlink"/>
             <w:rFonts w:ascii="Tahoma" w:hAnsi="Tahoma" w:cs="Tahoma"/>
             <w:noProof/>
           </w:rPr>
@@ -3912,7 +3912,7 @@
         </w:r>
         <w:r>
           <w:rPr>
-            <w:rStyle w:val="Hipervnculo"/>
+            <w:rStyle w:val="Hyperlink"/>
             <w:rFonts w:ascii="Tahoma" w:hAnsi="Tahoma" w:cs="Tahoma"/>
             <w:noProof/>
           </w:rPr>
@@ -3970,7 +3970,7 @@
     </w:p>
     <w:p>
       <w:pPr>
-        <w:pStyle w:val="TDC3"/>
+        <w:pStyle w:val="TOC3"/>
         <w:tabs>
           <w:tab w:val="left" w:pos="1320"/>
           <w:tab w:val="right" w:leader="dot" w:pos="8494"/>
@@ -3990,7 +3990,7 @@
       <w:hyperlink w:anchor="_Toc180586154" w:history="1">
         <w:r>
           <w:rPr>
-            <w:rStyle w:val="Hipervnculo"/>
+            <w:rStyle w:val="Hyperlink"/>
             <w:rFonts w:ascii="Tahoma" w:hAnsi="Tahoma" w:cs="Tahoma"/>
             <w:noProof/>
           </w:rPr>
@@ -4012,7 +4012,7 @@
         </w:r>
         <w:r>
           <w:rPr>
-            <w:rStyle w:val="Hipervnculo"/>
+            <w:rStyle w:val="Hyperlink"/>
             <w:rFonts w:ascii="Tahoma" w:hAnsi="Tahoma" w:cs="Tahoma"/>
             <w:noProof/>
           </w:rPr>
@@ -4070,7 +4070,7 @@
     </w:p>
     <w:p>
       <w:pPr>
-        <w:pStyle w:val="TDC3"/>
+        <w:pStyle w:val="TOC3"/>
         <w:tabs>
           <w:tab w:val="left" w:pos="1320"/>
           <w:tab w:val="right" w:leader="dot" w:pos="8494"/>
@@ -4090,7 +4090,7 @@
       <w:hyperlink w:anchor="_Toc180586155" w:history="1">
         <w:r>
           <w:rPr>
-            <w:rStyle w:val="Hipervnculo"/>
+            <w:rStyle w:val="Hyperlink"/>
             <w:rFonts w:ascii="Tahoma" w:hAnsi="Tahoma" w:cs="Tahoma"/>
             <w:noProof/>
           </w:rPr>
@@ -4112,7 +4112,7 @@
         </w:r>
         <w:r>
           <w:rPr>
-            <w:rStyle w:val="Hipervnculo"/>
+            <w:rStyle w:val="Hyperlink"/>
             <w:rFonts w:ascii="Tahoma" w:hAnsi="Tahoma" w:cs="Tahoma"/>
             <w:noProof/>
           </w:rPr>
@@ -4170,7 +4170,7 @@
     </w:p>
     <w:p>
       <w:pPr>
-        <w:pStyle w:val="TDC3"/>
+        <w:pStyle w:val="TOC3"/>
         <w:tabs>
           <w:tab w:val="left" w:pos="1320"/>
           <w:tab w:val="right" w:leader="dot" w:pos="8494"/>
@@ -4190,7 +4190,7 @@
       <w:hyperlink w:anchor="_Toc180586156" w:history="1">
         <w:r>
           <w:rPr>
-            <w:rStyle w:val="Hipervnculo"/>
+            <w:rStyle w:val="Hyperlink"/>
             <w:rFonts w:ascii="Tahoma" w:hAnsi="Tahoma" w:cs="Tahoma"/>
             <w:noProof/>
           </w:rPr>
@@ -4212,7 +4212,7 @@
         </w:r>
         <w:r>
           <w:rPr>
-            <w:rStyle w:val="Hipervnculo"/>
+            <w:rStyle w:val="Hyperlink"/>
             <w:rFonts w:ascii="Tahoma" w:hAnsi="Tahoma" w:cs="Tahoma"/>
             <w:noProof/>
           </w:rPr>
@@ -4270,7 +4270,7 @@
     </w:p>
     <w:p>
       <w:pPr>
-        <w:pStyle w:val="TDC2"/>
+        <w:pStyle w:val="TOC2"/>
         <w:rPr>
           <w:rFonts w:eastAsiaTheme="minorEastAsia"/>
           <w:smallCaps w:val="0"/>
@@ -4285,7 +4285,7 @@
       <w:hyperlink w:anchor="_Toc180586157" w:history="1">
         <w:r>
           <w:rPr>
-            <w:rStyle w:val="Hipervnculo"/>
+            <w:rStyle w:val="Hyperlink"/>
             <w:rFonts w:ascii="Tahoma" w:hAnsi="Tahoma" w:cs="Tahoma"/>
             <w:noProof/>
           </w:rPr>
@@ -4306,7 +4306,7 @@
         </w:r>
         <w:r>
           <w:rPr>
-            <w:rStyle w:val="Hipervnculo"/>
+            <w:rStyle w:val="Hyperlink"/>
             <w:rFonts w:ascii="Tahoma" w:hAnsi="Tahoma" w:cs="Tahoma"/>
             <w:noProof/>
           </w:rPr>
@@ -4364,7 +4364,7 @@
     </w:p>
     <w:p>
       <w:pPr>
-        <w:pStyle w:val="TDC1"/>
+        <w:pStyle w:val="TOC1"/>
         <w:tabs>
           <w:tab w:val="left" w:pos="1540"/>
           <w:tab w:val="right" w:leader="dot" w:pos="8494"/>
@@ -4385,7 +4385,7 @@
       <w:hyperlink w:anchor="_Toc180586158" w:history="1">
         <w:r>
           <w:rPr>
-            <w:rStyle w:val="Hipervnculo"/>
+            <w:rStyle w:val="Hyperlink"/>
             <w:rFonts w:ascii="Tahoma" w:hAnsi="Tahoma" w:cs="Tahoma"/>
             <w:noProof/>
           </w:rPr>
@@ -4408,7 +4408,7 @@
         </w:r>
         <w:r>
           <w:rPr>
-            <w:rStyle w:val="Hipervnculo"/>
+            <w:rStyle w:val="Hyperlink"/>
             <w:rFonts w:ascii="Tahoma" w:hAnsi="Tahoma" w:cs="Tahoma"/>
             <w:noProof/>
           </w:rPr>
@@ -4466,7 +4466,7 @@
     </w:p>
     <w:p>
       <w:pPr>
-        <w:pStyle w:val="TDC2"/>
+        <w:pStyle w:val="TOC2"/>
         <w:rPr>
           <w:rFonts w:eastAsiaTheme="minorEastAsia"/>
           <w:smallCaps w:val="0"/>
@@ -4481,7 +4481,7 @@
       <w:hyperlink w:anchor="_Toc180586159" w:history="1">
         <w:r>
           <w:rPr>
-            <w:rStyle w:val="Hipervnculo"/>
+            <w:rStyle w:val="Hyperlink"/>
             <w:rFonts w:ascii="Tahoma" w:hAnsi="Tahoma" w:cs="Tahoma"/>
             <w:noProof/>
           </w:rPr>
@@ -4502,7 +4502,7 @@
         </w:r>
         <w:r>
           <w:rPr>
-            <w:rStyle w:val="Hipervnculo"/>
+            <w:rStyle w:val="Hyperlink"/>
             <w:rFonts w:ascii="Tahoma" w:hAnsi="Tahoma" w:cs="Tahoma"/>
             <w:noProof/>
           </w:rPr>
@@ -4560,7 +4560,7 @@
     </w:p>
     <w:p>
       <w:pPr>
-        <w:pStyle w:val="TDC3"/>
+        <w:pStyle w:val="TOC3"/>
         <w:tabs>
           <w:tab w:val="left" w:pos="1320"/>
           <w:tab w:val="right" w:leader="dot" w:pos="8494"/>
@@ -4580,7 +4580,7 @@
       <w:hyperlink w:anchor="_Toc180586160" w:history="1">
         <w:r>
           <w:rPr>
-            <w:rStyle w:val="Hipervnculo"/>
+            <w:rStyle w:val="Hyperlink"/>
             <w:rFonts w:ascii="Tahoma" w:hAnsi="Tahoma" w:cs="Tahoma"/>
             <w:noProof/>
           </w:rPr>
@@ -4602,7 +4602,7 @@
         </w:r>
         <w:r>
           <w:rPr>
-            <w:rStyle w:val="Hipervnculo"/>
+            <w:rStyle w:val="Hyperlink"/>
             <w:rFonts w:ascii="Tahoma" w:hAnsi="Tahoma" w:cs="Tahoma"/>
             <w:noProof/>
           </w:rPr>
@@ -4660,7 +4660,7 @@
     </w:p>
     <w:p>
       <w:pPr>
-        <w:pStyle w:val="TDC3"/>
+        <w:pStyle w:val="TOC3"/>
         <w:tabs>
           <w:tab w:val="left" w:pos="1320"/>
           <w:tab w:val="right" w:leader="dot" w:pos="8494"/>
@@ -4680,7 +4680,7 @@
       <w:hyperlink w:anchor="_Toc180586161" w:history="1">
         <w:r>
           <w:rPr>
-            <w:rStyle w:val="Hipervnculo"/>
+            <w:rStyle w:val="Hyperlink"/>
             <w:rFonts w:ascii="Tahoma" w:hAnsi="Tahoma" w:cs="Tahoma"/>
             <w:noProof/>
           </w:rPr>
@@ -4702,7 +4702,7 @@
         </w:r>
         <w:r>
           <w:rPr>
-            <w:rStyle w:val="Hipervnculo"/>
+            <w:rStyle w:val="Hyperlink"/>
             <w:rFonts w:ascii="Tahoma" w:hAnsi="Tahoma" w:cs="Tahoma"/>
             <w:noProof/>
           </w:rPr>
@@ -4760,7 +4760,7 @@
     </w:p>
     <w:p>
       <w:pPr>
-        <w:pStyle w:val="TDC3"/>
+        <w:pStyle w:val="TOC3"/>
         <w:tabs>
           <w:tab w:val="left" w:pos="1320"/>
           <w:tab w:val="right" w:leader="dot" w:pos="8494"/>
@@ -4780,7 +4780,7 @@
       <w:hyperlink w:anchor="_Toc180586162" w:history="1">
         <w:r>
           <w:rPr>
-            <w:rStyle w:val="Hipervnculo"/>
+            <w:rStyle w:val="Hyperlink"/>
             <w:rFonts w:ascii="Tahoma" w:hAnsi="Tahoma" w:cs="Tahoma"/>
             <w:noProof/>
           </w:rPr>
@@ -4802,7 +4802,7 @@
         </w:r>
         <w:r>
           <w:rPr>
-            <w:rStyle w:val="Hipervnculo"/>
+            <w:rStyle w:val="Hyperlink"/>
             <w:rFonts w:ascii="Tahoma" w:hAnsi="Tahoma" w:cs="Tahoma"/>
             <w:noProof/>
           </w:rPr>
@@ -4860,7 +4860,7 @@
     </w:p>
     <w:p>
       <w:pPr>
-        <w:pStyle w:val="TDC2"/>
+        <w:pStyle w:val="TOC2"/>
         <w:rPr>
           <w:rFonts w:eastAsiaTheme="minorEastAsia"/>
           <w:smallCaps w:val="0"/>
@@ -4875,7 +4875,7 @@
       <w:hyperlink w:anchor="_Toc180586163" w:history="1">
         <w:r>
           <w:rPr>
-            <w:rStyle w:val="Hipervnculo"/>
+            <w:rStyle w:val="Hyperlink"/>
             <w:rFonts w:ascii="Tahoma" w:hAnsi="Tahoma" w:cs="Tahoma"/>
             <w:noProof/>
           </w:rPr>
@@ -4896,7 +4896,7 @@
         </w:r>
         <w:r>
           <w:rPr>
-            <w:rStyle w:val="Hipervnculo"/>
+            <w:rStyle w:val="Hyperlink"/>
             <w:rFonts w:ascii="Tahoma" w:hAnsi="Tahoma" w:cs="Tahoma"/>
             <w:noProof/>
           </w:rPr>
@@ -4954,7 +4954,7 @@
     </w:p>
     <w:p>
       <w:pPr>
-        <w:pStyle w:val="TDC3"/>
+        <w:pStyle w:val="TOC3"/>
         <w:tabs>
           <w:tab w:val="left" w:pos="1320"/>
           <w:tab w:val="right" w:leader="dot" w:pos="8494"/>
@@ -4974,7 +4974,7 @@
       <w:hyperlink w:anchor="_Toc180586164" w:history="1">
         <w:r>
           <w:rPr>
-            <w:rStyle w:val="Hipervnculo"/>
+            <w:rStyle w:val="Hyperlink"/>
             <w:rFonts w:ascii="Tahoma" w:hAnsi="Tahoma" w:cs="Tahoma"/>
             <w:noProof/>
           </w:rPr>
@@ -4996,7 +4996,7 @@
         </w:r>
         <w:r>
           <w:rPr>
-            <w:rStyle w:val="Hipervnculo"/>
+            <w:rStyle w:val="Hyperlink"/>
             <w:rFonts w:ascii="Tahoma" w:hAnsi="Tahoma" w:cs="Tahoma"/>
             <w:noProof/>
           </w:rPr>
@@ -5054,7 +5054,7 @@
     </w:p>
     <w:p>
       <w:pPr>
-        <w:pStyle w:val="TDC2"/>
+        <w:pStyle w:val="TOC2"/>
         <w:rPr>
           <w:rFonts w:eastAsiaTheme="minorEastAsia"/>
           <w:smallCaps w:val="0"/>
@@ -5069,7 +5069,7 @@
       <w:hyperlink w:anchor="_Toc180586165" w:history="1">
         <w:r>
           <w:rPr>
-            <w:rStyle w:val="Hipervnculo"/>
+            <w:rStyle w:val="Hyperlink"/>
             <w:rFonts w:ascii="Tahoma" w:hAnsi="Tahoma" w:cs="Tahoma"/>
             <w:noProof/>
           </w:rPr>
@@ -5090,7 +5090,7 @@
         </w:r>
         <w:r>
           <w:rPr>
-            <w:rStyle w:val="Hipervnculo"/>
+            <w:rStyle w:val="Hyperlink"/>
             <w:rFonts w:ascii="Tahoma" w:hAnsi="Tahoma" w:cs="Tahoma"/>
             <w:noProof/>
           </w:rPr>
@@ -5148,7 +5148,7 @@
     </w:p>
     <w:p>
       <w:pPr>
-        <w:pStyle w:val="TDC3"/>
+        <w:pStyle w:val="TOC3"/>
         <w:tabs>
           <w:tab w:val="left" w:pos="1320"/>
           <w:tab w:val="right" w:leader="dot" w:pos="8494"/>
@@ -5168,7 +5168,7 @@
       <w:hyperlink w:anchor="_Toc180586166" w:history="1">
         <w:r>
           <w:rPr>
-            <w:rStyle w:val="Hipervnculo"/>
+            <w:rStyle w:val="Hyperlink"/>
             <w:rFonts w:ascii="Tahoma" w:hAnsi="Tahoma" w:cs="Tahoma"/>
             <w:noProof/>
           </w:rPr>
@@ -5190,7 +5190,7 @@
         </w:r>
         <w:r>
           <w:rPr>
-            <w:rStyle w:val="Hipervnculo"/>
+            <w:rStyle w:val="Hyperlink"/>
             <w:rFonts w:ascii="Tahoma" w:hAnsi="Tahoma" w:cs="Tahoma"/>
             <w:noProof/>
           </w:rPr>
@@ -5248,7 +5248,7 @@
     </w:p>
     <w:p>
       <w:pPr>
-        <w:pStyle w:val="TDC2"/>
+        <w:pStyle w:val="TOC2"/>
         <w:rPr>
           <w:rFonts w:eastAsiaTheme="minorEastAsia"/>
           <w:smallCaps w:val="0"/>
@@ -5263,7 +5263,7 @@
       <w:hyperlink w:anchor="_Toc180586167" w:history="1">
         <w:r>
           <w:rPr>
-            <w:rStyle w:val="Hipervnculo"/>
+            <w:rStyle w:val="Hyperlink"/>
             <w:rFonts w:ascii="Tahoma" w:hAnsi="Tahoma" w:cs="Tahoma"/>
             <w:noProof/>
           </w:rPr>
@@ -5284,7 +5284,7 @@
         </w:r>
         <w:r>
           <w:rPr>
-            <w:rStyle w:val="Hipervnculo"/>
+            <w:rStyle w:val="Hyperlink"/>
             <w:rFonts w:ascii="Tahoma" w:hAnsi="Tahoma" w:cs="Tahoma"/>
             <w:noProof/>
           </w:rPr>
@@ -5342,7 +5342,7 @@
     </w:p>
     <w:p>
       <w:pPr>
-        <w:pStyle w:val="TDC2"/>
+        <w:pStyle w:val="TOC2"/>
         <w:rPr>
           <w:rFonts w:eastAsiaTheme="minorEastAsia"/>
           <w:smallCaps w:val="0"/>
@@ -5357,7 +5357,7 @@
       <w:hyperlink w:anchor="_Toc180586168" w:history="1">
         <w:r>
           <w:rPr>
-            <w:rStyle w:val="Hipervnculo"/>
+            <w:rStyle w:val="Hyperlink"/>
             <w:rFonts w:ascii="Tahoma" w:hAnsi="Tahoma" w:cs="Tahoma"/>
             <w:noProof/>
           </w:rPr>
@@ -5378,7 +5378,7 @@
         </w:r>
         <w:r>
           <w:rPr>
-            <w:rStyle w:val="Hipervnculo"/>
+            <w:rStyle w:val="Hyperlink"/>
             <w:rFonts w:ascii="Tahoma" w:hAnsi="Tahoma" w:cs="Tahoma"/>
             <w:noProof/>
           </w:rPr>
@@ -5436,7 +5436,7 @@
     </w:p>
     <w:p>
       <w:pPr>
-        <w:pStyle w:val="TDC3"/>
+        <w:pStyle w:val="TOC3"/>
         <w:tabs>
           <w:tab w:val="left" w:pos="1320"/>
           <w:tab w:val="right" w:leader="dot" w:pos="8494"/>
@@ -5456,7 +5456,7 @@
       <w:hyperlink w:anchor="_Toc180586169" w:history="1">
         <w:r>
           <w:rPr>
-            <w:rStyle w:val="Hipervnculo"/>
+            <w:rStyle w:val="Hyperlink"/>
             <w:rFonts w:ascii="Tahoma" w:hAnsi="Tahoma" w:cs="Tahoma"/>
             <w:noProof/>
           </w:rPr>
@@ -5478,7 +5478,7 @@
         </w:r>
         <w:r>
           <w:rPr>
-            <w:rStyle w:val="Hipervnculo"/>
+            <w:rStyle w:val="Hyperlink"/>
             <w:rFonts w:ascii="Tahoma" w:hAnsi="Tahoma" w:cs="Tahoma"/>
             <w:noProof/>
           </w:rPr>
@@ -5536,7 +5536,7 @@
     </w:p>
     <w:p>
       <w:pPr>
-        <w:pStyle w:val="TDC3"/>
+        <w:pStyle w:val="TOC3"/>
         <w:tabs>
           <w:tab w:val="left" w:pos="1320"/>
           <w:tab w:val="right" w:leader="dot" w:pos="8494"/>
@@ -5556,7 +5556,7 @@
       <w:hyperlink w:anchor="_Toc180586170" w:history="1">
         <w:r>
           <w:rPr>
-            <w:rStyle w:val="Hipervnculo"/>
+            <w:rStyle w:val="Hyperlink"/>
             <w:rFonts w:ascii="Tahoma" w:hAnsi="Tahoma" w:cs="Tahoma"/>
             <w:noProof/>
           </w:rPr>
@@ -5578,7 +5578,7 @@
         </w:r>
         <w:r>
           <w:rPr>
-            <w:rStyle w:val="Hipervnculo"/>
+            <w:rStyle w:val="Hyperlink"/>
             <w:rFonts w:ascii="Tahoma" w:hAnsi="Tahoma" w:cs="Tahoma"/>
             <w:noProof/>
           </w:rPr>
@@ -5636,7 +5636,7 @@
     </w:p>
     <w:p>
       <w:pPr>
-        <w:pStyle w:val="TDC3"/>
+        <w:pStyle w:val="TOC3"/>
         <w:tabs>
           <w:tab w:val="left" w:pos="1320"/>
           <w:tab w:val="right" w:leader="dot" w:pos="8494"/>
@@ -5656,7 +5656,7 @@
       <w:hyperlink w:anchor="_Toc180586171" w:history="1">
         <w:r>
           <w:rPr>
-            <w:rStyle w:val="Hipervnculo"/>
+            <w:rStyle w:val="Hyperlink"/>
             <w:rFonts w:ascii="Tahoma" w:hAnsi="Tahoma" w:cs="Tahoma"/>
             <w:noProof/>
           </w:rPr>
@@ -5678,7 +5678,7 @@
         </w:r>
         <w:r>
           <w:rPr>
-            <w:rStyle w:val="Hipervnculo"/>
+            <w:rStyle w:val="Hyperlink"/>
             <w:rFonts w:ascii="Tahoma" w:hAnsi="Tahoma" w:cs="Tahoma"/>
             <w:noProof/>
           </w:rPr>
@@ -5736,7 +5736,7 @@
     </w:p>
     <w:p>
       <w:pPr>
-        <w:pStyle w:val="TDC2"/>
+        <w:pStyle w:val="TOC2"/>
         <w:rPr>
           <w:rFonts w:eastAsiaTheme="minorEastAsia"/>
           <w:smallCaps w:val="0"/>
@@ -5751,7 +5751,7 @@
       <w:hyperlink w:anchor="_Toc180586172" w:history="1">
         <w:r>
           <w:rPr>
-            <w:rStyle w:val="Hipervnculo"/>
+            <w:rStyle w:val="Hyperlink"/>
             <w:rFonts w:ascii="Tahoma" w:hAnsi="Tahoma" w:cs="Tahoma"/>
             <w:noProof/>
           </w:rPr>
@@ -5772,7 +5772,7 @@
         </w:r>
         <w:r>
           <w:rPr>
-            <w:rStyle w:val="Hipervnculo"/>
+            <w:rStyle w:val="Hyperlink"/>
             <w:rFonts w:ascii="Tahoma" w:hAnsi="Tahoma" w:cs="Tahoma"/>
             <w:noProof/>
           </w:rPr>
@@ -5830,7 +5830,7 @@
     </w:p>
     <w:p>
       <w:pPr>
-        <w:pStyle w:val="TDC1"/>
+        <w:pStyle w:val="TOC1"/>
         <w:tabs>
           <w:tab w:val="left" w:pos="1540"/>
           <w:tab w:val="right" w:leader="dot" w:pos="8494"/>
@@ -5851,7 +5851,7 @@
       <w:hyperlink w:anchor="_Toc180586173" w:history="1">
         <w:r>
           <w:rPr>
-            <w:rStyle w:val="Hipervnculo"/>
+            <w:rStyle w:val="Hyperlink"/>
             <w:rFonts w:ascii="Tahoma" w:hAnsi="Tahoma" w:cs="Tahoma"/>
             <w:noProof/>
           </w:rPr>
@@ -5874,7 +5874,7 @@
         </w:r>
         <w:r>
           <w:rPr>
-            <w:rStyle w:val="Hipervnculo"/>
+            <w:rStyle w:val="Hyperlink"/>
             <w:rFonts w:ascii="Tahoma" w:hAnsi="Tahoma" w:cs="Tahoma"/>
             <w:noProof/>
           </w:rPr>
@@ -5932,7 +5932,7 @@
     </w:p>
     <w:p>
       <w:pPr>
-        <w:pStyle w:val="TDC2"/>
+        <w:pStyle w:val="TOC2"/>
         <w:rPr>
           <w:rFonts w:eastAsiaTheme="minorEastAsia"/>
           <w:smallCaps w:val="0"/>
@@ -5947,7 +5947,7 @@
       <w:hyperlink w:anchor="_Toc180586174" w:history="1">
         <w:r>
           <w:rPr>
-            <w:rStyle w:val="Hipervnculo"/>
+            <w:rStyle w:val="Hyperlink"/>
             <w:rFonts w:ascii="Tahoma" w:hAnsi="Tahoma" w:cs="Tahoma"/>
             <w:noProof/>
           </w:rPr>
@@ -5968,7 +5968,7 @@
         </w:r>
         <w:r>
           <w:rPr>
-            <w:rStyle w:val="Hipervnculo"/>
+            <w:rStyle w:val="Hyperlink"/>
             <w:rFonts w:ascii="Tahoma" w:hAnsi="Tahoma" w:cs="Tahoma"/>
             <w:noProof/>
           </w:rPr>
@@ -6026,7 +6026,7 @@
     </w:p>
     <w:p>
       <w:pPr>
-        <w:pStyle w:val="TDC2"/>
+        <w:pStyle w:val="TOC2"/>
         <w:rPr>
           <w:rFonts w:eastAsiaTheme="minorEastAsia"/>
           <w:smallCaps w:val="0"/>
@@ -6041,7 +6041,7 @@
       <w:hyperlink w:anchor="_Toc180586175" w:history="1">
         <w:r>
           <w:rPr>
-            <w:rStyle w:val="Hipervnculo"/>
+            <w:rStyle w:val="Hyperlink"/>
             <w:rFonts w:ascii="Tahoma" w:hAnsi="Tahoma" w:cs="Tahoma"/>
             <w:noProof/>
           </w:rPr>
@@ -6062,7 +6062,7 @@
         </w:r>
         <w:r>
           <w:rPr>
-            <w:rStyle w:val="Hipervnculo"/>
+            <w:rStyle w:val="Hyperlink"/>
             <w:rFonts w:ascii="Tahoma" w:hAnsi="Tahoma" w:cs="Tahoma"/>
             <w:noProof/>
           </w:rPr>
@@ -6120,7 +6120,7 @@
     </w:p>
     <w:p>
       <w:pPr>
-        <w:pStyle w:val="TDC2"/>
+        <w:pStyle w:val="TOC2"/>
         <w:rPr>
           <w:rFonts w:eastAsiaTheme="minorEastAsia"/>
           <w:smallCaps w:val="0"/>
@@ -6135,7 +6135,7 @@
       <w:hyperlink w:anchor="_Toc180586176" w:history="1">
         <w:r>
           <w:rPr>
-            <w:rStyle w:val="Hipervnculo"/>
+            <w:rStyle w:val="Hyperlink"/>
             <w:rFonts w:ascii="Tahoma" w:hAnsi="Tahoma" w:cs="Tahoma"/>
             <w:noProof/>
           </w:rPr>
@@ -6156,7 +6156,7 @@
         </w:r>
         <w:r>
           <w:rPr>
-            <w:rStyle w:val="Hipervnculo"/>
+            <w:rStyle w:val="Hyperlink"/>
             <w:rFonts w:ascii="Tahoma" w:hAnsi="Tahoma" w:cs="Tahoma"/>
             <w:noProof/>
           </w:rPr>
@@ -6214,7 +6214,7 @@
     </w:p>
     <w:p>
       <w:pPr>
-        <w:pStyle w:val="TDC3"/>
+        <w:pStyle w:val="TOC3"/>
         <w:tabs>
           <w:tab w:val="left" w:pos="1320"/>
           <w:tab w:val="right" w:leader="dot" w:pos="8494"/>
@@ -6234,7 +6234,7 @@
       <w:hyperlink w:anchor="_Toc180586177" w:history="1">
         <w:r>
           <w:rPr>
-            <w:rStyle w:val="Hipervnculo"/>
+            <w:rStyle w:val="Hyperlink"/>
             <w:rFonts w:ascii="Tahoma" w:hAnsi="Tahoma" w:cs="Tahoma"/>
             <w:noProof/>
           </w:rPr>
@@ -6256,7 +6256,7 @@
         </w:r>
         <w:r>
           <w:rPr>
-            <w:rStyle w:val="Hipervnculo"/>
+            <w:rStyle w:val="Hyperlink"/>
             <w:rFonts w:ascii="Tahoma" w:hAnsi="Tahoma" w:cs="Tahoma"/>
             <w:noProof/>
           </w:rPr>
@@ -6314,7 +6314,7 @@
     </w:p>
     <w:p>
       <w:pPr>
-        <w:pStyle w:val="TDC3"/>
+        <w:pStyle w:val="TOC3"/>
         <w:tabs>
           <w:tab w:val="left" w:pos="1320"/>
           <w:tab w:val="right" w:leader="dot" w:pos="8494"/>
@@ -6334,7 +6334,7 @@
       <w:hyperlink w:anchor="_Toc180586178" w:history="1">
         <w:r>
           <w:rPr>
-            <w:rStyle w:val="Hipervnculo"/>
+            <w:rStyle w:val="Hyperlink"/>
             <w:rFonts w:ascii="Tahoma" w:hAnsi="Tahoma" w:cs="Tahoma"/>
             <w:noProof/>
           </w:rPr>
@@ -6356,7 +6356,7 @@
         </w:r>
         <w:r>
           <w:rPr>
-            <w:rStyle w:val="Hipervnculo"/>
+            <w:rStyle w:val="Hyperlink"/>
             <w:rFonts w:ascii="Tahoma" w:hAnsi="Tahoma" w:cs="Tahoma"/>
             <w:noProof/>
           </w:rPr>
@@ -6414,7 +6414,7 @@
     </w:p>
     <w:p>
       <w:pPr>
-        <w:pStyle w:val="TDC2"/>
+        <w:pStyle w:val="TOC2"/>
         <w:rPr>
           <w:rFonts w:eastAsiaTheme="minorEastAsia"/>
           <w:smallCaps w:val="0"/>
@@ -6429,7 +6429,7 @@
       <w:hyperlink w:anchor="_Toc180586179" w:history="1">
         <w:r>
           <w:rPr>
-            <w:rStyle w:val="Hipervnculo"/>
+            <w:rStyle w:val="Hyperlink"/>
             <w:rFonts w:ascii="Tahoma" w:hAnsi="Tahoma" w:cs="Tahoma"/>
             <w:noProof/>
           </w:rPr>
@@ -6450,7 +6450,7 @@
         </w:r>
         <w:r>
           <w:rPr>
-            <w:rStyle w:val="Hipervnculo"/>
+            <w:rStyle w:val="Hyperlink"/>
             <w:rFonts w:ascii="Tahoma" w:hAnsi="Tahoma" w:cs="Tahoma"/>
             <w:noProof/>
           </w:rPr>
@@ -6508,7 +6508,7 @@
     </w:p>
     <w:p>
       <w:pPr>
-        <w:pStyle w:val="TDC3"/>
+        <w:pStyle w:val="TOC3"/>
         <w:tabs>
           <w:tab w:val="left" w:pos="1320"/>
           <w:tab w:val="right" w:leader="dot" w:pos="8494"/>
@@ -6528,7 +6528,7 @@
       <w:hyperlink w:anchor="_Toc180586180" w:history="1">
         <w:r>
           <w:rPr>
-            <w:rStyle w:val="Hipervnculo"/>
+            <w:rStyle w:val="Hyperlink"/>
             <w:rFonts w:ascii="Tahoma" w:hAnsi="Tahoma" w:cs="Tahoma"/>
             <w:noProof/>
           </w:rPr>
@@ -6550,7 +6550,7 @@
         </w:r>
         <w:r>
           <w:rPr>
-            <w:rStyle w:val="Hipervnculo"/>
+            <w:rStyle w:val="Hyperlink"/>
             <w:rFonts w:ascii="Tahoma" w:hAnsi="Tahoma" w:cs="Tahoma"/>
             <w:noProof/>
           </w:rPr>
@@ -6608,7 +6608,7 @@
     </w:p>
     <w:p>
       <w:pPr>
-        <w:pStyle w:val="TDC1"/>
+        <w:pStyle w:val="TOC1"/>
         <w:tabs>
           <w:tab w:val="left" w:pos="1540"/>
           <w:tab w:val="right" w:leader="dot" w:pos="8494"/>
@@ -6629,7 +6629,7 @@
       <w:hyperlink w:anchor="_Toc180586181" w:history="1">
         <w:r>
           <w:rPr>
-            <w:rStyle w:val="Hipervnculo"/>
+            <w:rStyle w:val="Hyperlink"/>
             <w:rFonts w:ascii="Tahoma" w:hAnsi="Tahoma" w:cs="Tahoma"/>
             <w:noProof/>
           </w:rPr>
@@ -6652,7 +6652,7 @@
         </w:r>
         <w:r>
           <w:rPr>
-            <w:rStyle w:val="Hipervnculo"/>
+            <w:rStyle w:val="Hyperlink"/>
             <w:rFonts w:ascii="Tahoma" w:hAnsi="Tahoma" w:cs="Tahoma"/>
             <w:noProof/>
           </w:rPr>
@@ -6710,7 +6710,7 @@
     </w:p>
     <w:p>
       <w:pPr>
-        <w:pStyle w:val="TDC2"/>
+        <w:pStyle w:val="TOC2"/>
         <w:rPr>
           <w:rFonts w:eastAsiaTheme="minorEastAsia"/>
           <w:smallCaps w:val="0"/>
@@ -6725,7 +6725,7 @@
       <w:hyperlink w:anchor="_Toc180586182" w:history="1">
         <w:r>
           <w:rPr>
-            <w:rStyle w:val="Hipervnculo"/>
+            <w:rStyle w:val="Hyperlink"/>
             <w:rFonts w:ascii="Tahoma" w:hAnsi="Tahoma" w:cs="Tahoma"/>
             <w:noProof/>
           </w:rPr>
@@ -6746,7 +6746,7 @@
         </w:r>
         <w:r>
           <w:rPr>
-            <w:rStyle w:val="Hipervnculo"/>
+            <w:rStyle w:val="Hyperlink"/>
             <w:rFonts w:ascii="Tahoma" w:hAnsi="Tahoma" w:cs="Tahoma"/>
             <w:noProof/>
           </w:rPr>
@@ -6804,7 +6804,7 @@
     </w:p>
     <w:p>
       <w:pPr>
-        <w:pStyle w:val="TDC2"/>
+        <w:pStyle w:val="TOC2"/>
         <w:rPr>
           <w:rFonts w:eastAsiaTheme="minorEastAsia"/>
           <w:smallCaps w:val="0"/>
@@ -6819,7 +6819,7 @@
       <w:hyperlink w:anchor="_Toc180586183" w:history="1">
         <w:r>
           <w:rPr>
-            <w:rStyle w:val="Hipervnculo"/>
+            <w:rStyle w:val="Hyperlink"/>
             <w:rFonts w:ascii="Tahoma" w:hAnsi="Tahoma" w:cs="Tahoma"/>
             <w:noProof/>
           </w:rPr>
@@ -6840,7 +6840,7 @@
         </w:r>
         <w:r>
           <w:rPr>
-            <w:rStyle w:val="Hipervnculo"/>
+            <w:rStyle w:val="Hyperlink"/>
             <w:rFonts w:ascii="Tahoma" w:hAnsi="Tahoma" w:cs="Tahoma"/>
             <w:noProof/>
           </w:rPr>
@@ -6898,7 +6898,7 @@
     </w:p>
     <w:p>
       <w:pPr>
-        <w:pStyle w:val="TDC1"/>
+        <w:pStyle w:val="TOC1"/>
         <w:tabs>
           <w:tab w:val="left" w:pos="1540"/>
           <w:tab w:val="right" w:leader="dot" w:pos="8494"/>
@@ -6919,7 +6919,7 @@
       <w:hyperlink w:anchor="_Toc180586184" w:history="1">
         <w:r>
           <w:rPr>
-            <w:rStyle w:val="Hipervnculo"/>
+            <w:rStyle w:val="Hyperlink"/>
             <w:rFonts w:ascii="Tahoma" w:hAnsi="Tahoma" w:cs="Tahoma"/>
             <w:noProof/>
           </w:rPr>
@@ -6942,7 +6942,7 @@
         </w:r>
         <w:r>
           <w:rPr>
-            <w:rStyle w:val="Hipervnculo"/>
+            <w:rStyle w:val="Hyperlink"/>
             <w:rFonts w:ascii="Tahoma" w:hAnsi="Tahoma" w:cs="Tahoma"/>
             <w:noProof/>
           </w:rPr>
@@ -7000,7 +7000,7 @@
     </w:p>
     <w:p>
       <w:pPr>
-        <w:pStyle w:val="TDC2"/>
+        <w:pStyle w:val="TOC2"/>
         <w:rPr>
           <w:rFonts w:eastAsiaTheme="minorEastAsia"/>
           <w:smallCaps w:val="0"/>
@@ -7015,7 +7015,7 @@
       <w:hyperlink w:anchor="_Toc180586185" w:history="1">
         <w:r>
           <w:rPr>
-            <w:rStyle w:val="Hipervnculo"/>
+            <w:rStyle w:val="Hyperlink"/>
             <w:rFonts w:ascii="Tahoma" w:hAnsi="Tahoma" w:cs="Tahoma"/>
             <w:noProof/>
           </w:rPr>
@@ -7036,7 +7036,7 @@
         </w:r>
         <w:r>
           <w:rPr>
-            <w:rStyle w:val="Hipervnculo"/>
+            <w:rStyle w:val="Hyperlink"/>
             <w:rFonts w:ascii="Tahoma" w:hAnsi="Tahoma" w:cs="Tahoma"/>
             <w:noProof/>
           </w:rPr>
@@ -7094,7 +7094,7 @@
     </w:p>
     <w:p>
       <w:pPr>
-        <w:pStyle w:val="TDC2"/>
+        <w:pStyle w:val="TOC2"/>
         <w:rPr>
           <w:rFonts w:eastAsiaTheme="minorEastAsia"/>
           <w:smallCaps w:val="0"/>
@@ -7109,7 +7109,7 @@
       <w:hyperlink w:anchor="_Toc180586186" w:history="1">
         <w:r>
           <w:rPr>
-            <w:rStyle w:val="Hipervnculo"/>
+            <w:rStyle w:val="Hyperlink"/>
             <w:rFonts w:ascii="Tahoma" w:hAnsi="Tahoma" w:cs="Tahoma"/>
             <w:noProof/>
           </w:rPr>
@@ -7130,7 +7130,7 @@
         </w:r>
         <w:r>
           <w:rPr>
-            <w:rStyle w:val="Hipervnculo"/>
+            <w:rStyle w:val="Hyperlink"/>
             <w:rFonts w:ascii="Tahoma" w:hAnsi="Tahoma" w:cs="Tahoma"/>
             <w:noProof/>
           </w:rPr>
@@ -7188,7 +7188,7 @@
     </w:p>
     <w:p>
       <w:pPr>
-        <w:pStyle w:val="TDC1"/>
+        <w:pStyle w:val="TOC1"/>
         <w:tabs>
           <w:tab w:val="left" w:pos="1760"/>
           <w:tab w:val="right" w:leader="dot" w:pos="8494"/>
@@ -7209,7 +7209,7 @@
       <w:hyperlink w:anchor="_Toc180586187" w:history="1">
         <w:r>
           <w:rPr>
-            <w:rStyle w:val="Hipervnculo"/>
+            <w:rStyle w:val="Hyperlink"/>
             <w:rFonts w:ascii="Tahoma" w:hAnsi="Tahoma" w:cs="Tahoma"/>
             <w:noProof/>
           </w:rPr>
@@ -7232,7 +7232,7 @@
         </w:r>
         <w:r>
           <w:rPr>
-            <w:rStyle w:val="Hipervnculo"/>
+            <w:rStyle w:val="Hyperlink"/>
             <w:rFonts w:ascii="Tahoma" w:hAnsi="Tahoma" w:cs="Tahoma"/>
             <w:noProof/>
           </w:rPr>
@@ -7290,7 +7290,7 @@
     </w:p>
     <w:p>
       <w:pPr>
-        <w:pStyle w:val="TDC2"/>
+        <w:pStyle w:val="TOC2"/>
         <w:rPr>
           <w:rFonts w:eastAsiaTheme="minorEastAsia"/>
           <w:smallCaps w:val="0"/>
@@ -7305,7 +7305,7 @@
       <w:hyperlink w:anchor="_Toc180586188" w:history="1">
         <w:r>
           <w:rPr>
-            <w:rStyle w:val="Hipervnculo"/>
+            <w:rStyle w:val="Hyperlink"/>
             <w:rFonts w:ascii="Tahoma" w:hAnsi="Tahoma" w:cs="Tahoma"/>
             <w:noProof/>
           </w:rPr>
@@ -7326,7 +7326,7 @@
         </w:r>
         <w:r>
           <w:rPr>
-            <w:rStyle w:val="Hipervnculo"/>
+            <w:rStyle w:val="Hyperlink"/>
             <w:rFonts w:ascii="Tahoma" w:hAnsi="Tahoma" w:cs="Tahoma"/>
             <w:noProof/>
           </w:rPr>
@@ -7423,7 +7423,7 @@
     </w:p>
     <w:p>
       <w:pPr>
-        <w:pStyle w:val="Ttulo1"/>
+        <w:pStyle w:val="Heading1"/>
         <w:pBdr>
           <w:bottom w:val="single" w:sz="4" w:space="1" w:color="auto"/>
           <w:right w:val="single" w:sz="4" w:space="4" w:color="auto"/>
@@ -7465,7 +7465,7 @@
     </w:p>
     <w:p>
       <w:pPr>
-        <w:pStyle w:val="Ttulo2"/>
+        <w:pStyle w:val="Heading2"/>
         <w:rPr>
           <w:rFonts w:ascii="Tahoma" w:hAnsi="Tahoma" w:cs="Tahoma"/>
         </w:rPr>
@@ -7538,7 +7538,7 @@
     </w:p>
     <w:p>
       <w:pPr>
-        <w:pStyle w:val="Ttulo2"/>
+        <w:pStyle w:val="Heading2"/>
         <w:rPr>
           <w:rFonts w:ascii="Tahoma" w:hAnsi="Tahoma" w:cs="Tahoma"/>
         </w:rPr>
@@ -7646,7 +7646,7 @@
     </w:p>
     <w:p>
       <w:pPr>
-        <w:pStyle w:val="Ttulo1"/>
+        <w:pStyle w:val="Heading1"/>
         <w:pBdr>
           <w:bottom w:val="single" w:sz="4" w:space="1" w:color="auto"/>
           <w:right w:val="single" w:sz="4" w:space="4" w:color="auto"/>
@@ -7672,7 +7672,7 @@
     </w:p>
     <w:p>
       <w:pPr>
-        <w:pStyle w:val="Ttulo2"/>
+        <w:pStyle w:val="Heading2"/>
         <w:rPr>
           <w:rFonts w:ascii="Tahoma" w:hAnsi="Tahoma" w:cs="Tahoma"/>
         </w:rPr>
@@ -7761,7 +7761,7 @@
     </w:p>
     <w:p>
       <w:pPr>
-        <w:pStyle w:val="Ttulo2"/>
+        <w:pStyle w:val="Heading2"/>
         <w:rPr>
           <w:rFonts w:ascii="Tahoma" w:hAnsi="Tahoma" w:cs="Tahoma"/>
         </w:rPr>
@@ -7959,7 +7959,7 @@
     </w:p>
     <w:p>
       <w:pPr>
-        <w:pStyle w:val="Ttulo1"/>
+        <w:pStyle w:val="Heading1"/>
         <w:pBdr>
           <w:bottom w:val="single" w:sz="4" w:space="1" w:color="auto"/>
           <w:right w:val="single" w:sz="4" w:space="4" w:color="auto"/>
@@ -8001,7 +8001,7 @@
     </w:p>
     <w:p>
       <w:pPr>
-        <w:pStyle w:val="Ttulo2"/>
+        <w:pStyle w:val="Heading2"/>
         <w:rPr>
           <w:rFonts w:ascii="Tahoma" w:hAnsi="Tahoma" w:cs="Tahoma"/>
         </w:rPr>
@@ -8080,7 +8080,7 @@
     </w:p>
     <w:p>
       <w:pPr>
-        <w:pStyle w:val="Ttulo2"/>
+        <w:pStyle w:val="Heading2"/>
         <w:rPr>
           <w:rFonts w:ascii="Tahoma" w:hAnsi="Tahoma" w:cs="Tahoma"/>
         </w:rPr>
@@ -8136,7 +8136,7 @@
     </w:p>
     <w:p>
       <w:pPr>
-        <w:pStyle w:val="Ttulo2"/>
+        <w:pStyle w:val="Heading2"/>
         <w:rPr>
           <w:rFonts w:ascii="Tahoma" w:hAnsi="Tahoma" w:cs="Tahoma"/>
         </w:rPr>
@@ -8237,7 +8237,7 @@
     </w:p>
     <w:p>
       <w:pPr>
-        <w:pStyle w:val="Ttulo2"/>
+        <w:pStyle w:val="Heading2"/>
         <w:rPr>
           <w:rFonts w:ascii="Tahoma" w:hAnsi="Tahoma" w:cs="Tahoma"/>
         </w:rPr>
@@ -8273,7 +8273,7 @@
     </w:p>
     <w:p>
       <w:pPr>
-        <w:pStyle w:val="Ttulo1"/>
+        <w:pStyle w:val="Heading1"/>
         <w:pBdr>
           <w:bottom w:val="single" w:sz="4" w:space="1" w:color="auto"/>
           <w:right w:val="single" w:sz="4" w:space="4" w:color="auto"/>
@@ -8299,7 +8299,7 @@
     </w:p>
     <w:p>
       <w:pPr>
-        <w:pStyle w:val="Ttulo2"/>
+        <w:pStyle w:val="Heading2"/>
         <w:rPr>
           <w:rFonts w:ascii="Tahoma" w:hAnsi="Tahoma" w:cs="Tahoma"/>
         </w:rPr>
@@ -8327,7 +8327,7 @@
     </w:p>
     <w:p>
       <w:pPr>
-        <w:pStyle w:val="Ttulo3"/>
+        <w:pStyle w:val="Heading3"/>
         <w:rPr>
           <w:rFonts w:ascii="Tahoma" w:hAnsi="Tahoma" w:cs="Tahoma"/>
         </w:rPr>
@@ -8439,7 +8439,7 @@
     </w:p>
     <w:p>
       <w:pPr>
-        <w:pStyle w:val="Ttulo2"/>
+        <w:pStyle w:val="Heading2"/>
         <w:rPr>
           <w:rFonts w:ascii="Tahoma" w:hAnsi="Tahoma" w:cs="Tahoma"/>
         </w:rPr>
@@ -8462,7 +8462,7 @@
     </w:p>
     <w:p>
       <w:pPr>
-        <w:pStyle w:val="Ttulo3"/>
+        <w:pStyle w:val="Heading3"/>
         <w:rPr>
           <w:rFonts w:ascii="Tahoma" w:hAnsi="Tahoma" w:cs="Tahoma"/>
         </w:rPr>
@@ -8610,7 +8610,7 @@
     </w:p>
     <w:p>
       <w:pPr>
-        <w:pStyle w:val="Ttulo3"/>
+        <w:pStyle w:val="Heading3"/>
         <w:rPr>
           <w:rFonts w:ascii="Tahoma" w:hAnsi="Tahoma" w:cs="Tahoma"/>
         </w:rPr>
@@ -10040,7 +10040,7 @@
     </w:p>
     <w:p>
       <w:pPr>
-        <w:pStyle w:val="Ttulo2"/>
+        <w:pStyle w:val="Heading2"/>
         <w:rPr>
           <w:rFonts w:ascii="Tahoma" w:hAnsi="Tahoma" w:cs="Tahoma"/>
         </w:rPr>
@@ -10153,7 +10153,7 @@
     </w:p>
     <w:p>
       <w:pPr>
-        <w:pStyle w:val="Ttulo2"/>
+        <w:pStyle w:val="Heading2"/>
         <w:rPr>
           <w:rFonts w:ascii="Tahoma" w:hAnsi="Tahoma" w:cs="Tahoma"/>
         </w:rPr>
@@ -10239,9 +10239,9 @@
           <w:lang w:eastAsia="es-ES"/>
         </w:rPr>
         <w:drawing>
-          <wp:inline distT="0" distB="0" distL="0" distR="0" wp14:anchorId="7B228869" wp14:editId="76D814FC">
-            <wp:extent cx="3048264" cy="6607113"/>
-            <wp:effectExtent l="0" t="0" r="0" b="3810"/>
+          <wp:inline distT="0" distB="0" distL="0" distR="0" wp14:anchorId="7B228869" wp14:editId="3F632B92">
+            <wp:extent cx="2051085" cy="4445727"/>
+            <wp:effectExtent l="0" t="0" r="0" b="0"/>
             <wp:docPr id="182401123" name="Picture 1"/>
             <wp:cNvGraphicFramePr>
               <a:graphicFrameLocks xmlns:a="http://schemas.openxmlformats.org/drawingml/2006/main" noChangeAspect="1"/>
@@ -10262,7 +10262,7 @@
                   <pic:spPr>
                     <a:xfrm>
                       <a:off x="0" y="0"/>
-                      <a:ext cx="3048264" cy="6607113"/>
+                      <a:ext cx="2057184" cy="4458947"/>
                     </a:xfrm>
                     <a:prstGeom prst="rect">
                       <a:avLst/>
@@ -10302,26 +10302,77 @@
       <w:r>
         <w:rPr>
           <w:rFonts w:ascii="Tahoma" w:hAnsi="Tahoma" w:cs="Tahoma"/>
-          <w:lang w:eastAsia="es-ES"/>
-        </w:rPr>
-        <w:t>CU-04 Aplicar a Oferta: El candidato se inscribe en una vacante.</w:t>
-      </w:r>
-    </w:p>
-    <w:p>
-      <w:pPr>
-        <w:jc w:val="left"/>
-        <w:rPr>
-          <w:rFonts w:ascii="Tahoma" w:hAnsi="Tahoma" w:cs="Tahoma"/>
-          <w:lang w:eastAsia="es-ES"/>
-        </w:rPr>
-      </w:pPr>
-      <w:r>
-        <w:rPr>
-          <w:rFonts w:ascii="Tahoma" w:hAnsi="Tahoma" w:cs="Tahoma"/>
           <w:noProof/>
           <w:lang w:eastAsia="es-ES"/>
         </w:rPr>
+        <w:drawing>
+          <wp:inline distT="0" distB="0" distL="0" distR="0" wp14:anchorId="7AF4A14C" wp14:editId="15DCD893">
+            <wp:extent cx="3687911" cy="2627159"/>
+            <wp:effectExtent l="0" t="0" r="0" b="0"/>
+            <wp:docPr id="1380820445" name="Picture 1"/>
+            <wp:cNvGraphicFramePr>
+              <a:graphicFrameLocks xmlns:a="http://schemas.openxmlformats.org/drawingml/2006/main" noChangeAspect="1"/>
+            </wp:cNvGraphicFramePr>
+            <a:graphic xmlns:a="http://schemas.openxmlformats.org/drawingml/2006/main">
+              <a:graphicData uri="http://schemas.openxmlformats.org/drawingml/2006/picture">
+                <pic:pic xmlns:pic="http://schemas.openxmlformats.org/drawingml/2006/picture">
+                  <pic:nvPicPr>
+                    <pic:cNvPr id="1380820445" name=""/>
+                    <pic:cNvPicPr/>
+                  </pic:nvPicPr>
+                  <pic:blipFill>
+                    <a:blip r:embed="rId11"/>
+                    <a:stretch>
+                      <a:fillRect/>
+                    </a:stretch>
+                  </pic:blipFill>
+                  <pic:spPr>
+                    <a:xfrm>
+                      <a:off x="0" y="0"/>
+                      <a:ext cx="3704388" cy="2638897"/>
+                    </a:xfrm>
+                    <a:prstGeom prst="rect">
+                      <a:avLst/>
+                    </a:prstGeom>
+                  </pic:spPr>
+                </pic:pic>
+              </a:graphicData>
+            </a:graphic>
+          </wp:inline>
+        </w:drawing>
+      </w:r>
+    </w:p>
+    <w:p>
+      <w:pPr>
+        <w:jc w:val="left"/>
+        <w:rPr>
+          <w:rFonts w:ascii="Tahoma" w:hAnsi="Tahoma" w:cs="Tahoma"/>
+          <w:lang w:eastAsia="es-ES"/>
+        </w:rPr>
+      </w:pPr>
+      <w:r>
+        <w:rPr>
+          <w:rFonts w:ascii="Tahoma" w:hAnsi="Tahoma" w:cs="Tahoma"/>
+          <w:lang w:eastAsia="es-ES"/>
+        </w:rPr>
         <w:lastRenderedPageBreak/>
+        <w:t>CU-04 Aplicar a Oferta: El candidato se inscribe en una vacante.</w:t>
+      </w:r>
+    </w:p>
+    <w:p>
+      <w:pPr>
+        <w:jc w:val="left"/>
+        <w:rPr>
+          <w:rFonts w:ascii="Tahoma" w:hAnsi="Tahoma" w:cs="Tahoma"/>
+          <w:lang w:eastAsia="es-ES"/>
+        </w:rPr>
+      </w:pPr>
+      <w:r>
+        <w:rPr>
+          <w:rFonts w:ascii="Tahoma" w:hAnsi="Tahoma" w:cs="Tahoma"/>
+          <w:noProof/>
+          <w:lang w:eastAsia="es-ES"/>
+        </w:rPr>
         <w:drawing>
           <wp:inline distT="0" distB="0" distL="0" distR="0" wp14:anchorId="47E75115" wp14:editId="101E7576">
             <wp:extent cx="3779848" cy="7079593"/>
@@ -10338,7 +10389,7 @@
                     <pic:cNvPicPr/>
                   </pic:nvPicPr>
                   <pic:blipFill>
-                    <a:blip r:embed="rId11"/>
+                    <a:blip r:embed="rId12"/>
                     <a:stretch>
                       <a:fillRect/>
                     </a:stretch>
@@ -10383,7 +10434,7 @@
     </w:p>
     <w:p>
       <w:pPr>
-        <w:pStyle w:val="Ttulo2"/>
+        <w:pStyle w:val="Heading2"/>
         <w:rPr>
           <w:rFonts w:ascii="Tahoma" w:hAnsi="Tahoma" w:cs="Tahoma"/>
         </w:rPr>
@@ -10481,7 +10532,7 @@
                     <pic:cNvPicPr/>
                   </pic:nvPicPr>
                   <pic:blipFill>
-                    <a:blip r:embed="rId12"/>
+                    <a:blip r:embed="rId13"/>
                     <a:stretch>
                       <a:fillRect/>
                     </a:stretch>
@@ -10510,7 +10561,7 @@
     </w:p>
     <w:p>
       <w:pPr>
-        <w:pStyle w:val="Ttulo2"/>
+        <w:pStyle w:val="Heading2"/>
         <w:rPr>
           <w:rFonts w:ascii="Tahoma" w:hAnsi="Tahoma" w:cs="Tahoma"/>
         </w:rPr>
@@ -10740,7 +10791,7 @@
     </w:p>
     <w:p>
       <w:pPr>
-        <w:pStyle w:val="Ttulo1"/>
+        <w:pStyle w:val="Heading1"/>
         <w:pBdr>
           <w:bottom w:val="single" w:sz="4" w:space="1" w:color="auto"/>
           <w:right w:val="single" w:sz="4" w:space="4" w:color="auto"/>
@@ -10766,7 +10817,7 @@
     </w:p>
     <w:p>
       <w:pPr>
-        <w:pStyle w:val="Ttulo2"/>
+        <w:pStyle w:val="Heading2"/>
         <w:rPr>
           <w:rFonts w:ascii="Tahoma" w:hAnsi="Tahoma" w:cs="Tahoma"/>
         </w:rPr>
@@ -10821,7 +10872,7 @@
     </w:p>
     <w:p>
       <w:pPr>
-        <w:pStyle w:val="Prrafodelista"/>
+        <w:pStyle w:val="ListParagraph"/>
         <w:numPr>
           <w:ilvl w:val="0"/>
           <w:numId w:val="3"/>
@@ -10843,7 +10894,7 @@
     </w:p>
     <w:p>
       <w:pPr>
-        <w:pStyle w:val="Prrafodelista"/>
+        <w:pStyle w:val="ListParagraph"/>
         <w:numPr>
           <w:ilvl w:val="0"/>
           <w:numId w:val="3"/>
@@ -10872,7 +10923,7 @@
     </w:p>
     <w:p>
       <w:pPr>
-        <w:pStyle w:val="Ttulo2"/>
+        <w:pStyle w:val="Heading2"/>
         <w:ind w:left="737" w:hanging="737"/>
         <w:rPr>
           <w:rFonts w:ascii="Tahoma" w:hAnsi="Tahoma" w:cs="Tahoma"/>
@@ -10915,7 +10966,7 @@
     </w:p>
     <w:p>
       <w:pPr>
-        <w:pStyle w:val="Prrafodelista"/>
+        <w:pStyle w:val="ListParagraph"/>
         <w:numPr>
           <w:ilvl w:val="0"/>
           <w:numId w:val="3"/>
@@ -10937,7 +10988,7 @@
     </w:p>
     <w:p>
       <w:pPr>
-        <w:pStyle w:val="Prrafodelista"/>
+        <w:pStyle w:val="ListParagraph"/>
         <w:numPr>
           <w:ilvl w:val="0"/>
           <w:numId w:val="3"/>
@@ -10959,7 +11010,7 @@
     </w:p>
     <w:p>
       <w:pPr>
-        <w:pStyle w:val="Prrafodelista"/>
+        <w:pStyle w:val="ListParagraph"/>
         <w:numPr>
           <w:ilvl w:val="0"/>
           <w:numId w:val="3"/>
@@ -10981,7 +11032,7 @@
     </w:p>
     <w:p>
       <w:pPr>
-        <w:pStyle w:val="Prrafodelista"/>
+        <w:pStyle w:val="ListParagraph"/>
         <w:numPr>
           <w:ilvl w:val="0"/>
           <w:numId w:val="3"/>
@@ -11003,7 +11054,7 @@
     </w:p>
     <w:p>
       <w:pPr>
-        <w:pStyle w:val="Prrafodelista"/>
+        <w:pStyle w:val="ListParagraph"/>
         <w:numPr>
           <w:ilvl w:val="0"/>
           <w:numId w:val="3"/>
@@ -11025,7 +11076,7 @@
     </w:p>
     <w:p>
       <w:pPr>
-        <w:pStyle w:val="Prrafodelista"/>
+        <w:pStyle w:val="ListParagraph"/>
         <w:numPr>
           <w:ilvl w:val="0"/>
           <w:numId w:val="3"/>
@@ -11047,7 +11098,7 @@
     </w:p>
     <w:p>
       <w:pPr>
-        <w:pStyle w:val="Prrafodelista"/>
+        <w:pStyle w:val="ListParagraph"/>
         <w:numPr>
           <w:ilvl w:val="0"/>
           <w:numId w:val="3"/>
@@ -11105,7 +11156,7 @@
     </w:p>
     <w:p>
       <w:pPr>
-        <w:pStyle w:val="Ttulo3"/>
+        <w:pStyle w:val="Heading3"/>
         <w:rPr>
           <w:rFonts w:ascii="Tahoma" w:hAnsi="Tahoma" w:cs="Tahoma"/>
         </w:rPr>
@@ -11121,7 +11172,7 @@
     </w:p>
     <w:tbl>
       <w:tblPr>
-        <w:tblStyle w:val="Tablaconcuadrcula"/>
+        <w:tblStyle w:val="TableGrid"/>
         <w:tblW w:w="0" w:type="auto"/>
         <w:tblBorders>
           <w:top w:val="none" w:sz="0" w:space="0" w:color="auto"/>
@@ -11292,7 +11343,7 @@
     </w:tbl>
     <w:p>
       <w:pPr>
-        <w:pStyle w:val="Ttulo3"/>
+        <w:pStyle w:val="Heading3"/>
         <w:rPr>
           <w:rFonts w:ascii="Tahoma" w:hAnsi="Tahoma" w:cs="Tahoma"/>
         </w:rPr>
@@ -11309,7 +11360,7 @@
     </w:p>
     <w:tbl>
       <w:tblPr>
-        <w:tblStyle w:val="Tablaconcuadrcula"/>
+        <w:tblStyle w:val="TableGrid"/>
         <w:tblW w:w="0" w:type="auto"/>
         <w:tblBorders>
           <w:top w:val="none" w:sz="0" w:space="0" w:color="auto"/>
@@ -11480,7 +11531,7 @@
     </w:tbl>
     <w:p>
       <w:pPr>
-        <w:pStyle w:val="Ttulo3"/>
+        <w:pStyle w:val="Heading3"/>
         <w:rPr>
           <w:rFonts w:ascii="Tahoma" w:hAnsi="Tahoma" w:cs="Tahoma"/>
         </w:rPr>
@@ -11496,7 +11547,7 @@
     </w:p>
     <w:tbl>
       <w:tblPr>
-        <w:tblStyle w:val="Tablaconcuadrcula"/>
+        <w:tblStyle w:val="TableGrid"/>
         <w:tblW w:w="0" w:type="auto"/>
         <w:tblBorders>
           <w:top w:val="none" w:sz="0" w:space="0" w:color="auto"/>
@@ -11667,7 +11718,7 @@
     </w:tbl>
     <w:p>
       <w:pPr>
-        <w:pStyle w:val="Ttulo3"/>
+        <w:pStyle w:val="Heading3"/>
         <w:rPr>
           <w:rFonts w:ascii="Tahoma" w:hAnsi="Tahoma" w:cs="Tahoma"/>
         </w:rPr>
@@ -11890,7 +11941,7 @@
     </w:tbl>
     <w:p>
       <w:pPr>
-        <w:pStyle w:val="Ttulo3"/>
+        <w:pStyle w:val="Heading3"/>
         <w:rPr>
           <w:rFonts w:ascii="Tahoma" w:hAnsi="Tahoma" w:cs="Tahoma"/>
         </w:rPr>
@@ -11906,7 +11957,7 @@
     </w:p>
     <w:tbl>
       <w:tblPr>
-        <w:tblStyle w:val="Tablaconcuadrcula"/>
+        <w:tblStyle w:val="TableGrid"/>
         <w:tblW w:w="0" w:type="auto"/>
         <w:tblBorders>
           <w:top w:val="none" w:sz="0" w:space="0" w:color="auto"/>
@@ -12077,7 +12128,7 @@
     </w:tbl>
     <w:p>
       <w:pPr>
-        <w:pStyle w:val="Ttulo3"/>
+        <w:pStyle w:val="Heading3"/>
         <w:numPr>
           <w:ilvl w:val="0"/>
           <w:numId w:val="0"/>
@@ -12092,7 +12143,7 @@
     <w:p/>
     <w:p>
       <w:pPr>
-        <w:pStyle w:val="Ttulo3"/>
+        <w:pStyle w:val="Heading3"/>
         <w:rPr>
           <w:rFonts w:ascii="Tahoma" w:hAnsi="Tahoma" w:cs="Tahoma"/>
         </w:rPr>
@@ -12114,7 +12165,7 @@
     </w:p>
     <w:tbl>
       <w:tblPr>
-        <w:tblStyle w:val="Tablaconcuadrcula"/>
+        <w:tblStyle w:val="TableGrid"/>
         <w:tblW w:w="0" w:type="auto"/>
         <w:tblBorders>
           <w:top w:val="none" w:sz="0" w:space="0" w:color="auto"/>
@@ -12305,7 +12356,7 @@
     </w:tbl>
     <w:p>
       <w:pPr>
-        <w:pStyle w:val="Ttulo3"/>
+        <w:pStyle w:val="Heading3"/>
         <w:rPr>
           <w:rFonts w:ascii="Tahoma" w:hAnsi="Tahoma" w:cs="Tahoma"/>
         </w:rPr>
@@ -12321,7 +12372,7 @@
     </w:p>
     <w:tbl>
       <w:tblPr>
-        <w:tblStyle w:val="Tablaconcuadrcula"/>
+        <w:tblStyle w:val="TableGrid"/>
         <w:tblW w:w="0" w:type="auto"/>
         <w:tblBorders>
           <w:top w:val="none" w:sz="0" w:space="0" w:color="auto"/>
@@ -12482,7 +12533,7 @@
     </w:tbl>
     <w:p>
       <w:pPr>
-        <w:pStyle w:val="Ttulo2"/>
+        <w:pStyle w:val="Heading2"/>
         <w:rPr>
           <w:rFonts w:ascii="Tahoma" w:hAnsi="Tahoma" w:cs="Tahoma"/>
         </w:rPr>
@@ -12527,7 +12578,7 @@
     </w:p>
     <w:p>
       <w:pPr>
-        <w:pStyle w:val="Ttulo1"/>
+        <w:pStyle w:val="Heading1"/>
         <w:pBdr>
           <w:bottom w:val="single" w:sz="4" w:space="1" w:color="auto"/>
           <w:right w:val="single" w:sz="4" w:space="4" w:color="auto"/>
@@ -12569,7 +12620,7 @@
     </w:p>
     <w:p>
       <w:pPr>
-        <w:pStyle w:val="Ttulo2"/>
+        <w:pStyle w:val="Heading2"/>
         <w:rPr>
           <w:rFonts w:ascii="Tahoma" w:hAnsi="Tahoma" w:cs="Tahoma"/>
         </w:rPr>
@@ -12597,7 +12648,7 @@
     </w:p>
     <w:p>
       <w:pPr>
-        <w:pStyle w:val="Ttulo3"/>
+        <w:pStyle w:val="Heading3"/>
         <w:rPr>
           <w:rFonts w:ascii="Tahoma" w:hAnsi="Tahoma" w:cs="Tahoma"/>
         </w:rPr>
@@ -12649,7 +12700,7 @@
                     <pic:cNvPicPr/>
                   </pic:nvPicPr>
                   <pic:blipFill>
-                    <a:blip r:embed="rId13"/>
+                    <a:blip r:embed="rId14"/>
                     <a:stretch>
                       <a:fillRect/>
                     </a:stretch>
@@ -12695,7 +12746,7 @@
                     <pic:cNvPicPr/>
                   </pic:nvPicPr>
                   <pic:blipFill>
-                    <a:blip r:embed="rId14"/>
+                    <a:blip r:embed="rId15"/>
                     <a:stretch>
                       <a:fillRect/>
                     </a:stretch>
@@ -12718,7 +12769,7 @@
     </w:p>
     <w:p>
       <w:pPr>
-        <w:pStyle w:val="Ttulo4"/>
+        <w:pStyle w:val="Heading4"/>
         <w:rPr>
           <w:rFonts w:ascii="Tahoma" w:hAnsi="Tahoma" w:cs="Tahoma"/>
         </w:rPr>
@@ -12768,7 +12819,7 @@
     </w:p>
     <w:p>
       <w:pPr>
-        <w:pStyle w:val="Ttulo3"/>
+        <w:pStyle w:val="Heading3"/>
         <w:rPr>
           <w:rFonts w:ascii="Tahoma" w:hAnsi="Tahoma" w:cs="Tahoma"/>
           <w:b/>
@@ -12884,7 +12935,7 @@
     </w:p>
     <w:p>
       <w:pPr>
-        <w:pStyle w:val="Ttulo3"/>
+        <w:pStyle w:val="Heading3"/>
         <w:rPr>
           <w:rFonts w:ascii="Tahoma" w:hAnsi="Tahoma" w:cs="Tahoma"/>
         </w:rPr>
@@ -12930,7 +12981,7 @@
                     <pic:cNvPicPr/>
                   </pic:nvPicPr>
                   <pic:blipFill>
-                    <a:blip r:embed="rId15"/>
+                    <a:blip r:embed="rId16"/>
                     <a:stretch>
                       <a:fillRect/>
                     </a:stretch>
@@ -12953,7 +13004,7 @@
     </w:p>
     <w:p>
       <w:pPr>
-        <w:pStyle w:val="Ttulo3"/>
+        <w:pStyle w:val="Heading3"/>
         <w:rPr>
           <w:rFonts w:ascii="Tahoma" w:hAnsi="Tahoma" w:cs="Tahoma"/>
         </w:rPr>
@@ -13006,7 +13057,7 @@
                     <pic:cNvPicPr/>
                   </pic:nvPicPr>
                   <pic:blipFill>
-                    <a:blip r:embed="rId16"/>
+                    <a:blip r:embed="rId17"/>
                     <a:stretch>
                       <a:fillRect/>
                     </a:stretch>
@@ -13048,7 +13099,7 @@
     </w:p>
     <w:p>
       <w:pPr>
-        <w:pStyle w:val="Ttulo2"/>
+        <w:pStyle w:val="Heading2"/>
         <w:rPr>
           <w:rFonts w:ascii="Tahoma" w:hAnsi="Tahoma" w:cs="Tahoma"/>
         </w:rPr>
@@ -13083,7 +13134,7 @@
     </w:p>
     <w:p>
       <w:pPr>
-        <w:pStyle w:val="Ttulo3"/>
+        <w:pStyle w:val="Heading3"/>
         <w:rPr>
           <w:rFonts w:ascii="Tahoma" w:hAnsi="Tahoma" w:cs="Tahoma"/>
         </w:rPr>
@@ -13130,7 +13181,7 @@
                     <pic:cNvPicPr/>
                   </pic:nvPicPr>
                   <pic:blipFill>
-                    <a:blip r:embed="rId17"/>
+                    <a:blip r:embed="rId18"/>
                     <a:stretch>
                       <a:fillRect/>
                     </a:stretch>
@@ -13227,7 +13278,7 @@
     </w:p>
     <w:p>
       <w:pPr>
-        <w:pStyle w:val="Ttulo2"/>
+        <w:pStyle w:val="Heading2"/>
         <w:rPr>
           <w:rFonts w:ascii="Tahoma" w:hAnsi="Tahoma" w:cs="Tahoma"/>
         </w:rPr>
@@ -13274,7 +13325,7 @@
     </w:p>
     <w:p>
       <w:pPr>
-        <w:pStyle w:val="Ttulo3"/>
+        <w:pStyle w:val="Heading3"/>
         <w:rPr>
           <w:rFonts w:ascii="Tahoma" w:hAnsi="Tahoma" w:cs="Tahoma"/>
           <w:b/>
@@ -13355,7 +13406,7 @@
                     <pic:cNvPicPr/>
                   </pic:nvPicPr>
                   <pic:blipFill>
-                    <a:blip r:embed="rId18"/>
+                    <a:blip r:embed="rId19"/>
                     <a:stretch>
                       <a:fillRect/>
                     </a:stretch>
@@ -13378,7 +13429,7 @@
     </w:p>
     <w:p>
       <w:pPr>
-        <w:pStyle w:val="Prrafodelista"/>
+        <w:pStyle w:val="ListParagraph"/>
         <w:spacing w:before="0" w:after="0"/>
         <w:ind w:left="714"/>
         <w:contextualSpacing w:val="0"/>
@@ -13390,7 +13441,7 @@
     </w:p>
     <w:tbl>
       <w:tblPr>
-        <w:tblStyle w:val="Tablaconcuadrcula"/>
+        <w:tblStyle w:val="TableGrid"/>
         <w:tblW w:w="7796" w:type="dxa"/>
         <w:tblInd w:w="817" w:type="dxa"/>
         <w:tblLook w:val="04A0" w:firstRow="1" w:lastRow="0" w:firstColumn="1" w:lastColumn="0" w:noHBand="0" w:noVBand="1"/>
@@ -13782,7 +13833,7 @@
     </w:p>
     <w:p>
       <w:pPr>
-        <w:pStyle w:val="Ttulo4"/>
+        <w:pStyle w:val="Heading4"/>
         <w:rPr>
           <w:rFonts w:ascii="Tahoma" w:hAnsi="Tahoma" w:cs="Tahoma"/>
         </w:rPr>
@@ -13852,7 +13903,7 @@
                     <pic:cNvPicPr/>
                   </pic:nvPicPr>
                   <pic:blipFill>
-                    <a:blip r:embed="rId19"/>
+                    <a:blip r:embed="rId20"/>
                     <a:stretch>
                       <a:fillRect/>
                     </a:stretch>
@@ -13875,7 +13926,7 @@
     </w:p>
     <w:p>
       <w:pPr>
-        <w:pStyle w:val="Ttulo4"/>
+        <w:pStyle w:val="Heading4"/>
         <w:rPr>
           <w:rFonts w:ascii="Tahoma" w:hAnsi="Tahoma" w:cs="Tahoma"/>
         </w:rPr>
@@ -13955,7 +14006,7 @@
                     <pic:cNvPicPr/>
                   </pic:nvPicPr>
                   <pic:blipFill>
-                    <a:blip r:embed="rId20"/>
+                    <a:blip r:embed="rId21"/>
                     <a:stretch>
                       <a:fillRect/>
                     </a:stretch>
@@ -13991,7 +14042,7 @@
     </w:p>
     <w:p>
       <w:pPr>
-        <w:pStyle w:val="Ttulo2"/>
+        <w:pStyle w:val="Heading2"/>
         <w:rPr>
           <w:rFonts w:ascii="Tahoma" w:hAnsi="Tahoma" w:cs="Tahoma"/>
         </w:rPr>
@@ -14061,7 +14112,7 @@
                     <pic:cNvPicPr/>
                   </pic:nvPicPr>
                   <pic:blipFill>
-                    <a:blip r:embed="rId21"/>
+                    <a:blip r:embed="rId22"/>
                     <a:stretch>
                       <a:fillRect/>
                     </a:stretch>
@@ -14103,7 +14154,7 @@
     </w:p>
     <w:p>
       <w:pPr>
-        <w:pStyle w:val="Ttulo2"/>
+        <w:pStyle w:val="Heading2"/>
         <w:rPr>
           <w:rFonts w:ascii="Tahoma" w:hAnsi="Tahoma" w:cs="Tahoma"/>
         </w:rPr>
@@ -14193,7 +14244,7 @@
     </w:p>
     <w:p>
       <w:pPr>
-        <w:pStyle w:val="Ttulo3"/>
+        <w:pStyle w:val="Heading3"/>
         <w:rPr>
           <w:rFonts w:ascii="Tahoma" w:hAnsi="Tahoma" w:cs="Tahoma"/>
         </w:rPr>
@@ -14236,7 +14287,7 @@
     </w:p>
     <w:p>
       <w:pPr>
-        <w:pStyle w:val="Ttulo3"/>
+        <w:pStyle w:val="Heading3"/>
         <w:rPr>
           <w:rFonts w:ascii="Tahoma" w:hAnsi="Tahoma" w:cs="Tahoma"/>
         </w:rPr>
@@ -14456,7 +14507,7 @@
     </w:p>
     <w:p>
       <w:pPr>
-        <w:pStyle w:val="Ttulo3"/>
+        <w:pStyle w:val="Heading3"/>
         <w:rPr>
           <w:rFonts w:ascii="Tahoma" w:hAnsi="Tahoma" w:cs="Tahoma"/>
         </w:rPr>
@@ -14497,7 +14548,7 @@
                     <pic:cNvPicPr/>
                   </pic:nvPicPr>
                   <pic:blipFill>
-                    <a:blip r:embed="rId22"/>
+                    <a:blip r:embed="rId23"/>
                     <a:stretch>
                       <a:fillRect/>
                     </a:stretch>
@@ -14540,7 +14591,7 @@
     </w:p>
     <w:p>
       <w:pPr>
-        <w:pStyle w:val="Ttulo2"/>
+        <w:pStyle w:val="Heading2"/>
         <w:rPr>
           <w:rFonts w:ascii="Tahoma" w:hAnsi="Tahoma" w:cs="Tahoma"/>
         </w:rPr>
@@ -14613,6 +14664,7 @@
       <w:r>
         <w:rPr>
           <w:rFonts w:ascii="Tahoma" w:hAnsi="Tahoma" w:cs="Tahoma"/>
+          <w:noProof/>
         </w:rPr>
         <w:drawing>
           <wp:inline distT="0" distB="0" distL="0" distR="0" wp14:anchorId="18D5EF06" wp14:editId="04720B61">
@@ -14630,7 +14682,7 @@
                     <pic:cNvPicPr/>
                   </pic:nvPicPr>
                   <pic:blipFill>
-                    <a:blip r:embed="rId23"/>
+                    <a:blip r:embed="rId24"/>
                     <a:stretch>
                       <a:fillRect/>
                     </a:stretch>
@@ -14653,6 +14705,7 @@
       <w:r>
         <w:rPr>
           <w:rFonts w:ascii="Tahoma" w:hAnsi="Tahoma" w:cs="Tahoma"/>
+          <w:noProof/>
         </w:rPr>
         <w:drawing>
           <wp:inline distT="0" distB="0" distL="0" distR="0" wp14:anchorId="54C19599" wp14:editId="219501C0">
@@ -14670,7 +14723,7 @@
                     <pic:cNvPicPr/>
                   </pic:nvPicPr>
                   <pic:blipFill>
-                    <a:blip r:embed="rId24"/>
+                    <a:blip r:embed="rId25"/>
                     <a:stretch>
                       <a:fillRect/>
                     </a:stretch>
@@ -14693,6 +14746,7 @@
       <w:r>
         <w:rPr>
           <w:rFonts w:ascii="Tahoma" w:hAnsi="Tahoma" w:cs="Tahoma"/>
+          <w:noProof/>
         </w:rPr>
         <w:drawing>
           <wp:inline distT="0" distB="0" distL="0" distR="0" wp14:anchorId="0F49882A" wp14:editId="2F32E922">
@@ -14710,7 +14764,7 @@
                     <pic:cNvPicPr/>
                   </pic:nvPicPr>
                   <pic:blipFill>
-                    <a:blip r:embed="rId25"/>
+                    <a:blip r:embed="rId26"/>
                     <a:stretch>
                       <a:fillRect/>
                     </a:stretch>
@@ -14739,6 +14793,7 @@
       <w:r>
         <w:rPr>
           <w:rFonts w:ascii="Tahoma" w:hAnsi="Tahoma" w:cs="Tahoma"/>
+          <w:noProof/>
         </w:rPr>
         <w:drawing>
           <wp:inline distT="0" distB="0" distL="0" distR="0" wp14:anchorId="67A80F1E" wp14:editId="7EB76ECD">
@@ -14756,7 +14811,7 @@
                     <pic:cNvPicPr/>
                   </pic:nvPicPr>
                   <pic:blipFill>
-                    <a:blip r:embed="rId26"/>
+                    <a:blip r:embed="rId27"/>
                     <a:stretch>
                       <a:fillRect/>
                     </a:stretch>
@@ -14829,6 +14884,7 @@
       <w:r>
         <w:rPr>
           <w:rFonts w:ascii="Tahoma" w:hAnsi="Tahoma" w:cs="Tahoma"/>
+          <w:noProof/>
         </w:rPr>
         <w:drawing>
           <wp:inline distT="0" distB="0" distL="0" distR="0" wp14:anchorId="6336D8C4" wp14:editId="522272FE">
@@ -14846,7 +14902,7 @@
                     <pic:cNvPicPr/>
                   </pic:nvPicPr>
                   <pic:blipFill>
-                    <a:blip r:embed="rId27"/>
+                    <a:blip r:embed="rId28"/>
                     <a:stretch>
                       <a:fillRect/>
                     </a:stretch>
@@ -14875,6 +14931,7 @@
       <w:r>
         <w:rPr>
           <w:rFonts w:ascii="Tahoma" w:hAnsi="Tahoma" w:cs="Tahoma"/>
+          <w:noProof/>
         </w:rPr>
         <w:drawing>
           <wp:inline distT="0" distB="0" distL="0" distR="0" wp14:anchorId="678F6C01" wp14:editId="33C0601C">
@@ -14892,7 +14949,7 @@
                     <pic:cNvPicPr/>
                   </pic:nvPicPr>
                   <pic:blipFill>
-                    <a:blip r:embed="rId28"/>
+                    <a:blip r:embed="rId29"/>
                     <a:stretch>
                       <a:fillRect/>
                     </a:stretch>
@@ -14959,6 +15016,7 @@
       <w:r>
         <w:rPr>
           <w:rFonts w:ascii="Tahoma" w:hAnsi="Tahoma" w:cs="Tahoma"/>
+          <w:noProof/>
         </w:rPr>
         <w:drawing>
           <wp:inline distT="0" distB="0" distL="0" distR="0" wp14:anchorId="06D8F9AC" wp14:editId="548D72EC">
@@ -14976,7 +15034,7 @@
                     <pic:cNvPicPr/>
                   </pic:nvPicPr>
                   <pic:blipFill>
-                    <a:blip r:embed="rId29"/>
+                    <a:blip r:embed="rId30"/>
                     <a:stretch>
                       <a:fillRect/>
                     </a:stretch>
@@ -15005,6 +15063,7 @@
       <w:r>
         <w:rPr>
           <w:rFonts w:ascii="Tahoma" w:hAnsi="Tahoma" w:cs="Tahoma"/>
+          <w:noProof/>
         </w:rPr>
         <w:drawing>
           <wp:inline distT="0" distB="0" distL="0" distR="0" wp14:anchorId="6D0A5DED" wp14:editId="432003CF">
@@ -15022,7 +15081,7 @@
                     <pic:cNvPicPr/>
                   </pic:nvPicPr>
                   <pic:blipFill>
-                    <a:blip r:embed="rId30"/>
+                    <a:blip r:embed="rId31"/>
                     <a:stretch>
                       <a:fillRect/>
                     </a:stretch>
@@ -15065,6 +15124,7 @@
       <w:r>
         <w:rPr>
           <w:rFonts w:ascii="Tahoma" w:hAnsi="Tahoma" w:cs="Tahoma"/>
+          <w:noProof/>
         </w:rPr>
         <w:drawing>
           <wp:inline distT="0" distB="0" distL="0" distR="0" wp14:anchorId="10B2EE5C" wp14:editId="4E14A6AD">
@@ -15082,7 +15142,7 @@
                     <pic:cNvPicPr/>
                   </pic:nvPicPr>
                   <pic:blipFill>
-                    <a:blip r:embed="rId31"/>
+                    <a:blip r:embed="rId32"/>
                     <a:stretch>
                       <a:fillRect/>
                     </a:stretch>
@@ -15111,6 +15171,7 @@
       <w:r>
         <w:rPr>
           <w:rFonts w:ascii="Tahoma" w:hAnsi="Tahoma" w:cs="Tahoma"/>
+          <w:noProof/>
         </w:rPr>
         <w:drawing>
           <wp:inline distT="0" distB="0" distL="0" distR="0" wp14:anchorId="27C81441" wp14:editId="560339AF">
@@ -15128,7 +15189,7 @@
                     <pic:cNvPicPr/>
                   </pic:nvPicPr>
                   <pic:blipFill>
-                    <a:blip r:embed="rId32"/>
+                    <a:blip r:embed="rId33"/>
                     <a:stretch>
                       <a:fillRect/>
                     </a:stretch>
@@ -15157,6 +15218,7 @@
       <w:r>
         <w:rPr>
           <w:rFonts w:ascii="Tahoma" w:hAnsi="Tahoma" w:cs="Tahoma"/>
+          <w:noProof/>
         </w:rPr>
         <w:drawing>
           <wp:inline distT="0" distB="0" distL="0" distR="0" wp14:anchorId="15044805" wp14:editId="246F58B1">
@@ -15174,7 +15236,7 @@
                     <pic:cNvPicPr/>
                   </pic:nvPicPr>
                   <pic:blipFill>
-                    <a:blip r:embed="rId33"/>
+                    <a:blip r:embed="rId34"/>
                     <a:stretch>
                       <a:fillRect/>
                     </a:stretch>
@@ -15218,6 +15280,7 @@
       <w:r>
         <w:rPr>
           <w:rFonts w:ascii="Tahoma" w:hAnsi="Tahoma" w:cs="Tahoma"/>
+          <w:noProof/>
         </w:rPr>
         <w:drawing>
           <wp:inline distT="0" distB="0" distL="0" distR="0" wp14:anchorId="3EC89C7C" wp14:editId="6EEFBD96">
@@ -15235,7 +15298,7 @@
                     <pic:cNvPicPr/>
                   </pic:nvPicPr>
                   <pic:blipFill>
-                    <a:blip r:embed="rId34"/>
+                    <a:blip r:embed="rId35"/>
                     <a:stretch>
                       <a:fillRect/>
                     </a:stretch>
@@ -15258,6 +15321,7 @@
       <w:r>
         <w:rPr>
           <w:rFonts w:ascii="Tahoma" w:hAnsi="Tahoma" w:cs="Tahoma"/>
+          <w:noProof/>
         </w:rPr>
         <w:drawing>
           <wp:inline distT="0" distB="0" distL="0" distR="0" wp14:anchorId="125CE84E" wp14:editId="4F75157D">
@@ -15275,7 +15339,7 @@
                     <pic:cNvPicPr/>
                   </pic:nvPicPr>
                   <pic:blipFill>
-                    <a:blip r:embed="rId35"/>
+                    <a:blip r:embed="rId36"/>
                     <a:stretch>
                       <a:fillRect/>
                     </a:stretch>
@@ -15298,6 +15362,7 @@
       <w:r>
         <w:rPr>
           <w:rFonts w:ascii="Tahoma" w:hAnsi="Tahoma" w:cs="Tahoma"/>
+          <w:noProof/>
         </w:rPr>
         <w:drawing>
           <wp:inline distT="0" distB="0" distL="0" distR="0" wp14:anchorId="439220A7" wp14:editId="4B18646E">
@@ -15315,7 +15380,7 @@
                     <pic:cNvPicPr/>
                   </pic:nvPicPr>
                   <pic:blipFill>
-                    <a:blip r:embed="rId36"/>
+                    <a:blip r:embed="rId37"/>
                     <a:stretch>
                       <a:fillRect/>
                     </a:stretch>
@@ -15345,6 +15410,7 @@
       <w:r>
         <w:rPr>
           <w:rFonts w:ascii="Tahoma" w:hAnsi="Tahoma" w:cs="Tahoma"/>
+          <w:noProof/>
         </w:rPr>
         <w:drawing>
           <wp:inline distT="0" distB="0" distL="0" distR="0" wp14:anchorId="4E3F8760" wp14:editId="07397517">
@@ -15362,7 +15428,7 @@
                     <pic:cNvPicPr/>
                   </pic:nvPicPr>
                   <pic:blipFill>
-                    <a:blip r:embed="rId37"/>
+                    <a:blip r:embed="rId38"/>
                     <a:stretch>
                       <a:fillRect/>
                     </a:stretch>
@@ -15385,6 +15451,7 @@
       <w:r>
         <w:rPr>
           <w:rFonts w:ascii="Tahoma" w:hAnsi="Tahoma" w:cs="Tahoma"/>
+          <w:noProof/>
         </w:rPr>
         <w:drawing>
           <wp:inline distT="0" distB="0" distL="0" distR="0" wp14:anchorId="5EF839D2" wp14:editId="02F9D6CA">
@@ -15402,7 +15469,7 @@
                     <pic:cNvPicPr/>
                   </pic:nvPicPr>
                   <pic:blipFill>
-                    <a:blip r:embed="rId38"/>
+                    <a:blip r:embed="rId39"/>
                     <a:stretch>
                       <a:fillRect/>
                     </a:stretch>
@@ -15445,6 +15512,7 @@
       <w:r>
         <w:rPr>
           <w:rFonts w:ascii="Tahoma" w:hAnsi="Tahoma" w:cs="Tahoma"/>
+          <w:noProof/>
         </w:rPr>
         <w:drawing>
           <wp:inline distT="0" distB="0" distL="0" distR="0" wp14:anchorId="662AFA3D" wp14:editId="4E86581E">
@@ -15462,7 +15530,7 @@
                     <pic:cNvPicPr/>
                   </pic:nvPicPr>
                   <pic:blipFill>
-                    <a:blip r:embed="rId39"/>
+                    <a:blip r:embed="rId40"/>
                     <a:stretch>
                       <a:fillRect/>
                     </a:stretch>
@@ -15485,6 +15553,7 @@
       <w:r>
         <w:rPr>
           <w:rFonts w:ascii="Tahoma" w:hAnsi="Tahoma" w:cs="Tahoma"/>
+          <w:noProof/>
         </w:rPr>
         <w:drawing>
           <wp:inline distT="0" distB="0" distL="0" distR="0" wp14:anchorId="5246D1A1" wp14:editId="224AB0F8">
@@ -15502,7 +15571,7 @@
                     <pic:cNvPicPr/>
                   </pic:nvPicPr>
                   <pic:blipFill>
-                    <a:blip r:embed="rId40"/>
+                    <a:blip r:embed="rId41"/>
                     <a:stretch>
                       <a:fillRect/>
                     </a:stretch>
@@ -15525,6 +15594,7 @@
       <w:r>
         <w:rPr>
           <w:rFonts w:ascii="Tahoma" w:hAnsi="Tahoma" w:cs="Tahoma"/>
+          <w:noProof/>
         </w:rPr>
         <w:drawing>
           <wp:inline distT="0" distB="0" distL="0" distR="0" wp14:anchorId="7352D806" wp14:editId="5F742F22">
@@ -15542,7 +15612,7 @@
                     <pic:cNvPicPr/>
                   </pic:nvPicPr>
                   <pic:blipFill>
-                    <a:blip r:embed="rId41"/>
+                    <a:blip r:embed="rId42"/>
                     <a:stretch>
                       <a:fillRect/>
                     </a:stretch>
@@ -15585,6 +15655,7 @@
       <w:r>
         <w:rPr>
           <w:rFonts w:ascii="Tahoma" w:hAnsi="Tahoma" w:cs="Tahoma"/>
+          <w:noProof/>
         </w:rPr>
         <w:drawing>
           <wp:inline distT="0" distB="0" distL="0" distR="0" wp14:anchorId="06866389" wp14:editId="21D97F69">
@@ -15602,7 +15673,7 @@
                     <pic:cNvPicPr/>
                   </pic:nvPicPr>
                   <pic:blipFill>
-                    <a:blip r:embed="rId42"/>
+                    <a:blip r:embed="rId43"/>
                     <a:stretch>
                       <a:fillRect/>
                     </a:stretch>
@@ -15625,6 +15696,7 @@
       <w:r>
         <w:rPr>
           <w:rFonts w:ascii="Tahoma" w:hAnsi="Tahoma" w:cs="Tahoma"/>
+          <w:noProof/>
         </w:rPr>
         <w:drawing>
           <wp:inline distT="0" distB="0" distL="0" distR="0" wp14:anchorId="430D5D8D" wp14:editId="5E4CF224">
@@ -15642,7 +15714,7 @@
                     <pic:cNvPicPr/>
                   </pic:nvPicPr>
                   <pic:blipFill>
-                    <a:blip r:embed="rId43"/>
+                    <a:blip r:embed="rId44"/>
                     <a:stretch>
                       <a:fillRect/>
                     </a:stretch>
@@ -15715,7 +15787,7 @@
                     <pic:cNvPicPr/>
                   </pic:nvPicPr>
                   <pic:blipFill>
-                    <a:blip r:embed="rId44"/>
+                    <a:blip r:embed="rId45"/>
                     <a:stretch>
                       <a:fillRect/>
                     </a:stretch>
@@ -15757,7 +15829,7 @@
     </w:p>
     <w:p>
       <w:pPr>
-        <w:pStyle w:val="Ttulo1"/>
+        <w:pStyle w:val="Heading1"/>
         <w:pBdr>
           <w:bottom w:val="single" w:sz="4" w:space="1" w:color="auto"/>
           <w:right w:val="single" w:sz="4" w:space="4" w:color="auto"/>
@@ -15799,7 +15871,7 @@
     </w:p>
     <w:p>
       <w:pPr>
-        <w:pStyle w:val="Ttulo2"/>
+        <w:pStyle w:val="Heading2"/>
         <w:rPr>
           <w:rFonts w:ascii="Tahoma" w:hAnsi="Tahoma" w:cs="Tahoma"/>
         </w:rPr>
@@ -15917,7 +15989,7 @@
     </w:p>
     <w:p>
       <w:pPr>
-        <w:pStyle w:val="Ttulo2"/>
+        <w:pStyle w:val="Heading2"/>
         <w:rPr>
           <w:rFonts w:ascii="Tahoma" w:hAnsi="Tahoma" w:cs="Tahoma"/>
         </w:rPr>
@@ -16503,7 +16575,7 @@
     </w:p>
     <w:p>
       <w:pPr>
-        <w:pStyle w:val="Ttulo2"/>
+        <w:pStyle w:val="Heading2"/>
         <w:rPr>
           <w:rFonts w:ascii="Tahoma" w:hAnsi="Tahoma" w:cs="Tahoma"/>
         </w:rPr>
@@ -16561,7 +16633,7 @@
     </w:p>
     <w:p>
       <w:pPr>
-        <w:pStyle w:val="Ttulo3"/>
+        <w:pStyle w:val="Heading3"/>
         <w:rPr>
           <w:rFonts w:ascii="Tahoma" w:hAnsi="Tahoma" w:cs="Tahoma"/>
           <w:b/>
@@ -16603,7 +16675,7 @@
     </w:p>
     <w:p>
       <w:pPr>
-        <w:pStyle w:val="Ttulo3"/>
+        <w:pStyle w:val="Heading3"/>
         <w:rPr>
           <w:rFonts w:ascii="Tahoma" w:hAnsi="Tahoma" w:cs="Tahoma"/>
           <w:b/>
@@ -16639,7 +16711,7 @@
     </w:p>
     <w:p>
       <w:pPr>
-        <w:pStyle w:val="Ttulo3"/>
+        <w:pStyle w:val="Heading3"/>
         <w:rPr>
           <w:rFonts w:ascii="Tahoma" w:hAnsi="Tahoma" w:cs="Tahoma"/>
           <w:b/>
@@ -16676,7 +16748,7 @@
     <w:p/>
     <w:p>
       <w:pPr>
-        <w:pStyle w:val="Ttulo3"/>
+        <w:pStyle w:val="Heading3"/>
         <w:rPr>
           <w:rFonts w:ascii="Tahoma" w:hAnsi="Tahoma" w:cs="Tahoma"/>
           <w:b/>
@@ -16713,7 +16785,7 @@
     </w:p>
     <w:p>
       <w:pPr>
-        <w:pStyle w:val="Ttulo3"/>
+        <w:pStyle w:val="Heading3"/>
         <w:rPr>
           <w:rFonts w:ascii="Tahoma" w:hAnsi="Tahoma" w:cs="Tahoma"/>
           <w:b/>
@@ -16800,7 +16872,7 @@
     </w:p>
     <w:p>
       <w:pPr>
-        <w:pStyle w:val="Ttulo2"/>
+        <w:pStyle w:val="Heading2"/>
         <w:rPr>
           <w:rFonts w:ascii="Tahoma" w:hAnsi="Tahoma" w:cs="Tahoma"/>
         </w:rPr>
@@ -16829,7 +16901,7 @@
     </w:p>
     <w:p>
       <w:pPr>
-        <w:pStyle w:val="Ttulo3"/>
+        <w:pStyle w:val="Heading3"/>
         <w:rPr>
           <w:rFonts w:ascii="Tahoma" w:hAnsi="Tahoma" w:cs="Tahoma"/>
         </w:rPr>
@@ -16862,7 +16934,7 @@
     </w:p>
     <w:p>
       <w:pPr>
-        <w:pStyle w:val="Ttulo4"/>
+        <w:pStyle w:val="Heading4"/>
         <w:rPr>
           <w:rFonts w:ascii="Tahoma" w:hAnsi="Tahoma" w:cs="Tahoma"/>
         </w:rPr>
@@ -16900,7 +16972,7 @@
     </w:p>
     <w:p>
       <w:pPr>
-        <w:pStyle w:val="Ttulo4"/>
+        <w:pStyle w:val="Heading4"/>
         <w:rPr>
           <w:rFonts w:ascii="Tahoma" w:hAnsi="Tahoma" w:cs="Tahoma"/>
         </w:rPr>
@@ -16938,7 +17010,7 @@
     </w:p>
     <w:p>
       <w:pPr>
-        <w:pStyle w:val="Ttulo4"/>
+        <w:pStyle w:val="Heading4"/>
         <w:rPr>
           <w:rFonts w:ascii="Tahoma" w:hAnsi="Tahoma" w:cs="Tahoma"/>
         </w:rPr>
@@ -16997,7 +17069,7 @@
     </w:p>
     <w:p>
       <w:pPr>
-        <w:pStyle w:val="Ttulo1"/>
+        <w:pStyle w:val="Heading1"/>
         <w:pBdr>
           <w:bottom w:val="single" w:sz="4" w:space="1" w:color="auto"/>
           <w:right w:val="single" w:sz="4" w:space="4" w:color="auto"/>
@@ -17039,7 +17111,7 @@
     </w:p>
     <w:p>
       <w:pPr>
-        <w:pStyle w:val="Ttulo2"/>
+        <w:pStyle w:val="Heading2"/>
         <w:rPr>
           <w:rFonts w:ascii="Tahoma" w:hAnsi="Tahoma" w:cs="Tahoma"/>
         </w:rPr>
@@ -17727,7 +17799,7 @@
     </w:p>
     <w:p>
       <w:pPr>
-        <w:pStyle w:val="Ttulo2"/>
+        <w:pStyle w:val="Heading2"/>
         <w:rPr>
           <w:rFonts w:ascii="Tahoma" w:hAnsi="Tahoma" w:cs="Tahoma"/>
         </w:rPr>
@@ -17788,7 +17860,7 @@
     </w:p>
     <w:p>
       <w:pPr>
-        <w:pStyle w:val="Prrafodelista"/>
+        <w:pStyle w:val="ListParagraph"/>
         <w:numPr>
           <w:ilvl w:val="0"/>
           <w:numId w:val="5"/>
@@ -17807,7 +17879,7 @@
     </w:p>
     <w:p>
       <w:pPr>
-        <w:pStyle w:val="Prrafodelista"/>
+        <w:pStyle w:val="ListParagraph"/>
         <w:numPr>
           <w:ilvl w:val="0"/>
           <w:numId w:val="5"/>
@@ -17826,7 +17898,7 @@
     </w:p>
     <w:p>
       <w:pPr>
-        <w:pStyle w:val="Prrafodelista"/>
+        <w:pStyle w:val="ListParagraph"/>
         <w:numPr>
           <w:ilvl w:val="0"/>
           <w:numId w:val="5"/>
@@ -17845,7 +17917,7 @@
     </w:p>
     <w:p>
       <w:pPr>
-        <w:pStyle w:val="Prrafodelista"/>
+        <w:pStyle w:val="ListParagraph"/>
         <w:numPr>
           <w:ilvl w:val="0"/>
           <w:numId w:val="5"/>
@@ -17878,7 +17950,7 @@
     </w:p>
     <w:p>
       <w:pPr>
-        <w:pStyle w:val="Prrafodelista"/>
+        <w:pStyle w:val="ListParagraph"/>
         <w:numPr>
           <w:ilvl w:val="0"/>
           <w:numId w:val="5"/>
@@ -17897,7 +17969,7 @@
     </w:p>
     <w:p>
       <w:pPr>
-        <w:pStyle w:val="Prrafodelista"/>
+        <w:pStyle w:val="ListParagraph"/>
         <w:numPr>
           <w:ilvl w:val="0"/>
           <w:numId w:val="5"/>
@@ -17916,7 +17988,7 @@
     </w:p>
     <w:p>
       <w:pPr>
-        <w:pStyle w:val="Prrafodelista"/>
+        <w:pStyle w:val="ListParagraph"/>
         <w:numPr>
           <w:ilvl w:val="0"/>
           <w:numId w:val="5"/>
@@ -17949,7 +18021,7 @@
     </w:p>
     <w:p>
       <w:pPr>
-        <w:pStyle w:val="Prrafodelista"/>
+        <w:pStyle w:val="ListParagraph"/>
         <w:numPr>
           <w:ilvl w:val="0"/>
           <w:numId w:val="5"/>
@@ -17968,7 +18040,7 @@
     </w:p>
     <w:p>
       <w:pPr>
-        <w:pStyle w:val="Prrafodelista"/>
+        <w:pStyle w:val="ListParagraph"/>
         <w:numPr>
           <w:ilvl w:val="0"/>
           <w:numId w:val="5"/>
@@ -18001,7 +18073,7 @@
     </w:p>
     <w:p>
       <w:pPr>
-        <w:pStyle w:val="Prrafodelista"/>
+        <w:pStyle w:val="ListParagraph"/>
         <w:numPr>
           <w:ilvl w:val="0"/>
           <w:numId w:val="5"/>
@@ -18020,7 +18092,7 @@
     </w:p>
     <w:p>
       <w:pPr>
-        <w:pStyle w:val="Prrafodelista"/>
+        <w:pStyle w:val="ListParagraph"/>
         <w:numPr>
           <w:ilvl w:val="0"/>
           <w:numId w:val="5"/>
@@ -18039,7 +18111,7 @@
     </w:p>
     <w:p>
       <w:pPr>
-        <w:pStyle w:val="Prrafodelista"/>
+        <w:pStyle w:val="ListParagraph"/>
         <w:numPr>
           <w:ilvl w:val="0"/>
           <w:numId w:val="5"/>
@@ -18084,7 +18156,7 @@
     </w:p>
     <w:p>
       <w:pPr>
-        <w:pStyle w:val="Prrafodelista"/>
+        <w:pStyle w:val="ListParagraph"/>
         <w:numPr>
           <w:ilvl w:val="0"/>
           <w:numId w:val="5"/>
@@ -18103,7 +18175,7 @@
     </w:p>
     <w:p>
       <w:pPr>
-        <w:pStyle w:val="Prrafodelista"/>
+        <w:pStyle w:val="ListParagraph"/>
         <w:numPr>
           <w:ilvl w:val="0"/>
           <w:numId w:val="5"/>
@@ -18122,7 +18194,7 @@
     </w:p>
     <w:p>
       <w:pPr>
-        <w:pStyle w:val="Prrafodelista"/>
+        <w:pStyle w:val="ListParagraph"/>
         <w:numPr>
           <w:ilvl w:val="0"/>
           <w:numId w:val="5"/>
@@ -18155,7 +18227,7 @@
     </w:p>
     <w:p>
       <w:pPr>
-        <w:pStyle w:val="Prrafodelista"/>
+        <w:pStyle w:val="ListParagraph"/>
         <w:numPr>
           <w:ilvl w:val="0"/>
           <w:numId w:val="5"/>
@@ -18174,7 +18246,7 @@
     </w:p>
     <w:p>
       <w:pPr>
-        <w:pStyle w:val="Prrafodelista"/>
+        <w:pStyle w:val="ListParagraph"/>
         <w:numPr>
           <w:ilvl w:val="0"/>
           <w:numId w:val="5"/>
@@ -18193,7 +18265,7 @@
     </w:p>
     <w:p>
       <w:pPr>
-        <w:pStyle w:val="Prrafodelista"/>
+        <w:pStyle w:val="ListParagraph"/>
         <w:numPr>
           <w:ilvl w:val="0"/>
           <w:numId w:val="5"/>
@@ -18277,7 +18349,7 @@
     </w:p>
     <w:p>
       <w:pPr>
-        <w:pStyle w:val="Prrafodelista"/>
+        <w:pStyle w:val="ListParagraph"/>
         <w:numPr>
           <w:ilvl w:val="0"/>
           <w:numId w:val="6"/>
@@ -18296,7 +18368,7 @@
     </w:p>
     <w:p>
       <w:pPr>
-        <w:pStyle w:val="Prrafodelista"/>
+        <w:pStyle w:val="ListParagraph"/>
         <w:numPr>
           <w:ilvl w:val="0"/>
           <w:numId w:val="6"/>
@@ -18315,7 +18387,7 @@
     </w:p>
     <w:p>
       <w:pPr>
-        <w:pStyle w:val="Prrafodelista"/>
+        <w:pStyle w:val="ListParagraph"/>
         <w:numPr>
           <w:ilvl w:val="0"/>
           <w:numId w:val="6"/>
@@ -18334,7 +18406,7 @@
     </w:p>
     <w:p>
       <w:pPr>
-        <w:pStyle w:val="Prrafodelista"/>
+        <w:pStyle w:val="ListParagraph"/>
         <w:numPr>
           <w:ilvl w:val="0"/>
           <w:numId w:val="6"/>
@@ -18367,7 +18439,7 @@
     </w:p>
     <w:p>
       <w:pPr>
-        <w:pStyle w:val="Prrafodelista"/>
+        <w:pStyle w:val="ListParagraph"/>
         <w:numPr>
           <w:ilvl w:val="0"/>
           <w:numId w:val="6"/>
@@ -18386,7 +18458,7 @@
     </w:p>
     <w:p>
       <w:pPr>
-        <w:pStyle w:val="Prrafodelista"/>
+        <w:pStyle w:val="ListParagraph"/>
         <w:numPr>
           <w:ilvl w:val="0"/>
           <w:numId w:val="6"/>
@@ -18405,7 +18477,7 @@
     </w:p>
     <w:p>
       <w:pPr>
-        <w:pStyle w:val="Prrafodelista"/>
+        <w:pStyle w:val="ListParagraph"/>
         <w:numPr>
           <w:ilvl w:val="0"/>
           <w:numId w:val="6"/>
@@ -18438,7 +18510,7 @@
     </w:p>
     <w:p>
       <w:pPr>
-        <w:pStyle w:val="Prrafodelista"/>
+        <w:pStyle w:val="ListParagraph"/>
         <w:numPr>
           <w:ilvl w:val="0"/>
           <w:numId w:val="6"/>
@@ -18457,7 +18529,7 @@
     </w:p>
     <w:p>
       <w:pPr>
-        <w:pStyle w:val="Prrafodelista"/>
+        <w:pStyle w:val="ListParagraph"/>
         <w:numPr>
           <w:ilvl w:val="0"/>
           <w:numId w:val="6"/>
@@ -18476,7 +18548,7 @@
     </w:p>
     <w:p>
       <w:pPr>
-        <w:pStyle w:val="Prrafodelista"/>
+        <w:pStyle w:val="ListParagraph"/>
         <w:numPr>
           <w:ilvl w:val="0"/>
           <w:numId w:val="6"/>
@@ -18495,7 +18567,7 @@
     </w:p>
     <w:p>
       <w:pPr>
-        <w:pStyle w:val="Prrafodelista"/>
+        <w:pStyle w:val="ListParagraph"/>
         <w:numPr>
           <w:ilvl w:val="0"/>
           <w:numId w:val="6"/>
@@ -18528,7 +18600,7 @@
     </w:p>
     <w:p>
       <w:pPr>
-        <w:pStyle w:val="Prrafodelista"/>
+        <w:pStyle w:val="ListParagraph"/>
         <w:numPr>
           <w:ilvl w:val="0"/>
           <w:numId w:val="6"/>
@@ -18547,7 +18619,7 @@
     </w:p>
     <w:p>
       <w:pPr>
-        <w:pStyle w:val="Prrafodelista"/>
+        <w:pStyle w:val="ListParagraph"/>
         <w:numPr>
           <w:ilvl w:val="0"/>
           <w:numId w:val="6"/>
@@ -18566,7 +18638,7 @@
     </w:p>
     <w:p>
       <w:pPr>
-        <w:pStyle w:val="Prrafodelista"/>
+        <w:pStyle w:val="ListParagraph"/>
         <w:numPr>
           <w:ilvl w:val="0"/>
           <w:numId w:val="6"/>
@@ -18599,7 +18671,7 @@
     </w:p>
     <w:p>
       <w:pPr>
-        <w:pStyle w:val="Prrafodelista"/>
+        <w:pStyle w:val="ListParagraph"/>
         <w:numPr>
           <w:ilvl w:val="0"/>
           <w:numId w:val="6"/>
@@ -18618,7 +18690,7 @@
     </w:p>
     <w:p>
       <w:pPr>
-        <w:pStyle w:val="Prrafodelista"/>
+        <w:pStyle w:val="ListParagraph"/>
         <w:numPr>
           <w:ilvl w:val="0"/>
           <w:numId w:val="6"/>
@@ -18637,7 +18709,7 @@
     </w:p>
     <w:p>
       <w:pPr>
-        <w:pStyle w:val="Prrafodelista"/>
+        <w:pStyle w:val="ListParagraph"/>
         <w:numPr>
           <w:ilvl w:val="0"/>
           <w:numId w:val="6"/>
@@ -18656,7 +18728,7 @@
     </w:p>
     <w:p>
       <w:pPr>
-        <w:pStyle w:val="Prrafodelista"/>
+        <w:pStyle w:val="ListParagraph"/>
         <w:numPr>
           <w:ilvl w:val="0"/>
           <w:numId w:val="6"/>
@@ -18689,7 +18761,7 @@
     </w:p>
     <w:p>
       <w:pPr>
-        <w:pStyle w:val="Prrafodelista"/>
+        <w:pStyle w:val="ListParagraph"/>
         <w:numPr>
           <w:ilvl w:val="0"/>
           <w:numId w:val="6"/>
@@ -18708,7 +18780,7 @@
     </w:p>
     <w:p>
       <w:pPr>
-        <w:pStyle w:val="Prrafodelista"/>
+        <w:pStyle w:val="ListParagraph"/>
         <w:numPr>
           <w:ilvl w:val="0"/>
           <w:numId w:val="6"/>
@@ -18727,7 +18799,7 @@
     </w:p>
     <w:p>
       <w:pPr>
-        <w:pStyle w:val="Prrafodelista"/>
+        <w:pStyle w:val="ListParagraph"/>
         <w:numPr>
           <w:ilvl w:val="0"/>
           <w:numId w:val="6"/>
@@ -18820,7 +18892,7 @@
     </w:p>
     <w:p>
       <w:pPr>
-        <w:pStyle w:val="Prrafodelista"/>
+        <w:pStyle w:val="ListParagraph"/>
         <w:numPr>
           <w:ilvl w:val="0"/>
           <w:numId w:val="8"/>
@@ -18839,7 +18911,7 @@
     </w:p>
     <w:p>
       <w:pPr>
-        <w:pStyle w:val="Prrafodelista"/>
+        <w:pStyle w:val="ListParagraph"/>
         <w:numPr>
           <w:ilvl w:val="0"/>
           <w:numId w:val="8"/>
@@ -18858,7 +18930,7 @@
     </w:p>
     <w:p>
       <w:pPr>
-        <w:pStyle w:val="Prrafodelista"/>
+        <w:pStyle w:val="ListParagraph"/>
         <w:numPr>
           <w:ilvl w:val="0"/>
           <w:numId w:val="8"/>
@@ -18893,7 +18965,7 @@
     </w:p>
     <w:p>
       <w:pPr>
-        <w:pStyle w:val="Prrafodelista"/>
+        <w:pStyle w:val="ListParagraph"/>
         <w:numPr>
           <w:ilvl w:val="0"/>
           <w:numId w:val="7"/>
@@ -18912,7 +18984,7 @@
     </w:p>
     <w:p>
       <w:pPr>
-        <w:pStyle w:val="Prrafodelista"/>
+        <w:pStyle w:val="ListParagraph"/>
         <w:numPr>
           <w:ilvl w:val="0"/>
           <w:numId w:val="7"/>
@@ -18945,7 +19017,7 @@
     </w:p>
     <w:p>
       <w:pPr>
-        <w:pStyle w:val="Prrafodelista"/>
+        <w:pStyle w:val="ListParagraph"/>
         <w:numPr>
           <w:ilvl w:val="0"/>
           <w:numId w:val="7"/>
@@ -18964,7 +19036,7 @@
     </w:p>
     <w:p>
       <w:pPr>
-        <w:pStyle w:val="Prrafodelista"/>
+        <w:pStyle w:val="ListParagraph"/>
         <w:numPr>
           <w:ilvl w:val="0"/>
           <w:numId w:val="7"/>
@@ -19002,7 +19074,7 @@
     </w:p>
     <w:p>
       <w:pPr>
-        <w:pStyle w:val="Ttulo1"/>
+        <w:pStyle w:val="Heading1"/>
         <w:pBdr>
           <w:bottom w:val="single" w:sz="4" w:space="1" w:color="auto"/>
           <w:right w:val="single" w:sz="4" w:space="4" w:color="auto"/>
@@ -19044,7 +19116,7 @@
     </w:p>
     <w:p>
       <w:pPr>
-        <w:pStyle w:val="Ttulo2"/>
+        <w:pStyle w:val="Heading2"/>
         <w:rPr>
           <w:rFonts w:ascii="Tahoma" w:hAnsi="Tahoma" w:cs="Tahoma"/>
         </w:rPr>
@@ -19104,7 +19176,7 @@
     </w:p>
     <w:p>
       <w:pPr>
-        <w:pStyle w:val="Ttulo2"/>
+        <w:pStyle w:val="Heading2"/>
         <w:rPr>
           <w:rFonts w:ascii="Tahoma" w:hAnsi="Tahoma" w:cs="Tahoma"/>
         </w:rPr>
@@ -19814,7 +19886,7 @@
     </w:p>
     <w:p>
       <w:pPr>
-        <w:pStyle w:val="Ttulo1"/>
+        <w:pStyle w:val="Heading1"/>
         <w:pBdr>
           <w:bottom w:val="single" w:sz="4" w:space="1" w:color="auto"/>
           <w:right w:val="single" w:sz="4" w:space="4" w:color="auto"/>
@@ -19840,7 +19912,7 @@
     </w:p>
     <w:p>
       <w:pPr>
-        <w:pStyle w:val="Ttulo2"/>
+        <w:pStyle w:val="Heading2"/>
         <w:rPr>
           <w:rFonts w:ascii="Tahoma" w:hAnsi="Tahoma" w:cs="Tahoma"/>
         </w:rPr>
@@ -19917,7 +19989,7 @@
     </w:p>
     <w:p>
       <w:pPr>
-        <w:pStyle w:val="Prrafodelista"/>
+        <w:pStyle w:val="ListParagraph"/>
         <w:numPr>
           <w:ilvl w:val="0"/>
           <w:numId w:val="2"/>
@@ -19943,7 +20015,7 @@
     </w:p>
     <w:p>
       <w:pPr>
-        <w:pStyle w:val="Prrafodelista"/>
+        <w:pStyle w:val="ListParagraph"/>
         <w:numPr>
           <w:ilvl w:val="0"/>
           <w:numId w:val="2"/>
@@ -19969,7 +20041,7 @@
     </w:p>
     <w:p>
       <w:pPr>
-        <w:pStyle w:val="Prrafodelista"/>
+        <w:pStyle w:val="ListParagraph"/>
         <w:numPr>
           <w:ilvl w:val="0"/>
           <w:numId w:val="2"/>
@@ -19995,7 +20067,7 @@
     </w:p>
     <w:p>
       <w:pPr>
-        <w:pStyle w:val="Prrafodelista"/>
+        <w:pStyle w:val="ListParagraph"/>
         <w:ind w:left="360"/>
         <w:rPr>
           <w:rFonts w:ascii="Tahoma" w:hAnsi="Tahoma" w:cs="Tahoma"/>
@@ -20030,10 +20102,10 @@
       </w:r>
     </w:p>
     <w:sectPr>
-      <w:headerReference w:type="even" r:id="rId45"/>
-      <w:headerReference w:type="default" r:id="rId46"/>
-      <w:footerReference w:type="even" r:id="rId47"/>
-      <w:footerReference w:type="default" r:id="rId48"/>
+      <w:headerReference w:type="even" r:id="rId46"/>
+      <w:headerReference w:type="default" r:id="rId47"/>
+      <w:footerReference w:type="even" r:id="rId48"/>
+      <w:footerReference w:type="default" r:id="rId49"/>
       <w:pgSz w:w="11906" w:h="16838" w:code="9"/>
       <w:pgMar w:top="1418" w:right="1701" w:bottom="1418" w:left="1701" w:header="567" w:footer="567" w:gutter="0"/>
       <w:cols w:space="708"/>
@@ -20097,7 +20169,7 @@
         </w:tcPr>
         <w:p>
           <w:pPr>
-            <w:pStyle w:val="Piedepgina"/>
+            <w:pStyle w:val="Footer"/>
             <w:jc w:val="right"/>
             <w:rPr>
               <w:rFonts w:ascii="Tahoma" w:hAnsi="Tahoma" w:cs="Tahoma"/>
@@ -20150,7 +20222,7 @@
         </w:tcPr>
         <w:p>
           <w:pPr>
-            <w:pStyle w:val="Piedepgina"/>
+            <w:pStyle w:val="Footer"/>
             <w:spacing w:line="480" w:lineRule="auto"/>
             <w:rPr>
               <w:u w:val="single"/>
@@ -20165,7 +20237,7 @@
   </w:tbl>
   <w:p>
     <w:pPr>
-      <w:pStyle w:val="Piedepgina"/>
+      <w:pStyle w:val="Footer"/>
     </w:pPr>
   </w:p>
 </w:ftr>
@@ -20198,7 +20270,7 @@
         </w:tcPr>
         <w:p>
           <w:pPr>
-            <w:pStyle w:val="Piedepgina"/>
+            <w:pStyle w:val="Footer"/>
             <w:jc w:val="right"/>
           </w:pPr>
           <w:r>
@@ -20216,7 +20288,7 @@
         </w:tcPr>
         <w:p>
           <w:pPr>
-            <w:pStyle w:val="Encabezado"/>
+            <w:pStyle w:val="Header"/>
             <w:rPr>
               <w:color w:val="FFFFFF" w:themeColor="background1"/>
             </w:rPr>
@@ -20250,7 +20322,7 @@
   </w:tbl>
   <w:p>
     <w:pPr>
-      <w:pStyle w:val="Piedepgina"/>
+      <w:pStyle w:val="Footer"/>
     </w:pPr>
   </w:p>
 </w:ftr>
@@ -20285,7 +20357,7 @@
 <w:hdr xmlns:wpc="http://schemas.microsoft.com/office/word/2010/wordprocessingCanvas" xmlns:cx="http://schemas.microsoft.com/office/drawing/2014/chartex" xmlns:cx1="http://schemas.microsoft.com/office/drawing/2015/9/8/chartex" xmlns:cx2="http://schemas.microsoft.com/office/drawing/2015/10/21/chartex" xmlns:cx3="http://schemas.microsoft.com/office/drawing/2016/5/9/chartex" xmlns:cx4="http://schemas.microsoft.com/office/drawing/2016/5/10/chartex" xmlns:cx5="http://schemas.microsoft.com/office/drawing/2016/5/11/chartex" xmlns:cx6="http://schemas.microsoft.com/office/drawing/2016/5/12/chartex" xmlns:cx7="http://schemas.microsoft.com/office/drawing/2016/5/13/chartex" xmlns:cx8="http://schemas.microsoft.com/office/drawing/2016/5/14/chartex" xmlns:mc="http://schemas.openxmlformats.org/markup-compatibility/2006" xmlns:aink="http://schemas.microsoft.com/office/drawing/2016/ink" xmlns:am3d="http://schemas.microsoft.com/office/drawing/2017/model3d" xmlns:o="urn:schemas-microsoft-com:office:office" xmlns:oel="http://schemas.microsoft.com/office/2019/extlst" xmlns:r="http://schemas.openxmlformats.org/officeDocument/2006/relationships" xmlns:m="http://schemas.openxmlformats.org/officeDocument/2006/math" xmlns:v="urn:schemas-microsoft-com:vml" xmlns:wp14="http://schemas.microsoft.com/office/word/2010/wordprocessingDrawing" xmlns:wp="http://schemas.openxmlformats.org/drawingml/2006/wordprocessingDrawing" xmlns:w10="urn:schemas-microsoft-com:office:word" xmlns:w="http://schemas.openxmlformats.org/wordprocessingml/2006/main" xmlns:w14="http://schemas.microsoft.com/office/word/2010/wordml" xmlns:w15="http://schemas.microsoft.com/office/word/2012/wordml" xmlns:w16cex="http://schemas.microsoft.com/office/word/2018/wordml/cex" xmlns:w16cid="http://schemas.microsoft.com/office/word/2016/wordml/cid" xmlns:w16="http://schemas.microsoft.com/office/word/2018/wordml" xmlns:w16du="http://schemas.microsoft.com/office/word/2023/wordml/word16du" xmlns:w16sdtdh="http://schemas.microsoft.com/office/word/2020/wordml/sdtdatahash" xmlns:w16sdtfl="http://schemas.microsoft.com/office/word/2024/wordml/sdtformatlock" xmlns:w16se="http://schemas.microsoft.com/office/word/2015/wordml/symex" xmlns:wpg="http://schemas.microsoft.com/office/word/2010/wordprocessingGroup" xmlns:wpi="http://schemas.microsoft.com/office/word/2010/wordprocessingInk" xmlns:wne="http://schemas.microsoft.com/office/word/2006/wordml" xmlns:wps="http://schemas.microsoft.com/office/word/2010/wordprocessingShape" mc:Ignorable="w14 w15 w16se w16cid w16 w16cex w16sdtdh w16sdtfl w16du wp14">
   <w:p>
     <w:pPr>
-      <w:pStyle w:val="Encabezado"/>
+      <w:pStyle w:val="Header"/>
       <w:pBdr>
         <w:bottom w:val="thickThinSmallGap" w:sz="24" w:space="1" w:color="585858" w:themeColor="accent2" w:themeShade="7F"/>
       </w:pBdr>
@@ -20341,7 +20413,7 @@
 <w:hdr xmlns:wpc="http://schemas.microsoft.com/office/word/2010/wordprocessingCanvas" xmlns:cx="http://schemas.microsoft.com/office/drawing/2014/chartex" xmlns:cx1="http://schemas.microsoft.com/office/drawing/2015/9/8/chartex" xmlns:cx2="http://schemas.microsoft.com/office/drawing/2015/10/21/chartex" xmlns:cx3="http://schemas.microsoft.com/office/drawing/2016/5/9/chartex" xmlns:cx4="http://schemas.microsoft.com/office/drawing/2016/5/10/chartex" xmlns:cx5="http://schemas.microsoft.com/office/drawing/2016/5/11/chartex" xmlns:cx6="http://schemas.microsoft.com/office/drawing/2016/5/12/chartex" xmlns:cx7="http://schemas.microsoft.com/office/drawing/2016/5/13/chartex" xmlns:cx8="http://schemas.microsoft.com/office/drawing/2016/5/14/chartex" xmlns:mc="http://schemas.openxmlformats.org/markup-compatibility/2006" xmlns:aink="http://schemas.microsoft.com/office/drawing/2016/ink" xmlns:am3d="http://schemas.microsoft.com/office/drawing/2017/model3d" xmlns:o="urn:schemas-microsoft-com:office:office" xmlns:oel="http://schemas.microsoft.com/office/2019/extlst" xmlns:r="http://schemas.openxmlformats.org/officeDocument/2006/relationships" xmlns:m="http://schemas.openxmlformats.org/officeDocument/2006/math" xmlns:v="urn:schemas-microsoft-com:vml" xmlns:wp14="http://schemas.microsoft.com/office/word/2010/wordprocessingDrawing" xmlns:wp="http://schemas.openxmlformats.org/drawingml/2006/wordprocessingDrawing" xmlns:w10="urn:schemas-microsoft-com:office:word" xmlns:w="http://schemas.openxmlformats.org/wordprocessingml/2006/main" xmlns:w14="http://schemas.microsoft.com/office/word/2010/wordml" xmlns:w15="http://schemas.microsoft.com/office/word/2012/wordml" xmlns:w16cex="http://schemas.microsoft.com/office/word/2018/wordml/cex" xmlns:w16cid="http://schemas.microsoft.com/office/word/2016/wordml/cid" xmlns:w16="http://schemas.microsoft.com/office/word/2018/wordml" xmlns:w16du="http://schemas.microsoft.com/office/word/2023/wordml/word16du" xmlns:w16sdtdh="http://schemas.microsoft.com/office/word/2020/wordml/sdtdatahash" xmlns:w16sdtfl="http://schemas.microsoft.com/office/word/2024/wordml/sdtformatlock" xmlns:w16se="http://schemas.microsoft.com/office/word/2015/wordml/symex" xmlns:wpg="http://schemas.microsoft.com/office/word/2010/wordprocessingGroup" xmlns:wpi="http://schemas.microsoft.com/office/word/2010/wordprocessingInk" xmlns:wne="http://schemas.microsoft.com/office/word/2006/wordml" xmlns:wps="http://schemas.microsoft.com/office/word/2010/wordprocessingShape" mc:Ignorable="w14 w15 w16se w16cid w16 w16cex w16sdtdh w16sdtfl w16du wp14">
   <w:p>
     <w:pPr>
-      <w:pStyle w:val="Encabezado"/>
+      <w:pStyle w:val="Header"/>
       <w:pBdr>
         <w:bottom w:val="thickThinSmallGap" w:sz="24" w:space="1" w:color="585858" w:themeColor="accent2" w:themeShade="7F"/>
       </w:pBdr>
@@ -20798,7 +20870,7 @@
     <w:lvl w:ilvl="0">
       <w:start w:val="1"/>
       <w:numFmt w:val="decimal"/>
-      <w:pStyle w:val="Ttulo1"/>
+      <w:pStyle w:val="Heading1"/>
       <w:lvlText w:val="Capítulo %1."/>
       <w:lvlJc w:val="left"/>
       <w:pPr>
@@ -20811,7 +20883,7 @@
     <w:lvl w:ilvl="1">
       <w:start w:val="1"/>
       <w:numFmt w:val="decimal"/>
-      <w:pStyle w:val="Ttulo2"/>
+      <w:pStyle w:val="Heading2"/>
       <w:lvlText w:val="%1.%2"/>
       <w:lvlJc w:val="left"/>
       <w:pPr>
@@ -20821,7 +20893,7 @@
     <w:lvl w:ilvl="2">
       <w:start w:val="1"/>
       <w:numFmt w:val="decimal"/>
-      <w:pStyle w:val="Ttulo3"/>
+      <w:pStyle w:val="Heading3"/>
       <w:lvlText w:val="%1.%2.%3"/>
       <w:lvlJc w:val="left"/>
       <w:pPr>
@@ -20831,7 +20903,7 @@
     <w:lvl w:ilvl="3">
       <w:start w:val="1"/>
       <w:numFmt w:val="decimal"/>
-      <w:pStyle w:val="Ttulo4"/>
+      <w:pStyle w:val="Heading4"/>
       <w:lvlText w:val="%1.%2.%3.%4"/>
       <w:lvlJc w:val="left"/>
       <w:pPr>
@@ -20841,7 +20913,7 @@
     <w:lvl w:ilvl="4">
       <w:start w:val="1"/>
       <w:numFmt w:val="decimal"/>
-      <w:pStyle w:val="Ttulo5"/>
+      <w:pStyle w:val="Heading5"/>
       <w:lvlText w:val="%1.%2.%3.%4.%5"/>
       <w:lvlJc w:val="left"/>
       <w:pPr>
@@ -20851,7 +20923,7 @@
     <w:lvl w:ilvl="5">
       <w:start w:val="1"/>
       <w:numFmt w:val="decimal"/>
-      <w:pStyle w:val="Ttulo6"/>
+      <w:pStyle w:val="Heading6"/>
       <w:lvlText w:val="%1.%2.%3.%4.%5.%6"/>
       <w:lvlJc w:val="left"/>
       <w:pPr>
@@ -20861,7 +20933,7 @@
     <w:lvl w:ilvl="6">
       <w:start w:val="1"/>
       <w:numFmt w:val="decimal"/>
-      <w:pStyle w:val="Ttulo7"/>
+      <w:pStyle w:val="Heading7"/>
       <w:lvlText w:val="%1.%2.%3.%4.%5.%6.%7"/>
       <w:lvlJc w:val="left"/>
       <w:pPr>
@@ -20871,7 +20943,7 @@
     <w:lvl w:ilvl="7">
       <w:start w:val="1"/>
       <w:numFmt w:val="decimal"/>
-      <w:pStyle w:val="Ttulo8"/>
+      <w:pStyle w:val="Heading8"/>
       <w:lvlText w:val="%1.%2.%3.%4.%5.%6.%7.%8"/>
       <w:lvlJc w:val="left"/>
       <w:pPr>
@@ -20881,7 +20953,7 @@
     <w:lvl w:ilvl="8">
       <w:start w:val="1"/>
       <w:numFmt w:val="decimal"/>
-      <w:pStyle w:val="Ttulo9"/>
+      <w:pStyle w:val="Heading9"/>
       <w:lvlText w:val="%1.%2.%3.%4.%5.%6.%7.%8.%9"/>
       <w:lvlJc w:val="left"/>
       <w:pPr>
@@ -21772,11 +21844,11 @@
       <w:jc w:val="both"/>
     </w:pPr>
   </w:style>
-  <w:style w:type="paragraph" w:styleId="Ttulo1">
+  <w:style w:type="paragraph" w:styleId="Heading1">
     <w:name w:val="heading 1"/>
     <w:basedOn w:val="Normal"/>
     <w:next w:val="Normal"/>
-    <w:link w:val="Ttulo1Car"/>
+    <w:link w:val="Heading1Char"/>
     <w:uiPriority w:val="9"/>
     <w:qFormat/>
     <w:rsid w:val="00DE44F9"/>
@@ -21798,11 +21870,11 @@
       <w:szCs w:val="28"/>
     </w:rPr>
   </w:style>
-  <w:style w:type="paragraph" w:styleId="Ttulo2">
+  <w:style w:type="paragraph" w:styleId="Heading2">
     <w:name w:val="heading 2"/>
     <w:basedOn w:val="Normal"/>
     <w:next w:val="Normal"/>
-    <w:link w:val="Ttulo2Car"/>
+    <w:link w:val="Heading2Char"/>
     <w:uiPriority w:val="9"/>
     <w:unhideWhenUsed/>
     <w:qFormat/>
@@ -21823,11 +21895,11 @@
       <w:szCs w:val="26"/>
     </w:rPr>
   </w:style>
-  <w:style w:type="paragraph" w:styleId="Ttulo3">
+  <w:style w:type="paragraph" w:styleId="Heading3">
     <w:name w:val="heading 3"/>
     <w:basedOn w:val="Normal"/>
     <w:next w:val="Normal"/>
-    <w:link w:val="Ttulo3Car"/>
+    <w:link w:val="Heading3Char"/>
     <w:uiPriority w:val="9"/>
     <w:unhideWhenUsed/>
     <w:qFormat/>
@@ -21849,11 +21921,11 @@
       <w:sz w:val="36"/>
     </w:rPr>
   </w:style>
-  <w:style w:type="paragraph" w:styleId="Ttulo4">
+  <w:style w:type="paragraph" w:styleId="Heading4">
     <w:name w:val="heading 4"/>
     <w:basedOn w:val="Normal"/>
     <w:next w:val="Normal"/>
-    <w:link w:val="Ttulo4Car"/>
+    <w:link w:val="Heading4Char"/>
     <w:uiPriority w:val="9"/>
     <w:unhideWhenUsed/>
     <w:qFormat/>
@@ -21879,11 +21951,11 @@
       <w:sz w:val="28"/>
     </w:rPr>
   </w:style>
-  <w:style w:type="paragraph" w:styleId="Ttulo5">
+  <w:style w:type="paragraph" w:styleId="Heading5">
     <w:name w:val="heading 5"/>
     <w:basedOn w:val="Normal"/>
     <w:next w:val="Normal"/>
-    <w:link w:val="Ttulo5Car"/>
+    <w:link w:val="Heading5Char"/>
     <w:uiPriority w:val="9"/>
     <w:unhideWhenUsed/>
     <w:qFormat/>
@@ -21906,11 +21978,11 @@
       <w:sz w:val="24"/>
     </w:rPr>
   </w:style>
-  <w:style w:type="paragraph" w:styleId="Ttulo6">
+  <w:style w:type="paragraph" w:styleId="Heading6">
     <w:name w:val="heading 6"/>
     <w:basedOn w:val="Normal"/>
     <w:next w:val="Normal"/>
-    <w:link w:val="Ttulo6Car"/>
+    <w:link w:val="Heading6Char"/>
     <w:uiPriority w:val="9"/>
     <w:unhideWhenUsed/>
     <w:qFormat/>
@@ -21932,11 +22004,11 @@
       <w:color w:val="6E6E6E" w:themeColor="accent1" w:themeShade="7F"/>
     </w:rPr>
   </w:style>
-  <w:style w:type="paragraph" w:styleId="Ttulo7">
+  <w:style w:type="paragraph" w:styleId="Heading7">
     <w:name w:val="heading 7"/>
     <w:basedOn w:val="Normal"/>
     <w:next w:val="Normal"/>
-    <w:link w:val="Ttulo7Car"/>
+    <w:link w:val="Heading7Char"/>
     <w:uiPriority w:val="9"/>
     <w:semiHidden/>
     <w:unhideWhenUsed/>
@@ -21959,11 +22031,11 @@
       <w:color w:val="404040" w:themeColor="text1" w:themeTint="BF"/>
     </w:rPr>
   </w:style>
-  <w:style w:type="paragraph" w:styleId="Ttulo8">
+  <w:style w:type="paragraph" w:styleId="Heading8">
     <w:name w:val="heading 8"/>
     <w:basedOn w:val="Normal"/>
     <w:next w:val="Normal"/>
-    <w:link w:val="Ttulo8Car"/>
+    <w:link w:val="Heading8Char"/>
     <w:uiPriority w:val="9"/>
     <w:semiHidden/>
     <w:unhideWhenUsed/>
@@ -21986,11 +22058,11 @@
       <w:szCs w:val="20"/>
     </w:rPr>
   </w:style>
-  <w:style w:type="paragraph" w:styleId="Ttulo9">
+  <w:style w:type="paragraph" w:styleId="Heading9">
     <w:name w:val="heading 9"/>
     <w:basedOn w:val="Normal"/>
     <w:next w:val="Normal"/>
-    <w:link w:val="Ttulo9Car"/>
+    <w:link w:val="Heading9Char"/>
     <w:uiPriority w:val="9"/>
     <w:semiHidden/>
     <w:unhideWhenUsed/>
@@ -22015,13 +22087,13 @@
       <w:szCs w:val="20"/>
     </w:rPr>
   </w:style>
-  <w:style w:type="character" w:default="1" w:styleId="Fuentedeprrafopredeter">
+  <w:style w:type="character" w:default="1" w:styleId="DefaultParagraphFont">
     <w:name w:val="Default Paragraph Font"/>
     <w:uiPriority w:val="1"/>
     <w:semiHidden/>
     <w:unhideWhenUsed/>
   </w:style>
-  <w:style w:type="table" w:default="1" w:styleId="Tablanormal">
+  <w:style w:type="table" w:default="1" w:styleId="TableNormal">
     <w:name w:val="Normal Table"/>
     <w:uiPriority w:val="99"/>
     <w:semiHidden/>
@@ -22036,17 +22108,17 @@
       </w:tblCellMar>
     </w:tblPr>
   </w:style>
-  <w:style w:type="numbering" w:default="1" w:styleId="Sinlista">
+  <w:style w:type="numbering" w:default="1" w:styleId="NoList">
     <w:name w:val="No List"/>
     <w:uiPriority w:val="99"/>
     <w:semiHidden/>
     <w:unhideWhenUsed/>
   </w:style>
-  <w:style w:type="paragraph" w:styleId="Ttulo">
+  <w:style w:type="paragraph" w:styleId="Title">
     <w:name w:val="Title"/>
     <w:basedOn w:val="Normal"/>
     <w:next w:val="Normal"/>
-    <w:link w:val="TtuloCar"/>
+    <w:link w:val="TitleChar"/>
     <w:uiPriority w:val="10"/>
     <w:qFormat/>
     <w:rsid w:val="00B46E83"/>
@@ -22066,10 +22138,10 @@
       <w:szCs w:val="52"/>
     </w:rPr>
   </w:style>
-  <w:style w:type="character" w:customStyle="1" w:styleId="TtuloCar">
-    <w:name w:val="Título Car"/>
-    <w:basedOn w:val="Fuentedeprrafopredeter"/>
-    <w:link w:val="Ttulo"/>
+  <w:style w:type="character" w:customStyle="1" w:styleId="TitleChar">
+    <w:name w:val="Title Char"/>
+    <w:basedOn w:val="DefaultParagraphFont"/>
+    <w:link w:val="Title"/>
     <w:uiPriority w:val="10"/>
     <w:rsid w:val="00B46E83"/>
     <w:rPr>
@@ -22081,10 +22153,10 @@
       <w:szCs w:val="52"/>
     </w:rPr>
   </w:style>
-  <w:style w:type="paragraph" w:styleId="Textonotapie">
+  <w:style w:type="paragraph" w:styleId="FootnoteText">
     <w:name w:val="footnote text"/>
     <w:basedOn w:val="Normal"/>
-    <w:link w:val="TextonotapieCar"/>
+    <w:link w:val="FootnoteTextChar"/>
     <w:uiPriority w:val="99"/>
     <w:semiHidden/>
     <w:unhideWhenUsed/>
@@ -22097,10 +22169,10 @@
       <w:szCs w:val="20"/>
     </w:rPr>
   </w:style>
-  <w:style w:type="character" w:customStyle="1" w:styleId="TextonotapieCar">
-    <w:name w:val="Texto nota pie Car"/>
-    <w:basedOn w:val="Fuentedeprrafopredeter"/>
-    <w:link w:val="Textonotapie"/>
+  <w:style w:type="character" w:customStyle="1" w:styleId="FootnoteTextChar">
+    <w:name w:val="Footnote Text Char"/>
+    <w:basedOn w:val="DefaultParagraphFont"/>
+    <w:link w:val="FootnoteText"/>
     <w:uiPriority w:val="99"/>
     <w:semiHidden/>
     <w:rsid w:val="00B07406"/>
@@ -22109,9 +22181,9 @@
       <w:szCs w:val="20"/>
     </w:rPr>
   </w:style>
-  <w:style w:type="character" w:styleId="Refdenotaalpie">
+  <w:style w:type="character" w:styleId="FootnoteReference">
     <w:name w:val="footnote reference"/>
-    <w:basedOn w:val="Fuentedeprrafopredeter"/>
+    <w:basedOn w:val="DefaultParagraphFont"/>
     <w:uiPriority w:val="99"/>
     <w:semiHidden/>
     <w:unhideWhenUsed/>
@@ -22120,10 +22192,10 @@
       <w:vertAlign w:val="superscript"/>
     </w:rPr>
   </w:style>
-  <w:style w:type="character" w:customStyle="1" w:styleId="Ttulo1Car">
-    <w:name w:val="Título 1 Car"/>
-    <w:basedOn w:val="Fuentedeprrafopredeter"/>
-    <w:link w:val="Ttulo1"/>
+  <w:style w:type="character" w:customStyle="1" w:styleId="Heading1Char">
+    <w:name w:val="Heading 1 Char"/>
+    <w:basedOn w:val="DefaultParagraphFont"/>
+    <w:link w:val="Heading1"/>
     <w:uiPriority w:val="9"/>
     <w:rsid w:val="00DE44F9"/>
     <w:rPr>
@@ -22135,9 +22207,9 @@
       <w:szCs w:val="28"/>
     </w:rPr>
   </w:style>
-  <w:style w:type="paragraph" w:styleId="TtuloTDC">
+  <w:style w:type="paragraph" w:styleId="TOCHeading">
     <w:name w:val="TOC Heading"/>
-    <w:basedOn w:val="Ttulo1"/>
+    <w:basedOn w:val="Heading1"/>
     <w:next w:val="Normal"/>
     <w:uiPriority w:val="39"/>
     <w:semiHidden/>
@@ -22149,7 +22221,7 @@
       <w:outlineLvl w:val="9"/>
     </w:pPr>
   </w:style>
-  <w:style w:type="paragraph" w:styleId="TDC2">
+  <w:style w:type="paragraph" w:styleId="TOC2">
     <w:name w:val="toc 2"/>
     <w:basedOn w:val="Normal"/>
     <w:next w:val="Normal"/>
@@ -22173,7 +22245,7 @@
       <w:szCs w:val="20"/>
     </w:rPr>
   </w:style>
-  <w:style w:type="paragraph" w:styleId="TDC1">
+  <w:style w:type="paragraph" w:styleId="TOC1">
     <w:name w:val="toc 1"/>
     <w:basedOn w:val="Normal"/>
     <w:next w:val="Normal"/>
@@ -22194,7 +22266,7 @@
       <w:szCs w:val="20"/>
     </w:rPr>
   </w:style>
-  <w:style w:type="paragraph" w:styleId="TDC3">
+  <w:style w:type="paragraph" w:styleId="TOC3">
     <w:name w:val="toc 3"/>
     <w:basedOn w:val="Normal"/>
     <w:next w:val="Normal"/>
@@ -22215,10 +22287,10 @@
       <w:szCs w:val="20"/>
     </w:rPr>
   </w:style>
-  <w:style w:type="paragraph" w:styleId="Textodeglobo">
+  <w:style w:type="paragraph" w:styleId="BalloonText">
     <w:name w:val="Balloon Text"/>
     <w:basedOn w:val="Normal"/>
-    <w:link w:val="TextodegloboCar"/>
+    <w:link w:val="BalloonTextChar"/>
     <w:uiPriority w:val="99"/>
     <w:semiHidden/>
     <w:unhideWhenUsed/>
@@ -22232,10 +22304,10 @@
       <w:szCs w:val="16"/>
     </w:rPr>
   </w:style>
-  <w:style w:type="character" w:customStyle="1" w:styleId="TextodegloboCar">
-    <w:name w:val="Texto de globo Car"/>
-    <w:basedOn w:val="Fuentedeprrafopredeter"/>
-    <w:link w:val="Textodeglobo"/>
+  <w:style w:type="character" w:customStyle="1" w:styleId="BalloonTextChar">
+    <w:name w:val="Balloon Text Char"/>
+    <w:basedOn w:val="DefaultParagraphFont"/>
+    <w:link w:val="BalloonText"/>
     <w:uiPriority w:val="99"/>
     <w:semiHidden/>
     <w:rsid w:val="007C3483"/>
@@ -22245,7 +22317,7 @@
       <w:szCs w:val="16"/>
     </w:rPr>
   </w:style>
-  <w:style w:type="paragraph" w:styleId="TDC4">
+  <w:style w:type="paragraph" w:styleId="TOC4">
     <w:name w:val="toc 4"/>
     <w:basedOn w:val="Normal"/>
     <w:next w:val="Normal"/>
@@ -22263,7 +22335,7 @@
       <w:szCs w:val="18"/>
     </w:rPr>
   </w:style>
-  <w:style w:type="paragraph" w:styleId="TDC5">
+  <w:style w:type="paragraph" w:styleId="TOC5">
     <w:name w:val="toc 5"/>
     <w:basedOn w:val="Normal"/>
     <w:next w:val="Normal"/>
@@ -22281,7 +22353,7 @@
       <w:szCs w:val="18"/>
     </w:rPr>
   </w:style>
-  <w:style w:type="paragraph" w:styleId="TDC6">
+  <w:style w:type="paragraph" w:styleId="TOC6">
     <w:name w:val="toc 6"/>
     <w:basedOn w:val="Normal"/>
     <w:next w:val="Normal"/>
@@ -22299,7 +22371,7 @@
       <w:szCs w:val="18"/>
     </w:rPr>
   </w:style>
-  <w:style w:type="paragraph" w:styleId="TDC7">
+  <w:style w:type="paragraph" w:styleId="TOC7">
     <w:name w:val="toc 7"/>
     <w:basedOn w:val="Normal"/>
     <w:next w:val="Normal"/>
@@ -22317,7 +22389,7 @@
       <w:szCs w:val="18"/>
     </w:rPr>
   </w:style>
-  <w:style w:type="paragraph" w:styleId="TDC8">
+  <w:style w:type="paragraph" w:styleId="TOC8">
     <w:name w:val="toc 8"/>
     <w:basedOn w:val="Normal"/>
     <w:next w:val="Normal"/>
@@ -22335,7 +22407,7 @@
       <w:szCs w:val="18"/>
     </w:rPr>
   </w:style>
-  <w:style w:type="paragraph" w:styleId="TDC9">
+  <w:style w:type="paragraph" w:styleId="TOC9">
     <w:name w:val="toc 9"/>
     <w:basedOn w:val="Normal"/>
     <w:next w:val="Normal"/>
@@ -22353,7 +22425,7 @@
       <w:szCs w:val="18"/>
     </w:rPr>
   </w:style>
-  <w:style w:type="paragraph" w:styleId="Tabladeilustraciones">
+  <w:style w:type="paragraph" w:styleId="TableofFigures">
     <w:name w:val="table of figures"/>
     <w:basedOn w:val="Normal"/>
     <w:next w:val="Normal"/>
@@ -22372,10 +22444,10 @@
       <w:szCs w:val="20"/>
     </w:rPr>
   </w:style>
-  <w:style w:type="paragraph" w:styleId="Encabezado">
+  <w:style w:type="paragraph" w:styleId="Header">
     <w:name w:val="header"/>
     <w:basedOn w:val="Normal"/>
-    <w:link w:val="EncabezadoCar"/>
+    <w:link w:val="HeaderChar"/>
     <w:uiPriority w:val="99"/>
     <w:unhideWhenUsed/>
     <w:rsid w:val="00571D5D"/>
@@ -22387,17 +22459,17 @@
       <w:spacing w:after="0" w:line="240" w:lineRule="auto"/>
     </w:pPr>
   </w:style>
-  <w:style w:type="character" w:customStyle="1" w:styleId="EncabezadoCar">
-    <w:name w:val="Encabezado Car"/>
-    <w:basedOn w:val="Fuentedeprrafopredeter"/>
-    <w:link w:val="Encabezado"/>
+  <w:style w:type="character" w:customStyle="1" w:styleId="HeaderChar">
+    <w:name w:val="Header Char"/>
+    <w:basedOn w:val="DefaultParagraphFont"/>
+    <w:link w:val="Header"/>
     <w:uiPriority w:val="99"/>
     <w:rsid w:val="00571D5D"/>
   </w:style>
-  <w:style w:type="paragraph" w:styleId="Piedepgina">
+  <w:style w:type="paragraph" w:styleId="Footer">
     <w:name w:val="footer"/>
     <w:basedOn w:val="Normal"/>
-    <w:link w:val="PiedepginaCar"/>
+    <w:link w:val="FooterChar"/>
     <w:uiPriority w:val="99"/>
     <w:unhideWhenUsed/>
     <w:rsid w:val="00571D5D"/>
@@ -22409,16 +22481,16 @@
       <w:spacing w:after="0" w:line="240" w:lineRule="auto"/>
     </w:pPr>
   </w:style>
-  <w:style w:type="character" w:customStyle="1" w:styleId="PiedepginaCar">
-    <w:name w:val="Pie de página Car"/>
-    <w:basedOn w:val="Fuentedeprrafopredeter"/>
-    <w:link w:val="Piedepgina"/>
+  <w:style w:type="character" w:customStyle="1" w:styleId="FooterChar">
+    <w:name w:val="Footer Char"/>
+    <w:basedOn w:val="DefaultParagraphFont"/>
+    <w:link w:val="Footer"/>
     <w:uiPriority w:val="99"/>
     <w:rsid w:val="00571D5D"/>
   </w:style>
-  <w:style w:type="character" w:styleId="Textodelmarcadordeposicin">
+  <w:style w:type="character" w:styleId="PlaceholderText">
     <w:name w:val="Placeholder Text"/>
-    <w:basedOn w:val="Fuentedeprrafopredeter"/>
+    <w:basedOn w:val="DefaultParagraphFont"/>
     <w:uiPriority w:val="99"/>
     <w:semiHidden/>
     <w:rsid w:val="0056742A"/>
@@ -22426,9 +22498,9 @@
       <w:color w:val="808080"/>
     </w:rPr>
   </w:style>
-  <w:style w:type="character" w:styleId="Hipervnculo">
+  <w:style w:type="character" w:styleId="Hyperlink">
     <w:name w:val="Hyperlink"/>
-    <w:basedOn w:val="Fuentedeprrafopredeter"/>
+    <w:basedOn w:val="DefaultParagraphFont"/>
     <w:uiPriority w:val="99"/>
     <w:unhideWhenUsed/>
     <w:rsid w:val="00B272D4"/>
@@ -22437,10 +22509,10 @@
       <w:u w:val="single"/>
     </w:rPr>
   </w:style>
-  <w:style w:type="character" w:customStyle="1" w:styleId="Ttulo2Car">
-    <w:name w:val="Título 2 Car"/>
-    <w:basedOn w:val="Fuentedeprrafopredeter"/>
-    <w:link w:val="Ttulo2"/>
+  <w:style w:type="character" w:customStyle="1" w:styleId="Heading2Char">
+    <w:name w:val="Heading 2 Char"/>
+    <w:basedOn w:val="DefaultParagraphFont"/>
+    <w:link w:val="Heading2"/>
     <w:uiPriority w:val="9"/>
     <w:rsid w:val="008A6017"/>
     <w:rPr>
@@ -22451,10 +22523,10 @@
       <w:szCs w:val="26"/>
     </w:rPr>
   </w:style>
-  <w:style w:type="character" w:customStyle="1" w:styleId="Ttulo3Car">
-    <w:name w:val="Título 3 Car"/>
-    <w:basedOn w:val="Fuentedeprrafopredeter"/>
-    <w:link w:val="Ttulo3"/>
+  <w:style w:type="character" w:customStyle="1" w:styleId="Heading3Char">
+    <w:name w:val="Heading 3 Char"/>
+    <w:basedOn w:val="DefaultParagraphFont"/>
+    <w:link w:val="Heading3"/>
     <w:uiPriority w:val="9"/>
     <w:rsid w:val="008A6017"/>
     <w:rPr>
@@ -22464,10 +22536,10 @@
       <w:sz w:val="36"/>
     </w:rPr>
   </w:style>
-  <w:style w:type="character" w:customStyle="1" w:styleId="Ttulo4Car">
-    <w:name w:val="Título 4 Car"/>
-    <w:basedOn w:val="Fuentedeprrafopredeter"/>
-    <w:link w:val="Ttulo4"/>
+  <w:style w:type="character" w:customStyle="1" w:styleId="Heading4Char">
+    <w:name w:val="Heading 4 Char"/>
+    <w:basedOn w:val="DefaultParagraphFont"/>
+    <w:link w:val="Heading4"/>
     <w:uiPriority w:val="9"/>
     <w:rsid w:val="00E47FF7"/>
     <w:rPr>
@@ -22480,10 +22552,10 @@
       <w:sz w:val="28"/>
     </w:rPr>
   </w:style>
-  <w:style w:type="character" w:customStyle="1" w:styleId="Ttulo5Car">
-    <w:name w:val="Título 5 Car"/>
-    <w:basedOn w:val="Fuentedeprrafopredeter"/>
-    <w:link w:val="Ttulo5"/>
+  <w:style w:type="character" w:customStyle="1" w:styleId="Heading5Char">
+    <w:name w:val="Heading 5 Char"/>
+    <w:basedOn w:val="DefaultParagraphFont"/>
+    <w:link w:val="Heading5"/>
     <w:uiPriority w:val="9"/>
     <w:rsid w:val="005C29E5"/>
     <w:rPr>
@@ -22493,10 +22565,10 @@
       <w:sz w:val="24"/>
     </w:rPr>
   </w:style>
-  <w:style w:type="character" w:customStyle="1" w:styleId="Ttulo6Car">
-    <w:name w:val="Título 6 Car"/>
-    <w:basedOn w:val="Fuentedeprrafopredeter"/>
-    <w:link w:val="Ttulo6"/>
+  <w:style w:type="character" w:customStyle="1" w:styleId="Heading6Char">
+    <w:name w:val="Heading 6 Char"/>
+    <w:basedOn w:val="DefaultParagraphFont"/>
+    <w:link w:val="Heading6"/>
     <w:uiPriority w:val="9"/>
     <w:rsid w:val="008A6017"/>
     <w:rPr>
@@ -22506,10 +22578,10 @@
       <w:color w:val="6E6E6E" w:themeColor="accent1" w:themeShade="7F"/>
     </w:rPr>
   </w:style>
-  <w:style w:type="character" w:customStyle="1" w:styleId="Ttulo7Car">
-    <w:name w:val="Título 7 Car"/>
-    <w:basedOn w:val="Fuentedeprrafopredeter"/>
-    <w:link w:val="Ttulo7"/>
+  <w:style w:type="character" w:customStyle="1" w:styleId="Heading7Char">
+    <w:name w:val="Heading 7 Char"/>
+    <w:basedOn w:val="DefaultParagraphFont"/>
+    <w:link w:val="Heading7"/>
     <w:uiPriority w:val="9"/>
     <w:semiHidden/>
     <w:rsid w:val="008A6017"/>
@@ -22520,10 +22592,10 @@
       <w:color w:val="404040" w:themeColor="text1" w:themeTint="BF"/>
     </w:rPr>
   </w:style>
-  <w:style w:type="character" w:customStyle="1" w:styleId="Ttulo8Car">
-    <w:name w:val="Título 8 Car"/>
-    <w:basedOn w:val="Fuentedeprrafopredeter"/>
-    <w:link w:val="Ttulo8"/>
+  <w:style w:type="character" w:customStyle="1" w:styleId="Heading8Char">
+    <w:name w:val="Heading 8 Char"/>
+    <w:basedOn w:val="DefaultParagraphFont"/>
+    <w:link w:val="Heading8"/>
     <w:uiPriority w:val="9"/>
     <w:semiHidden/>
     <w:rsid w:val="008A6017"/>
@@ -22534,10 +22606,10 @@
       <w:szCs w:val="20"/>
     </w:rPr>
   </w:style>
-  <w:style w:type="character" w:customStyle="1" w:styleId="Ttulo9Car">
-    <w:name w:val="Título 9 Car"/>
-    <w:basedOn w:val="Fuentedeprrafopredeter"/>
-    <w:link w:val="Ttulo9"/>
+  <w:style w:type="character" w:customStyle="1" w:styleId="Heading9Char">
+    <w:name w:val="Heading 9 Char"/>
+    <w:basedOn w:val="DefaultParagraphFont"/>
+    <w:link w:val="Heading9"/>
     <w:uiPriority w:val="9"/>
     <w:semiHidden/>
     <w:rsid w:val="008A6017"/>
@@ -22550,7 +22622,7 @@
       <w:szCs w:val="20"/>
     </w:rPr>
   </w:style>
-  <w:style w:type="paragraph" w:styleId="Descripcin">
+  <w:style w:type="paragraph" w:styleId="Caption">
     <w:name w:val="caption"/>
     <w:basedOn w:val="Normal"/>
     <w:next w:val="Normal"/>
@@ -22570,7 +22642,7 @@
       <w:szCs w:val="18"/>
     </w:rPr>
   </w:style>
-  <w:style w:type="paragraph" w:styleId="Prrafodelista">
+  <w:style w:type="paragraph" w:styleId="ListParagraph">
     <w:name w:val="List Paragraph"/>
     <w:basedOn w:val="Normal"/>
     <w:uiPriority w:val="34"/>
@@ -22582,9 +22654,9 @@
       <w:contextualSpacing/>
     </w:pPr>
   </w:style>
-  <w:style w:type="table" w:styleId="Tablaconcuadrcula">
+  <w:style w:type="table" w:styleId="TableGrid">
     <w:name w:val="Table Grid"/>
-    <w:basedOn w:val="Tablanormal"/>
+    <w:basedOn w:val="TableNormal"/>
     <w:uiPriority w:val="59"/>
     <w:rsid w:val="003F74B0"/>
     <w:pPr>
@@ -22601,7 +22673,7 @@
       </w:tblBorders>
     </w:tblPr>
   </w:style>
-  <w:style w:type="paragraph" w:styleId="ndice1">
+  <w:style w:type="paragraph" w:styleId="Index1">
     <w:name w:val="index 1"/>
     <w:basedOn w:val="Normal"/>
     <w:next w:val="Normal"/>
@@ -22619,7 +22691,7 @@
       <w:szCs w:val="18"/>
     </w:rPr>
   </w:style>
-  <w:style w:type="paragraph" w:styleId="ndice2">
+  <w:style w:type="paragraph" w:styleId="Index2">
     <w:name w:val="index 2"/>
     <w:basedOn w:val="Normal"/>
     <w:next w:val="Normal"/>
@@ -22637,7 +22709,7 @@
       <w:szCs w:val="18"/>
     </w:rPr>
   </w:style>
-  <w:style w:type="paragraph" w:styleId="ndice3">
+  <w:style w:type="paragraph" w:styleId="Index3">
     <w:name w:val="index 3"/>
     <w:basedOn w:val="Normal"/>
     <w:next w:val="Normal"/>
@@ -22655,7 +22727,7 @@
       <w:szCs w:val="18"/>
     </w:rPr>
   </w:style>
-  <w:style w:type="paragraph" w:styleId="ndice4">
+  <w:style w:type="paragraph" w:styleId="Index4">
     <w:name w:val="index 4"/>
     <w:basedOn w:val="Normal"/>
     <w:next w:val="Normal"/>
@@ -22673,7 +22745,7 @@
       <w:szCs w:val="18"/>
     </w:rPr>
   </w:style>
-  <w:style w:type="paragraph" w:styleId="ndice5">
+  <w:style w:type="paragraph" w:styleId="Index5">
     <w:name w:val="index 5"/>
     <w:basedOn w:val="Normal"/>
     <w:next w:val="Normal"/>
@@ -22691,7 +22763,7 @@
       <w:szCs w:val="18"/>
     </w:rPr>
   </w:style>
-  <w:style w:type="paragraph" w:styleId="ndice6">
+  <w:style w:type="paragraph" w:styleId="Index6">
     <w:name w:val="index 6"/>
     <w:basedOn w:val="Normal"/>
     <w:next w:val="Normal"/>
@@ -22709,7 +22781,7 @@
       <w:szCs w:val="18"/>
     </w:rPr>
   </w:style>
-  <w:style w:type="paragraph" w:styleId="ndice7">
+  <w:style w:type="paragraph" w:styleId="Index7">
     <w:name w:val="index 7"/>
     <w:basedOn w:val="Normal"/>
     <w:next w:val="Normal"/>
@@ -22727,7 +22799,7 @@
       <w:szCs w:val="18"/>
     </w:rPr>
   </w:style>
-  <w:style w:type="paragraph" w:styleId="ndice8">
+  <w:style w:type="paragraph" w:styleId="Index8">
     <w:name w:val="index 8"/>
     <w:basedOn w:val="Normal"/>
     <w:next w:val="Normal"/>
@@ -22745,7 +22817,7 @@
       <w:szCs w:val="18"/>
     </w:rPr>
   </w:style>
-  <w:style w:type="paragraph" w:styleId="ndice9">
+  <w:style w:type="paragraph" w:styleId="Index9">
     <w:name w:val="index 9"/>
     <w:basedOn w:val="Normal"/>
     <w:next w:val="Normal"/>
@@ -22763,10 +22835,10 @@
       <w:szCs w:val="18"/>
     </w:rPr>
   </w:style>
-  <w:style w:type="paragraph" w:styleId="Ttulodendice">
+  <w:style w:type="paragraph" w:styleId="IndexHeading">
     <w:name w:val="index heading"/>
     <w:basedOn w:val="Normal"/>
-    <w:next w:val="ndice1"/>
+    <w:next w:val="Index1"/>
     <w:uiPriority w:val="99"/>
     <w:unhideWhenUsed/>
     <w:rsid w:val="00C12E10"/>
@@ -22826,9 +22898,9 @@
       <w:lang w:eastAsia="es-ES"/>
     </w:rPr>
   </w:style>
-  <w:style w:type="character" w:styleId="nfasis">
+  <w:style w:type="character" w:styleId="Emphasis">
     <w:name w:val="Emphasis"/>
-    <w:basedOn w:val="Fuentedeprrafopredeter"/>
+    <w:basedOn w:val="DefaultParagraphFont"/>
     <w:uiPriority w:val="20"/>
     <w:qFormat/>
     <w:rsid w:val="00EE256C"/>
@@ -22837,9 +22909,9 @@
       <w:iCs/>
     </w:rPr>
   </w:style>
-  <w:style w:type="character" w:styleId="Hipervnculovisitado">
+  <w:style w:type="character" w:styleId="FollowedHyperlink">
     <w:name w:val="FollowedHyperlink"/>
-    <w:basedOn w:val="Fuentedeprrafopredeter"/>
+    <w:basedOn w:val="DefaultParagraphFont"/>
     <w:uiPriority w:val="99"/>
     <w:semiHidden/>
     <w:unhideWhenUsed/>
@@ -22851,17 +22923,17 @@
   </w:style>
   <w:style w:type="character" w:customStyle="1" w:styleId="apple-style-span">
     <w:name w:val="apple-style-span"/>
-    <w:basedOn w:val="Fuentedeprrafopredeter"/>
+    <w:basedOn w:val="DefaultParagraphFont"/>
     <w:rsid w:val="00716004"/>
   </w:style>
   <w:style w:type="character" w:customStyle="1" w:styleId="apple-converted-space">
     <w:name w:val="apple-converted-space"/>
-    <w:basedOn w:val="Fuentedeprrafopredeter"/>
+    <w:basedOn w:val="DefaultParagraphFont"/>
     <w:rsid w:val="00716004"/>
   </w:style>
-  <w:style w:type="table" w:styleId="Sombreadomedio2-nfasis1">
+  <w:style w:type="table" w:styleId="MediumShading2-Accent1">
     <w:name w:val="Medium Shading 2 Accent 1"/>
-    <w:basedOn w:val="Tablanormal"/>
+    <w:basedOn w:val="TableNormal"/>
     <w:uiPriority w:val="64"/>
     <w:rsid w:val="00BE5814"/>
     <w:pPr>
@@ -23001,9 +23073,9 @@
       </w:tcPr>
     </w:tblStylePr>
   </w:style>
-  <w:style w:type="paragraph" w:styleId="Sinespaciado">
+  <w:style w:type="paragraph" w:styleId="NoSpacing">
     <w:name w:val="No Spacing"/>
-    <w:link w:val="SinespaciadoCar"/>
+    <w:link w:val="NoSpacingChar"/>
     <w:uiPriority w:val="1"/>
     <w:qFormat/>
     <w:rsid w:val="0015211F"/>
@@ -23014,19 +23086,19 @@
       <w:rFonts w:eastAsiaTheme="minorEastAsia"/>
     </w:rPr>
   </w:style>
-  <w:style w:type="character" w:customStyle="1" w:styleId="SinespaciadoCar">
-    <w:name w:val="Sin espaciado Car"/>
-    <w:basedOn w:val="Fuentedeprrafopredeter"/>
-    <w:link w:val="Sinespaciado"/>
+  <w:style w:type="character" w:customStyle="1" w:styleId="NoSpacingChar">
+    <w:name w:val="No Spacing Char"/>
+    <w:basedOn w:val="DefaultParagraphFont"/>
+    <w:link w:val="NoSpacing"/>
     <w:uiPriority w:val="1"/>
     <w:rsid w:val="0015211F"/>
     <w:rPr>
       <w:rFonts w:eastAsiaTheme="minorEastAsia"/>
     </w:rPr>
   </w:style>
-  <w:style w:type="character" w:styleId="Refdecomentario">
+  <w:style w:type="character" w:styleId="CommentReference">
     <w:name w:val="annotation reference"/>
-    <w:basedOn w:val="Fuentedeprrafopredeter"/>
+    <w:basedOn w:val="DefaultParagraphFont"/>
     <w:uiPriority w:val="99"/>
     <w:semiHidden/>
     <w:unhideWhenUsed/>
@@ -23036,10 +23108,10 @@
       <w:szCs w:val="16"/>
     </w:rPr>
   </w:style>
-  <w:style w:type="paragraph" w:styleId="Textocomentario">
+  <w:style w:type="paragraph" w:styleId="CommentText">
     <w:name w:val="annotation text"/>
     <w:basedOn w:val="Normal"/>
-    <w:link w:val="TextocomentarioCar"/>
+    <w:link w:val="CommentTextChar"/>
     <w:uiPriority w:val="99"/>
     <w:semiHidden/>
     <w:unhideWhenUsed/>
@@ -23052,10 +23124,10 @@
       <w:szCs w:val="20"/>
     </w:rPr>
   </w:style>
-  <w:style w:type="character" w:customStyle="1" w:styleId="TextocomentarioCar">
-    <w:name w:val="Texto comentario Car"/>
-    <w:basedOn w:val="Fuentedeprrafopredeter"/>
-    <w:link w:val="Textocomentario"/>
+  <w:style w:type="character" w:customStyle="1" w:styleId="CommentTextChar">
+    <w:name w:val="Comment Text Char"/>
+    <w:basedOn w:val="DefaultParagraphFont"/>
+    <w:link w:val="CommentText"/>
     <w:uiPriority w:val="99"/>
     <w:semiHidden/>
     <w:rsid w:val="000148E0"/>
@@ -23064,11 +23136,11 @@
       <w:szCs w:val="20"/>
     </w:rPr>
   </w:style>
-  <w:style w:type="paragraph" w:styleId="Asuntodelcomentario">
+  <w:style w:type="paragraph" w:styleId="CommentSubject">
     <w:name w:val="annotation subject"/>
-    <w:basedOn w:val="Textocomentario"/>
-    <w:next w:val="Textocomentario"/>
-    <w:link w:val="AsuntodelcomentarioCar"/>
+    <w:basedOn w:val="CommentText"/>
+    <w:next w:val="CommentText"/>
+    <w:link w:val="CommentSubjectChar"/>
     <w:uiPriority w:val="99"/>
     <w:semiHidden/>
     <w:unhideWhenUsed/>
@@ -23078,10 +23150,10 @@
       <w:bCs/>
     </w:rPr>
   </w:style>
-  <w:style w:type="character" w:customStyle="1" w:styleId="AsuntodelcomentarioCar">
-    <w:name w:val="Asunto del comentario Car"/>
-    <w:basedOn w:val="TextocomentarioCar"/>
-    <w:link w:val="Asuntodelcomentario"/>
+  <w:style w:type="character" w:customStyle="1" w:styleId="CommentSubjectChar">
+    <w:name w:val="Comment Subject Char"/>
+    <w:basedOn w:val="CommentTextChar"/>
+    <w:link w:val="CommentSubject"/>
     <w:uiPriority w:val="99"/>
     <w:semiHidden/>
     <w:rsid w:val="000148E0"/>
@@ -23108,9 +23180,9 @@
       <w:szCs w:val="24"/>
     </w:rPr>
   </w:style>
-  <w:style w:type="table" w:styleId="Tablaconcuadrculaclara">
+  <w:style w:type="table" w:styleId="TableGridLight">
     <w:name w:val="Grid Table Light"/>
-    <w:basedOn w:val="Tablanormal"/>
+    <w:basedOn w:val="TableNormal"/>
     <w:uiPriority w:val="40"/>
     <w:rsid w:val="00A046B9"/>
     <w:pPr>
@@ -23127,9 +23199,9 @@
       </w:tblBorders>
     </w:tblPr>
   </w:style>
-  <w:style w:type="character" w:styleId="Mencinsinresolver">
+  <w:style w:type="character" w:styleId="UnresolvedMention">
     <w:name w:val="Unresolved Mention"/>
-    <w:basedOn w:val="Fuentedeprrafopredeter"/>
+    <w:basedOn w:val="DefaultParagraphFont"/>
     <w:uiPriority w:val="99"/>
     <w:semiHidden/>
     <w:unhideWhenUsed/>
@@ -23153,8 +23225,8 @@
   </w:style>
   <w:style w:type="table" w:customStyle="1" w:styleId="Tablaconcuadrcula1">
     <w:name w:val="Tabla con cuadrícula1"/>
-    <w:basedOn w:val="Tablanormal"/>
-    <w:next w:val="Tablaconcuadrcula"/>
+    <w:basedOn w:val="TableNormal"/>
+    <w:next w:val="TableGrid"/>
     <w:uiPriority w:val="59"/>
     <w:rsid w:val="002C6F1E"/>
     <w:pPr>
@@ -23177,9 +23249,9 @@
       </w:tblBorders>
     </w:tblPr>
   </w:style>
-  <w:style w:type="character" w:styleId="Textoennegrita">
+  <w:style w:type="character" w:styleId="Strong">
     <w:name w:val="Strong"/>
-    <w:basedOn w:val="Fuentedeprrafopredeter"/>
+    <w:basedOn w:val="DefaultParagraphFont"/>
     <w:uiPriority w:val="22"/>
     <w:qFormat/>
     <w:rsid w:val="00211E8B"/>

--- a/DOCS/2024 10 23 -- Plantilla Memoria Proyecto (1).docx
+++ b/DOCS/2024 10 23 -- Plantilla Memoria Proyecto (1).docx
@@ -998,7 +998,21 @@
         <w:rPr>
           <w:rFonts w:ascii="Tahoma" w:hAnsi="Tahoma" w:cs="Tahoma"/>
         </w:rPr>
-        <w:t xml:space="preserve">, un framework de </w:t>
+        <w:t xml:space="preserve">, un </w:t>
+      </w:r>
+      <w:proofErr w:type="spellStart"/>
+      <w:r>
+        <w:rPr>
+          <w:rFonts w:ascii="Tahoma" w:hAnsi="Tahoma" w:cs="Tahoma"/>
+        </w:rPr>
+        <w:t>framework</w:t>
+      </w:r>
+      <w:proofErr w:type="spellEnd"/>
+      <w:r>
+        <w:rPr>
+          <w:rFonts w:ascii="Tahoma" w:hAnsi="Tahoma" w:cs="Tahoma"/>
+        </w:rPr>
+        <w:t xml:space="preserve"> de </w:t>
       </w:r>
       <w:r>
         <w:rPr>
@@ -1453,7 +1467,7 @@
           <w:rFonts w:ascii="Tahoma" w:hAnsi="Tahoma" w:cs="Tahoma"/>
           <w:caps w:val="0"/>
         </w:rPr>
-        <w:instrText xml:space="preserve"> TOC \o "1-3" \h \z \u </w:instrText>
+        <w:instrText xml:space="preserve"> TOC \o "1-5" \h \z \u </w:instrText>
       </w:r>
       <w:r>
         <w:rPr>
@@ -1462,7 +1476,7 @@
         </w:rPr>
         <w:fldChar w:fldCharType="separate"/>
       </w:r>
-      <w:hyperlink w:anchor="_Toc180586128" w:history="1">
+      <w:hyperlink w:anchor="_Toc215731018" w:history="1">
         <w:r>
           <w:rPr>
             <w:rStyle w:val="Hyperlink"/>
@@ -1492,7 +1506,23 @@
             <w:rFonts w:ascii="Tahoma" w:hAnsi="Tahoma" w:cs="Tahoma"/>
             <w:noProof/>
           </w:rPr>
-          <w:t>Memoria del proyecto</w:t>
+          <w:t>Memo</w:t>
+        </w:r>
+        <w:r>
+          <w:rPr>
+            <w:rStyle w:val="Hyperlink"/>
+            <w:rFonts w:ascii="Tahoma" w:hAnsi="Tahoma" w:cs="Tahoma"/>
+            <w:noProof/>
+          </w:rPr>
+          <w:t>r</w:t>
+        </w:r>
+        <w:r>
+          <w:rPr>
+            <w:rStyle w:val="Hyperlink"/>
+            <w:rFonts w:ascii="Tahoma" w:hAnsi="Tahoma" w:cs="Tahoma"/>
+            <w:noProof/>
+          </w:rPr>
+          <w:t>ia del proyecto</w:t>
         </w:r>
         <w:r>
           <w:rPr>
@@ -1513,7 +1543,7 @@
             <w:noProof/>
             <w:webHidden/>
           </w:rPr>
-          <w:instrText xml:space="preserve"> PAGEREF _Toc180586128 \h </w:instrText>
+          <w:instrText xml:space="preserve"> PAGEREF _Toc215731018 \h </w:instrText>
         </w:r>
         <w:r>
           <w:rPr>
@@ -1558,7 +1588,7 @@
           <w14:ligatures w14:val="standardContextual"/>
         </w:rPr>
       </w:pPr>
-      <w:hyperlink w:anchor="_Toc180586129" w:history="1">
+      <w:hyperlink w:anchor="_Toc215731019" w:history="1">
         <w:r>
           <w:rPr>
             <w:rStyle w:val="Hyperlink"/>
@@ -1607,7 +1637,7 @@
             <w:noProof/>
             <w:webHidden/>
           </w:rPr>
-          <w:instrText xml:space="preserve"> PAGEREF _Toc180586129 \h </w:instrText>
+          <w:instrText xml:space="preserve"> PAGEREF _Toc215731019 \h </w:instrText>
         </w:r>
         <w:r>
           <w:rPr>
@@ -1652,7 +1682,7 @@
           <w14:ligatures w14:val="standardContextual"/>
         </w:rPr>
       </w:pPr>
-      <w:hyperlink w:anchor="_Toc180586130" w:history="1">
+      <w:hyperlink w:anchor="_Toc215731020" w:history="1">
         <w:r>
           <w:rPr>
             <w:rStyle w:val="Hyperlink"/>
@@ -1701,7 +1731,7 @@
             <w:noProof/>
             <w:webHidden/>
           </w:rPr>
-          <w:instrText xml:space="preserve"> PAGEREF _Toc180586130 \h </w:instrText>
+          <w:instrText xml:space="preserve"> PAGEREF _Toc215731020 \h </w:instrText>
         </w:r>
         <w:r>
           <w:rPr>
@@ -1752,7 +1782,7 @@
           <w14:ligatures w14:val="standardContextual"/>
         </w:rPr>
       </w:pPr>
-      <w:hyperlink w:anchor="_Toc180586131" w:history="1">
+      <w:hyperlink w:anchor="_Toc215731021" w:history="1">
         <w:r>
           <w:rPr>
             <w:rStyle w:val="Hyperlink"/>
@@ -1803,7 +1833,7 @@
             <w:noProof/>
             <w:webHidden/>
           </w:rPr>
-          <w:instrText xml:space="preserve"> PAGEREF _Toc180586131 \h </w:instrText>
+          <w:instrText xml:space="preserve"> PAGEREF _Toc215731021 \h </w:instrText>
         </w:r>
         <w:r>
           <w:rPr>
@@ -1848,7 +1878,7 @@
           <w14:ligatures w14:val="standardContextual"/>
         </w:rPr>
       </w:pPr>
-      <w:hyperlink w:anchor="_Toc180586132" w:history="1">
+      <w:hyperlink w:anchor="_Toc215731022" w:history="1">
         <w:r>
           <w:rPr>
             <w:rStyle w:val="Hyperlink"/>
@@ -1897,7 +1927,7 @@
             <w:noProof/>
             <w:webHidden/>
           </w:rPr>
-          <w:instrText xml:space="preserve"> PAGEREF _Toc180586132 \h </w:instrText>
+          <w:instrText xml:space="preserve"> PAGEREF _Toc215731022 \h </w:instrText>
         </w:r>
         <w:r>
           <w:rPr>
@@ -1942,7 +1972,7 @@
           <w14:ligatures w14:val="standardContextual"/>
         </w:rPr>
       </w:pPr>
-      <w:hyperlink w:anchor="_Toc180586133" w:history="1">
+      <w:hyperlink w:anchor="_Toc215731023" w:history="1">
         <w:r>
           <w:rPr>
             <w:rStyle w:val="Hyperlink"/>
@@ -1991,7 +2021,7 @@
             <w:noProof/>
             <w:webHidden/>
           </w:rPr>
-          <w:instrText xml:space="preserve"> PAGEREF _Toc180586133 \h </w:instrText>
+          <w:instrText xml:space="preserve"> PAGEREF _Toc215731023 \h </w:instrText>
         </w:r>
         <w:r>
           <w:rPr>
@@ -2042,7 +2072,7 @@
           <w14:ligatures w14:val="standardContextual"/>
         </w:rPr>
       </w:pPr>
-      <w:hyperlink w:anchor="_Toc180586134" w:history="1">
+      <w:hyperlink w:anchor="_Toc215731024" w:history="1">
         <w:r>
           <w:rPr>
             <w:rStyle w:val="Hyperlink"/>
@@ -2093,7 +2123,7 @@
             <w:noProof/>
             <w:webHidden/>
           </w:rPr>
-          <w:instrText xml:space="preserve"> PAGEREF _Toc180586134 \h </w:instrText>
+          <w:instrText xml:space="preserve"> PAGEREF _Toc215731024 \h </w:instrText>
         </w:r>
         <w:r>
           <w:rPr>
@@ -2138,7 +2168,7 @@
           <w14:ligatures w14:val="standardContextual"/>
         </w:rPr>
       </w:pPr>
-      <w:hyperlink w:anchor="_Toc180586135" w:history="1">
+      <w:hyperlink w:anchor="_Toc215731025" w:history="1">
         <w:r>
           <w:rPr>
             <w:rStyle w:val="Hyperlink"/>
@@ -2166,7 +2196,7 @@
             <w:rFonts w:ascii="Tahoma" w:hAnsi="Tahoma" w:cs="Tahoma"/>
             <w:noProof/>
           </w:rPr>
-          <w:t>Concepto 1</w:t>
+          <w:t>Flutter</w:t>
         </w:r>
         <w:r>
           <w:rPr>
@@ -2187,7 +2217,7 @@
             <w:noProof/>
             <w:webHidden/>
           </w:rPr>
-          <w:instrText xml:space="preserve"> PAGEREF _Toc180586135 \h </w:instrText>
+          <w:instrText xml:space="preserve"> PAGEREF _Toc215731025 \h </w:instrText>
         </w:r>
         <w:r>
           <w:rPr>
@@ -2232,7 +2262,7 @@
           <w14:ligatures w14:val="standardContextual"/>
         </w:rPr>
       </w:pPr>
-      <w:hyperlink w:anchor="_Toc180586136" w:history="1">
+      <w:hyperlink w:anchor="_Toc215731026" w:history="1">
         <w:r>
           <w:rPr>
             <w:rStyle w:val="Hyperlink"/>
@@ -2260,7 +2290,7 @@
             <w:rFonts w:ascii="Tahoma" w:hAnsi="Tahoma" w:cs="Tahoma"/>
             <w:noProof/>
           </w:rPr>
-          <w:t>Concepto 2</w:t>
+          <w:t>NestJS</w:t>
         </w:r>
         <w:r>
           <w:rPr>
@@ -2281,7 +2311,7 @@
             <w:noProof/>
             <w:webHidden/>
           </w:rPr>
-          <w:instrText xml:space="preserve"> PAGEREF _Toc180586136 \h </w:instrText>
+          <w:instrText xml:space="preserve"> PAGEREF _Toc215731026 \h </w:instrText>
         </w:r>
         <w:r>
           <w:rPr>
@@ -2301,7 +2331,195 @@
             <w:noProof/>
             <w:webHidden/>
           </w:rPr>
-          <w:t>12</w:t>
+          <w:t>11</w:t>
+        </w:r>
+        <w:r>
+          <w:rPr>
+            <w:noProof/>
+            <w:webHidden/>
+          </w:rPr>
+          <w:fldChar w:fldCharType="end"/>
+        </w:r>
+      </w:hyperlink>
+    </w:p>
+    <w:p>
+      <w:pPr>
+        <w:pStyle w:val="TOC2"/>
+        <w:rPr>
+          <w:rFonts w:eastAsiaTheme="minorEastAsia"/>
+          <w:smallCaps w:val="0"/>
+          <w:noProof/>
+          <w:kern w:val="2"/>
+          <w:sz w:val="24"/>
+          <w:szCs w:val="24"/>
+          <w:lang w:eastAsia="es-ES"/>
+          <w14:ligatures w14:val="standardContextual"/>
+        </w:rPr>
+      </w:pPr>
+      <w:hyperlink w:anchor="_Toc215731027" w:history="1">
+        <w:r>
+          <w:rPr>
+            <w:rStyle w:val="Hyperlink"/>
+            <w:rFonts w:ascii="Tahoma" w:hAnsi="Tahoma" w:cs="Tahoma"/>
+            <w:noProof/>
+          </w:rPr>
+          <w:t>3.3</w:t>
+        </w:r>
+        <w:r>
+          <w:rPr>
+            <w:rFonts w:eastAsiaTheme="minorEastAsia"/>
+            <w:smallCaps w:val="0"/>
+            <w:noProof/>
+            <w:kern w:val="2"/>
+            <w:sz w:val="24"/>
+            <w:szCs w:val="24"/>
+            <w:lang w:eastAsia="es-ES"/>
+            <w14:ligatures w14:val="standardContextual"/>
+          </w:rPr>
+          <w:tab/>
+        </w:r>
+        <w:r>
+          <w:rPr>
+            <w:rStyle w:val="Hyperlink"/>
+            <w:rFonts w:ascii="Tahoma" w:hAnsi="Tahoma" w:cs="Tahoma"/>
+            <w:noProof/>
+          </w:rPr>
+          <w:t>PostgreSQL</w:t>
+        </w:r>
+        <w:r>
+          <w:rPr>
+            <w:noProof/>
+            <w:webHidden/>
+          </w:rPr>
+          <w:tab/>
+        </w:r>
+        <w:r>
+          <w:rPr>
+            <w:noProof/>
+            <w:webHidden/>
+          </w:rPr>
+          <w:fldChar w:fldCharType="begin"/>
+        </w:r>
+        <w:r>
+          <w:rPr>
+            <w:noProof/>
+            <w:webHidden/>
+          </w:rPr>
+          <w:instrText xml:space="preserve"> PAGEREF _Toc215731027 \h </w:instrText>
+        </w:r>
+        <w:r>
+          <w:rPr>
+            <w:noProof/>
+            <w:webHidden/>
+          </w:rPr>
+        </w:r>
+        <w:r>
+          <w:rPr>
+            <w:noProof/>
+            <w:webHidden/>
+          </w:rPr>
+          <w:fldChar w:fldCharType="separate"/>
+        </w:r>
+        <w:r>
+          <w:rPr>
+            <w:noProof/>
+            <w:webHidden/>
+          </w:rPr>
+          <w:t>11</w:t>
+        </w:r>
+        <w:r>
+          <w:rPr>
+            <w:noProof/>
+            <w:webHidden/>
+          </w:rPr>
+          <w:fldChar w:fldCharType="end"/>
+        </w:r>
+      </w:hyperlink>
+    </w:p>
+    <w:p>
+      <w:pPr>
+        <w:pStyle w:val="TOC2"/>
+        <w:rPr>
+          <w:rFonts w:eastAsiaTheme="minorEastAsia"/>
+          <w:smallCaps w:val="0"/>
+          <w:noProof/>
+          <w:kern w:val="2"/>
+          <w:sz w:val="24"/>
+          <w:szCs w:val="24"/>
+          <w:lang w:eastAsia="es-ES"/>
+          <w14:ligatures w14:val="standardContextual"/>
+        </w:rPr>
+      </w:pPr>
+      <w:hyperlink w:anchor="_Toc215731028" w:history="1">
+        <w:r>
+          <w:rPr>
+            <w:rStyle w:val="Hyperlink"/>
+            <w:rFonts w:ascii="Tahoma" w:hAnsi="Tahoma" w:cs="Tahoma"/>
+            <w:noProof/>
+          </w:rPr>
+          <w:t>3.4</w:t>
+        </w:r>
+        <w:r>
+          <w:rPr>
+            <w:rFonts w:eastAsiaTheme="minorEastAsia"/>
+            <w:smallCaps w:val="0"/>
+            <w:noProof/>
+            <w:kern w:val="2"/>
+            <w:sz w:val="24"/>
+            <w:szCs w:val="24"/>
+            <w:lang w:eastAsia="es-ES"/>
+            <w14:ligatures w14:val="standardContextual"/>
+          </w:rPr>
+          <w:tab/>
+        </w:r>
+        <w:r>
+          <w:rPr>
+            <w:rStyle w:val="Hyperlink"/>
+            <w:rFonts w:ascii="Tahoma" w:hAnsi="Tahoma" w:cs="Tahoma"/>
+            <w:noProof/>
+          </w:rPr>
+          <w:t>Clean arquitectura</w:t>
+        </w:r>
+        <w:r>
+          <w:rPr>
+            <w:noProof/>
+            <w:webHidden/>
+          </w:rPr>
+          <w:tab/>
+        </w:r>
+        <w:r>
+          <w:rPr>
+            <w:noProof/>
+            <w:webHidden/>
+          </w:rPr>
+          <w:fldChar w:fldCharType="begin"/>
+        </w:r>
+        <w:r>
+          <w:rPr>
+            <w:noProof/>
+            <w:webHidden/>
+          </w:rPr>
+          <w:instrText xml:space="preserve"> PAGEREF _Toc215731028 \h </w:instrText>
+        </w:r>
+        <w:r>
+          <w:rPr>
+            <w:noProof/>
+            <w:webHidden/>
+          </w:rPr>
+        </w:r>
+        <w:r>
+          <w:rPr>
+            <w:noProof/>
+            <w:webHidden/>
+          </w:rPr>
+          <w:fldChar w:fldCharType="separate"/>
+        </w:r>
+        <w:r>
+          <w:rPr>
+            <w:noProof/>
+            <w:webHidden/>
+          </w:rPr>
+          <w:t>11</w:t>
         </w:r>
         <w:r>
           <w:rPr>
@@ -2332,7 +2550,7 @@
           <w14:ligatures w14:val="standardContextual"/>
         </w:rPr>
       </w:pPr>
-      <w:hyperlink w:anchor="_Toc180586137" w:history="1">
+      <w:hyperlink w:anchor="_Toc215731029" w:history="1">
         <w:r>
           <w:rPr>
             <w:rStyle w:val="Hyperlink"/>
@@ -2383,7 +2601,7 @@
             <w:noProof/>
             <w:webHidden/>
           </w:rPr>
-          <w:instrText xml:space="preserve"> PAGEREF _Toc180586137 \h </w:instrText>
+          <w:instrText xml:space="preserve"> PAGEREF _Toc215731029 \h </w:instrText>
         </w:r>
         <w:r>
           <w:rPr>
@@ -2403,7 +2621,7 @@
             <w:noProof/>
             <w:webHidden/>
           </w:rPr>
-          <w:t>13</w:t>
+          <w:t>12</w:t>
         </w:r>
         <w:r>
           <w:rPr>
@@ -2428,7 +2646,7 @@
           <w14:ligatures w14:val="standardContextual"/>
         </w:rPr>
       </w:pPr>
-      <w:hyperlink w:anchor="_Toc180586138" w:history="1">
+      <w:hyperlink w:anchor="_Toc215731030" w:history="1">
         <w:r>
           <w:rPr>
             <w:rStyle w:val="Hyperlink"/>
@@ -2477,7 +2695,7 @@
             <w:noProof/>
             <w:webHidden/>
           </w:rPr>
-          <w:instrText xml:space="preserve"> PAGEREF _Toc180586138 \h </w:instrText>
+          <w:instrText xml:space="preserve"> PAGEREF _Toc215731030 \h </w:instrText>
         </w:r>
         <w:r>
           <w:rPr>
@@ -2497,7 +2715,7 @@
             <w:noProof/>
             <w:webHidden/>
           </w:rPr>
-          <w:t>13</w:t>
+          <w:t>12</w:t>
         </w:r>
         <w:r>
           <w:rPr>
@@ -2511,15 +2729,8 @@
     <w:p>
       <w:pPr>
         <w:pStyle w:val="TOC3"/>
-        <w:tabs>
-          <w:tab w:val="left" w:pos="1320"/>
-          <w:tab w:val="right" w:leader="dot" w:pos="8494"/>
-        </w:tabs>
         <w:rPr>
           <w:rFonts w:eastAsiaTheme="minorEastAsia"/>
-          <w:i w:val="0"/>
-          <w:iCs w:val="0"/>
-          <w:noProof/>
           <w:kern w:val="2"/>
           <w:sz w:val="24"/>
           <w:szCs w:val="24"/>
@@ -2527,21 +2738,16 @@
           <w14:ligatures w14:val="standardContextual"/>
         </w:rPr>
       </w:pPr>
-      <w:hyperlink w:anchor="_Toc180586139" w:history="1">
+      <w:hyperlink w:anchor="_Toc215731031" w:history="1">
         <w:r>
           <w:rPr>
             <w:rStyle w:val="Hyperlink"/>
-            <w:rFonts w:ascii="Tahoma" w:hAnsi="Tahoma" w:cs="Tahoma"/>
-            <w:noProof/>
           </w:rPr>
           <w:t>4.1.1</w:t>
         </w:r>
         <w:r>
           <w:rPr>
             <w:rFonts w:eastAsiaTheme="minorEastAsia"/>
-            <w:i w:val="0"/>
-            <w:iCs w:val="0"/>
-            <w:noProof/>
             <w:kern w:val="2"/>
             <w:sz w:val="24"/>
             <w:szCs w:val="24"/>
@@ -2553,55 +2759,46 @@
         <w:r>
           <w:rPr>
             <w:rStyle w:val="Hyperlink"/>
-            <w:rFonts w:ascii="Tahoma" w:hAnsi="Tahoma" w:cs="Tahoma"/>
-            <w:noProof/>
           </w:rPr>
           <w:t>Determinación del alcance del sistema</w:t>
         </w:r>
         <w:r>
           <w:rPr>
-            <w:noProof/>
             <w:webHidden/>
           </w:rPr>
           <w:tab/>
         </w:r>
         <w:r>
           <w:rPr>
-            <w:noProof/>
             <w:webHidden/>
           </w:rPr>
           <w:fldChar w:fldCharType="begin"/>
         </w:r>
         <w:r>
           <w:rPr>
-            <w:noProof/>
-            <w:webHidden/>
-          </w:rPr>
-          <w:instrText xml:space="preserve"> PAGEREF _Toc180586139 \h </w:instrText>
-        </w:r>
-        <w:r>
-          <w:rPr>
-            <w:noProof/>
-            <w:webHidden/>
-          </w:rPr>
-        </w:r>
-        <w:r>
-          <w:rPr>
-            <w:noProof/>
+            <w:webHidden/>
+          </w:rPr>
+          <w:instrText xml:space="preserve"> PAGEREF _Toc215731031 \h </w:instrText>
+        </w:r>
+        <w:r>
+          <w:rPr>
+            <w:webHidden/>
+          </w:rPr>
+        </w:r>
+        <w:r>
+          <w:rPr>
             <w:webHidden/>
           </w:rPr>
           <w:fldChar w:fldCharType="separate"/>
         </w:r>
         <w:r>
           <w:rPr>
-            <w:noProof/>
-            <w:webHidden/>
-          </w:rPr>
-          <w:t>13</w:t>
-        </w:r>
-        <w:r>
-          <w:rPr>
-            <w:noProof/>
+            <w:webHidden/>
+          </w:rPr>
+          <w:t>12</w:t>
+        </w:r>
+        <w:r>
+          <w:rPr>
             <w:webHidden/>
           </w:rPr>
           <w:fldChar w:fldCharType="end"/>
@@ -2622,7 +2819,7 @@
           <w14:ligatures w14:val="standardContextual"/>
         </w:rPr>
       </w:pPr>
-      <w:hyperlink w:anchor="_Toc180586140" w:history="1">
+      <w:hyperlink w:anchor="_Toc215731032" w:history="1">
         <w:r>
           <w:rPr>
             <w:rStyle w:val="Hyperlink"/>
@@ -2671,7 +2868,7 @@
             <w:noProof/>
             <w:webHidden/>
           </w:rPr>
-          <w:instrText xml:space="preserve"> PAGEREF _Toc180586140 \h </w:instrText>
+          <w:instrText xml:space="preserve"> PAGEREF _Toc215731032 \h </w:instrText>
         </w:r>
         <w:r>
           <w:rPr>
@@ -2691,7 +2888,7 @@
             <w:noProof/>
             <w:webHidden/>
           </w:rPr>
-          <w:t>14</w:t>
+          <w:t>13</w:t>
         </w:r>
         <w:r>
           <w:rPr>
@@ -2705,15 +2902,8 @@
     <w:p>
       <w:pPr>
         <w:pStyle w:val="TOC3"/>
-        <w:tabs>
-          <w:tab w:val="left" w:pos="1320"/>
-          <w:tab w:val="right" w:leader="dot" w:pos="8494"/>
-        </w:tabs>
         <w:rPr>
           <w:rFonts w:eastAsiaTheme="minorEastAsia"/>
-          <w:i w:val="0"/>
-          <w:iCs w:val="0"/>
-          <w:noProof/>
           <w:kern w:val="2"/>
           <w:sz w:val="24"/>
           <w:szCs w:val="24"/>
@@ -2721,21 +2911,16 @@
           <w14:ligatures w14:val="standardContextual"/>
         </w:rPr>
       </w:pPr>
-      <w:hyperlink w:anchor="_Toc180586141" w:history="1">
+      <w:hyperlink w:anchor="_Toc215731033" w:history="1">
         <w:r>
           <w:rPr>
             <w:rStyle w:val="Hyperlink"/>
-            <w:rFonts w:ascii="Tahoma" w:hAnsi="Tahoma" w:cs="Tahoma"/>
-            <w:noProof/>
           </w:rPr>
           <w:t>4.2.1</w:t>
         </w:r>
         <w:r>
           <w:rPr>
             <w:rFonts w:eastAsiaTheme="minorEastAsia"/>
-            <w:i w:val="0"/>
-            <w:iCs w:val="0"/>
-            <w:noProof/>
             <w:kern w:val="2"/>
             <w:sz w:val="24"/>
             <w:szCs w:val="24"/>
@@ -2747,55 +2932,46 @@
         <w:r>
           <w:rPr>
             <w:rStyle w:val="Hyperlink"/>
-            <w:rFonts w:ascii="Tahoma" w:hAnsi="Tahoma" w:cs="Tahoma"/>
-            <w:noProof/>
           </w:rPr>
           <w:t>Requisitos funcionales</w:t>
         </w:r>
         <w:r>
           <w:rPr>
-            <w:noProof/>
             <w:webHidden/>
           </w:rPr>
           <w:tab/>
         </w:r>
         <w:r>
           <w:rPr>
-            <w:noProof/>
             <w:webHidden/>
           </w:rPr>
           <w:fldChar w:fldCharType="begin"/>
         </w:r>
         <w:r>
           <w:rPr>
-            <w:noProof/>
-            <w:webHidden/>
-          </w:rPr>
-          <w:instrText xml:space="preserve"> PAGEREF _Toc180586141 \h </w:instrText>
-        </w:r>
-        <w:r>
-          <w:rPr>
-            <w:noProof/>
-            <w:webHidden/>
-          </w:rPr>
-        </w:r>
-        <w:r>
-          <w:rPr>
-            <w:noProof/>
+            <w:webHidden/>
+          </w:rPr>
+          <w:instrText xml:space="preserve"> PAGEREF _Toc215731033 \h </w:instrText>
+        </w:r>
+        <w:r>
+          <w:rPr>
+            <w:webHidden/>
+          </w:rPr>
+        </w:r>
+        <w:r>
+          <w:rPr>
             <w:webHidden/>
           </w:rPr>
           <w:fldChar w:fldCharType="separate"/>
         </w:r>
         <w:r>
           <w:rPr>
-            <w:noProof/>
-            <w:webHidden/>
-          </w:rPr>
-          <w:t>14</w:t>
-        </w:r>
-        <w:r>
-          <w:rPr>
-            <w:noProof/>
+            <w:webHidden/>
+          </w:rPr>
+          <w:t>13</w:t>
+        </w:r>
+        <w:r>
+          <w:rPr>
             <w:webHidden/>
           </w:rPr>
           <w:fldChar w:fldCharType="end"/>
@@ -2805,15 +2981,8 @@
     <w:p>
       <w:pPr>
         <w:pStyle w:val="TOC3"/>
-        <w:tabs>
-          <w:tab w:val="left" w:pos="1320"/>
-          <w:tab w:val="right" w:leader="dot" w:pos="8494"/>
-        </w:tabs>
         <w:rPr>
           <w:rFonts w:eastAsiaTheme="minorEastAsia"/>
-          <w:i w:val="0"/>
-          <w:iCs w:val="0"/>
-          <w:noProof/>
           <w:kern w:val="2"/>
           <w:sz w:val="24"/>
           <w:szCs w:val="24"/>
@@ -2821,21 +2990,16 @@
           <w14:ligatures w14:val="standardContextual"/>
         </w:rPr>
       </w:pPr>
-      <w:hyperlink w:anchor="_Toc180586142" w:history="1">
+      <w:hyperlink w:anchor="_Toc215731034" w:history="1">
         <w:r>
           <w:rPr>
             <w:rStyle w:val="Hyperlink"/>
-            <w:rFonts w:ascii="Tahoma" w:hAnsi="Tahoma" w:cs="Tahoma"/>
-            <w:noProof/>
           </w:rPr>
           <w:t>4.2.2</w:t>
         </w:r>
         <w:r>
           <w:rPr>
             <w:rFonts w:eastAsiaTheme="minorEastAsia"/>
-            <w:i w:val="0"/>
-            <w:iCs w:val="0"/>
-            <w:noProof/>
             <w:kern w:val="2"/>
             <w:sz w:val="24"/>
             <w:szCs w:val="24"/>
@@ -2847,55 +3011,46 @@
         <w:r>
           <w:rPr>
             <w:rStyle w:val="Hyperlink"/>
-            <w:rFonts w:ascii="Tahoma" w:hAnsi="Tahoma" w:cs="Tahoma"/>
-            <w:noProof/>
           </w:rPr>
           <w:t>Requisitos no funcionales</w:t>
         </w:r>
         <w:r>
           <w:rPr>
-            <w:noProof/>
             <w:webHidden/>
           </w:rPr>
           <w:tab/>
         </w:r>
         <w:r>
           <w:rPr>
-            <w:noProof/>
             <w:webHidden/>
           </w:rPr>
           <w:fldChar w:fldCharType="begin"/>
         </w:r>
         <w:r>
           <w:rPr>
-            <w:noProof/>
-            <w:webHidden/>
-          </w:rPr>
-          <w:instrText xml:space="preserve"> PAGEREF _Toc180586142 \h </w:instrText>
-        </w:r>
-        <w:r>
-          <w:rPr>
-            <w:noProof/>
-            <w:webHidden/>
-          </w:rPr>
-        </w:r>
-        <w:r>
-          <w:rPr>
-            <w:noProof/>
+            <w:webHidden/>
+          </w:rPr>
+          <w:instrText xml:space="preserve"> PAGEREF _Toc215731034 \h </w:instrText>
+        </w:r>
+        <w:r>
+          <w:rPr>
+            <w:webHidden/>
+          </w:rPr>
+        </w:r>
+        <w:r>
+          <w:rPr>
             <w:webHidden/>
           </w:rPr>
           <w:fldChar w:fldCharType="separate"/>
         </w:r>
         <w:r>
           <w:rPr>
-            <w:noProof/>
-            <w:webHidden/>
-          </w:rPr>
-          <w:t>15</w:t>
-        </w:r>
-        <w:r>
-          <w:rPr>
-            <w:noProof/>
+            <w:webHidden/>
+          </w:rPr>
+          <w:t>14</w:t>
+        </w:r>
+        <w:r>
+          <w:rPr>
             <w:webHidden/>
           </w:rPr>
           <w:fldChar w:fldCharType="end"/>
@@ -2916,7 +3071,7 @@
           <w14:ligatures w14:val="standardContextual"/>
         </w:rPr>
       </w:pPr>
-      <w:hyperlink w:anchor="_Toc180586143" w:history="1">
+      <w:hyperlink w:anchor="_Toc215731035" w:history="1">
         <w:r>
           <w:rPr>
             <w:rStyle w:val="Hyperlink"/>
@@ -2965,7 +3120,7 @@
             <w:noProof/>
             <w:webHidden/>
           </w:rPr>
-          <w:instrText xml:space="preserve"> PAGEREF _Toc180586143 \h </w:instrText>
+          <w:instrText xml:space="preserve"> PAGEREF _Toc215731035 \h </w:instrText>
         </w:r>
         <w:r>
           <w:rPr>
@@ -2985,7 +3140,7 @@
             <w:noProof/>
             <w:webHidden/>
           </w:rPr>
-          <w:t>16</w:t>
+          <w:t>15</w:t>
         </w:r>
         <w:r>
           <w:rPr>
@@ -3010,7 +3165,7 @@
           <w14:ligatures w14:val="standardContextual"/>
         </w:rPr>
       </w:pPr>
-      <w:hyperlink w:anchor="_Toc180586144" w:history="1">
+      <w:hyperlink w:anchor="_Toc215731036" w:history="1">
         <w:r>
           <w:rPr>
             <w:rStyle w:val="Hyperlink"/>
@@ -3059,7 +3214,7 @@
             <w:noProof/>
             <w:webHidden/>
           </w:rPr>
-          <w:instrText xml:space="preserve"> PAGEREF _Toc180586144 \h </w:instrText>
+          <w:instrText xml:space="preserve"> PAGEREF _Toc215731036 \h </w:instrText>
         </w:r>
         <w:r>
           <w:rPr>
@@ -3079,7 +3234,7 @@
             <w:noProof/>
             <w:webHidden/>
           </w:rPr>
-          <w:t>17</w:t>
+          <w:t>16</w:t>
         </w:r>
         <w:r>
           <w:rPr>
@@ -3104,7 +3259,7 @@
           <w14:ligatures w14:val="standardContextual"/>
         </w:rPr>
       </w:pPr>
-      <w:hyperlink w:anchor="_Toc180586145" w:history="1">
+      <w:hyperlink w:anchor="_Toc215731037" w:history="1">
         <w:r>
           <w:rPr>
             <w:rStyle w:val="Hyperlink"/>
@@ -3153,7 +3308,7 @@
             <w:noProof/>
             <w:webHidden/>
           </w:rPr>
-          <w:instrText xml:space="preserve"> PAGEREF _Toc180586145 \h </w:instrText>
+          <w:instrText xml:space="preserve"> PAGEREF _Toc215731037 \h </w:instrText>
         </w:r>
         <w:r>
           <w:rPr>
@@ -3198,7 +3353,7 @@
           <w14:ligatures w14:val="standardContextual"/>
         </w:rPr>
       </w:pPr>
-      <w:hyperlink w:anchor="_Toc180586146" w:history="1">
+      <w:hyperlink w:anchor="_Toc215731038" w:history="1">
         <w:r>
           <w:rPr>
             <w:rStyle w:val="Hyperlink"/>
@@ -3247,7 +3402,7 @@
             <w:noProof/>
             <w:webHidden/>
           </w:rPr>
-          <w:instrText xml:space="preserve"> PAGEREF _Toc180586146 \h </w:instrText>
+          <w:instrText xml:space="preserve"> PAGEREF _Toc215731038 \h </w:instrText>
         </w:r>
         <w:r>
           <w:rPr>
@@ -3298,7 +3453,7 @@
           <w14:ligatures w14:val="standardContextual"/>
         </w:rPr>
       </w:pPr>
-      <w:hyperlink w:anchor="_Toc180586147" w:history="1">
+      <w:hyperlink w:anchor="_Toc215731039" w:history="1">
         <w:r>
           <w:rPr>
             <w:rStyle w:val="Hyperlink"/>
@@ -3349,7 +3504,7 @@
             <w:noProof/>
             <w:webHidden/>
           </w:rPr>
-          <w:instrText xml:space="preserve"> PAGEREF _Toc180586147 \h </w:instrText>
+          <w:instrText xml:space="preserve"> PAGEREF _Toc215731039 \h </w:instrText>
         </w:r>
         <w:r>
           <w:rPr>
@@ -3394,7 +3549,7 @@
           <w14:ligatures w14:val="standardContextual"/>
         </w:rPr>
       </w:pPr>
-      <w:hyperlink w:anchor="_Toc180586148" w:history="1">
+      <w:hyperlink w:anchor="_Toc215731040" w:history="1">
         <w:r>
           <w:rPr>
             <w:rStyle w:val="Hyperlink"/>
@@ -3443,7 +3598,7 @@
             <w:noProof/>
             <w:webHidden/>
           </w:rPr>
-          <w:instrText xml:space="preserve"> PAGEREF _Toc180586148 \h </w:instrText>
+          <w:instrText xml:space="preserve"> PAGEREF _Toc215731040 \h </w:instrText>
         </w:r>
         <w:r>
           <w:rPr>
@@ -3488,7 +3643,7 @@
           <w14:ligatures w14:val="standardContextual"/>
         </w:rPr>
       </w:pPr>
-      <w:hyperlink w:anchor="_Toc180586149" w:history="1">
+      <w:hyperlink w:anchor="_Toc215731041" w:history="1">
         <w:r>
           <w:rPr>
             <w:rStyle w:val="Hyperlink"/>
@@ -3537,7 +3692,7 @@
             <w:noProof/>
             <w:webHidden/>
           </w:rPr>
-          <w:instrText xml:space="preserve"> PAGEREF _Toc180586149 \h </w:instrText>
+          <w:instrText xml:space="preserve"> PAGEREF _Toc215731041 \h </w:instrText>
         </w:r>
         <w:r>
           <w:rPr>
@@ -3571,15 +3726,8 @@
     <w:p>
       <w:pPr>
         <w:pStyle w:val="TOC3"/>
-        <w:tabs>
-          <w:tab w:val="left" w:pos="1320"/>
-          <w:tab w:val="right" w:leader="dot" w:pos="8494"/>
-        </w:tabs>
         <w:rPr>
           <w:rFonts w:eastAsiaTheme="minorEastAsia"/>
-          <w:i w:val="0"/>
-          <w:iCs w:val="0"/>
-          <w:noProof/>
           <w:kern w:val="2"/>
           <w:sz w:val="24"/>
           <w:szCs w:val="24"/>
@@ -3587,21 +3735,16 @@
           <w14:ligatures w14:val="standardContextual"/>
         </w:rPr>
       </w:pPr>
-      <w:hyperlink w:anchor="_Toc180586150" w:history="1">
+      <w:hyperlink w:anchor="_Toc215731042" w:history="1">
         <w:r>
           <w:rPr>
             <w:rStyle w:val="Hyperlink"/>
-            <w:rFonts w:ascii="Tahoma" w:hAnsi="Tahoma" w:cs="Tahoma"/>
-            <w:noProof/>
           </w:rPr>
           <w:t>5.2.1</w:t>
         </w:r>
         <w:r>
           <w:rPr>
             <w:rFonts w:eastAsiaTheme="minorEastAsia"/>
-            <w:i w:val="0"/>
-            <w:iCs w:val="0"/>
-            <w:noProof/>
             <w:kern w:val="2"/>
             <w:sz w:val="24"/>
             <w:szCs w:val="24"/>
@@ -3613,55 +3756,46 @@
         <w:r>
           <w:rPr>
             <w:rStyle w:val="Hyperlink"/>
-            <w:rFonts w:ascii="Tahoma" w:hAnsi="Tahoma" w:cs="Tahoma"/>
-            <w:noProof/>
           </w:rPr>
           <w:t>Pruebas unitarias</w:t>
         </w:r>
         <w:r>
           <w:rPr>
-            <w:noProof/>
             <w:webHidden/>
           </w:rPr>
           <w:tab/>
         </w:r>
         <w:r>
           <w:rPr>
-            <w:noProof/>
             <w:webHidden/>
           </w:rPr>
           <w:fldChar w:fldCharType="begin"/>
         </w:r>
         <w:r>
           <w:rPr>
-            <w:noProof/>
-            <w:webHidden/>
-          </w:rPr>
-          <w:instrText xml:space="preserve"> PAGEREF _Toc180586150 \h </w:instrText>
-        </w:r>
-        <w:r>
-          <w:rPr>
-            <w:noProof/>
-            <w:webHidden/>
-          </w:rPr>
-        </w:r>
-        <w:r>
-          <w:rPr>
-            <w:noProof/>
+            <w:webHidden/>
+          </w:rPr>
+          <w:instrText xml:space="preserve"> PAGEREF _Toc215731042 \h </w:instrText>
+        </w:r>
+        <w:r>
+          <w:rPr>
+            <w:webHidden/>
+          </w:rPr>
+        </w:r>
+        <w:r>
+          <w:rPr>
             <w:webHidden/>
           </w:rPr>
           <w:fldChar w:fldCharType="separate"/>
         </w:r>
         <w:r>
           <w:rPr>
-            <w:noProof/>
             <w:webHidden/>
           </w:rPr>
           <w:t>20</w:t>
         </w:r>
         <w:r>
           <w:rPr>
-            <w:noProof/>
             <w:webHidden/>
           </w:rPr>
           <w:fldChar w:fldCharType="end"/>
@@ -3671,15 +3805,8 @@
     <w:p>
       <w:pPr>
         <w:pStyle w:val="TOC3"/>
-        <w:tabs>
-          <w:tab w:val="left" w:pos="1320"/>
-          <w:tab w:val="right" w:leader="dot" w:pos="8494"/>
-        </w:tabs>
         <w:rPr>
           <w:rFonts w:eastAsiaTheme="minorEastAsia"/>
-          <w:i w:val="0"/>
-          <w:iCs w:val="0"/>
-          <w:noProof/>
           <w:kern w:val="2"/>
           <w:sz w:val="24"/>
           <w:szCs w:val="24"/>
@@ -3687,21 +3814,16 @@
           <w14:ligatures w14:val="standardContextual"/>
         </w:rPr>
       </w:pPr>
-      <w:hyperlink w:anchor="_Toc180586151" w:history="1">
+      <w:hyperlink w:anchor="_Toc215731043" w:history="1">
         <w:r>
           <w:rPr>
             <w:rStyle w:val="Hyperlink"/>
-            <w:rFonts w:ascii="Tahoma" w:hAnsi="Tahoma" w:cs="Tahoma"/>
-            <w:noProof/>
           </w:rPr>
           <w:t>5.2.2</w:t>
         </w:r>
         <w:r>
           <w:rPr>
             <w:rFonts w:eastAsiaTheme="minorEastAsia"/>
-            <w:i w:val="0"/>
-            <w:iCs w:val="0"/>
-            <w:noProof/>
             <w:kern w:val="2"/>
             <w:sz w:val="24"/>
             <w:szCs w:val="24"/>
@@ -3713,55 +3835,46 @@
         <w:r>
           <w:rPr>
             <w:rStyle w:val="Hyperlink"/>
-            <w:rFonts w:ascii="Tahoma" w:hAnsi="Tahoma" w:cs="Tahoma"/>
-            <w:noProof/>
           </w:rPr>
           <w:t>Pruebas de integración</w:t>
         </w:r>
         <w:r>
           <w:rPr>
-            <w:noProof/>
             <w:webHidden/>
           </w:rPr>
           <w:tab/>
         </w:r>
         <w:r>
           <w:rPr>
-            <w:noProof/>
             <w:webHidden/>
           </w:rPr>
           <w:fldChar w:fldCharType="begin"/>
         </w:r>
         <w:r>
           <w:rPr>
-            <w:noProof/>
-            <w:webHidden/>
-          </w:rPr>
-          <w:instrText xml:space="preserve"> PAGEREF _Toc180586151 \h </w:instrText>
-        </w:r>
-        <w:r>
-          <w:rPr>
-            <w:noProof/>
-            <w:webHidden/>
-          </w:rPr>
-        </w:r>
-        <w:r>
-          <w:rPr>
-            <w:noProof/>
+            <w:webHidden/>
+          </w:rPr>
+          <w:instrText xml:space="preserve"> PAGEREF _Toc215731043 \h </w:instrText>
+        </w:r>
+        <w:r>
+          <w:rPr>
+            <w:webHidden/>
+          </w:rPr>
+        </w:r>
+        <w:r>
+          <w:rPr>
             <w:webHidden/>
           </w:rPr>
           <w:fldChar w:fldCharType="separate"/>
         </w:r>
         <w:r>
           <w:rPr>
-            <w:noProof/>
-            <w:webHidden/>
-          </w:rPr>
-          <w:t>20</w:t>
-        </w:r>
-        <w:r>
-          <w:rPr>
-            <w:noProof/>
+            <w:webHidden/>
+          </w:rPr>
+          <w:t>21</w:t>
+        </w:r>
+        <w:r>
+          <w:rPr>
             <w:webHidden/>
           </w:rPr>
           <w:fldChar w:fldCharType="end"/>
@@ -3771,15 +3884,8 @@
     <w:p>
       <w:pPr>
         <w:pStyle w:val="TOC3"/>
-        <w:tabs>
-          <w:tab w:val="left" w:pos="1320"/>
-          <w:tab w:val="right" w:leader="dot" w:pos="8494"/>
-        </w:tabs>
         <w:rPr>
           <w:rFonts w:eastAsiaTheme="minorEastAsia"/>
-          <w:i w:val="0"/>
-          <w:iCs w:val="0"/>
-          <w:noProof/>
           <w:kern w:val="2"/>
           <w:sz w:val="24"/>
           <w:szCs w:val="24"/>
@@ -3787,21 +3893,16 @@
           <w14:ligatures w14:val="standardContextual"/>
         </w:rPr>
       </w:pPr>
-      <w:hyperlink w:anchor="_Toc180586152" w:history="1">
+      <w:hyperlink w:anchor="_Toc215731044" w:history="1">
         <w:r>
           <w:rPr>
             <w:rStyle w:val="Hyperlink"/>
-            <w:rFonts w:ascii="Tahoma" w:hAnsi="Tahoma" w:cs="Tahoma"/>
-            <w:noProof/>
           </w:rPr>
           <w:t>5.2.3</w:t>
         </w:r>
         <w:r>
           <w:rPr>
             <w:rFonts w:eastAsiaTheme="minorEastAsia"/>
-            <w:i w:val="0"/>
-            <w:iCs w:val="0"/>
-            <w:noProof/>
             <w:kern w:val="2"/>
             <w:sz w:val="24"/>
             <w:szCs w:val="24"/>
@@ -3813,55 +3914,46 @@
         <w:r>
           <w:rPr>
             <w:rStyle w:val="Hyperlink"/>
-            <w:rFonts w:ascii="Tahoma" w:hAnsi="Tahoma" w:cs="Tahoma"/>
-            <w:noProof/>
           </w:rPr>
           <w:t>Pruebas de integridad de los datos y la base de datos</w:t>
         </w:r>
         <w:r>
           <w:rPr>
-            <w:noProof/>
             <w:webHidden/>
           </w:rPr>
           <w:tab/>
         </w:r>
         <w:r>
           <w:rPr>
-            <w:noProof/>
             <w:webHidden/>
           </w:rPr>
           <w:fldChar w:fldCharType="begin"/>
         </w:r>
         <w:r>
           <w:rPr>
-            <w:noProof/>
-            <w:webHidden/>
-          </w:rPr>
-          <w:instrText xml:space="preserve"> PAGEREF _Toc180586152 \h </w:instrText>
-        </w:r>
-        <w:r>
-          <w:rPr>
-            <w:noProof/>
-            <w:webHidden/>
-          </w:rPr>
-        </w:r>
-        <w:r>
-          <w:rPr>
-            <w:noProof/>
+            <w:webHidden/>
+          </w:rPr>
+          <w:instrText xml:space="preserve"> PAGEREF _Toc215731044 \h </w:instrText>
+        </w:r>
+        <w:r>
+          <w:rPr>
+            <w:webHidden/>
+          </w:rPr>
+        </w:r>
+        <w:r>
+          <w:rPr>
             <w:webHidden/>
           </w:rPr>
           <w:fldChar w:fldCharType="separate"/>
         </w:r>
         <w:r>
           <w:rPr>
-            <w:noProof/>
             <w:webHidden/>
           </w:rPr>
           <w:t>21</w:t>
         </w:r>
         <w:r>
           <w:rPr>
-            <w:noProof/>
             <w:webHidden/>
           </w:rPr>
           <w:fldChar w:fldCharType="end"/>
@@ -3871,15 +3963,8 @@
     <w:p>
       <w:pPr>
         <w:pStyle w:val="TOC3"/>
-        <w:tabs>
-          <w:tab w:val="left" w:pos="1320"/>
-          <w:tab w:val="right" w:leader="dot" w:pos="8494"/>
-        </w:tabs>
         <w:rPr>
           <w:rFonts w:eastAsiaTheme="minorEastAsia"/>
-          <w:i w:val="0"/>
-          <w:iCs w:val="0"/>
-          <w:noProof/>
           <w:kern w:val="2"/>
           <w:sz w:val="24"/>
           <w:szCs w:val="24"/>
@@ -3887,21 +3972,16 @@
           <w14:ligatures w14:val="standardContextual"/>
         </w:rPr>
       </w:pPr>
-      <w:hyperlink w:anchor="_Toc180586153" w:history="1">
+      <w:hyperlink w:anchor="_Toc215731045" w:history="1">
         <w:r>
           <w:rPr>
             <w:rStyle w:val="Hyperlink"/>
-            <w:rFonts w:ascii="Tahoma" w:hAnsi="Tahoma" w:cs="Tahoma"/>
-            <w:noProof/>
           </w:rPr>
           <w:t>5.2.4</w:t>
         </w:r>
         <w:r>
           <w:rPr>
             <w:rFonts w:eastAsiaTheme="minorEastAsia"/>
-            <w:i w:val="0"/>
-            <w:iCs w:val="0"/>
-            <w:noProof/>
             <w:kern w:val="2"/>
             <w:sz w:val="24"/>
             <w:szCs w:val="24"/>
@@ -3913,55 +3993,46 @@
         <w:r>
           <w:rPr>
             <w:rStyle w:val="Hyperlink"/>
-            <w:rFonts w:ascii="Tahoma" w:hAnsi="Tahoma" w:cs="Tahoma"/>
-            <w:noProof/>
           </w:rPr>
           <w:t>Pruebas funcionales</w:t>
         </w:r>
         <w:r>
           <w:rPr>
-            <w:noProof/>
             <w:webHidden/>
           </w:rPr>
           <w:tab/>
         </w:r>
         <w:r>
           <w:rPr>
-            <w:noProof/>
             <w:webHidden/>
           </w:rPr>
           <w:fldChar w:fldCharType="begin"/>
         </w:r>
         <w:r>
           <w:rPr>
-            <w:noProof/>
-            <w:webHidden/>
-          </w:rPr>
-          <w:instrText xml:space="preserve"> PAGEREF _Toc180586153 \h </w:instrText>
-        </w:r>
-        <w:r>
-          <w:rPr>
-            <w:noProof/>
-            <w:webHidden/>
-          </w:rPr>
-        </w:r>
-        <w:r>
-          <w:rPr>
-            <w:noProof/>
+            <w:webHidden/>
+          </w:rPr>
+          <w:instrText xml:space="preserve"> PAGEREF _Toc215731045 \h </w:instrText>
+        </w:r>
+        <w:r>
+          <w:rPr>
+            <w:webHidden/>
+          </w:rPr>
+        </w:r>
+        <w:r>
+          <w:rPr>
             <w:webHidden/>
           </w:rPr>
           <w:fldChar w:fldCharType="separate"/>
         </w:r>
         <w:r>
           <w:rPr>
-            <w:noProof/>
             <w:webHidden/>
           </w:rPr>
           <w:t>21</w:t>
         </w:r>
         <w:r>
           <w:rPr>
-            <w:noProof/>
             <w:webHidden/>
           </w:rPr>
           <w:fldChar w:fldCharType="end"/>
@@ -3971,15 +4042,8 @@
     <w:p>
       <w:pPr>
         <w:pStyle w:val="TOC3"/>
-        <w:tabs>
-          <w:tab w:val="left" w:pos="1320"/>
-          <w:tab w:val="right" w:leader="dot" w:pos="8494"/>
-        </w:tabs>
         <w:rPr>
           <w:rFonts w:eastAsiaTheme="minorEastAsia"/>
-          <w:i w:val="0"/>
-          <w:iCs w:val="0"/>
-          <w:noProof/>
           <w:kern w:val="2"/>
           <w:sz w:val="24"/>
           <w:szCs w:val="24"/>
@@ -3987,21 +4051,16 @@
           <w14:ligatures w14:val="standardContextual"/>
         </w:rPr>
       </w:pPr>
-      <w:hyperlink w:anchor="_Toc180586154" w:history="1">
+      <w:hyperlink w:anchor="_Toc215731046" w:history="1">
         <w:r>
           <w:rPr>
             <w:rStyle w:val="Hyperlink"/>
-            <w:rFonts w:ascii="Tahoma" w:hAnsi="Tahoma" w:cs="Tahoma"/>
-            <w:noProof/>
           </w:rPr>
           <w:t>5.2.5</w:t>
         </w:r>
         <w:r>
           <w:rPr>
             <w:rFonts w:eastAsiaTheme="minorEastAsia"/>
-            <w:i w:val="0"/>
-            <w:iCs w:val="0"/>
-            <w:noProof/>
             <w:kern w:val="2"/>
             <w:sz w:val="24"/>
             <w:szCs w:val="24"/>
@@ -4013,55 +4072,46 @@
         <w:r>
           <w:rPr>
             <w:rStyle w:val="Hyperlink"/>
-            <w:rFonts w:ascii="Tahoma" w:hAnsi="Tahoma" w:cs="Tahoma"/>
-            <w:noProof/>
           </w:rPr>
           <w:t>Pruebas de interfaz de usuario</w:t>
         </w:r>
         <w:r>
           <w:rPr>
-            <w:noProof/>
             <w:webHidden/>
           </w:rPr>
           <w:tab/>
         </w:r>
         <w:r>
           <w:rPr>
-            <w:noProof/>
             <w:webHidden/>
           </w:rPr>
           <w:fldChar w:fldCharType="begin"/>
         </w:r>
         <w:r>
           <w:rPr>
-            <w:noProof/>
-            <w:webHidden/>
-          </w:rPr>
-          <w:instrText xml:space="preserve"> PAGEREF _Toc180586154 \h </w:instrText>
-        </w:r>
-        <w:r>
-          <w:rPr>
-            <w:noProof/>
-            <w:webHidden/>
-          </w:rPr>
-        </w:r>
-        <w:r>
-          <w:rPr>
-            <w:noProof/>
+            <w:webHidden/>
+          </w:rPr>
+          <w:instrText xml:space="preserve"> PAGEREF _Toc215731046 \h </w:instrText>
+        </w:r>
+        <w:r>
+          <w:rPr>
+            <w:webHidden/>
+          </w:rPr>
+        </w:r>
+        <w:r>
+          <w:rPr>
             <w:webHidden/>
           </w:rPr>
           <w:fldChar w:fldCharType="separate"/>
         </w:r>
         <w:r>
           <w:rPr>
-            <w:noProof/>
             <w:webHidden/>
           </w:rPr>
           <w:t>21</w:t>
         </w:r>
         <w:r>
           <w:rPr>
-            <w:noProof/>
             <w:webHidden/>
           </w:rPr>
           <w:fldChar w:fldCharType="end"/>
@@ -4071,15 +4121,8 @@
     <w:p>
       <w:pPr>
         <w:pStyle w:val="TOC3"/>
-        <w:tabs>
-          <w:tab w:val="left" w:pos="1320"/>
-          <w:tab w:val="right" w:leader="dot" w:pos="8494"/>
-        </w:tabs>
         <w:rPr>
           <w:rFonts w:eastAsiaTheme="minorEastAsia"/>
-          <w:i w:val="0"/>
-          <w:iCs w:val="0"/>
-          <w:noProof/>
           <w:kern w:val="2"/>
           <w:sz w:val="24"/>
           <w:szCs w:val="24"/>
@@ -4087,21 +4130,16 @@
           <w14:ligatures w14:val="standardContextual"/>
         </w:rPr>
       </w:pPr>
-      <w:hyperlink w:anchor="_Toc180586155" w:history="1">
+      <w:hyperlink w:anchor="_Toc215731047" w:history="1">
         <w:r>
           <w:rPr>
             <w:rStyle w:val="Hyperlink"/>
-            <w:rFonts w:ascii="Tahoma" w:hAnsi="Tahoma" w:cs="Tahoma"/>
-            <w:noProof/>
           </w:rPr>
           <w:t>5.2.6</w:t>
         </w:r>
         <w:r>
           <w:rPr>
             <w:rFonts w:eastAsiaTheme="minorEastAsia"/>
-            <w:i w:val="0"/>
-            <w:iCs w:val="0"/>
-            <w:noProof/>
             <w:kern w:val="2"/>
             <w:sz w:val="24"/>
             <w:szCs w:val="24"/>
@@ -4113,55 +4151,46 @@
         <w:r>
           <w:rPr>
             <w:rStyle w:val="Hyperlink"/>
-            <w:rFonts w:ascii="Tahoma" w:hAnsi="Tahoma" w:cs="Tahoma"/>
-            <w:noProof/>
           </w:rPr>
           <w:t>Pruebas de seguridad</w:t>
         </w:r>
         <w:r>
           <w:rPr>
-            <w:noProof/>
             <w:webHidden/>
           </w:rPr>
           <w:tab/>
         </w:r>
         <w:r>
           <w:rPr>
-            <w:noProof/>
             <w:webHidden/>
           </w:rPr>
           <w:fldChar w:fldCharType="begin"/>
         </w:r>
         <w:r>
           <w:rPr>
-            <w:noProof/>
-            <w:webHidden/>
-          </w:rPr>
-          <w:instrText xml:space="preserve"> PAGEREF _Toc180586155 \h </w:instrText>
-        </w:r>
-        <w:r>
-          <w:rPr>
-            <w:noProof/>
-            <w:webHidden/>
-          </w:rPr>
-        </w:r>
-        <w:r>
-          <w:rPr>
-            <w:noProof/>
+            <w:webHidden/>
+          </w:rPr>
+          <w:instrText xml:space="preserve"> PAGEREF _Toc215731047 \h </w:instrText>
+        </w:r>
+        <w:r>
+          <w:rPr>
+            <w:webHidden/>
+          </w:rPr>
+        </w:r>
+        <w:r>
+          <w:rPr>
             <w:webHidden/>
           </w:rPr>
           <w:fldChar w:fldCharType="separate"/>
         </w:r>
         <w:r>
           <w:rPr>
-            <w:noProof/>
-            <w:webHidden/>
-          </w:rPr>
-          <w:t>21</w:t>
-        </w:r>
-        <w:r>
-          <w:rPr>
-            <w:noProof/>
+            <w:webHidden/>
+          </w:rPr>
+          <w:t>22</w:t>
+        </w:r>
+        <w:r>
+          <w:rPr>
             <w:webHidden/>
           </w:rPr>
           <w:fldChar w:fldCharType="end"/>
@@ -4171,15 +4200,8 @@
     <w:p>
       <w:pPr>
         <w:pStyle w:val="TOC3"/>
-        <w:tabs>
-          <w:tab w:val="left" w:pos="1320"/>
-          <w:tab w:val="right" w:leader="dot" w:pos="8494"/>
-        </w:tabs>
         <w:rPr>
           <w:rFonts w:eastAsiaTheme="minorEastAsia"/>
-          <w:i w:val="0"/>
-          <w:iCs w:val="0"/>
-          <w:noProof/>
           <w:kern w:val="2"/>
           <w:sz w:val="24"/>
           <w:szCs w:val="24"/>
@@ -4187,21 +4209,16 @@
           <w14:ligatures w14:val="standardContextual"/>
         </w:rPr>
       </w:pPr>
-      <w:hyperlink w:anchor="_Toc180586156" w:history="1">
+      <w:hyperlink w:anchor="_Toc215731048" w:history="1">
         <w:r>
           <w:rPr>
             <w:rStyle w:val="Hyperlink"/>
-            <w:rFonts w:ascii="Tahoma" w:hAnsi="Tahoma" w:cs="Tahoma"/>
-            <w:noProof/>
           </w:rPr>
           <w:t>5.2.7</w:t>
         </w:r>
         <w:r>
           <w:rPr>
             <w:rFonts w:eastAsiaTheme="minorEastAsia"/>
-            <w:i w:val="0"/>
-            <w:iCs w:val="0"/>
-            <w:noProof/>
             <w:kern w:val="2"/>
             <w:sz w:val="24"/>
             <w:szCs w:val="24"/>
@@ -4213,55 +4230,46 @@
         <w:r>
           <w:rPr>
             <w:rStyle w:val="Hyperlink"/>
-            <w:rFonts w:ascii="Tahoma" w:hAnsi="Tahoma" w:cs="Tahoma"/>
-            <w:noProof/>
           </w:rPr>
           <w:t>Pruebas de usabilidad y accesibilidad</w:t>
         </w:r>
         <w:r>
           <w:rPr>
-            <w:noProof/>
             <w:webHidden/>
           </w:rPr>
           <w:tab/>
         </w:r>
         <w:r>
           <w:rPr>
-            <w:noProof/>
             <w:webHidden/>
           </w:rPr>
           <w:fldChar w:fldCharType="begin"/>
         </w:r>
         <w:r>
           <w:rPr>
-            <w:noProof/>
-            <w:webHidden/>
-          </w:rPr>
-          <w:instrText xml:space="preserve"> PAGEREF _Toc180586156 \h </w:instrText>
-        </w:r>
-        <w:r>
-          <w:rPr>
-            <w:noProof/>
-            <w:webHidden/>
-          </w:rPr>
-        </w:r>
-        <w:r>
-          <w:rPr>
-            <w:noProof/>
+            <w:webHidden/>
+          </w:rPr>
+          <w:instrText xml:space="preserve"> PAGEREF _Toc215731048 \h </w:instrText>
+        </w:r>
+        <w:r>
+          <w:rPr>
+            <w:webHidden/>
+          </w:rPr>
+        </w:r>
+        <w:r>
+          <w:rPr>
             <w:webHidden/>
           </w:rPr>
           <w:fldChar w:fldCharType="separate"/>
         </w:r>
         <w:r>
           <w:rPr>
-            <w:noProof/>
-            <w:webHidden/>
-          </w:rPr>
-          <w:t>21</w:t>
-        </w:r>
-        <w:r>
-          <w:rPr>
-            <w:noProof/>
+            <w:webHidden/>
+          </w:rPr>
+          <w:t>22</w:t>
+        </w:r>
+        <w:r>
+          <w:rPr>
             <w:webHidden/>
           </w:rPr>
           <w:fldChar w:fldCharType="end"/>
@@ -4282,7 +4290,7 @@
           <w14:ligatures w14:val="standardContextual"/>
         </w:rPr>
       </w:pPr>
-      <w:hyperlink w:anchor="_Toc180586157" w:history="1">
+      <w:hyperlink w:anchor="_Toc215731049" w:history="1">
         <w:r>
           <w:rPr>
             <w:rStyle w:val="Hyperlink"/>
@@ -4331,7 +4339,7 @@
             <w:noProof/>
             <w:webHidden/>
           </w:rPr>
-          <w:instrText xml:space="preserve"> PAGEREF _Toc180586157 \h </w:instrText>
+          <w:instrText xml:space="preserve"> PAGEREF _Toc215731049 \h </w:instrText>
         </w:r>
         <w:r>
           <w:rPr>
@@ -4351,7 +4359,7 @@
             <w:noProof/>
             <w:webHidden/>
           </w:rPr>
-          <w:t>21</w:t>
+          <w:t>22</w:t>
         </w:r>
         <w:r>
           <w:rPr>
@@ -4382,7 +4390,7 @@
           <w14:ligatures w14:val="standardContextual"/>
         </w:rPr>
       </w:pPr>
-      <w:hyperlink w:anchor="_Toc180586158" w:history="1">
+      <w:hyperlink w:anchor="_Toc215731050" w:history="1">
         <w:r>
           <w:rPr>
             <w:rStyle w:val="Hyperlink"/>
@@ -4433,7 +4441,7 @@
             <w:noProof/>
             <w:webHidden/>
           </w:rPr>
-          <w:instrText xml:space="preserve"> PAGEREF _Toc180586158 \h </w:instrText>
+          <w:instrText xml:space="preserve"> PAGEREF _Toc215731050 \h </w:instrText>
         </w:r>
         <w:r>
           <w:rPr>
@@ -4453,7 +4461,7 @@
             <w:noProof/>
             <w:webHidden/>
           </w:rPr>
-          <w:t>22</w:t>
+          <w:t>23</w:t>
         </w:r>
         <w:r>
           <w:rPr>
@@ -4478,7 +4486,7 @@
           <w14:ligatures w14:val="standardContextual"/>
         </w:rPr>
       </w:pPr>
-      <w:hyperlink w:anchor="_Toc180586159" w:history="1">
+      <w:hyperlink w:anchor="_Toc215731051" w:history="1">
         <w:r>
           <w:rPr>
             <w:rStyle w:val="Hyperlink"/>
@@ -4527,7 +4535,7 @@
             <w:noProof/>
             <w:webHidden/>
           </w:rPr>
-          <w:instrText xml:space="preserve"> PAGEREF _Toc180586159 \h </w:instrText>
+          <w:instrText xml:space="preserve"> PAGEREF _Toc215731051 \h </w:instrText>
         </w:r>
         <w:r>
           <w:rPr>
@@ -4547,7 +4555,7 @@
             <w:noProof/>
             <w:webHidden/>
           </w:rPr>
-          <w:t>22</w:t>
+          <w:t>23</w:t>
         </w:r>
         <w:r>
           <w:rPr>
@@ -4561,14 +4569,91 @@
     <w:p>
       <w:pPr>
         <w:pStyle w:val="TOC3"/>
+        <w:rPr>
+          <w:rFonts w:eastAsiaTheme="minorEastAsia"/>
+          <w:kern w:val="2"/>
+          <w:sz w:val="24"/>
+          <w:szCs w:val="24"/>
+          <w:lang w:eastAsia="es-ES"/>
+          <w14:ligatures w14:val="standardContextual"/>
+        </w:rPr>
+      </w:pPr>
+      <w:hyperlink w:anchor="_Toc215731052" w:history="1">
+        <w:r>
+          <w:rPr>
+            <w:rStyle w:val="Hyperlink"/>
+          </w:rPr>
+          <w:t>6.1.1</w:t>
+        </w:r>
+        <w:r>
+          <w:rPr>
+            <w:rFonts w:eastAsiaTheme="minorEastAsia"/>
+            <w:kern w:val="2"/>
+            <w:sz w:val="24"/>
+            <w:szCs w:val="24"/>
+            <w:lang w:eastAsia="es-ES"/>
+            <w14:ligatures w14:val="standardContextual"/>
+          </w:rPr>
+          <w:tab/>
+        </w:r>
+        <w:r>
+          <w:rPr>
+            <w:rStyle w:val="Hyperlink"/>
+          </w:rPr>
+          <w:t>Diagramas de paquetes</w:t>
+        </w:r>
+        <w:r>
+          <w:rPr>
+            <w:webHidden/>
+          </w:rPr>
+          <w:tab/>
+        </w:r>
+        <w:r>
+          <w:rPr>
+            <w:webHidden/>
+          </w:rPr>
+          <w:fldChar w:fldCharType="begin"/>
+        </w:r>
+        <w:r>
+          <w:rPr>
+            <w:webHidden/>
+          </w:rPr>
+          <w:instrText xml:space="preserve"> PAGEREF _Toc215731052 \h </w:instrText>
+        </w:r>
+        <w:r>
+          <w:rPr>
+            <w:webHidden/>
+          </w:rPr>
+        </w:r>
+        <w:r>
+          <w:rPr>
+            <w:webHidden/>
+          </w:rPr>
+          <w:fldChar w:fldCharType="separate"/>
+        </w:r>
+        <w:r>
+          <w:rPr>
+            <w:webHidden/>
+          </w:rPr>
+          <w:t>23</w:t>
+        </w:r>
+        <w:r>
+          <w:rPr>
+            <w:webHidden/>
+          </w:rPr>
+          <w:fldChar w:fldCharType="end"/>
+        </w:r>
+      </w:hyperlink>
+    </w:p>
+    <w:p>
+      <w:pPr>
+        <w:pStyle w:val="TOC4"/>
         <w:tabs>
-          <w:tab w:val="left" w:pos="1320"/>
+          <w:tab w:val="left" w:pos="1540"/>
           <w:tab w:val="right" w:leader="dot" w:pos="8494"/>
         </w:tabs>
         <w:rPr>
           <w:rFonts w:eastAsiaTheme="minorEastAsia"/>
-          <w:i w:val="0"/>
-          <w:iCs w:val="0"/>
           <w:noProof/>
           <w:kern w:val="2"/>
           <w:sz w:val="24"/>
@@ -4577,20 +4662,18 @@
           <w14:ligatures w14:val="standardContextual"/>
         </w:rPr>
       </w:pPr>
-      <w:hyperlink w:anchor="_Toc180586160" w:history="1">
+      <w:hyperlink w:anchor="_Toc215731053" w:history="1">
         <w:r>
           <w:rPr>
             <w:rStyle w:val="Hyperlink"/>
             <w:rFonts w:ascii="Tahoma" w:hAnsi="Tahoma" w:cs="Tahoma"/>
             <w:noProof/>
           </w:rPr>
-          <w:t>6.1.1</w:t>
+          <w:t>6.1.1.1</w:t>
         </w:r>
         <w:r>
           <w:rPr>
             <w:rFonts w:eastAsiaTheme="minorEastAsia"/>
-            <w:i w:val="0"/>
-            <w:iCs w:val="0"/>
             <w:noProof/>
             <w:kern w:val="2"/>
             <w:sz w:val="24"/>
@@ -4606,7 +4689,7 @@
             <w:rFonts w:ascii="Tahoma" w:hAnsi="Tahoma" w:cs="Tahoma"/>
             <w:noProof/>
           </w:rPr>
-          <w:t>Diagramas de paquetes</w:t>
+          <w:t>Paquete Frontend (Flutter)</w:t>
         </w:r>
         <w:r>
           <w:rPr>
@@ -4627,7 +4710,7 @@
             <w:noProof/>
             <w:webHidden/>
           </w:rPr>
-          <w:instrText xml:space="preserve"> PAGEREF _Toc180586160 \h </w:instrText>
+          <w:instrText xml:space="preserve"> PAGEREF _Toc215731053 \h </w:instrText>
         </w:r>
         <w:r>
           <w:rPr>
@@ -4647,7 +4730,7 @@
             <w:noProof/>
             <w:webHidden/>
           </w:rPr>
-          <w:t>22</w:t>
+          <w:t>23</w:t>
         </w:r>
         <w:r>
           <w:rPr>
@@ -4661,15 +4744,8 @@
     <w:p>
       <w:pPr>
         <w:pStyle w:val="TOC3"/>
-        <w:tabs>
-          <w:tab w:val="left" w:pos="1320"/>
-          <w:tab w:val="right" w:leader="dot" w:pos="8494"/>
-        </w:tabs>
         <w:rPr>
           <w:rFonts w:eastAsiaTheme="minorEastAsia"/>
-          <w:i w:val="0"/>
-          <w:iCs w:val="0"/>
-          <w:noProof/>
           <w:kern w:val="2"/>
           <w:sz w:val="24"/>
           <w:szCs w:val="24"/>
@@ -4677,21 +4753,16 @@
           <w14:ligatures w14:val="standardContextual"/>
         </w:rPr>
       </w:pPr>
-      <w:hyperlink w:anchor="_Toc180586161" w:history="1">
+      <w:hyperlink w:anchor="_Toc215731054" w:history="1">
         <w:r>
           <w:rPr>
             <w:rStyle w:val="Hyperlink"/>
-            <w:rFonts w:ascii="Tahoma" w:hAnsi="Tahoma" w:cs="Tahoma"/>
-            <w:noProof/>
           </w:rPr>
           <w:t>6.1.2</w:t>
         </w:r>
         <w:r>
           <w:rPr>
             <w:rFonts w:eastAsiaTheme="minorEastAsia"/>
-            <w:i w:val="0"/>
-            <w:iCs w:val="0"/>
-            <w:noProof/>
             <w:kern w:val="2"/>
             <w:sz w:val="24"/>
             <w:szCs w:val="24"/>
@@ -4703,55 +4774,46 @@
         <w:r>
           <w:rPr>
             <w:rStyle w:val="Hyperlink"/>
-            <w:rFonts w:ascii="Tahoma" w:hAnsi="Tahoma" w:cs="Tahoma"/>
-            <w:noProof/>
-          </w:rPr>
-          <w:t>Diagramas de componentes</w:t>
-        </w:r>
-        <w:r>
-          <w:rPr>
-            <w:noProof/>
+          </w:rPr>
+          <w:t>Paquete Backend (NestJS)</w:t>
+        </w:r>
+        <w:r>
+          <w:rPr>
             <w:webHidden/>
           </w:rPr>
           <w:tab/>
         </w:r>
         <w:r>
           <w:rPr>
-            <w:noProof/>
             <w:webHidden/>
           </w:rPr>
           <w:fldChar w:fldCharType="begin"/>
         </w:r>
         <w:r>
           <w:rPr>
-            <w:noProof/>
-            <w:webHidden/>
-          </w:rPr>
-          <w:instrText xml:space="preserve"> PAGEREF _Toc180586161 \h </w:instrText>
-        </w:r>
-        <w:r>
-          <w:rPr>
-            <w:noProof/>
-            <w:webHidden/>
-          </w:rPr>
-        </w:r>
-        <w:r>
-          <w:rPr>
-            <w:noProof/>
+            <w:webHidden/>
+          </w:rPr>
+          <w:instrText xml:space="preserve"> PAGEREF _Toc215731054 \h </w:instrText>
+        </w:r>
+        <w:r>
+          <w:rPr>
+            <w:webHidden/>
+          </w:rPr>
+        </w:r>
+        <w:r>
+          <w:rPr>
             <w:webHidden/>
           </w:rPr>
           <w:fldChar w:fldCharType="separate"/>
         </w:r>
         <w:r>
           <w:rPr>
-            <w:noProof/>
-            <w:webHidden/>
-          </w:rPr>
-          <w:t>22</w:t>
-        </w:r>
-        <w:r>
-          <w:rPr>
-            <w:noProof/>
+            <w:webHidden/>
+          </w:rPr>
+          <w:t>24</w:t>
+        </w:r>
+        <w:r>
+          <w:rPr>
             <w:webHidden/>
           </w:rPr>
           <w:fldChar w:fldCharType="end"/>
@@ -4761,15 +4823,8 @@
     <w:p>
       <w:pPr>
         <w:pStyle w:val="TOC3"/>
-        <w:tabs>
-          <w:tab w:val="left" w:pos="1320"/>
-          <w:tab w:val="right" w:leader="dot" w:pos="8494"/>
-        </w:tabs>
         <w:rPr>
           <w:rFonts w:eastAsiaTheme="minorEastAsia"/>
-          <w:i w:val="0"/>
-          <w:iCs w:val="0"/>
-          <w:noProof/>
           <w:kern w:val="2"/>
           <w:sz w:val="24"/>
           <w:szCs w:val="24"/>
@@ -4777,21 +4832,16 @@
           <w14:ligatures w14:val="standardContextual"/>
         </w:rPr>
       </w:pPr>
-      <w:hyperlink w:anchor="_Toc180586162" w:history="1">
+      <w:hyperlink w:anchor="_Toc215731055" w:history="1">
         <w:r>
           <w:rPr>
             <w:rStyle w:val="Hyperlink"/>
-            <w:rFonts w:ascii="Tahoma" w:hAnsi="Tahoma" w:cs="Tahoma"/>
-            <w:noProof/>
           </w:rPr>
           <w:t>6.1.3</w:t>
         </w:r>
         <w:r>
           <w:rPr>
             <w:rFonts w:eastAsiaTheme="minorEastAsia"/>
-            <w:i w:val="0"/>
-            <w:iCs w:val="0"/>
-            <w:noProof/>
             <w:kern w:val="2"/>
             <w:sz w:val="24"/>
             <w:szCs w:val="24"/>
@@ -4803,55 +4853,125 @@
         <w:r>
           <w:rPr>
             <w:rStyle w:val="Hyperlink"/>
-            <w:rFonts w:ascii="Tahoma" w:hAnsi="Tahoma" w:cs="Tahoma"/>
-            <w:noProof/>
+          </w:rPr>
+          <w:t>Diagramas de componentes</w:t>
+        </w:r>
+        <w:r>
+          <w:rPr>
+            <w:webHidden/>
+          </w:rPr>
+          <w:tab/>
+        </w:r>
+        <w:r>
+          <w:rPr>
+            <w:webHidden/>
+          </w:rPr>
+          <w:fldChar w:fldCharType="begin"/>
+        </w:r>
+        <w:r>
+          <w:rPr>
+            <w:webHidden/>
+          </w:rPr>
+          <w:instrText xml:space="preserve"> PAGEREF _Toc215731055 \h </w:instrText>
+        </w:r>
+        <w:r>
+          <w:rPr>
+            <w:webHidden/>
+          </w:rPr>
+        </w:r>
+        <w:r>
+          <w:rPr>
+            <w:webHidden/>
+          </w:rPr>
+          <w:fldChar w:fldCharType="separate"/>
+        </w:r>
+        <w:r>
+          <w:rPr>
+            <w:webHidden/>
+          </w:rPr>
+          <w:t>24</w:t>
+        </w:r>
+        <w:r>
+          <w:rPr>
+            <w:webHidden/>
+          </w:rPr>
+          <w:fldChar w:fldCharType="end"/>
+        </w:r>
+      </w:hyperlink>
+    </w:p>
+    <w:p>
+      <w:pPr>
+        <w:pStyle w:val="TOC3"/>
+        <w:rPr>
+          <w:rFonts w:eastAsiaTheme="minorEastAsia"/>
+          <w:kern w:val="2"/>
+          <w:sz w:val="24"/>
+          <w:szCs w:val="24"/>
+          <w:lang w:eastAsia="es-ES"/>
+          <w14:ligatures w14:val="standardContextual"/>
+        </w:rPr>
+      </w:pPr>
+      <w:hyperlink w:anchor="_Toc215731056" w:history="1">
+        <w:r>
+          <w:rPr>
+            <w:rStyle w:val="Hyperlink"/>
+          </w:rPr>
+          <w:t>6.1.4</w:t>
+        </w:r>
+        <w:r>
+          <w:rPr>
+            <w:rFonts w:eastAsiaTheme="minorEastAsia"/>
+            <w:kern w:val="2"/>
+            <w:sz w:val="24"/>
+            <w:szCs w:val="24"/>
+            <w:lang w:eastAsia="es-ES"/>
+            <w14:ligatures w14:val="standardContextual"/>
+          </w:rPr>
+          <w:tab/>
+        </w:r>
+        <w:r>
+          <w:rPr>
+            <w:rStyle w:val="Hyperlink"/>
           </w:rPr>
           <w:t>Diagramas de despliegue</w:t>
         </w:r>
         <w:r>
           <w:rPr>
-            <w:noProof/>
             <w:webHidden/>
           </w:rPr>
           <w:tab/>
         </w:r>
         <w:r>
           <w:rPr>
-            <w:noProof/>
             <w:webHidden/>
           </w:rPr>
           <w:fldChar w:fldCharType="begin"/>
         </w:r>
         <w:r>
           <w:rPr>
-            <w:noProof/>
-            <w:webHidden/>
-          </w:rPr>
-          <w:instrText xml:space="preserve"> PAGEREF _Toc180586162 \h </w:instrText>
-        </w:r>
-        <w:r>
-          <w:rPr>
-            <w:noProof/>
-            <w:webHidden/>
-          </w:rPr>
-        </w:r>
-        <w:r>
-          <w:rPr>
-            <w:noProof/>
+            <w:webHidden/>
+          </w:rPr>
+          <w:instrText xml:space="preserve"> PAGEREF _Toc215731056 \h </w:instrText>
+        </w:r>
+        <w:r>
+          <w:rPr>
+            <w:webHidden/>
+          </w:rPr>
+        </w:r>
+        <w:r>
+          <w:rPr>
             <w:webHidden/>
           </w:rPr>
           <w:fldChar w:fldCharType="separate"/>
         </w:r>
         <w:r>
           <w:rPr>
-            <w:noProof/>
-            <w:webHidden/>
-          </w:rPr>
-          <w:t>22</w:t>
-        </w:r>
-        <w:r>
-          <w:rPr>
-            <w:noProof/>
+            <w:webHidden/>
+          </w:rPr>
+          <w:t>25</w:t>
+        </w:r>
+        <w:r>
+          <w:rPr>
             <w:webHidden/>
           </w:rPr>
           <w:fldChar w:fldCharType="end"/>
@@ -4872,7 +4992,7 @@
           <w14:ligatures w14:val="standardContextual"/>
         </w:rPr>
       </w:pPr>
-      <w:hyperlink w:anchor="_Toc180586163" w:history="1">
+      <w:hyperlink w:anchor="_Toc215731057" w:history="1">
         <w:r>
           <w:rPr>
             <w:rStyle w:val="Hyperlink"/>
@@ -4921,7 +5041,7 @@
             <w:noProof/>
             <w:webHidden/>
           </w:rPr>
-          <w:instrText xml:space="preserve"> PAGEREF _Toc180586163 \h </w:instrText>
+          <w:instrText xml:space="preserve"> PAGEREF _Toc215731057 \h </w:instrText>
         </w:r>
         <w:r>
           <w:rPr>
@@ -4941,7 +5061,7 @@
             <w:noProof/>
             <w:webHidden/>
           </w:rPr>
-          <w:t>23</w:t>
+          <w:t>26</w:t>
         </w:r>
         <w:r>
           <w:rPr>
@@ -4955,15 +5075,8 @@
     <w:p>
       <w:pPr>
         <w:pStyle w:val="TOC3"/>
-        <w:tabs>
-          <w:tab w:val="left" w:pos="1320"/>
-          <w:tab w:val="right" w:leader="dot" w:pos="8494"/>
-        </w:tabs>
         <w:rPr>
           <w:rFonts w:eastAsiaTheme="minorEastAsia"/>
-          <w:i w:val="0"/>
-          <w:iCs w:val="0"/>
-          <w:noProof/>
           <w:kern w:val="2"/>
           <w:sz w:val="24"/>
           <w:szCs w:val="24"/>
@@ -4971,21 +5084,16 @@
           <w14:ligatures w14:val="standardContextual"/>
         </w:rPr>
       </w:pPr>
-      <w:hyperlink w:anchor="_Toc180586164" w:history="1">
+      <w:hyperlink w:anchor="_Toc215731058" w:history="1">
         <w:r>
           <w:rPr>
             <w:rStyle w:val="Hyperlink"/>
-            <w:rFonts w:ascii="Tahoma" w:hAnsi="Tahoma" w:cs="Tahoma"/>
-            <w:noProof/>
           </w:rPr>
           <w:t>6.2.1</w:t>
         </w:r>
         <w:r>
           <w:rPr>
             <w:rFonts w:eastAsiaTheme="minorEastAsia"/>
-            <w:i w:val="0"/>
-            <w:iCs w:val="0"/>
-            <w:noProof/>
             <w:kern w:val="2"/>
             <w:sz w:val="24"/>
             <w:szCs w:val="24"/>
@@ -4997,55 +5105,46 @@
         <w:r>
           <w:rPr>
             <w:rStyle w:val="Hyperlink"/>
-            <w:rFonts w:ascii="Tahoma" w:hAnsi="Tahoma" w:cs="Tahoma"/>
-            <w:noProof/>
           </w:rPr>
           <w:t>Diagrama de clases</w:t>
         </w:r>
         <w:r>
           <w:rPr>
-            <w:noProof/>
             <w:webHidden/>
           </w:rPr>
           <w:tab/>
         </w:r>
         <w:r>
           <w:rPr>
-            <w:noProof/>
             <w:webHidden/>
           </w:rPr>
           <w:fldChar w:fldCharType="begin"/>
         </w:r>
         <w:r>
           <w:rPr>
-            <w:noProof/>
-            <w:webHidden/>
-          </w:rPr>
-          <w:instrText xml:space="preserve"> PAGEREF _Toc180586164 \h </w:instrText>
-        </w:r>
-        <w:r>
-          <w:rPr>
-            <w:noProof/>
-            <w:webHidden/>
-          </w:rPr>
-        </w:r>
-        <w:r>
-          <w:rPr>
-            <w:noProof/>
+            <w:webHidden/>
+          </w:rPr>
+          <w:instrText xml:space="preserve"> PAGEREF _Toc215731058 \h </w:instrText>
+        </w:r>
+        <w:r>
+          <w:rPr>
+            <w:webHidden/>
+          </w:rPr>
+        </w:r>
+        <w:r>
+          <w:rPr>
             <w:webHidden/>
           </w:rPr>
           <w:fldChar w:fldCharType="separate"/>
         </w:r>
         <w:r>
           <w:rPr>
-            <w:noProof/>
-            <w:webHidden/>
-          </w:rPr>
-          <w:t>23</w:t>
-        </w:r>
-        <w:r>
-          <w:rPr>
-            <w:noProof/>
+            <w:webHidden/>
+          </w:rPr>
+          <w:t>26</w:t>
+        </w:r>
+        <w:r>
+          <w:rPr>
             <w:webHidden/>
           </w:rPr>
           <w:fldChar w:fldCharType="end"/>
@@ -5066,7 +5165,7 @@
           <w14:ligatures w14:val="standardContextual"/>
         </w:rPr>
       </w:pPr>
-      <w:hyperlink w:anchor="_Toc180586165" w:history="1">
+      <w:hyperlink w:anchor="_Toc215731059" w:history="1">
         <w:r>
           <w:rPr>
             <w:rStyle w:val="Hyperlink"/>
@@ -5115,7 +5214,7 @@
             <w:noProof/>
             <w:webHidden/>
           </w:rPr>
-          <w:instrText xml:space="preserve"> PAGEREF _Toc180586165 \h </w:instrText>
+          <w:instrText xml:space="preserve"> PAGEREF _Toc215731059 \h </w:instrText>
         </w:r>
         <w:r>
           <w:rPr>
@@ -5135,7 +5234,7 @@
             <w:noProof/>
             <w:webHidden/>
           </w:rPr>
-          <w:t>24</w:t>
+          <w:t>27</w:t>
         </w:r>
         <w:r>
           <w:rPr>
@@ -5149,14 +5248,91 @@
     <w:p>
       <w:pPr>
         <w:pStyle w:val="TOC3"/>
+        <w:rPr>
+          <w:rFonts w:eastAsiaTheme="minorEastAsia"/>
+          <w:kern w:val="2"/>
+          <w:sz w:val="24"/>
+          <w:szCs w:val="24"/>
+          <w:lang w:eastAsia="es-ES"/>
+          <w14:ligatures w14:val="standardContextual"/>
+        </w:rPr>
+      </w:pPr>
+      <w:hyperlink w:anchor="_Toc215731060" w:history="1">
+        <w:r>
+          <w:rPr>
+            <w:rStyle w:val="Hyperlink"/>
+          </w:rPr>
+          <w:t>6.3.1</w:t>
+        </w:r>
+        <w:r>
+          <w:rPr>
+            <w:rFonts w:eastAsiaTheme="minorEastAsia"/>
+            <w:kern w:val="2"/>
+            <w:sz w:val="24"/>
+            <w:szCs w:val="24"/>
+            <w:lang w:eastAsia="es-ES"/>
+            <w14:ligatures w14:val="standardContextual"/>
+          </w:rPr>
+          <w:tab/>
+        </w:r>
+        <w:r>
+          <w:rPr>
+            <w:rStyle w:val="Hyperlink"/>
+          </w:rPr>
+          <w:t>Caso de uso 1: Publicar Oferta</w:t>
+        </w:r>
+        <w:r>
+          <w:rPr>
+            <w:webHidden/>
+          </w:rPr>
+          <w:tab/>
+        </w:r>
+        <w:r>
+          <w:rPr>
+            <w:webHidden/>
+          </w:rPr>
+          <w:fldChar w:fldCharType="begin"/>
+        </w:r>
+        <w:r>
+          <w:rPr>
+            <w:webHidden/>
+          </w:rPr>
+          <w:instrText xml:space="preserve"> PAGEREF _Toc215731060 \h </w:instrText>
+        </w:r>
+        <w:r>
+          <w:rPr>
+            <w:webHidden/>
+          </w:rPr>
+        </w:r>
+        <w:r>
+          <w:rPr>
+            <w:webHidden/>
+          </w:rPr>
+          <w:fldChar w:fldCharType="separate"/>
+        </w:r>
+        <w:r>
+          <w:rPr>
+            <w:webHidden/>
+          </w:rPr>
+          <w:t>27</w:t>
+        </w:r>
+        <w:r>
+          <w:rPr>
+            <w:webHidden/>
+          </w:rPr>
+          <w:fldChar w:fldCharType="end"/>
+        </w:r>
+      </w:hyperlink>
+    </w:p>
+    <w:p>
+      <w:pPr>
+        <w:pStyle w:val="TOC4"/>
         <w:tabs>
-          <w:tab w:val="left" w:pos="1320"/>
+          <w:tab w:val="left" w:pos="1540"/>
           <w:tab w:val="right" w:leader="dot" w:pos="8494"/>
         </w:tabs>
         <w:rPr>
           <w:rFonts w:eastAsiaTheme="minorEastAsia"/>
-          <w:i w:val="0"/>
-          <w:iCs w:val="0"/>
           <w:noProof/>
           <w:kern w:val="2"/>
           <w:sz w:val="24"/>
@@ -5165,20 +5341,18 @@
           <w14:ligatures w14:val="standardContextual"/>
         </w:rPr>
       </w:pPr>
-      <w:hyperlink w:anchor="_Toc180586166" w:history="1">
+      <w:hyperlink w:anchor="_Toc215731061" w:history="1">
         <w:r>
           <w:rPr>
             <w:rStyle w:val="Hyperlink"/>
             <w:rFonts w:ascii="Tahoma" w:hAnsi="Tahoma" w:cs="Tahoma"/>
             <w:noProof/>
           </w:rPr>
-          <w:t>6.3.1</w:t>
+          <w:t>6.3.1.1</w:t>
         </w:r>
         <w:r>
           <w:rPr>
             <w:rFonts w:eastAsiaTheme="minorEastAsia"/>
-            <w:i w:val="0"/>
-            <w:iCs w:val="0"/>
             <w:noProof/>
             <w:kern w:val="2"/>
             <w:sz w:val="24"/>
@@ -5194,7 +5368,7 @@
             <w:rFonts w:ascii="Tahoma" w:hAnsi="Tahoma" w:cs="Tahoma"/>
             <w:noProof/>
           </w:rPr>
-          <w:t>Caso de uso 1</w:t>
+          <w:t>Diagramas de interacción (comunicación y secuencia)</w:t>
         </w:r>
         <w:r>
           <w:rPr>
@@ -5215,7 +5389,7 @@
             <w:noProof/>
             <w:webHidden/>
           </w:rPr>
-          <w:instrText xml:space="preserve"> PAGEREF _Toc180586166 \h </w:instrText>
+          <w:instrText xml:space="preserve"> PAGEREF _Toc215731061 \h </w:instrText>
         </w:r>
         <w:r>
           <w:rPr>
@@ -5235,7 +5409,103 @@
             <w:noProof/>
             <w:webHidden/>
           </w:rPr>
-          <w:t>24</w:t>
+          <w:t>28</w:t>
+        </w:r>
+        <w:r>
+          <w:rPr>
+            <w:noProof/>
+            <w:webHidden/>
+          </w:rPr>
+          <w:fldChar w:fldCharType="end"/>
+        </w:r>
+      </w:hyperlink>
+    </w:p>
+    <w:p>
+      <w:pPr>
+        <w:pStyle w:val="TOC4"/>
+        <w:tabs>
+          <w:tab w:val="left" w:pos="1540"/>
+          <w:tab w:val="right" w:leader="dot" w:pos="8494"/>
+        </w:tabs>
+        <w:rPr>
+          <w:rFonts w:eastAsiaTheme="minorEastAsia"/>
+          <w:noProof/>
+          <w:kern w:val="2"/>
+          <w:sz w:val="24"/>
+          <w:szCs w:val="24"/>
+          <w:lang w:eastAsia="es-ES"/>
+          <w14:ligatures w14:val="standardContextual"/>
+        </w:rPr>
+      </w:pPr>
+      <w:hyperlink w:anchor="_Toc215731062" w:history="1">
+        <w:r>
+          <w:rPr>
+            <w:rStyle w:val="Hyperlink"/>
+            <w:rFonts w:ascii="Tahoma" w:hAnsi="Tahoma" w:cs="Tahoma"/>
+            <w:noProof/>
+          </w:rPr>
+          <w:t>6.3.1.2</w:t>
+        </w:r>
+        <w:r>
+          <w:rPr>
+            <w:rFonts w:eastAsiaTheme="minorEastAsia"/>
+            <w:noProof/>
+            <w:kern w:val="2"/>
+            <w:sz w:val="24"/>
+            <w:szCs w:val="24"/>
+            <w:lang w:eastAsia="es-ES"/>
+            <w14:ligatures w14:val="standardContextual"/>
+          </w:rPr>
+          <w:tab/>
+        </w:r>
+        <w:r>
+          <w:rPr>
+            <w:rStyle w:val="Hyperlink"/>
+            <w:rFonts w:ascii="Tahoma" w:hAnsi="Tahoma" w:cs="Tahoma"/>
+            <w:noProof/>
+          </w:rPr>
+          <w:t>Diagramas de estados de las clases</w:t>
+        </w:r>
+        <w:r>
+          <w:rPr>
+            <w:noProof/>
+            <w:webHidden/>
+          </w:rPr>
+          <w:tab/>
+        </w:r>
+        <w:r>
+          <w:rPr>
+            <w:noProof/>
+            <w:webHidden/>
+          </w:rPr>
+          <w:fldChar w:fldCharType="begin"/>
+        </w:r>
+        <w:r>
+          <w:rPr>
+            <w:noProof/>
+            <w:webHidden/>
+          </w:rPr>
+          <w:instrText xml:space="preserve"> PAGEREF _Toc215731062 \h </w:instrText>
+        </w:r>
+        <w:r>
+          <w:rPr>
+            <w:noProof/>
+            <w:webHidden/>
+          </w:rPr>
+        </w:r>
+        <w:r>
+          <w:rPr>
+            <w:noProof/>
+            <w:webHidden/>
+          </w:rPr>
+          <w:fldChar w:fldCharType="separate"/>
+        </w:r>
+        <w:r>
+          <w:rPr>
+            <w:noProof/>
+            <w:webHidden/>
+          </w:rPr>
+          <w:t>28</w:t>
         </w:r>
         <w:r>
           <w:rPr>
@@ -5260,7 +5530,7 @@
           <w14:ligatures w14:val="standardContextual"/>
         </w:rPr>
       </w:pPr>
-      <w:hyperlink w:anchor="_Toc180586167" w:history="1">
+      <w:hyperlink w:anchor="_Toc215731063" w:history="1">
         <w:r>
           <w:rPr>
             <w:rStyle w:val="Hyperlink"/>
@@ -5309,7 +5579,7 @@
             <w:noProof/>
             <w:webHidden/>
           </w:rPr>
-          <w:instrText xml:space="preserve"> PAGEREF _Toc180586167 \h </w:instrText>
+          <w:instrText xml:space="preserve"> PAGEREF _Toc215731063 \h </w:instrText>
         </w:r>
         <w:r>
           <w:rPr>
@@ -5329,7 +5599,7 @@
             <w:noProof/>
             <w:webHidden/>
           </w:rPr>
-          <w:t>25</w:t>
+          <w:t>29</w:t>
         </w:r>
         <w:r>
           <w:rPr>
@@ -5354,7 +5624,7 @@
           <w14:ligatures w14:val="standardContextual"/>
         </w:rPr>
       </w:pPr>
-      <w:hyperlink w:anchor="_Toc180586168" w:history="1">
+      <w:hyperlink w:anchor="_Toc215731064" w:history="1">
         <w:r>
           <w:rPr>
             <w:rStyle w:val="Hyperlink"/>
@@ -5403,7 +5673,7 @@
             <w:noProof/>
             <w:webHidden/>
           </w:rPr>
-          <w:instrText xml:space="preserve"> PAGEREF _Toc180586168 \h </w:instrText>
+          <w:instrText xml:space="preserve"> PAGEREF _Toc215731064 \h </w:instrText>
         </w:r>
         <w:r>
           <w:rPr>
@@ -5423,7 +5693,7 @@
             <w:noProof/>
             <w:webHidden/>
           </w:rPr>
-          <w:t>26</w:t>
+          <w:t>30</w:t>
         </w:r>
         <w:r>
           <w:rPr>
@@ -5437,15 +5707,8 @@
     <w:p>
       <w:pPr>
         <w:pStyle w:val="TOC3"/>
-        <w:tabs>
-          <w:tab w:val="left" w:pos="1320"/>
-          <w:tab w:val="right" w:leader="dot" w:pos="8494"/>
-        </w:tabs>
         <w:rPr>
           <w:rFonts w:eastAsiaTheme="minorEastAsia"/>
-          <w:i w:val="0"/>
-          <w:iCs w:val="0"/>
-          <w:noProof/>
           <w:kern w:val="2"/>
           <w:sz w:val="24"/>
           <w:szCs w:val="24"/>
@@ -5453,21 +5716,16 @@
           <w14:ligatures w14:val="standardContextual"/>
         </w:rPr>
       </w:pPr>
-      <w:hyperlink w:anchor="_Toc180586169" w:history="1">
+      <w:hyperlink w:anchor="_Toc215731065" w:history="1">
         <w:r>
           <w:rPr>
             <w:rStyle w:val="Hyperlink"/>
-            <w:rFonts w:ascii="Tahoma" w:hAnsi="Tahoma" w:cs="Tahoma"/>
-            <w:noProof/>
           </w:rPr>
           <w:t>6.5.1</w:t>
         </w:r>
         <w:r>
           <w:rPr>
             <w:rFonts w:eastAsiaTheme="minorEastAsia"/>
-            <w:i w:val="0"/>
-            <w:iCs w:val="0"/>
-            <w:noProof/>
             <w:kern w:val="2"/>
             <w:sz w:val="24"/>
             <w:szCs w:val="24"/>
@@ -5479,55 +5737,46 @@
         <w:r>
           <w:rPr>
             <w:rStyle w:val="Hyperlink"/>
-            <w:rFonts w:ascii="Tahoma" w:hAnsi="Tahoma" w:cs="Tahoma"/>
-            <w:noProof/>
           </w:rPr>
           <w:t>Descripción del SGBD usado</w:t>
         </w:r>
         <w:r>
           <w:rPr>
-            <w:noProof/>
             <w:webHidden/>
           </w:rPr>
           <w:tab/>
         </w:r>
         <w:r>
           <w:rPr>
-            <w:noProof/>
             <w:webHidden/>
           </w:rPr>
           <w:fldChar w:fldCharType="begin"/>
         </w:r>
         <w:r>
           <w:rPr>
-            <w:noProof/>
-            <w:webHidden/>
-          </w:rPr>
-          <w:instrText xml:space="preserve"> PAGEREF _Toc180586169 \h </w:instrText>
-        </w:r>
-        <w:r>
-          <w:rPr>
-            <w:noProof/>
-            <w:webHidden/>
-          </w:rPr>
-        </w:r>
-        <w:r>
-          <w:rPr>
-            <w:noProof/>
+            <w:webHidden/>
+          </w:rPr>
+          <w:instrText xml:space="preserve"> PAGEREF _Toc215731065 \h </w:instrText>
+        </w:r>
+        <w:r>
+          <w:rPr>
+            <w:webHidden/>
+          </w:rPr>
+        </w:r>
+        <w:r>
+          <w:rPr>
             <w:webHidden/>
           </w:rPr>
           <w:fldChar w:fldCharType="separate"/>
         </w:r>
         <w:r>
           <w:rPr>
-            <w:noProof/>
-            <w:webHidden/>
-          </w:rPr>
-          <w:t>26</w:t>
-        </w:r>
-        <w:r>
-          <w:rPr>
-            <w:noProof/>
+            <w:webHidden/>
+          </w:rPr>
+          <w:t>30</w:t>
+        </w:r>
+        <w:r>
+          <w:rPr>
             <w:webHidden/>
           </w:rPr>
           <w:fldChar w:fldCharType="end"/>
@@ -5537,15 +5786,8 @@
     <w:p>
       <w:pPr>
         <w:pStyle w:val="TOC3"/>
-        <w:tabs>
-          <w:tab w:val="left" w:pos="1320"/>
-          <w:tab w:val="right" w:leader="dot" w:pos="8494"/>
-        </w:tabs>
         <w:rPr>
           <w:rFonts w:eastAsiaTheme="minorEastAsia"/>
-          <w:i w:val="0"/>
-          <w:iCs w:val="0"/>
-          <w:noProof/>
           <w:kern w:val="2"/>
           <w:sz w:val="24"/>
           <w:szCs w:val="24"/>
@@ -5553,21 +5795,16 @@
           <w14:ligatures w14:val="standardContextual"/>
         </w:rPr>
       </w:pPr>
-      <w:hyperlink w:anchor="_Toc180586170" w:history="1">
+      <w:hyperlink w:anchor="_Toc215731066" w:history="1">
         <w:r>
           <w:rPr>
             <w:rStyle w:val="Hyperlink"/>
-            <w:rFonts w:ascii="Tahoma" w:hAnsi="Tahoma" w:cs="Tahoma"/>
-            <w:noProof/>
           </w:rPr>
           <w:t>6.5.2</w:t>
         </w:r>
         <w:r>
           <w:rPr>
             <w:rFonts w:eastAsiaTheme="minorEastAsia"/>
-            <w:i w:val="0"/>
-            <w:iCs w:val="0"/>
-            <w:noProof/>
             <w:kern w:val="2"/>
             <w:sz w:val="24"/>
             <w:szCs w:val="24"/>
@@ -5579,55 +5816,46 @@
         <w:r>
           <w:rPr>
             <w:rStyle w:val="Hyperlink"/>
-            <w:rFonts w:ascii="Tahoma" w:hAnsi="Tahoma" w:cs="Tahoma"/>
-            <w:noProof/>
           </w:rPr>
           <w:t>Integración del SGBD en nuestro sistema</w:t>
         </w:r>
         <w:r>
           <w:rPr>
-            <w:noProof/>
             <w:webHidden/>
           </w:rPr>
           <w:tab/>
         </w:r>
         <w:r>
           <w:rPr>
-            <w:noProof/>
             <w:webHidden/>
           </w:rPr>
           <w:fldChar w:fldCharType="begin"/>
         </w:r>
         <w:r>
           <w:rPr>
-            <w:noProof/>
-            <w:webHidden/>
-          </w:rPr>
-          <w:instrText xml:space="preserve"> PAGEREF _Toc180586170 \h </w:instrText>
-        </w:r>
-        <w:r>
-          <w:rPr>
-            <w:noProof/>
-            <w:webHidden/>
-          </w:rPr>
-        </w:r>
-        <w:r>
-          <w:rPr>
-            <w:noProof/>
+            <w:webHidden/>
+          </w:rPr>
+          <w:instrText xml:space="preserve"> PAGEREF _Toc215731066 \h </w:instrText>
+        </w:r>
+        <w:r>
+          <w:rPr>
+            <w:webHidden/>
+          </w:rPr>
+        </w:r>
+        <w:r>
+          <w:rPr>
             <w:webHidden/>
           </w:rPr>
           <w:fldChar w:fldCharType="separate"/>
         </w:r>
         <w:r>
           <w:rPr>
-            <w:noProof/>
-            <w:webHidden/>
-          </w:rPr>
-          <w:t>26</w:t>
-        </w:r>
-        <w:r>
-          <w:rPr>
-            <w:noProof/>
+            <w:webHidden/>
+          </w:rPr>
+          <w:t>30</w:t>
+        </w:r>
+        <w:r>
+          <w:rPr>
             <w:webHidden/>
           </w:rPr>
           <w:fldChar w:fldCharType="end"/>
@@ -5637,15 +5865,8 @@
     <w:p>
       <w:pPr>
         <w:pStyle w:val="TOC3"/>
-        <w:tabs>
-          <w:tab w:val="left" w:pos="1320"/>
-          <w:tab w:val="right" w:leader="dot" w:pos="8494"/>
-        </w:tabs>
         <w:rPr>
           <w:rFonts w:eastAsiaTheme="minorEastAsia"/>
-          <w:i w:val="0"/>
-          <w:iCs w:val="0"/>
-          <w:noProof/>
           <w:kern w:val="2"/>
           <w:sz w:val="24"/>
           <w:szCs w:val="24"/>
@@ -5653,21 +5874,16 @@
           <w14:ligatures w14:val="standardContextual"/>
         </w:rPr>
       </w:pPr>
-      <w:hyperlink w:anchor="_Toc180586171" w:history="1">
+      <w:hyperlink w:anchor="_Toc215731067" w:history="1">
         <w:r>
           <w:rPr>
             <w:rStyle w:val="Hyperlink"/>
-            <w:rFonts w:ascii="Tahoma" w:hAnsi="Tahoma" w:cs="Tahoma"/>
-            <w:noProof/>
           </w:rPr>
           <w:t>6.5.3</w:t>
         </w:r>
         <w:r>
           <w:rPr>
             <w:rFonts w:eastAsiaTheme="minorEastAsia"/>
-            <w:i w:val="0"/>
-            <w:iCs w:val="0"/>
-            <w:noProof/>
             <w:kern w:val="2"/>
             <w:sz w:val="24"/>
             <w:szCs w:val="24"/>
@@ -5679,55 +5895,46 @@
         <w:r>
           <w:rPr>
             <w:rStyle w:val="Hyperlink"/>
-            <w:rFonts w:ascii="Tahoma" w:hAnsi="Tahoma" w:cs="Tahoma"/>
-            <w:noProof/>
           </w:rPr>
           <w:t>Diagrama E-R</w:t>
         </w:r>
         <w:r>
           <w:rPr>
-            <w:noProof/>
             <w:webHidden/>
           </w:rPr>
           <w:tab/>
         </w:r>
         <w:r>
           <w:rPr>
-            <w:noProof/>
             <w:webHidden/>
           </w:rPr>
           <w:fldChar w:fldCharType="begin"/>
         </w:r>
         <w:r>
           <w:rPr>
-            <w:noProof/>
-            <w:webHidden/>
-          </w:rPr>
-          <w:instrText xml:space="preserve"> PAGEREF _Toc180586171 \h </w:instrText>
-        </w:r>
-        <w:r>
-          <w:rPr>
-            <w:noProof/>
-            <w:webHidden/>
-          </w:rPr>
-        </w:r>
-        <w:r>
-          <w:rPr>
-            <w:noProof/>
+            <w:webHidden/>
+          </w:rPr>
+          <w:instrText xml:space="preserve"> PAGEREF _Toc215731067 \h </w:instrText>
+        </w:r>
+        <w:r>
+          <w:rPr>
+            <w:webHidden/>
+          </w:rPr>
+        </w:r>
+        <w:r>
+          <w:rPr>
             <w:webHidden/>
           </w:rPr>
           <w:fldChar w:fldCharType="separate"/>
         </w:r>
         <w:r>
           <w:rPr>
-            <w:noProof/>
-            <w:webHidden/>
-          </w:rPr>
-          <w:t>26</w:t>
-        </w:r>
-        <w:r>
-          <w:rPr>
-            <w:noProof/>
+            <w:webHidden/>
+          </w:rPr>
+          <w:t>31</w:t>
+        </w:r>
+        <w:r>
+          <w:rPr>
             <w:webHidden/>
           </w:rPr>
           <w:fldChar w:fldCharType="end"/>
@@ -5748,7 +5955,7 @@
           <w14:ligatures w14:val="standardContextual"/>
         </w:rPr>
       </w:pPr>
-      <w:hyperlink w:anchor="_Toc180586172" w:history="1">
+      <w:hyperlink w:anchor="_Toc215731068" w:history="1">
         <w:r>
           <w:rPr>
             <w:rStyle w:val="Hyperlink"/>
@@ -5797,7 +6004,7 @@
             <w:noProof/>
             <w:webHidden/>
           </w:rPr>
-          <w:instrText xml:space="preserve"> PAGEREF _Toc180586172 \h </w:instrText>
+          <w:instrText xml:space="preserve"> PAGEREF _Toc215731068 \h </w:instrText>
         </w:r>
         <w:r>
           <w:rPr>
@@ -5817,7 +6024,7 @@
             <w:noProof/>
             <w:webHidden/>
           </w:rPr>
-          <w:t>27</w:t>
+          <w:t>32</w:t>
         </w:r>
         <w:r>
           <w:rPr>
@@ -5848,7 +6055,7 @@
           <w14:ligatures w14:val="standardContextual"/>
         </w:rPr>
       </w:pPr>
-      <w:hyperlink w:anchor="_Toc180586173" w:history="1">
+      <w:hyperlink w:anchor="_Toc215731069" w:history="1">
         <w:r>
           <w:rPr>
             <w:rStyle w:val="Hyperlink"/>
@@ -5899,7 +6106,7 @@
             <w:noProof/>
             <w:webHidden/>
           </w:rPr>
-          <w:instrText xml:space="preserve"> PAGEREF _Toc180586173 \h </w:instrText>
+          <w:instrText xml:space="preserve"> PAGEREF _Toc215731069 \h </w:instrText>
         </w:r>
         <w:r>
           <w:rPr>
@@ -5919,7 +6126,7 @@
             <w:noProof/>
             <w:webHidden/>
           </w:rPr>
-          <w:t>28</w:t>
+          <w:t>35</w:t>
         </w:r>
         <w:r>
           <w:rPr>
@@ -5944,7 +6151,7 @@
           <w14:ligatures w14:val="standardContextual"/>
         </w:rPr>
       </w:pPr>
-      <w:hyperlink w:anchor="_Toc180586174" w:history="1">
+      <w:hyperlink w:anchor="_Toc215731070" w:history="1">
         <w:r>
           <w:rPr>
             <w:rStyle w:val="Hyperlink"/>
@@ -5993,7 +6200,7 @@
             <w:noProof/>
             <w:webHidden/>
           </w:rPr>
-          <w:instrText xml:space="preserve"> PAGEREF _Toc180586174 \h </w:instrText>
+          <w:instrText xml:space="preserve"> PAGEREF _Toc215731070 \h </w:instrText>
         </w:r>
         <w:r>
           <w:rPr>
@@ -6013,7 +6220,7 @@
             <w:noProof/>
             <w:webHidden/>
           </w:rPr>
-          <w:t>28</w:t>
+          <w:t>35</w:t>
         </w:r>
         <w:r>
           <w:rPr>
@@ -6038,7 +6245,7 @@
           <w14:ligatures w14:val="standardContextual"/>
         </w:rPr>
       </w:pPr>
-      <w:hyperlink w:anchor="_Toc180586175" w:history="1">
+      <w:hyperlink w:anchor="_Toc215731071" w:history="1">
         <w:r>
           <w:rPr>
             <w:rStyle w:val="Hyperlink"/>
@@ -6087,7 +6294,7 @@
             <w:noProof/>
             <w:webHidden/>
           </w:rPr>
-          <w:instrText xml:space="preserve"> PAGEREF _Toc180586175 \h </w:instrText>
+          <w:instrText xml:space="preserve"> PAGEREF _Toc215731071 \h </w:instrText>
         </w:r>
         <w:r>
           <w:rPr>
@@ -6107,7 +6314,7 @@
             <w:noProof/>
             <w:webHidden/>
           </w:rPr>
-          <w:t>29</w:t>
+          <w:t>36</w:t>
         </w:r>
         <w:r>
           <w:rPr>
@@ -6132,7 +6339,7 @@
           <w14:ligatures w14:val="standardContextual"/>
         </w:rPr>
       </w:pPr>
-      <w:hyperlink w:anchor="_Toc180586176" w:history="1">
+      <w:hyperlink w:anchor="_Toc215731072" w:history="1">
         <w:r>
           <w:rPr>
             <w:rStyle w:val="Hyperlink"/>
@@ -6181,7 +6388,7 @@
             <w:noProof/>
             <w:webHidden/>
           </w:rPr>
-          <w:instrText xml:space="preserve"> PAGEREF _Toc180586176 \h </w:instrText>
+          <w:instrText xml:space="preserve"> PAGEREF _Toc215731072 \h </w:instrText>
         </w:r>
         <w:r>
           <w:rPr>
@@ -6201,7 +6408,7 @@
             <w:noProof/>
             <w:webHidden/>
           </w:rPr>
-          <w:t>30</w:t>
+          <w:t>38</w:t>
         </w:r>
         <w:r>
           <w:rPr>
@@ -6215,15 +6422,8 @@
     <w:p>
       <w:pPr>
         <w:pStyle w:val="TOC3"/>
-        <w:tabs>
-          <w:tab w:val="left" w:pos="1320"/>
-          <w:tab w:val="right" w:leader="dot" w:pos="8494"/>
-        </w:tabs>
         <w:rPr>
           <w:rFonts w:eastAsiaTheme="minorEastAsia"/>
-          <w:i w:val="0"/>
-          <w:iCs w:val="0"/>
-          <w:noProof/>
           <w:kern w:val="2"/>
           <w:sz w:val="24"/>
           <w:szCs w:val="24"/>
@@ -6231,21 +6431,16 @@
           <w14:ligatures w14:val="standardContextual"/>
         </w:rPr>
       </w:pPr>
-      <w:hyperlink w:anchor="_Toc180586177" w:history="1">
+      <w:hyperlink w:anchor="_Toc215731073" w:history="1">
         <w:r>
           <w:rPr>
             <w:rStyle w:val="Hyperlink"/>
-            <w:rFonts w:ascii="Tahoma" w:hAnsi="Tahoma" w:cs="Tahoma"/>
-            <w:noProof/>
           </w:rPr>
           <w:t>7.3.1</w:t>
         </w:r>
         <w:r>
           <w:rPr>
             <w:rFonts w:eastAsiaTheme="minorEastAsia"/>
-            <w:i w:val="0"/>
-            <w:iCs w:val="0"/>
-            <w:noProof/>
             <w:kern w:val="2"/>
             <w:sz w:val="24"/>
             <w:szCs w:val="24"/>
@@ -6257,55 +6452,46 @@
         <w:r>
           <w:rPr>
             <w:rStyle w:val="Hyperlink"/>
-            <w:rFonts w:ascii="Tahoma" w:hAnsi="Tahoma" w:cs="Tahoma"/>
-            <w:noProof/>
-          </w:rPr>
-          <w:t>Programa 1</w:t>
-        </w:r>
-        <w:r>
-          <w:rPr>
-            <w:noProof/>
+          </w:rPr>
+          <w:t>Visual Studio Code (VS Code)</w:t>
+        </w:r>
+        <w:r>
+          <w:rPr>
             <w:webHidden/>
           </w:rPr>
           <w:tab/>
         </w:r>
         <w:r>
           <w:rPr>
-            <w:noProof/>
             <w:webHidden/>
           </w:rPr>
           <w:fldChar w:fldCharType="begin"/>
         </w:r>
         <w:r>
           <w:rPr>
-            <w:noProof/>
-            <w:webHidden/>
-          </w:rPr>
-          <w:instrText xml:space="preserve"> PAGEREF _Toc180586177 \h </w:instrText>
-        </w:r>
-        <w:r>
-          <w:rPr>
-            <w:noProof/>
-            <w:webHidden/>
-          </w:rPr>
-        </w:r>
-        <w:r>
-          <w:rPr>
-            <w:noProof/>
+            <w:webHidden/>
+          </w:rPr>
+          <w:instrText xml:space="preserve"> PAGEREF _Toc215731073 \h </w:instrText>
+        </w:r>
+        <w:r>
+          <w:rPr>
+            <w:webHidden/>
+          </w:rPr>
+        </w:r>
+        <w:r>
+          <w:rPr>
             <w:webHidden/>
           </w:rPr>
           <w:fldChar w:fldCharType="separate"/>
         </w:r>
         <w:r>
           <w:rPr>
-            <w:noProof/>
-            <w:webHidden/>
-          </w:rPr>
-          <w:t>30</w:t>
-        </w:r>
-        <w:r>
-          <w:rPr>
-            <w:noProof/>
+            <w:webHidden/>
+          </w:rPr>
+          <w:t>38</w:t>
+        </w:r>
+        <w:r>
+          <w:rPr>
             <w:webHidden/>
           </w:rPr>
           <w:fldChar w:fldCharType="end"/>
@@ -6315,15 +6501,8 @@
     <w:p>
       <w:pPr>
         <w:pStyle w:val="TOC3"/>
-        <w:tabs>
-          <w:tab w:val="left" w:pos="1320"/>
-          <w:tab w:val="right" w:leader="dot" w:pos="8494"/>
-        </w:tabs>
         <w:rPr>
           <w:rFonts w:eastAsiaTheme="minorEastAsia"/>
-          <w:i w:val="0"/>
-          <w:iCs w:val="0"/>
-          <w:noProof/>
           <w:kern w:val="2"/>
           <w:sz w:val="24"/>
           <w:szCs w:val="24"/>
@@ -6331,21 +6510,16 @@
           <w14:ligatures w14:val="standardContextual"/>
         </w:rPr>
       </w:pPr>
-      <w:hyperlink w:anchor="_Toc180586178" w:history="1">
+      <w:hyperlink w:anchor="_Toc215731074" w:history="1">
         <w:r>
           <w:rPr>
             <w:rStyle w:val="Hyperlink"/>
-            <w:rFonts w:ascii="Tahoma" w:hAnsi="Tahoma" w:cs="Tahoma"/>
-            <w:noProof/>
           </w:rPr>
           <w:t>7.3.2</w:t>
         </w:r>
         <w:r>
           <w:rPr>
             <w:rFonts w:eastAsiaTheme="minorEastAsia"/>
-            <w:i w:val="0"/>
-            <w:iCs w:val="0"/>
-            <w:noProof/>
             <w:kern w:val="2"/>
             <w:sz w:val="24"/>
             <w:szCs w:val="24"/>
@@ -6357,55 +6531,283 @@
         <w:r>
           <w:rPr>
             <w:rStyle w:val="Hyperlink"/>
-            <w:rFonts w:ascii="Tahoma" w:hAnsi="Tahoma" w:cs="Tahoma"/>
-            <w:noProof/>
-          </w:rPr>
-          <w:t>Programa 2</w:t>
-        </w:r>
-        <w:r>
-          <w:rPr>
-            <w:noProof/>
+          </w:rPr>
+          <w:t>Flutter SDK &amp; Dart</w:t>
+        </w:r>
+        <w:r>
+          <w:rPr>
             <w:webHidden/>
           </w:rPr>
           <w:tab/>
         </w:r>
         <w:r>
           <w:rPr>
-            <w:noProof/>
             <w:webHidden/>
           </w:rPr>
           <w:fldChar w:fldCharType="begin"/>
         </w:r>
         <w:r>
           <w:rPr>
-            <w:noProof/>
-            <w:webHidden/>
-          </w:rPr>
-          <w:instrText xml:space="preserve"> PAGEREF _Toc180586178 \h </w:instrText>
-        </w:r>
-        <w:r>
-          <w:rPr>
-            <w:noProof/>
-            <w:webHidden/>
-          </w:rPr>
-        </w:r>
-        <w:r>
-          <w:rPr>
-            <w:noProof/>
+            <w:webHidden/>
+          </w:rPr>
+          <w:instrText xml:space="preserve"> PAGEREF _Toc215731074 \h </w:instrText>
+        </w:r>
+        <w:r>
+          <w:rPr>
+            <w:webHidden/>
+          </w:rPr>
+        </w:r>
+        <w:r>
+          <w:rPr>
             <w:webHidden/>
           </w:rPr>
           <w:fldChar w:fldCharType="separate"/>
         </w:r>
         <w:r>
           <w:rPr>
-            <w:noProof/>
-            <w:webHidden/>
-          </w:rPr>
-          <w:t>30</w:t>
-        </w:r>
-        <w:r>
-          <w:rPr>
-            <w:noProof/>
+            <w:webHidden/>
+          </w:rPr>
+          <w:t>38</w:t>
+        </w:r>
+        <w:r>
+          <w:rPr>
+            <w:webHidden/>
+          </w:rPr>
+          <w:fldChar w:fldCharType="end"/>
+        </w:r>
+      </w:hyperlink>
+    </w:p>
+    <w:p>
+      <w:pPr>
+        <w:pStyle w:val="TOC3"/>
+        <w:rPr>
+          <w:rFonts w:eastAsiaTheme="minorEastAsia"/>
+          <w:kern w:val="2"/>
+          <w:sz w:val="24"/>
+          <w:szCs w:val="24"/>
+          <w:lang w:eastAsia="es-ES"/>
+          <w14:ligatures w14:val="standardContextual"/>
+        </w:rPr>
+      </w:pPr>
+      <w:hyperlink w:anchor="_Toc215731075" w:history="1">
+        <w:r>
+          <w:rPr>
+            <w:rStyle w:val="Hyperlink"/>
+          </w:rPr>
+          <w:t>7.3.3</w:t>
+        </w:r>
+        <w:r>
+          <w:rPr>
+            <w:rFonts w:eastAsiaTheme="minorEastAsia"/>
+            <w:kern w:val="2"/>
+            <w:sz w:val="24"/>
+            <w:szCs w:val="24"/>
+            <w:lang w:eastAsia="es-ES"/>
+            <w14:ligatures w14:val="standardContextual"/>
+          </w:rPr>
+          <w:tab/>
+        </w:r>
+        <w:r>
+          <w:rPr>
+            <w:rStyle w:val="Hyperlink"/>
+          </w:rPr>
+          <w:t>NestJS CLI &amp; Node.js</w:t>
+        </w:r>
+        <w:r>
+          <w:rPr>
+            <w:webHidden/>
+          </w:rPr>
+          <w:tab/>
+        </w:r>
+        <w:r>
+          <w:rPr>
+            <w:webHidden/>
+          </w:rPr>
+          <w:fldChar w:fldCharType="begin"/>
+        </w:r>
+        <w:r>
+          <w:rPr>
+            <w:webHidden/>
+          </w:rPr>
+          <w:instrText xml:space="preserve"> PAGEREF _Toc215731075 \h </w:instrText>
+        </w:r>
+        <w:r>
+          <w:rPr>
+            <w:webHidden/>
+          </w:rPr>
+        </w:r>
+        <w:r>
+          <w:rPr>
+            <w:webHidden/>
+          </w:rPr>
+          <w:fldChar w:fldCharType="separate"/>
+        </w:r>
+        <w:r>
+          <w:rPr>
+            <w:webHidden/>
+          </w:rPr>
+          <w:t>38</w:t>
+        </w:r>
+        <w:r>
+          <w:rPr>
+            <w:webHidden/>
+          </w:rPr>
+          <w:fldChar w:fldCharType="end"/>
+        </w:r>
+      </w:hyperlink>
+    </w:p>
+    <w:p>
+      <w:pPr>
+        <w:pStyle w:val="TOC3"/>
+        <w:rPr>
+          <w:rFonts w:eastAsiaTheme="minorEastAsia"/>
+          <w:kern w:val="2"/>
+          <w:sz w:val="24"/>
+          <w:szCs w:val="24"/>
+          <w:lang w:eastAsia="es-ES"/>
+          <w14:ligatures w14:val="standardContextual"/>
+        </w:rPr>
+      </w:pPr>
+      <w:hyperlink w:anchor="_Toc215731076" w:history="1">
+        <w:r>
+          <w:rPr>
+            <w:rStyle w:val="Hyperlink"/>
+          </w:rPr>
+          <w:t>7.3.4</w:t>
+        </w:r>
+        <w:r>
+          <w:rPr>
+            <w:rFonts w:eastAsiaTheme="minorEastAsia"/>
+            <w:kern w:val="2"/>
+            <w:sz w:val="24"/>
+            <w:szCs w:val="24"/>
+            <w:lang w:eastAsia="es-ES"/>
+            <w14:ligatures w14:val="standardContextual"/>
+          </w:rPr>
+          <w:tab/>
+        </w:r>
+        <w:r>
+          <w:rPr>
+            <w:rStyle w:val="Hyperlink"/>
+          </w:rPr>
+          <w:t>Postman</w:t>
+        </w:r>
+        <w:r>
+          <w:rPr>
+            <w:webHidden/>
+          </w:rPr>
+          <w:tab/>
+        </w:r>
+        <w:r>
+          <w:rPr>
+            <w:webHidden/>
+          </w:rPr>
+          <w:fldChar w:fldCharType="begin"/>
+        </w:r>
+        <w:r>
+          <w:rPr>
+            <w:webHidden/>
+          </w:rPr>
+          <w:instrText xml:space="preserve"> PAGEREF _Toc215731076 \h </w:instrText>
+        </w:r>
+        <w:r>
+          <w:rPr>
+            <w:webHidden/>
+          </w:rPr>
+        </w:r>
+        <w:r>
+          <w:rPr>
+            <w:webHidden/>
+          </w:rPr>
+          <w:fldChar w:fldCharType="separate"/>
+        </w:r>
+        <w:r>
+          <w:rPr>
+            <w:webHidden/>
+          </w:rPr>
+          <w:t>39</w:t>
+        </w:r>
+        <w:r>
+          <w:rPr>
+            <w:webHidden/>
+          </w:rPr>
+          <w:fldChar w:fldCharType="end"/>
+        </w:r>
+      </w:hyperlink>
+    </w:p>
+    <w:p>
+      <w:pPr>
+        <w:pStyle w:val="TOC3"/>
+        <w:rPr>
+          <w:rFonts w:eastAsiaTheme="minorEastAsia"/>
+          <w:kern w:val="2"/>
+          <w:sz w:val="24"/>
+          <w:szCs w:val="24"/>
+          <w:lang w:eastAsia="es-ES"/>
+          <w14:ligatures w14:val="standardContextual"/>
+        </w:rPr>
+      </w:pPr>
+      <w:hyperlink w:anchor="_Toc215731077" w:history="1">
+        <w:r>
+          <w:rPr>
+            <w:rStyle w:val="Hyperlink"/>
+          </w:rPr>
+          <w:t>7.3.5</w:t>
+        </w:r>
+        <w:r>
+          <w:rPr>
+            <w:rFonts w:eastAsiaTheme="minorEastAsia"/>
+            <w:kern w:val="2"/>
+            <w:sz w:val="24"/>
+            <w:szCs w:val="24"/>
+            <w:lang w:eastAsia="es-ES"/>
+            <w14:ligatures w14:val="standardContextual"/>
+          </w:rPr>
+          <w:tab/>
+        </w:r>
+        <w:r>
+          <w:rPr>
+            <w:rStyle w:val="Hyperlink"/>
+          </w:rPr>
+          <w:t>Git &amp; GitHub</w:t>
+        </w:r>
+        <w:r>
+          <w:rPr>
+            <w:webHidden/>
+          </w:rPr>
+          <w:tab/>
+        </w:r>
+        <w:r>
+          <w:rPr>
+            <w:webHidden/>
+          </w:rPr>
+          <w:fldChar w:fldCharType="begin"/>
+        </w:r>
+        <w:r>
+          <w:rPr>
+            <w:webHidden/>
+          </w:rPr>
+          <w:instrText xml:space="preserve"> PAGEREF _Toc215731077 \h </w:instrText>
+        </w:r>
+        <w:r>
+          <w:rPr>
+            <w:webHidden/>
+          </w:rPr>
+        </w:r>
+        <w:r>
+          <w:rPr>
+            <w:webHidden/>
+          </w:rPr>
+          <w:fldChar w:fldCharType="separate"/>
+        </w:r>
+        <w:r>
+          <w:rPr>
+            <w:webHidden/>
+          </w:rPr>
+          <w:t>39</w:t>
+        </w:r>
+        <w:r>
+          <w:rPr>
             <w:webHidden/>
           </w:rPr>
           <w:fldChar w:fldCharType="end"/>
@@ -6426,7 +6828,7 @@
           <w14:ligatures w14:val="standardContextual"/>
         </w:rPr>
       </w:pPr>
-      <w:hyperlink w:anchor="_Toc180586179" w:history="1">
+      <w:hyperlink w:anchor="_Toc215731078" w:history="1">
         <w:r>
           <w:rPr>
             <w:rStyle w:val="Hyperlink"/>
@@ -6475,7 +6877,7 @@
             <w:noProof/>
             <w:webHidden/>
           </w:rPr>
-          <w:instrText xml:space="preserve"> PAGEREF _Toc180586179 \h </w:instrText>
+          <w:instrText xml:space="preserve"> PAGEREF _Toc215731078 \h </w:instrText>
         </w:r>
         <w:r>
           <w:rPr>
@@ -6495,7 +6897,7 @@
             <w:noProof/>
             <w:webHidden/>
           </w:rPr>
-          <w:t>31</w:t>
+          <w:t>40</w:t>
         </w:r>
         <w:r>
           <w:rPr>
@@ -6509,14 +6911,91 @@
     <w:p>
       <w:pPr>
         <w:pStyle w:val="TOC3"/>
+        <w:rPr>
+          <w:rFonts w:eastAsiaTheme="minorEastAsia"/>
+          <w:kern w:val="2"/>
+          <w:sz w:val="24"/>
+          <w:szCs w:val="24"/>
+          <w:lang w:eastAsia="es-ES"/>
+          <w14:ligatures w14:val="standardContextual"/>
+        </w:rPr>
+      </w:pPr>
+      <w:hyperlink w:anchor="_Toc215731079" w:history="1">
+        <w:r>
+          <w:rPr>
+            <w:rStyle w:val="Hyperlink"/>
+          </w:rPr>
+          <w:t>7.4.1</w:t>
+        </w:r>
+        <w:r>
+          <w:rPr>
+            <w:rFonts w:eastAsiaTheme="minorEastAsia"/>
+            <w:kern w:val="2"/>
+            <w:sz w:val="24"/>
+            <w:szCs w:val="24"/>
+            <w:lang w:eastAsia="es-ES"/>
+            <w14:ligatures w14:val="standardContextual"/>
+          </w:rPr>
+          <w:tab/>
+        </w:r>
+        <w:r>
+          <w:rPr>
+            <w:rStyle w:val="Hyperlink"/>
+          </w:rPr>
+          <w:t>Problemas encontrados</w:t>
+        </w:r>
+        <w:r>
+          <w:rPr>
+            <w:webHidden/>
+          </w:rPr>
+          <w:tab/>
+        </w:r>
+        <w:r>
+          <w:rPr>
+            <w:webHidden/>
+          </w:rPr>
+          <w:fldChar w:fldCharType="begin"/>
+        </w:r>
+        <w:r>
+          <w:rPr>
+            <w:webHidden/>
+          </w:rPr>
+          <w:instrText xml:space="preserve"> PAGEREF _Toc215731079 \h </w:instrText>
+        </w:r>
+        <w:r>
+          <w:rPr>
+            <w:webHidden/>
+          </w:rPr>
+        </w:r>
+        <w:r>
+          <w:rPr>
+            <w:webHidden/>
+          </w:rPr>
+          <w:fldChar w:fldCharType="separate"/>
+        </w:r>
+        <w:r>
+          <w:rPr>
+            <w:webHidden/>
+          </w:rPr>
+          <w:t>40</w:t>
+        </w:r>
+        <w:r>
+          <w:rPr>
+            <w:webHidden/>
+          </w:rPr>
+          <w:fldChar w:fldCharType="end"/>
+        </w:r>
+      </w:hyperlink>
+    </w:p>
+    <w:p>
+      <w:pPr>
+        <w:pStyle w:val="TOC4"/>
         <w:tabs>
-          <w:tab w:val="left" w:pos="1320"/>
+          <w:tab w:val="left" w:pos="1540"/>
           <w:tab w:val="right" w:leader="dot" w:pos="8494"/>
         </w:tabs>
         <w:rPr>
           <w:rFonts w:eastAsiaTheme="minorEastAsia"/>
-          <w:i w:val="0"/>
-          <w:iCs w:val="0"/>
           <w:noProof/>
           <w:kern w:val="2"/>
           <w:sz w:val="24"/>
@@ -6525,20 +7004,18 @@
           <w14:ligatures w14:val="standardContextual"/>
         </w:rPr>
       </w:pPr>
-      <w:hyperlink w:anchor="_Toc180586180" w:history="1">
+      <w:hyperlink w:anchor="_Toc215731080" w:history="1">
         <w:r>
           <w:rPr>
             <w:rStyle w:val="Hyperlink"/>
             <w:rFonts w:ascii="Tahoma" w:hAnsi="Tahoma" w:cs="Tahoma"/>
             <w:noProof/>
           </w:rPr>
-          <w:t>7.4.1</w:t>
+          <w:t>7.4.1.1</w:t>
         </w:r>
         <w:r>
           <w:rPr>
             <w:rFonts w:eastAsiaTheme="minorEastAsia"/>
-            <w:i w:val="0"/>
-            <w:iCs w:val="0"/>
             <w:noProof/>
             <w:kern w:val="2"/>
             <w:sz w:val="24"/>
@@ -6554,7 +7031,7 @@
             <w:rFonts w:ascii="Tahoma" w:hAnsi="Tahoma" w:cs="Tahoma"/>
             <w:noProof/>
           </w:rPr>
-          <w:t>Problemas encontrados</w:t>
+          <w:t>Persistencia del estado y navegación por roles</w:t>
         </w:r>
         <w:r>
           <w:rPr>
@@ -6575,7 +7052,7 @@
             <w:noProof/>
             <w:webHidden/>
           </w:rPr>
-          <w:instrText xml:space="preserve"> PAGEREF _Toc180586180 \h </w:instrText>
+          <w:instrText xml:space="preserve"> PAGEREF _Toc215731080 \h </w:instrText>
         </w:r>
         <w:r>
           <w:rPr>
@@ -6595,7 +7072,199 @@
             <w:noProof/>
             <w:webHidden/>
           </w:rPr>
-          <w:t>31</w:t>
+          <w:t>40</w:t>
+        </w:r>
+        <w:r>
+          <w:rPr>
+            <w:noProof/>
+            <w:webHidden/>
+          </w:rPr>
+          <w:fldChar w:fldCharType="end"/>
+        </w:r>
+      </w:hyperlink>
+    </w:p>
+    <w:p>
+      <w:pPr>
+        <w:pStyle w:val="TOC4"/>
+        <w:tabs>
+          <w:tab w:val="left" w:pos="1540"/>
+          <w:tab w:val="right" w:leader="dot" w:pos="8494"/>
+        </w:tabs>
+        <w:rPr>
+          <w:rFonts w:eastAsiaTheme="minorEastAsia"/>
+          <w:noProof/>
+          <w:kern w:val="2"/>
+          <w:sz w:val="24"/>
+          <w:szCs w:val="24"/>
+          <w:lang w:eastAsia="es-ES"/>
+          <w14:ligatures w14:val="standardContextual"/>
+        </w:rPr>
+      </w:pPr>
+      <w:hyperlink w:anchor="_Toc215731081" w:history="1">
+        <w:r>
+          <w:rPr>
+            <w:rStyle w:val="Hyperlink"/>
+            <w:rFonts w:ascii="Tahoma" w:hAnsi="Tahoma" w:cs="Tahoma"/>
+            <w:noProof/>
+          </w:rPr>
+          <w:t>7.4.1.2</w:t>
+        </w:r>
+        <w:r>
+          <w:rPr>
+            <w:rFonts w:eastAsiaTheme="minorEastAsia"/>
+            <w:noProof/>
+            <w:kern w:val="2"/>
+            <w:sz w:val="24"/>
+            <w:szCs w:val="24"/>
+            <w:lang w:eastAsia="es-ES"/>
+            <w14:ligatures w14:val="standardContextual"/>
+          </w:rPr>
+          <w:tab/>
+        </w:r>
+        <w:r>
+          <w:rPr>
+            <w:rStyle w:val="Hyperlink"/>
+            <w:rFonts w:ascii="Tahoma" w:hAnsi="Tahoma" w:cs="Tahoma"/>
+            <w:noProof/>
+          </w:rPr>
+          <w:t>Errores de validación en actualización de perfiles (Error 400)</w:t>
+        </w:r>
+        <w:r>
+          <w:rPr>
+            <w:noProof/>
+            <w:webHidden/>
+          </w:rPr>
+          <w:tab/>
+        </w:r>
+        <w:r>
+          <w:rPr>
+            <w:noProof/>
+            <w:webHidden/>
+          </w:rPr>
+          <w:fldChar w:fldCharType="begin"/>
+        </w:r>
+        <w:r>
+          <w:rPr>
+            <w:noProof/>
+            <w:webHidden/>
+          </w:rPr>
+          <w:instrText xml:space="preserve"> PAGEREF _Toc215731081 \h </w:instrText>
+        </w:r>
+        <w:r>
+          <w:rPr>
+            <w:noProof/>
+            <w:webHidden/>
+          </w:rPr>
+        </w:r>
+        <w:r>
+          <w:rPr>
+            <w:noProof/>
+            <w:webHidden/>
+          </w:rPr>
+          <w:fldChar w:fldCharType="separate"/>
+        </w:r>
+        <w:r>
+          <w:rPr>
+            <w:noProof/>
+            <w:webHidden/>
+          </w:rPr>
+          <w:t>40</w:t>
+        </w:r>
+        <w:r>
+          <w:rPr>
+            <w:noProof/>
+            <w:webHidden/>
+          </w:rPr>
+          <w:fldChar w:fldCharType="end"/>
+        </w:r>
+      </w:hyperlink>
+    </w:p>
+    <w:p>
+      <w:pPr>
+        <w:pStyle w:val="TOC4"/>
+        <w:tabs>
+          <w:tab w:val="left" w:pos="1540"/>
+          <w:tab w:val="right" w:leader="dot" w:pos="8494"/>
+        </w:tabs>
+        <w:rPr>
+          <w:rFonts w:eastAsiaTheme="minorEastAsia"/>
+          <w:noProof/>
+          <w:kern w:val="2"/>
+          <w:sz w:val="24"/>
+          <w:szCs w:val="24"/>
+          <w:lang w:eastAsia="es-ES"/>
+          <w14:ligatures w14:val="standardContextual"/>
+        </w:rPr>
+      </w:pPr>
+      <w:hyperlink w:anchor="_Toc215731082" w:history="1">
+        <w:r>
+          <w:rPr>
+            <w:rStyle w:val="Hyperlink"/>
+            <w:rFonts w:ascii="Tahoma" w:hAnsi="Tahoma" w:cs="Tahoma"/>
+            <w:noProof/>
+          </w:rPr>
+          <w:t>7.4.1.3</w:t>
+        </w:r>
+        <w:r>
+          <w:rPr>
+            <w:rFonts w:eastAsiaTheme="minorEastAsia"/>
+            <w:noProof/>
+            <w:kern w:val="2"/>
+            <w:sz w:val="24"/>
+            <w:szCs w:val="24"/>
+            <w:lang w:eastAsia="es-ES"/>
+            <w14:ligatures w14:val="standardContextual"/>
+          </w:rPr>
+          <w:tab/>
+        </w:r>
+        <w:r>
+          <w:rPr>
+            <w:rStyle w:val="Hyperlink"/>
+            <w:rFonts w:ascii="Tahoma" w:hAnsi="Tahoma" w:cs="Tahoma"/>
+            <w:noProof/>
+          </w:rPr>
+          <w:t>Configuración de pruebas unitarias en NestJS</w:t>
+        </w:r>
+        <w:r>
+          <w:rPr>
+            <w:noProof/>
+            <w:webHidden/>
+          </w:rPr>
+          <w:tab/>
+        </w:r>
+        <w:r>
+          <w:rPr>
+            <w:noProof/>
+            <w:webHidden/>
+          </w:rPr>
+          <w:fldChar w:fldCharType="begin"/>
+        </w:r>
+        <w:r>
+          <w:rPr>
+            <w:noProof/>
+            <w:webHidden/>
+          </w:rPr>
+          <w:instrText xml:space="preserve"> PAGEREF _Toc215731082 \h </w:instrText>
+        </w:r>
+        <w:r>
+          <w:rPr>
+            <w:noProof/>
+            <w:webHidden/>
+          </w:rPr>
+        </w:r>
+        <w:r>
+          <w:rPr>
+            <w:noProof/>
+            <w:webHidden/>
+          </w:rPr>
+          <w:fldChar w:fldCharType="separate"/>
+        </w:r>
+        <w:r>
+          <w:rPr>
+            <w:noProof/>
+            <w:webHidden/>
+          </w:rPr>
+          <w:t>40</w:t>
         </w:r>
         <w:r>
           <w:rPr>
@@ -6626,7 +7295,7 @@
           <w14:ligatures w14:val="standardContextual"/>
         </w:rPr>
       </w:pPr>
-      <w:hyperlink w:anchor="_Toc180586181" w:history="1">
+      <w:hyperlink w:anchor="_Toc215731083" w:history="1">
         <w:r>
           <w:rPr>
             <w:rStyle w:val="Hyperlink"/>
@@ -6677,7 +7346,7 @@
             <w:noProof/>
             <w:webHidden/>
           </w:rPr>
-          <w:instrText xml:space="preserve"> PAGEREF _Toc180586181 \h </w:instrText>
+          <w:instrText xml:space="preserve"> PAGEREF _Toc215731083 \h </w:instrText>
         </w:r>
         <w:r>
           <w:rPr>
@@ -6697,7 +7366,7 @@
             <w:noProof/>
             <w:webHidden/>
           </w:rPr>
-          <w:t>32</w:t>
+          <w:t>41</w:t>
         </w:r>
         <w:r>
           <w:rPr>
@@ -6722,7 +7391,7 @@
           <w14:ligatures w14:val="standardContextual"/>
         </w:rPr>
       </w:pPr>
-      <w:hyperlink w:anchor="_Toc180586182" w:history="1">
+      <w:hyperlink w:anchor="_Toc215731084" w:history="1">
         <w:r>
           <w:rPr>
             <w:rStyle w:val="Hyperlink"/>
@@ -6771,7 +7440,7 @@
             <w:noProof/>
             <w:webHidden/>
           </w:rPr>
-          <w:instrText xml:space="preserve"> PAGEREF _Toc180586182 \h </w:instrText>
+          <w:instrText xml:space="preserve"> PAGEREF _Toc215731084 \h </w:instrText>
         </w:r>
         <w:r>
           <w:rPr>
@@ -6791,7 +7460,7 @@
             <w:noProof/>
             <w:webHidden/>
           </w:rPr>
-          <w:t>32</w:t>
+          <w:t>41</w:t>
         </w:r>
         <w:r>
           <w:rPr>
@@ -6816,7 +7485,7 @@
           <w14:ligatures w14:val="standardContextual"/>
         </w:rPr>
       </w:pPr>
-      <w:hyperlink w:anchor="_Toc180586183" w:history="1">
+      <w:hyperlink w:anchor="_Toc215731085" w:history="1">
         <w:r>
           <w:rPr>
             <w:rStyle w:val="Hyperlink"/>
@@ -6865,7 +7534,7 @@
             <w:noProof/>
             <w:webHidden/>
           </w:rPr>
-          <w:instrText xml:space="preserve"> PAGEREF _Toc180586183 \h </w:instrText>
+          <w:instrText xml:space="preserve"> PAGEREF _Toc215731085 \h </w:instrText>
         </w:r>
         <w:r>
           <w:rPr>
@@ -6885,7 +7554,7 @@
             <w:noProof/>
             <w:webHidden/>
           </w:rPr>
-          <w:t>33</w:t>
+          <w:t>43</w:t>
         </w:r>
         <w:r>
           <w:rPr>
@@ -6916,7 +7585,7 @@
           <w14:ligatures w14:val="standardContextual"/>
         </w:rPr>
       </w:pPr>
-      <w:hyperlink w:anchor="_Toc180586184" w:history="1">
+      <w:hyperlink w:anchor="_Toc215731086" w:history="1">
         <w:r>
           <w:rPr>
             <w:rStyle w:val="Hyperlink"/>
@@ -6967,7 +7636,7 @@
             <w:noProof/>
             <w:webHidden/>
           </w:rPr>
-          <w:instrText xml:space="preserve"> PAGEREF _Toc180586184 \h </w:instrText>
+          <w:instrText xml:space="preserve"> PAGEREF _Toc215731086 \h </w:instrText>
         </w:r>
         <w:r>
           <w:rPr>
@@ -6987,7 +7656,7 @@
             <w:noProof/>
             <w:webHidden/>
           </w:rPr>
-          <w:t>34</w:t>
+          <w:t>46</w:t>
         </w:r>
         <w:r>
           <w:rPr>
@@ -7012,7 +7681,7 @@
           <w14:ligatures w14:val="standardContextual"/>
         </w:rPr>
       </w:pPr>
-      <w:hyperlink w:anchor="_Toc180586185" w:history="1">
+      <w:hyperlink w:anchor="_Toc215731087" w:history="1">
         <w:r>
           <w:rPr>
             <w:rStyle w:val="Hyperlink"/>
@@ -7061,7 +7730,7 @@
             <w:noProof/>
             <w:webHidden/>
           </w:rPr>
-          <w:instrText xml:space="preserve"> PAGEREF _Toc180586185 \h </w:instrText>
+          <w:instrText xml:space="preserve"> PAGEREF _Toc215731087 \h </w:instrText>
         </w:r>
         <w:r>
           <w:rPr>
@@ -7081,7 +7750,7 @@
             <w:noProof/>
             <w:webHidden/>
           </w:rPr>
-          <w:t>34</w:t>
+          <w:t>46</w:t>
         </w:r>
         <w:r>
           <w:rPr>
@@ -7106,7 +7775,7 @@
           <w14:ligatures w14:val="standardContextual"/>
         </w:rPr>
       </w:pPr>
-      <w:hyperlink w:anchor="_Toc180586186" w:history="1">
+      <w:hyperlink w:anchor="_Toc215731088" w:history="1">
         <w:r>
           <w:rPr>
             <w:rStyle w:val="Hyperlink"/>
@@ -7155,7 +7824,7 @@
             <w:noProof/>
             <w:webHidden/>
           </w:rPr>
-          <w:instrText xml:space="preserve"> PAGEREF _Toc180586186 \h </w:instrText>
+          <w:instrText xml:space="preserve"> PAGEREF _Toc215731088 \h </w:instrText>
         </w:r>
         <w:r>
           <w:rPr>
@@ -7175,7 +7844,7 @@
             <w:noProof/>
             <w:webHidden/>
           </w:rPr>
-          <w:t>35</w:t>
+          <w:t>47</w:t>
         </w:r>
         <w:r>
           <w:rPr>
@@ -7206,7 +7875,7 @@
           <w14:ligatures w14:val="standardContextual"/>
         </w:rPr>
       </w:pPr>
-      <w:hyperlink w:anchor="_Toc180586187" w:history="1">
+      <w:hyperlink w:anchor="_Toc215731089" w:history="1">
         <w:r>
           <w:rPr>
             <w:rStyle w:val="Hyperlink"/>
@@ -7257,7 +7926,7 @@
             <w:noProof/>
             <w:webHidden/>
           </w:rPr>
-          <w:instrText xml:space="preserve"> PAGEREF _Toc180586187 \h </w:instrText>
+          <w:instrText xml:space="preserve"> PAGEREF _Toc215731089 \h </w:instrText>
         </w:r>
         <w:r>
           <w:rPr>
@@ -7277,7 +7946,7 @@
             <w:noProof/>
             <w:webHidden/>
           </w:rPr>
-          <w:t>36</w:t>
+          <w:t>49</w:t>
         </w:r>
         <w:r>
           <w:rPr>
@@ -7302,7 +7971,7 @@
           <w14:ligatures w14:val="standardContextual"/>
         </w:rPr>
       </w:pPr>
-      <w:hyperlink w:anchor="_Toc180586188" w:history="1">
+      <w:hyperlink w:anchor="_Toc215731090" w:history="1">
         <w:r>
           <w:rPr>
             <w:rStyle w:val="Hyperlink"/>
@@ -7351,7 +8020,7 @@
             <w:noProof/>
             <w:webHidden/>
           </w:rPr>
-          <w:instrText xml:space="preserve"> PAGEREF _Toc180586188 \h </w:instrText>
+          <w:instrText xml:space="preserve"> PAGEREF _Toc215731090 \h </w:instrText>
         </w:r>
         <w:r>
           <w:rPr>
@@ -7371,7 +8040,7 @@
             <w:noProof/>
             <w:webHidden/>
           </w:rPr>
-          <w:t>36</w:t>
+          <w:t>49</w:t>
         </w:r>
         <w:r>
           <w:rPr>
@@ -7391,6 +8060,9 @@
       <w:r>
         <w:rPr>
           <w:rFonts w:ascii="Tahoma" w:hAnsi="Tahoma" w:cs="Tahoma"/>
+          <w:caps/>
+          <w:sz w:val="20"/>
+          <w:szCs w:val="20"/>
         </w:rPr>
         <w:fldChar w:fldCharType="end"/>
       </w:r>
@@ -7435,7 +8107,7 @@
           <w:szCs w:val="22"/>
         </w:rPr>
       </w:pPr>
-      <w:bookmarkStart w:id="16" w:name="_Toc180586128"/>
+      <w:bookmarkStart w:id="16" w:name="_Toc215731018"/>
       <w:r>
         <w:rPr>
           <w:rFonts w:ascii="Tahoma" w:hAnsi="Tahoma" w:cs="Tahoma"/>
@@ -7470,7 +8142,7 @@
           <w:rFonts w:ascii="Tahoma" w:hAnsi="Tahoma" w:cs="Tahoma"/>
         </w:rPr>
       </w:pPr>
-      <w:bookmarkStart w:id="17" w:name="_Toc180586129"/>
+      <w:bookmarkStart w:id="17" w:name="_Toc215731019"/>
       <w:r>
         <w:rPr>
           <w:rFonts w:ascii="Tahoma" w:hAnsi="Tahoma" w:cs="Tahoma"/>
@@ -7543,7 +8215,7 @@
           <w:rFonts w:ascii="Tahoma" w:hAnsi="Tahoma" w:cs="Tahoma"/>
         </w:rPr>
       </w:pPr>
-      <w:bookmarkStart w:id="18" w:name="_Toc180586130"/>
+      <w:bookmarkStart w:id="18" w:name="_Toc215731020"/>
       <w:r>
         <w:rPr>
           <w:rFonts w:ascii="Tahoma" w:hAnsi="Tahoma" w:cs="Tahoma"/>
@@ -7658,7 +8330,7 @@
           <w:szCs w:val="22"/>
         </w:rPr>
       </w:pPr>
-      <w:bookmarkStart w:id="19" w:name="_Toc180586131"/>
+      <w:bookmarkStart w:id="19" w:name="_Toc215731021"/>
       <w:r>
         <w:rPr>
           <w:rFonts w:ascii="Tahoma" w:hAnsi="Tahoma" w:cs="Tahoma"/>
@@ -7677,7 +8349,7 @@
           <w:rFonts w:ascii="Tahoma" w:hAnsi="Tahoma" w:cs="Tahoma"/>
         </w:rPr>
       </w:pPr>
-      <w:bookmarkStart w:id="20" w:name="_Toc180586132"/>
+      <w:bookmarkStart w:id="20" w:name="_Toc215731022"/>
       <w:r>
         <w:rPr>
           <w:rFonts w:ascii="Tahoma" w:hAnsi="Tahoma" w:cs="Tahoma"/>
@@ -7766,7 +8438,7 @@
           <w:rFonts w:ascii="Tahoma" w:hAnsi="Tahoma" w:cs="Tahoma"/>
         </w:rPr>
       </w:pPr>
-      <w:bookmarkStart w:id="21" w:name="_Toc180586133"/>
+      <w:bookmarkStart w:id="21" w:name="_Toc215731023"/>
       <w:r>
         <w:rPr>
           <w:rFonts w:ascii="Tahoma" w:hAnsi="Tahoma" w:cs="Tahoma"/>
@@ -7786,8 +8458,16 @@
         <w:rPr>
           <w:rFonts w:ascii="Tahoma" w:hAnsi="Tahoma" w:cs="Tahoma"/>
         </w:rPr>
-        <w:t>Existen numerosas plataformas de empleo (LinkedIn, InfoJobs, Indeed</w:t>
-      </w:r>
+        <w:t xml:space="preserve">Existen numerosas plataformas de empleo (LinkedIn, InfoJobs, </w:t>
+      </w:r>
+      <w:proofErr w:type="spellStart"/>
+      <w:r>
+        <w:rPr>
+          <w:rFonts w:ascii="Tahoma" w:hAnsi="Tahoma" w:cs="Tahoma"/>
+        </w:rPr>
+        <w:t>Indeed</w:t>
+      </w:r>
+      <w:proofErr w:type="spellEnd"/>
       <w:r>
         <w:rPr>
           <w:rFonts w:ascii="Tahoma" w:hAnsi="Tahoma" w:cs="Tahoma"/>
@@ -7885,6 +8565,7 @@
           <w:rFonts w:ascii="Tahoma" w:hAnsi="Tahoma" w:cs="Tahoma"/>
         </w:rPr>
       </w:pPr>
+      <w:proofErr w:type="spellStart"/>
       <w:r>
         <w:rPr>
           <w:rFonts w:ascii="Tahoma" w:hAnsi="Tahoma" w:cs="Tahoma"/>
@@ -7893,6 +8574,7 @@
         </w:rPr>
         <w:t>Indeed</w:t>
       </w:r>
+      <w:proofErr w:type="spellEnd"/>
       <w:r>
         <w:rPr>
           <w:rFonts w:ascii="Tahoma" w:hAnsi="Tahoma" w:cs="Tahoma"/>
@@ -7971,7 +8653,7 @@
           <w:szCs w:val="22"/>
         </w:rPr>
       </w:pPr>
-      <w:bookmarkStart w:id="22" w:name="_Toc180586134"/>
+      <w:bookmarkStart w:id="22" w:name="_Toc215731024"/>
       <w:r>
         <w:rPr>
           <w:rFonts w:ascii="Tahoma" w:hAnsi="Tahoma" w:cs="Tahoma"/>
@@ -8006,12 +8688,14 @@
           <w:rFonts w:ascii="Tahoma" w:hAnsi="Tahoma" w:cs="Tahoma"/>
         </w:rPr>
       </w:pPr>
+      <w:bookmarkStart w:id="23" w:name="_Toc215731025"/>
       <w:r>
         <w:rPr>
           <w:rFonts w:ascii="Tahoma" w:hAnsi="Tahoma" w:cs="Tahoma"/>
         </w:rPr>
         <w:t>Flutter</w:t>
       </w:r>
+      <w:bookmarkEnd w:id="23"/>
     </w:p>
     <w:p>
       <w:pPr>
@@ -8085,12 +8769,14 @@
           <w:rFonts w:ascii="Tahoma" w:hAnsi="Tahoma" w:cs="Tahoma"/>
         </w:rPr>
       </w:pPr>
+      <w:bookmarkStart w:id="24" w:name="_Toc215731026"/>
       <w:r>
         <w:rPr>
           <w:rFonts w:ascii="Tahoma" w:hAnsi="Tahoma" w:cs="Tahoma"/>
         </w:rPr>
         <w:t>NestJS</w:t>
       </w:r>
+      <w:bookmarkEnd w:id="24"/>
     </w:p>
     <w:p>
       <w:pPr>
@@ -8141,12 +8827,14 @@
           <w:rFonts w:ascii="Tahoma" w:hAnsi="Tahoma" w:cs="Tahoma"/>
         </w:rPr>
       </w:pPr>
+      <w:bookmarkStart w:id="25" w:name="_Toc215731027"/>
       <w:r>
         <w:rPr>
           <w:rFonts w:ascii="Tahoma" w:hAnsi="Tahoma" w:cs="Tahoma"/>
         </w:rPr>
         <w:t>PostgreSQL</w:t>
       </w:r>
+      <w:bookmarkEnd w:id="25"/>
     </w:p>
     <w:p>
       <w:pPr>
@@ -8242,19 +8930,43 @@
           <w:rFonts w:ascii="Tahoma" w:hAnsi="Tahoma" w:cs="Tahoma"/>
         </w:rPr>
       </w:pPr>
-      <w:r>
-        <w:rPr>
-          <w:rFonts w:ascii="Tahoma" w:hAnsi="Tahoma" w:cs="Tahoma"/>
-        </w:rPr>
-        <w:t>Clean arquitectura</w:t>
-      </w:r>
-    </w:p>
-    <w:p>
-      <w:r>
-        <w:rPr>
-          <w:rFonts w:ascii="Tahoma" w:hAnsi="Tahoma" w:cs="Tahoma"/>
-        </w:rPr>
-        <w:t>El proyecto sigue principios de arquitectura limpia, separando el código en capas (Presentación, Dominio, Datos) para asegurar que la lógica de negocio sea independiente de la interfaz de usuario y de los frameworks externos, facilitando las pruebas y el mantenimiento.</w:t>
+      <w:bookmarkStart w:id="26" w:name="_Toc215731028"/>
+      <w:proofErr w:type="spellStart"/>
+      <w:r>
+        <w:rPr>
+          <w:rFonts w:ascii="Tahoma" w:hAnsi="Tahoma" w:cs="Tahoma"/>
+        </w:rPr>
+        <w:t>Clean</w:t>
+      </w:r>
+      <w:proofErr w:type="spellEnd"/>
+      <w:r>
+        <w:rPr>
+          <w:rFonts w:ascii="Tahoma" w:hAnsi="Tahoma" w:cs="Tahoma"/>
+        </w:rPr>
+        <w:t xml:space="preserve"> arquitectura</w:t>
+      </w:r>
+      <w:bookmarkEnd w:id="26"/>
+    </w:p>
+    <w:p>
+      <w:r>
+        <w:rPr>
+          <w:rFonts w:ascii="Tahoma" w:hAnsi="Tahoma" w:cs="Tahoma"/>
+        </w:rPr>
+        <w:t xml:space="preserve">El proyecto sigue principios de arquitectura limpia, separando el código en capas (Presentación, Dominio, Datos) para asegurar que la lógica de negocio sea independiente de la interfaz de usuario y de los </w:t>
+      </w:r>
+      <w:proofErr w:type="spellStart"/>
+      <w:r>
+        <w:rPr>
+          <w:rFonts w:ascii="Tahoma" w:hAnsi="Tahoma" w:cs="Tahoma"/>
+        </w:rPr>
+        <w:t>frameworks</w:t>
+      </w:r>
+      <w:proofErr w:type="spellEnd"/>
+      <w:r>
+        <w:rPr>
+          <w:rFonts w:ascii="Tahoma" w:hAnsi="Tahoma" w:cs="Tahoma"/>
+        </w:rPr>
+        <w:t xml:space="preserve"> externos, facilitando las pruebas y el mantenimiento.</w:t>
       </w:r>
     </w:p>
     <w:p>
@@ -8285,7 +8997,7 @@
           <w:szCs w:val="22"/>
         </w:rPr>
       </w:pPr>
-      <w:bookmarkStart w:id="23" w:name="_Toc180586137"/>
+      <w:bookmarkStart w:id="27" w:name="_Toc215731029"/>
       <w:r>
         <w:rPr>
           <w:rFonts w:ascii="Tahoma" w:hAnsi="Tahoma" w:cs="Tahoma"/>
@@ -8295,7 +9007,7 @@
         <w:lastRenderedPageBreak/>
         <w:t>Análisis</w:t>
       </w:r>
-      <w:bookmarkEnd w:id="23"/>
+      <w:bookmarkEnd w:id="27"/>
     </w:p>
     <w:p>
       <w:pPr>
@@ -8304,7 +9016,7 @@
           <w:rFonts w:ascii="Tahoma" w:hAnsi="Tahoma" w:cs="Tahoma"/>
         </w:rPr>
       </w:pPr>
-      <w:bookmarkStart w:id="24" w:name="_Toc180586138"/>
+      <w:bookmarkStart w:id="28" w:name="_Toc215731030"/>
       <w:r>
         <w:rPr>
           <w:rFonts w:ascii="Tahoma" w:hAnsi="Tahoma" w:cs="Tahoma"/>
@@ -8323,7 +9035,7 @@
         </w:rPr>
         <w:t>istema</w:t>
       </w:r>
-      <w:bookmarkEnd w:id="24"/>
+      <w:bookmarkEnd w:id="28"/>
     </w:p>
     <w:p>
       <w:pPr>
@@ -8332,7 +9044,7 @@
           <w:rFonts w:ascii="Tahoma" w:hAnsi="Tahoma" w:cs="Tahoma"/>
         </w:rPr>
       </w:pPr>
-      <w:bookmarkStart w:id="25" w:name="_Toc180586139"/>
+      <w:bookmarkStart w:id="29" w:name="_Toc215731031"/>
       <w:r>
         <w:rPr>
           <w:rFonts w:ascii="Tahoma" w:hAnsi="Tahoma" w:cs="Tahoma"/>
@@ -8363,7 +9075,7 @@
         </w:rPr>
         <w:t>istema</w:t>
       </w:r>
-      <w:bookmarkEnd w:id="25"/>
+      <w:bookmarkEnd w:id="29"/>
     </w:p>
     <w:p>
       <w:pPr>
@@ -8444,7 +9156,7 @@
           <w:rFonts w:ascii="Tahoma" w:hAnsi="Tahoma" w:cs="Tahoma"/>
         </w:rPr>
       </w:pPr>
-      <w:bookmarkStart w:id="26" w:name="_Toc180586140"/>
+      <w:bookmarkStart w:id="30" w:name="_Toc215731032"/>
       <w:r>
         <w:rPr>
           <w:rFonts w:ascii="Tahoma" w:hAnsi="Tahoma" w:cs="Tahoma"/>
@@ -8458,7 +9170,7 @@
         </w:rPr>
         <w:t>equisitos</w:t>
       </w:r>
-      <w:bookmarkEnd w:id="26"/>
+      <w:bookmarkEnd w:id="30"/>
     </w:p>
     <w:p>
       <w:pPr>
@@ -8467,14 +9179,14 @@
           <w:rFonts w:ascii="Tahoma" w:hAnsi="Tahoma" w:cs="Tahoma"/>
         </w:rPr>
       </w:pPr>
-      <w:bookmarkStart w:id="27" w:name="_Toc180586141"/>
+      <w:bookmarkStart w:id="31" w:name="_Toc215731033"/>
       <w:r>
         <w:rPr>
           <w:rFonts w:ascii="Tahoma" w:hAnsi="Tahoma" w:cs="Tahoma"/>
         </w:rPr>
         <w:t>Requisitos funcionales</w:t>
       </w:r>
-      <w:bookmarkEnd w:id="27"/>
+      <w:bookmarkEnd w:id="31"/>
     </w:p>
     <w:p>
       <w:pPr>
@@ -8571,7 +9283,21 @@
         <w:rPr>
           <w:rFonts w:ascii="Tahoma" w:hAnsi="Tahoma" w:cs="Tahoma"/>
         </w:rPr>
-        <w:t>RF 7: Dashboards diferenciados por rol (Empresa y Candidato).</w:t>
+        <w:t xml:space="preserve">RF 7: </w:t>
+      </w:r>
+      <w:proofErr w:type="spellStart"/>
+      <w:r>
+        <w:rPr>
+          <w:rFonts w:ascii="Tahoma" w:hAnsi="Tahoma" w:cs="Tahoma"/>
+        </w:rPr>
+        <w:t>Dashboards</w:t>
+      </w:r>
+      <w:proofErr w:type="spellEnd"/>
+      <w:r>
+        <w:rPr>
+          <w:rFonts w:ascii="Tahoma" w:hAnsi="Tahoma" w:cs="Tahoma"/>
+        </w:rPr>
+        <w:t xml:space="preserve"> diferenciados por rol (Empresa y Candidato).</w:t>
       </w:r>
     </w:p>
     <w:p>
@@ -8585,7 +9311,21 @@
         <w:rPr>
           <w:rFonts w:ascii="Tahoma" w:hAnsi="Tahoma" w:cs="Tahoma"/>
         </w:rPr>
-        <w:t>RF 8: Navegación entre página principal y dashboards según autenticación.</w:t>
+        <w:t xml:space="preserve">RF 8: Navegación entre página principal y </w:t>
+      </w:r>
+      <w:proofErr w:type="spellStart"/>
+      <w:r>
+        <w:rPr>
+          <w:rFonts w:ascii="Tahoma" w:hAnsi="Tahoma" w:cs="Tahoma"/>
+        </w:rPr>
+        <w:t>dashboards</w:t>
+      </w:r>
+      <w:proofErr w:type="spellEnd"/>
+      <w:r>
+        <w:rPr>
+          <w:rFonts w:ascii="Tahoma" w:hAnsi="Tahoma" w:cs="Tahoma"/>
+        </w:rPr>
+        <w:t xml:space="preserve"> según autenticación.</w:t>
       </w:r>
     </w:p>
     <w:p>
@@ -8615,7 +9355,7 @@
           <w:rFonts w:ascii="Tahoma" w:hAnsi="Tahoma" w:cs="Tahoma"/>
         </w:rPr>
       </w:pPr>
-      <w:bookmarkStart w:id="28" w:name="_Toc180586142"/>
+      <w:bookmarkStart w:id="32" w:name="_Toc215731034"/>
       <w:r>
         <w:rPr>
           <w:rFonts w:ascii="Tahoma" w:hAnsi="Tahoma" w:cs="Tahoma"/>
@@ -8623,7 +9363,7 @@
         <w:lastRenderedPageBreak/>
         <w:t>Requisitos no funcionales</w:t>
       </w:r>
-      <w:bookmarkEnd w:id="28"/>
+      <w:bookmarkEnd w:id="32"/>
     </w:p>
     <w:tbl>
       <w:tblPr>
@@ -8926,7 +9666,25 @@
                 <w:color w:val="000000"/>
                 <w:lang w:eastAsia="es-ES"/>
               </w:rPr>
-              <w:t>Todas las contraseñas almacenadas en la base de datos deben estar encriptadas utilizando algoritmos seguros (bcrypt) para garantizar la protección de credenciales.</w:t>
+              <w:t>Todas las contraseñas almacenadas en la base de datos deben estar encriptadas utilizando algoritmos seguros (</w:t>
+            </w:r>
+            <w:proofErr w:type="spellStart"/>
+            <w:r>
+              <w:rPr>
+                <w:rFonts w:ascii="Tahoma" w:eastAsia="Times New Roman" w:hAnsi="Tahoma" w:cs="Tahoma"/>
+                <w:color w:val="000000"/>
+                <w:lang w:eastAsia="es-ES"/>
+              </w:rPr>
+              <w:t>bcrypt</w:t>
+            </w:r>
+            <w:proofErr w:type="spellEnd"/>
+            <w:r>
+              <w:rPr>
+                <w:rFonts w:ascii="Tahoma" w:eastAsia="Times New Roman" w:hAnsi="Tahoma" w:cs="Tahoma"/>
+                <w:color w:val="000000"/>
+                <w:lang w:eastAsia="es-ES"/>
+              </w:rPr>
+              <w:t>) para garantizar la protección de credenciales.</w:t>
             </w:r>
           </w:p>
         </w:tc>
@@ -10045,7 +10803,7 @@
           <w:rFonts w:ascii="Tahoma" w:hAnsi="Tahoma" w:cs="Tahoma"/>
         </w:rPr>
       </w:pPr>
-      <w:bookmarkStart w:id="29" w:name="_Toc180586143"/>
+      <w:bookmarkStart w:id="33" w:name="_Toc215731035"/>
       <w:r>
         <w:rPr>
           <w:rFonts w:ascii="Tahoma" w:hAnsi="Tahoma" w:cs="Tahoma"/>
@@ -10077,7 +10835,7 @@
         </w:rPr>
         <w:t>istema</w:t>
       </w:r>
-      <w:bookmarkEnd w:id="29"/>
+      <w:bookmarkEnd w:id="33"/>
     </w:p>
     <w:p>
       <w:pPr>
@@ -10158,7 +10916,7 @@
           <w:rFonts w:ascii="Tahoma" w:hAnsi="Tahoma" w:cs="Tahoma"/>
         </w:rPr>
       </w:pPr>
-      <w:bookmarkStart w:id="30" w:name="_Toc180586144"/>
+      <w:bookmarkStart w:id="34" w:name="_Toc215731036"/>
       <w:r>
         <w:rPr>
           <w:rFonts w:ascii="Tahoma" w:hAnsi="Tahoma" w:cs="Tahoma"/>
@@ -10190,7 +10948,7 @@
         </w:rPr>
         <w:t>so</w:t>
       </w:r>
-      <w:bookmarkEnd w:id="30"/>
+      <w:bookmarkEnd w:id="34"/>
     </w:p>
     <w:p>
       <w:pPr>
@@ -10423,7 +11181,7 @@
           <w:lang w:val="en-GB"/>
         </w:rPr>
       </w:pPr>
-      <w:bookmarkStart w:id="31" w:name="_Toc217882536"/>
+      <w:bookmarkStart w:id="35" w:name="_Toc217882536"/>
       <w:r>
         <w:rPr>
           <w:rFonts w:ascii="Tahoma" w:hAnsi="Tahoma" w:cs="Tahoma"/>
@@ -10439,8 +11197,8 @@
           <w:rFonts w:ascii="Tahoma" w:hAnsi="Tahoma" w:cs="Tahoma"/>
         </w:rPr>
       </w:pPr>
-      <w:bookmarkStart w:id="32" w:name="_Toc180586145"/>
-      <w:bookmarkEnd w:id="31"/>
+      <w:bookmarkStart w:id="36" w:name="_Toc215731037"/>
+      <w:bookmarkEnd w:id="35"/>
       <w:r>
         <w:rPr>
           <w:rFonts w:ascii="Tahoma" w:hAnsi="Tahoma" w:cs="Tahoma"/>
@@ -10502,7 +11260,7 @@
         </w:rPr>
         <w:t>nálisis</w:t>
       </w:r>
-      <w:bookmarkEnd w:id="32"/>
+      <w:bookmarkEnd w:id="36"/>
     </w:p>
     <w:p>
       <w:pPr>
@@ -10566,7 +11324,7 @@
           <w:rFonts w:ascii="Tahoma" w:hAnsi="Tahoma" w:cs="Tahoma"/>
         </w:rPr>
       </w:pPr>
-      <w:bookmarkStart w:id="33" w:name="_Toc180586146"/>
+      <w:bookmarkStart w:id="37" w:name="_Toc215731038"/>
       <w:r>
         <w:rPr>
           <w:rFonts w:ascii="Tahoma" w:hAnsi="Tahoma" w:cs="Tahoma"/>
@@ -10574,7 +11332,7 @@
         <w:lastRenderedPageBreak/>
         <w:t>Guías de estilo</w:t>
       </w:r>
-      <w:bookmarkEnd w:id="33"/>
+      <w:bookmarkEnd w:id="37"/>
     </w:p>
     <w:p>
       <w:pPr>
@@ -10803,7 +11561,7 @@
           <w:szCs w:val="22"/>
         </w:rPr>
       </w:pPr>
-      <w:bookmarkStart w:id="34" w:name="_Toc180586147"/>
+      <w:bookmarkStart w:id="38" w:name="_Toc215731039"/>
       <w:r>
         <w:rPr>
           <w:rFonts w:ascii="Tahoma" w:hAnsi="Tahoma" w:cs="Tahoma"/>
@@ -10813,7 +11571,7 @@
         <w:lastRenderedPageBreak/>
         <w:t>Plan de pruebas</w:t>
       </w:r>
-      <w:bookmarkEnd w:id="34"/>
+      <w:bookmarkEnd w:id="38"/>
     </w:p>
     <w:p>
       <w:pPr>
@@ -10822,14 +11580,14 @@
           <w:rFonts w:ascii="Tahoma" w:hAnsi="Tahoma" w:cs="Tahoma"/>
         </w:rPr>
       </w:pPr>
-      <w:bookmarkStart w:id="35" w:name="_Toc180586148"/>
+      <w:bookmarkStart w:id="39" w:name="_Toc215731040"/>
       <w:r>
         <w:rPr>
           <w:rFonts w:ascii="Tahoma" w:hAnsi="Tahoma" w:cs="Tahoma"/>
         </w:rPr>
         <w:t>Introducción</w:t>
       </w:r>
-      <w:bookmarkEnd w:id="35"/>
+      <w:bookmarkEnd w:id="39"/>
     </w:p>
     <w:p>
       <w:pPr>
@@ -10838,7 +11596,7 @@
           <w:rFonts w:ascii="Tahoma" w:hAnsi="Tahoma" w:cs="Tahoma"/>
         </w:rPr>
       </w:pPr>
-      <w:bookmarkStart w:id="36" w:name="tarea_AIR"/>
+      <w:bookmarkStart w:id="40" w:name="tarea_AIR"/>
       <w:r>
         <w:rPr>
           <w:rFonts w:ascii="Tahoma" w:hAnsi="Tahoma" w:cs="Tahoma"/>
@@ -10913,7 +11671,7 @@
         </w:rPr>
         <w:t xml:space="preserve">Análisis e interpretación de resultados </w:t>
       </w:r>
-      <w:bookmarkEnd w:id="36"/>
+      <w:bookmarkEnd w:id="40"/>
       <w:r>
         <w:rPr>
           <w:rFonts w:ascii="Tahoma" w:hAnsi="Tahoma" w:cs="Tahoma"/>
@@ -10929,14 +11687,14 @@
           <w:rFonts w:ascii="Tahoma" w:hAnsi="Tahoma" w:cs="Tahoma"/>
         </w:rPr>
       </w:pPr>
-      <w:bookmarkStart w:id="37" w:name="_Toc180586149"/>
+      <w:bookmarkStart w:id="41" w:name="_Toc215731041"/>
       <w:r>
         <w:rPr>
           <w:rFonts w:ascii="Tahoma" w:hAnsi="Tahoma" w:cs="Tahoma"/>
         </w:rPr>
         <w:t>Diseño y planificación del plan de pruebas</w:t>
       </w:r>
-      <w:bookmarkEnd w:id="37"/>
+      <w:bookmarkEnd w:id="41"/>
     </w:p>
     <w:p>
       <w:pPr>
@@ -11161,14 +11919,14 @@
           <w:rFonts w:ascii="Tahoma" w:hAnsi="Tahoma" w:cs="Tahoma"/>
         </w:rPr>
       </w:pPr>
-      <w:bookmarkStart w:id="38" w:name="_Toc180586150"/>
+      <w:bookmarkStart w:id="42" w:name="_Toc215731042"/>
       <w:r>
         <w:rPr>
           <w:rFonts w:ascii="Tahoma" w:hAnsi="Tahoma" w:cs="Tahoma"/>
         </w:rPr>
         <w:t>Pruebas unitarias</w:t>
       </w:r>
-      <w:bookmarkEnd w:id="38"/>
+      <w:bookmarkEnd w:id="42"/>
     </w:p>
     <w:tbl>
       <w:tblPr>
@@ -11315,7 +12073,43 @@
                 <w:szCs w:val="24"/>
                 <w:lang w:eastAsia="es-ES"/>
               </w:rPr>
-              <w:t>Backend: Uso de Jest para probar Servicios y Controladores mockeando dependencias.</w:t>
+              <w:t xml:space="preserve">Backend: Uso de </w:t>
+            </w:r>
+            <w:proofErr w:type="spellStart"/>
+            <w:r>
+              <w:rPr>
+                <w:rFonts w:ascii="Tahoma" w:hAnsi="Tahoma" w:cs="Tahoma"/>
+                <w:szCs w:val="24"/>
+                <w:lang w:eastAsia="es-ES"/>
+              </w:rPr>
+              <w:t>Jest</w:t>
+            </w:r>
+            <w:proofErr w:type="spellEnd"/>
+            <w:r>
+              <w:rPr>
+                <w:rFonts w:ascii="Tahoma" w:hAnsi="Tahoma" w:cs="Tahoma"/>
+                <w:szCs w:val="24"/>
+                <w:lang w:eastAsia="es-ES"/>
+              </w:rPr>
+              <w:t xml:space="preserve"> para probar Servicios y Controladores </w:t>
+            </w:r>
+            <w:proofErr w:type="spellStart"/>
+            <w:r>
+              <w:rPr>
+                <w:rFonts w:ascii="Tahoma" w:hAnsi="Tahoma" w:cs="Tahoma"/>
+                <w:szCs w:val="24"/>
+                <w:lang w:eastAsia="es-ES"/>
+              </w:rPr>
+              <w:t>mockeando</w:t>
+            </w:r>
+            <w:proofErr w:type="spellEnd"/>
+            <w:r>
+              <w:rPr>
+                <w:rFonts w:ascii="Tahoma" w:hAnsi="Tahoma" w:cs="Tahoma"/>
+                <w:szCs w:val="24"/>
+                <w:lang w:eastAsia="es-ES"/>
+              </w:rPr>
+              <w:t xml:space="preserve"> dependencias.</w:t>
             </w:r>
           </w:p>
           <w:p>
@@ -11335,7 +12129,43 @@
                 <w:szCs w:val="24"/>
                 <w:lang w:eastAsia="es-ES"/>
               </w:rPr>
-              <w:t>Frontend: Uso de flutter_test para probar ViewModels y lógica de negocio pura.</w:t>
+              <w:t xml:space="preserve">Frontend: Uso de </w:t>
+            </w:r>
+            <w:proofErr w:type="spellStart"/>
+            <w:r>
+              <w:rPr>
+                <w:rFonts w:ascii="Tahoma" w:hAnsi="Tahoma" w:cs="Tahoma"/>
+                <w:szCs w:val="24"/>
+                <w:lang w:eastAsia="es-ES"/>
+              </w:rPr>
+              <w:t>flutter_test</w:t>
+            </w:r>
+            <w:proofErr w:type="spellEnd"/>
+            <w:r>
+              <w:rPr>
+                <w:rFonts w:ascii="Tahoma" w:hAnsi="Tahoma" w:cs="Tahoma"/>
+                <w:szCs w:val="24"/>
+                <w:lang w:eastAsia="es-ES"/>
+              </w:rPr>
+              <w:t xml:space="preserve"> para probar </w:t>
+            </w:r>
+            <w:proofErr w:type="spellStart"/>
+            <w:r>
+              <w:rPr>
+                <w:rFonts w:ascii="Tahoma" w:hAnsi="Tahoma" w:cs="Tahoma"/>
+                <w:szCs w:val="24"/>
+                <w:lang w:eastAsia="es-ES"/>
+              </w:rPr>
+              <w:t>ViewModels</w:t>
+            </w:r>
+            <w:proofErr w:type="spellEnd"/>
+            <w:r>
+              <w:rPr>
+                <w:rFonts w:ascii="Tahoma" w:hAnsi="Tahoma" w:cs="Tahoma"/>
+                <w:szCs w:val="24"/>
+                <w:lang w:eastAsia="es-ES"/>
+              </w:rPr>
+              <w:t xml:space="preserve"> y lógica de negocio pura.</w:t>
             </w:r>
           </w:p>
         </w:tc>
@@ -11348,7 +12178,7 @@
           <w:rFonts w:ascii="Tahoma" w:hAnsi="Tahoma" w:cs="Tahoma"/>
         </w:rPr>
       </w:pPr>
-      <w:bookmarkStart w:id="39" w:name="_Toc180586151"/>
+      <w:bookmarkStart w:id="43" w:name="_Toc215731043"/>
       <w:r>
         <w:rPr>
           <w:rFonts w:ascii="Tahoma" w:hAnsi="Tahoma" w:cs="Tahoma"/>
@@ -11356,7 +12186,7 @@
         <w:lastRenderedPageBreak/>
         <w:t>Pruebas de integración</w:t>
       </w:r>
-      <w:bookmarkEnd w:id="39"/>
+      <w:bookmarkEnd w:id="43"/>
     </w:p>
     <w:tbl>
       <w:tblPr>
@@ -11503,7 +12333,25 @@
                 <w:szCs w:val="24"/>
                 <w:lang w:eastAsia="es-ES"/>
               </w:rPr>
-              <w:t>Backend: Pruebas con Supertest sobre la API REST levantando un entorno de pruebas.</w:t>
+              <w:t xml:space="preserve">Backend: Pruebas con </w:t>
+            </w:r>
+            <w:proofErr w:type="spellStart"/>
+            <w:r>
+              <w:rPr>
+                <w:rFonts w:ascii="Tahoma" w:hAnsi="Tahoma" w:cs="Tahoma"/>
+                <w:szCs w:val="24"/>
+                <w:lang w:eastAsia="es-ES"/>
+              </w:rPr>
+              <w:t>Supertest</w:t>
+            </w:r>
+            <w:proofErr w:type="spellEnd"/>
+            <w:r>
+              <w:rPr>
+                <w:rFonts w:ascii="Tahoma" w:hAnsi="Tahoma" w:cs="Tahoma"/>
+                <w:szCs w:val="24"/>
+                <w:lang w:eastAsia="es-ES"/>
+              </w:rPr>
+              <w:t xml:space="preserve"> sobre la API REST levantando un entorno de pruebas.</w:t>
             </w:r>
           </w:p>
           <w:p>
@@ -11523,7 +12371,25 @@
                 <w:szCs w:val="24"/>
                 <w:lang w:eastAsia="es-ES"/>
               </w:rPr>
-              <w:t>Frontend: Pruebas de integración de widgets que simulan interacción con repositorios reales o mockeados.</w:t>
+              <w:t xml:space="preserve">Frontend: Pruebas de integración de widgets que simulan interacción con repositorios reales o </w:t>
+            </w:r>
+            <w:proofErr w:type="spellStart"/>
+            <w:r>
+              <w:rPr>
+                <w:rFonts w:ascii="Tahoma" w:hAnsi="Tahoma" w:cs="Tahoma"/>
+                <w:szCs w:val="24"/>
+                <w:lang w:eastAsia="es-ES"/>
+              </w:rPr>
+              <w:t>mockeados</w:t>
+            </w:r>
+            <w:proofErr w:type="spellEnd"/>
+            <w:r>
+              <w:rPr>
+                <w:rFonts w:ascii="Tahoma" w:hAnsi="Tahoma" w:cs="Tahoma"/>
+                <w:szCs w:val="24"/>
+                <w:lang w:eastAsia="es-ES"/>
+              </w:rPr>
+              <w:t>.</w:t>
             </w:r>
           </w:p>
         </w:tc>
@@ -11536,14 +12402,14 @@
           <w:rFonts w:ascii="Tahoma" w:hAnsi="Tahoma" w:cs="Tahoma"/>
         </w:rPr>
       </w:pPr>
-      <w:bookmarkStart w:id="40" w:name="_Toc180586152"/>
+      <w:bookmarkStart w:id="44" w:name="_Toc215731044"/>
       <w:r>
         <w:rPr>
           <w:rFonts w:ascii="Tahoma" w:hAnsi="Tahoma" w:cs="Tahoma"/>
         </w:rPr>
         <w:t>Pruebas de integridad de los datos y la base de datos</w:t>
       </w:r>
-      <w:bookmarkEnd w:id="40"/>
+      <w:bookmarkEnd w:id="44"/>
     </w:p>
     <w:tbl>
       <w:tblPr>
@@ -11690,7 +12556,25 @@
                 <w:szCs w:val="24"/>
                 <w:lang w:eastAsia="es-ES"/>
               </w:rPr>
-              <w:t>Validación DTO: Uso de class-validator en NestJS para asegurar tipos y formatos antes de llegar a la BD.</w:t>
+              <w:t xml:space="preserve">Validación DTO: Uso de </w:t>
+            </w:r>
+            <w:proofErr w:type="spellStart"/>
+            <w:r>
+              <w:rPr>
+                <w:rFonts w:ascii="Tahoma" w:hAnsi="Tahoma" w:cs="Tahoma"/>
+                <w:szCs w:val="24"/>
+                <w:lang w:eastAsia="es-ES"/>
+              </w:rPr>
+              <w:t>class-validator</w:t>
+            </w:r>
+            <w:proofErr w:type="spellEnd"/>
+            <w:r>
+              <w:rPr>
+                <w:rFonts w:ascii="Tahoma" w:hAnsi="Tahoma" w:cs="Tahoma"/>
+                <w:szCs w:val="24"/>
+                <w:lang w:eastAsia="es-ES"/>
+              </w:rPr>
+              <w:t xml:space="preserve"> en NestJS para asegurar tipos y formatos antes de llegar a la BD.</w:t>
             </w:r>
           </w:p>
           <w:p>
@@ -11710,7 +12594,133 @@
                 <w:szCs w:val="24"/>
                 <w:lang w:eastAsia="es-ES"/>
               </w:rPr>
-              <w:t>Restricciones SQL: Definición de Foreign Keys, Unique Constraints y Not Null en las entidades de TypeORM.</w:t>
+              <w:t xml:space="preserve">Restricciones SQL: Definición de </w:t>
+            </w:r>
+            <w:proofErr w:type="spellStart"/>
+            <w:r>
+              <w:rPr>
+                <w:rFonts w:ascii="Tahoma" w:hAnsi="Tahoma" w:cs="Tahoma"/>
+                <w:szCs w:val="24"/>
+                <w:lang w:eastAsia="es-ES"/>
+              </w:rPr>
+              <w:t>Foreign</w:t>
+            </w:r>
+            <w:proofErr w:type="spellEnd"/>
+            <w:r>
+              <w:rPr>
+                <w:rFonts w:ascii="Tahoma" w:hAnsi="Tahoma" w:cs="Tahoma"/>
+                <w:szCs w:val="24"/>
+                <w:lang w:eastAsia="es-ES"/>
+              </w:rPr>
+              <w:t xml:space="preserve"> </w:t>
+            </w:r>
+            <w:proofErr w:type="spellStart"/>
+            <w:r>
+              <w:rPr>
+                <w:rFonts w:ascii="Tahoma" w:hAnsi="Tahoma" w:cs="Tahoma"/>
+                <w:szCs w:val="24"/>
+                <w:lang w:eastAsia="es-ES"/>
+              </w:rPr>
+              <w:t>Keys</w:t>
+            </w:r>
+            <w:proofErr w:type="spellEnd"/>
+            <w:r>
+              <w:rPr>
+                <w:rFonts w:ascii="Tahoma" w:hAnsi="Tahoma" w:cs="Tahoma"/>
+                <w:szCs w:val="24"/>
+                <w:lang w:eastAsia="es-ES"/>
+              </w:rPr>
+              <w:t xml:space="preserve">, </w:t>
+            </w:r>
+            <w:proofErr w:type="spellStart"/>
+            <w:r>
+              <w:rPr>
+                <w:rFonts w:ascii="Tahoma" w:hAnsi="Tahoma" w:cs="Tahoma"/>
+                <w:szCs w:val="24"/>
+                <w:lang w:eastAsia="es-ES"/>
+              </w:rPr>
+              <w:t>Unique</w:t>
+            </w:r>
+            <w:proofErr w:type="spellEnd"/>
+            <w:r>
+              <w:rPr>
+                <w:rFonts w:ascii="Tahoma" w:hAnsi="Tahoma" w:cs="Tahoma"/>
+                <w:szCs w:val="24"/>
+                <w:lang w:eastAsia="es-ES"/>
+              </w:rPr>
+              <w:t xml:space="preserve"> </w:t>
+            </w:r>
+            <w:proofErr w:type="spellStart"/>
+            <w:r>
+              <w:rPr>
+                <w:rFonts w:ascii="Tahoma" w:hAnsi="Tahoma" w:cs="Tahoma"/>
+                <w:szCs w:val="24"/>
+                <w:lang w:eastAsia="es-ES"/>
+              </w:rPr>
+              <w:t>Constraints</w:t>
+            </w:r>
+            <w:proofErr w:type="spellEnd"/>
+            <w:r>
+              <w:rPr>
+                <w:rFonts w:ascii="Tahoma" w:hAnsi="Tahoma" w:cs="Tahoma"/>
+                <w:szCs w:val="24"/>
+                <w:lang w:eastAsia="es-ES"/>
+              </w:rPr>
+              <w:t xml:space="preserve"> y </w:t>
+            </w:r>
+            <w:proofErr w:type="spellStart"/>
+            <w:r>
+              <w:rPr>
+                <w:rFonts w:ascii="Tahoma" w:hAnsi="Tahoma" w:cs="Tahoma"/>
+                <w:szCs w:val="24"/>
+                <w:lang w:eastAsia="es-ES"/>
+              </w:rPr>
+              <w:t>Not</w:t>
+            </w:r>
+            <w:proofErr w:type="spellEnd"/>
+            <w:r>
+              <w:rPr>
+                <w:rFonts w:ascii="Tahoma" w:hAnsi="Tahoma" w:cs="Tahoma"/>
+                <w:szCs w:val="24"/>
+                <w:lang w:eastAsia="es-ES"/>
+              </w:rPr>
+              <w:t xml:space="preserve"> </w:t>
+            </w:r>
+            <w:proofErr w:type="spellStart"/>
+            <w:r>
+              <w:rPr>
+                <w:rFonts w:ascii="Tahoma" w:hAnsi="Tahoma" w:cs="Tahoma"/>
+                <w:szCs w:val="24"/>
+                <w:lang w:eastAsia="es-ES"/>
+              </w:rPr>
+              <w:t>Null</w:t>
+            </w:r>
+            <w:proofErr w:type="spellEnd"/>
+            <w:r>
+              <w:rPr>
+                <w:rFonts w:ascii="Tahoma" w:hAnsi="Tahoma" w:cs="Tahoma"/>
+                <w:szCs w:val="24"/>
+                <w:lang w:eastAsia="es-ES"/>
+              </w:rPr>
+              <w:t xml:space="preserve"> en las entidades de </w:t>
+            </w:r>
+            <w:proofErr w:type="spellStart"/>
+            <w:r>
+              <w:rPr>
+                <w:rFonts w:ascii="Tahoma" w:hAnsi="Tahoma" w:cs="Tahoma"/>
+                <w:szCs w:val="24"/>
+                <w:lang w:eastAsia="es-ES"/>
+              </w:rPr>
+              <w:t>TypeORM</w:t>
+            </w:r>
+            <w:proofErr w:type="spellEnd"/>
+            <w:r>
+              <w:rPr>
+                <w:rFonts w:ascii="Tahoma" w:hAnsi="Tahoma" w:cs="Tahoma"/>
+                <w:szCs w:val="24"/>
+                <w:lang w:eastAsia="es-ES"/>
+              </w:rPr>
+              <w:t>.</w:t>
             </w:r>
           </w:p>
         </w:tc>
@@ -11723,14 +12733,14 @@
           <w:rFonts w:ascii="Tahoma" w:hAnsi="Tahoma" w:cs="Tahoma"/>
         </w:rPr>
       </w:pPr>
-      <w:bookmarkStart w:id="41" w:name="_Toc180586153"/>
+      <w:bookmarkStart w:id="45" w:name="_Toc215731045"/>
       <w:r>
         <w:rPr>
           <w:rFonts w:ascii="Tahoma" w:hAnsi="Tahoma" w:cs="Tahoma"/>
         </w:rPr>
         <w:t>Pruebas funcionales</w:t>
       </w:r>
-      <w:bookmarkEnd w:id="41"/>
+      <w:bookmarkEnd w:id="45"/>
     </w:p>
     <w:tbl>
       <w:tblPr>
@@ -11915,7 +12925,39 @@
                 <w:rFonts w:ascii="Tahoma" w:hAnsi="Tahoma" w:cs="Tahoma"/>
                 <w:szCs w:val="24"/>
               </w:rPr>
-              <w:t>Pruebas Manuales: Ejecución paso a paso de los flujos principales (Happy Path y casos de error) en el entorno de desarrollo.</w:t>
+              <w:t>Pruebas Manuales: Ejecución paso a paso de los flujos principales (</w:t>
+            </w:r>
+            <w:proofErr w:type="spellStart"/>
+            <w:r>
+              <w:rPr>
+                <w:rFonts w:ascii="Tahoma" w:hAnsi="Tahoma" w:cs="Tahoma"/>
+                <w:szCs w:val="24"/>
+              </w:rPr>
+              <w:t>Happy</w:t>
+            </w:r>
+            <w:proofErr w:type="spellEnd"/>
+            <w:r>
+              <w:rPr>
+                <w:rFonts w:ascii="Tahoma" w:hAnsi="Tahoma" w:cs="Tahoma"/>
+                <w:szCs w:val="24"/>
+              </w:rPr>
+              <w:t xml:space="preserve"> </w:t>
+            </w:r>
+            <w:proofErr w:type="spellStart"/>
+            <w:r>
+              <w:rPr>
+                <w:rFonts w:ascii="Tahoma" w:hAnsi="Tahoma" w:cs="Tahoma"/>
+                <w:szCs w:val="24"/>
+              </w:rPr>
+              <w:t>Path</w:t>
+            </w:r>
+            <w:proofErr w:type="spellEnd"/>
+            <w:r>
+              <w:rPr>
+                <w:rFonts w:ascii="Tahoma" w:hAnsi="Tahoma" w:cs="Tahoma"/>
+                <w:szCs w:val="24"/>
+              </w:rPr>
+              <w:t xml:space="preserve"> y casos de error) en el entorno de desarrollo.</w:t>
             </w:r>
           </w:p>
           <w:p>
@@ -11928,12 +12970,21 @@
                 <w:szCs w:val="24"/>
               </w:rPr>
             </w:pPr>
+            <w:proofErr w:type="spellStart"/>
             <w:r>
               <w:rPr>
                 <w:rFonts w:ascii="Tahoma" w:hAnsi="Tahoma" w:cs="Tahoma"/>
                 <w:szCs w:val="24"/>
               </w:rPr>
-              <w:t>Postman: Validación de flujos de API completos.</w:t>
+              <w:t>Postman</w:t>
+            </w:r>
+            <w:proofErr w:type="spellEnd"/>
+            <w:r>
+              <w:rPr>
+                <w:rFonts w:ascii="Tahoma" w:hAnsi="Tahoma" w:cs="Tahoma"/>
+                <w:szCs w:val="24"/>
+              </w:rPr>
+              <w:t>: Validación de flujos de API completos.</w:t>
             </w:r>
           </w:p>
         </w:tc>
@@ -11946,14 +12997,14 @@
           <w:rFonts w:ascii="Tahoma" w:hAnsi="Tahoma" w:cs="Tahoma"/>
         </w:rPr>
       </w:pPr>
-      <w:bookmarkStart w:id="42" w:name="_Toc180586154"/>
+      <w:bookmarkStart w:id="46" w:name="_Toc215731046"/>
       <w:r>
         <w:rPr>
           <w:rFonts w:ascii="Tahoma" w:hAnsi="Tahoma" w:cs="Tahoma"/>
         </w:rPr>
         <w:t>Pruebas de interfaz de usuario</w:t>
       </w:r>
-      <w:bookmarkEnd w:id="42"/>
+      <w:bookmarkEnd w:id="46"/>
     </w:p>
     <w:tbl>
       <w:tblPr>
@@ -12100,7 +13151,25 @@
                 <w:szCs w:val="24"/>
                 <w:lang w:eastAsia="es-ES"/>
               </w:rPr>
-              <w:t>Widget Testing: Pruebas automatizadas en Flutter para verificar la presencia y estado de widgets.</w:t>
+              <w:t xml:space="preserve">Widget </w:t>
+            </w:r>
+            <w:proofErr w:type="spellStart"/>
+            <w:r>
+              <w:rPr>
+                <w:rFonts w:ascii="Tahoma" w:hAnsi="Tahoma" w:cs="Tahoma"/>
+                <w:szCs w:val="24"/>
+                <w:lang w:eastAsia="es-ES"/>
+              </w:rPr>
+              <w:t>Testing</w:t>
+            </w:r>
+            <w:proofErr w:type="spellEnd"/>
+            <w:r>
+              <w:rPr>
+                <w:rFonts w:ascii="Tahoma" w:hAnsi="Tahoma" w:cs="Tahoma"/>
+                <w:szCs w:val="24"/>
+                <w:lang w:eastAsia="es-ES"/>
+              </w:rPr>
+              <w:t>: Pruebas automatizadas en Flutter para verificar la presencia y estado de widgets.</w:t>
             </w:r>
           </w:p>
           <w:p>
@@ -12138,7 +13207,6 @@
           <w:rFonts w:ascii="Tahoma" w:hAnsi="Tahoma" w:cs="Tahoma"/>
         </w:rPr>
       </w:pPr>
-      <w:bookmarkStart w:id="43" w:name="_Toc180586155"/>
     </w:p>
     <w:p/>
     <w:p>
@@ -12148,6 +13216,7 @@
           <w:rFonts w:ascii="Tahoma" w:hAnsi="Tahoma" w:cs="Tahoma"/>
         </w:rPr>
       </w:pPr>
+      <w:bookmarkStart w:id="47" w:name="_Toc215731047"/>
       <w:r>
         <w:rPr>
           <w:rFonts w:ascii="Tahoma" w:hAnsi="Tahoma" w:cs="Tahoma"/>
@@ -12155,7 +13224,7 @@
         <w:lastRenderedPageBreak/>
         <w:t>Pruebas de seguridad</w:t>
       </w:r>
-      <w:bookmarkEnd w:id="43"/>
+      <w:bookmarkEnd w:id="47"/>
       <w:r>
         <w:rPr>
           <w:rFonts w:ascii="Tahoma" w:hAnsi="Tahoma" w:cs="Tahoma"/>
@@ -12308,7 +13377,43 @@
                 <w:szCs w:val="24"/>
                 <w:lang w:eastAsia="es-ES"/>
               </w:rPr>
-              <w:t>JWT Auth: Verificación de tokens en endpoints protegidos.</w:t>
+              <w:t xml:space="preserve">JWT </w:t>
+            </w:r>
+            <w:proofErr w:type="spellStart"/>
+            <w:r>
+              <w:rPr>
+                <w:rFonts w:ascii="Tahoma" w:hAnsi="Tahoma" w:cs="Tahoma"/>
+                <w:szCs w:val="24"/>
+                <w:lang w:eastAsia="es-ES"/>
+              </w:rPr>
+              <w:t>Auth</w:t>
+            </w:r>
+            <w:proofErr w:type="spellEnd"/>
+            <w:r>
+              <w:rPr>
+                <w:rFonts w:ascii="Tahoma" w:hAnsi="Tahoma" w:cs="Tahoma"/>
+                <w:szCs w:val="24"/>
+                <w:lang w:eastAsia="es-ES"/>
+              </w:rPr>
+              <w:t xml:space="preserve">: Verificación de tokens en </w:t>
+            </w:r>
+            <w:proofErr w:type="spellStart"/>
+            <w:r>
+              <w:rPr>
+                <w:rFonts w:ascii="Tahoma" w:hAnsi="Tahoma" w:cs="Tahoma"/>
+                <w:szCs w:val="24"/>
+                <w:lang w:eastAsia="es-ES"/>
+              </w:rPr>
+              <w:t>endpoints</w:t>
+            </w:r>
+            <w:proofErr w:type="spellEnd"/>
+            <w:r>
+              <w:rPr>
+                <w:rFonts w:ascii="Tahoma" w:hAnsi="Tahoma" w:cs="Tahoma"/>
+                <w:szCs w:val="24"/>
+                <w:lang w:eastAsia="es-ES"/>
+              </w:rPr>
+              <w:t xml:space="preserve"> protegidos.</w:t>
             </w:r>
           </w:p>
           <w:p>
@@ -12328,7 +13433,25 @@
                 <w:szCs w:val="24"/>
                 <w:lang w:eastAsia="es-ES"/>
               </w:rPr>
-              <w:t>Role Guards: Pruebas de acceso a rutas de Empresa con rol de Candidato (y viceversa) para confirmar bloqueo.</w:t>
+              <w:t xml:space="preserve">Role </w:t>
+            </w:r>
+            <w:proofErr w:type="spellStart"/>
+            <w:r>
+              <w:rPr>
+                <w:rFonts w:ascii="Tahoma" w:hAnsi="Tahoma" w:cs="Tahoma"/>
+                <w:szCs w:val="24"/>
+                <w:lang w:eastAsia="es-ES"/>
+              </w:rPr>
+              <w:t>Guards</w:t>
+            </w:r>
+            <w:proofErr w:type="spellEnd"/>
+            <w:r>
+              <w:rPr>
+                <w:rFonts w:ascii="Tahoma" w:hAnsi="Tahoma" w:cs="Tahoma"/>
+                <w:szCs w:val="24"/>
+                <w:lang w:eastAsia="es-ES"/>
+              </w:rPr>
+              <w:t>: Pruebas de acceso a rutas de Empresa con rol de Candidato (y viceversa) para confirmar bloqueo.</w:t>
             </w:r>
           </w:p>
           <w:p>
@@ -12342,13 +13465,23 @@
                 <w:lang w:eastAsia="es-ES"/>
               </w:rPr>
             </w:pPr>
+            <w:proofErr w:type="spellStart"/>
             <w:r>
               <w:rPr>
                 <w:rFonts w:ascii="Tahoma" w:hAnsi="Tahoma" w:cs="Tahoma"/>
                 <w:szCs w:val="24"/>
                 <w:lang w:eastAsia="es-ES"/>
               </w:rPr>
-              <w:t>Secure Storage: Verificación de almacenamiento encriptado de tokens en el dispositivo.</w:t>
+              <w:t>Secure</w:t>
+            </w:r>
+            <w:proofErr w:type="spellEnd"/>
+            <w:r>
+              <w:rPr>
+                <w:rFonts w:ascii="Tahoma" w:hAnsi="Tahoma" w:cs="Tahoma"/>
+                <w:szCs w:val="24"/>
+                <w:lang w:eastAsia="es-ES"/>
+              </w:rPr>
+              <w:t xml:space="preserve"> Storage: Verificación de almacenamiento encriptado de tokens en el dispositivo.</w:t>
             </w:r>
           </w:p>
         </w:tc>
@@ -12361,14 +13494,14 @@
           <w:rFonts w:ascii="Tahoma" w:hAnsi="Tahoma" w:cs="Tahoma"/>
         </w:rPr>
       </w:pPr>
-      <w:bookmarkStart w:id="44" w:name="_Toc180586156"/>
+      <w:bookmarkStart w:id="48" w:name="_Toc215731048"/>
       <w:r>
         <w:rPr>
           <w:rFonts w:ascii="Tahoma" w:hAnsi="Tahoma" w:cs="Tahoma"/>
         </w:rPr>
         <w:t>Pruebas de usabilidad y accesibilidad</w:t>
       </w:r>
-      <w:bookmarkEnd w:id="44"/>
+      <w:bookmarkEnd w:id="48"/>
     </w:p>
     <w:tbl>
       <w:tblPr>
@@ -12509,8 +13642,21 @@
               <w:autoSpaceDN w:val="0"/>
               <w:adjustRightInd w:val="0"/>
             </w:pPr>
+            <w:proofErr w:type="spellStart"/>
             <w:r>
-              <w:t>Feedback: Comprobación de mensajes de error claros y notificaciones de éxito (Snackbars).</w:t>
+              <w:t>Feedback</w:t>
+            </w:r>
+            <w:proofErr w:type="spellEnd"/>
+            <w:r>
+              <w:t>: Comprobación de mensajes de error claros y notificaciones de éxito (</w:t>
+            </w:r>
+            <w:proofErr w:type="spellStart"/>
+            <w:r>
+              <w:t>Snackbars</w:t>
+            </w:r>
+            <w:proofErr w:type="spellEnd"/>
+            <w:r>
+              <w:t>).</w:t>
             </w:r>
           </w:p>
           <w:p>
@@ -12538,14 +13684,14 @@
           <w:rFonts w:ascii="Tahoma" w:hAnsi="Tahoma" w:cs="Tahoma"/>
         </w:rPr>
       </w:pPr>
-      <w:bookmarkStart w:id="45" w:name="_Toc180586157"/>
+      <w:bookmarkStart w:id="49" w:name="_Toc215731049"/>
       <w:r>
         <w:rPr>
           <w:rFonts w:ascii="Tahoma" w:hAnsi="Tahoma" w:cs="Tahoma"/>
         </w:rPr>
         <w:t>Análisis e interpretación de resultados obtenidos tras la ejecución del plan de pruebas</w:t>
       </w:r>
-      <w:bookmarkEnd w:id="45"/>
+      <w:bookmarkEnd w:id="49"/>
     </w:p>
     <w:p>
       <w:r>
@@ -12590,7 +13736,7 @@
           <w:szCs w:val="22"/>
         </w:rPr>
       </w:pPr>
-      <w:bookmarkStart w:id="46" w:name="_Toc180586158"/>
+      <w:bookmarkStart w:id="50" w:name="_Toc215731050"/>
       <w:r>
         <w:rPr>
           <w:rFonts w:ascii="Tahoma" w:hAnsi="Tahoma" w:cs="Tahoma"/>
@@ -12616,7 +13762,7 @@
         </w:rPr>
         <w:t>istema</w:t>
       </w:r>
-      <w:bookmarkEnd w:id="46"/>
+      <w:bookmarkEnd w:id="50"/>
     </w:p>
     <w:p>
       <w:pPr>
@@ -12625,7 +13771,7 @@
           <w:rFonts w:ascii="Tahoma" w:hAnsi="Tahoma" w:cs="Tahoma"/>
         </w:rPr>
       </w:pPr>
-      <w:bookmarkStart w:id="47" w:name="_Toc180586159"/>
+      <w:bookmarkStart w:id="51" w:name="_Toc215731051"/>
       <w:r>
         <w:rPr>
           <w:rFonts w:ascii="Tahoma" w:hAnsi="Tahoma" w:cs="Tahoma"/>
@@ -12644,7 +13790,7 @@
         </w:rPr>
         <w:t>istema</w:t>
       </w:r>
-      <w:bookmarkEnd w:id="47"/>
+      <w:bookmarkEnd w:id="51"/>
     </w:p>
     <w:p>
       <w:pPr>
@@ -12653,7 +13799,7 @@
           <w:rFonts w:ascii="Tahoma" w:hAnsi="Tahoma" w:cs="Tahoma"/>
         </w:rPr>
       </w:pPr>
-      <w:bookmarkStart w:id="48" w:name="_Toc180586160"/>
+      <w:bookmarkStart w:id="52" w:name="_Toc215731052"/>
       <w:r>
         <w:rPr>
           <w:rFonts w:ascii="Tahoma" w:hAnsi="Tahoma" w:cs="Tahoma"/>
@@ -12672,11 +13818,19 @@
         </w:rPr>
         <w:t>aquetes</w:t>
       </w:r>
-      <w:bookmarkEnd w:id="48"/>
-    </w:p>
-    <w:p>
-      <w:r>
-        <w:t>La organización del código se estructura en paquetes funcionales para asegurar la modularidad.</w:t>
+      <w:bookmarkEnd w:id="52"/>
+    </w:p>
+    <w:p>
+      <w:r>
+        <w:t xml:space="preserve">La organización del código se estructura en paquetes funcionales para asegurar </w:t>
+      </w:r>
+      <w:proofErr w:type="gramStart"/>
+      <w:r>
+        <w:t>la modularidad</w:t>
+      </w:r>
+      <w:proofErr w:type="gramEnd"/>
+      <w:r>
+        <w:t>.</w:t>
       </w:r>
     </w:p>
     <w:p>
@@ -12774,47 +13928,148 @@
           <w:rFonts w:ascii="Tahoma" w:hAnsi="Tahoma" w:cs="Tahoma"/>
         </w:rPr>
       </w:pPr>
+      <w:bookmarkStart w:id="53" w:name="_Toc215731053"/>
       <w:r>
         <w:rPr>
           <w:rFonts w:ascii="Tahoma" w:hAnsi="Tahoma" w:cs="Tahoma"/>
         </w:rPr>
         <w:t>Paquete Frontend (Flutter)</w:t>
       </w:r>
-    </w:p>
-    <w:p>
+      <w:bookmarkEnd w:id="53"/>
+    </w:p>
+    <w:p>
+      <w:proofErr w:type="spellStart"/>
       <w:r>
         <w:rPr>
           <w:b/>
           <w:bCs/>
         </w:rPr>
-        <w:t>lib/core:</w:t>
-      </w:r>
-      <w:r>
-        <w:t xml:space="preserve"> Contiene la infraestructura base (Servicios HTTP, Almacenamiento local, Configuración).</w:t>
-      </w:r>
-    </w:p>
-    <w:p>
+        <w:t>lib</w:t>
+      </w:r>
+      <w:proofErr w:type="spellEnd"/>
       <w:r>
         <w:rPr>
           <w:b/>
           <w:bCs/>
         </w:rPr>
-        <w:t>lib/data:</w:t>
-      </w:r>
-      <w:r>
-        <w:t xml:space="preserve"> Capa de acceso a datos, incluyendo Modelos (DTOs) y Repositorios que implementan la comunicación con el Backend.</w:t>
-      </w:r>
-    </w:p>
-    <w:p>
+        <w:t>/</w:t>
+      </w:r>
+      <w:proofErr w:type="spellStart"/>
       <w:r>
         <w:rPr>
           <w:b/>
           <w:bCs/>
         </w:rPr>
-        <w:t>lib/presentation:</w:t>
-      </w:r>
-      <w:r>
-        <w:t xml:space="preserve"> Capa de UI, organizada por características (auth, home, dashboard), conteniendo Vistas y ViewModels (Provider).</w:t>
+        <w:t>core</w:t>
+      </w:r>
+      <w:proofErr w:type="spellEnd"/>
+      <w:r>
+        <w:rPr>
+          <w:b/>
+          <w:bCs/>
+        </w:rPr>
+        <w:t>:</w:t>
+      </w:r>
+      <w:r>
+        <w:t xml:space="preserve"> Contiene la infraestructura base (Servicios HTTP, Almacenamiento local, Configuración).</w:t>
+      </w:r>
+    </w:p>
+    <w:p>
+      <w:proofErr w:type="spellStart"/>
+      <w:r>
+        <w:rPr>
+          <w:b/>
+          <w:bCs/>
+        </w:rPr>
+        <w:t>lib</w:t>
+      </w:r>
+      <w:proofErr w:type="spellEnd"/>
+      <w:r>
+        <w:rPr>
+          <w:b/>
+          <w:bCs/>
+        </w:rPr>
+        <w:t>/data:</w:t>
+      </w:r>
+      <w:r>
+        <w:t xml:space="preserve"> Capa de acceso a datos, incluyendo Modelos (</w:t>
+      </w:r>
+      <w:proofErr w:type="spellStart"/>
+      <w:r>
+        <w:t>DTOs</w:t>
+      </w:r>
+      <w:proofErr w:type="spellEnd"/>
+      <w:r>
+        <w:t>) y Repositorios que implementan la comunicación con el Backend.</w:t>
+      </w:r>
+    </w:p>
+    <w:p>
+      <w:proofErr w:type="spellStart"/>
+      <w:r>
+        <w:rPr>
+          <w:b/>
+          <w:bCs/>
+        </w:rPr>
+        <w:t>lib</w:t>
+      </w:r>
+      <w:proofErr w:type="spellEnd"/>
+      <w:r>
+        <w:rPr>
+          <w:b/>
+          <w:bCs/>
+        </w:rPr>
+        <w:t>/</w:t>
+      </w:r>
+      <w:proofErr w:type="spellStart"/>
+      <w:r>
+        <w:rPr>
+          <w:b/>
+          <w:bCs/>
+        </w:rPr>
+        <w:t>presentation</w:t>
+      </w:r>
+      <w:proofErr w:type="spellEnd"/>
+      <w:r>
+        <w:rPr>
+          <w:b/>
+          <w:bCs/>
+        </w:rPr>
+        <w:t>:</w:t>
+      </w:r>
+      <w:r>
+        <w:t xml:space="preserve"> Capa de UI, organizada por características (</w:t>
+      </w:r>
+      <w:proofErr w:type="spellStart"/>
+      <w:r>
+        <w:t>auth</w:t>
+      </w:r>
+      <w:proofErr w:type="spellEnd"/>
+      <w:r>
+        <w:t xml:space="preserve">, home, </w:t>
+      </w:r>
+      <w:proofErr w:type="spellStart"/>
+      <w:r>
+        <w:t>dashboard</w:t>
+      </w:r>
+      <w:proofErr w:type="spellEnd"/>
+      <w:r>
+        <w:t xml:space="preserve">), conteniendo Vistas y </w:t>
+      </w:r>
+      <w:proofErr w:type="spellStart"/>
+      <w:r>
+        <w:t>ViewModels</w:t>
+      </w:r>
+      <w:proofErr w:type="spellEnd"/>
+      <w:r>
+        <w:t xml:space="preserve"> (</w:t>
+      </w:r>
+      <w:proofErr w:type="spellStart"/>
+      <w:r>
+        <w:t>Provider</w:t>
+      </w:r>
+      <w:proofErr w:type="spellEnd"/>
+      <w:r>
+        <w:t>).</w:t>
       </w:r>
     </w:p>
     <w:p>
@@ -12828,7 +14083,6 @@
           <w:sz w:val="28"/>
         </w:rPr>
       </w:pPr>
-      <w:bookmarkStart w:id="49" w:name="_Toc180586161"/>
       <w:r>
         <w:rPr>
           <w:rFonts w:ascii="Tahoma" w:hAnsi="Tahoma" w:cs="Tahoma"/>
@@ -12840,6 +14094,7 @@
         <w:lastRenderedPageBreak/>
         <w:t xml:space="preserve"> </w:t>
       </w:r>
+      <w:bookmarkStart w:id="54" w:name="_Toc215731054"/>
       <w:r>
         <w:rPr>
           <w:rFonts w:ascii="Tahoma" w:hAnsi="Tahoma" w:cs="Tahoma"/>
@@ -12850,84 +14105,253 @@
         </w:rPr>
         <w:t>Paquete Backend (NestJS)</w:t>
       </w:r>
-    </w:p>
-    <w:p>
+      <w:bookmarkEnd w:id="54"/>
+    </w:p>
+    <w:p>
+      <w:proofErr w:type="spellStart"/>
       <w:r>
         <w:rPr>
           <w:b/>
           <w:bCs/>
         </w:rPr>
-        <w:t>src/app:</w:t>
-      </w:r>
-      <w:r>
-        <w:t xml:space="preserve"> Módulo raíz.</w:t>
-      </w:r>
-    </w:p>
-    <w:p>
+        <w:t>src</w:t>
+      </w:r>
+      <w:proofErr w:type="spellEnd"/>
       <w:r>
         <w:rPr>
           <w:b/>
           <w:bCs/>
         </w:rPr>
-        <w:t>src/auth:</w:t>
-      </w:r>
-      <w:r>
-        <w:t xml:space="preserve"> Módulo de seguridad y autenticación (Guards, Strategies).</w:t>
-      </w:r>
-    </w:p>
-    <w:p>
+        <w:t>/app:</w:t>
+      </w:r>
+      <w:r>
+        <w:t xml:space="preserve"> Módulo raíz.</w:t>
+      </w:r>
+    </w:p>
+    <w:p>
+      <w:proofErr w:type="spellStart"/>
       <w:r>
         <w:rPr>
           <w:b/>
           <w:bCs/>
         </w:rPr>
-        <w:t>src/users:</w:t>
-      </w:r>
-      <w:r>
-        <w:t xml:space="preserve"> Gestión de entidades de usuario base.</w:t>
-      </w:r>
-    </w:p>
-    <w:p>
+        <w:t>src</w:t>
+      </w:r>
+      <w:proofErr w:type="spellEnd"/>
       <w:r>
         <w:rPr>
           <w:b/>
           <w:bCs/>
         </w:rPr>
-        <w:t>src/company-profile</w:t>
-      </w:r>
-      <w:r>
-        <w:t xml:space="preserve"> y </w:t>
-      </w:r>
+        <w:t>/</w:t>
+      </w:r>
+      <w:proofErr w:type="spellStart"/>
       <w:r>
         <w:rPr>
           <w:b/>
           <w:bCs/>
         </w:rPr>
-        <w:t>src/applicant-profile:</w:t>
-      </w:r>
-      <w:r>
-        <w:t xml:space="preserve"> Gestión específica de perfiles.</w:t>
-      </w:r>
-    </w:p>
-    <w:p>
+        <w:t>auth</w:t>
+      </w:r>
+      <w:proofErr w:type="spellEnd"/>
       <w:r>
         <w:rPr>
           <w:b/>
           <w:bCs/>
         </w:rPr>
-        <w:t>src/jobs:</w:t>
-      </w:r>
-      <w:r>
-        <w:t xml:space="preserve"> Gestión de ofertas de empleo.</w:t>
-      </w:r>
-    </w:p>
-    <w:p>
+        <w:t>:</w:t>
+      </w:r>
+      <w:r>
+        <w:t xml:space="preserve"> Módulo de seguridad y autenticación (</w:t>
+      </w:r>
+      <w:proofErr w:type="spellStart"/>
+      <w:r>
+        <w:t>Guards</w:t>
+      </w:r>
+      <w:proofErr w:type="spellEnd"/>
+      <w:r>
+        <w:t xml:space="preserve">, </w:t>
+      </w:r>
+      <w:proofErr w:type="spellStart"/>
+      <w:r>
+        <w:t>Strategies</w:t>
+      </w:r>
+      <w:proofErr w:type="spellEnd"/>
+      <w:r>
+        <w:t>).</w:t>
+      </w:r>
+    </w:p>
+    <w:p>
+      <w:proofErr w:type="spellStart"/>
       <w:r>
         <w:rPr>
           <w:b/>
           <w:bCs/>
         </w:rPr>
-        <w:t>src/applications:</w:t>
+        <w:t>src</w:t>
+      </w:r>
+      <w:proofErr w:type="spellEnd"/>
+      <w:r>
+        <w:rPr>
+          <w:b/>
+          <w:bCs/>
+        </w:rPr>
+        <w:t>/</w:t>
+      </w:r>
+      <w:proofErr w:type="spellStart"/>
+      <w:r>
+        <w:rPr>
+          <w:b/>
+          <w:bCs/>
+        </w:rPr>
+        <w:t>users</w:t>
+      </w:r>
+      <w:proofErr w:type="spellEnd"/>
+      <w:r>
+        <w:rPr>
+          <w:b/>
+          <w:bCs/>
+        </w:rPr>
+        <w:t>:</w:t>
+      </w:r>
+      <w:r>
+        <w:t xml:space="preserve"> Gestión de entidades de usuario base.</w:t>
+      </w:r>
+    </w:p>
+    <w:p>
+      <w:proofErr w:type="spellStart"/>
+      <w:r>
+        <w:rPr>
+          <w:b/>
+          <w:bCs/>
+        </w:rPr>
+        <w:t>src</w:t>
+      </w:r>
+      <w:proofErr w:type="spellEnd"/>
+      <w:r>
+        <w:rPr>
+          <w:b/>
+          <w:bCs/>
+        </w:rPr>
+        <w:t>/</w:t>
+      </w:r>
+      <w:proofErr w:type="spellStart"/>
+      <w:r>
+        <w:rPr>
+          <w:b/>
+          <w:bCs/>
+        </w:rPr>
+        <w:t>company-profile</w:t>
+      </w:r>
+      <w:proofErr w:type="spellEnd"/>
+      <w:r>
+        <w:t xml:space="preserve"> y </w:t>
+      </w:r>
+      <w:proofErr w:type="spellStart"/>
+      <w:r>
+        <w:rPr>
+          <w:b/>
+          <w:bCs/>
+        </w:rPr>
+        <w:t>src</w:t>
+      </w:r>
+      <w:proofErr w:type="spellEnd"/>
+      <w:r>
+        <w:rPr>
+          <w:b/>
+          <w:bCs/>
+        </w:rPr>
+        <w:t>/</w:t>
+      </w:r>
+      <w:proofErr w:type="spellStart"/>
+      <w:r>
+        <w:rPr>
+          <w:b/>
+          <w:bCs/>
+        </w:rPr>
+        <w:t>applicant-profile</w:t>
+      </w:r>
+      <w:proofErr w:type="spellEnd"/>
+      <w:r>
+        <w:rPr>
+          <w:b/>
+          <w:bCs/>
+        </w:rPr>
+        <w:t>:</w:t>
+      </w:r>
+      <w:r>
+        <w:t xml:space="preserve"> Gestión específica de perfiles.</w:t>
+      </w:r>
+    </w:p>
+    <w:p>
+      <w:proofErr w:type="spellStart"/>
+      <w:r>
+        <w:rPr>
+          <w:b/>
+          <w:bCs/>
+        </w:rPr>
+        <w:t>src</w:t>
+      </w:r>
+      <w:proofErr w:type="spellEnd"/>
+      <w:r>
+        <w:rPr>
+          <w:b/>
+          <w:bCs/>
+        </w:rPr>
+        <w:t>/</w:t>
+      </w:r>
+      <w:proofErr w:type="spellStart"/>
+      <w:r>
+        <w:rPr>
+          <w:b/>
+          <w:bCs/>
+        </w:rPr>
+        <w:t>jobs</w:t>
+      </w:r>
+      <w:proofErr w:type="spellEnd"/>
+      <w:r>
+        <w:rPr>
+          <w:b/>
+          <w:bCs/>
+        </w:rPr>
+        <w:t>:</w:t>
+      </w:r>
+      <w:r>
+        <w:t xml:space="preserve"> Gestión de ofertas de empleo.</w:t>
+      </w:r>
+    </w:p>
+    <w:p>
+      <w:proofErr w:type="spellStart"/>
+      <w:r>
+        <w:rPr>
+          <w:b/>
+          <w:bCs/>
+        </w:rPr>
+        <w:t>src</w:t>
+      </w:r>
+      <w:proofErr w:type="spellEnd"/>
+      <w:r>
+        <w:rPr>
+          <w:b/>
+          <w:bCs/>
+        </w:rPr>
+        <w:t>/</w:t>
+      </w:r>
+      <w:proofErr w:type="spellStart"/>
+      <w:r>
+        <w:rPr>
+          <w:b/>
+          <w:bCs/>
+        </w:rPr>
+        <w:t>applications</w:t>
+      </w:r>
+      <w:proofErr w:type="spellEnd"/>
+      <w:r>
+        <w:rPr>
+          <w:b/>
+          <w:bCs/>
+        </w:rPr>
+        <w:t>:</w:t>
       </w:r>
       <w:r>
         <w:t xml:space="preserve"> Gestión de postulaciones.</w:t>
@@ -12940,6 +14364,7 @@
           <w:rFonts w:ascii="Tahoma" w:hAnsi="Tahoma" w:cs="Tahoma"/>
         </w:rPr>
       </w:pPr>
+      <w:bookmarkStart w:id="55" w:name="_Toc215731055"/>
       <w:r>
         <w:rPr>
           <w:rFonts w:ascii="Tahoma" w:hAnsi="Tahoma" w:cs="Tahoma"/>
@@ -12958,7 +14383,7 @@
         </w:rPr>
         <w:t>omponentes</w:t>
       </w:r>
-      <w:bookmarkEnd w:id="49"/>
+      <w:bookmarkEnd w:id="55"/>
     </w:p>
     <w:p>
       <w:r>
@@ -13009,7 +14434,7 @@
           <w:rFonts w:ascii="Tahoma" w:hAnsi="Tahoma" w:cs="Tahoma"/>
         </w:rPr>
       </w:pPr>
-      <w:bookmarkStart w:id="50" w:name="_Toc180586162"/>
+      <w:bookmarkStart w:id="56" w:name="_Toc215731056"/>
       <w:r>
         <w:rPr>
           <w:rFonts w:ascii="Tahoma" w:hAnsi="Tahoma" w:cs="Tahoma"/>
@@ -13029,7 +14454,7 @@
         </w:rPr>
         <w:t>espliegue</w:t>
       </w:r>
-      <w:bookmarkEnd w:id="50"/>
+      <w:bookmarkEnd w:id="56"/>
     </w:p>
     <w:p>
       <w:r>
@@ -13104,7 +14529,7 @@
           <w:rFonts w:ascii="Tahoma" w:hAnsi="Tahoma" w:cs="Tahoma"/>
         </w:rPr>
       </w:pPr>
-      <w:bookmarkStart w:id="51" w:name="_Toc180586163"/>
+      <w:bookmarkStart w:id="57" w:name="_Toc215731057"/>
       <w:r>
         <w:rPr>
           <w:rFonts w:ascii="Tahoma" w:hAnsi="Tahoma" w:cs="Tahoma"/>
@@ -13130,7 +14555,7 @@
         </w:rPr>
         <w:t>lases</w:t>
       </w:r>
-      <w:bookmarkEnd w:id="51"/>
+      <w:bookmarkEnd w:id="57"/>
     </w:p>
     <w:p>
       <w:pPr>
@@ -13139,7 +14564,7 @@
           <w:rFonts w:ascii="Tahoma" w:hAnsi="Tahoma" w:cs="Tahoma"/>
         </w:rPr>
       </w:pPr>
-      <w:bookmarkStart w:id="52" w:name="_Toc180586164"/>
+      <w:bookmarkStart w:id="58" w:name="_Toc215731058"/>
       <w:r>
         <w:rPr>
           <w:rFonts w:ascii="Tahoma" w:hAnsi="Tahoma" w:cs="Tahoma"/>
@@ -13158,7 +14583,7 @@
         </w:rPr>
         <w:t>lases</w:t>
       </w:r>
-      <w:bookmarkEnd w:id="52"/>
+      <w:bookmarkEnd w:id="58"/>
     </w:p>
     <w:p>
       <w:r>
@@ -13208,72 +14633,260 @@
       </w:r>
     </w:p>
     <w:p>
+      <w:proofErr w:type="spellStart"/>
       <w:r>
         <w:rPr>
           <w:b/>
           <w:bCs/>
         </w:rPr>
-        <w:t>User:</w:t>
-      </w:r>
-      <w:r>
-        <w:t xml:space="preserve"> Clase base abstracta (id, email, password).</w:t>
-      </w:r>
-    </w:p>
-    <w:p>
-      <w:pPr>
-        <w:ind w:left="1134" w:hanging="1134"/>
-      </w:pPr>
+        <w:t>User</w:t>
+      </w:r>
+      <w:proofErr w:type="spellEnd"/>
       <w:r>
         <w:rPr>
           <w:b/>
           <w:bCs/>
         </w:rPr>
-        <w:t>Company:</w:t>
-      </w:r>
-      <w:r>
-        <w:tab/>
-      </w:r>
-      <w:r>
-        <w:t>Hereda de User (companyName, description, sector). Tiene relación 1:N con JobOffer.</w:t>
-      </w:r>
-    </w:p>
-    <w:p>
+        <w:t>:</w:t>
+      </w:r>
+      <w:r>
+        <w:t xml:space="preserve"> Clase base abstracta (id, email, </w:t>
+      </w:r>
+      <w:proofErr w:type="spellStart"/>
+      <w:r>
+        <w:t>password</w:t>
+      </w:r>
+      <w:proofErr w:type="spellEnd"/>
+      <w:r>
+        <w:t>).</w:t>
+      </w:r>
+    </w:p>
+    <w:p>
+      <w:pPr>
+        <w:ind w:left="1134" w:hanging="1134"/>
+      </w:pPr>
       <w:r>
         <w:rPr>
           <w:b/>
           <w:bCs/>
         </w:rPr>
-        <w:t>Applicant:</w:t>
-      </w:r>
-      <w:r>
-        <w:t xml:space="preserve"> Hereda de User (firstName, lastName, cvUrl). Tiene relación 1:N con Application.</w:t>
-      </w:r>
-    </w:p>
-    <w:p>
+        <w:t>Company:</w:t>
+      </w:r>
+      <w:r>
+        <w:tab/>
+      </w:r>
+      <w:r>
+        <w:t xml:space="preserve">Hereda de </w:t>
+      </w:r>
+      <w:proofErr w:type="spellStart"/>
+      <w:r>
+        <w:t>User</w:t>
+      </w:r>
+      <w:proofErr w:type="spellEnd"/>
+      <w:r>
+        <w:t xml:space="preserve"> (</w:t>
+      </w:r>
+      <w:proofErr w:type="spellStart"/>
+      <w:r>
+        <w:t>companyName</w:t>
+      </w:r>
+      <w:proofErr w:type="spellEnd"/>
+      <w:r>
+        <w:t xml:space="preserve">, </w:t>
+      </w:r>
+      <w:proofErr w:type="spellStart"/>
+      <w:r>
+        <w:t>description</w:t>
+      </w:r>
+      <w:proofErr w:type="spellEnd"/>
+      <w:r>
+        <w:t xml:space="preserve">, sector). Tiene relación </w:t>
+      </w:r>
+      <w:proofErr w:type="gramStart"/>
+      <w:r>
+        <w:t>1:N</w:t>
+      </w:r>
+      <w:proofErr w:type="gramEnd"/>
+      <w:r>
+        <w:t xml:space="preserve"> con </w:t>
+      </w:r>
+      <w:proofErr w:type="spellStart"/>
+      <w:r>
+        <w:t>JobOffer</w:t>
+      </w:r>
+      <w:proofErr w:type="spellEnd"/>
+      <w:r>
+        <w:t>.</w:t>
+      </w:r>
+    </w:p>
+    <w:p>
+      <w:proofErr w:type="spellStart"/>
       <w:r>
         <w:rPr>
           <w:b/>
           <w:bCs/>
         </w:rPr>
-        <w:t>JobOffer:</w:t>
-      </w:r>
-      <w:r>
-        <w:t xml:space="preserve"> Entidad oferta (title, description, salary). Tiene relación 1:N con Application.</w:t>
-      </w:r>
-    </w:p>
-    <w:p>
+        <w:t>Applicant</w:t>
+      </w:r>
+      <w:proofErr w:type="spellEnd"/>
       <w:r>
         <w:rPr>
           <w:b/>
           <w:bCs/>
         </w:rPr>
-        <w:t>Application:</w:t>
+        <w:t>:</w:t>
+      </w:r>
+      <w:r>
+        <w:t xml:space="preserve"> Hereda de </w:t>
+      </w:r>
+      <w:proofErr w:type="spellStart"/>
+      <w:r>
+        <w:t>User</w:t>
+      </w:r>
+      <w:proofErr w:type="spellEnd"/>
+      <w:r>
+        <w:t xml:space="preserve"> (</w:t>
+      </w:r>
+      <w:proofErr w:type="spellStart"/>
+      <w:r>
+        <w:t>firstName</w:t>
+      </w:r>
+      <w:proofErr w:type="spellEnd"/>
+      <w:r>
+        <w:t xml:space="preserve">, </w:t>
+      </w:r>
+      <w:proofErr w:type="spellStart"/>
+      <w:r>
+        <w:t>lastName</w:t>
+      </w:r>
+      <w:proofErr w:type="spellEnd"/>
+      <w:r>
+        <w:t xml:space="preserve">, </w:t>
+      </w:r>
+      <w:proofErr w:type="spellStart"/>
+      <w:r>
+        <w:t>cvUrl</w:t>
+      </w:r>
+      <w:proofErr w:type="spellEnd"/>
+      <w:r>
+        <w:t xml:space="preserve">). Tiene relación </w:t>
+      </w:r>
+      <w:proofErr w:type="gramStart"/>
+      <w:r>
+        <w:t>1:N</w:t>
+      </w:r>
+      <w:proofErr w:type="gramEnd"/>
+      <w:r>
+        <w:t xml:space="preserve"> con </w:t>
+      </w:r>
+      <w:proofErr w:type="spellStart"/>
+      <w:r>
+        <w:t>Application</w:t>
+      </w:r>
+      <w:proofErr w:type="spellEnd"/>
+      <w:r>
+        <w:t>.</w:t>
+      </w:r>
+    </w:p>
+    <w:p>
+      <w:proofErr w:type="spellStart"/>
+      <w:r>
+        <w:rPr>
+          <w:b/>
+          <w:bCs/>
+        </w:rPr>
+        <w:t>JobOffer</w:t>
+      </w:r>
+      <w:proofErr w:type="spellEnd"/>
+      <w:r>
+        <w:rPr>
+          <w:b/>
+          <w:bCs/>
+        </w:rPr>
+        <w:t>:</w:t>
+      </w:r>
+      <w:r>
+        <w:t xml:space="preserve"> Entidad oferta (</w:t>
+      </w:r>
+      <w:proofErr w:type="spellStart"/>
+      <w:r>
+        <w:t>title</w:t>
+      </w:r>
+      <w:proofErr w:type="spellEnd"/>
+      <w:r>
+        <w:t xml:space="preserve">, </w:t>
+      </w:r>
+      <w:proofErr w:type="spellStart"/>
+      <w:r>
+        <w:t>description</w:t>
+      </w:r>
+      <w:proofErr w:type="spellEnd"/>
+      <w:r>
+        <w:t xml:space="preserve">, </w:t>
+      </w:r>
+      <w:proofErr w:type="spellStart"/>
+      <w:r>
+        <w:t>salary</w:t>
+      </w:r>
+      <w:proofErr w:type="spellEnd"/>
+      <w:r>
+        <w:t xml:space="preserve">). Tiene relación </w:t>
+      </w:r>
+      <w:proofErr w:type="gramStart"/>
+      <w:r>
+        <w:t>1:N</w:t>
+      </w:r>
+      <w:proofErr w:type="gramEnd"/>
+      <w:r>
+        <w:t xml:space="preserve"> con </w:t>
+      </w:r>
+      <w:proofErr w:type="spellStart"/>
+      <w:r>
+        <w:t>Application</w:t>
+      </w:r>
+      <w:proofErr w:type="spellEnd"/>
+      <w:r>
+        <w:t>.</w:t>
+      </w:r>
+    </w:p>
+    <w:p>
+      <w:proofErr w:type="spellStart"/>
+      <w:r>
+        <w:rPr>
+          <w:b/>
+          <w:bCs/>
+        </w:rPr>
+        <w:t>Application</w:t>
+      </w:r>
+      <w:proofErr w:type="spellEnd"/>
+      <w:r>
+        <w:rPr>
+          <w:b/>
+          <w:bCs/>
+        </w:rPr>
+        <w:t>:</w:t>
       </w:r>
       <w:r>
         <w:t xml:space="preserve"> Entidad asociativa (status, date). </w:t>
       </w:r>
       <w:r>
-        <w:t>Relaciona Applicant y JobOffer.</w:t>
+        <w:t xml:space="preserve">Relaciona </w:t>
+      </w:r>
+      <w:proofErr w:type="spellStart"/>
+      <w:r>
+        <w:t>Applicant</w:t>
+      </w:r>
+      <w:proofErr w:type="spellEnd"/>
+      <w:r>
+        <w:t xml:space="preserve"> y </w:t>
+      </w:r>
+      <w:proofErr w:type="spellStart"/>
+      <w:r>
+        <w:t>JobOffer</w:t>
+      </w:r>
+      <w:proofErr w:type="spellEnd"/>
+      <w:r>
+        <w:t>.</w:t>
       </w:r>
     </w:p>
     <w:p>
@@ -13283,7 +14896,7 @@
           <w:rFonts w:ascii="Tahoma" w:hAnsi="Tahoma" w:cs="Tahoma"/>
         </w:rPr>
       </w:pPr>
-      <w:bookmarkStart w:id="53" w:name="_Toc180586165"/>
+      <w:bookmarkStart w:id="59" w:name="_Toc215731059"/>
       <w:r>
         <w:rPr>
           <w:rFonts w:ascii="Tahoma" w:hAnsi="Tahoma" w:cs="Tahoma"/>
@@ -13321,7 +14934,7 @@
         </w:rPr>
         <w:t>stados</w:t>
       </w:r>
-      <w:bookmarkEnd w:id="53"/>
+      <w:bookmarkEnd w:id="59"/>
     </w:p>
     <w:p>
       <w:pPr>
@@ -13331,7 +14944,7 @@
           <w:b/>
         </w:rPr>
       </w:pPr>
-      <w:bookmarkStart w:id="54" w:name="_Toc180586166"/>
+      <w:bookmarkStart w:id="60" w:name="_Toc215731060"/>
       <w:r>
         <w:rPr>
           <w:rFonts w:ascii="Tahoma" w:hAnsi="Tahoma" w:cs="Tahoma"/>
@@ -13362,7 +14975,6 @@
         </w:rPr>
         <w:t>1</w:t>
       </w:r>
-      <w:bookmarkEnd w:id="54"/>
       <w:r>
         <w:rPr>
           <w:rFonts w:ascii="Tahoma" w:hAnsi="Tahoma" w:cs="Tahoma"/>
@@ -13376,6 +14988,7 @@
         </w:rPr>
         <w:t>Publicar Oferta</w:t>
       </w:r>
+      <w:bookmarkEnd w:id="60"/>
     </w:p>
     <w:p>
       <w:r>
@@ -13674,7 +15287,21 @@
               <w:rPr>
                 <w:rFonts w:ascii="Tahoma" w:hAnsi="Tahoma" w:cs="Tahoma"/>
               </w:rPr>
-              <w:t>1.La empresa accede a su dashboard.</w:t>
+              <w:t xml:space="preserve">1.La empresa accede a su </w:t>
+            </w:r>
+            <w:proofErr w:type="spellStart"/>
+            <w:r>
+              <w:rPr>
+                <w:rFonts w:ascii="Tahoma" w:hAnsi="Tahoma" w:cs="Tahoma"/>
+              </w:rPr>
+              <w:t>dashboard</w:t>
+            </w:r>
+            <w:proofErr w:type="spellEnd"/>
+            <w:r>
+              <w:rPr>
+                <w:rFonts w:ascii="Tahoma" w:hAnsi="Tahoma" w:cs="Tahoma"/>
+              </w:rPr>
+              <w:t>.</w:t>
             </w:r>
             <w:r>
               <w:rPr>
@@ -13838,6 +15465,7 @@
           <w:rFonts w:ascii="Tahoma" w:hAnsi="Tahoma" w:cs="Tahoma"/>
         </w:rPr>
       </w:pPr>
+      <w:bookmarkStart w:id="61" w:name="_Toc215731061"/>
       <w:r>
         <w:rPr>
           <w:rFonts w:ascii="Tahoma" w:hAnsi="Tahoma" w:cs="Tahoma"/>
@@ -13881,6 +15509,7 @@
         </w:rPr>
         <w:t>ecuencia)</w:t>
       </w:r>
+      <w:bookmarkEnd w:id="61"/>
     </w:p>
     <w:p>
       <w:r>
@@ -13931,6 +15560,7 @@
           <w:rFonts w:ascii="Tahoma" w:hAnsi="Tahoma" w:cs="Tahoma"/>
         </w:rPr>
       </w:pPr>
+      <w:bookmarkStart w:id="62" w:name="_Toc215731062"/>
       <w:r>
         <w:rPr>
           <w:rFonts w:ascii="Tahoma" w:hAnsi="Tahoma" w:cs="Tahoma"/>
@@ -13961,6 +15591,7 @@
         </w:rPr>
         <w:t>lases</w:t>
       </w:r>
+      <w:bookmarkEnd w:id="62"/>
     </w:p>
     <w:p>
       <w:pPr>
@@ -13974,7 +15605,23 @@
           <w:b/>
           <w:bCs/>
         </w:rPr>
-        <w:t>Clase JobOffer:</w:t>
+        <w:t xml:space="preserve">Clase </w:t>
+      </w:r>
+      <w:proofErr w:type="spellStart"/>
+      <w:r>
+        <w:rPr>
+          <w:b/>
+          <w:bCs/>
+        </w:rPr>
+        <w:t>JobOffer</w:t>
+      </w:r>
+      <w:proofErr w:type="spellEnd"/>
+      <w:r>
+        <w:rPr>
+          <w:b/>
+          <w:bCs/>
+        </w:rPr>
+        <w:t>:</w:t>
       </w:r>
     </w:p>
     <w:p>
@@ -14047,7 +15694,7 @@
           <w:rFonts w:ascii="Tahoma" w:hAnsi="Tahoma" w:cs="Tahoma"/>
         </w:rPr>
       </w:pPr>
-      <w:bookmarkStart w:id="55" w:name="_Toc180586167"/>
+      <w:bookmarkStart w:id="63" w:name="_Toc215731063"/>
       <w:r>
         <w:rPr>
           <w:rFonts w:ascii="Tahoma" w:hAnsi="Tahoma" w:cs="Tahoma"/>
@@ -14066,7 +15713,7 @@
         </w:rPr>
         <w:t>ctividades</w:t>
       </w:r>
-      <w:bookmarkEnd w:id="55"/>
+      <w:bookmarkEnd w:id="63"/>
     </w:p>
     <w:p>
       <w:pPr>
@@ -14159,7 +15806,7 @@
           <w:rFonts w:ascii="Tahoma" w:hAnsi="Tahoma" w:cs="Tahoma"/>
         </w:rPr>
       </w:pPr>
-      <w:bookmarkStart w:id="56" w:name="_Toc180586168"/>
+      <w:bookmarkStart w:id="64" w:name="_Toc215731064"/>
       <w:r>
         <w:rPr>
           <w:rFonts w:ascii="Tahoma" w:hAnsi="Tahoma" w:cs="Tahoma"/>
@@ -14191,7 +15838,7 @@
         </w:rPr>
         <w:t>atos</w:t>
       </w:r>
-      <w:bookmarkEnd w:id="56"/>
+      <w:bookmarkEnd w:id="64"/>
     </w:p>
     <w:p>
       <w:pPr>
@@ -14249,7 +15896,7 @@
           <w:rFonts w:ascii="Tahoma" w:hAnsi="Tahoma" w:cs="Tahoma"/>
         </w:rPr>
       </w:pPr>
-      <w:bookmarkStart w:id="57" w:name="_Toc180586169"/>
+      <w:bookmarkStart w:id="65" w:name="_Toc215731065"/>
       <w:r>
         <w:rPr>
           <w:rFonts w:ascii="Tahoma" w:hAnsi="Tahoma" w:cs="Tahoma"/>
@@ -14268,7 +15915,7 @@
         </w:rPr>
         <w:t>sado</w:t>
       </w:r>
-      <w:bookmarkEnd w:id="57"/>
+      <w:bookmarkEnd w:id="65"/>
     </w:p>
     <w:p>
       <w:r>
@@ -14292,7 +15939,7 @@
           <w:rFonts w:ascii="Tahoma" w:hAnsi="Tahoma" w:cs="Tahoma"/>
         </w:rPr>
       </w:pPr>
-      <w:bookmarkStart w:id="58" w:name="_Toc180586170"/>
+      <w:bookmarkStart w:id="66" w:name="_Toc215731066"/>
       <w:r>
         <w:rPr>
           <w:rFonts w:ascii="Tahoma" w:hAnsi="Tahoma" w:cs="Tahoma"/>
@@ -14329,7 +15976,7 @@
         </w:rPr>
         <w:t>istema</w:t>
       </w:r>
-      <w:bookmarkEnd w:id="58"/>
+      <w:bookmarkEnd w:id="66"/>
     </w:p>
     <w:p>
       <w:pPr>
@@ -14343,6 +15990,7 @@
         </w:rPr>
         <w:t xml:space="preserve">La integración se realiza a través de </w:t>
       </w:r>
+      <w:proofErr w:type="spellStart"/>
       <w:r>
         <w:rPr>
           <w:rFonts w:ascii="Tahoma" w:hAnsi="Tahoma" w:cs="Tahoma"/>
@@ -14351,6 +15999,7 @@
         </w:rPr>
         <w:t>TypeORM</w:t>
       </w:r>
+      <w:proofErr w:type="spellEnd"/>
       <w:r>
         <w:rPr>
           <w:rFonts w:ascii="Tahoma" w:hAnsi="Tahoma" w:cs="Tahoma"/>
@@ -14371,6 +16020,7 @@
         </w:rPr>
         <w:t xml:space="preserve">. </w:t>
       </w:r>
+      <w:proofErr w:type="spellStart"/>
       <w:r>
         <w:rPr>
           <w:rFonts w:ascii="Tahoma" w:hAnsi="Tahoma" w:cs="Tahoma"/>
@@ -14379,6 +16029,7 @@
         </w:rPr>
         <w:t>TypeORM</w:t>
       </w:r>
+      <w:proofErr w:type="spellEnd"/>
       <w:r>
         <w:rPr>
           <w:rFonts w:ascii="Tahoma" w:hAnsi="Tahoma" w:cs="Tahoma"/>
@@ -14397,7 +16048,35 @@
         <w:rPr>
           <w:rFonts w:ascii="Tahoma" w:hAnsi="Tahoma" w:cs="Tahoma"/>
         </w:rPr>
-        <w:t xml:space="preserve"> (Object-Relational Mapper) que permite interactuar con la base de datos utilizando clases y objetos de </w:t>
+        <w:t xml:space="preserve"> (</w:t>
+      </w:r>
+      <w:proofErr w:type="spellStart"/>
+      <w:r>
+        <w:rPr>
+          <w:rFonts w:ascii="Tahoma" w:hAnsi="Tahoma" w:cs="Tahoma"/>
+        </w:rPr>
+        <w:t>Object-Relational</w:t>
+      </w:r>
+      <w:proofErr w:type="spellEnd"/>
+      <w:r>
+        <w:rPr>
+          <w:rFonts w:ascii="Tahoma" w:hAnsi="Tahoma" w:cs="Tahoma"/>
+        </w:rPr>
+        <w:t xml:space="preserve"> </w:t>
+      </w:r>
+      <w:proofErr w:type="spellStart"/>
+      <w:r>
+        <w:rPr>
+          <w:rFonts w:ascii="Tahoma" w:hAnsi="Tahoma" w:cs="Tahoma"/>
+        </w:rPr>
+        <w:t>Mapper</w:t>
+      </w:r>
+      <w:proofErr w:type="spellEnd"/>
+      <w:r>
+        <w:rPr>
+          <w:rFonts w:ascii="Tahoma" w:hAnsi="Tahoma" w:cs="Tahoma"/>
+        </w:rPr>
+        <w:t xml:space="preserve">) que permite interactuar con la base de datos utilizando clases y objetos de </w:t>
       </w:r>
       <w:r>
         <w:rPr>
@@ -14512,7 +16191,7 @@
           <w:rFonts w:ascii="Tahoma" w:hAnsi="Tahoma" w:cs="Tahoma"/>
         </w:rPr>
       </w:pPr>
-      <w:bookmarkStart w:id="59" w:name="_Toc180586171"/>
+      <w:bookmarkStart w:id="67" w:name="_Toc215731067"/>
       <w:r>
         <w:rPr>
           <w:rFonts w:ascii="Tahoma" w:hAnsi="Tahoma" w:cs="Tahoma"/>
@@ -14520,7 +16199,7 @@
         <w:lastRenderedPageBreak/>
         <w:t>Diagrama E-R</w:t>
       </w:r>
-      <w:bookmarkEnd w:id="59"/>
+      <w:bookmarkEnd w:id="67"/>
     </w:p>
     <w:p>
       <w:r>
@@ -14596,7 +16275,7 @@
           <w:rFonts w:ascii="Tahoma" w:hAnsi="Tahoma" w:cs="Tahoma"/>
         </w:rPr>
       </w:pPr>
-      <w:bookmarkStart w:id="60" w:name="_Toc180586172"/>
+      <w:bookmarkStart w:id="68" w:name="_Toc215731068"/>
       <w:r>
         <w:rPr>
           <w:rFonts w:ascii="Tahoma" w:hAnsi="Tahoma" w:cs="Tahoma"/>
@@ -14616,7 +16295,7 @@
         </w:rPr>
         <w:t>nterfaz</w:t>
       </w:r>
-      <w:bookmarkEnd w:id="60"/>
+      <w:bookmarkEnd w:id="68"/>
     </w:p>
     <w:p>
       <w:pPr>
@@ -14860,8 +16539,30 @@
         <w:rPr>
           <w:rFonts w:ascii="Tahoma" w:hAnsi="Tahoma" w:cs="Tahoma"/>
         </w:rPr>
-        <w:t xml:space="preserve"> logeado aparecerá un icono para llevarlo a su respectiva dashboard</w:t>
-      </w:r>
+        <w:t xml:space="preserve"> </w:t>
+      </w:r>
+      <w:proofErr w:type="spellStart"/>
+      <w:r>
+        <w:rPr>
+          <w:rFonts w:ascii="Tahoma" w:hAnsi="Tahoma" w:cs="Tahoma"/>
+        </w:rPr>
+        <w:t>logeado</w:t>
+      </w:r>
+      <w:proofErr w:type="spellEnd"/>
+      <w:r>
+        <w:rPr>
+          <w:rFonts w:ascii="Tahoma" w:hAnsi="Tahoma" w:cs="Tahoma"/>
+        </w:rPr>
+        <w:t xml:space="preserve"> aparecerá un icono para llevarlo a su respectiva </w:t>
+      </w:r>
+      <w:proofErr w:type="spellStart"/>
+      <w:r>
+        <w:rPr>
+          <w:rFonts w:ascii="Tahoma" w:hAnsi="Tahoma" w:cs="Tahoma"/>
+        </w:rPr>
+        <w:t>dashboard</w:t>
+      </w:r>
+      <w:proofErr w:type="spellEnd"/>
       <w:r>
         <w:rPr>
           <w:rFonts w:ascii="Tahoma" w:hAnsi="Tahoma" w:cs="Tahoma"/>
@@ -15004,7 +16705,21 @@
         <w:rPr>
           <w:rFonts w:ascii="Tahoma" w:hAnsi="Tahoma" w:cs="Tahoma"/>
         </w:rPr>
-        <w:t xml:space="preserve"> de login y la de registro, tan solo mostrare las pantallas de móvil ya que serán iguales para todas las pantallas, pero centrándose.</w:t>
+        <w:t xml:space="preserve"> de </w:t>
+      </w:r>
+      <w:proofErr w:type="spellStart"/>
+      <w:r>
+        <w:rPr>
+          <w:rFonts w:ascii="Tahoma" w:hAnsi="Tahoma" w:cs="Tahoma"/>
+        </w:rPr>
+        <w:t>login</w:t>
+      </w:r>
+      <w:proofErr w:type="spellEnd"/>
+      <w:r>
+        <w:rPr>
+          <w:rFonts w:ascii="Tahoma" w:hAnsi="Tahoma" w:cs="Tahoma"/>
+        </w:rPr>
+        <w:t xml:space="preserve"> y la de registro, tan solo mostrare las pantallas de móvil ya que serán iguales para todas las pantallas, pero centrándose.</w:t>
       </w:r>
     </w:p>
     <w:p>
@@ -15112,7 +16827,35 @@
         <w:rPr>
           <w:rFonts w:ascii="Tahoma" w:hAnsi="Tahoma" w:cs="Tahoma"/>
         </w:rPr>
-        <w:t>Esta seria la dashboard de empresa; en móvil será una sola columna mientras en pantallas mayores serán 2 columnas, la 1º para los datos de la empresa, la 2º se dividirá en 2 filas, la 1º fila incluirá un log de actividad y el formulario de creación de ofertas. La 2º fila incluirá todas las ofertas de la empresa.</w:t>
+        <w:t xml:space="preserve">Esta </w:t>
+      </w:r>
+      <w:proofErr w:type="spellStart"/>
+      <w:r>
+        <w:rPr>
+          <w:rFonts w:ascii="Tahoma" w:hAnsi="Tahoma" w:cs="Tahoma"/>
+        </w:rPr>
+        <w:t>seria</w:t>
+      </w:r>
+      <w:proofErr w:type="spellEnd"/>
+      <w:r>
+        <w:rPr>
+          <w:rFonts w:ascii="Tahoma" w:hAnsi="Tahoma" w:cs="Tahoma"/>
+        </w:rPr>
+        <w:t xml:space="preserve"> la </w:t>
+      </w:r>
+      <w:proofErr w:type="spellStart"/>
+      <w:r>
+        <w:rPr>
+          <w:rFonts w:ascii="Tahoma" w:hAnsi="Tahoma" w:cs="Tahoma"/>
+        </w:rPr>
+        <w:t>dashboard</w:t>
+      </w:r>
+      <w:proofErr w:type="spellEnd"/>
+      <w:r>
+        <w:rPr>
+          <w:rFonts w:ascii="Tahoma" w:hAnsi="Tahoma" w:cs="Tahoma"/>
+        </w:rPr>
+        <w:t xml:space="preserve"> de empresa; en móvil será una sola columna mientras en pantallas mayores serán 2 columnas, la 1º para los datos de la empresa, la 2º se dividirá en 2 filas, la 1º fila incluirá un log de actividad y el formulario de creación de ofertas. La 2º fila incluirá todas las ofertas de la empresa.</w:t>
       </w:r>
     </w:p>
     <w:p>
@@ -15268,7 +17011,21 @@
           <w:rFonts w:ascii="Tahoma" w:hAnsi="Tahoma" w:cs="Tahoma"/>
         </w:rPr>
         <w:lastRenderedPageBreak/>
-        <w:t>En el dashboard de aspirante</w:t>
+        <w:t xml:space="preserve">En el </w:t>
+      </w:r>
+      <w:proofErr w:type="spellStart"/>
+      <w:r>
+        <w:rPr>
+          <w:rFonts w:ascii="Tahoma" w:hAnsi="Tahoma" w:cs="Tahoma"/>
+        </w:rPr>
+        <w:t>dashboard</w:t>
+      </w:r>
+      <w:proofErr w:type="spellEnd"/>
+      <w:r>
+        <w:rPr>
+          <w:rFonts w:ascii="Tahoma" w:hAnsi="Tahoma" w:cs="Tahoma"/>
+        </w:rPr>
+        <w:t xml:space="preserve"> de aspirante</w:t>
       </w:r>
     </w:p>
     <w:p>
@@ -15643,7 +17400,49 @@
         <w:rPr>
           <w:rFonts w:ascii="Tahoma" w:hAnsi="Tahoma" w:cs="Tahoma"/>
         </w:rPr>
-        <w:t>Dentro de el dashboard de empresa se podrán modificar los datos de la misma y si seleccionamos una ofertanos mostrara una tarjeta con la opción de modificarla, borrarla o cambiar el estado de las postulaciones.</w:t>
+        <w:t xml:space="preserve">Dentro </w:t>
+      </w:r>
+      <w:proofErr w:type="spellStart"/>
+      <w:r>
+        <w:rPr>
+          <w:rFonts w:ascii="Tahoma" w:hAnsi="Tahoma" w:cs="Tahoma"/>
+        </w:rPr>
+        <w:t>de el</w:t>
+      </w:r>
+      <w:proofErr w:type="spellEnd"/>
+      <w:r>
+        <w:rPr>
+          <w:rFonts w:ascii="Tahoma" w:hAnsi="Tahoma" w:cs="Tahoma"/>
+        </w:rPr>
+        <w:t xml:space="preserve"> </w:t>
+      </w:r>
+      <w:proofErr w:type="spellStart"/>
+      <w:r>
+        <w:rPr>
+          <w:rFonts w:ascii="Tahoma" w:hAnsi="Tahoma" w:cs="Tahoma"/>
+        </w:rPr>
+        <w:t>dashboard</w:t>
+      </w:r>
+      <w:proofErr w:type="spellEnd"/>
+      <w:r>
+        <w:rPr>
+          <w:rFonts w:ascii="Tahoma" w:hAnsi="Tahoma" w:cs="Tahoma"/>
+        </w:rPr>
+        <w:t xml:space="preserve"> de empresa se podrán modificar los datos de la misma y si seleccionamos una </w:t>
+      </w:r>
+      <w:proofErr w:type="spellStart"/>
+      <w:r>
+        <w:rPr>
+          <w:rFonts w:ascii="Tahoma" w:hAnsi="Tahoma" w:cs="Tahoma"/>
+        </w:rPr>
+        <w:t>ofertanos</w:t>
+      </w:r>
+      <w:proofErr w:type="spellEnd"/>
+      <w:r>
+        <w:rPr>
+          <w:rFonts w:ascii="Tahoma" w:hAnsi="Tahoma" w:cs="Tahoma"/>
+        </w:rPr>
+        <w:t xml:space="preserve"> mostrara una tarjeta con la opción de modificarla, borrarla o cambiar el estado de las postulaciones.</w:t>
       </w:r>
     </w:p>
     <w:p>
@@ -15841,7 +17640,7 @@
           <w:szCs w:val="22"/>
         </w:rPr>
       </w:pPr>
-      <w:bookmarkStart w:id="61" w:name="_Toc180586173"/>
+      <w:bookmarkStart w:id="69" w:name="_Toc215731069"/>
       <w:r>
         <w:rPr>
           <w:rFonts w:ascii="Tahoma" w:hAnsi="Tahoma" w:cs="Tahoma"/>
@@ -15867,7 +17666,7 @@
         </w:rPr>
         <w:t>istema</w:t>
       </w:r>
-      <w:bookmarkEnd w:id="61"/>
+      <w:bookmarkEnd w:id="69"/>
     </w:p>
     <w:p>
       <w:pPr>
@@ -15876,7 +17675,7 @@
           <w:rFonts w:ascii="Tahoma" w:hAnsi="Tahoma" w:cs="Tahoma"/>
         </w:rPr>
       </w:pPr>
-      <w:bookmarkStart w:id="62" w:name="_Toc180586174"/>
+      <w:bookmarkStart w:id="70" w:name="_Toc215731070"/>
       <w:r>
         <w:rPr>
           <w:rFonts w:ascii="Tahoma" w:hAnsi="Tahoma" w:cs="Tahoma"/>
@@ -15907,7 +17706,7 @@
         </w:rPr>
         <w:t>eguidos</w:t>
       </w:r>
-      <w:bookmarkEnd w:id="62"/>
+      <w:bookmarkEnd w:id="70"/>
     </w:p>
     <w:p/>
     <w:p>
@@ -15917,41 +17716,139 @@
           <w:rFonts w:ascii="Tahoma" w:hAnsi="Tahoma" w:cs="Tahoma"/>
         </w:rPr>
       </w:pPr>
+      <w:proofErr w:type="spellStart"/>
       <w:r>
         <w:rPr>
           <w:rFonts w:ascii="Tahoma" w:hAnsi="Tahoma" w:cs="Tahoma"/>
           <w:b/>
           <w:bCs/>
         </w:rPr>
-        <w:t>Clean Architecture:</w:t>
-      </w:r>
-      <w:r>
-        <w:rPr>
-          <w:rFonts w:ascii="Tahoma" w:hAnsi="Tahoma" w:cs="Tahoma"/>
-        </w:rPr>
-        <w:t xml:space="preserve"> Separación en capas (Core, Data, Presentation).</w:t>
-      </w:r>
-    </w:p>
-    <w:p>
-      <w:pPr>
-        <w:jc w:val="left"/>
-        <w:rPr>
-          <w:rFonts w:ascii="Tahoma" w:hAnsi="Tahoma" w:cs="Tahoma"/>
-        </w:rPr>
-      </w:pPr>
+        <w:t>Clean</w:t>
+      </w:r>
+      <w:proofErr w:type="spellEnd"/>
       <w:r>
         <w:rPr>
           <w:rFonts w:ascii="Tahoma" w:hAnsi="Tahoma" w:cs="Tahoma"/>
           <w:b/>
           <w:bCs/>
         </w:rPr>
-        <w:t>Provider Pattern:</w:t>
-      </w:r>
-      <w:r>
-        <w:rPr>
-          <w:rFonts w:ascii="Tahoma" w:hAnsi="Tahoma" w:cs="Tahoma"/>
-        </w:rPr>
-        <w:t xml:space="preserve"> Gestión de estado con Provider para ViewModels.</w:t>
+        <w:t xml:space="preserve"> </w:t>
+      </w:r>
+      <w:proofErr w:type="spellStart"/>
+      <w:r>
+        <w:rPr>
+          <w:rFonts w:ascii="Tahoma" w:hAnsi="Tahoma" w:cs="Tahoma"/>
+          <w:b/>
+          <w:bCs/>
+        </w:rPr>
+        <w:t>Architecture</w:t>
+      </w:r>
+      <w:proofErr w:type="spellEnd"/>
+      <w:r>
+        <w:rPr>
+          <w:rFonts w:ascii="Tahoma" w:hAnsi="Tahoma" w:cs="Tahoma"/>
+          <w:b/>
+          <w:bCs/>
+        </w:rPr>
+        <w:t>:</w:t>
+      </w:r>
+      <w:r>
+        <w:rPr>
+          <w:rFonts w:ascii="Tahoma" w:hAnsi="Tahoma" w:cs="Tahoma"/>
+        </w:rPr>
+        <w:t xml:space="preserve"> Separación en capas (Core, Data, </w:t>
+      </w:r>
+      <w:proofErr w:type="spellStart"/>
+      <w:r>
+        <w:rPr>
+          <w:rFonts w:ascii="Tahoma" w:hAnsi="Tahoma" w:cs="Tahoma"/>
+        </w:rPr>
+        <w:t>Presentation</w:t>
+      </w:r>
+      <w:proofErr w:type="spellEnd"/>
+      <w:r>
+        <w:rPr>
+          <w:rFonts w:ascii="Tahoma" w:hAnsi="Tahoma" w:cs="Tahoma"/>
+        </w:rPr>
+        <w:t>).</w:t>
+      </w:r>
+    </w:p>
+    <w:p>
+      <w:pPr>
+        <w:jc w:val="left"/>
+        <w:rPr>
+          <w:rFonts w:ascii="Tahoma" w:hAnsi="Tahoma" w:cs="Tahoma"/>
+        </w:rPr>
+      </w:pPr>
+      <w:proofErr w:type="spellStart"/>
+      <w:r>
+        <w:rPr>
+          <w:rFonts w:ascii="Tahoma" w:hAnsi="Tahoma" w:cs="Tahoma"/>
+          <w:b/>
+          <w:bCs/>
+        </w:rPr>
+        <w:t>Provider</w:t>
+      </w:r>
+      <w:proofErr w:type="spellEnd"/>
+      <w:r>
+        <w:rPr>
+          <w:rFonts w:ascii="Tahoma" w:hAnsi="Tahoma" w:cs="Tahoma"/>
+          <w:b/>
+          <w:bCs/>
+        </w:rPr>
+        <w:t xml:space="preserve"> </w:t>
+      </w:r>
+      <w:proofErr w:type="spellStart"/>
+      <w:r>
+        <w:rPr>
+          <w:rFonts w:ascii="Tahoma" w:hAnsi="Tahoma" w:cs="Tahoma"/>
+          <w:b/>
+          <w:bCs/>
+        </w:rPr>
+        <w:t>Pattern</w:t>
+      </w:r>
+      <w:proofErr w:type="spellEnd"/>
+      <w:r>
+        <w:rPr>
+          <w:rFonts w:ascii="Tahoma" w:hAnsi="Tahoma" w:cs="Tahoma"/>
+          <w:b/>
+          <w:bCs/>
+        </w:rPr>
+        <w:t>:</w:t>
+      </w:r>
+      <w:r>
+        <w:rPr>
+          <w:rFonts w:ascii="Tahoma" w:hAnsi="Tahoma" w:cs="Tahoma"/>
+        </w:rPr>
+        <w:t xml:space="preserve"> Gestión de estado con </w:t>
+      </w:r>
+      <w:proofErr w:type="spellStart"/>
+      <w:r>
+        <w:rPr>
+          <w:rFonts w:ascii="Tahoma" w:hAnsi="Tahoma" w:cs="Tahoma"/>
+        </w:rPr>
+        <w:t>Provider</w:t>
+      </w:r>
+      <w:proofErr w:type="spellEnd"/>
+      <w:r>
+        <w:rPr>
+          <w:rFonts w:ascii="Tahoma" w:hAnsi="Tahoma" w:cs="Tahoma"/>
+        </w:rPr>
+        <w:t xml:space="preserve"> para </w:t>
+      </w:r>
+      <w:proofErr w:type="spellStart"/>
+      <w:r>
+        <w:rPr>
+          <w:rFonts w:ascii="Tahoma" w:hAnsi="Tahoma" w:cs="Tahoma"/>
+        </w:rPr>
+        <w:t>ViewModels</w:t>
+      </w:r>
+      <w:proofErr w:type="spellEnd"/>
+      <w:r>
+        <w:rPr>
+          <w:rFonts w:ascii="Tahoma" w:hAnsi="Tahoma" w:cs="Tahoma"/>
+        </w:rPr>
+        <w:t>.</w:t>
       </w:r>
     </w:p>
     <w:p>
@@ -15966,14 +17863,34 @@
           <w:szCs w:val="26"/>
         </w:rPr>
       </w:pPr>
+      <w:proofErr w:type="spellStart"/>
       <w:r>
         <w:rPr>
           <w:rFonts w:ascii="Tahoma" w:hAnsi="Tahoma" w:cs="Tahoma"/>
           <w:b/>
           <w:bCs/>
         </w:rPr>
-        <w:t>Repository Pattern</w:t>
-      </w:r>
+        <w:t>Repository</w:t>
+      </w:r>
+      <w:proofErr w:type="spellEnd"/>
+      <w:r>
+        <w:rPr>
+          <w:rFonts w:ascii="Tahoma" w:hAnsi="Tahoma" w:cs="Tahoma"/>
+          <w:b/>
+          <w:bCs/>
+        </w:rPr>
+        <w:t xml:space="preserve"> </w:t>
+      </w:r>
+      <w:proofErr w:type="spellStart"/>
+      <w:r>
+        <w:rPr>
+          <w:rFonts w:ascii="Tahoma" w:hAnsi="Tahoma" w:cs="Tahoma"/>
+          <w:b/>
+          <w:bCs/>
+        </w:rPr>
+        <w:t>Pattern</w:t>
+      </w:r>
+      <w:proofErr w:type="spellEnd"/>
       <w:r>
         <w:rPr>
           <w:rFonts w:ascii="Tahoma" w:hAnsi="Tahoma" w:cs="Tahoma"/>
@@ -15994,7 +17911,7 @@
           <w:rFonts w:ascii="Tahoma" w:hAnsi="Tahoma" w:cs="Tahoma"/>
         </w:rPr>
       </w:pPr>
-      <w:bookmarkStart w:id="63" w:name="_Toc180586175"/>
+      <w:bookmarkStart w:id="71" w:name="_Toc215731071"/>
       <w:r>
         <w:rPr>
           <w:rFonts w:ascii="Tahoma" w:hAnsi="Tahoma" w:cs="Tahoma"/>
@@ -16026,7 +17943,7 @@
         </w:rPr>
         <w:t>rogramación</w:t>
       </w:r>
-      <w:bookmarkEnd w:id="63"/>
+      <w:bookmarkEnd w:id="71"/>
     </w:p>
     <w:p>
       <w:pPr>
@@ -16123,7 +18040,21 @@
         <w:rPr>
           <w:rFonts w:ascii="Tahoma" w:hAnsi="Tahoma" w:cs="Tahoma"/>
         </w:rPr>
-        <w:t>Se utiliza en el frontend para construir la interfaz de usuario y gestionar la lógica de presentación.</w:t>
+        <w:t xml:space="preserve">Se utiliza en el </w:t>
+      </w:r>
+      <w:proofErr w:type="spellStart"/>
+      <w:r>
+        <w:rPr>
+          <w:rFonts w:ascii="Tahoma" w:hAnsi="Tahoma" w:cs="Tahoma"/>
+        </w:rPr>
+        <w:t>frontend</w:t>
+      </w:r>
+      <w:proofErr w:type="spellEnd"/>
+      <w:r>
+        <w:rPr>
+          <w:rFonts w:ascii="Tahoma" w:hAnsi="Tahoma" w:cs="Tahoma"/>
+        </w:rPr>
+        <w:t xml:space="preserve"> para construir la interfaz de usuario y gestionar la lógica de presentación.</w:t>
       </w:r>
     </w:p>
     <w:p>
@@ -16155,7 +18086,21 @@
           <w:rFonts w:ascii="Tahoma" w:hAnsi="Tahoma" w:cs="Tahoma"/>
         </w:rPr>
         <w:tab/>
-        <w:t>Flutter SDK (framework principal para UI).</w:t>
+        <w:t>Flutter SDK (</w:t>
+      </w:r>
+      <w:proofErr w:type="spellStart"/>
+      <w:r>
+        <w:rPr>
+          <w:rFonts w:ascii="Tahoma" w:hAnsi="Tahoma" w:cs="Tahoma"/>
+        </w:rPr>
+        <w:t>framework</w:t>
+      </w:r>
+      <w:proofErr w:type="spellEnd"/>
+      <w:r>
+        <w:rPr>
+          <w:rFonts w:ascii="Tahoma" w:hAnsi="Tahoma" w:cs="Tahoma"/>
+        </w:rPr>
+        <w:t xml:space="preserve"> principal para UI).</w:t>
       </w:r>
     </w:p>
     <w:p>
@@ -16196,11 +18141,19 @@
           <w:rFonts w:ascii="Tahoma" w:hAnsi="Tahoma" w:cs="Tahoma"/>
         </w:rPr>
       </w:pPr>
-      <w:r>
-        <w:rPr>
-          <w:rFonts w:ascii="Tahoma" w:hAnsi="Tahoma" w:cs="Tahoma"/>
-        </w:rPr>
-        <w:t>supabase_flutter (para conexión con Supabase).</w:t>
+      <w:proofErr w:type="spellStart"/>
+      <w:r>
+        <w:rPr>
+          <w:rFonts w:ascii="Tahoma" w:hAnsi="Tahoma" w:cs="Tahoma"/>
+        </w:rPr>
+        <w:t>supabase_flutter</w:t>
+      </w:r>
+      <w:proofErr w:type="spellEnd"/>
+      <w:r>
+        <w:rPr>
+          <w:rFonts w:ascii="Tahoma" w:hAnsi="Tahoma" w:cs="Tahoma"/>
+        </w:rPr>
+        <w:t xml:space="preserve"> (para conexión con Supabase).</w:t>
       </w:r>
     </w:p>
     <w:p>
@@ -16211,11 +18164,33 @@
           <w:rFonts w:ascii="Tahoma" w:hAnsi="Tahoma" w:cs="Tahoma"/>
         </w:rPr>
       </w:pPr>
-      <w:r>
-        <w:rPr>
-          <w:rFonts w:ascii="Tahoma" w:hAnsi="Tahoma" w:cs="Tahoma"/>
-        </w:rPr>
-        <w:t>provider o riverpod (para gestión de estado).</w:t>
+      <w:proofErr w:type="spellStart"/>
+      <w:r>
+        <w:rPr>
+          <w:rFonts w:ascii="Tahoma" w:hAnsi="Tahoma" w:cs="Tahoma"/>
+        </w:rPr>
+        <w:t>provider</w:t>
+      </w:r>
+      <w:proofErr w:type="spellEnd"/>
+      <w:r>
+        <w:rPr>
+          <w:rFonts w:ascii="Tahoma" w:hAnsi="Tahoma" w:cs="Tahoma"/>
+        </w:rPr>
+        <w:t xml:space="preserve"> o </w:t>
+      </w:r>
+      <w:proofErr w:type="spellStart"/>
+      <w:r>
+        <w:rPr>
+          <w:rFonts w:ascii="Tahoma" w:hAnsi="Tahoma" w:cs="Tahoma"/>
+        </w:rPr>
+        <w:t>riverpod</w:t>
+      </w:r>
+      <w:proofErr w:type="spellEnd"/>
+      <w:r>
+        <w:rPr>
+          <w:rFonts w:ascii="Tahoma" w:hAnsi="Tahoma" w:cs="Tahoma"/>
+        </w:rPr>
+        <w:t xml:space="preserve"> (para gestión de estado).</w:t>
       </w:r>
     </w:p>
     <w:p>
@@ -16226,11 +18201,19 @@
           <w:rFonts w:ascii="Tahoma" w:hAnsi="Tahoma" w:cs="Tahoma"/>
         </w:rPr>
       </w:pPr>
-      <w:r>
-        <w:rPr>
-          <w:rFonts w:ascii="Tahoma" w:hAnsi="Tahoma" w:cs="Tahoma"/>
-        </w:rPr>
-        <w:t>flutter_secure_storage (para almacenamiento seguro de tokens).</w:t>
+      <w:proofErr w:type="spellStart"/>
+      <w:r>
+        <w:rPr>
+          <w:rFonts w:ascii="Tahoma" w:hAnsi="Tahoma" w:cs="Tahoma"/>
+        </w:rPr>
+        <w:t>flutter_secure_storage</w:t>
+      </w:r>
+      <w:proofErr w:type="spellEnd"/>
+      <w:r>
+        <w:rPr>
+          <w:rFonts w:ascii="Tahoma" w:hAnsi="Tahoma" w:cs="Tahoma"/>
+        </w:rPr>
+        <w:t xml:space="preserve"> (para almacenamiento seguro de tokens).</w:t>
       </w:r>
     </w:p>
     <w:p>
@@ -16241,11 +18224,19 @@
           <w:rFonts w:ascii="Tahoma" w:hAnsi="Tahoma" w:cs="Tahoma"/>
         </w:rPr>
       </w:pPr>
-      <w:r>
-        <w:rPr>
-          <w:rFonts w:ascii="Tahoma" w:hAnsi="Tahoma" w:cs="Tahoma"/>
-        </w:rPr>
-        <w:t>intl (para internacionalización).</w:t>
+      <w:proofErr w:type="spellStart"/>
+      <w:r>
+        <w:rPr>
+          <w:rFonts w:ascii="Tahoma" w:hAnsi="Tahoma" w:cs="Tahoma"/>
+        </w:rPr>
+        <w:t>intl</w:t>
+      </w:r>
+      <w:proofErr w:type="spellEnd"/>
+      <w:r>
+        <w:rPr>
+          <w:rFonts w:ascii="Tahoma" w:hAnsi="Tahoma" w:cs="Tahoma"/>
+        </w:rPr>
+        <w:t xml:space="preserve"> (para internacionalización).</w:t>
       </w:r>
     </w:p>
     <w:p>
@@ -16315,7 +18306,35 @@
         <w:rPr>
           <w:rFonts w:ascii="Tahoma" w:hAnsi="Tahoma" w:cs="Tahoma"/>
         </w:rPr>
-        <w:t>TypeScript es un lenguaje que extiende JavaScript añadiendo tipado estático, lo que mejora la robustez y mantenibilidad del código. NestJS es un framework basado en TypeScript que sigue una arquitectura modular y orientada a controladores, ideal para APIs escalables.</w:t>
+        <w:t xml:space="preserve">TypeScript es un lenguaje que extiende JavaScript añadiendo tipado estático, lo que mejora la robustez y mantenibilidad del código. NestJS es un </w:t>
+      </w:r>
+      <w:proofErr w:type="spellStart"/>
+      <w:r>
+        <w:rPr>
+          <w:rFonts w:ascii="Tahoma" w:hAnsi="Tahoma" w:cs="Tahoma"/>
+        </w:rPr>
+        <w:t>framework</w:t>
+      </w:r>
+      <w:proofErr w:type="spellEnd"/>
+      <w:r>
+        <w:rPr>
+          <w:rFonts w:ascii="Tahoma" w:hAnsi="Tahoma" w:cs="Tahoma"/>
+        </w:rPr>
+        <w:t xml:space="preserve"> basado en TypeScript que sigue una arquitectura modular y orientada a controladores, ideal para </w:t>
+      </w:r>
+      <w:proofErr w:type="spellStart"/>
+      <w:r>
+        <w:rPr>
+          <w:rFonts w:ascii="Tahoma" w:hAnsi="Tahoma" w:cs="Tahoma"/>
+        </w:rPr>
+        <w:t>APIs</w:t>
+      </w:r>
+      <w:proofErr w:type="spellEnd"/>
+      <w:r>
+        <w:rPr>
+          <w:rFonts w:ascii="Tahoma" w:hAnsi="Tahoma" w:cs="Tahoma"/>
+        </w:rPr>
+        <w:t xml:space="preserve"> escalables.</w:t>
       </w:r>
     </w:p>
     <w:p>
@@ -16344,7 +18363,21 @@
         <w:rPr>
           <w:rFonts w:ascii="Tahoma" w:hAnsi="Tahoma" w:cs="Tahoma"/>
         </w:rPr>
-        <w:t>Se utiliza en el backend para implementar la lógica del negocio, c</w:t>
+        <w:t xml:space="preserve">Se utiliza en el </w:t>
+      </w:r>
+      <w:proofErr w:type="spellStart"/>
+      <w:r>
+        <w:rPr>
+          <w:rFonts w:ascii="Tahoma" w:hAnsi="Tahoma" w:cs="Tahoma"/>
+        </w:rPr>
+        <w:t>backend</w:t>
+      </w:r>
+      <w:proofErr w:type="spellEnd"/>
+      <w:r>
+        <w:rPr>
+          <w:rFonts w:ascii="Tahoma" w:hAnsi="Tahoma" w:cs="Tahoma"/>
+        </w:rPr>
+        <w:t xml:space="preserve"> para implementar la lógica del negocio, c</w:t>
       </w:r>
       <w:r>
         <w:rPr>
@@ -16352,11 +18385,19 @@
         </w:rPr>
         <w:tab/>
       </w:r>
-      <w:r>
-        <w:rPr>
-          <w:rFonts w:ascii="Tahoma" w:hAnsi="Tahoma" w:cs="Tahoma"/>
-        </w:rPr>
-        <w:t>ontroladores, servicios y conexión con la base de datos (</w:t>
+      <w:proofErr w:type="spellStart"/>
+      <w:r>
+        <w:rPr>
+          <w:rFonts w:ascii="Tahoma" w:hAnsi="Tahoma" w:cs="Tahoma"/>
+        </w:rPr>
+        <w:t>ontroladores</w:t>
+      </w:r>
+      <w:proofErr w:type="spellEnd"/>
+      <w:r>
+        <w:rPr>
+          <w:rFonts w:ascii="Tahoma" w:hAnsi="Tahoma" w:cs="Tahoma"/>
+        </w:rPr>
+        <w:t>, servicios y conexión con la base de datos (</w:t>
       </w:r>
       <w:r>
         <w:rPr>
@@ -16397,7 +18438,21 @@
         <w:rPr>
           <w:rFonts w:ascii="Tahoma" w:hAnsi="Tahoma" w:cs="Tahoma"/>
         </w:rPr>
-        <w:t>NestJS Core (estructura principal del framework).</w:t>
+        <w:t xml:space="preserve">NestJS Core (estructura principal del </w:t>
+      </w:r>
+      <w:proofErr w:type="spellStart"/>
+      <w:r>
+        <w:rPr>
+          <w:rFonts w:ascii="Tahoma" w:hAnsi="Tahoma" w:cs="Tahoma"/>
+        </w:rPr>
+        <w:t>framework</w:t>
+      </w:r>
+      <w:proofErr w:type="spellEnd"/>
+      <w:r>
+        <w:rPr>
+          <w:rFonts w:ascii="Tahoma" w:hAnsi="Tahoma" w:cs="Tahoma"/>
+        </w:rPr>
+        <w:t>).</w:t>
       </w:r>
     </w:p>
     <w:p>
@@ -16427,7 +18482,21 @@
         <w:rPr>
           <w:rFonts w:ascii="Tahoma" w:hAnsi="Tahoma" w:cs="Tahoma"/>
         </w:rPr>
-        <w:t>@nestjs/jwt y passport (autenticación con JWT).</w:t>
+        <w:t xml:space="preserve">@nestjs/jwt y </w:t>
+      </w:r>
+      <w:proofErr w:type="spellStart"/>
+      <w:r>
+        <w:rPr>
+          <w:rFonts w:ascii="Tahoma" w:hAnsi="Tahoma" w:cs="Tahoma"/>
+        </w:rPr>
+        <w:t>passport</w:t>
+      </w:r>
+      <w:proofErr w:type="spellEnd"/>
+      <w:r>
+        <w:rPr>
+          <w:rFonts w:ascii="Tahoma" w:hAnsi="Tahoma" w:cs="Tahoma"/>
+        </w:rPr>
+        <w:t xml:space="preserve"> (autenticación con JWT).</w:t>
       </w:r>
     </w:p>
     <w:p>
@@ -16454,11 +18523,33 @@
           <w:rFonts w:ascii="Tahoma" w:hAnsi="Tahoma" w:cs="Tahoma"/>
         </w:rPr>
       </w:pPr>
-      <w:r>
-        <w:rPr>
-          <w:rFonts w:ascii="Tahoma" w:hAnsi="Tahoma" w:cs="Tahoma"/>
-        </w:rPr>
-        <w:t>class-validator y class-transformer (validación y transformación de datos).</w:t>
+      <w:proofErr w:type="spellStart"/>
+      <w:r>
+        <w:rPr>
+          <w:rFonts w:ascii="Tahoma" w:hAnsi="Tahoma" w:cs="Tahoma"/>
+        </w:rPr>
+        <w:t>class-validator</w:t>
+      </w:r>
+      <w:proofErr w:type="spellEnd"/>
+      <w:r>
+        <w:rPr>
+          <w:rFonts w:ascii="Tahoma" w:hAnsi="Tahoma" w:cs="Tahoma"/>
+        </w:rPr>
+        <w:t xml:space="preserve"> y </w:t>
+      </w:r>
+      <w:proofErr w:type="spellStart"/>
+      <w:r>
+        <w:rPr>
+          <w:rFonts w:ascii="Tahoma" w:hAnsi="Tahoma" w:cs="Tahoma"/>
+        </w:rPr>
+        <w:t>class-transformer</w:t>
+      </w:r>
+      <w:proofErr w:type="spellEnd"/>
+      <w:r>
+        <w:rPr>
+          <w:rFonts w:ascii="Tahoma" w:hAnsi="Tahoma" w:cs="Tahoma"/>
+        </w:rPr>
+        <w:t xml:space="preserve"> (validación y transformación de datos).</w:t>
       </w:r>
     </w:p>
     <w:p>
@@ -16469,11 +18560,19 @@
           <w:rFonts w:ascii="Tahoma" w:hAnsi="Tahoma" w:cs="Tahoma"/>
         </w:rPr>
       </w:pPr>
-      <w:r>
-        <w:rPr>
-          <w:rFonts w:ascii="Tahoma" w:hAnsi="Tahoma" w:cs="Tahoma"/>
-        </w:rPr>
-        <w:t>dotenv (carga de variables de entorno).</w:t>
+      <w:proofErr w:type="spellStart"/>
+      <w:r>
+        <w:rPr>
+          <w:rFonts w:ascii="Tahoma" w:hAnsi="Tahoma" w:cs="Tahoma"/>
+        </w:rPr>
+        <w:t>dotenv</w:t>
+      </w:r>
+      <w:proofErr w:type="spellEnd"/>
+      <w:r>
+        <w:rPr>
+          <w:rFonts w:ascii="Tahoma" w:hAnsi="Tahoma" w:cs="Tahoma"/>
+        </w:rPr>
+        <w:t xml:space="preserve"> (carga de variables de entorno).</w:t>
       </w:r>
     </w:p>
     <w:p>
@@ -16529,7 +18628,35 @@
         <w:rPr>
           <w:rFonts w:ascii="Tahoma" w:hAnsi="Tahoma" w:cs="Tahoma"/>
         </w:rPr>
-        <w:t>El frontend (Flutter/Dart) se comunica con el backend (NestJS/TypeScript) mediante API REST, usando peticiones HTTP seguras (HTTPS).</w:t>
+        <w:t xml:space="preserve">El </w:t>
+      </w:r>
+      <w:proofErr w:type="spellStart"/>
+      <w:r>
+        <w:rPr>
+          <w:rFonts w:ascii="Tahoma" w:hAnsi="Tahoma" w:cs="Tahoma"/>
+        </w:rPr>
+        <w:t>frontend</w:t>
+      </w:r>
+      <w:proofErr w:type="spellEnd"/>
+      <w:r>
+        <w:rPr>
+          <w:rFonts w:ascii="Tahoma" w:hAnsi="Tahoma" w:cs="Tahoma"/>
+        </w:rPr>
+        <w:t xml:space="preserve"> (Flutter/Dart) se comunica con el </w:t>
+      </w:r>
+      <w:proofErr w:type="spellStart"/>
+      <w:r>
+        <w:rPr>
+          <w:rFonts w:ascii="Tahoma" w:hAnsi="Tahoma" w:cs="Tahoma"/>
+        </w:rPr>
+        <w:t>backend</w:t>
+      </w:r>
+      <w:proofErr w:type="spellEnd"/>
+      <w:r>
+        <w:rPr>
+          <w:rFonts w:ascii="Tahoma" w:hAnsi="Tahoma" w:cs="Tahoma"/>
+        </w:rPr>
+        <w:t xml:space="preserve"> (NestJS/TypeScript) mediante API REST, usando peticiones HTTP seguras (HTTPS).</w:t>
       </w:r>
     </w:p>
     <w:p>
@@ -16564,7 +18691,35 @@
         <w:rPr>
           <w:rFonts w:ascii="Tahoma" w:hAnsi="Tahoma" w:cs="Tahoma"/>
         </w:rPr>
-        <w:t>Implementada con JWT, gestionada en el backend y almacenada de forma segura en el frontend.</w:t>
+        <w:t xml:space="preserve">Implementada con JWT, gestionada en el </w:t>
+      </w:r>
+      <w:proofErr w:type="spellStart"/>
+      <w:r>
+        <w:rPr>
+          <w:rFonts w:ascii="Tahoma" w:hAnsi="Tahoma" w:cs="Tahoma"/>
+        </w:rPr>
+        <w:t>backend</w:t>
+      </w:r>
+      <w:proofErr w:type="spellEnd"/>
+      <w:r>
+        <w:rPr>
+          <w:rFonts w:ascii="Tahoma" w:hAnsi="Tahoma" w:cs="Tahoma"/>
+        </w:rPr>
+        <w:t xml:space="preserve"> y almacenada de forma segura en el </w:t>
+      </w:r>
+      <w:proofErr w:type="spellStart"/>
+      <w:r>
+        <w:rPr>
+          <w:rFonts w:ascii="Tahoma" w:hAnsi="Tahoma" w:cs="Tahoma"/>
+        </w:rPr>
+        <w:t>frontend</w:t>
+      </w:r>
+      <w:proofErr w:type="spellEnd"/>
+      <w:r>
+        <w:rPr>
+          <w:rFonts w:ascii="Tahoma" w:hAnsi="Tahoma" w:cs="Tahoma"/>
+        </w:rPr>
+        <w:t>.</w:t>
       </w:r>
       <w:r>
         <w:rPr>
@@ -16580,7 +18735,7 @@
           <w:rFonts w:ascii="Tahoma" w:hAnsi="Tahoma" w:cs="Tahoma"/>
         </w:rPr>
       </w:pPr>
-      <w:bookmarkStart w:id="64" w:name="_Toc180586176"/>
+      <w:bookmarkStart w:id="72" w:name="_Toc215731072"/>
       <w:r>
         <w:rPr>
           <w:rFonts w:ascii="Tahoma" w:hAnsi="Tahoma" w:cs="Tahoma"/>
@@ -16624,7 +18779,7 @@
         </w:rPr>
         <w:t>esarrollo</w:t>
       </w:r>
-      <w:bookmarkEnd w:id="64"/>
+      <w:bookmarkEnd w:id="72"/>
     </w:p>
     <w:p>
       <w:r>
@@ -16639,13 +18794,47 @@
           <w:b/>
         </w:rPr>
       </w:pPr>
+      <w:bookmarkStart w:id="73" w:name="_Toc215731073"/>
       <w:r>
         <w:rPr>
           <w:rFonts w:ascii="Tahoma" w:hAnsi="Tahoma" w:cs="Tahoma"/>
           <w:b/>
         </w:rPr>
-        <w:t>Visual Studio Code (VS Code)</w:t>
-      </w:r>
+        <w:t xml:space="preserve">Visual Studio </w:t>
+      </w:r>
+      <w:proofErr w:type="spellStart"/>
+      <w:r>
+        <w:rPr>
+          <w:rFonts w:ascii="Tahoma" w:hAnsi="Tahoma" w:cs="Tahoma"/>
+          <w:b/>
+        </w:rPr>
+        <w:t>Code</w:t>
+      </w:r>
+      <w:proofErr w:type="spellEnd"/>
+      <w:r>
+        <w:rPr>
+          <w:rFonts w:ascii="Tahoma" w:hAnsi="Tahoma" w:cs="Tahoma"/>
+          <w:b/>
+        </w:rPr>
+        <w:t xml:space="preserve"> (VS </w:t>
+      </w:r>
+      <w:proofErr w:type="spellStart"/>
+      <w:r>
+        <w:rPr>
+          <w:rFonts w:ascii="Tahoma" w:hAnsi="Tahoma" w:cs="Tahoma"/>
+          <w:b/>
+        </w:rPr>
+        <w:t>Code</w:t>
+      </w:r>
+      <w:proofErr w:type="spellEnd"/>
+      <w:r>
+        <w:rPr>
+          <w:rFonts w:ascii="Tahoma" w:hAnsi="Tahoma" w:cs="Tahoma"/>
+          <w:b/>
+        </w:rPr>
+        <w:t>)</w:t>
+      </w:r>
+      <w:bookmarkEnd w:id="73"/>
     </w:p>
     <w:p>
       <w:r>
@@ -16664,13 +18853,29 @@
     </w:p>
     <w:p>
       <w:r>
-        <w:t>Interacción: Se han instalado extensiones clave como "Flutter", "Dart", "Prettier"</w:t>
+        <w:t>Interacción: Se han instalado extensiones clave como "Flutter", "Dart", "</w:t>
+      </w:r>
+      <w:proofErr w:type="spellStart"/>
+      <w:r>
+        <w:t>Prettier</w:t>
+      </w:r>
+      <w:proofErr w:type="spellEnd"/>
+      <w:r>
+        <w:t>"</w:t>
       </w:r>
       <w:r>
         <w:t>(aunque este lo odie)</w:t>
       </w:r>
       <w:r>
-        <w:t xml:space="preserve"> y "ESLint" para facilitar el resaltado de sintaxis, el autocompletado y el formateo automático.</w:t>
+        <w:t xml:space="preserve"> y "</w:t>
+      </w:r>
+      <w:proofErr w:type="spellStart"/>
+      <w:r>
+        <w:t>ESLint</w:t>
+      </w:r>
+      <w:proofErr w:type="spellEnd"/>
+      <w:r>
+        <w:t>" para facilitar el resaltado de sintaxis, el autocompletado y el formateo automático.</w:t>
       </w:r>
     </w:p>
     <w:p>
@@ -16681,6 +18886,7 @@
           <w:b/>
         </w:rPr>
       </w:pPr>
+      <w:bookmarkStart w:id="74" w:name="_Toc215731074"/>
       <w:r>
         <w:rPr>
           <w:rFonts w:ascii="Tahoma" w:hAnsi="Tahoma" w:cs="Tahoma"/>
@@ -16688,6 +18894,7 @@
         </w:rPr>
         <w:t>Flutter SDK &amp; Dart</w:t>
       </w:r>
+      <w:bookmarkEnd w:id="74"/>
     </w:p>
     <w:p>
       <w:r>
@@ -16706,7 +18913,31 @@
     </w:p>
     <w:p>
       <w:r>
-        <w:t>Interacción: Proporciona el framework de widgets, el compilador y las herramientas de línea de comandos (flutter doctor, flutter run) para construir y ejecutar la aplicación en simuladores y dispositivos físicos.</w:t>
+        <w:t xml:space="preserve">Interacción: Proporciona el </w:t>
+      </w:r>
+      <w:proofErr w:type="spellStart"/>
+      <w:r>
+        <w:t>framework</w:t>
+      </w:r>
+      <w:proofErr w:type="spellEnd"/>
+      <w:r>
+        <w:t xml:space="preserve"> de widgets, el compilador y las herramientas de línea de comandos (</w:t>
+      </w:r>
+      <w:proofErr w:type="spellStart"/>
+      <w:r>
+        <w:t>flutter</w:t>
+      </w:r>
+      <w:proofErr w:type="spellEnd"/>
+      <w:r>
+        <w:t xml:space="preserve"> doctor, </w:t>
+      </w:r>
+      <w:proofErr w:type="spellStart"/>
+      <w:r>
+        <w:t>flutter</w:t>
+      </w:r>
+      <w:proofErr w:type="spellEnd"/>
+      <w:r>
+        <w:t xml:space="preserve"> run) para construir y ejecutar la aplicación en simuladores y dispositivos físicos.</w:t>
       </w:r>
     </w:p>
     <w:p>
@@ -16717,6 +18948,7 @@
           <w:b/>
         </w:rPr>
       </w:pPr>
+      <w:bookmarkStart w:id="75" w:name="_Toc215731075"/>
       <w:r>
         <w:rPr>
           <w:rFonts w:ascii="Tahoma" w:hAnsi="Tahoma" w:cs="Tahoma"/>
@@ -16724,6 +18956,7 @@
         </w:rPr>
         <w:t>NestJS CLI &amp; Node.js</w:t>
       </w:r>
+      <w:bookmarkEnd w:id="75"/>
     </w:p>
     <w:p>
       <w:r>
@@ -16742,7 +18975,23 @@
     </w:p>
     <w:p>
       <w:r>
-        <w:t>Interacción: Node.js ejecuta el servidor, mientras que NestJS CLI permite generar módulos, controladores y servicios rápidamente (nest g resource), asegurando una estructura modular y escalable.</w:t>
+        <w:t>Interacción: Node.js ejecuta el servidor, mientras que NestJS CLI permite generar módulos, controladores y servicios rápidamente (</w:t>
+      </w:r>
+      <w:proofErr w:type="spellStart"/>
+      <w:r>
+        <w:t>nest</w:t>
+      </w:r>
+      <w:proofErr w:type="spellEnd"/>
+      <w:r>
+        <w:t xml:space="preserve"> g </w:t>
+      </w:r>
+      <w:proofErr w:type="spellStart"/>
+      <w:r>
+        <w:t>resource</w:t>
+      </w:r>
+      <w:proofErr w:type="spellEnd"/>
+      <w:r>
+        <w:t>), asegurando una estructura modular y escalable.</w:t>
       </w:r>
     </w:p>
     <w:p/>
@@ -16754,6 +19003,8 @@
           <w:b/>
         </w:rPr>
       </w:pPr>
+      <w:bookmarkStart w:id="76" w:name="_Toc215731076"/>
+      <w:proofErr w:type="spellStart"/>
       <w:r>
         <w:rPr>
           <w:rFonts w:ascii="Tahoma" w:hAnsi="Tahoma" w:cs="Tahoma"/>
@@ -16762,6 +19013,8 @@
         <w:lastRenderedPageBreak/>
         <w:t>Postman</w:t>
       </w:r>
+      <w:bookmarkEnd w:id="76"/>
+      <w:proofErr w:type="spellEnd"/>
     </w:p>
     <w:p>
       <w:r>
@@ -16775,12 +19028,36 @@
     </w:p>
     <w:p>
       <w:r>
-        <w:t>Uso: Pruebas manuales de los endpoints del Backend.</w:t>
-      </w:r>
-    </w:p>
-    <w:p>
-      <w:r>
-        <w:t>Interacción: Se utiliza para enviar peticiones HTTP (GET, POST, PUT, DELETE) a la API, verificar los códigos de estado, inspeccionar los cuerpos de respuesta (JSON) y validar la autenticación mediante Bearer Tokens antes de integrar los endpoints en el Frontend.</w:t>
+        <w:t xml:space="preserve">Uso: Pruebas manuales de los </w:t>
+      </w:r>
+      <w:proofErr w:type="spellStart"/>
+      <w:r>
+        <w:t>endpoints</w:t>
+      </w:r>
+      <w:proofErr w:type="spellEnd"/>
+      <w:r>
+        <w:t xml:space="preserve"> del Backend.</w:t>
+      </w:r>
+    </w:p>
+    <w:p>
+      <w:r>
+        <w:t xml:space="preserve">Interacción: Se utiliza para enviar peticiones HTTP (GET, POST, PUT, DELETE) a la API, verificar los códigos de estado, inspeccionar los cuerpos de respuesta (JSON) y validar la autenticación mediante </w:t>
+      </w:r>
+      <w:proofErr w:type="spellStart"/>
+      <w:r>
+        <w:t>Bearer</w:t>
+      </w:r>
+      <w:proofErr w:type="spellEnd"/>
+      <w:r>
+        <w:t xml:space="preserve"> Tokens antes de integrar los </w:t>
+      </w:r>
+      <w:proofErr w:type="spellStart"/>
+      <w:r>
+        <w:t>endpoints</w:t>
+      </w:r>
+      <w:proofErr w:type="spellEnd"/>
+      <w:r>
+        <w:t xml:space="preserve"> en el Frontend.</w:t>
       </w:r>
     </w:p>
     <w:p>
@@ -16791,6 +19068,7 @@
           <w:b/>
         </w:rPr>
       </w:pPr>
+      <w:bookmarkStart w:id="77" w:name="_Toc215731077"/>
       <w:r>
         <w:rPr>
           <w:rFonts w:ascii="Tahoma" w:hAnsi="Tahoma" w:cs="Tahoma"/>
@@ -16798,6 +19076,7 @@
         </w:rPr>
         <w:t>Git &amp; GitHub</w:t>
       </w:r>
+      <w:bookmarkEnd w:id="77"/>
     </w:p>
     <w:p>
       <w:pPr>
@@ -16848,7 +19127,77 @@
         <w:rPr>
           <w:rFonts w:ascii="Tahoma" w:hAnsi="Tahoma" w:cs="Tahoma"/>
         </w:rPr>
-        <w:t>Interacción: Git rastrea los cambios locales, mientras que GitHub aloja el repositorio remoto, permitiendo el uso de ramas (branches) para desarrollar nuevas características (feature branches) y Pull Requests para la revisión de código.</w:t>
+        <w:t>Interacción: Git rastrea los cambios locales, mientras que GitHub aloja el repositorio remoto, permitiendo el uso de ramas (</w:t>
+      </w:r>
+      <w:proofErr w:type="spellStart"/>
+      <w:r>
+        <w:rPr>
+          <w:rFonts w:ascii="Tahoma" w:hAnsi="Tahoma" w:cs="Tahoma"/>
+        </w:rPr>
+        <w:t>branches</w:t>
+      </w:r>
+      <w:proofErr w:type="spellEnd"/>
+      <w:r>
+        <w:rPr>
+          <w:rFonts w:ascii="Tahoma" w:hAnsi="Tahoma" w:cs="Tahoma"/>
+        </w:rPr>
+        <w:t>) para desarrollar nuevas características (</w:t>
+      </w:r>
+      <w:proofErr w:type="spellStart"/>
+      <w:r>
+        <w:rPr>
+          <w:rFonts w:ascii="Tahoma" w:hAnsi="Tahoma" w:cs="Tahoma"/>
+        </w:rPr>
+        <w:t>feature</w:t>
+      </w:r>
+      <w:proofErr w:type="spellEnd"/>
+      <w:r>
+        <w:rPr>
+          <w:rFonts w:ascii="Tahoma" w:hAnsi="Tahoma" w:cs="Tahoma"/>
+        </w:rPr>
+        <w:t xml:space="preserve"> </w:t>
+      </w:r>
+      <w:proofErr w:type="spellStart"/>
+      <w:r>
+        <w:rPr>
+          <w:rFonts w:ascii="Tahoma" w:hAnsi="Tahoma" w:cs="Tahoma"/>
+        </w:rPr>
+        <w:t>branches</w:t>
+      </w:r>
+      <w:proofErr w:type="spellEnd"/>
+      <w:r>
+        <w:rPr>
+          <w:rFonts w:ascii="Tahoma" w:hAnsi="Tahoma" w:cs="Tahoma"/>
+        </w:rPr>
+        <w:t xml:space="preserve">) y </w:t>
+      </w:r>
+      <w:proofErr w:type="spellStart"/>
+      <w:r>
+        <w:rPr>
+          <w:rFonts w:ascii="Tahoma" w:hAnsi="Tahoma" w:cs="Tahoma"/>
+        </w:rPr>
+        <w:t>Pull</w:t>
+      </w:r>
+      <w:proofErr w:type="spellEnd"/>
+      <w:r>
+        <w:rPr>
+          <w:rFonts w:ascii="Tahoma" w:hAnsi="Tahoma" w:cs="Tahoma"/>
+        </w:rPr>
+        <w:t xml:space="preserve"> </w:t>
+      </w:r>
+      <w:proofErr w:type="spellStart"/>
+      <w:r>
+        <w:rPr>
+          <w:rFonts w:ascii="Tahoma" w:hAnsi="Tahoma" w:cs="Tahoma"/>
+        </w:rPr>
+        <w:t>Requests</w:t>
+      </w:r>
+      <w:proofErr w:type="spellEnd"/>
+      <w:r>
+        <w:rPr>
+          <w:rFonts w:ascii="Tahoma" w:hAnsi="Tahoma" w:cs="Tahoma"/>
+        </w:rPr>
+        <w:t xml:space="preserve"> para la revisión de código.</w:t>
       </w:r>
     </w:p>
     <w:p>
@@ -16877,7 +19226,7 @@
           <w:rFonts w:ascii="Tahoma" w:hAnsi="Tahoma" w:cs="Tahoma"/>
         </w:rPr>
       </w:pPr>
-      <w:bookmarkStart w:id="65" w:name="_Toc180586179"/>
+      <w:bookmarkStart w:id="78" w:name="_Toc215731078"/>
       <w:r>
         <w:rPr>
           <w:rFonts w:ascii="Tahoma" w:hAnsi="Tahoma" w:cs="Tahoma"/>
@@ -16897,7 +19246,7 @@
         </w:rPr>
         <w:t>istema</w:t>
       </w:r>
-      <w:bookmarkEnd w:id="65"/>
+      <w:bookmarkEnd w:id="78"/>
     </w:p>
     <w:p>
       <w:pPr>
@@ -16906,7 +19255,7 @@
           <w:rFonts w:ascii="Tahoma" w:hAnsi="Tahoma" w:cs="Tahoma"/>
         </w:rPr>
       </w:pPr>
-      <w:bookmarkStart w:id="66" w:name="_Toc180586180"/>
+      <w:bookmarkStart w:id="79" w:name="_Toc215731079"/>
       <w:r>
         <w:rPr>
           <w:rFonts w:ascii="Tahoma" w:hAnsi="Tahoma" w:cs="Tahoma"/>
@@ -16925,7 +19274,7 @@
         </w:rPr>
         <w:t>ncontrados</w:t>
       </w:r>
-      <w:bookmarkEnd w:id="66"/>
+      <w:bookmarkEnd w:id="79"/>
     </w:p>
     <w:p>
       <w:r>
@@ -16939,12 +19288,14 @@
           <w:rFonts w:ascii="Tahoma" w:hAnsi="Tahoma" w:cs="Tahoma"/>
         </w:rPr>
       </w:pPr>
+      <w:bookmarkStart w:id="80" w:name="_Toc215731080"/>
       <w:r>
         <w:rPr>
           <w:rFonts w:ascii="Tahoma" w:hAnsi="Tahoma" w:cs="Tahoma"/>
         </w:rPr>
         <w:t>Persistencia del estado y navegación por roles</w:t>
       </w:r>
+      <w:bookmarkEnd w:id="80"/>
     </w:p>
     <w:p>
       <w:r>
@@ -16955,7 +19306,15 @@
         <w:t>Problema:</w:t>
       </w:r>
       <w:r>
-        <w:t xml:space="preserve"> Al navegar entre el home y el dashboard, o al recargar, se perdía el contexto del usuario o no había una forma clara de volver al panel de control específico de su rol (Candidato o Empresa).</w:t>
+        <w:t xml:space="preserve"> Al navegar entre el home y el </w:t>
+      </w:r>
+      <w:proofErr w:type="spellStart"/>
+      <w:r>
+        <w:t>dashboard</w:t>
+      </w:r>
+      <w:proofErr w:type="spellEnd"/>
+      <w:r>
+        <w:t>, o al recargar, se perdía el contexto del usuario o no había una forma clara de volver al panel de control específico de su rol (Candidato o Empresa).</w:t>
       </w:r>
     </w:p>
     <w:p>
@@ -16967,7 +19326,39 @@
         <w:t>Solución:</w:t>
       </w:r>
       <w:r>
-        <w:t xml:space="preserve"> Se implementó SecureStorageService para persistir de forma segura el token y el rol del usuario. Se añadió lógica en AuthViewModel para restaurar la sesión al inicio y se incorporó un botón dinámico en la HomePage que redirige al dashboard correspondiente.</w:t>
+        <w:t xml:space="preserve"> Se implementó </w:t>
+      </w:r>
+      <w:proofErr w:type="spellStart"/>
+      <w:r>
+        <w:t>SecureStorageService</w:t>
+      </w:r>
+      <w:proofErr w:type="spellEnd"/>
+      <w:r>
+        <w:t xml:space="preserve"> para persistir de forma segura el token y el rol del usuario. Se añadió lógica en </w:t>
+      </w:r>
+      <w:proofErr w:type="spellStart"/>
+      <w:r>
+        <w:t>AuthViewModel</w:t>
+      </w:r>
+      <w:proofErr w:type="spellEnd"/>
+      <w:r>
+        <w:t xml:space="preserve"> para restaurar la sesión al inicio y se incorporó un botón dinámico en la </w:t>
+      </w:r>
+      <w:proofErr w:type="spellStart"/>
+      <w:r>
+        <w:t>HomePage</w:t>
+      </w:r>
+      <w:proofErr w:type="spellEnd"/>
+      <w:r>
+        <w:t xml:space="preserve"> que redirige al </w:t>
+      </w:r>
+      <w:proofErr w:type="spellStart"/>
+      <w:r>
+        <w:t>dashboard</w:t>
+      </w:r>
+      <w:proofErr w:type="spellEnd"/>
+      <w:r>
+        <w:t xml:space="preserve"> correspondiente.</w:t>
       </w:r>
     </w:p>
     <w:p>
@@ -16977,12 +19368,14 @@
           <w:rFonts w:ascii="Tahoma" w:hAnsi="Tahoma" w:cs="Tahoma"/>
         </w:rPr>
       </w:pPr>
+      <w:bookmarkStart w:id="81" w:name="_Toc215731081"/>
       <w:r>
         <w:rPr>
           <w:rFonts w:ascii="Tahoma" w:hAnsi="Tahoma" w:cs="Tahoma"/>
         </w:rPr>
         <w:t>Errores de validación en actualización de perfiles (Error 400)</w:t>
       </w:r>
+      <w:bookmarkEnd w:id="81"/>
     </w:p>
     <w:p>
       <w:r>
@@ -16993,7 +19386,31 @@
         <w:t>Problema:</w:t>
       </w:r>
       <w:r>
-        <w:t xml:space="preserve"> Las peticiones de actualización de perfil fallaban con error 400 debido a que se enviaban campos no permitidos por el backend (como location en lugar de address) o campos de solo lectura.</w:t>
+        <w:t xml:space="preserve"> Las peticiones de actualización de perfil fallaban con error 400 debido a que se enviaban campos no permitidos por el </w:t>
+      </w:r>
+      <w:proofErr w:type="spellStart"/>
+      <w:r>
+        <w:t>backend</w:t>
+      </w:r>
+      <w:proofErr w:type="spellEnd"/>
+      <w:r>
+        <w:t xml:space="preserve"> (como </w:t>
+      </w:r>
+      <w:proofErr w:type="spellStart"/>
+      <w:r>
+        <w:t>location</w:t>
+      </w:r>
+      <w:proofErr w:type="spellEnd"/>
+      <w:r>
+        <w:t xml:space="preserve"> en lugar de </w:t>
+      </w:r>
+      <w:proofErr w:type="spellStart"/>
+      <w:r>
+        <w:t>address</w:t>
+      </w:r>
+      <w:proofErr w:type="spellEnd"/>
+      <w:r>
+        <w:t>) o campos de solo lectura.</w:t>
       </w:r>
     </w:p>
     <w:p>
@@ -17005,7 +19422,47 @@
         <w:t>Solución:</w:t>
       </w:r>
       <w:r>
-        <w:t xml:space="preserve"> Se ajustaron los DTOs en el frontend para coincidir estrictamente con los esperados por el backend (UpdateCompanyDto, UpdateApplicantDto), filtrando los datos antes del envío.</w:t>
+        <w:t xml:space="preserve"> Se ajustaron los </w:t>
+      </w:r>
+      <w:proofErr w:type="spellStart"/>
+      <w:r>
+        <w:t>DTOs</w:t>
+      </w:r>
+      <w:proofErr w:type="spellEnd"/>
+      <w:r>
+        <w:t xml:space="preserve"> en el </w:t>
+      </w:r>
+      <w:proofErr w:type="spellStart"/>
+      <w:r>
+        <w:t>frontend</w:t>
+      </w:r>
+      <w:proofErr w:type="spellEnd"/>
+      <w:r>
+        <w:t xml:space="preserve"> para coincidir estrictamente con los esperados por el </w:t>
+      </w:r>
+      <w:proofErr w:type="spellStart"/>
+      <w:r>
+        <w:t>backend</w:t>
+      </w:r>
+      <w:proofErr w:type="spellEnd"/>
+      <w:r>
+        <w:t xml:space="preserve"> (</w:t>
+      </w:r>
+      <w:proofErr w:type="spellStart"/>
+      <w:r>
+        <w:t>UpdateCompanyDto</w:t>
+      </w:r>
+      <w:proofErr w:type="spellEnd"/>
+      <w:r>
+        <w:t xml:space="preserve">, </w:t>
+      </w:r>
+      <w:proofErr w:type="spellStart"/>
+      <w:r>
+        <w:t>UpdateApplicantDto</w:t>
+      </w:r>
+      <w:proofErr w:type="spellEnd"/>
+      <w:r>
+        <w:t>), filtrando los datos antes del envío.</w:t>
       </w:r>
     </w:p>
     <w:p>
@@ -17015,12 +19472,14 @@
           <w:rFonts w:ascii="Tahoma" w:hAnsi="Tahoma" w:cs="Tahoma"/>
         </w:rPr>
       </w:pPr>
+      <w:bookmarkStart w:id="82" w:name="_Toc215731082"/>
       <w:r>
         <w:rPr>
           <w:rFonts w:ascii="Tahoma" w:hAnsi="Tahoma" w:cs="Tahoma"/>
         </w:rPr>
         <w:t>Configuración de pruebas unitarias en NestJS</w:t>
       </w:r>
+      <w:bookmarkEnd w:id="82"/>
     </w:p>
     <w:p>
       <w:r>
@@ -17031,7 +19490,15 @@
         <w:t>Problema:</w:t>
       </w:r>
       <w:r>
-        <w:t xml:space="preserve"> Dificultades para configurar el entorno de pruebas unitarias aislado de la base de datos y conflictos con la configuración por defecto de Jest para pruebas e2e.</w:t>
+        <w:t xml:space="preserve"> Dificultades para configurar el entorno de pruebas unitarias aislado de la base de datos y conflictos con la configuración por defecto de </w:t>
+      </w:r>
+      <w:proofErr w:type="spellStart"/>
+      <w:r>
+        <w:t>Jest</w:t>
+      </w:r>
+      <w:proofErr w:type="spellEnd"/>
+      <w:r>
+        <w:t xml:space="preserve"> para pruebas e2e.</w:t>
       </w:r>
     </w:p>
     <w:p>
@@ -17043,7 +19510,39 @@
         <w:t>Solución:</w:t>
       </w:r>
       <w:r>
-        <w:t xml:space="preserve"> Se creó una configuración específica para pruebas unitarias en el directorio test/, mockeando los repositorios y servicios externos (como bcrypt) para probar la lógica de negocio de AuthService y CompanyProfileService de forma aislada.</w:t>
+        <w:t xml:space="preserve"> Se creó una configuración específica para pruebas unitarias en el directorio test/, </w:t>
+      </w:r>
+      <w:proofErr w:type="spellStart"/>
+      <w:r>
+        <w:t>mockeando</w:t>
+      </w:r>
+      <w:proofErr w:type="spellEnd"/>
+      <w:r>
+        <w:t xml:space="preserve"> los repositorios y servicios externos (como </w:t>
+      </w:r>
+      <w:proofErr w:type="spellStart"/>
+      <w:r>
+        <w:t>bcrypt</w:t>
+      </w:r>
+      <w:proofErr w:type="spellEnd"/>
+      <w:r>
+        <w:t xml:space="preserve">) para probar la lógica de negocio de </w:t>
+      </w:r>
+      <w:proofErr w:type="spellStart"/>
+      <w:r>
+        <w:t>AuthService</w:t>
+      </w:r>
+      <w:proofErr w:type="spellEnd"/>
+      <w:r>
+        <w:t xml:space="preserve"> y </w:t>
+      </w:r>
+      <w:proofErr w:type="spellStart"/>
+      <w:r>
+        <w:t>CompanyProfileService</w:t>
+      </w:r>
+      <w:proofErr w:type="spellEnd"/>
+      <w:r>
+        <w:t xml:space="preserve"> de forma aislada.</w:t>
       </w:r>
     </w:p>
     <w:p/>
@@ -17081,7 +19580,7 @@
           <w:szCs w:val="22"/>
         </w:rPr>
       </w:pPr>
-      <w:bookmarkStart w:id="67" w:name="_Toc180586181"/>
+      <w:bookmarkStart w:id="83" w:name="_Toc215731083"/>
       <w:r>
         <w:rPr>
           <w:rFonts w:ascii="Tahoma" w:hAnsi="Tahoma" w:cs="Tahoma"/>
@@ -17107,7 +19606,7 @@
         </w:rPr>
         <w:t>istema</w:t>
       </w:r>
-      <w:bookmarkEnd w:id="67"/>
+      <w:bookmarkEnd w:id="83"/>
     </w:p>
     <w:p>
       <w:pPr>
@@ -17116,7 +19615,7 @@
           <w:rFonts w:ascii="Tahoma" w:hAnsi="Tahoma" w:cs="Tahoma"/>
         </w:rPr>
       </w:pPr>
-      <w:bookmarkStart w:id="68" w:name="_Toc180586182"/>
+      <w:bookmarkStart w:id="84" w:name="_Toc215731084"/>
       <w:r>
         <w:rPr>
           <w:rFonts w:ascii="Tahoma" w:hAnsi="Tahoma" w:cs="Tahoma"/>
@@ -17135,7 +19634,7 @@
         </w:rPr>
         <w:t>nstalación</w:t>
       </w:r>
-      <w:bookmarkEnd w:id="68"/>
+      <w:bookmarkEnd w:id="84"/>
     </w:p>
     <w:p>
       <w:pPr>
@@ -17219,7 +19718,21 @@
         <w:rPr>
           <w:rFonts w:ascii="Tahoma" w:hAnsi="Tahoma" w:cs="Tahoma"/>
         </w:rPr>
-        <w:t xml:space="preserve"> (para ejecutar el backend)</w:t>
+        <w:t xml:space="preserve"> (para ejecutar el </w:t>
+      </w:r>
+      <w:proofErr w:type="spellStart"/>
+      <w:r>
+        <w:rPr>
+          <w:rFonts w:ascii="Tahoma" w:hAnsi="Tahoma" w:cs="Tahoma"/>
+        </w:rPr>
+        <w:t>backend</w:t>
+      </w:r>
+      <w:proofErr w:type="spellEnd"/>
+      <w:r>
+        <w:rPr>
+          <w:rFonts w:ascii="Tahoma" w:hAnsi="Tahoma" w:cs="Tahoma"/>
+        </w:rPr>
+        <w:t>)</w:t>
       </w:r>
       <w:r>
         <w:rPr>
@@ -17249,7 +19762,21 @@
         <w:rPr>
           <w:rFonts w:ascii="Tahoma" w:hAnsi="Tahoma" w:cs="Tahoma"/>
         </w:rPr>
-        <w:t xml:space="preserve"> (para ejecutar el frontend)</w:t>
+        <w:t xml:space="preserve"> (para ejecutar el </w:t>
+      </w:r>
+      <w:proofErr w:type="spellStart"/>
+      <w:r>
+        <w:rPr>
+          <w:rFonts w:ascii="Tahoma" w:hAnsi="Tahoma" w:cs="Tahoma"/>
+        </w:rPr>
+        <w:t>frontend</w:t>
+      </w:r>
+      <w:proofErr w:type="spellEnd"/>
+      <w:r>
+        <w:rPr>
+          <w:rFonts w:ascii="Tahoma" w:hAnsi="Tahoma" w:cs="Tahoma"/>
+        </w:rPr>
+        <w:t>)</w:t>
       </w:r>
       <w:r>
         <w:rPr>
@@ -17285,14 +19812,36 @@
         <w:rPr>
           <w:rFonts w:ascii="Tahoma" w:hAnsi="Tahoma" w:cs="Tahoma"/>
         </w:rPr>
-        <w:t xml:space="preserve">Cualquier IDE (en mi caso he usado : </w:t>
-      </w:r>
-      <w:r>
-        <w:rPr>
-          <w:rFonts w:ascii="Tahoma" w:hAnsi="Tahoma" w:cs="Tahoma"/>
-        </w:rPr>
-        <w:t>Visual Studio Code</w:t>
-      </w:r>
+        <w:t xml:space="preserve">Cualquier IDE (en mi caso he </w:t>
+      </w:r>
+      <w:proofErr w:type="gramStart"/>
+      <w:r>
+        <w:rPr>
+          <w:rFonts w:ascii="Tahoma" w:hAnsi="Tahoma" w:cs="Tahoma"/>
+        </w:rPr>
+        <w:t>usado :</w:t>
+      </w:r>
+      <w:proofErr w:type="gramEnd"/>
+      <w:r>
+        <w:rPr>
+          <w:rFonts w:ascii="Tahoma" w:hAnsi="Tahoma" w:cs="Tahoma"/>
+        </w:rPr>
+        <w:t xml:space="preserve"> </w:t>
+      </w:r>
+      <w:r>
+        <w:rPr>
+          <w:rFonts w:ascii="Tahoma" w:hAnsi="Tahoma" w:cs="Tahoma"/>
+        </w:rPr>
+        <w:t xml:space="preserve">Visual Studio </w:t>
+      </w:r>
+      <w:proofErr w:type="spellStart"/>
+      <w:r>
+        <w:rPr>
+          <w:rFonts w:ascii="Tahoma" w:hAnsi="Tahoma" w:cs="Tahoma"/>
+        </w:rPr>
+        <w:t>Code</w:t>
+      </w:r>
+      <w:proofErr w:type="spellEnd"/>
       <w:r>
         <w:rPr>
           <w:rFonts w:ascii="Tahoma" w:hAnsi="Tahoma" w:cs="Tahoma"/>
@@ -17304,8 +19853,16 @@
           <w:rFonts w:ascii="Tahoma" w:hAnsi="Tahoma" w:cs="Tahoma"/>
         </w:rPr>
         <w:br/>
-        <w:t>Descargar VS Code</w:t>
-      </w:r>
+        <w:t xml:space="preserve">Descargar VS </w:t>
+      </w:r>
+      <w:proofErr w:type="spellStart"/>
+      <w:r>
+        <w:rPr>
+          <w:rFonts w:ascii="Tahoma" w:hAnsi="Tahoma" w:cs="Tahoma"/>
+        </w:rPr>
+        <w:t>Code</w:t>
+      </w:r>
+      <w:proofErr w:type="spellEnd"/>
     </w:p>
     <w:p>
       <w:pPr>
@@ -17363,7 +19920,25 @@
           <w:i/>
           <w:iCs/>
         </w:rPr>
-        <w:t>: git clone</w:t>
+        <w:t xml:space="preserve">: </w:t>
+      </w:r>
+      <w:proofErr w:type="spellStart"/>
+      <w:r>
+        <w:rPr>
+          <w:rFonts w:ascii="Tahoma" w:hAnsi="Tahoma" w:cs="Tahoma"/>
+          <w:i/>
+          <w:iCs/>
+        </w:rPr>
+        <w:t>git</w:t>
+      </w:r>
+      <w:proofErr w:type="spellEnd"/>
+      <w:r>
+        <w:rPr>
+          <w:rFonts w:ascii="Tahoma" w:hAnsi="Tahoma" w:cs="Tahoma"/>
+          <w:i/>
+          <w:iCs/>
+        </w:rPr>
+        <w:t xml:space="preserve"> clone</w:t>
       </w:r>
       <w:r>
         <w:rPr>
@@ -17400,12 +19975,14 @@
         </w:rPr>
         <w:t>&lt;</w:t>
       </w:r>
+      <w:proofErr w:type="spellStart"/>
       <w:r>
         <w:rPr>
           <w:rFonts w:ascii="Tahoma" w:hAnsi="Tahoma" w:cs="Tahoma"/>
         </w:rPr>
         <w:t>Bolsa_empleo</w:t>
       </w:r>
+      <w:proofErr w:type="spellEnd"/>
       <w:r>
         <w:rPr>
           <w:rFonts w:ascii="Tahoma" w:hAnsi="Tahoma" w:cs="Tahoma"/>
@@ -17447,8 +20024,18 @@
           <w:i/>
           <w:iCs/>
         </w:rPr>
-        <w:t>cd bolsaEmpleo_BE</w:t>
-      </w:r>
+        <w:t xml:space="preserve">cd </w:t>
+      </w:r>
+      <w:proofErr w:type="spellStart"/>
+      <w:r>
+        <w:rPr>
+          <w:rFonts w:ascii="Tahoma" w:hAnsi="Tahoma" w:cs="Tahoma"/>
+          <w:i/>
+          <w:iCs/>
+        </w:rPr>
+        <w:t>bolsaEmpleo_BE</w:t>
+      </w:r>
+      <w:proofErr w:type="spellEnd"/>
     </w:p>
     <w:p>
       <w:pPr>
@@ -17460,14 +20047,34 @@
           <w:iCs/>
         </w:rPr>
       </w:pPr>
+      <w:proofErr w:type="spellStart"/>
       <w:r>
         <w:rPr>
           <w:rFonts w:ascii="Tahoma" w:hAnsi="Tahoma" w:cs="Tahoma"/>
           <w:i/>
           <w:iCs/>
         </w:rPr>
-        <w:t>npm install</w:t>
-      </w:r>
+        <w:t>npm</w:t>
+      </w:r>
+      <w:proofErr w:type="spellEnd"/>
+      <w:r>
+        <w:rPr>
+          <w:rFonts w:ascii="Tahoma" w:hAnsi="Tahoma" w:cs="Tahoma"/>
+          <w:i/>
+          <w:iCs/>
+        </w:rPr>
+        <w:t xml:space="preserve"> </w:t>
+      </w:r>
+      <w:proofErr w:type="spellStart"/>
+      <w:r>
+        <w:rPr>
+          <w:rFonts w:ascii="Tahoma" w:hAnsi="Tahoma" w:cs="Tahoma"/>
+          <w:i/>
+          <w:iCs/>
+        </w:rPr>
+        <w:t>install</w:t>
+      </w:r>
+      <w:proofErr w:type="spellEnd"/>
     </w:p>
     <w:p>
       <w:pPr>
@@ -17481,7 +20088,29 @@
         <w:rPr>
           <w:rFonts w:ascii="Tahoma" w:hAnsi="Tahoma" w:cs="Tahoma"/>
         </w:rPr>
-        <w:t>Configura el archivo .env con:</w:t>
+        <w:t xml:space="preserve">Configura el </w:t>
+      </w:r>
+      <w:proofErr w:type="gramStart"/>
+      <w:r>
+        <w:rPr>
+          <w:rFonts w:ascii="Tahoma" w:hAnsi="Tahoma" w:cs="Tahoma"/>
+        </w:rPr>
+        <w:t>archivo .</w:t>
+      </w:r>
+      <w:proofErr w:type="spellStart"/>
+      <w:r>
+        <w:rPr>
+          <w:rFonts w:ascii="Tahoma" w:hAnsi="Tahoma" w:cs="Tahoma"/>
+        </w:rPr>
+        <w:t>env</w:t>
+      </w:r>
+      <w:proofErr w:type="spellEnd"/>
+      <w:proofErr w:type="gramEnd"/>
+      <w:r>
+        <w:rPr>
+          <w:rFonts w:ascii="Tahoma" w:hAnsi="Tahoma" w:cs="Tahoma"/>
+        </w:rPr>
+        <w:t xml:space="preserve"> con:</w:t>
       </w:r>
     </w:p>
     <w:p>
@@ -17496,8 +20125,16 @@
         <w:rPr>
           <w:rFonts w:ascii="Tahoma" w:hAnsi="Tahoma" w:cs="Tahoma"/>
         </w:rPr>
-        <w:t xml:space="preserve"> SUPABASE_URL=https://&lt;tu-proyecto&gt;.supabase.co</w:t>
-      </w:r>
+        <w:t xml:space="preserve"> SUPABASE_URL=https://&lt;tu-proyecto</w:t>
+      </w:r>
+      <w:proofErr w:type="gramStart"/>
+      <w:r>
+        <w:rPr>
+          <w:rFonts w:ascii="Tahoma" w:hAnsi="Tahoma" w:cs="Tahoma"/>
+        </w:rPr>
+        <w:t>&gt;.supabase.co</w:t>
+      </w:r>
+      <w:proofErr w:type="gramEnd"/>
     </w:p>
     <w:p>
       <w:pPr>
@@ -17519,7 +20156,39 @@
           <w:rFonts w:ascii="Tahoma" w:hAnsi="Tahoma" w:cs="Tahoma"/>
           <w:lang w:val="en-GB"/>
         </w:rPr>
-        <w:t>SUPABASE_KEY=&lt;tu-api-key&gt;</w:t>
+        <w:t>SUPABASE_KEY=&lt;</w:t>
+      </w:r>
+      <w:proofErr w:type="spellStart"/>
+      <w:r>
+        <w:rPr>
+          <w:rFonts w:ascii="Tahoma" w:hAnsi="Tahoma" w:cs="Tahoma"/>
+          <w:lang w:val="en-GB"/>
+        </w:rPr>
+        <w:t>tu</w:t>
+      </w:r>
+      <w:proofErr w:type="spellEnd"/>
+      <w:r>
+        <w:rPr>
+          <w:rFonts w:ascii="Tahoma" w:hAnsi="Tahoma" w:cs="Tahoma"/>
+          <w:lang w:val="en-GB"/>
+        </w:rPr>
+        <w:t>-</w:t>
+      </w:r>
+      <w:proofErr w:type="spellStart"/>
+      <w:r>
+        <w:rPr>
+          <w:rFonts w:ascii="Tahoma" w:hAnsi="Tahoma" w:cs="Tahoma"/>
+          <w:lang w:val="en-GB"/>
+        </w:rPr>
+        <w:t>api</w:t>
+      </w:r>
+      <w:proofErr w:type="spellEnd"/>
+      <w:r>
+        <w:rPr>
+          <w:rFonts w:ascii="Tahoma" w:hAnsi="Tahoma" w:cs="Tahoma"/>
+          <w:lang w:val="en-GB"/>
+        </w:rPr>
+        <w:t>-key&gt;</w:t>
       </w:r>
     </w:p>
     <w:p>
@@ -17541,8 +20210,16 @@
         <w:rPr>
           <w:rFonts w:ascii="Tahoma" w:hAnsi="Tahoma" w:cs="Tahoma"/>
         </w:rPr>
-        <w:t>JWT_SECRET=tuClaveSecreta</w:t>
-      </w:r>
+        <w:t>JWT_SECRET=</w:t>
+      </w:r>
+      <w:proofErr w:type="spellStart"/>
+      <w:r>
+        <w:rPr>
+          <w:rFonts w:ascii="Tahoma" w:hAnsi="Tahoma" w:cs="Tahoma"/>
+        </w:rPr>
+        <w:t>tuClaveSecreta</w:t>
+      </w:r>
+      <w:proofErr w:type="spellEnd"/>
     </w:p>
     <w:p>
       <w:pPr>
@@ -17560,14 +20237,36 @@
         </w:rPr>
         <w:t xml:space="preserve">Inicia el servidor: </w:t>
       </w:r>
+      <w:proofErr w:type="spellStart"/>
       <w:r>
         <w:rPr>
           <w:rFonts w:ascii="Tahoma" w:hAnsi="Tahoma" w:cs="Tahoma"/>
           <w:i/>
           <w:iCs/>
         </w:rPr>
-        <w:t>npm run start:dev</w:t>
-      </w:r>
+        <w:t>npm</w:t>
+      </w:r>
+      <w:proofErr w:type="spellEnd"/>
+      <w:r>
+        <w:rPr>
+          <w:rFonts w:ascii="Tahoma" w:hAnsi="Tahoma" w:cs="Tahoma"/>
+          <w:i/>
+          <w:iCs/>
+        </w:rPr>
+        <w:t xml:space="preserve"> run </w:t>
+      </w:r>
+      <w:proofErr w:type="spellStart"/>
+      <w:proofErr w:type="gramStart"/>
+      <w:r>
+        <w:rPr>
+          <w:rFonts w:ascii="Tahoma" w:hAnsi="Tahoma" w:cs="Tahoma"/>
+          <w:i/>
+          <w:iCs/>
+        </w:rPr>
+        <w:t>start:dev</w:t>
+      </w:r>
+      <w:proofErr w:type="spellEnd"/>
+      <w:proofErr w:type="gramEnd"/>
     </w:p>
     <w:p>
       <w:pPr>
@@ -17646,8 +20345,18 @@
           <w:i/>
           <w:iCs/>
         </w:rPr>
-        <w:t>cd bolsaEmpleo_FE</w:t>
-      </w:r>
+        <w:t xml:space="preserve">cd </w:t>
+      </w:r>
+      <w:proofErr w:type="spellStart"/>
+      <w:r>
+        <w:rPr>
+          <w:rFonts w:ascii="Tahoma" w:hAnsi="Tahoma" w:cs="Tahoma"/>
+          <w:i/>
+          <w:iCs/>
+        </w:rPr>
+        <w:t>bolsaEmpleo_FE</w:t>
+      </w:r>
+      <w:proofErr w:type="spellEnd"/>
     </w:p>
     <w:p>
       <w:pPr>
@@ -17659,14 +20368,34 @@
           <w:iCs/>
         </w:rPr>
       </w:pPr>
+      <w:proofErr w:type="spellStart"/>
       <w:r>
         <w:rPr>
           <w:rFonts w:ascii="Tahoma" w:hAnsi="Tahoma" w:cs="Tahoma"/>
           <w:i/>
           <w:iCs/>
         </w:rPr>
-        <w:t>flutter pub get</w:t>
-      </w:r>
+        <w:t>flutter</w:t>
+      </w:r>
+      <w:proofErr w:type="spellEnd"/>
+      <w:r>
+        <w:rPr>
+          <w:rFonts w:ascii="Tahoma" w:hAnsi="Tahoma" w:cs="Tahoma"/>
+          <w:i/>
+          <w:iCs/>
+        </w:rPr>
+        <w:t xml:space="preserve"> pub </w:t>
+      </w:r>
+      <w:proofErr w:type="spellStart"/>
+      <w:r>
+        <w:rPr>
+          <w:rFonts w:ascii="Tahoma" w:hAnsi="Tahoma" w:cs="Tahoma"/>
+          <w:i/>
+          <w:iCs/>
+        </w:rPr>
+        <w:t>get</w:t>
+      </w:r>
+      <w:proofErr w:type="spellEnd"/>
     </w:p>
     <w:p>
       <w:pPr>
@@ -17680,7 +20409,21 @@
         <w:rPr>
           <w:rFonts w:ascii="Tahoma" w:hAnsi="Tahoma" w:cs="Tahoma"/>
         </w:rPr>
-        <w:t>Ejecuta la aplicación: flutter run</w:t>
+        <w:t xml:space="preserve">Ejecuta la aplicación: </w:t>
+      </w:r>
+      <w:proofErr w:type="spellStart"/>
+      <w:r>
+        <w:rPr>
+          <w:rFonts w:ascii="Tahoma" w:hAnsi="Tahoma" w:cs="Tahoma"/>
+        </w:rPr>
+        <w:t>flutter</w:t>
+      </w:r>
+      <w:proofErr w:type="spellEnd"/>
+      <w:r>
+        <w:rPr>
+          <w:rFonts w:ascii="Tahoma" w:hAnsi="Tahoma" w:cs="Tahoma"/>
+        </w:rPr>
+        <w:t xml:space="preserve"> run</w:t>
       </w:r>
     </w:p>
     <w:p>
@@ -17713,7 +20456,21 @@
         <w:rPr>
           <w:rFonts w:ascii="Tahoma" w:hAnsi="Tahoma" w:cs="Tahoma"/>
         </w:rPr>
-        <w:t>Accede a la URL del backend (http://localhost:3000)</w:t>
+        <w:t xml:space="preserve">Accede a la URL del </w:t>
+      </w:r>
+      <w:proofErr w:type="spellStart"/>
+      <w:r>
+        <w:rPr>
+          <w:rFonts w:ascii="Tahoma" w:hAnsi="Tahoma" w:cs="Tahoma"/>
+        </w:rPr>
+        <w:t>backend</w:t>
+      </w:r>
+      <w:proofErr w:type="spellEnd"/>
+      <w:r>
+        <w:rPr>
+          <w:rFonts w:ascii="Tahoma" w:hAnsi="Tahoma" w:cs="Tahoma"/>
+        </w:rPr>
+        <w:t xml:space="preserve"> (http://localhost:3000)</w:t>
       </w:r>
     </w:p>
     <w:p>
@@ -17804,7 +20561,7 @@
           <w:rFonts w:ascii="Tahoma" w:hAnsi="Tahoma" w:cs="Tahoma"/>
         </w:rPr>
       </w:pPr>
-      <w:bookmarkStart w:id="69" w:name="_Toc180586183"/>
+      <w:bookmarkStart w:id="85" w:name="_Toc215731085"/>
       <w:r>
         <w:rPr>
           <w:rFonts w:ascii="Tahoma" w:hAnsi="Tahoma" w:cs="Tahoma"/>
@@ -17824,7 +20581,7 @@
         </w:rPr>
         <w:t>suario</w:t>
       </w:r>
-      <w:bookmarkEnd w:id="69"/>
+      <w:bookmarkEnd w:id="85"/>
     </w:p>
     <w:p>
       <w:pPr>
@@ -18002,7 +20759,21 @@
         <w:rPr>
           <w:rFonts w:ascii="Tahoma" w:hAnsi="Tahoma" w:cs="Tahoma"/>
         </w:rPr>
-        <w:t>El sistema te redirigirá automáticamente al Dashboard de Candidato.</w:t>
+        <w:t xml:space="preserve">El sistema te redirigirá automáticamente al </w:t>
+      </w:r>
+      <w:proofErr w:type="spellStart"/>
+      <w:r>
+        <w:rPr>
+          <w:rFonts w:ascii="Tahoma" w:hAnsi="Tahoma" w:cs="Tahoma"/>
+        </w:rPr>
+        <w:t>Dashboard</w:t>
+      </w:r>
+      <w:proofErr w:type="spellEnd"/>
+      <w:r>
+        <w:rPr>
+          <w:rFonts w:ascii="Tahoma" w:hAnsi="Tahoma" w:cs="Tahoma"/>
+        </w:rPr>
+        <w:t xml:space="preserve"> de Candidato.</w:t>
       </w:r>
     </w:p>
     <w:p>
@@ -18035,7 +20806,21 @@
         <w:rPr>
           <w:rFonts w:ascii="Tahoma" w:hAnsi="Tahoma" w:cs="Tahoma"/>
         </w:rPr>
-        <w:t>Desde el Dashboard o la página principal, navega por la lista de ofertas disponibles.</w:t>
+        <w:t xml:space="preserve">Desde el </w:t>
+      </w:r>
+      <w:proofErr w:type="spellStart"/>
+      <w:r>
+        <w:rPr>
+          <w:rFonts w:ascii="Tahoma" w:hAnsi="Tahoma" w:cs="Tahoma"/>
+        </w:rPr>
+        <w:t>Dashboard</w:t>
+      </w:r>
+      <w:proofErr w:type="spellEnd"/>
+      <w:r>
+        <w:rPr>
+          <w:rFonts w:ascii="Tahoma" w:hAnsi="Tahoma" w:cs="Tahoma"/>
+        </w:rPr>
+        <w:t xml:space="preserve"> o la página principal, navega por la lista de ofertas disponibles.</w:t>
       </w:r>
     </w:p>
     <w:p>
@@ -18170,7 +20955,21 @@
         <w:rPr>
           <w:rFonts w:ascii="Tahoma" w:hAnsi="Tahoma" w:cs="Tahoma"/>
         </w:rPr>
-        <w:t>Desde el Dashboard, accede a la sección "Perfil".</w:t>
+        <w:t xml:space="preserve">Desde el </w:t>
+      </w:r>
+      <w:proofErr w:type="spellStart"/>
+      <w:r>
+        <w:rPr>
+          <w:rFonts w:ascii="Tahoma" w:hAnsi="Tahoma" w:cs="Tahoma"/>
+        </w:rPr>
+        <w:t>Dashboard</w:t>
+      </w:r>
+      <w:proofErr w:type="spellEnd"/>
+      <w:r>
+        <w:rPr>
+          <w:rFonts w:ascii="Tahoma" w:hAnsi="Tahoma" w:cs="Tahoma"/>
+        </w:rPr>
+        <w:t>, accede a la sección "Perfil".</w:t>
       </w:r>
     </w:p>
     <w:p>
@@ -18241,7 +21040,21 @@
         <w:rPr>
           <w:rFonts w:ascii="Tahoma" w:hAnsi="Tahoma" w:cs="Tahoma"/>
         </w:rPr>
-        <w:t>En el Dashboard, accede a la sección "Mis Aplicaciones".</w:t>
+        <w:t xml:space="preserve">En el </w:t>
+      </w:r>
+      <w:proofErr w:type="spellStart"/>
+      <w:r>
+        <w:rPr>
+          <w:rFonts w:ascii="Tahoma" w:hAnsi="Tahoma" w:cs="Tahoma"/>
+        </w:rPr>
+        <w:t>Dashboard</w:t>
+      </w:r>
+      <w:proofErr w:type="spellEnd"/>
+      <w:r>
+        <w:rPr>
+          <w:rFonts w:ascii="Tahoma" w:hAnsi="Tahoma" w:cs="Tahoma"/>
+        </w:rPr>
+        <w:t>, accede a la sección "Mis Aplicaciones".</w:t>
       </w:r>
     </w:p>
     <w:p>
@@ -18279,7 +21092,21 @@
         <w:rPr>
           <w:rFonts w:ascii="Tahoma" w:hAnsi="Tahoma" w:cs="Tahoma"/>
         </w:rPr>
-        <w:t>Esta información se modificara cuando la empresa la actualice.</w:t>
+        <w:t xml:space="preserve">Esta información se </w:t>
+      </w:r>
+      <w:proofErr w:type="gramStart"/>
+      <w:r>
+        <w:rPr>
+          <w:rFonts w:ascii="Tahoma" w:hAnsi="Tahoma" w:cs="Tahoma"/>
+        </w:rPr>
+        <w:t>modificara</w:t>
+      </w:r>
+      <w:proofErr w:type="gramEnd"/>
+      <w:r>
+        <w:rPr>
+          <w:rFonts w:ascii="Tahoma" w:hAnsi="Tahoma" w:cs="Tahoma"/>
+        </w:rPr>
+        <w:t xml:space="preserve"> cuando la empresa la actualice.</w:t>
       </w:r>
     </w:p>
     <w:p>
@@ -18491,7 +21318,21 @@
         <w:rPr>
           <w:rFonts w:ascii="Tahoma" w:hAnsi="Tahoma" w:cs="Tahoma"/>
         </w:rPr>
-        <w:t>El sistema te redirigirá automáticamente al Dashboard de Empresa.</w:t>
+        <w:t xml:space="preserve">El sistema te redirigirá automáticamente al </w:t>
+      </w:r>
+      <w:proofErr w:type="spellStart"/>
+      <w:r>
+        <w:rPr>
+          <w:rFonts w:ascii="Tahoma" w:hAnsi="Tahoma" w:cs="Tahoma"/>
+        </w:rPr>
+        <w:t>Dashboard</w:t>
+      </w:r>
+      <w:proofErr w:type="spellEnd"/>
+      <w:r>
+        <w:rPr>
+          <w:rFonts w:ascii="Tahoma" w:hAnsi="Tahoma" w:cs="Tahoma"/>
+        </w:rPr>
+        <w:t xml:space="preserve"> de Empresa.</w:t>
       </w:r>
     </w:p>
     <w:p>
@@ -18524,7 +21365,21 @@
         <w:rPr>
           <w:rFonts w:ascii="Tahoma" w:hAnsi="Tahoma" w:cs="Tahoma"/>
         </w:rPr>
-        <w:t>En el Dashboard, selecciona la opción "Crear Oferta".</w:t>
+        <w:t xml:space="preserve">En el </w:t>
+      </w:r>
+      <w:proofErr w:type="spellStart"/>
+      <w:r>
+        <w:rPr>
+          <w:rFonts w:ascii="Tahoma" w:hAnsi="Tahoma" w:cs="Tahoma"/>
+        </w:rPr>
+        <w:t>Dashboard</w:t>
+      </w:r>
+      <w:proofErr w:type="spellEnd"/>
+      <w:r>
+        <w:rPr>
+          <w:rFonts w:ascii="Tahoma" w:hAnsi="Tahoma" w:cs="Tahoma"/>
+        </w:rPr>
+        <w:t>, selecciona la opción "Crear Oferta".</w:t>
       </w:r>
     </w:p>
     <w:p>
@@ -18581,7 +21436,35 @@
         <w:rPr>
           <w:rFonts w:ascii="Tahoma" w:hAnsi="Tahoma" w:cs="Tahoma"/>
         </w:rPr>
-        <w:t>Una vez creada se actualizará en tu feed del dashboard.</w:t>
+        <w:t xml:space="preserve">Una vez creada se actualizará en tu </w:t>
+      </w:r>
+      <w:proofErr w:type="spellStart"/>
+      <w:r>
+        <w:rPr>
+          <w:rFonts w:ascii="Tahoma" w:hAnsi="Tahoma" w:cs="Tahoma"/>
+        </w:rPr>
+        <w:t>feed</w:t>
+      </w:r>
+      <w:proofErr w:type="spellEnd"/>
+      <w:r>
+        <w:rPr>
+          <w:rFonts w:ascii="Tahoma" w:hAnsi="Tahoma" w:cs="Tahoma"/>
+        </w:rPr>
+        <w:t xml:space="preserve"> del </w:t>
+      </w:r>
+      <w:proofErr w:type="spellStart"/>
+      <w:r>
+        <w:rPr>
+          <w:rFonts w:ascii="Tahoma" w:hAnsi="Tahoma" w:cs="Tahoma"/>
+        </w:rPr>
+        <w:t>dashboard</w:t>
+      </w:r>
+      <w:proofErr w:type="spellEnd"/>
+      <w:r>
+        <w:rPr>
+          <w:rFonts w:ascii="Tahoma" w:hAnsi="Tahoma" w:cs="Tahoma"/>
+        </w:rPr>
+        <w:t>.</w:t>
       </w:r>
     </w:p>
     <w:p>
@@ -18614,7 +21497,21 @@
         <w:rPr>
           <w:rFonts w:ascii="Tahoma" w:hAnsi="Tahoma" w:cs="Tahoma"/>
         </w:rPr>
-        <w:t>Desde el Dashboard, accede a la sección "Mis Ofertas".</w:t>
+        <w:t xml:space="preserve">Desde el </w:t>
+      </w:r>
+      <w:proofErr w:type="spellStart"/>
+      <w:r>
+        <w:rPr>
+          <w:rFonts w:ascii="Tahoma" w:hAnsi="Tahoma" w:cs="Tahoma"/>
+        </w:rPr>
+        <w:t>Dashboard</w:t>
+      </w:r>
+      <w:proofErr w:type="spellEnd"/>
+      <w:r>
+        <w:rPr>
+          <w:rFonts w:ascii="Tahoma" w:hAnsi="Tahoma" w:cs="Tahoma"/>
+        </w:rPr>
+        <w:t>, accede a la sección "Mis Ofertas".</w:t>
       </w:r>
     </w:p>
     <w:p>
@@ -18723,7 +21620,21 @@
         <w:rPr>
           <w:rFonts w:ascii="Tahoma" w:hAnsi="Tahoma" w:cs="Tahoma"/>
         </w:rPr>
-        <w:t>Consulta sus perfiles y CVs.</w:t>
+        <w:t xml:space="preserve">Consulta sus perfiles y </w:t>
+      </w:r>
+      <w:proofErr w:type="spellStart"/>
+      <w:r>
+        <w:rPr>
+          <w:rFonts w:ascii="Tahoma" w:hAnsi="Tahoma" w:cs="Tahoma"/>
+        </w:rPr>
+        <w:t>CVs</w:t>
+      </w:r>
+      <w:proofErr w:type="spellEnd"/>
+      <w:r>
+        <w:rPr>
+          <w:rFonts w:ascii="Tahoma" w:hAnsi="Tahoma" w:cs="Tahoma"/>
+        </w:rPr>
+        <w:t>.</w:t>
       </w:r>
     </w:p>
     <w:p>
@@ -18775,7 +21686,21 @@
         <w:rPr>
           <w:rFonts w:ascii="Tahoma" w:hAnsi="Tahoma" w:cs="Tahoma"/>
         </w:rPr>
-        <w:t>Desde el Dashboard, accede a la sección "Perfil de Empresa".</w:t>
+        <w:t xml:space="preserve">Desde el </w:t>
+      </w:r>
+      <w:proofErr w:type="spellStart"/>
+      <w:r>
+        <w:rPr>
+          <w:rFonts w:ascii="Tahoma" w:hAnsi="Tahoma" w:cs="Tahoma"/>
+        </w:rPr>
+        <w:t>Dashboard</w:t>
+      </w:r>
+      <w:proofErr w:type="spellEnd"/>
+      <w:r>
+        <w:rPr>
+          <w:rFonts w:ascii="Tahoma" w:hAnsi="Tahoma" w:cs="Tahoma"/>
+        </w:rPr>
+        <w:t>, accede a la sección "Perfil de Empresa".</w:t>
       </w:r>
     </w:p>
     <w:p>
@@ -18875,6 +21800,7 @@
           <w:lang w:val="en-GB"/>
         </w:rPr>
       </w:pPr>
+      <w:proofErr w:type="spellStart"/>
       <w:r>
         <w:rPr>
           <w:rFonts w:ascii="Tahoma" w:hAnsi="Tahoma" w:cs="Tahoma"/>
@@ -18887,8 +21813,41 @@
           <w:rFonts w:ascii="Tahoma" w:hAnsi="Tahoma" w:cs="Tahoma"/>
           <w:lang w:val="en-GB"/>
         </w:rPr>
-        <w:t>ton conexion/desconexion</w:t>
-      </w:r>
+        <w:t>ton</w:t>
+      </w:r>
+      <w:proofErr w:type="spellEnd"/>
+      <w:r>
+        <w:rPr>
+          <w:rFonts w:ascii="Tahoma" w:hAnsi="Tahoma" w:cs="Tahoma"/>
+          <w:lang w:val="en-GB"/>
+        </w:rPr>
+        <w:t xml:space="preserve"> </w:t>
+      </w:r>
+      <w:proofErr w:type="spellStart"/>
+      <w:r>
+        <w:rPr>
+          <w:rFonts w:ascii="Tahoma" w:hAnsi="Tahoma" w:cs="Tahoma"/>
+          <w:lang w:val="en-GB"/>
+        </w:rPr>
+        <w:t>conexion</w:t>
+      </w:r>
+      <w:proofErr w:type="spellEnd"/>
+      <w:r>
+        <w:rPr>
+          <w:rFonts w:ascii="Tahoma" w:hAnsi="Tahoma" w:cs="Tahoma"/>
+          <w:lang w:val="en-GB"/>
+        </w:rPr>
+        <w:t>/</w:t>
+      </w:r>
+      <w:proofErr w:type="spellStart"/>
+      <w:r>
+        <w:rPr>
+          <w:rFonts w:ascii="Tahoma" w:hAnsi="Tahoma" w:cs="Tahoma"/>
+          <w:lang w:val="en-GB"/>
+        </w:rPr>
+        <w:t>desconexion</w:t>
+      </w:r>
+      <w:proofErr w:type="spellEnd"/>
     </w:p>
     <w:p>
       <w:pPr>
@@ -18944,7 +21903,49 @@
         <w:rPr>
           <w:rFonts w:ascii="Tahoma" w:hAnsi="Tahoma" w:cs="Tahoma"/>
         </w:rPr>
-        <w:t>Si el usuario no esta autenticado te envía a la pagina de Login.</w:t>
+        <w:t xml:space="preserve">Si el usuario no </w:t>
+      </w:r>
+      <w:proofErr w:type="spellStart"/>
+      <w:r>
+        <w:rPr>
+          <w:rFonts w:ascii="Tahoma" w:hAnsi="Tahoma" w:cs="Tahoma"/>
+        </w:rPr>
+        <w:t>esta</w:t>
+      </w:r>
+      <w:proofErr w:type="spellEnd"/>
+      <w:r>
+        <w:rPr>
+          <w:rFonts w:ascii="Tahoma" w:hAnsi="Tahoma" w:cs="Tahoma"/>
+        </w:rPr>
+        <w:t xml:space="preserve"> autenticado te envía a la </w:t>
+      </w:r>
+      <w:proofErr w:type="spellStart"/>
+      <w:r>
+        <w:rPr>
+          <w:rFonts w:ascii="Tahoma" w:hAnsi="Tahoma" w:cs="Tahoma"/>
+        </w:rPr>
+        <w:t>pagina</w:t>
+      </w:r>
+      <w:proofErr w:type="spellEnd"/>
+      <w:r>
+        <w:rPr>
+          <w:rFonts w:ascii="Tahoma" w:hAnsi="Tahoma" w:cs="Tahoma"/>
+        </w:rPr>
+        <w:t xml:space="preserve"> de </w:t>
+      </w:r>
+      <w:proofErr w:type="spellStart"/>
+      <w:r>
+        <w:rPr>
+          <w:rFonts w:ascii="Tahoma" w:hAnsi="Tahoma" w:cs="Tahoma"/>
+        </w:rPr>
+        <w:t>Login</w:t>
+      </w:r>
+      <w:proofErr w:type="spellEnd"/>
+      <w:r>
+        <w:rPr>
+          <w:rFonts w:ascii="Tahoma" w:hAnsi="Tahoma" w:cs="Tahoma"/>
+        </w:rPr>
+        <w:t>.</w:t>
       </w:r>
     </w:p>
     <w:p>
@@ -18955,12 +21956,21 @@
           <w:lang w:val="en-GB"/>
         </w:rPr>
       </w:pPr>
+      <w:proofErr w:type="spellStart"/>
       <w:r>
         <w:rPr>
           <w:rFonts w:ascii="Tahoma" w:hAnsi="Tahoma" w:cs="Tahoma"/>
           <w:lang w:val="en-GB"/>
         </w:rPr>
-        <w:t>Botón "Go to Dashboard"</w:t>
+        <w:t>Botón</w:t>
+      </w:r>
+      <w:proofErr w:type="spellEnd"/>
+      <w:r>
+        <w:rPr>
+          <w:rFonts w:ascii="Tahoma" w:hAnsi="Tahoma" w:cs="Tahoma"/>
+          <w:lang w:val="en-GB"/>
+        </w:rPr>
+        <w:t xml:space="preserve"> "Go to Dashboard"</w:t>
       </w:r>
     </w:p>
     <w:p>
@@ -18998,7 +22008,21 @@
         <w:rPr>
           <w:rFonts w:ascii="Tahoma" w:hAnsi="Tahoma" w:cs="Tahoma"/>
         </w:rPr>
-        <w:t>Permite volver al Dashboard correspondiente según el rol (Candidato o Empresa).</w:t>
+        <w:t xml:space="preserve">Permite volver al </w:t>
+      </w:r>
+      <w:proofErr w:type="spellStart"/>
+      <w:r>
+        <w:rPr>
+          <w:rFonts w:ascii="Tahoma" w:hAnsi="Tahoma" w:cs="Tahoma"/>
+        </w:rPr>
+        <w:t>Dashboard</w:t>
+      </w:r>
+      <w:proofErr w:type="spellEnd"/>
+      <w:r>
+        <w:rPr>
+          <w:rFonts w:ascii="Tahoma" w:hAnsi="Tahoma" w:cs="Tahoma"/>
+        </w:rPr>
+        <w:t xml:space="preserve"> correspondiente según el rol (Candidato o Empresa).</w:t>
       </w:r>
     </w:p>
     <w:p>
@@ -19027,11 +22051,19 @@
           <w:rFonts w:ascii="Tahoma" w:hAnsi="Tahoma" w:cs="Tahoma"/>
         </w:rPr>
       </w:pPr>
-      <w:r>
-        <w:rPr>
-          <w:rFonts w:ascii="Tahoma" w:hAnsi="Tahoma" w:cs="Tahoma"/>
-        </w:rPr>
-        <w:t>Toggle disponible en la interfaz para cambiar el tema visual.</w:t>
+      <w:proofErr w:type="spellStart"/>
+      <w:r>
+        <w:rPr>
+          <w:rFonts w:ascii="Tahoma" w:hAnsi="Tahoma" w:cs="Tahoma"/>
+        </w:rPr>
+        <w:t>Toggle</w:t>
+      </w:r>
+      <w:proofErr w:type="spellEnd"/>
+      <w:r>
+        <w:rPr>
+          <w:rFonts w:ascii="Tahoma" w:hAnsi="Tahoma" w:cs="Tahoma"/>
+        </w:rPr>
+        <w:t xml:space="preserve"> disponible en la interfaz para cambiar el tema visual.</w:t>
       </w:r>
     </w:p>
     <w:p>
@@ -19086,7 +22118,7 @@
           <w:szCs w:val="22"/>
         </w:rPr>
       </w:pPr>
-      <w:bookmarkStart w:id="70" w:name="_Toc180586184"/>
+      <w:bookmarkStart w:id="86" w:name="_Toc215731086"/>
       <w:r>
         <w:rPr>
           <w:rFonts w:ascii="Tahoma" w:hAnsi="Tahoma" w:cs="Tahoma"/>
@@ -19112,7 +22144,7 @@
         </w:rPr>
         <w:t>mpliaciones</w:t>
       </w:r>
-      <w:bookmarkEnd w:id="70"/>
+      <w:bookmarkEnd w:id="86"/>
     </w:p>
     <w:p>
       <w:pPr>
@@ -19121,14 +22153,14 @@
           <w:rFonts w:ascii="Tahoma" w:hAnsi="Tahoma" w:cs="Tahoma"/>
         </w:rPr>
       </w:pPr>
-      <w:bookmarkStart w:id="71" w:name="_Toc180586185"/>
+      <w:bookmarkStart w:id="87" w:name="_Toc215731087"/>
       <w:r>
         <w:rPr>
           <w:rFonts w:ascii="Tahoma" w:hAnsi="Tahoma" w:cs="Tahoma"/>
         </w:rPr>
         <w:t>Conclusiones</w:t>
       </w:r>
-      <w:bookmarkEnd w:id="71"/>
+      <w:bookmarkEnd w:id="87"/>
     </w:p>
     <w:p>
       <w:pPr>
@@ -19181,7 +22213,7 @@
           <w:rFonts w:ascii="Tahoma" w:hAnsi="Tahoma" w:cs="Tahoma"/>
         </w:rPr>
       </w:pPr>
-      <w:bookmarkStart w:id="72" w:name="_Toc180586186"/>
+      <w:bookmarkStart w:id="88" w:name="_Toc215731088"/>
       <w:r>
         <w:rPr>
           <w:rFonts w:ascii="Tahoma" w:hAnsi="Tahoma" w:cs="Tahoma"/>
@@ -19189,7 +22221,7 @@
         <w:lastRenderedPageBreak/>
         <w:t>Ampliaciones</w:t>
       </w:r>
-      <w:bookmarkEnd w:id="72"/>
+      <w:bookmarkEnd w:id="88"/>
     </w:p>
     <w:p>
       <w:pPr>
@@ -19323,8 +22355,18 @@
           <w:b/>
           <w:bCs/>
         </w:rPr>
-        <w:t>Notificaciones Push</w:t>
-      </w:r>
+        <w:t xml:space="preserve">Notificaciones </w:t>
+      </w:r>
+      <w:proofErr w:type="spellStart"/>
+      <w:r>
+        <w:rPr>
+          <w:rFonts w:ascii="Tahoma" w:hAnsi="Tahoma" w:cs="Tahoma"/>
+          <w:b/>
+          <w:bCs/>
+        </w:rPr>
+        <w:t>Push</w:t>
+      </w:r>
+      <w:proofErr w:type="spellEnd"/>
     </w:p>
     <w:p>
       <w:pPr>
@@ -19397,7 +22439,21 @@
         <w:rPr>
           <w:rFonts w:ascii="Tahoma" w:hAnsi="Tahoma" w:cs="Tahoma"/>
         </w:rPr>
-        <w:t>Ventajas: Mayor engagement y experiencia más dinámica.</w:t>
+        <w:t xml:space="preserve">Ventajas: Mayor </w:t>
+      </w:r>
+      <w:proofErr w:type="spellStart"/>
+      <w:r>
+        <w:rPr>
+          <w:rFonts w:ascii="Tahoma" w:hAnsi="Tahoma" w:cs="Tahoma"/>
+        </w:rPr>
+        <w:t>engagement</w:t>
+      </w:r>
+      <w:proofErr w:type="spellEnd"/>
+      <w:r>
+        <w:rPr>
+          <w:rFonts w:ascii="Tahoma" w:hAnsi="Tahoma" w:cs="Tahoma"/>
+        </w:rPr>
+        <w:t xml:space="preserve"> y experiencia más dinámica.</w:t>
       </w:r>
     </w:p>
     <w:p>
@@ -19875,7 +22931,21 @@
         <w:rPr>
           <w:rFonts w:ascii="Tahoma" w:hAnsi="Tahoma" w:cs="Tahoma"/>
         </w:rPr>
-        <w:t>Requiere desarrollo de modelos de machine learning y procesamiento de datos, lo que excede el alcance inicial.</w:t>
+        <w:t xml:space="preserve">Requiere desarrollo de modelos de machine </w:t>
+      </w:r>
+      <w:proofErr w:type="spellStart"/>
+      <w:r>
+        <w:rPr>
+          <w:rFonts w:ascii="Tahoma" w:hAnsi="Tahoma" w:cs="Tahoma"/>
+        </w:rPr>
+        <w:t>learning</w:t>
+      </w:r>
+      <w:proofErr w:type="spellEnd"/>
+      <w:r>
+        <w:rPr>
+          <w:rFonts w:ascii="Tahoma" w:hAnsi="Tahoma" w:cs="Tahoma"/>
+        </w:rPr>
+        <w:t xml:space="preserve"> y procesamiento de datos, lo que excede el alcance inicial.</w:t>
       </w:r>
       <w:r>
         <w:rPr>
@@ -19898,7 +22968,7 @@
           <w:szCs w:val="22"/>
         </w:rPr>
       </w:pPr>
-      <w:bookmarkStart w:id="73" w:name="_Toc180586187"/>
+      <w:bookmarkStart w:id="89" w:name="_Toc215731089"/>
       <w:r>
         <w:rPr>
           <w:rFonts w:ascii="Tahoma" w:hAnsi="Tahoma" w:cs="Tahoma"/>
@@ -19908,7 +22978,7 @@
         <w:lastRenderedPageBreak/>
         <w:t>Apéndices</w:t>
       </w:r>
-      <w:bookmarkEnd w:id="73"/>
+      <w:bookmarkEnd w:id="89"/>
     </w:p>
     <w:p>
       <w:pPr>
@@ -19923,7 +22993,7 @@
         </w:rPr>
         <w:t xml:space="preserve"> </w:t>
       </w:r>
-      <w:bookmarkStart w:id="74" w:name="_Toc180586188"/>
+      <w:bookmarkStart w:id="90" w:name="_Toc215731090"/>
       <w:r>
         <w:rPr>
           <w:rFonts w:ascii="Tahoma" w:hAnsi="Tahoma" w:cs="Tahoma"/>
@@ -19954,7 +23024,7 @@
         </w:rPr>
         <w:t>atos</w:t>
       </w:r>
-      <w:bookmarkEnd w:id="74"/>
+      <w:bookmarkEnd w:id="90"/>
     </w:p>
     <w:p>
       <w:pPr>
@@ -20747,6 +23817,92 @@
     </w:lvl>
   </w:abstractNum>
   <w:abstractNum w:abstractNumId="2" w15:restartNumberingAfterBreak="0">
+    <w:nsid w:val="351E0782"/>
+    <w:multiLevelType w:val="hybridMultilevel"/>
+    <w:tmpl w:val="1BA8548E"/>
+    <w:lvl w:ilvl="0" w:tplc="67A6B7C6">
+      <w:start w:val="1"/>
+      <w:numFmt w:val="decimal"/>
+      <w:lvlText w:val="%1."/>
+      <w:lvlJc w:val="left"/>
+      <w:pPr>
+        <w:ind w:left="940" w:hanging="360"/>
+      </w:pPr>
+    </w:lvl>
+    <w:lvl w:ilvl="1" w:tplc="0C0A0019" w:tentative="1">
+      <w:start w:val="1"/>
+      <w:numFmt w:val="lowerLetter"/>
+      <w:lvlText w:val="%2."/>
+      <w:lvlJc w:val="left"/>
+      <w:pPr>
+        <w:ind w:left="1660" w:hanging="360"/>
+      </w:pPr>
+    </w:lvl>
+    <w:lvl w:ilvl="2" w:tplc="0C0A001B" w:tentative="1">
+      <w:start w:val="1"/>
+      <w:numFmt w:val="lowerRoman"/>
+      <w:lvlText w:val="%3."/>
+      <w:lvlJc w:val="right"/>
+      <w:pPr>
+        <w:ind w:left="2380" w:hanging="180"/>
+      </w:pPr>
+    </w:lvl>
+    <w:lvl w:ilvl="3" w:tplc="0C0A000F" w:tentative="1">
+      <w:start w:val="1"/>
+      <w:numFmt w:val="decimal"/>
+      <w:lvlText w:val="%4."/>
+      <w:lvlJc w:val="left"/>
+      <w:pPr>
+        <w:ind w:left="3100" w:hanging="360"/>
+      </w:pPr>
+    </w:lvl>
+    <w:lvl w:ilvl="4" w:tplc="0C0A0019" w:tentative="1">
+      <w:start w:val="1"/>
+      <w:numFmt w:val="lowerLetter"/>
+      <w:lvlText w:val="%5."/>
+      <w:lvlJc w:val="left"/>
+      <w:pPr>
+        <w:ind w:left="3820" w:hanging="360"/>
+      </w:pPr>
+    </w:lvl>
+    <w:lvl w:ilvl="5" w:tplc="0C0A001B" w:tentative="1">
+      <w:start w:val="1"/>
+      <w:numFmt w:val="lowerRoman"/>
+      <w:lvlText w:val="%6."/>
+      <w:lvlJc w:val="right"/>
+      <w:pPr>
+        <w:ind w:left="4540" w:hanging="180"/>
+      </w:pPr>
+    </w:lvl>
+    <w:lvl w:ilvl="6" w:tplc="0C0A000F" w:tentative="1">
+      <w:start w:val="1"/>
+      <w:numFmt w:val="decimal"/>
+      <w:lvlText w:val="%7."/>
+      <w:lvlJc w:val="left"/>
+      <w:pPr>
+        <w:ind w:left="5260" w:hanging="360"/>
+      </w:pPr>
+    </w:lvl>
+    <w:lvl w:ilvl="7" w:tplc="0C0A0019" w:tentative="1">
+      <w:start w:val="1"/>
+      <w:numFmt w:val="lowerLetter"/>
+      <w:lvlText w:val="%8."/>
+      <w:lvlJc w:val="left"/>
+      <w:pPr>
+        <w:ind w:left="5980" w:hanging="360"/>
+      </w:pPr>
+    </w:lvl>
+    <w:lvl w:ilvl="8" w:tplc="0C0A001B" w:tentative="1">
+      <w:start w:val="1"/>
+      <w:numFmt w:val="lowerRoman"/>
+      <w:lvlText w:val="%9."/>
+      <w:lvlJc w:val="right"/>
+      <w:pPr>
+        <w:ind w:left="6700" w:hanging="180"/>
+      </w:pPr>
+    </w:lvl>
+  </w:abstractNum>
+  <w:abstractNum w:abstractNumId="3" w15:restartNumberingAfterBreak="0">
     <w:nsid w:val="47E618BC"/>
     <w:multiLevelType w:val="hybridMultilevel"/>
     <w:tmpl w:val="E542DC74"/>
@@ -20863,7 +24019,7 @@
       </w:rPr>
     </w:lvl>
   </w:abstractNum>
-  <w:abstractNum w:abstractNumId="3" w15:restartNumberingAfterBreak="0">
+  <w:abstractNum w:abstractNumId="4" w15:restartNumberingAfterBreak="0">
     <w:nsid w:val="56280A8B"/>
     <w:multiLevelType w:val="multilevel"/>
     <w:tmpl w:val="4E72F636"/>
@@ -20961,7 +24117,7 @@
       </w:pPr>
     </w:lvl>
   </w:abstractNum>
-  <w:abstractNum w:abstractNumId="4" w15:restartNumberingAfterBreak="0">
+  <w:abstractNum w:abstractNumId="5" w15:restartNumberingAfterBreak="0">
     <w:nsid w:val="60F44364"/>
     <w:multiLevelType w:val="hybridMultilevel"/>
     <w:tmpl w:val="0B5069A6"/>
@@ -21074,7 +24230,7 @@
       </w:rPr>
     </w:lvl>
   </w:abstractNum>
-  <w:abstractNum w:abstractNumId="5" w15:restartNumberingAfterBreak="0">
+  <w:abstractNum w:abstractNumId="6" w15:restartNumberingAfterBreak="0">
     <w:nsid w:val="65012CD4"/>
     <w:multiLevelType w:val="hybridMultilevel"/>
     <w:tmpl w:val="EB98D2EE"/>
@@ -21187,7 +24343,7 @@
       </w:rPr>
     </w:lvl>
   </w:abstractNum>
-  <w:abstractNum w:abstractNumId="6" w15:restartNumberingAfterBreak="0">
+  <w:abstractNum w:abstractNumId="7" w15:restartNumberingAfterBreak="0">
     <w:nsid w:val="6C4324E4"/>
     <w:multiLevelType w:val="hybridMultilevel"/>
     <w:tmpl w:val="E9921878"/>
@@ -21300,7 +24456,7 @@
       </w:rPr>
     </w:lvl>
   </w:abstractNum>
-  <w:abstractNum w:abstractNumId="7" w15:restartNumberingAfterBreak="0">
+  <w:abstractNum w:abstractNumId="8" w15:restartNumberingAfterBreak="0">
     <w:nsid w:val="72EC1E6C"/>
     <w:multiLevelType w:val="hybridMultilevel"/>
     <w:tmpl w:val="AF98CED6"/>
@@ -21414,28 +24570,31 @@
     </w:lvl>
   </w:abstractNum>
   <w:num w:numId="1" w16cid:durableId="1070619703">
-    <w:abstractNumId w:val="3"/>
+    <w:abstractNumId w:val="4"/>
   </w:num>
   <w:num w:numId="2" w16cid:durableId="576987160">
     <w:abstractNumId w:val="0"/>
   </w:num>
   <w:num w:numId="3" w16cid:durableId="1333951445">
-    <w:abstractNumId w:val="2"/>
+    <w:abstractNumId w:val="3"/>
   </w:num>
   <w:num w:numId="4" w16cid:durableId="1202939664">
     <w:abstractNumId w:val="1"/>
   </w:num>
   <w:num w:numId="5" w16cid:durableId="1095396074">
+    <w:abstractNumId w:val="7"/>
+  </w:num>
+  <w:num w:numId="6" w16cid:durableId="1526409954">
     <w:abstractNumId w:val="6"/>
   </w:num>
-  <w:num w:numId="6" w16cid:durableId="1526409954">
+  <w:num w:numId="7" w16cid:durableId="584532925">
+    <w:abstractNumId w:val="8"/>
+  </w:num>
+  <w:num w:numId="8" w16cid:durableId="117186300">
     <w:abstractNumId w:val="5"/>
   </w:num>
-  <w:num w:numId="7" w16cid:durableId="584532925">
-    <w:abstractNumId w:val="7"/>
-  </w:num>
-  <w:num w:numId="8" w16cid:durableId="117186300">
-    <w:abstractNumId w:val="4"/>
+  <w:num w:numId="9" w16cid:durableId="574979191">
+    <w:abstractNumId w:val="2"/>
   </w:num>
   <w:numIdMacAtCleanup w:val="8"/>
 </w:numbering>
@@ -22212,7 +25371,6 @@
     <w:basedOn w:val="Heading1"/>
     <w:next w:val="Normal"/>
     <w:uiPriority w:val="39"/>
-    <w:semiHidden/>
     <w:unhideWhenUsed/>
     <w:qFormat/>
     <w:rsid w:val="007C3483"/>
@@ -22229,7 +25387,7 @@
     <w:uiPriority w:val="39"/>
     <w:unhideWhenUsed/>
     <w:qFormat/>
-    <w:rsid w:val="00A17939"/>
+    <w:rsid w:val="00AB6F78"/>
     <w:pPr>
       <w:tabs>
         <w:tab w:val="left" w:pos="880"/>
@@ -22274,15 +25432,21 @@
     <w:uiPriority w:val="39"/>
     <w:unhideWhenUsed/>
     <w:qFormat/>
-    <w:rsid w:val="007C3483"/>
+    <w:rsid w:val="0030743B"/>
     <w:pPr>
+      <w:tabs>
+        <w:tab w:val="left" w:pos="1320"/>
+        <w:tab w:val="right" w:leader="dot" w:pos="8494"/>
+      </w:tabs>
       <w:spacing w:after="0"/>
       <w:ind w:left="440"/>
       <w:jc w:val="left"/>
     </w:pPr>
     <w:rPr>
+      <w:rFonts w:ascii="Tahoma" w:hAnsi="Tahoma" w:cs="Tahoma"/>
       <w:i/>
       <w:iCs/>
+      <w:noProof/>
       <w:sz w:val="20"/>
       <w:szCs w:val="20"/>
     </w:rPr>
